--- a/ADG/15장/15장_실습문제.docx
+++ b/ADG/15장/15장_실습문제.docx
@@ -7,16 +7,16 @@
         <w:pStyle w:val="Heading1"/>
       </w:pPr>
       <w:r>
-        <w:t>제9장  Active Data Guard ① 실시간 조회와 DML 리다이렉션 — 실습문제</w:t>
-      </w:r>
-    </w:p>
-    <w:p>
-      <w:r>
-        <w:rPr>
-          <w:rFonts w:ascii="맑은 고딕" w:hAnsi="맑은 고딕" w:eastAsia="맑은 고딕"/>
-          <w:sz w:val="21"/>
-        </w:rPr>
-        <w:t>총 50문항 (하 20 · 중 20 · 상 10). Oracle Database 19c EE 2노드 실습 환경(chicago-srv Primary / boston-srv Physical Standby, OMF 구성)을 기준으로 한다. 보기 중 가장 적절한 하나를 고른다.</w:t>
+        <w:t xml:space="preserve">제15장  V$ 뷰 기반 모니터링과 문제 해결 — 실습문제</w:t>
+      </w:r>
+    </w:p>
+    <w:p>
+      <w:r>
+        <w:rPr>
+          <w:rFonts w:ascii="맑은 고딕" w:hAnsi="맑은 고딕" w:eastAsia="맑은 고딕"/>
+          <w:sz w:val="21"/>
+        </w:rPr>
+        <w:t xml:space="preserve">총 50문항 (하 20 · 중 20 · 상 10). Oracle Database 19c EE 2노드 실습 환경(chicago-srv Primary / boston-srv Physical Standby, Broker 구성 `dg_chicago`)을 기준으로 한다. 보기 중 가장 적절한 하나를 고른다.</w:t>
       </w:r>
     </w:p>
     <w:p>
@@ -24,1087 +24,1087 @@
         <w:pStyle w:val="Heading2"/>
       </w:pPr>
       <w:r>
-        <w:t>[난이도] 하 (기초)</w:t>
-      </w:r>
-    </w:p>
-    <w:p>
-      <w:r>
-        <w:rPr>
-          <w:rFonts w:ascii="맑은 고딕" w:hAnsi="맑은 고딕" w:eastAsia="맑은 고딕"/>
-          <w:sz w:val="21"/>
-        </w:rPr>
-        <w:t>하-01 · 객관식</w:t>
-      </w:r>
-    </w:p>
-    <w:p>
-      <w:r>
-        <w:rPr>
-          <w:rFonts w:ascii="맑은 고딕" w:hAnsi="맑은 고딕" w:eastAsia="맑은 고딕"/>
-          <w:sz w:val="21"/>
-        </w:rPr>
-        <w:t>[하-01] Active Data Guard가 동작 중임을 나타내는 `OPEN_MODE` 값은?</w:t>
-      </w:r>
-    </w:p>
-    <w:p>
-      <w:r>
-        <w:rPr>
-          <w:rFonts w:ascii="맑은 고딕" w:hAnsi="맑은 고딕" w:eastAsia="맑은 고딕"/>
-          <w:sz w:val="21"/>
-        </w:rPr>
-        <w:t>① READ ONLY WITH APPLY</w:t>
-      </w:r>
-    </w:p>
-    <w:p>
-      <w:r>
-        <w:rPr>
-          <w:rFonts w:ascii="맑은 고딕" w:hAnsi="맑은 고딕" w:eastAsia="맑은 고딕"/>
-          <w:sz w:val="21"/>
-        </w:rPr>
-        <w:t>② READ ONLY</w:t>
-      </w:r>
-    </w:p>
-    <w:p>
-      <w:r>
-        <w:rPr>
-          <w:rFonts w:ascii="맑은 고딕" w:hAnsi="맑은 고딕" w:eastAsia="맑은 고딕"/>
-          <w:sz w:val="21"/>
-        </w:rPr>
-        <w:t>③ MOUNTED</w:t>
-      </w:r>
-    </w:p>
-    <w:p>
-      <w:r>
-        <w:rPr>
-          <w:rFonts w:ascii="맑은 고딕" w:hAnsi="맑은 고딕" w:eastAsia="맑은 고딕"/>
-          <w:sz w:val="21"/>
-        </w:rPr>
-        <w:t>④ READ WRITE</w:t>
-      </w:r>
-    </w:p>
-    <w:p>
-      <w:r>
-        <w:rPr>
-          <w:rFonts w:ascii="맑은 고딕" w:hAnsi="맑은 고딕" w:eastAsia="맑은 고딕"/>
-          <w:sz w:val="21"/>
-        </w:rPr>
-        <w:t>하-02 · 객관식</w:t>
-      </w:r>
-    </w:p>
-    <w:p>
-      <w:r>
-        <w:rPr>
-          <w:rFonts w:ascii="맑은 고딕" w:hAnsi="맑은 고딕" w:eastAsia="맑은 고딕"/>
-          <w:sz w:val="21"/>
-        </w:rPr>
-        <w:t>[하-02] 함께 확인해야 할 `RECOVERY_MODE` 값은?</w:t>
-      </w:r>
-    </w:p>
-    <w:p>
-      <w:r>
-        <w:rPr>
-          <w:rFonts w:ascii="맑은 고딕" w:hAnsi="맑은 고딕" w:eastAsia="맑은 고딕"/>
-          <w:sz w:val="21"/>
-        </w:rPr>
-        <w:t>① MANAGED REAL TIME APPLY</w:t>
-      </w:r>
-    </w:p>
-    <w:p>
-      <w:r>
-        <w:rPr>
-          <w:rFonts w:ascii="맑은 고딕" w:hAnsi="맑은 고딕" w:eastAsia="맑은 고딕"/>
-          <w:sz w:val="21"/>
-        </w:rPr>
-        <w:t>② MANAGED</w:t>
-      </w:r>
-    </w:p>
-    <w:p>
-      <w:r>
-        <w:rPr>
-          <w:rFonts w:ascii="맑은 고딕" w:hAnsi="맑은 고딕" w:eastAsia="맑은 고딕"/>
-          <w:sz w:val="21"/>
-        </w:rPr>
-        <w:t>③ IDLE</w:t>
-      </w:r>
-    </w:p>
-    <w:p>
-      <w:r>
-        <w:rPr>
-          <w:rFonts w:ascii="맑은 고딕" w:hAnsi="맑은 고딕" w:eastAsia="맑은 고딕"/>
-          <w:sz w:val="21"/>
-        </w:rPr>
-        <w:t>④ ACTIVE</w:t>
-      </w:r>
-    </w:p>
-    <w:p>
-      <w:r>
-        <w:rPr>
-          <w:rFonts w:ascii="맑은 고딕" w:hAnsi="맑은 고딕" w:eastAsia="맑은 고딕"/>
-          <w:sz w:val="21"/>
-        </w:rPr>
-        <w:t>하-03 · 객관식</w:t>
-      </w:r>
-    </w:p>
-    <w:p>
-      <w:r>
-        <w:rPr>
-          <w:rFonts w:ascii="맑은 고딕" w:hAnsi="맑은 고딕" w:eastAsia="맑은 고딕"/>
-          <w:sz w:val="21"/>
-        </w:rPr>
-        <w:t>[하-03] ADG 기능 사용 통계가 조회되는 뷰는?</w:t>
-      </w:r>
-    </w:p>
-    <w:p>
-      <w:r>
-        <w:rPr>
-          <w:rFonts w:ascii="맑은 고딕" w:hAnsi="맑은 고딕" w:eastAsia="맑은 고딕"/>
-          <w:sz w:val="21"/>
-        </w:rPr>
-        <w:t>① CDB_FEATURE_USAGE_STATISTICS</w:t>
-      </w:r>
-    </w:p>
-    <w:p>
-      <w:r>
-        <w:rPr>
-          <w:rFonts w:ascii="맑은 고딕" w:hAnsi="맑은 고딕" w:eastAsia="맑은 고딕"/>
-          <w:sz w:val="21"/>
-        </w:rPr>
-        <w:t>② DBA_FEATURE_USAGE_STATISTICS</w:t>
-      </w:r>
-    </w:p>
-    <w:p>
-      <w:r>
-        <w:rPr>
-          <w:rFonts w:ascii="맑은 고딕" w:hAnsi="맑은 고딕" w:eastAsia="맑은 고딕"/>
-          <w:sz w:val="21"/>
-        </w:rPr>
-        <w:t>③ V$FEATURE_USAGE</w:t>
-      </w:r>
-    </w:p>
-    <w:p>
-      <w:r>
-        <w:rPr>
-          <w:rFonts w:ascii="맑은 고딕" w:hAnsi="맑은 고딕" w:eastAsia="맑은 고딕"/>
-          <w:sz w:val="21"/>
-        </w:rPr>
-        <w:t>④ V$OPTION</w:t>
-      </w:r>
-    </w:p>
-    <w:p>
-      <w:r>
-        <w:rPr>
-          <w:rFonts w:ascii="맑은 고딕" w:hAnsi="맑은 고딕" w:eastAsia="맑은 고딕"/>
-          <w:sz w:val="21"/>
-        </w:rPr>
-        <w:t>하-04 · 객관식</w:t>
-      </w:r>
-    </w:p>
-    <w:p>
-      <w:r>
-        <w:rPr>
-          <w:rFonts w:ascii="맑은 고딕" w:hAnsi="맑은 고딕" w:eastAsia="맑은 고딕"/>
-          <w:sz w:val="21"/>
-        </w:rPr>
-        <w:t>[하-04] 실습 환경에서 그 항목이 나타난 CON_ID는?</w:t>
-      </w:r>
-    </w:p>
-    <w:p>
-      <w:r>
-        <w:rPr>
-          <w:rFonts w:ascii="맑은 고딕" w:hAnsi="맑은 고딕" w:eastAsia="맑은 고딕"/>
-          <w:sz w:val="21"/>
-        </w:rPr>
-        <w:t>① 3</w:t>
-      </w:r>
-    </w:p>
-    <w:p>
-      <w:r>
-        <w:rPr>
-          <w:rFonts w:ascii="맑은 고딕" w:hAnsi="맑은 고딕" w:eastAsia="맑은 고딕"/>
-          <w:sz w:val="21"/>
-        </w:rPr>
-        <w:t>② 1</w:t>
-      </w:r>
-    </w:p>
-    <w:p>
-      <w:r>
-        <w:rPr>
-          <w:rFonts w:ascii="맑은 고딕" w:hAnsi="맑은 고딕" w:eastAsia="맑은 고딕"/>
-          <w:sz w:val="21"/>
-        </w:rPr>
-        <w:t>③ 2</w:t>
-      </w:r>
-    </w:p>
-    <w:p>
-      <w:r>
-        <w:rPr>
-          <w:rFonts w:ascii="맑은 고딕" w:hAnsi="맑은 고딕" w:eastAsia="맑은 고딕"/>
-          <w:sz w:val="21"/>
-        </w:rPr>
-        <w:t>④ 0</w:t>
-      </w:r>
-    </w:p>
-    <w:p>
-      <w:r>
-        <w:rPr>
-          <w:rFonts w:ascii="맑은 고딕" w:hAnsi="맑은 고딕" w:eastAsia="맑은 고딕"/>
-          <w:sz w:val="21"/>
-        </w:rPr>
-        <w:t>하-05 · 객관식</w:t>
-      </w:r>
-    </w:p>
-    <w:p>
-      <w:r>
-        <w:rPr>
-          <w:rFonts w:ascii="맑은 고딕" w:hAnsi="맑은 고딕" w:eastAsia="맑은 고딕"/>
-          <w:sz w:val="21"/>
-        </w:rPr>
-        <w:t>[하-05] Standby를 MOUNTED로만 두면 ADG 옵션이 필요한가?</w:t>
-      </w:r>
-    </w:p>
-    <w:p>
-      <w:r>
-        <w:rPr>
-          <w:rFonts w:ascii="맑은 고딕" w:hAnsi="맑은 고딕" w:eastAsia="맑은 고딕"/>
-          <w:sz w:val="21"/>
-        </w:rPr>
-        <w:t>① 필요 없다</w:t>
-      </w:r>
-    </w:p>
-    <w:p>
-      <w:r>
-        <w:rPr>
-          <w:rFonts w:ascii="맑은 고딕" w:hAnsi="맑은 고딕" w:eastAsia="맑은 고딕"/>
-          <w:sz w:val="21"/>
-        </w:rPr>
-        <w:t>② 필요하다</w:t>
-      </w:r>
-    </w:p>
-    <w:p>
-      <w:r>
-        <w:rPr>
-          <w:rFonts w:ascii="맑은 고딕" w:hAnsi="맑은 고딕" w:eastAsia="맑은 고딕"/>
-          <w:sz w:val="21"/>
-        </w:rPr>
-        <w:t>③ 버전에 따라 다르다</w:t>
-      </w:r>
-    </w:p>
-    <w:p>
-      <w:r>
-        <w:rPr>
-          <w:rFonts w:ascii="맑은 고딕" w:hAnsi="맑은 고딕" w:eastAsia="맑은 고딕"/>
-          <w:sz w:val="21"/>
-        </w:rPr>
-        <w:t>④ 리두 적용 시에만 필요하다</w:t>
-      </w:r>
-    </w:p>
-    <w:p>
-      <w:r>
-        <w:rPr>
-          <w:rFonts w:ascii="맑은 고딕" w:hAnsi="맑은 고딕" w:eastAsia="맑은 고딕"/>
-          <w:sz w:val="21"/>
-        </w:rPr>
-        <w:t>하-06 · 객관식</w:t>
-      </w:r>
-    </w:p>
-    <w:p>
-      <w:r>
-        <w:rPr>
-          <w:rFonts w:ascii="맑은 고딕" w:hAnsi="맑은 고딕" w:eastAsia="맑은 고딕"/>
-          <w:sz w:val="21"/>
-        </w:rPr>
-        <w:t>[하-06] Standby에서 커밋되지 않은 Primary의 변경은?</w:t>
-      </w:r>
-    </w:p>
-    <w:p>
-      <w:r>
-        <w:rPr>
-          <w:rFonts w:ascii="맑은 고딕" w:hAnsi="맑은 고딕" w:eastAsia="맑은 고딕"/>
-          <w:sz w:val="21"/>
-        </w:rPr>
-        <w:t>① 보이지 않는다</w:t>
-      </w:r>
-    </w:p>
-    <w:p>
-      <w:r>
-        <w:rPr>
-          <w:rFonts w:ascii="맑은 고딕" w:hAnsi="맑은 고딕" w:eastAsia="맑은 고딕"/>
-          <w:sz w:val="21"/>
-        </w:rPr>
-        <w:t>② 보인다</w:t>
-      </w:r>
-    </w:p>
-    <w:p>
-      <w:r>
-        <w:rPr>
-          <w:rFonts w:ascii="맑은 고딕" w:hAnsi="맑은 고딕" w:eastAsia="맑은 고딕"/>
-          <w:sz w:val="21"/>
-        </w:rPr>
-        <w:t>③ 일부만 보인다</w:t>
-      </w:r>
-    </w:p>
-    <w:p>
-      <w:r>
-        <w:rPr>
-          <w:rFonts w:ascii="맑은 고딕" w:hAnsi="맑은 고딕" w:eastAsia="맑은 고딕"/>
-          <w:sz w:val="21"/>
-        </w:rPr>
-        <w:t>④ 오류가 발생한다</w:t>
-      </w:r>
-    </w:p>
-    <w:p>
-      <w:r>
-        <w:rPr>
-          <w:rFonts w:ascii="맑은 고딕" w:hAnsi="맑은 고딕" w:eastAsia="맑은 고딕"/>
-          <w:sz w:val="21"/>
-        </w:rPr>
-        <w:t>하-07 · 객관식</w:t>
-      </w:r>
-    </w:p>
-    <w:p>
-      <w:r>
-        <w:rPr>
-          <w:rFonts w:ascii="맑은 고딕" w:hAnsi="맑은 고딕" w:eastAsia="맑은 고딕"/>
-          <w:sz w:val="21"/>
-        </w:rPr>
-        <w:t>[하-07] SQL*Plus가 정상 종료(EXIT)할 때 하는 동작은?</w:t>
-      </w:r>
-    </w:p>
-    <w:p>
-      <w:r>
-        <w:rPr>
-          <w:rFonts w:ascii="맑은 고딕" w:hAnsi="맑은 고딕" w:eastAsia="맑은 고딕"/>
-          <w:sz w:val="21"/>
-        </w:rPr>
-        <w:t>① 암묵적으로 커밋한다</w:t>
-      </w:r>
-    </w:p>
-    <w:p>
-      <w:r>
-        <w:rPr>
-          <w:rFonts w:ascii="맑은 고딕" w:hAnsi="맑은 고딕" w:eastAsia="맑은 고딕"/>
-          <w:sz w:val="21"/>
-        </w:rPr>
-        <w:t>② 롤백한다</w:t>
-      </w:r>
-    </w:p>
-    <w:p>
-      <w:r>
-        <w:rPr>
-          <w:rFonts w:ascii="맑은 고딕" w:hAnsi="맑은 고딕" w:eastAsia="맑은 고딕"/>
-          <w:sz w:val="21"/>
-        </w:rPr>
-        <w:t>③ 아무것도 하지 않는다</w:t>
-      </w:r>
-    </w:p>
-    <w:p>
-      <w:r>
-        <w:rPr>
-          <w:rFonts w:ascii="맑은 고딕" w:hAnsi="맑은 고딕" w:eastAsia="맑은 고딕"/>
-          <w:sz w:val="21"/>
-        </w:rPr>
-        <w:t>④ 세션을 유지한다</w:t>
-      </w:r>
-    </w:p>
-    <w:p>
-      <w:r>
-        <w:rPr>
-          <w:rFonts w:ascii="맑은 고딕" w:hAnsi="맑은 고딕" w:eastAsia="맑은 고딕"/>
-          <w:sz w:val="21"/>
-        </w:rPr>
-        <w:t>하-08 · 객관식</w:t>
-      </w:r>
-    </w:p>
-    <w:p>
-      <w:r>
-        <w:rPr>
-          <w:rFonts w:ascii="맑은 고딕" w:hAnsi="맑은 고딕" w:eastAsia="맑은 고딕"/>
-          <w:sz w:val="21"/>
-        </w:rPr>
-        <w:t>[하-08] Standby에서 `INSERT`를 시도하면?</w:t>
-      </w:r>
-    </w:p>
-    <w:p>
-      <w:r>
-        <w:rPr>
-          <w:rFonts w:ascii="맑은 고딕" w:hAnsi="맑은 고딕" w:eastAsia="맑은 고딕"/>
-          <w:sz w:val="21"/>
-        </w:rPr>
-        <w:t>① ORA-16000</w:t>
-      </w:r>
-    </w:p>
-    <w:p>
-      <w:r>
-        <w:rPr>
-          <w:rFonts w:ascii="맑은 고딕" w:hAnsi="맑은 고딕" w:eastAsia="맑은 고딕"/>
-          <w:sz w:val="21"/>
-        </w:rPr>
-        <w:t>② ORA-16397</w:t>
-      </w:r>
-    </w:p>
-    <w:p>
-      <w:r>
-        <w:rPr>
-          <w:rFonts w:ascii="맑은 고딕" w:hAnsi="맑은 고딕" w:eastAsia="맑은 고딕"/>
-          <w:sz w:val="21"/>
-        </w:rPr>
-        <w:t>③ ORA-03172</w:t>
-      </w:r>
-    </w:p>
-    <w:p>
-      <w:r>
-        <w:rPr>
-          <w:rFonts w:ascii="맑은 고딕" w:hAnsi="맑은 고딕" w:eastAsia="맑은 고딕"/>
-          <w:sz w:val="21"/>
-        </w:rPr>
-        <w:t>④ 정상 수행된다</w:t>
-      </w:r>
-    </w:p>
-    <w:p>
-      <w:r>
-        <w:rPr>
-          <w:rFonts w:ascii="맑은 고딕" w:hAnsi="맑은 고딕" w:eastAsia="맑은 고딕"/>
-          <w:sz w:val="21"/>
-        </w:rPr>
-        <w:t>하-09 · 객관식</w:t>
-      </w:r>
-    </w:p>
-    <w:p>
-      <w:r>
-        <w:rPr>
-          <w:rFonts w:ascii="맑은 고딕" w:hAnsi="맑은 고딕" w:eastAsia="맑은 고딕"/>
-          <w:sz w:val="21"/>
-        </w:rPr>
-        <w:t>[하-09] Standby에서 정렬을 포함한 조회는?</w:t>
-      </w:r>
-    </w:p>
-    <w:p>
-      <w:r>
-        <w:rPr>
-          <w:rFonts w:ascii="맑은 고딕" w:hAnsi="맑은 고딕" w:eastAsia="맑은 고딕"/>
-          <w:sz w:val="21"/>
-        </w:rPr>
-        <w:t>① 된다. 임시 테이블스페이스를 쓴다</w:t>
-      </w:r>
-    </w:p>
-    <w:p>
-      <w:r>
-        <w:rPr>
-          <w:rFonts w:ascii="맑은 고딕" w:hAnsi="맑은 고딕" w:eastAsia="맑은 고딕"/>
-          <w:sz w:val="21"/>
-        </w:rPr>
-        <w:t>② 안 된다</w:t>
-      </w:r>
-    </w:p>
-    <w:p>
-      <w:r>
-        <w:rPr>
-          <w:rFonts w:ascii="맑은 고딕" w:hAnsi="맑은 고딕" w:eastAsia="맑은 고딕"/>
-          <w:sz w:val="21"/>
-        </w:rPr>
-        <w:t>③ 소량만 된다</w:t>
-      </w:r>
-    </w:p>
-    <w:p>
-      <w:r>
-        <w:rPr>
-          <w:rFonts w:ascii="맑은 고딕" w:hAnsi="맑은 고딕" w:eastAsia="맑은 고딕"/>
-          <w:sz w:val="21"/>
-        </w:rPr>
-        <w:t>④ Primary로 전달된다</w:t>
-      </w:r>
-    </w:p>
-    <w:p>
-      <w:r>
-        <w:rPr>
-          <w:rFonts w:ascii="맑은 고딕" w:hAnsi="맑은 고딕" w:eastAsia="맑은 고딕"/>
-          <w:sz w:val="21"/>
-        </w:rPr>
-        <w:t>하-10 · 객관식</w:t>
-      </w:r>
-    </w:p>
-    <w:p>
-      <w:r>
-        <w:rPr>
-          <w:rFonts w:ascii="맑은 고딕" w:hAnsi="맑은 고딕" w:eastAsia="맑은 고딕"/>
-          <w:sz w:val="21"/>
-        </w:rPr>
-        <w:t>[하-10] Standby에서 전역 임시 테이블(GTT)에 `INSERT`하면?</w:t>
-      </w:r>
-    </w:p>
-    <w:p>
-      <w:r>
-        <w:rPr>
-          <w:rFonts w:ascii="맑은 고딕" w:hAnsi="맑은 고딕" w:eastAsia="맑은 고딕"/>
-          <w:sz w:val="21"/>
-        </w:rPr>
-        <w:t>① 된다</w:t>
-      </w:r>
-    </w:p>
-    <w:p>
-      <w:r>
-        <w:rPr>
-          <w:rFonts w:ascii="맑은 고딕" w:hAnsi="맑은 고딕" w:eastAsia="맑은 고딕"/>
-          <w:sz w:val="21"/>
-        </w:rPr>
-        <w:t>② ORA-16000</w:t>
-      </w:r>
-    </w:p>
-    <w:p>
-      <w:r>
-        <w:rPr>
-          <w:rFonts w:ascii="맑은 고딕" w:hAnsi="맑은 고딕" w:eastAsia="맑은 고딕"/>
-          <w:sz w:val="21"/>
-        </w:rPr>
-        <w:t>③ ORA-16397</w:t>
-      </w:r>
-    </w:p>
-    <w:p>
-      <w:r>
-        <w:rPr>
-          <w:rFonts w:ascii="맑은 고딕" w:hAnsi="맑은 고딕" w:eastAsia="맑은 고딕"/>
-          <w:sz w:val="21"/>
-        </w:rPr>
-        <w:t>④ 세션이 끊긴다</w:t>
-      </w:r>
-    </w:p>
-    <w:p>
-      <w:r>
-        <w:rPr>
-          <w:rFonts w:ascii="맑은 고딕" w:hAnsi="맑은 고딕" w:eastAsia="맑은 고딕"/>
-          <w:sz w:val="21"/>
-        </w:rPr>
-        <w:t>하-11 · 객관식</w:t>
-      </w:r>
-    </w:p>
-    <w:p>
-      <w:r>
-        <w:rPr>
-          <w:rFonts w:ascii="맑은 고딕" w:hAnsi="맑은 고딕" w:eastAsia="맑은 고딕"/>
-          <w:sz w:val="21"/>
-        </w:rPr>
-        <w:t>[하-11] 실습에서 Primary가 1을 받은 시퀀스를 Standby에서 조회하니 나온 값은?</w:t>
-      </w:r>
-    </w:p>
-    <w:p>
-      <w:r>
-        <w:rPr>
-          <w:rFonts w:ascii="맑은 고딕" w:hAnsi="맑은 고딕" w:eastAsia="맑은 고딕"/>
-          <w:sz w:val="21"/>
-        </w:rPr>
-        <w:t>① 21</w:t>
-      </w:r>
-    </w:p>
-    <w:p>
-      <w:r>
-        <w:rPr>
-          <w:rFonts w:ascii="맑은 고딕" w:hAnsi="맑은 고딕" w:eastAsia="맑은 고딕"/>
-          <w:sz w:val="21"/>
-        </w:rPr>
-        <w:t>② 2</w:t>
-      </w:r>
-    </w:p>
-    <w:p>
-      <w:r>
-        <w:rPr>
-          <w:rFonts w:ascii="맑은 고딕" w:hAnsi="맑은 고딕" w:eastAsia="맑은 고딕"/>
-          <w:sz w:val="21"/>
-        </w:rPr>
-        <w:t>③ 1</w:t>
-      </w:r>
-    </w:p>
-    <w:p>
-      <w:r>
-        <w:rPr>
-          <w:rFonts w:ascii="맑은 고딕" w:hAnsi="맑은 고딕" w:eastAsia="맑은 고딕"/>
-          <w:sz w:val="21"/>
-        </w:rPr>
-        <w:t>④ 오류</w:t>
-      </w:r>
-    </w:p>
-    <w:p>
-      <w:r>
-        <w:rPr>
-          <w:rFonts w:ascii="맑은 고딕" w:hAnsi="맑은 고딕" w:eastAsia="맑은 고딕"/>
-          <w:sz w:val="21"/>
-        </w:rPr>
-        <w:t>하-12 · 객관식</w:t>
-      </w:r>
-    </w:p>
-    <w:p>
-      <w:r>
-        <w:rPr>
-          <w:rFonts w:ascii="맑은 고딕" w:hAnsi="맑은 고딕" w:eastAsia="맑은 고딕"/>
-          <w:sz w:val="21"/>
-        </w:rPr>
-        <w:t>[하-12] DML 리다이렉션을 세션 수준으로 켜는 명령은?</w:t>
-      </w:r>
-    </w:p>
-    <w:p>
-      <w:r>
-        <w:rPr>
-          <w:rFonts w:ascii="맑은 고딕" w:hAnsi="맑은 고딕" w:eastAsia="맑은 고딕"/>
-          <w:sz w:val="21"/>
-        </w:rPr>
-        <w:t>① ALTER SESSION ENABLE ADG_REDIRECT_DML</w:t>
-      </w:r>
-    </w:p>
-    <w:p>
-      <w:r>
-        <w:rPr>
-          <w:rFonts w:ascii="맑은 고딕" w:hAnsi="맑은 고딕" w:eastAsia="맑은 고딕"/>
-          <w:sz w:val="21"/>
-        </w:rPr>
-        <w:t>② ALTER SYSTEM SET ADG_REDIRECT_DML=TRUE</w:t>
-      </w:r>
-    </w:p>
-    <w:p>
-      <w:r>
-        <w:rPr>
-          <w:rFonts w:ascii="맑은 고딕" w:hAnsi="맑은 고딕" w:eastAsia="맑은 고딕"/>
-          <w:sz w:val="21"/>
-        </w:rPr>
-        <w:t>③ ALTER SESSION SET REDIRECT=ON</w:t>
-      </w:r>
-    </w:p>
-    <w:p>
-      <w:r>
-        <w:rPr>
-          <w:rFonts w:ascii="맑은 고딕" w:hAnsi="맑은 고딕" w:eastAsia="맑은 고딕"/>
-          <w:sz w:val="21"/>
-        </w:rPr>
-        <w:t>④ ALTER DATABASE ENABLE REDIRECT</w:t>
-      </w:r>
-    </w:p>
-    <w:p>
-      <w:r>
-        <w:rPr>
-          <w:rFonts w:ascii="맑은 고딕" w:hAnsi="맑은 고딕" w:eastAsia="맑은 고딕"/>
-          <w:sz w:val="21"/>
-        </w:rPr>
-        <w:t>하-13 · 객관식</w:t>
-      </w:r>
-    </w:p>
-    <w:p>
-      <w:r>
-        <w:rPr>
-          <w:rFonts w:ascii="맑은 고딕" w:hAnsi="맑은 고딕" w:eastAsia="맑은 고딕"/>
-          <w:sz w:val="21"/>
-        </w:rPr>
-        <w:t>[하-13] `ADG_REDIRECT_DML`의 기본값은?</w:t>
-      </w:r>
-    </w:p>
-    <w:p>
-      <w:r>
-        <w:rPr>
-          <w:rFonts w:ascii="맑은 고딕" w:hAnsi="맑은 고딕" w:eastAsia="맑은 고딕"/>
-          <w:sz w:val="21"/>
-        </w:rPr>
-        <w:t>① FALSE</w:t>
-      </w:r>
-    </w:p>
-    <w:p>
-      <w:r>
-        <w:rPr>
-          <w:rFonts w:ascii="맑은 고딕" w:hAnsi="맑은 고딕" w:eastAsia="맑은 고딕"/>
-          <w:sz w:val="21"/>
-        </w:rPr>
-        <w:t>② TRUE</w:t>
-      </w:r>
-    </w:p>
-    <w:p>
-      <w:r>
-        <w:rPr>
-          <w:rFonts w:ascii="맑은 고딕" w:hAnsi="맑은 고딕" w:eastAsia="맑은 고딕"/>
-          <w:sz w:val="21"/>
-        </w:rPr>
-        <w:t>③ AUTO</w:t>
-      </w:r>
-    </w:p>
-    <w:p>
-      <w:r>
-        <w:rPr>
-          <w:rFonts w:ascii="맑은 고딕" w:hAnsi="맑은 고딕" w:eastAsia="맑은 고딕"/>
-          <w:sz w:val="21"/>
-        </w:rPr>
-        <w:t>④ NONE</w:t>
-      </w:r>
-    </w:p>
-    <w:p>
-      <w:r>
-        <w:rPr>
-          <w:rFonts w:ascii="맑은 고딕" w:hAnsi="맑은 고딕" w:eastAsia="맑은 고딕"/>
-          <w:sz w:val="21"/>
-        </w:rPr>
-        <w:t>하-14 · 객관식</w:t>
-      </w:r>
-    </w:p>
-    <w:p>
-      <w:r>
-        <w:rPr>
-          <w:rFonts w:ascii="맑은 고딕" w:hAnsi="맑은 고딕" w:eastAsia="맑은 고딕"/>
-          <w:sz w:val="21"/>
-        </w:rPr>
-        <w:t>[하-14] 리다이렉션을 켜고 `SYS`로 DML을 실행하면?</w:t>
-      </w:r>
-    </w:p>
-    <w:p>
-      <w:r>
-        <w:rPr>
-          <w:rFonts w:ascii="맑은 고딕" w:hAnsi="맑은 고딕" w:eastAsia="맑은 고딕"/>
-          <w:sz w:val="21"/>
-        </w:rPr>
-        <w:t>① ORA-16397</w:t>
-      </w:r>
-    </w:p>
-    <w:p>
-      <w:r>
-        <w:rPr>
-          <w:rFonts w:ascii="맑은 고딕" w:hAnsi="맑은 고딕" w:eastAsia="맑은 고딕"/>
-          <w:sz w:val="21"/>
-        </w:rPr>
-        <w:t>② ORA-16000</w:t>
-      </w:r>
-    </w:p>
-    <w:p>
-      <w:r>
-        <w:rPr>
-          <w:rFonts w:ascii="맑은 고딕" w:hAnsi="맑은 고딕" w:eastAsia="맑은 고딕"/>
-          <w:sz w:val="21"/>
-        </w:rPr>
-        <w:t>③ 정상 수행된다</w:t>
-      </w:r>
-    </w:p>
-    <w:p>
-      <w:r>
-        <w:rPr>
-          <w:rFonts w:ascii="맑은 고딕" w:hAnsi="맑은 고딕" w:eastAsia="맑은 고딕"/>
-          <w:sz w:val="21"/>
-        </w:rPr>
-        <w:t>④ ORA-03172</w:t>
-      </w:r>
-    </w:p>
-    <w:p>
-      <w:r>
-        <w:rPr>
-          <w:rFonts w:ascii="맑은 고딕" w:hAnsi="맑은 고딕" w:eastAsia="맑은 고딕"/>
-          <w:sz w:val="21"/>
-        </w:rPr>
-        <w:t>하-15 · 객관식</w:t>
-      </w:r>
-    </w:p>
-    <w:p>
-      <w:r>
-        <w:rPr>
-          <w:rFonts w:ascii="맑은 고딕" w:hAnsi="맑은 고딕" w:eastAsia="맑은 고딕"/>
-          <w:sz w:val="21"/>
-        </w:rPr>
-        <w:t>[하-15] 리다이렉션을 켜고 DDL을 실행하면?</w:t>
-      </w:r>
-    </w:p>
-    <w:p>
-      <w:r>
-        <w:rPr>
-          <w:rFonts w:ascii="맑은 고딕" w:hAnsi="맑은 고딕" w:eastAsia="맑은 고딕"/>
-          <w:sz w:val="21"/>
-        </w:rPr>
-        <w:t>① ORA-16000</w:t>
-      </w:r>
-    </w:p>
-    <w:p>
-      <w:r>
-        <w:rPr>
-          <w:rFonts w:ascii="맑은 고딕" w:hAnsi="맑은 고딕" w:eastAsia="맑은 고딕"/>
-          <w:sz w:val="21"/>
-        </w:rPr>
-        <w:t>② ORA-16397</w:t>
-      </w:r>
-    </w:p>
-    <w:p>
-      <w:r>
-        <w:rPr>
-          <w:rFonts w:ascii="맑은 고딕" w:hAnsi="맑은 고딕" w:eastAsia="맑은 고딕"/>
-          <w:sz w:val="21"/>
-        </w:rPr>
-        <w:t>③ 정상 수행된다</w:t>
-      </w:r>
-    </w:p>
-    <w:p>
-      <w:r>
-        <w:rPr>
-          <w:rFonts w:ascii="맑은 고딕" w:hAnsi="맑은 고딕" w:eastAsia="맑은 고딕"/>
-          <w:sz w:val="21"/>
-        </w:rPr>
-        <w:t>④ ORA-01031</w:t>
-      </w:r>
-    </w:p>
-    <w:p>
-      <w:r>
-        <w:rPr>
-          <w:rFonts w:ascii="맑은 고딕" w:hAnsi="맑은 고딕" w:eastAsia="맑은 고딕"/>
-          <w:sz w:val="21"/>
-        </w:rPr>
-        <w:t>하-16 · 객관식</w:t>
-      </w:r>
-    </w:p>
-    <w:p>
-      <w:r>
-        <w:rPr>
-          <w:rFonts w:ascii="맑은 고딕" w:hAnsi="맑은 고딕" w:eastAsia="맑은 고딕"/>
-          <w:sz w:val="21"/>
-        </w:rPr>
-        <w:t>[하-16] 세션이 허용할 지연을 초 단위로 정하는 파라미터는?</w:t>
-      </w:r>
-    </w:p>
-    <w:p>
-      <w:r>
-        <w:rPr>
-          <w:rFonts w:ascii="맑은 고딕" w:hAnsi="맑은 고딕" w:eastAsia="맑은 고딕"/>
-          <w:sz w:val="21"/>
-        </w:rPr>
-        <w:t>① STANDBY_MAX_DATA_DELAY</w:t>
-      </w:r>
-    </w:p>
-    <w:p>
-      <w:r>
-        <w:rPr>
-          <w:rFonts w:ascii="맑은 고딕" w:hAnsi="맑은 고딕" w:eastAsia="맑은 고딕"/>
-          <w:sz w:val="21"/>
-        </w:rPr>
-        <w:t>② ADG_REDIRECT_DML</w:t>
-      </w:r>
-    </w:p>
-    <w:p>
-      <w:r>
-        <w:rPr>
-          <w:rFonts w:ascii="맑은 고딕" w:hAnsi="맑은 고딕" w:eastAsia="맑은 고딕"/>
-          <w:sz w:val="21"/>
-        </w:rPr>
-        <w:t>③ DB_LOST_WRITE_PROTECT</w:t>
-      </w:r>
-    </w:p>
-    <w:p>
-      <w:r>
-        <w:rPr>
-          <w:rFonts w:ascii="맑은 고딕" w:hAnsi="맑은 고딕" w:eastAsia="맑은 고딕"/>
-          <w:sz w:val="21"/>
-        </w:rPr>
-        <w:t>④ MAX_DATA_DELAY</w:t>
-      </w:r>
-    </w:p>
-    <w:p>
-      <w:r>
-        <w:rPr>
-          <w:rFonts w:ascii="맑은 고딕" w:hAnsi="맑은 고딕" w:eastAsia="맑은 고딕"/>
-          <w:sz w:val="21"/>
-        </w:rPr>
-        <w:t>하-17 · 객관식</w:t>
-      </w:r>
-    </w:p>
-    <w:p>
-      <w:r>
-        <w:rPr>
-          <w:rFonts w:ascii="맑은 고딕" w:hAnsi="맑은 고딕" w:eastAsia="맑은 고딕"/>
-          <w:sz w:val="21"/>
-        </w:rPr>
-        <w:t>[하-17] 그 한도를 초과했을 때의 오류는?</w:t>
-      </w:r>
-    </w:p>
-    <w:p>
-      <w:r>
-        <w:rPr>
-          <w:rFonts w:ascii="맑은 고딕" w:hAnsi="맑은 고딕" w:eastAsia="맑은 고딕"/>
-          <w:sz w:val="21"/>
-        </w:rPr>
-        <w:t>① ORA-03172</w:t>
-      </w:r>
-    </w:p>
-    <w:p>
-      <w:r>
-        <w:rPr>
-          <w:rFonts w:ascii="맑은 고딕" w:hAnsi="맑은 고딕" w:eastAsia="맑은 고딕"/>
-          <w:sz w:val="21"/>
-        </w:rPr>
-        <w:t>② ORA-03173</w:t>
-      </w:r>
-    </w:p>
-    <w:p>
-      <w:r>
-        <w:rPr>
-          <w:rFonts w:ascii="맑은 고딕" w:hAnsi="맑은 고딕" w:eastAsia="맑은 고딕"/>
-          <w:sz w:val="21"/>
-        </w:rPr>
-        <w:t>③ ORA-03174</w:t>
-      </w:r>
-    </w:p>
-    <w:p>
-      <w:r>
-        <w:rPr>
-          <w:rFonts w:ascii="맑은 고딕" w:hAnsi="맑은 고딕" w:eastAsia="맑은 고딕"/>
-          <w:sz w:val="21"/>
-        </w:rPr>
-        <w:t>④ ORA-16000</w:t>
-      </w:r>
-    </w:p>
-    <w:p>
-      <w:r>
-        <w:rPr>
-          <w:rFonts w:ascii="맑은 고딕" w:hAnsi="맑은 고딕" w:eastAsia="맑은 고딕"/>
-          <w:sz w:val="21"/>
-        </w:rPr>
-        <w:t>하-18 · 객관식</w:t>
-      </w:r>
-    </w:p>
-    <w:p>
-      <w:r>
-        <w:rPr>
-          <w:rFonts w:ascii="맑은 고딕" w:hAnsi="맑은 고딕" w:eastAsia="맑은 고딕"/>
-          <w:sz w:val="21"/>
-        </w:rPr>
-        <w:t>[하-18] `ALTER SESSION SYNC WITH PRIMARY`가 실습 환경에서 실패하는 오류는?</w:t>
-      </w:r>
-    </w:p>
-    <w:p>
-      <w:r>
-        <w:rPr>
-          <w:rFonts w:ascii="맑은 고딕" w:hAnsi="맑은 고딕" w:eastAsia="맑은 고딕"/>
-          <w:sz w:val="21"/>
-        </w:rPr>
-        <w:t>① ORA-03173</w:t>
-      </w:r>
-    </w:p>
-    <w:p>
-      <w:r>
-        <w:rPr>
-          <w:rFonts w:ascii="맑은 고딕" w:hAnsi="맑은 고딕" w:eastAsia="맑은 고딕"/>
-          <w:sz w:val="21"/>
-        </w:rPr>
-        <w:t>② ORA-03172</w:t>
-      </w:r>
-    </w:p>
-    <w:p>
-      <w:r>
-        <w:rPr>
-          <w:rFonts w:ascii="맑은 고딕" w:hAnsi="맑은 고딕" w:eastAsia="맑은 고딕"/>
-          <w:sz w:val="21"/>
-        </w:rPr>
-        <w:t>③ ORA-03174</w:t>
-      </w:r>
-    </w:p>
-    <w:p>
-      <w:r>
-        <w:rPr>
-          <w:rFonts w:ascii="맑은 고딕" w:hAnsi="맑은 고딕" w:eastAsia="맑은 고딕"/>
-          <w:sz w:val="21"/>
-        </w:rPr>
-        <w:t>④ ORA-16397</w:t>
-      </w:r>
-    </w:p>
-    <w:p>
-      <w:r>
-        <w:rPr>
-          <w:rFonts w:ascii="맑은 고딕" w:hAnsi="맑은 고딕" w:eastAsia="맑은 고딕"/>
-          <w:sz w:val="21"/>
-        </w:rPr>
-        <w:t>하-19 · 객관식</w:t>
-      </w:r>
-    </w:p>
-    <w:p>
-      <w:r>
-        <w:rPr>
-          <w:rFonts w:ascii="맑은 고딕" w:hAnsi="맑은 고딕" w:eastAsia="맑은 고딕"/>
-          <w:sz w:val="21"/>
-        </w:rPr>
-        <w:t>[하-19] 지연의 분포를 누적해 보여 주는 뷰는?</w:t>
-      </w:r>
-    </w:p>
-    <w:p>
-      <w:r>
-        <w:rPr>
-          <w:rFonts w:ascii="맑은 고딕" w:hAnsi="맑은 고딕" w:eastAsia="맑은 고딕"/>
-          <w:sz w:val="21"/>
-        </w:rPr>
-        <w:t>① V$STANDBY_EVENT_HISTOGRAM</w:t>
-      </w:r>
-    </w:p>
-    <w:p>
-      <w:r>
-        <w:rPr>
-          <w:rFonts w:ascii="맑은 고딕" w:hAnsi="맑은 고딕" w:eastAsia="맑은 고딕"/>
-          <w:sz w:val="21"/>
-        </w:rPr>
-        <w:t>② V$DATAGUARD_STATS</w:t>
-      </w:r>
-    </w:p>
-    <w:p>
-      <w:r>
-        <w:rPr>
-          <w:rFonts w:ascii="맑은 고딕" w:hAnsi="맑은 고딕" w:eastAsia="맑은 고딕"/>
-          <w:sz w:val="21"/>
-        </w:rPr>
-        <w:t>③ V$MANAGED_STANDBY</w:t>
-      </w:r>
-    </w:p>
-    <w:p>
-      <w:r>
-        <w:rPr>
-          <w:rFonts w:ascii="맑은 고딕" w:hAnsi="맑은 고딕" w:eastAsia="맑은 고딕"/>
-          <w:sz w:val="21"/>
-        </w:rPr>
-        <w:t>④ V$ARCHIVE_GAP</w:t>
-      </w:r>
-    </w:p>
-    <w:p>
-      <w:r>
-        <w:rPr>
-          <w:rFonts w:ascii="맑은 고딕" w:hAnsi="맑은 고딕" w:eastAsia="맑은 고딕"/>
-          <w:sz w:val="21"/>
-        </w:rPr>
-        <w:t>하-20 · 객관식</w:t>
-      </w:r>
-    </w:p>
-    <w:p>
-      <w:r>
-        <w:rPr>
-          <w:rFonts w:ascii="맑은 고딕" w:hAnsi="맑은 고딕" w:eastAsia="맑은 고딕"/>
-          <w:sz w:val="21"/>
-        </w:rPr>
-        <w:t>[하-20] Standby에서 AWR 스냅샷을 만들려 하면?</w:t>
-      </w:r>
-    </w:p>
-    <w:p>
-      <w:r>
-        <w:rPr>
-          <w:rFonts w:ascii="맑은 고딕" w:hAnsi="맑은 고딕" w:eastAsia="맑은 고딕"/>
-          <w:sz w:val="21"/>
-        </w:rPr>
-        <w:t>① ORA-13516</w:t>
-      </w:r>
-    </w:p>
-    <w:p>
-      <w:r>
-        <w:rPr>
-          <w:rFonts w:ascii="맑은 고딕" w:hAnsi="맑은 고딕" w:eastAsia="맑은 고딕"/>
-          <w:sz w:val="21"/>
-        </w:rPr>
-        <w:t>② ORA-16000</w:t>
-      </w:r>
-    </w:p>
-    <w:p>
-      <w:r>
-        <w:rPr>
-          <w:rFonts w:ascii="맑은 고딕" w:hAnsi="맑은 고딕" w:eastAsia="맑은 고딕"/>
-          <w:sz w:val="21"/>
-        </w:rPr>
-        <w:t>③ ORA-00604</w:t>
-      </w:r>
-    </w:p>
-    <w:p>
-      <w:r>
-        <w:rPr>
-          <w:rFonts w:ascii="맑은 고딕" w:hAnsi="맑은 고딕" w:eastAsia="맑은 고딕"/>
-          <w:sz w:val="21"/>
-        </w:rPr>
-        <w:t>④ 정상 생성된다</w:t>
+        <w:t xml:space="preserve">[난이도] 하 (기초)</w:t>
+      </w:r>
+    </w:p>
+    <w:p>
+      <w:r>
+        <w:rPr>
+          <w:rFonts w:ascii="맑은 고딕" w:hAnsi="맑은 고딕" w:eastAsia="맑은 고딕"/>
+          <w:sz w:val="21"/>
+        </w:rPr>
+        <w:t xml:space="preserve">하-01 · 객관식</w:t>
+      </w:r>
+    </w:p>
+    <w:p>
+      <w:r>
+        <w:rPr>
+          <w:rFonts w:ascii="맑은 고딕" w:hAnsi="맑은 고딕" w:eastAsia="맑은 고딕"/>
+          <w:sz w:val="21"/>
+        </w:rPr>
+        <w:t xml:space="preserve">[하-01] Standby에서 지금 리두를 받고 있는 SRL을 확인하는 뷰는?</w:t>
+      </w:r>
+    </w:p>
+    <w:p>
+      <w:r>
+        <w:rPr>
+          <w:rFonts w:ascii="맑은 고딕" w:hAnsi="맑은 고딕" w:eastAsia="맑은 고딕"/>
+          <w:sz w:val="21"/>
+        </w:rPr>
+        <w:t xml:space="preserve">① V$STANDBY_LOG</w:t>
+      </w:r>
+    </w:p>
+    <w:p>
+      <w:r>
+        <w:rPr>
+          <w:rFonts w:ascii="맑은 고딕" w:hAnsi="맑은 고딕" w:eastAsia="맑은 고딕"/>
+          <w:sz w:val="21"/>
+        </w:rPr>
+        <w:t xml:space="preserve">② V$LOG</w:t>
+      </w:r>
+    </w:p>
+    <w:p>
+      <w:r>
+        <w:rPr>
+          <w:rFonts w:ascii="맑은 고딕" w:hAnsi="맑은 고딕" w:eastAsia="맑은 고딕"/>
+          <w:sz w:val="21"/>
+        </w:rPr>
+        <w:t xml:space="preserve">③ V$LOGHIST</w:t>
+      </w:r>
+    </w:p>
+    <w:p>
+      <w:r>
+        <w:rPr>
+          <w:rFonts w:ascii="맑은 고딕" w:hAnsi="맑은 고딕" w:eastAsia="맑은 고딕"/>
+          <w:sz w:val="21"/>
+        </w:rPr>
+        <w:t xml:space="preserve">④ V$LOG_HISTORY</w:t>
+      </w:r>
+    </w:p>
+    <w:p>
+      <w:r>
+        <w:rPr>
+          <w:rFonts w:ascii="맑은 고딕" w:hAnsi="맑은 고딕" w:eastAsia="맑은 고딕"/>
+          <w:sz w:val="21"/>
+        </w:rPr>
+        <w:t xml:space="preserve">하-02 · 객관식</w:t>
+      </w:r>
+    </w:p>
+    <w:p>
+      <w:r>
+        <w:rPr>
+          <w:rFonts w:ascii="맑은 고딕" w:hAnsi="맑은 고딕" w:eastAsia="맑은 고딕"/>
+          <w:sz w:val="21"/>
+        </w:rPr>
+        <w:t xml:space="preserve">[하-02] 실측에서 Standby `V$LOG`의 세 그룹 `SEQUENCE#`가 모두 0이었다. 그 이유는?</w:t>
+      </w:r>
+    </w:p>
+    <w:p>
+      <w:r>
+        <w:rPr>
+          <w:rFonts w:ascii="맑은 고딕" w:hAnsi="맑은 고딕" w:eastAsia="맑은 고딕"/>
+          <w:sz w:val="21"/>
+        </w:rPr>
+        <w:t xml:space="preserve">① Standby는 자기 온라인 리두에 쓰지 않고 역할이 바뀐 뒤 쓰기 위해 두기 때문이다</w:t>
+      </w:r>
+    </w:p>
+    <w:p>
+      <w:r>
+        <w:rPr>
+          <w:rFonts w:ascii="맑은 고딕" w:hAnsi="맑은 고딕" w:eastAsia="맑은 고딕"/>
+          <w:sz w:val="21"/>
+        </w:rPr>
+        <w:t xml:space="preserve">② 온라인 리두가 손상되었기 때문이다</w:t>
+      </w:r>
+    </w:p>
+    <w:p>
+      <w:r>
+        <w:rPr>
+          <w:rFonts w:ascii="맑은 고딕" w:hAnsi="맑은 고딕" w:eastAsia="맑은 고딕"/>
+          <w:sz w:val="21"/>
+        </w:rPr>
+        <w:t xml:space="preserve">③ 아카이브가 멈췄기 때문이다</w:t>
+      </w:r>
+    </w:p>
+    <w:p>
+      <w:r>
+        <w:rPr>
+          <w:rFonts w:ascii="맑은 고딕" w:hAnsi="맑은 고딕" w:eastAsia="맑은 고딕"/>
+          <w:sz w:val="21"/>
+        </w:rPr>
+        <w:t xml:space="preserve">④ Broker가 그룹을 비활성화했기 때문이다</w:t>
+      </w:r>
+    </w:p>
+    <w:p>
+      <w:r>
+        <w:rPr>
+          <w:rFonts w:ascii="맑은 고딕" w:hAnsi="맑은 고딕" w:eastAsia="맑은 고딕"/>
+          <w:sz w:val="21"/>
+        </w:rPr>
+        <w:t xml:space="preserve">하-03 · 객관식</w:t>
+      </w:r>
+    </w:p>
+    <w:p>
+      <w:r>
+        <w:rPr>
+          <w:rFonts w:ascii="맑은 고딕" w:hAnsi="맑은 고딕" w:eastAsia="맑은 고딕"/>
+          <w:sz w:val="21"/>
+        </w:rPr>
+        <w:t xml:space="preserve">[하-03] 정상 운영 중 Primary `V$LOG`에서 `ARCHIVED=NO`가 정상인 그룹은?</w:t>
+      </w:r>
+    </w:p>
+    <w:p>
+      <w:r>
+        <w:rPr>
+          <w:rFonts w:ascii="맑은 고딕" w:hAnsi="맑은 고딕" w:eastAsia="맑은 고딕"/>
+          <w:sz w:val="21"/>
+        </w:rPr>
+        <w:t xml:space="preserve">① STATUS가 CURRENT인 그룹</w:t>
+      </w:r>
+    </w:p>
+    <w:p>
+      <w:r>
+        <w:rPr>
+          <w:rFonts w:ascii="맑은 고딕" w:hAnsi="맑은 고딕" w:eastAsia="맑은 고딕"/>
+          <w:sz w:val="21"/>
+        </w:rPr>
+        <w:t xml:space="preserve">② STATUS가 INACTIVE인 그룹</w:t>
+      </w:r>
+    </w:p>
+    <w:p>
+      <w:r>
+        <w:rPr>
+          <w:rFonts w:ascii="맑은 고딕" w:hAnsi="맑은 고딕" w:eastAsia="맑은 고딕"/>
+          <w:sz w:val="21"/>
+        </w:rPr>
+        <w:t xml:space="preserve">③ STATUS가 UNUSED인 그룹</w:t>
+      </w:r>
+    </w:p>
+    <w:p>
+      <w:r>
+        <w:rPr>
+          <w:rFonts w:ascii="맑은 고딕" w:hAnsi="맑은 고딕" w:eastAsia="맑은 고딕"/>
+          <w:sz w:val="21"/>
+        </w:rPr>
+        <w:t xml:space="preserve">④ 모든 그룹</w:t>
+      </w:r>
+    </w:p>
+    <w:p>
+      <w:r>
+        <w:rPr>
+          <w:rFonts w:ascii="맑은 고딕" w:hAnsi="맑은 고딕" w:eastAsia="맑은 고딕"/>
+          <w:sz w:val="21"/>
+        </w:rPr>
+        <w:t xml:space="preserve">하-04 · 객관식</w:t>
+      </w:r>
+    </w:p>
+    <w:p>
+      <w:r>
+        <w:rPr>
+          <w:rFonts w:ascii="맑은 고딕" w:hAnsi="맑은 고딕" w:eastAsia="맑은 고딕"/>
+          <w:sz w:val="21"/>
+        </w:rPr>
+        <w:t xml:space="preserve">[하-04] `V$LOGFILE`의 `STATUS` 열이 정상일 때의 값은?</w:t>
+      </w:r>
+    </w:p>
+    <w:p>
+      <w:r>
+        <w:rPr>
+          <w:rFonts w:ascii="맑은 고딕" w:hAnsi="맑은 고딕" w:eastAsia="맑은 고딕"/>
+          <w:sz w:val="21"/>
+        </w:rPr>
+        <w:t xml:space="preserve">① 비어 있다(NULL)</w:t>
+      </w:r>
+    </w:p>
+    <w:p>
+      <w:r>
+        <w:rPr>
+          <w:rFonts w:ascii="맑은 고딕" w:hAnsi="맑은 고딕" w:eastAsia="맑은 고딕"/>
+          <w:sz w:val="21"/>
+        </w:rPr>
+        <w:t xml:space="preserve">② VALID</w:t>
+      </w:r>
+    </w:p>
+    <w:p>
+      <w:r>
+        <w:rPr>
+          <w:rFonts w:ascii="맑은 고딕" w:hAnsi="맑은 고딕" w:eastAsia="맑은 고딕"/>
+          <w:sz w:val="21"/>
+        </w:rPr>
+        <w:t xml:space="preserve">③ CURRENT</w:t>
+      </w:r>
+    </w:p>
+    <w:p>
+      <w:r>
+        <w:rPr>
+          <w:rFonts w:ascii="맑은 고딕" w:hAnsi="맑은 고딕" w:eastAsia="맑은 고딕"/>
+          <w:sz w:val="21"/>
+        </w:rPr>
+        <w:t xml:space="preserve">④ ONLINE</w:t>
+      </w:r>
+    </w:p>
+    <w:p>
+      <w:r>
+        <w:rPr>
+          <w:rFonts w:ascii="맑은 고딕" w:hAnsi="맑은 고딕" w:eastAsia="맑은 고딕"/>
+          <w:sz w:val="21"/>
+        </w:rPr>
+        <w:t xml:space="preserve">하-05 · 객관식</w:t>
+      </w:r>
+    </w:p>
+    <w:p>
+      <w:r>
+        <w:rPr>
+          <w:rFonts w:ascii="맑은 고딕" w:hAnsi="맑은 고딕" w:eastAsia="맑은 고딕"/>
+          <w:sz w:val="21"/>
+        </w:rPr>
+        <w:t xml:space="preserve">[하-05] 실측에서 chicago의 `V$LOGFILE`은 7행, boston은 14행이었다. 차이의 원인은?</w:t>
+      </w:r>
+    </w:p>
+    <w:p>
+      <w:r>
+        <w:rPr>
+          <w:rFonts w:ascii="맑은 고딕" w:hAnsi="맑은 고딕" w:eastAsia="맑은 고딕"/>
+          <w:sz w:val="21"/>
+        </w:rPr>
+        <w:t xml:space="preserve">① boston은 6장에서 OMF로 복제되어 그룹마다 멤버가 둘씩 생겼다</w:t>
+      </w:r>
+    </w:p>
+    <w:p>
+      <w:r>
+        <w:rPr>
+          <w:rFonts w:ascii="맑은 고딕" w:hAnsi="맑은 고딕" w:eastAsia="맑은 고딕"/>
+          <w:sz w:val="21"/>
+        </w:rPr>
+        <w:t xml:space="preserve">② boston에 SRL이 두 배로 만들어졌다</w:t>
+      </w:r>
+    </w:p>
+    <w:p>
+      <w:r>
+        <w:rPr>
+          <w:rFonts w:ascii="맑은 고딕" w:hAnsi="맑은 고딕" w:eastAsia="맑은 고딕"/>
+          <w:sz w:val="21"/>
+        </w:rPr>
+        <w:t xml:space="preserve">③ chicago의 일부 그룹이 삭제되었다</w:t>
+      </w:r>
+    </w:p>
+    <w:p>
+      <w:r>
+        <w:rPr>
+          <w:rFonts w:ascii="맑은 고딕" w:hAnsi="맑은 고딕" w:eastAsia="맑은 고딕"/>
+          <w:sz w:val="21"/>
+        </w:rPr>
+        <w:t xml:space="preserve">④ boston이 아카이브 파일까지 보여 준다</w:t>
+      </w:r>
+    </w:p>
+    <w:p>
+      <w:r>
+        <w:rPr>
+          <w:rFonts w:ascii="맑은 고딕" w:hAnsi="맑은 고딕" w:eastAsia="맑은 고딕"/>
+          <w:sz w:val="21"/>
+        </w:rPr>
+        <w:t xml:space="preserve">하-06 · 객관식</w:t>
+      </w:r>
+    </w:p>
+    <w:p>
+      <w:r>
+        <w:rPr>
+          <w:rFonts w:ascii="맑은 고딕" w:hAnsi="맑은 고딕" w:eastAsia="맑은 고딕"/>
+          <w:sz w:val="21"/>
+        </w:rPr>
+        <w:t xml:space="preserve">[하-06] "지금 이 목적지가 어떤 상태인가"에 답하며 `RECOVERY_MODE` 열을 가진 뷰는?</w:t>
+      </w:r>
+    </w:p>
+    <w:p>
+      <w:r>
+        <w:rPr>
+          <w:rFonts w:ascii="맑은 고딕" w:hAnsi="맑은 고딕" w:eastAsia="맑은 고딕"/>
+          <w:sz w:val="21"/>
+        </w:rPr>
+        <w:t xml:space="preserve">① V$ARCHIVE_DEST_STATUS</w:t>
+      </w:r>
+    </w:p>
+    <w:p>
+      <w:r>
+        <w:rPr>
+          <w:rFonts w:ascii="맑은 고딕" w:hAnsi="맑은 고딕" w:eastAsia="맑은 고딕"/>
+          <w:sz w:val="21"/>
+        </w:rPr>
+        <w:t xml:space="preserve">② V$ARCHIVE_DEST</w:t>
+      </w:r>
+    </w:p>
+    <w:p>
+      <w:r>
+        <w:rPr>
+          <w:rFonts w:ascii="맑은 고딕" w:hAnsi="맑은 고딕" w:eastAsia="맑은 고딕"/>
+          <w:sz w:val="21"/>
+        </w:rPr>
+        <w:t xml:space="preserve">③ V$ARCHIVED_LOG</w:t>
+      </w:r>
+    </w:p>
+    <w:p>
+      <w:r>
+        <w:rPr>
+          <w:rFonts w:ascii="맑은 고딕" w:hAnsi="맑은 고딕" w:eastAsia="맑은 고딕"/>
+          <w:sz w:val="21"/>
+        </w:rPr>
+        <w:t xml:space="preserve">④ V$DATAGUARD_CONFIG</w:t>
+      </w:r>
+    </w:p>
+    <w:p>
+      <w:r>
+        <w:rPr>
+          <w:rFonts w:ascii="맑은 고딕" w:hAnsi="맑은 고딕" w:eastAsia="맑은 고딕"/>
+          <w:sz w:val="21"/>
+        </w:rPr>
+        <w:t xml:space="preserve">하-07 · 객관식</w:t>
+      </w:r>
+    </w:p>
+    <w:p>
+      <w:r>
+        <w:rPr>
+          <w:rFonts w:ascii="맑은 고딕" w:hAnsi="맑은 고딕" w:eastAsia="맑은 고딕"/>
+          <w:sz w:val="21"/>
+        </w:rPr>
+        <w:t xml:space="preserve">[하-07] 뷰는 맞는데 열 이름을 잘못 썼을 때의 오류는?</w:t>
+      </w:r>
+    </w:p>
+    <w:p>
+      <w:r>
+        <w:rPr>
+          <w:rFonts w:ascii="맑은 고딕" w:hAnsi="맑은 고딕" w:eastAsia="맑은 고딕"/>
+          <w:sz w:val="21"/>
+        </w:rPr>
+        <w:t xml:space="preserve">① ORA-00904</w:t>
+      </w:r>
+    </w:p>
+    <w:p>
+      <w:r>
+        <w:rPr>
+          <w:rFonts w:ascii="맑은 고딕" w:hAnsi="맑은 고딕" w:eastAsia="맑은 고딕"/>
+          <w:sz w:val="21"/>
+        </w:rPr>
+        <w:t xml:space="preserve">② ORA-00942</w:t>
+      </w:r>
+    </w:p>
+    <w:p>
+      <w:r>
+        <w:rPr>
+          <w:rFonts w:ascii="맑은 고딕" w:hAnsi="맑은 고딕" w:eastAsia="맑은 고딕"/>
+          <w:sz w:val="21"/>
+        </w:rPr>
+        <w:t xml:space="preserve">③ ORA-01031</w:t>
+      </w:r>
+    </w:p>
+    <w:p>
+      <w:r>
+        <w:rPr>
+          <w:rFonts w:ascii="맑은 고딕" w:hAnsi="맑은 고딕" w:eastAsia="맑은 고딕"/>
+          <w:sz w:val="21"/>
+        </w:rPr>
+        <w:t xml:space="preserve">④ ORA-00933</w:t>
+      </w:r>
+    </w:p>
+    <w:p>
+      <w:r>
+        <w:rPr>
+          <w:rFonts w:ascii="맑은 고딕" w:hAnsi="맑은 고딕" w:eastAsia="맑은 고딕"/>
+          <w:sz w:val="21"/>
+        </w:rPr>
+        <w:t xml:space="preserve">하-08 · 객관식</w:t>
+      </w:r>
+    </w:p>
+    <w:p>
+      <w:r>
+        <w:rPr>
+          <w:rFonts w:ascii="맑은 고딕" w:hAnsi="맑은 고딕" w:eastAsia="맑은 고딕"/>
+          <w:sz w:val="21"/>
+        </w:rPr>
+        <w:t xml:space="preserve">[하-08] `VALID_FOR=(online_logfiles, all_roles)`가 `V$ARCHIVE_DEST`에서 나뉘어 나타나는 두 열은?</w:t>
+      </w:r>
+    </w:p>
+    <w:p>
+      <w:r>
+        <w:rPr>
+          <w:rFonts w:ascii="맑은 고딕" w:hAnsi="맑은 고딕" w:eastAsia="맑은 고딕"/>
+          <w:sz w:val="21"/>
+        </w:rPr>
+        <w:t xml:space="preserve">① VALID_TYPE과 VALID_ROLE</w:t>
+      </w:r>
+    </w:p>
+    <w:p>
+      <w:r>
+        <w:rPr>
+          <w:rFonts w:ascii="맑은 고딕" w:hAnsi="맑은 고딕" w:eastAsia="맑은 고딕"/>
+          <w:sz w:val="21"/>
+        </w:rPr>
+        <w:t xml:space="preserve">② VALID_NOW와 STATUS</w:t>
+      </w:r>
+    </w:p>
+    <w:p>
+      <w:r>
+        <w:rPr>
+          <w:rFonts w:ascii="맑은 고딕" w:hAnsi="맑은 고딕" w:eastAsia="맑은 고딕"/>
+          <w:sz w:val="21"/>
+        </w:rPr>
+        <w:t xml:space="preserve">③ TARGET과 BINDING</w:t>
+      </w:r>
+    </w:p>
+    <w:p>
+      <w:r>
+        <w:rPr>
+          <w:rFonts w:ascii="맑은 고딕" w:hAnsi="맑은 고딕" w:eastAsia="맑은 고딕"/>
+          <w:sz w:val="21"/>
+        </w:rPr>
+        <w:t xml:space="preserve">④ TYPE과 DATABASE_MODE</w:t>
+      </w:r>
+    </w:p>
+    <w:p>
+      <w:r>
+        <w:rPr>
+          <w:rFonts w:ascii="맑은 고딕" w:hAnsi="맑은 고딕" w:eastAsia="맑은 고딕"/>
+          <w:sz w:val="21"/>
+        </w:rPr>
+        <w:t xml:space="preserve">하-09 · 객관식</w:t>
+      </w:r>
+    </w:p>
+    <w:p>
+      <w:r>
+        <w:rPr>
+          <w:rFonts w:ascii="맑은 고딕" w:hAnsi="맑은 고딕" w:eastAsia="맑은 고딕"/>
+          <w:sz w:val="21"/>
+        </w:rPr>
+        <w:t xml:space="preserve">[하-09] 실측에서 `VALID_NOW`를 묶어 셌을 때 `UNKNOWN`이 29개였다. 그 이유는?</w:t>
+      </w:r>
+    </w:p>
+    <w:p>
+      <w:r>
+        <w:rPr>
+          <w:rFonts w:ascii="맑은 고딕" w:hAnsi="맑은 고딕" w:eastAsia="맑은 고딕"/>
+          <w:sz w:val="21"/>
+        </w:rPr>
+        <w:t xml:space="preserve">① 19c는 목적지 31개를 모두 보여 주고 쓰지 않는 목적지는 UNKNOWN이기 때문이다</w:t>
+      </w:r>
+    </w:p>
+    <w:p>
+      <w:r>
+        <w:rPr>
+          <w:rFonts w:ascii="맑은 고딕" w:hAnsi="맑은 고딕" w:eastAsia="맑은 고딕"/>
+          <w:sz w:val="21"/>
+        </w:rPr>
+        <w:t xml:space="preserve">② 29개 목적지에 오류가 있기 때문이다</w:t>
+      </w:r>
+    </w:p>
+    <w:p>
+      <w:r>
+        <w:rPr>
+          <w:rFonts w:ascii="맑은 고딕" w:hAnsi="맑은 고딕" w:eastAsia="맑은 고딕"/>
+          <w:sz w:val="21"/>
+        </w:rPr>
+        <w:t xml:space="preserve">③ Broker가 목적지를 잠갔기 때문이다</w:t>
+      </w:r>
+    </w:p>
+    <w:p>
+      <w:r>
+        <w:rPr>
+          <w:rFonts w:ascii="맑은 고딕" w:hAnsi="맑은 고딕" w:eastAsia="맑은 고딕"/>
+          <w:sz w:val="21"/>
+        </w:rPr>
+        <w:t xml:space="preserve">④ Standby가 응답하지 않기 때문이다</w:t>
+      </w:r>
+    </w:p>
+    <w:p>
+      <w:r>
+        <w:rPr>
+          <w:rFonts w:ascii="맑은 고딕" w:hAnsi="맑은 고딕" w:eastAsia="맑은 고딕"/>
+          <w:sz w:val="21"/>
+        </w:rPr>
+        <w:t xml:space="preserve">하-10 · 객관식</w:t>
+      </w:r>
+    </w:p>
+    <w:p>
+      <w:r>
+        <w:rPr>
+          <w:rFonts w:ascii="맑은 고딕" w:hAnsi="맑은 고딕" w:eastAsia="맑은 고딕"/>
+          <w:sz w:val="21"/>
+        </w:rPr>
+        <w:t xml:space="preserve">[하-10] Standby 리스너를 내린 뒤 `lsnrctl status`가 낸 오류는?</w:t>
+      </w:r>
+    </w:p>
+    <w:p>
+      <w:r>
+        <w:rPr>
+          <w:rFonts w:ascii="맑은 고딕" w:hAnsi="맑은 고딕" w:eastAsia="맑은 고딕"/>
+          <w:sz w:val="21"/>
+        </w:rPr>
+        <w:t xml:space="preserve">① TNS-12541: TNS:no listener</w:t>
+      </w:r>
+    </w:p>
+    <w:p>
+      <w:r>
+        <w:rPr>
+          <w:rFonts w:ascii="맑은 고딕" w:hAnsi="맑은 고딕" w:eastAsia="맑은 고딕"/>
+          <w:sz w:val="21"/>
+        </w:rPr>
+        <w:t xml:space="preserve">② TNS-12514: listener does not currently know of service</w:t>
+      </w:r>
+    </w:p>
+    <w:p>
+      <w:r>
+        <w:rPr>
+          <w:rFonts w:ascii="맑은 고딕" w:hAnsi="맑은 고딕" w:eastAsia="맑은 고딕"/>
+          <w:sz w:val="21"/>
+        </w:rPr>
+        <w:t xml:space="preserve">③ ORA-01017: invalid username/password</w:t>
+      </w:r>
+    </w:p>
+    <w:p>
+      <w:r>
+        <w:rPr>
+          <w:rFonts w:ascii="맑은 고딕" w:hAnsi="맑은 고딕" w:eastAsia="맑은 고딕"/>
+          <w:sz w:val="21"/>
+        </w:rPr>
+        <w:t xml:space="preserve">④ ORA-12170: TNS:Connect timeout occurred</w:t>
+      </w:r>
+    </w:p>
+    <w:p>
+      <w:r>
+        <w:rPr>
+          <w:rFonts w:ascii="맑은 고딕" w:hAnsi="맑은 고딕" w:eastAsia="맑은 고딕"/>
+          <w:sz w:val="21"/>
+        </w:rPr>
+        <w:t xml:space="preserve">하-11 · 객관식</w:t>
+      </w:r>
+    </w:p>
+    <w:p>
+      <w:r>
+        <w:rPr>
+          <w:rFonts w:ascii="맑은 고딕" w:hAnsi="맑은 고딕" w:eastAsia="맑은 고딕"/>
+          <w:sz w:val="21"/>
+        </w:rPr>
+        <w:t xml:space="preserve">[하-11] 리스너가 내려간 뒤 Primary `V$ARCHIVE_DEST`의 2번 목적지 `STATUS`는?</w:t>
+      </w:r>
+    </w:p>
+    <w:p>
+      <w:r>
+        <w:rPr>
+          <w:rFonts w:ascii="맑은 고딕" w:hAnsi="맑은 고딕" w:eastAsia="맑은 고딕"/>
+          <w:sz w:val="21"/>
+        </w:rPr>
+        <w:t xml:space="preserve">① ERROR</w:t>
+      </w:r>
+    </w:p>
+    <w:p>
+      <w:r>
+        <w:rPr>
+          <w:rFonts w:ascii="맑은 고딕" w:hAnsi="맑은 고딕" w:eastAsia="맑은 고딕"/>
+          <w:sz w:val="21"/>
+        </w:rPr>
+        <w:t xml:space="preserve">② DEFERRED</w:t>
+      </w:r>
+    </w:p>
+    <w:p>
+      <w:r>
+        <w:rPr>
+          <w:rFonts w:ascii="맑은 고딕" w:hAnsi="맑은 고딕" w:eastAsia="맑은 고딕"/>
+          <w:sz w:val="21"/>
+        </w:rPr>
+        <w:t xml:space="preserve">③ INACTIVE</w:t>
+      </w:r>
+    </w:p>
+    <w:p>
+      <w:r>
+        <w:rPr>
+          <w:rFonts w:ascii="맑은 고딕" w:hAnsi="맑은 고딕" w:eastAsia="맑은 고딕"/>
+          <w:sz w:val="21"/>
+        </w:rPr>
+        <w:t xml:space="preserve">④ VALID</w:t>
+      </w:r>
+    </w:p>
+    <w:p>
+      <w:r>
+        <w:rPr>
+          <w:rFonts w:ascii="맑은 고딕" w:hAnsi="맑은 고딕" w:eastAsia="맑은 고딕"/>
+          <w:sz w:val="21"/>
+        </w:rPr>
+        <w:t xml:space="preserve">하-12 · 객관식</w:t>
+      </w:r>
+    </w:p>
+    <w:p>
+      <w:r>
+        <w:rPr>
+          <w:rFonts w:ascii="맑은 고딕" w:hAnsi="맑은 고딕" w:eastAsia="맑은 고딕"/>
+          <w:sz w:val="21"/>
+        </w:rPr>
+        <w:t xml:space="preserve">[하-12] 실제 원인의 오류 번호와 문구가 그대로 들어 있어 "왜 그런지"를 알려 주는 열은?</w:t>
+      </w:r>
+    </w:p>
+    <w:p>
+      <w:r>
+        <w:rPr>
+          <w:rFonts w:ascii="맑은 고딕" w:hAnsi="맑은 고딕" w:eastAsia="맑은 고딕"/>
+          <w:sz w:val="21"/>
+        </w:rPr>
+        <w:t xml:space="preserve">① V$ARCHIVE_DEST의 ERROR</w:t>
+      </w:r>
+    </w:p>
+    <w:p>
+      <w:r>
+        <w:rPr>
+          <w:rFonts w:ascii="맑은 고딕" w:hAnsi="맑은 고딕" w:eastAsia="맑은 고딕"/>
+          <w:sz w:val="21"/>
+        </w:rPr>
+        <w:t xml:space="preserve">② V$ARCHIVE_DEST의 BINDING</w:t>
+      </w:r>
+    </w:p>
+    <w:p>
+      <w:r>
+        <w:rPr>
+          <w:rFonts w:ascii="맑은 고딕" w:hAnsi="맑은 고딕" w:eastAsia="맑은 고딕"/>
+          <w:sz w:val="21"/>
+        </w:rPr>
+        <w:t xml:space="preserve">③ V$DATABASE의 PROTECTION_LEVEL</w:t>
+      </w:r>
+    </w:p>
+    <w:p>
+      <w:r>
+        <w:rPr>
+          <w:rFonts w:ascii="맑은 고딕" w:hAnsi="맑은 고딕" w:eastAsia="맑은 고딕"/>
+          <w:sz w:val="21"/>
+        </w:rPr>
+        <w:t xml:space="preserve">④ V$LOG의 STATUS</w:t>
+      </w:r>
+    </w:p>
+    <w:p>
+      <w:r>
+        <w:rPr>
+          <w:rFonts w:ascii="맑은 고딕" w:hAnsi="맑은 고딕" w:eastAsia="맑은 고딕"/>
+          <w:sz w:val="21"/>
+        </w:rPr>
+        <w:t xml:space="preserve">하-13 · 객관식</w:t>
+      </w:r>
+    </w:p>
+    <w:p>
+      <w:r>
+        <w:rPr>
+          <w:rFonts w:ascii="맑은 고딕" w:hAnsi="맑은 고딕" w:eastAsia="맑은 고딕"/>
+          <w:sz w:val="21"/>
+        </w:rPr>
+        <w:t xml:space="preserve">[하-13] 전송 중단 중 Standby MRP0의 `STATUS`는?</w:t>
+      </w:r>
+    </w:p>
+    <w:p>
+      <w:r>
+        <w:rPr>
+          <w:rFonts w:ascii="맑은 고딕" w:hAnsi="맑은 고딕" w:eastAsia="맑은 고딕"/>
+          <w:sz w:val="21"/>
+        </w:rPr>
+        <w:t xml:space="preserve">① WAIT_FOR_LOG</w:t>
+      </w:r>
+    </w:p>
+    <w:p>
+      <w:r>
+        <w:rPr>
+          <w:rFonts w:ascii="맑은 고딕" w:hAnsi="맑은 고딕" w:eastAsia="맑은 고딕"/>
+          <w:sz w:val="21"/>
+        </w:rPr>
+        <w:t xml:space="preserve">② APPLYING_LOG</w:t>
+      </w:r>
+    </w:p>
+    <w:p>
+      <w:r>
+        <w:rPr>
+          <w:rFonts w:ascii="맑은 고딕" w:hAnsi="맑은 고딕" w:eastAsia="맑은 고딕"/>
+          <w:sz w:val="21"/>
+        </w:rPr>
+        <w:t xml:space="preserve">③ WAIT_FOR_GAP</w:t>
+      </w:r>
+    </w:p>
+    <w:p>
+      <w:r>
+        <w:rPr>
+          <w:rFonts w:ascii="맑은 고딕" w:hAnsi="맑은 고딕" w:eastAsia="맑은 고딕"/>
+          <w:sz w:val="21"/>
+        </w:rPr>
+        <w:t xml:space="preserve">④ IDLE</w:t>
+      </w:r>
+    </w:p>
+    <w:p>
+      <w:r>
+        <w:rPr>
+          <w:rFonts w:ascii="맑은 고딕" w:hAnsi="맑은 고딕" w:eastAsia="맑은 고딕"/>
+          <w:sz w:val="21"/>
+        </w:rPr>
+        <w:t xml:space="preserve">하-14 · 객관식</w:t>
+      </w:r>
+    </w:p>
+    <w:p>
+      <w:r>
+        <w:rPr>
+          <w:rFonts w:ascii="맑은 고딕" w:hAnsi="맑은 고딕" w:eastAsia="맑은 고딕"/>
+          <w:sz w:val="21"/>
+        </w:rPr>
+        <w:t xml:space="preserve">[하-14] Standby의 `V$MANAGED_STANDBY`에서 Broker 통신용으로 13장 이후에 나타난 프로세스는?</w:t>
+      </w:r>
+    </w:p>
+    <w:p>
+      <w:r>
+        <w:rPr>
+          <w:rFonts w:ascii="맑은 고딕" w:hAnsi="맑은 고딕" w:eastAsia="맑은 고딕"/>
+          <w:sz w:val="21"/>
+        </w:rPr>
+        <w:t xml:space="preserve">① DGRD</w:t>
+      </w:r>
+    </w:p>
+    <w:p>
+      <w:r>
+        <w:rPr>
+          <w:rFonts w:ascii="맑은 고딕" w:hAnsi="맑은 고딕" w:eastAsia="맑은 고딕"/>
+          <w:sz w:val="21"/>
+        </w:rPr>
+        <w:t xml:space="preserve">② RFS</w:t>
+      </w:r>
+    </w:p>
+    <w:p>
+      <w:r>
+        <w:rPr>
+          <w:rFonts w:ascii="맑은 고딕" w:hAnsi="맑은 고딕" w:eastAsia="맑은 고딕"/>
+          <w:sz w:val="21"/>
+        </w:rPr>
+        <w:t xml:space="preserve">③ MRP0</w:t>
+      </w:r>
+    </w:p>
+    <w:p>
+      <w:r>
+        <w:rPr>
+          <w:rFonts w:ascii="맑은 고딕" w:hAnsi="맑은 고딕" w:eastAsia="맑은 고딕"/>
+          <w:sz w:val="21"/>
+        </w:rPr>
+        <w:t xml:space="preserve">④ ARCH</w:t>
+      </w:r>
+    </w:p>
+    <w:p>
+      <w:r>
+        <w:rPr>
+          <w:rFonts w:ascii="맑은 고딕" w:hAnsi="맑은 고딕" w:eastAsia="맑은 고딕"/>
+          <w:sz w:val="21"/>
+        </w:rPr>
+        <w:t xml:space="preserve">하-15 · 객관식</w:t>
+      </w:r>
+    </w:p>
+    <w:p>
+      <w:r>
+        <w:rPr>
+          <w:rFonts w:ascii="맑은 고딕" w:hAnsi="맑은 고딕" w:eastAsia="맑은 고딕"/>
+          <w:sz w:val="21"/>
+        </w:rPr>
+        <w:t xml:space="preserve">[하-15] `LOG_ARCHIVE_TRACE`의 기본값은?</w:t>
+      </w:r>
+    </w:p>
+    <w:p>
+      <w:r>
+        <w:rPr>
+          <w:rFonts w:ascii="맑은 고딕" w:hAnsi="맑은 고딕" w:eastAsia="맑은 고딕"/>
+          <w:sz w:val="21"/>
+        </w:rPr>
+        <w:t xml:space="preserve">① 0</w:t>
+      </w:r>
+    </w:p>
+    <w:p>
+      <w:r>
+        <w:rPr>
+          <w:rFonts w:ascii="맑은 고딕" w:hAnsi="맑은 고딕" w:eastAsia="맑은 고딕"/>
+          <w:sz w:val="21"/>
+        </w:rPr>
+        <w:t xml:space="preserve">② 1</w:t>
+      </w:r>
+    </w:p>
+    <w:p>
+      <w:r>
+        <w:rPr>
+          <w:rFonts w:ascii="맑은 고딕" w:hAnsi="맑은 고딕" w:eastAsia="맑은 고딕"/>
+          <w:sz w:val="21"/>
+        </w:rPr>
+        <w:t xml:space="preserve">③ 12</w:t>
+      </w:r>
+    </w:p>
+    <w:p>
+      <w:r>
+        <w:rPr>
+          <w:rFonts w:ascii="맑은 고딕" w:hAnsi="맑은 고딕" w:eastAsia="맑은 고딕"/>
+          <w:sz w:val="21"/>
+        </w:rPr>
+        <w:t xml:space="preserve">④ 4095</w:t>
+      </w:r>
+    </w:p>
+    <w:p>
+      <w:r>
+        <w:rPr>
+          <w:rFonts w:ascii="맑은 고딕" w:hAnsi="맑은 고딕" w:eastAsia="맑은 고딕"/>
+          <w:sz w:val="21"/>
+        </w:rPr>
+        <w:t xml:space="preserve">하-16 · 객관식</w:t>
+      </w:r>
+    </w:p>
+    <w:p>
+      <w:r>
+        <w:rPr>
+          <w:rFonts w:ascii="맑은 고딕" w:hAnsi="맑은 고딕" w:eastAsia="맑은 고딕"/>
+          <w:sz w:val="21"/>
+        </w:rPr>
+        <w:t xml:space="preserve">[하-16] 알림 로그의 `LAD:2`에서 `LAD`가 뜻하는 것은?</w:t>
+      </w:r>
+    </w:p>
+    <w:p>
+      <w:r>
+        <w:rPr>
+          <w:rFonts w:ascii="맑은 고딕" w:hAnsi="맑은 고딕" w:eastAsia="맑은 고딕"/>
+          <w:sz w:val="21"/>
+        </w:rPr>
+        <w:t xml:space="preserve">① Log Archive Destination</w:t>
+      </w:r>
+    </w:p>
+    <w:p>
+      <w:r>
+        <w:rPr>
+          <w:rFonts w:ascii="맑은 고딕" w:hAnsi="맑은 고딕" w:eastAsia="맑은 고딕"/>
+          <w:sz w:val="21"/>
+        </w:rPr>
+        <w:t xml:space="preserve">② Logical Apply Daemon</w:t>
+      </w:r>
+    </w:p>
+    <w:p>
+      <w:r>
+        <w:rPr>
+          <w:rFonts w:ascii="맑은 고딕" w:hAnsi="맑은 고딕" w:eastAsia="맑은 고딕"/>
+          <w:sz w:val="21"/>
+        </w:rPr>
+        <w:t xml:space="preserve">③ Log Apply Delay</w:t>
+      </w:r>
+    </w:p>
+    <w:p>
+      <w:r>
+        <w:rPr>
+          <w:rFonts w:ascii="맑은 고딕" w:hAnsi="맑은 고딕" w:eastAsia="맑은 고딕"/>
+          <w:sz w:val="21"/>
+        </w:rPr>
+        <w:t xml:space="preserve">④ Local Archive Directory</w:t>
+      </w:r>
+    </w:p>
+    <w:p>
+      <w:r>
+        <w:rPr>
+          <w:rFonts w:ascii="맑은 고딕" w:hAnsi="맑은 고딕" w:eastAsia="맑은 고딕"/>
+          <w:sz w:val="21"/>
+        </w:rPr>
+        <w:t xml:space="preserve">하-17 · 객관식</w:t>
+      </w:r>
+    </w:p>
+    <w:p>
+      <w:r>
+        <w:rPr>
+          <w:rFonts w:ascii="맑은 고딕" w:hAnsi="맑은 고딕" w:eastAsia="맑은 고딕"/>
+          <w:sz w:val="21"/>
+        </w:rPr>
+        <w:t xml:space="preserve">[하-17] 트레이스 파일 이름의 규칙은?</w:t>
+      </w:r>
+    </w:p>
+    <w:p>
+      <w:r>
+        <w:rPr>
+          <w:rFonts w:ascii="맑은 고딕" w:hAnsi="맑은 고딕" w:eastAsia="맑은 고딕"/>
+          <w:sz w:val="21"/>
+        </w:rPr>
+        <w:t xml:space="preserve">① &lt;SID&gt;_&lt;프로세스&gt;_&lt;PID&gt;.trc</w:t>
+      </w:r>
+    </w:p>
+    <w:p>
+      <w:r>
+        <w:rPr>
+          <w:rFonts w:ascii="맑은 고딕" w:hAnsi="맑은 고딕" w:eastAsia="맑은 고딕"/>
+          <w:sz w:val="21"/>
+        </w:rPr>
+        <w:t xml:space="preserve">② &lt;프로세스&gt;_&lt;SID&gt;.log</w:t>
+      </w:r>
+    </w:p>
+    <w:p>
+      <w:r>
+        <w:rPr>
+          <w:rFonts w:ascii="맑은 고딕" w:hAnsi="맑은 고딕" w:eastAsia="맑은 고딕"/>
+          <w:sz w:val="21"/>
+        </w:rPr>
+        <w:t xml:space="preserve">③ &lt;DB_UNIQUE_NAME&gt;_trace.trc</w:t>
+      </w:r>
+    </w:p>
+    <w:p>
+      <w:r>
+        <w:rPr>
+          <w:rFonts w:ascii="맑은 고딕" w:hAnsi="맑은 고딕" w:eastAsia="맑은 고딕"/>
+          <w:sz w:val="21"/>
+        </w:rPr>
+        <w:t xml:space="preserve">④ alert_&lt;SID&gt;.trc</w:t>
+      </w:r>
+    </w:p>
+    <w:p>
+      <w:r>
+        <w:rPr>
+          <w:rFonts w:ascii="맑은 고딕" w:hAnsi="맑은 고딕" w:eastAsia="맑은 고딕"/>
+          <w:sz w:val="21"/>
+        </w:rPr>
+        <w:t xml:space="preserve">하-18 · 객관식</w:t>
+      </w:r>
+    </w:p>
+    <w:p>
+      <w:r>
+        <w:rPr>
+          <w:rFonts w:ascii="맑은 고딕" w:hAnsi="맑은 고딕" w:eastAsia="맑은 고딕"/>
+          <w:sz w:val="21"/>
+        </w:rPr>
+        <w:t xml:space="preserve">[하-18] 상시 점검 스크립트에서 Standby가 리두를 받고 있는지 숫자 하나로 판정하는 지표는?</w:t>
+      </w:r>
+    </w:p>
+    <w:p>
+      <w:r>
+        <w:rPr>
+          <w:rFonts w:ascii="맑은 고딕" w:hAnsi="맑은 고딕" w:eastAsia="맑은 고딕"/>
+          <w:sz w:val="21"/>
+        </w:rPr>
+        <w:t xml:space="preserve">① SRL_ACTIVE (V$STANDBY_LOG에서 ACTIVE인 그룹 수)</w:t>
+      </w:r>
+    </w:p>
+    <w:p>
+      <w:r>
+        <w:rPr>
+          <w:rFonts w:ascii="맑은 고딕" w:hAnsi="맑은 고딕" w:eastAsia="맑은 고딕"/>
+          <w:sz w:val="21"/>
+        </w:rPr>
+        <w:t xml:space="preserve">② LOG_ABNORMAL</w:t>
+      </w:r>
+    </w:p>
+    <w:p>
+      <w:r>
+        <w:rPr>
+          <w:rFonts w:ascii="맑은 고딕" w:hAnsi="맑은 고딕" w:eastAsia="맑은 고딕"/>
+          <w:sz w:val="21"/>
+        </w:rPr>
+        <w:t xml:space="preserve">③ CUR_SEQ</w:t>
+      </w:r>
+    </w:p>
+    <w:p>
+      <w:r>
+        <w:rPr>
+          <w:rFonts w:ascii="맑은 고딕" w:hAnsi="맑은 고딕" w:eastAsia="맑은 고딕"/>
+          <w:sz w:val="21"/>
+        </w:rPr>
+        <w:t xml:space="preserve">④ estimated startup time</w:t>
+      </w:r>
+    </w:p>
+    <w:p>
+      <w:r>
+        <w:rPr>
+          <w:rFonts w:ascii="맑은 고딕" w:hAnsi="맑은 고딕" w:eastAsia="맑은 고딕"/>
+          <w:sz w:val="21"/>
+        </w:rPr>
+        <w:t xml:space="preserve">하-19 · 객관식</w:t>
+      </w:r>
+    </w:p>
+    <w:p>
+      <w:r>
+        <w:rPr>
+          <w:rFonts w:ascii="맑은 고딕" w:hAnsi="맑은 고딕" w:eastAsia="맑은 고딕"/>
+          <w:sz w:val="21"/>
+        </w:rPr>
+        <w:t xml:space="preserve">[하-19] Logical Standby로 바뀐 뒤 `V$MANAGED_STANDBY`에서 사라진 프로세스는?</w:t>
+      </w:r>
+    </w:p>
+    <w:p>
+      <w:r>
+        <w:rPr>
+          <w:rFonts w:ascii="맑은 고딕" w:hAnsi="맑은 고딕" w:eastAsia="맑은 고딕"/>
+          <w:sz w:val="21"/>
+        </w:rPr>
+        <w:t xml:space="preserve">① MRP0</w:t>
+      </w:r>
+    </w:p>
+    <w:p>
+      <w:r>
+        <w:rPr>
+          <w:rFonts w:ascii="맑은 고딕" w:hAnsi="맑은 고딕" w:eastAsia="맑은 고딕"/>
+          <w:sz w:val="21"/>
+        </w:rPr>
+        <w:t xml:space="preserve">② ARCH</w:t>
+      </w:r>
+    </w:p>
+    <w:p>
+      <w:r>
+        <w:rPr>
+          <w:rFonts w:ascii="맑은 고딕" w:hAnsi="맑은 고딕" w:eastAsia="맑은 고딕"/>
+          <w:sz w:val="21"/>
+        </w:rPr>
+        <w:t xml:space="preserve">③ DGRD</w:t>
+      </w:r>
+    </w:p>
+    <w:p>
+      <w:r>
+        <w:rPr>
+          <w:rFonts w:ascii="맑은 고딕" w:hAnsi="맑은 고딕" w:eastAsia="맑은 고딕"/>
+          <w:sz w:val="21"/>
+        </w:rPr>
+        <w:t xml:space="preserve">④ 없다</w:t>
+      </w:r>
+    </w:p>
+    <w:p>
+      <w:r>
+        <w:rPr>
+          <w:rFonts w:ascii="맑은 고딕" w:hAnsi="맑은 고딕" w:eastAsia="맑은 고딕"/>
+          <w:sz w:val="21"/>
+        </w:rPr>
+        <w:t xml:space="preserve">하-20 · 객관식</w:t>
+      </w:r>
+    </w:p>
+    <w:p>
+      <w:r>
+        <w:rPr>
+          <w:rFonts w:ascii="맑은 고딕" w:hAnsi="맑은 고딕" w:eastAsia="맑은 고딕"/>
+          <w:sz w:val="21"/>
+        </w:rPr>
+        <w:t xml:space="preserve">[하-20] Logical Standby에서 SQL Apply의 현재 상태(IDLE, APPLYING 등)를 보는 뷰는?</w:t>
+      </w:r>
+    </w:p>
+    <w:p>
+      <w:r>
+        <w:rPr>
+          <w:rFonts w:ascii="맑은 고딕" w:hAnsi="맑은 고딕" w:eastAsia="맑은 고딕"/>
+          <w:sz w:val="21"/>
+        </w:rPr>
+        <w:t xml:space="preserve">① V$LOGSTDBY_STATE</w:t>
+      </w:r>
+    </w:p>
+    <w:p>
+      <w:r>
+        <w:rPr>
+          <w:rFonts w:ascii="맑은 고딕" w:hAnsi="맑은 고딕" w:eastAsia="맑은 고딕"/>
+          <w:sz w:val="21"/>
+        </w:rPr>
+        <w:t xml:space="preserve">② V$MANAGED_STANDBY</w:t>
+      </w:r>
+    </w:p>
+    <w:p>
+      <w:r>
+        <w:rPr>
+          <w:rFonts w:ascii="맑은 고딕" w:hAnsi="맑은 고딕" w:eastAsia="맑은 고딕"/>
+          <w:sz w:val="21"/>
+        </w:rPr>
+        <w:t xml:space="preserve">③ V$DATAGUARD_STATS</w:t>
+      </w:r>
+    </w:p>
+    <w:p>
+      <w:r>
+        <w:rPr>
+          <w:rFonts w:ascii="맑은 고딕" w:hAnsi="맑은 고딕" w:eastAsia="맑은 고딕"/>
+          <w:sz w:val="21"/>
+        </w:rPr>
+        <w:t xml:space="preserve">④ V$ARCHIVE_GAP</w:t>
       </w:r>
     </w:p>
     <w:p>
@@ -1112,1087 +1112,1087 @@
         <w:pStyle w:val="Heading2"/>
       </w:pPr>
       <w:r>
-        <w:t>[난이도] 중 (실무)</w:t>
-      </w:r>
-    </w:p>
-    <w:p>
-      <w:r>
-        <w:rPr>
-          <w:rFonts w:ascii="맑은 고딕" w:hAnsi="맑은 고딕" w:eastAsia="맑은 고딕"/>
-          <w:sz w:val="21"/>
-        </w:rPr>
-        <w:t>중-01 · 객관식</w:t>
-      </w:r>
-    </w:p>
-    <w:p>
-      <w:r>
-        <w:rPr>
-          <w:rFonts w:ascii="맑은 고딕" w:hAnsi="맑은 고딕" w:eastAsia="맑은 고딕"/>
-          <w:sz w:val="21"/>
-        </w:rPr>
-        <w:t>[중-01] `DETECTED_USAGES`가 0인데도 ADG를 쓰고 있을 수 있는 이유는?</w:t>
-      </w:r>
-    </w:p>
-    <w:p>
-      <w:r>
-        <w:rPr>
-          <w:rFonts w:ascii="맑은 고딕" w:hAnsi="맑은 고딕" w:eastAsia="맑은 고딕"/>
-          <w:sz w:val="21"/>
-        </w:rPr>
-        <w:t>① 통계 수집이 주기적이고 Standby에서는 갱신이 제한적이기 때문</w:t>
-      </w:r>
-    </w:p>
-    <w:p>
-      <w:r>
-        <w:rPr>
-          <w:rFonts w:ascii="맑은 고딕" w:hAnsi="맑은 고딕" w:eastAsia="맑은 고딕"/>
-          <w:sz w:val="21"/>
-        </w:rPr>
-        <w:t>② 값이 항상 0이기 때문</w:t>
-      </w:r>
-    </w:p>
-    <w:p>
-      <w:r>
-        <w:rPr>
-          <w:rFonts w:ascii="맑은 고딕" w:hAnsi="맑은 고딕" w:eastAsia="맑은 고딕"/>
-          <w:sz w:val="21"/>
-        </w:rPr>
-        <w:t>③ 뷰가 잘못되었기 때문</w:t>
-      </w:r>
-    </w:p>
-    <w:p>
-      <w:r>
-        <w:rPr>
-          <w:rFonts w:ascii="맑은 고딕" w:hAnsi="맑은 고딕" w:eastAsia="맑은 고딕"/>
-          <w:sz w:val="21"/>
-        </w:rPr>
-        <w:t>④ 라이선스가 없기 때문</w:t>
-      </w:r>
-    </w:p>
-    <w:p>
-      <w:r>
-        <w:rPr>
-          <w:rFonts w:ascii="맑은 고딕" w:hAnsi="맑은 고딕" w:eastAsia="맑은 고딕"/>
-          <w:sz w:val="21"/>
-        </w:rPr>
-        <w:t>중-02 · 객관식</w:t>
-      </w:r>
-    </w:p>
-    <w:p>
-      <w:r>
-        <w:rPr>
-          <w:rFonts w:ascii="맑은 고딕" w:hAnsi="맑은 고딕" w:eastAsia="맑은 고딕"/>
-          <w:sz w:val="21"/>
-        </w:rPr>
-        <w:t>[중-02] 세션이 어느 데이터베이스에 붙었는지 확인하는 방법은?</w:t>
-      </w:r>
-    </w:p>
-    <w:p>
-      <w:r>
-        <w:rPr>
-          <w:rFonts w:ascii="맑은 고딕" w:hAnsi="맑은 고딕" w:eastAsia="맑은 고딕"/>
-          <w:sz w:val="21"/>
-        </w:rPr>
-        <w:t>① `SYS_CONTEXT('userenv','db_unique_name')`과 `database_role`</w:t>
-      </w:r>
-    </w:p>
-    <w:p>
-      <w:r>
-        <w:rPr>
-          <w:rFonts w:ascii="맑은 고딕" w:hAnsi="맑은 고딕" w:eastAsia="맑은 고딕"/>
-          <w:sz w:val="21"/>
-        </w:rPr>
-        <w:t>② 접속 문자열 확인</w:t>
-      </w:r>
-    </w:p>
-    <w:p>
-      <w:r>
-        <w:rPr>
-          <w:rFonts w:ascii="맑은 고딕" w:hAnsi="맑은 고딕" w:eastAsia="맑은 고딕"/>
-          <w:sz w:val="21"/>
-        </w:rPr>
-        <w:t>③ `V$INSTANCE.HOST_NAME`만 확인</w:t>
-      </w:r>
-    </w:p>
-    <w:p>
-      <w:r>
-        <w:rPr>
-          <w:rFonts w:ascii="맑은 고딕" w:hAnsi="맑은 고딕" w:eastAsia="맑은 고딕"/>
-          <w:sz w:val="21"/>
-        </w:rPr>
-        <w:t>④ 확인할 방법이 없다</w:t>
-      </w:r>
-    </w:p>
-    <w:p>
-      <w:r>
-        <w:rPr>
-          <w:rFonts w:ascii="맑은 고딕" w:hAnsi="맑은 고딕" w:eastAsia="맑은 고딕"/>
-          <w:sz w:val="21"/>
-        </w:rPr>
-        <w:t>중-03 · 객관식</w:t>
-      </w:r>
-    </w:p>
-    <w:p>
-      <w:r>
-        <w:rPr>
-          <w:rFonts w:ascii="맑은 고딕" w:hAnsi="맑은 고딕" w:eastAsia="맑은 고딕"/>
-          <w:sz w:val="21"/>
-        </w:rPr>
-        <w:t>[중-03] 역할 전환이 있는 환경에서 더 신뢰할 수 있는 판단 기준은?</w:t>
-      </w:r>
-    </w:p>
-    <w:p>
-      <w:r>
-        <w:rPr>
-          <w:rFonts w:ascii="맑은 고딕" w:hAnsi="맑은 고딕" w:eastAsia="맑은 고딕"/>
-          <w:sz w:val="21"/>
-        </w:rPr>
-        <w:t>① database_role</w:t>
-      </w:r>
-    </w:p>
-    <w:p>
-      <w:r>
-        <w:rPr>
-          <w:rFonts w:ascii="맑은 고딕" w:hAnsi="맑은 고딕" w:eastAsia="맑은 고딕"/>
-          <w:sz w:val="21"/>
-        </w:rPr>
-        <w:t>② db_unique_name</w:t>
-      </w:r>
-    </w:p>
-    <w:p>
-      <w:r>
-        <w:rPr>
-          <w:rFonts w:ascii="맑은 고딕" w:hAnsi="맑은 고딕" w:eastAsia="맑은 고딕"/>
-          <w:sz w:val="21"/>
-        </w:rPr>
-        <w:t>③ 호스트 이름</w:t>
-      </w:r>
-    </w:p>
-    <w:p>
-      <w:r>
-        <w:rPr>
-          <w:rFonts w:ascii="맑은 고딕" w:hAnsi="맑은 고딕" w:eastAsia="맑은 고딕"/>
-          <w:sz w:val="21"/>
-        </w:rPr>
-        <w:t>④ 서비스 이름</w:t>
-      </w:r>
-    </w:p>
-    <w:p>
-      <w:r>
-        <w:rPr>
-          <w:rFonts w:ascii="맑은 고딕" w:hAnsi="맑은 고딕" w:eastAsia="맑은 고딕"/>
-          <w:sz w:val="21"/>
-        </w:rPr>
-        <w:t>중-04 · 객관식</w:t>
-      </w:r>
-    </w:p>
-    <w:p>
-      <w:r>
-        <w:rPr>
-          <w:rFonts w:ascii="맑은 고딕" w:hAnsi="맑은 고딕" w:eastAsia="맑은 고딕"/>
-          <w:sz w:val="21"/>
-        </w:rPr>
-        <w:t>[중-04] Standby의 PDB 서비스가 리스너에 등록되는 조건은?</w:t>
-      </w:r>
-    </w:p>
-    <w:p>
-      <w:r>
-        <w:rPr>
-          <w:rFonts w:ascii="맑은 고딕" w:hAnsi="맑은 고딕" w:eastAsia="맑은 고딕"/>
-          <w:sz w:val="21"/>
-        </w:rPr>
-        <w:t>① PDB가 READ ONLY로 열려 있어야 한다</w:t>
-      </w:r>
-    </w:p>
-    <w:p>
-      <w:r>
-        <w:rPr>
-          <w:rFonts w:ascii="맑은 고딕" w:hAnsi="맑은 고딕" w:eastAsia="맑은 고딕"/>
-          <w:sz w:val="21"/>
-        </w:rPr>
-        <w:t>② CDB만 열려 있으면 된다</w:t>
-      </w:r>
-    </w:p>
-    <w:p>
-      <w:r>
-        <w:rPr>
-          <w:rFonts w:ascii="맑은 고딕" w:hAnsi="맑은 고딕" w:eastAsia="맑은 고딕"/>
-          <w:sz w:val="21"/>
-        </w:rPr>
-        <w:t>③ 정적 등록이 있어야 한다</w:t>
-      </w:r>
-    </w:p>
-    <w:p>
-      <w:r>
-        <w:rPr>
-          <w:rFonts w:ascii="맑은 고딕" w:hAnsi="맑은 고딕" w:eastAsia="맑은 고딕"/>
-          <w:sz w:val="21"/>
-        </w:rPr>
-        <w:t>④ MRP가 돌고 있어야 한다</w:t>
-      </w:r>
-    </w:p>
-    <w:p>
-      <w:r>
-        <w:rPr>
-          <w:rFonts w:ascii="맑은 고딕" w:hAnsi="맑은 고딕" w:eastAsia="맑은 고딕"/>
-          <w:sz w:val="21"/>
-        </w:rPr>
-        <w:t>중-05 · 객관식</w:t>
-      </w:r>
-    </w:p>
-    <w:p>
-      <w:r>
-        <w:rPr>
-          <w:rFonts w:ascii="맑은 고딕" w:hAnsi="맑은 고딕" w:eastAsia="맑은 고딕"/>
-          <w:sz w:val="21"/>
-        </w:rPr>
-        <w:t>[중-05] 미커밋 데이터가 Standby에서 보이지 않는 근거는?</w:t>
-      </w:r>
-    </w:p>
-    <w:p>
-      <w:r>
-        <w:rPr>
-          <w:rFonts w:ascii="맑은 고딕" w:hAnsi="맑은 고딕" w:eastAsia="맑은 고딕"/>
-          <w:sz w:val="21"/>
-        </w:rPr>
-        <w:t>① 리두와 함께 UNDO도 적용되어 읽기 일관성이 유지되기 때문</w:t>
-      </w:r>
-    </w:p>
-    <w:p>
-      <w:r>
-        <w:rPr>
-          <w:rFonts w:ascii="맑은 고딕" w:hAnsi="맑은 고딕" w:eastAsia="맑은 고딕"/>
-          <w:sz w:val="21"/>
-        </w:rPr>
-        <w:t>② 커밋 전에는 리두가 전송되지 않기 때문</w:t>
-      </w:r>
-    </w:p>
-    <w:p>
-      <w:r>
-        <w:rPr>
-          <w:rFonts w:ascii="맑은 고딕" w:hAnsi="맑은 고딕" w:eastAsia="맑은 고딕"/>
-          <w:sz w:val="21"/>
-        </w:rPr>
-        <w:t>③ Standby가 커밋만 적용하기 때문</w:t>
-      </w:r>
-    </w:p>
-    <w:p>
-      <w:r>
-        <w:rPr>
-          <w:rFonts w:ascii="맑은 고딕" w:hAnsi="맑은 고딕" w:eastAsia="맑은 고딕"/>
-          <w:sz w:val="21"/>
-        </w:rPr>
-        <w:t>④ 조회가 Primary로 전달되기 때문</w:t>
-      </w:r>
-    </w:p>
-    <w:p>
-      <w:r>
-        <w:rPr>
-          <w:rFonts w:ascii="맑은 고딕" w:hAnsi="맑은 고딕" w:eastAsia="맑은 고딕"/>
-          <w:sz w:val="21"/>
-        </w:rPr>
-        <w:t>중-06 · 객관식</w:t>
-      </w:r>
-    </w:p>
-    <w:p>
-      <w:r>
-        <w:rPr>
-          <w:rFonts w:ascii="맑은 고딕" w:hAnsi="맑은 고딕" w:eastAsia="맑은 고딕"/>
-          <w:sz w:val="21"/>
-        </w:rPr>
-        <w:t>[중-06] 미커밋 상태를 유지하며 시험하려면?</w:t>
-      </w:r>
-    </w:p>
-    <w:p>
-      <w:r>
-        <w:rPr>
-          <w:rFonts w:ascii="맑은 고딕" w:hAnsi="맑은 고딕" w:eastAsia="맑은 고딕"/>
-          <w:sz w:val="21"/>
-        </w:rPr>
-        <w:t>① 하나의 세션 안에서 INSERT와 대기를 함께 처리한다</w:t>
-      </w:r>
-    </w:p>
-    <w:p>
-      <w:r>
-        <w:rPr>
-          <w:rFonts w:ascii="맑은 고딕" w:hAnsi="맑은 고딕" w:eastAsia="맑은 고딕"/>
-          <w:sz w:val="21"/>
-        </w:rPr>
-        <w:t>② 두 세션으로 나눈다</w:t>
-      </w:r>
-    </w:p>
-    <w:p>
-      <w:r>
-        <w:rPr>
-          <w:rFonts w:ascii="맑은 고딕" w:hAnsi="맑은 고딕" w:eastAsia="맑은 고딕"/>
-          <w:sz w:val="21"/>
-        </w:rPr>
-        <w:t>③ AUTOCOMMIT을 켠다</w:t>
-      </w:r>
-    </w:p>
-    <w:p>
-      <w:r>
-        <w:rPr>
-          <w:rFonts w:ascii="맑은 고딕" w:hAnsi="맑은 고딕" w:eastAsia="맑은 고딕"/>
-          <w:sz w:val="21"/>
-        </w:rPr>
-        <w:t>④ 백그라운드 프로세스를 쓴다</w:t>
-      </w:r>
-    </w:p>
-    <w:p>
-      <w:r>
-        <w:rPr>
-          <w:rFonts w:ascii="맑은 고딕" w:hAnsi="맑은 고딕" w:eastAsia="맑은 고딕"/>
-          <w:sz w:val="21"/>
-        </w:rPr>
-        <w:t>중-07 · 객관식</w:t>
-      </w:r>
-    </w:p>
-    <w:p>
-      <w:r>
-        <w:rPr>
-          <w:rFonts w:ascii="맑은 고딕" w:hAnsi="맑은 고딕" w:eastAsia="맑은 고딕"/>
-          <w:sz w:val="21"/>
-        </w:rPr>
-        <w:t>[중-07] Standby에서 `EXPLAIN PLAN`이 동작하는 이유는?</w:t>
-      </w:r>
-    </w:p>
-    <w:p>
-      <w:r>
-        <w:rPr>
-          <w:rFonts w:ascii="맑은 고딕" w:hAnsi="맑은 고딕" w:eastAsia="맑은 고딕"/>
-          <w:sz w:val="21"/>
-        </w:rPr>
-        <w:t>① PLAN_TABLE이 전역 임시 테이블이기 때문</w:t>
-      </w:r>
-    </w:p>
-    <w:p>
-      <w:r>
-        <w:rPr>
-          <w:rFonts w:ascii="맑은 고딕" w:hAnsi="맑은 고딕" w:eastAsia="맑은 고딕"/>
-          <w:sz w:val="21"/>
-        </w:rPr>
-        <w:t>② 실행 계획은 메모리에만 있기 때문</w:t>
-      </w:r>
-    </w:p>
-    <w:p>
-      <w:r>
-        <w:rPr>
-          <w:rFonts w:ascii="맑은 고딕" w:hAnsi="맑은 고딕" w:eastAsia="맑은 고딕"/>
-          <w:sz w:val="21"/>
-        </w:rPr>
-        <w:t>③ Primary로 전달되기 때문</w:t>
-      </w:r>
-    </w:p>
-    <w:p>
-      <w:r>
-        <w:rPr>
-          <w:rFonts w:ascii="맑은 고딕" w:hAnsi="맑은 고딕" w:eastAsia="맑은 고딕"/>
-          <w:sz w:val="21"/>
-        </w:rPr>
-        <w:t>④ DDL이 아니기 때문</w:t>
-      </w:r>
-    </w:p>
-    <w:p>
-      <w:r>
-        <w:rPr>
-          <w:rFonts w:ascii="맑은 고딕" w:hAnsi="맑은 고딕" w:eastAsia="맑은 고딕"/>
-          <w:sz w:val="21"/>
-        </w:rPr>
-        <w:t>중-08 · 객관식</w:t>
-      </w:r>
-    </w:p>
-    <w:p>
-      <w:r>
-        <w:rPr>
-          <w:rFonts w:ascii="맑은 고딕" w:hAnsi="맑은 고딕" w:eastAsia="맑은 고딕"/>
-          <w:sz w:val="21"/>
-        </w:rPr>
-        <w:t>[중-08] Standby에서 GTT DML이 허용되는 이유는?</w:t>
-      </w:r>
-    </w:p>
-    <w:p>
-      <w:r>
-        <w:rPr>
-          <w:rFonts w:ascii="맑은 고딕" w:hAnsi="맑은 고딕" w:eastAsia="맑은 고딕"/>
-          <w:sz w:val="21"/>
-        </w:rPr>
-        <w:t>① 데이터가 임시 테이블스페이스에 있어 영구 파일을 바꾸지 않기 때문</w:t>
-      </w:r>
-    </w:p>
-    <w:p>
-      <w:r>
-        <w:rPr>
-          <w:rFonts w:ascii="맑은 고딕" w:hAnsi="맑은 고딕" w:eastAsia="맑은 고딕"/>
-          <w:sz w:val="21"/>
-        </w:rPr>
-        <w:t>② TEMP_UNDO_ENABLED가 TRUE이기 때문</w:t>
-      </w:r>
-    </w:p>
-    <w:p>
-      <w:r>
-        <w:rPr>
-          <w:rFonts w:ascii="맑은 고딕" w:hAnsi="맑은 고딕" w:eastAsia="맑은 고딕"/>
-          <w:sz w:val="21"/>
-        </w:rPr>
-        <w:t>③ GTT는 딕셔너리에 없기 때문</w:t>
-      </w:r>
-    </w:p>
-    <w:p>
-      <w:r>
-        <w:rPr>
-          <w:rFonts w:ascii="맑은 고딕" w:hAnsi="맑은 고딕" w:eastAsia="맑은 고딕"/>
-          <w:sz w:val="21"/>
-        </w:rPr>
-        <w:t>④ 리다이렉션이 자동으로 켜지기 때문</w:t>
-      </w:r>
-    </w:p>
-    <w:p>
-      <w:r>
-        <w:rPr>
-          <w:rFonts w:ascii="맑은 고딕" w:hAnsi="맑은 고딕" w:eastAsia="맑은 고딕"/>
-          <w:sz w:val="21"/>
-        </w:rPr>
-        <w:t>중-09 · 객관식</w:t>
-      </w:r>
-    </w:p>
-    <w:p>
-      <w:r>
-        <w:rPr>
-          <w:rFonts w:ascii="맑은 고딕" w:hAnsi="맑은 고딕" w:eastAsia="맑은 고딕"/>
-          <w:sz w:val="21"/>
-        </w:rPr>
-        <w:t>[중-09] Standby에서 얻은 시퀀스 값이 뛰는 이유는?</w:t>
-      </w:r>
-    </w:p>
-    <w:p>
-      <w:r>
-        <w:rPr>
-          <w:rFonts w:ascii="맑은 고딕" w:hAnsi="맑은 고딕" w:eastAsia="맑은 고딕"/>
-          <w:sz w:val="21"/>
-        </w:rPr>
-        <w:t>① Primary와 겹치지 않도록 별도 범위를 할당받기 때문</w:t>
-      </w:r>
-    </w:p>
-    <w:p>
-      <w:r>
-        <w:rPr>
-          <w:rFonts w:ascii="맑은 고딕" w:hAnsi="맑은 고딕" w:eastAsia="맑은 고딕"/>
-          <w:sz w:val="21"/>
-        </w:rPr>
-        <w:t>② 캐시가 손상되었기 때문</w:t>
-      </w:r>
-    </w:p>
-    <w:p>
-      <w:r>
-        <w:rPr>
-          <w:rFonts w:ascii="맑은 고딕" w:hAnsi="맑은 고딕" w:eastAsia="맑은 고딕"/>
-          <w:sz w:val="21"/>
-        </w:rPr>
-        <w:t>③ 리두 적용이 지연되기 때문</w:t>
-      </w:r>
-    </w:p>
-    <w:p>
-      <w:r>
-        <w:rPr>
-          <w:rFonts w:ascii="맑은 고딕" w:hAnsi="맑은 고딕" w:eastAsia="맑은 고딕"/>
-          <w:sz w:val="21"/>
-        </w:rPr>
-        <w:t>④ 시퀀스가 복제되지 않기 때문</w:t>
-      </w:r>
-    </w:p>
-    <w:p>
-      <w:r>
-        <w:rPr>
-          <w:rFonts w:ascii="맑은 고딕" w:hAnsi="맑은 고딕" w:eastAsia="맑은 고딕"/>
-          <w:sz w:val="21"/>
-        </w:rPr>
-        <w:t>중-10 · 객관식</w:t>
-      </w:r>
-    </w:p>
-    <w:p>
-      <w:r>
-        <w:rPr>
-          <w:rFonts w:ascii="맑은 고딕" w:hAnsi="맑은 고딕" w:eastAsia="맑은 고딕"/>
-          <w:sz w:val="21"/>
-        </w:rPr>
-        <w:t>[중-10] 그 사실의 실무적 함의는?</w:t>
-      </w:r>
-    </w:p>
-    <w:p>
-      <w:r>
-        <w:rPr>
-          <w:rFonts w:ascii="맑은 고딕" w:hAnsi="맑은 고딕" w:eastAsia="맑은 고딕"/>
-          <w:sz w:val="21"/>
-        </w:rPr>
-        <w:t>① 순번의 연속성이 필요하면 Standby에서 시퀀스를 쓰지 않는다</w:t>
-      </w:r>
-    </w:p>
-    <w:p>
-      <w:r>
-        <w:rPr>
-          <w:rFonts w:ascii="맑은 고딕" w:hAnsi="맑은 고딕" w:eastAsia="맑은 고딕"/>
-          <w:sz w:val="21"/>
-        </w:rPr>
-        <w:t>② 시퀀스를 캐시 없이 만든다</w:t>
-      </w:r>
-    </w:p>
-    <w:p>
-      <w:r>
-        <w:rPr>
-          <w:rFonts w:ascii="맑은 고딕" w:hAnsi="맑은 고딕" w:eastAsia="맑은 고딕"/>
-          <w:sz w:val="21"/>
-        </w:rPr>
-        <w:t>③ Standby에서는 시퀀스를 쓸 수 없다</w:t>
-      </w:r>
-    </w:p>
-    <w:p>
-      <w:r>
-        <w:rPr>
-          <w:rFonts w:ascii="맑은 고딕" w:hAnsi="맑은 고딕" w:eastAsia="맑은 고딕"/>
-          <w:sz w:val="21"/>
-        </w:rPr>
-        <w:t>④ 문제가 되지 않는다</w:t>
-      </w:r>
-    </w:p>
-    <w:p>
-      <w:r>
-        <w:rPr>
-          <w:rFonts w:ascii="맑은 고딕" w:hAnsi="맑은 고딕" w:eastAsia="맑은 고딕"/>
-          <w:sz w:val="21"/>
-        </w:rPr>
-        <w:t>중-11 · 객관식</w:t>
-      </w:r>
-    </w:p>
-    <w:p>
-      <w:r>
-        <w:rPr>
-          <w:rFonts w:ascii="맑은 고딕" w:hAnsi="맑은 고딕" w:eastAsia="맑은 고딕"/>
-          <w:sz w:val="21"/>
-        </w:rPr>
-        <w:t>[중-11] DML 리다이렉션에서 실제로 문장이 실행되는 곳은?</w:t>
-      </w:r>
-    </w:p>
-    <w:p>
-      <w:r>
-        <w:rPr>
-          <w:rFonts w:ascii="맑은 고딕" w:hAnsi="맑은 고딕" w:eastAsia="맑은 고딕"/>
-          <w:sz w:val="21"/>
-        </w:rPr>
-        <w:t>① Primary</w:t>
-      </w:r>
-    </w:p>
-    <w:p>
-      <w:r>
-        <w:rPr>
-          <w:rFonts w:ascii="맑은 고딕" w:hAnsi="맑은 고딕" w:eastAsia="맑은 고딕"/>
-          <w:sz w:val="21"/>
-        </w:rPr>
-        <w:t>② Standby</w:t>
-      </w:r>
-    </w:p>
-    <w:p>
-      <w:r>
-        <w:rPr>
-          <w:rFonts w:ascii="맑은 고딕" w:hAnsi="맑은 고딕" w:eastAsia="맑은 고딕"/>
-          <w:sz w:val="21"/>
-        </w:rPr>
-        <w:t>③ 양쪽 모두</w:t>
-      </w:r>
-    </w:p>
-    <w:p>
-      <w:r>
-        <w:rPr>
-          <w:rFonts w:ascii="맑은 고딕" w:hAnsi="맑은 고딕" w:eastAsia="맑은 고딕"/>
-          <w:sz w:val="21"/>
-        </w:rPr>
-        <w:t>④ Far Sync 인스턴스</w:t>
-      </w:r>
-    </w:p>
-    <w:p>
-      <w:r>
-        <w:rPr>
-          <w:rFonts w:ascii="맑은 고딕" w:hAnsi="맑은 고딕" w:eastAsia="맑은 고딕"/>
-          <w:sz w:val="21"/>
-        </w:rPr>
-        <w:t>중-12 · 객관식</w:t>
-      </w:r>
-    </w:p>
-    <w:p>
-      <w:r>
-        <w:rPr>
-          <w:rFonts w:ascii="맑은 고딕" w:hAnsi="맑은 고딕" w:eastAsia="맑은 고딕"/>
-          <w:sz w:val="21"/>
-        </w:rPr>
-        <w:t>[중-12] 리다이렉션이 적합한 용도는?</w:t>
-      </w:r>
-    </w:p>
-    <w:p>
-      <w:r>
-        <w:rPr>
-          <w:rFonts w:ascii="맑은 고딕" w:hAnsi="맑은 고딕" w:eastAsia="맑은 고딕"/>
-          <w:sz w:val="21"/>
-        </w:rPr>
-        <w:t>① 조회 위주 세션에서 발생하는 간헐적이고 작은 갱신</w:t>
-      </w:r>
-    </w:p>
-    <w:p>
-      <w:r>
-        <w:rPr>
-          <w:rFonts w:ascii="맑은 고딕" w:hAnsi="맑은 고딕" w:eastAsia="맑은 고딕"/>
-          <w:sz w:val="21"/>
-        </w:rPr>
-        <w:t>② 대량 배치 갱신</w:t>
-      </w:r>
-    </w:p>
-    <w:p>
-      <w:r>
-        <w:rPr>
-          <w:rFonts w:ascii="맑은 고딕" w:hAnsi="맑은 고딕" w:eastAsia="맑은 고딕"/>
-          <w:sz w:val="21"/>
-        </w:rPr>
-        <w:t>③ 긴 트랜잭션</w:t>
-      </w:r>
-    </w:p>
-    <w:p>
-      <w:r>
-        <w:rPr>
-          <w:rFonts w:ascii="맑은 고딕" w:hAnsi="맑은 고딕" w:eastAsia="맑은 고딕"/>
-          <w:sz w:val="21"/>
-        </w:rPr>
-        <w:t>④ DDL 실행</w:t>
-      </w:r>
-    </w:p>
-    <w:p>
-      <w:r>
-        <w:rPr>
-          <w:rFonts w:ascii="맑은 고딕" w:hAnsi="맑은 고딕" w:eastAsia="맑은 고딕"/>
-          <w:sz w:val="21"/>
-        </w:rPr>
-        <w:t>중-13 · 객관식</w:t>
-      </w:r>
-    </w:p>
-    <w:p>
-      <w:r>
-        <w:rPr>
-          <w:rFonts w:ascii="맑은 고딕" w:hAnsi="맑은 고딕" w:eastAsia="맑은 고딕"/>
-          <w:sz w:val="21"/>
-        </w:rPr>
-        <w:t>[중-13] 리다이렉션된 DML의 트랜잭션이 존재하는 곳은?</w:t>
-      </w:r>
-    </w:p>
-    <w:p>
-      <w:r>
-        <w:rPr>
-          <w:rFonts w:ascii="맑은 고딕" w:hAnsi="맑은 고딕" w:eastAsia="맑은 고딕"/>
-          <w:sz w:val="21"/>
-        </w:rPr>
-        <w:t>① Primary</w:t>
-      </w:r>
-    </w:p>
-    <w:p>
-      <w:r>
-        <w:rPr>
-          <w:rFonts w:ascii="맑은 고딕" w:hAnsi="맑은 고딕" w:eastAsia="맑은 고딕"/>
-          <w:sz w:val="21"/>
-        </w:rPr>
-        <w:t>② Standby</w:t>
-      </w:r>
-    </w:p>
-    <w:p>
-      <w:r>
-        <w:rPr>
-          <w:rFonts w:ascii="맑은 고딕" w:hAnsi="맑은 고딕" w:eastAsia="맑은 고딕"/>
-          <w:sz w:val="21"/>
-        </w:rPr>
-        <w:t>③ 양쪽에 복제된다</w:t>
-      </w:r>
-    </w:p>
-    <w:p>
-      <w:r>
-        <w:rPr>
-          <w:rFonts w:ascii="맑은 고딕" w:hAnsi="맑은 고딕" w:eastAsia="맑은 고딕"/>
-          <w:sz w:val="21"/>
-        </w:rPr>
-        <w:t>④ 트랜잭션이 생기지 않는다</w:t>
-      </w:r>
-    </w:p>
-    <w:p>
-      <w:r>
-        <w:rPr>
-          <w:rFonts w:ascii="맑은 고딕" w:hAnsi="맑은 고딕" w:eastAsia="맑은 고딕"/>
-          <w:sz w:val="21"/>
-        </w:rPr>
-        <w:t>중-14 · 객관식</w:t>
-      </w:r>
-    </w:p>
-    <w:p>
-      <w:r>
-        <w:rPr>
-          <w:rFonts w:ascii="맑은 고딕" w:hAnsi="맑은 고딕" w:eastAsia="맑은 고딕"/>
-          <w:sz w:val="21"/>
-        </w:rPr>
-        <w:t>[중-14] ORA-16000과 ORA-16397의 차이는?</w:t>
-      </w:r>
-    </w:p>
-    <w:p>
-      <w:r>
-        <w:rPr>
-          <w:rFonts w:ascii="맑은 고딕" w:hAnsi="맑은 고딕" w:eastAsia="맑은 고딕"/>
-          <w:sz w:val="21"/>
-        </w:rPr>
-        <w:t>① 전자는 시도하지 않았고 후자는 시도했다가 실패했다</w:t>
-      </w:r>
-    </w:p>
-    <w:p>
-      <w:r>
-        <w:rPr>
-          <w:rFonts w:ascii="맑은 고딕" w:hAnsi="맑은 고딕" w:eastAsia="맑은 고딕"/>
-          <w:sz w:val="21"/>
-        </w:rPr>
-        <w:t>② 전자가 더 심각하다</w:t>
-      </w:r>
-    </w:p>
-    <w:p>
-      <w:r>
-        <w:rPr>
-          <w:rFonts w:ascii="맑은 고딕" w:hAnsi="맑은 고딕" w:eastAsia="맑은 고딕"/>
-          <w:sz w:val="21"/>
-        </w:rPr>
-        <w:t>③ 차이가 없다</w:t>
-      </w:r>
-    </w:p>
-    <w:p>
-      <w:r>
-        <w:rPr>
-          <w:rFonts w:ascii="맑은 고딕" w:hAnsi="맑은 고딕" w:eastAsia="맑은 고딕"/>
-          <w:sz w:val="21"/>
-        </w:rPr>
-        <w:t>④ 전자는 DDL 전용이다</w:t>
-      </w:r>
-    </w:p>
-    <w:p>
-      <w:r>
-        <w:rPr>
-          <w:rFonts w:ascii="맑은 고딕" w:hAnsi="맑은 고딕" w:eastAsia="맑은 고딕"/>
-          <w:sz w:val="21"/>
-        </w:rPr>
-        <w:t>중-15 · 객관식</w:t>
-      </w:r>
-    </w:p>
-    <w:p>
-      <w:r>
-        <w:rPr>
-          <w:rFonts w:ascii="맑은 고딕" w:hAnsi="맑은 고딕" w:eastAsia="맑은 고딕"/>
-          <w:sz w:val="21"/>
-        </w:rPr>
-        <w:t>[중-15] `STANDBY_MAX_DATA_DELAY`를 `SYS`로 설정하면?</w:t>
-      </w:r>
-    </w:p>
-    <w:p>
-      <w:r>
-        <w:rPr>
-          <w:rFonts w:ascii="맑은 고딕" w:hAnsi="맑은 고딕" w:eastAsia="맑은 고딕"/>
-          <w:sz w:val="21"/>
-        </w:rPr>
-        <w:t>① ORA-03174 — SYS에는 적용되지 않는다</w:t>
-      </w:r>
-    </w:p>
-    <w:p>
-      <w:r>
-        <w:rPr>
-          <w:rFonts w:ascii="맑은 고딕" w:hAnsi="맑은 고딕" w:eastAsia="맑은 고딕"/>
-          <w:sz w:val="21"/>
-        </w:rPr>
-        <w:t>② 정상 적용된다</w:t>
-      </w:r>
-    </w:p>
-    <w:p>
-      <w:r>
-        <w:rPr>
-          <w:rFonts w:ascii="맑은 고딕" w:hAnsi="맑은 고딕" w:eastAsia="맑은 고딕"/>
-          <w:sz w:val="21"/>
-        </w:rPr>
-        <w:t>③ ORA-03172</w:t>
-      </w:r>
-    </w:p>
-    <w:p>
-      <w:r>
-        <w:rPr>
-          <w:rFonts w:ascii="맑은 고딕" w:hAnsi="맑은 고딕" w:eastAsia="맑은 고딕"/>
-          <w:sz w:val="21"/>
-        </w:rPr>
-        <w:t>④ 무시된다</w:t>
-      </w:r>
-    </w:p>
-    <w:p>
-      <w:r>
-        <w:rPr>
-          <w:rFonts w:ascii="맑은 고딕" w:hAnsi="맑은 고딕" w:eastAsia="맑은 고딕"/>
-          <w:sz w:val="21"/>
-        </w:rPr>
-        <w:t>중-16 · 객관식</w:t>
-      </w:r>
-    </w:p>
-    <w:p>
-      <w:r>
-        <w:rPr>
-          <w:rFonts w:ascii="맑은 고딕" w:hAnsi="맑은 고딕" w:eastAsia="맑은 고딕"/>
-          <w:sz w:val="21"/>
-        </w:rPr>
-        <w:t>[중-16] ASYNC 구성에서 `STANDBY_MAX_DATA_DELAY=0`은?</w:t>
-      </w:r>
-    </w:p>
-    <w:p>
-      <w:r>
-        <w:rPr>
-          <w:rFonts w:ascii="맑은 고딕" w:hAnsi="맑은 고딕" w:eastAsia="맑은 고딕"/>
-          <w:sz w:val="21"/>
-        </w:rPr>
-        <w:t>① 사실상 항상 ORA-03172가 난다</w:t>
-      </w:r>
-    </w:p>
-    <w:p>
-      <w:r>
-        <w:rPr>
-          <w:rFonts w:ascii="맑은 고딕" w:hAnsi="맑은 고딕" w:eastAsia="맑은 고딕"/>
-          <w:sz w:val="21"/>
-        </w:rPr>
-        <w:t>② 정상 동작한다</w:t>
-      </w:r>
-    </w:p>
-    <w:p>
-      <w:r>
-        <w:rPr>
-          <w:rFonts w:ascii="맑은 고딕" w:hAnsi="맑은 고딕" w:eastAsia="맑은 고딕"/>
-          <w:sz w:val="21"/>
-        </w:rPr>
-        <w:t>③ NONE과 같다</w:t>
-      </w:r>
-    </w:p>
-    <w:p>
-      <w:r>
-        <w:rPr>
-          <w:rFonts w:ascii="맑은 고딕" w:hAnsi="맑은 고딕" w:eastAsia="맑은 고딕"/>
-          <w:sz w:val="21"/>
-        </w:rPr>
-        <w:t>④ 오류 없이 무시된다</w:t>
-      </w:r>
-    </w:p>
-    <w:p>
-      <w:r>
-        <w:rPr>
-          <w:rFonts w:ascii="맑은 고딕" w:hAnsi="맑은 고딕" w:eastAsia="맑은 고딕"/>
-          <w:sz w:val="21"/>
-        </w:rPr>
-        <w:t>중-17 · 객관식</w:t>
-      </w:r>
-    </w:p>
-    <w:p>
-      <w:r>
-        <w:rPr>
-          <w:rFonts w:ascii="맑은 고딕" w:hAnsi="맑은 고딕" w:eastAsia="맑은 고딕"/>
-          <w:sz w:val="21"/>
-        </w:rPr>
-        <w:t>[중-17] 한도를 두지 않고 조회하면 지연 상태에서 어떻게 되는가?</w:t>
-      </w:r>
-    </w:p>
-    <w:p>
-      <w:r>
-        <w:rPr>
-          <w:rFonts w:ascii="맑은 고딕" w:hAnsi="맑은 고딕" w:eastAsia="맑은 고딕"/>
-          <w:sz w:val="21"/>
-        </w:rPr>
-        <w:t>① 성공하되 옛 데이터를 돌려준다</w:t>
-      </w:r>
-    </w:p>
-    <w:p>
-      <w:r>
-        <w:rPr>
-          <w:rFonts w:ascii="맑은 고딕" w:hAnsi="맑은 고딕" w:eastAsia="맑은 고딕"/>
-          <w:sz w:val="21"/>
-        </w:rPr>
-        <w:t>② 실패한다</w:t>
-      </w:r>
-    </w:p>
-    <w:p>
-      <w:r>
-        <w:rPr>
-          <w:rFonts w:ascii="맑은 고딕" w:hAnsi="맑은 고딕" w:eastAsia="맑은 고딕"/>
-          <w:sz w:val="21"/>
-        </w:rPr>
-        <w:t>③ Primary로 전달된다</w:t>
-      </w:r>
-    </w:p>
-    <w:p>
-      <w:r>
-        <w:rPr>
-          <w:rFonts w:ascii="맑은 고딕" w:hAnsi="맑은 고딕" w:eastAsia="맑은 고딕"/>
-          <w:sz w:val="21"/>
-        </w:rPr>
-        <w:t>④ 대기한다</w:t>
-      </w:r>
-    </w:p>
-    <w:p>
-      <w:r>
-        <w:rPr>
-          <w:rFonts w:ascii="맑은 고딕" w:hAnsi="맑은 고딕" w:eastAsia="맑은 고딕"/>
-          <w:sz w:val="21"/>
-        </w:rPr>
-        <w:t>중-18 · 객관식</w:t>
-      </w:r>
-    </w:p>
-    <w:p>
-      <w:r>
-        <w:rPr>
-          <w:rFonts w:ascii="맑은 고딕" w:hAnsi="맑은 고딕" w:eastAsia="맑은 고딕"/>
-          <w:sz w:val="21"/>
-        </w:rPr>
-        <w:t>[중-18] `SYNC WITH PRIMARY`가 요구하는 전제는?</w:t>
-      </w:r>
-    </w:p>
-    <w:p>
-      <w:r>
-        <w:rPr>
-          <w:rFonts w:ascii="맑은 고딕" w:hAnsi="맑은 고딕" w:eastAsia="맑은 고딕"/>
-          <w:sz w:val="21"/>
-        </w:rPr>
-        <w:t>① 동기 전송(SYNC) 구성</w:t>
-      </w:r>
-    </w:p>
-    <w:p>
-      <w:r>
-        <w:rPr>
-          <w:rFonts w:ascii="맑은 고딕" w:hAnsi="맑은 고딕" w:eastAsia="맑은 고딕"/>
-          <w:sz w:val="21"/>
-        </w:rPr>
-        <w:t>② 리다이렉션 활성화</w:t>
-      </w:r>
-    </w:p>
-    <w:p>
-      <w:r>
-        <w:rPr>
-          <w:rFonts w:ascii="맑은 고딕" w:hAnsi="맑은 고딕" w:eastAsia="맑은 고딕"/>
-          <w:sz w:val="21"/>
-        </w:rPr>
-        <w:t>③ MOUNTED 상태</w:t>
-      </w:r>
-    </w:p>
-    <w:p>
-      <w:r>
-        <w:rPr>
-          <w:rFonts w:ascii="맑은 고딕" w:hAnsi="맑은 고딕" w:eastAsia="맑은 고딕"/>
-          <w:sz w:val="21"/>
-        </w:rPr>
-        <w:t>④ SYS 권한</w:t>
-      </w:r>
-    </w:p>
-    <w:p>
-      <w:r>
-        <w:rPr>
-          <w:rFonts w:ascii="맑은 고딕" w:hAnsi="맑은 고딕" w:eastAsia="맑은 고딕"/>
-          <w:sz w:val="21"/>
-        </w:rPr>
-        <w:t>중-19 · 객관식</w:t>
-      </w:r>
-    </w:p>
-    <w:p>
-      <w:r>
-        <w:rPr>
-          <w:rFonts w:ascii="맑은 고딕" w:hAnsi="맑은 고딕" w:eastAsia="맑은 고딕"/>
-          <w:sz w:val="21"/>
-        </w:rPr>
-        <w:t>[중-19] `V$STANDBY_EVENT_HISTOGRAM`이 기록하는 항목은?</w:t>
-      </w:r>
-    </w:p>
-    <w:p>
-      <w:r>
-        <w:rPr>
-          <w:rFonts w:ascii="맑은 고딕" w:hAnsi="맑은 고딕" w:eastAsia="맑은 고딕"/>
-          <w:sz w:val="21"/>
-        </w:rPr>
-        <w:t>① apply lag 하나뿐이다</w:t>
-      </w:r>
-    </w:p>
-    <w:p>
-      <w:r>
-        <w:rPr>
-          <w:rFonts w:ascii="맑은 고딕" w:hAnsi="맑은 고딕" w:eastAsia="맑은 고딕"/>
-          <w:sz w:val="21"/>
-        </w:rPr>
-        <w:t>② apply lag과 transport lag 둘</w:t>
-      </w:r>
-    </w:p>
-    <w:p>
-      <w:r>
-        <w:rPr>
-          <w:rFonts w:ascii="맑은 고딕" w:hAnsi="맑은 고딕" w:eastAsia="맑은 고딕"/>
-          <w:sz w:val="21"/>
-        </w:rPr>
-        <w:t>③ 네 가지 지표</w:t>
-      </w:r>
-    </w:p>
-    <w:p>
-      <w:r>
-        <w:rPr>
-          <w:rFonts w:ascii="맑은 고딕" w:hAnsi="맑은 고딕" w:eastAsia="맑은 고딕"/>
-          <w:sz w:val="21"/>
-        </w:rPr>
-        <w:t>④ 목적지별로 하나씩</w:t>
-      </w:r>
-    </w:p>
-    <w:p>
-      <w:r>
-        <w:rPr>
-          <w:rFonts w:ascii="맑은 고딕" w:hAnsi="맑은 고딕" w:eastAsia="맑은 고딕"/>
-          <w:sz w:val="21"/>
-        </w:rPr>
-        <w:t>중-20 · 객관식</w:t>
-      </w:r>
-    </w:p>
-    <w:p>
-      <w:r>
-        <w:rPr>
-          <w:rFonts w:ascii="맑은 고딕" w:hAnsi="맑은 고딕" w:eastAsia="맑은 고딕"/>
-          <w:sz w:val="21"/>
-        </w:rPr>
-        <w:t>[중-20] 실습에서 약 2분간 적용을 멈춘 결과가 히스토그램에 남은 형태는?</w:t>
-      </w:r>
-    </w:p>
-    <w:p>
-      <w:r>
-        <w:rPr>
-          <w:rFonts w:ascii="맑은 고딕" w:hAnsi="맑은 고딕" w:eastAsia="맑은 고딕"/>
-          <w:sz w:val="21"/>
-        </w:rPr>
-        <w:t>① `2 minutes` 구간에 59회</w:t>
-      </w:r>
-    </w:p>
-    <w:p>
-      <w:r>
-        <w:rPr>
-          <w:rFonts w:ascii="맑은 고딕" w:hAnsi="맑은 고딕" w:eastAsia="맑은 고딕"/>
-          <w:sz w:val="21"/>
-        </w:rPr>
-        <w:t>② `120 seconds` 구간에 1회</w:t>
-      </w:r>
-    </w:p>
-    <w:p>
-      <w:r>
-        <w:rPr>
-          <w:rFonts w:ascii="맑은 고딕" w:hAnsi="맑은 고딕" w:eastAsia="맑은 고딕"/>
-          <w:sz w:val="21"/>
-        </w:rPr>
-        <w:t>③ 기록되지 않는다</w:t>
-      </w:r>
-    </w:p>
-    <w:p>
-      <w:r>
-        <w:rPr>
-          <w:rFonts w:ascii="맑은 고딕" w:hAnsi="맑은 고딕" w:eastAsia="맑은 고딕"/>
-          <w:sz w:val="21"/>
-        </w:rPr>
-        <w:t>④ 0초 구간이 감소한다</w:t>
+        <w:t xml:space="preserve">[난이도] 중 (응용)</w:t>
+      </w:r>
+    </w:p>
+    <w:p>
+      <w:r>
+        <w:rPr>
+          <w:rFonts w:ascii="맑은 고딕" w:hAnsi="맑은 고딕" w:eastAsia="맑은 고딕"/>
+          <w:sz w:val="21"/>
+        </w:rPr>
+        <w:t xml:space="preserve">중-01 · 객관식</w:t>
+      </w:r>
+    </w:p>
+    <w:p>
+      <w:r>
+        <w:rPr>
+          <w:rFonts w:ascii="맑은 고딕" w:hAnsi="맑은 고딕" w:eastAsia="맑은 고딕"/>
+          <w:sz w:val="21"/>
+        </w:rPr>
+        <w:t xml:space="preserve">[중-01] Primary와 Standby에서 같은 숫자를 확인해 실시간 적용이 정상임을 판단하는 조합은?</w:t>
+      </w:r>
+    </w:p>
+    <w:p>
+      <w:r>
+        <w:rPr>
+          <w:rFonts w:ascii="맑은 고딕" w:hAnsi="맑은 고딕" w:eastAsia="맑은 고딕"/>
+          <w:sz w:val="21"/>
+        </w:rPr>
+        <w:t xml:space="preserve">① Primary V$LOG의 CURRENT 시퀀스, Standby ACTIVE SRL의 시퀀스, MRP0의 시퀀스</w:t>
+      </w:r>
+    </w:p>
+    <w:p>
+      <w:r>
+        <w:rPr>
+          <w:rFonts w:ascii="맑은 고딕" w:hAnsi="맑은 고딕" w:eastAsia="맑은 고딕"/>
+          <w:sz w:val="21"/>
+        </w:rPr>
+        <w:t xml:space="preserve">② Primary V$LOG의 그룹 수, Standby V$LOG의 그룹 수, SRL 수</w:t>
+      </w:r>
+    </w:p>
+    <w:p>
+      <w:r>
+        <w:rPr>
+          <w:rFonts w:ascii="맑은 고딕" w:hAnsi="맑은 고딕" w:eastAsia="맑은 고딕"/>
+          <w:sz w:val="21"/>
+        </w:rPr>
+        <w:t xml:space="preserve">③ Primary DBID, Standby DBID, RESETLOGS_ID</w:t>
+      </w:r>
+    </w:p>
+    <w:p>
+      <w:r>
+        <w:rPr>
+          <w:rFonts w:ascii="맑은 고딕" w:hAnsi="맑은 고딕" w:eastAsia="맑은 고딕"/>
+          <w:sz w:val="21"/>
+        </w:rPr>
+        <w:t xml:space="preserve">④ 두 지연과 apply finish time</w:t>
+      </w:r>
+    </w:p>
+    <w:p>
+      <w:r>
+        <w:rPr>
+          <w:rFonts w:ascii="맑은 고딕" w:hAnsi="맑은 고딕" w:eastAsia="맑은 고딕"/>
+          <w:sz w:val="21"/>
+        </w:rPr>
+        <w:t xml:space="preserve">중-02 · 객관식</w:t>
+      </w:r>
+    </w:p>
+    <w:p>
+      <w:r>
+        <w:rPr>
+          <w:rFonts w:ascii="맑은 고딕" w:hAnsi="맑은 고딕" w:eastAsia="맑은 고딕"/>
+          <w:sz w:val="21"/>
+        </w:rPr>
+        <w:t xml:space="preserve">[중-02] Standby `V$STANDBY_LOG`에서 `ACTIVE`가 0개라면?</w:t>
+      </w:r>
+    </w:p>
+    <w:p>
+      <w:r>
+        <w:rPr>
+          <w:rFonts w:ascii="맑은 고딕" w:hAnsi="맑은 고딕" w:eastAsia="맑은 고딕"/>
+          <w:sz w:val="21"/>
+        </w:rPr>
+        <w:t xml:space="preserve">① 리두가 오지 않고 있다</w:t>
+      </w:r>
+    </w:p>
+    <w:p>
+      <w:r>
+        <w:rPr>
+          <w:rFonts w:ascii="맑은 고딕" w:hAnsi="맑은 고딕" w:eastAsia="맑은 고딕"/>
+          <w:sz w:val="21"/>
+        </w:rPr>
+        <w:t xml:space="preserve">② 앞의 SRL이 아직 아카이브되지 않았다</w:t>
+      </w:r>
+    </w:p>
+    <w:p>
+      <w:r>
+        <w:rPr>
+          <w:rFonts w:ascii="맑은 고딕" w:hAnsi="맑은 고딕" w:eastAsia="맑은 고딕"/>
+          <w:sz w:val="21"/>
+        </w:rPr>
+        <w:t xml:space="preserve">③ 실시간 적용이 정상이다</w:t>
+      </w:r>
+    </w:p>
+    <w:p>
+      <w:r>
+        <w:rPr>
+          <w:rFonts w:ascii="맑은 고딕" w:hAnsi="맑은 고딕" w:eastAsia="맑은 고딕"/>
+          <w:sz w:val="21"/>
+        </w:rPr>
+        <w:t xml:space="preserve">④ Standby가 Primary로 바뀌었다</w:t>
+      </w:r>
+    </w:p>
+    <w:p>
+      <w:r>
+        <w:rPr>
+          <w:rFonts w:ascii="맑은 고딕" w:hAnsi="맑은 고딕" w:eastAsia="맑은 고딕"/>
+          <w:sz w:val="21"/>
+        </w:rPr>
+        <w:t xml:space="preserve">중-03 · 객관식</w:t>
+      </w:r>
+    </w:p>
+    <w:p>
+      <w:r>
+        <w:rPr>
+          <w:rFonts w:ascii="맑은 고딕" w:hAnsi="맑은 고딕" w:eastAsia="맑은 고딕"/>
+          <w:sz w:val="21"/>
+        </w:rPr>
+        <w:t xml:space="preserve">[중-03] 감시 스크립트가 `V$STANDBY_LOG`를 조회했는데 네 그룹이 전부 `UNASSIGNED`였다. 먼저 의심할 것은?</w:t>
+      </w:r>
+    </w:p>
+    <w:p>
+      <w:r>
+        <w:rPr>
+          <w:rFonts w:ascii="맑은 고딕" w:hAnsi="맑은 고딕" w:eastAsia="맑은 고딕"/>
+          <w:sz w:val="21"/>
+        </w:rPr>
+        <w:t xml:space="preserve">① Primary에서 조회했을 가능성</w:t>
+      </w:r>
+    </w:p>
+    <w:p>
+      <w:r>
+        <w:rPr>
+          <w:rFonts w:ascii="맑은 고딕" w:hAnsi="맑은 고딕" w:eastAsia="맑은 고딕"/>
+          <w:sz w:val="21"/>
+        </w:rPr>
+        <w:t xml:space="preserve">② Standby의 SRL이 손상되었을 가능성</w:t>
+      </w:r>
+    </w:p>
+    <w:p>
+      <w:r>
+        <w:rPr>
+          <w:rFonts w:ascii="맑은 고딕" w:hAnsi="맑은 고딕" w:eastAsia="맑은 고딕"/>
+          <w:sz w:val="21"/>
+        </w:rPr>
+        <w:t xml:space="preserve">③ Broker가 SRL을 삭제했을 가능성</w:t>
+      </w:r>
+    </w:p>
+    <w:p>
+      <w:r>
+        <w:rPr>
+          <w:rFonts w:ascii="맑은 고딕" w:hAnsi="맑은 고딕" w:eastAsia="맑은 고딕"/>
+          <w:sz w:val="21"/>
+        </w:rPr>
+        <w:t xml:space="preserve">④ 보호 모드가 바뀌었을 가능성</w:t>
+      </w:r>
+    </w:p>
+    <w:p>
+      <w:r>
+        <w:rPr>
+          <w:rFonts w:ascii="맑은 고딕" w:hAnsi="맑은 고딕" w:eastAsia="맑은 고딕"/>
+          <w:sz w:val="21"/>
+        </w:rPr>
+        <w:t xml:space="preserve">중-04 · 객관식</w:t>
+      </w:r>
+    </w:p>
+    <w:p>
+      <w:r>
+        <w:rPr>
+          <w:rFonts w:ascii="맑은 고딕" w:hAnsi="맑은 고딕" w:eastAsia="맑은 고딕"/>
+          <w:sz w:val="21"/>
+        </w:rPr>
+        <w:t xml:space="preserve">[중-04] 로컬 1번 목적지의 `TRANSMIT_MODE`가 `SYNCHRONOUS`인데 보호 모드는 MaxPerformance였다. 올바른 해석은?</w:t>
+      </w:r>
+    </w:p>
+    <w:p>
+      <w:r>
+        <w:rPr>
+          <w:rFonts w:ascii="맑은 고딕" w:hAnsi="맑은 고딕" w:eastAsia="맑은 고딕"/>
+          <w:sz w:val="21"/>
+        </w:rPr>
+        <w:t xml:space="preserve">① 로컬 디스크 쓰기이므로 보호 모드와 무관하다</w:t>
+      </w:r>
+    </w:p>
+    <w:p>
+      <w:r>
+        <w:rPr>
+          <w:rFonts w:ascii="맑은 고딕" w:hAnsi="맑은 고딕" w:eastAsia="맑은 고딕"/>
+          <w:sz w:val="21"/>
+        </w:rPr>
+        <w:t xml:space="preserve">② 보호 모드 설정이 잘못되었다</w:t>
+      </w:r>
+    </w:p>
+    <w:p>
+      <w:r>
+        <w:rPr>
+          <w:rFonts w:ascii="맑은 고딕" w:hAnsi="맑은 고딕" w:eastAsia="맑은 고딕"/>
+          <w:sz w:val="21"/>
+        </w:rPr>
+        <w:t xml:space="preserve">③ MaxAvailability로 자동 승격되었다</w:t>
+      </w:r>
+    </w:p>
+    <w:p>
+      <w:r>
+        <w:rPr>
+          <w:rFonts w:ascii="맑은 고딕" w:hAnsi="맑은 고딕" w:eastAsia="맑은 고딕"/>
+          <w:sz w:val="21"/>
+        </w:rPr>
+        <w:t xml:space="preserve">④ 원격 전송도 동기로 바뀌었다</w:t>
+      </w:r>
+    </w:p>
+    <w:p>
+      <w:r>
+        <w:rPr>
+          <w:rFonts w:ascii="맑은 고딕" w:hAnsi="맑은 고딕" w:eastAsia="맑은 고딕"/>
+          <w:sz w:val="21"/>
+        </w:rPr>
+        <w:t xml:space="preserve">중-05 · 객관식</w:t>
+      </w:r>
+    </w:p>
+    <w:p>
+      <w:r>
+        <w:rPr>
+          <w:rFonts w:ascii="맑은 고딕" w:hAnsi="맑은 고딕" w:eastAsia="맑은 고딕"/>
+          <w:sz w:val="21"/>
+        </w:rPr>
+        <w:t xml:space="preserve">[중-05] `VALID_NOW`가 `UNKNOWN`일 때 "쓰지 않는 목적지"와 "막 바꿔 아직 계산되지 않은 목적지"를 가르는 방법은?</w:t>
+      </w:r>
+    </w:p>
+    <w:p>
+      <w:r>
+        <w:rPr>
+          <w:rFonts w:ascii="맑은 고딕" w:hAnsi="맑은 고딕" w:eastAsia="맑은 고딕"/>
+          <w:sz w:val="21"/>
+        </w:rPr>
+        <w:t xml:space="preserve">① DESTINATION 열이 비어 있는지 본다</w:t>
+      </w:r>
+    </w:p>
+    <w:p>
+      <w:r>
+        <w:rPr>
+          <w:rFonts w:ascii="맑은 고딕" w:hAnsi="맑은 고딕" w:eastAsia="맑은 고딕"/>
+          <w:sz w:val="21"/>
+        </w:rPr>
+        <w:t xml:space="preserve">② STATUS가 VALID인지 본다</w:t>
+      </w:r>
+    </w:p>
+    <w:p>
+      <w:r>
+        <w:rPr>
+          <w:rFonts w:ascii="맑은 고딕" w:hAnsi="맑은 고딕" w:eastAsia="맑은 고딕"/>
+          <w:sz w:val="21"/>
+        </w:rPr>
+        <w:t xml:space="preserve">③ BINDING이 OPTIONAL인지 본다</w:t>
+      </w:r>
+    </w:p>
+    <w:p>
+      <w:r>
+        <w:rPr>
+          <w:rFonts w:ascii="맑은 고딕" w:hAnsi="맑은 고딕" w:eastAsia="맑은 고딕"/>
+          <w:sz w:val="21"/>
+        </w:rPr>
+        <w:t xml:space="preserve">④ VALID_ROLE이 ALL_ROLES인지 본다</w:t>
+      </w:r>
+    </w:p>
+    <w:p>
+      <w:r>
+        <w:rPr>
+          <w:rFonts w:ascii="맑은 고딕" w:hAnsi="맑은 고딕" w:eastAsia="맑은 고딕"/>
+          <w:sz w:val="21"/>
+        </w:rPr>
+        <w:t xml:space="preserve">중-06 · 객관식</w:t>
+      </w:r>
+    </w:p>
+    <w:p>
+      <w:r>
+        <w:rPr>
+          <w:rFonts w:ascii="맑은 고딕" w:hAnsi="맑은 고딕" w:eastAsia="맑은 고딕"/>
+          <w:sz w:val="21"/>
+        </w:rPr>
+        <w:t xml:space="preserve">[중-06] Broker 구성에서 Standby(boston)의 2번 목적지가 비어 있고 `INACTIVE`인 이유는?</w:t>
+      </w:r>
+    </w:p>
+    <w:p>
+      <w:r>
+        <w:rPr>
+          <w:rFonts w:ascii="맑은 고딕" w:hAnsi="맑은 고딕" w:eastAsia="맑은 고딕"/>
+          <w:sz w:val="21"/>
+        </w:rPr>
+        <w:t xml:space="preserve">① 지금 보낼 곳이 없으므로 Broker가 비워 두고 역할이 바뀌면 채운다</w:t>
+      </w:r>
+    </w:p>
+    <w:p>
+      <w:r>
+        <w:rPr>
+          <w:rFonts w:ascii="맑은 고딕" w:hAnsi="맑은 고딕" w:eastAsia="맑은 고딕"/>
+          <w:sz w:val="21"/>
+        </w:rPr>
+        <w:t xml:space="preserve">② 전송 장애가 발생했다</w:t>
+      </w:r>
+    </w:p>
+    <w:p>
+      <w:r>
+        <w:rPr>
+          <w:rFonts w:ascii="맑은 고딕" w:hAnsi="맑은 고딕" w:eastAsia="맑은 고딕"/>
+          <w:sz w:val="21"/>
+        </w:rPr>
+        <w:t xml:space="preserve">③ SRL이 부족하다</w:t>
+      </w:r>
+    </w:p>
+    <w:p>
+      <w:r>
+        <w:rPr>
+          <w:rFonts w:ascii="맑은 고딕" w:hAnsi="맑은 고딕" w:eastAsia="맑은 고딕"/>
+          <w:sz w:val="21"/>
+        </w:rPr>
+        <w:t xml:space="preserve">④ LOG_ARCHIVE_CONFIG가 잘못되었다</w:t>
+      </w:r>
+    </w:p>
+    <w:p>
+      <w:r>
+        <w:rPr>
+          <w:rFonts w:ascii="맑은 고딕" w:hAnsi="맑은 고딕" w:eastAsia="맑은 고딕"/>
+          <w:sz w:val="21"/>
+        </w:rPr>
+        <w:t xml:space="preserve">중-07 · 객관식</w:t>
+      </w:r>
+    </w:p>
+    <w:p>
+      <w:r>
+        <w:rPr>
+          <w:rFonts w:ascii="맑은 고딕" w:hAnsi="맑은 고딕" w:eastAsia="맑은 고딕"/>
+          <w:sz w:val="21"/>
+        </w:rPr>
+        <w:t xml:space="preserve">[중-07] 리스너 중단 중 `LOG_ARCHIVE_DEST_STATE_2`=`ENABLE`, 목적지 `STATUS`=`ERROR`였다. 해석은?</w:t>
+      </w:r>
+    </w:p>
+    <w:p>
+      <w:r>
+        <w:rPr>
+          <w:rFonts w:ascii="맑은 고딕" w:hAnsi="맑은 고딕" w:eastAsia="맑은 고딕"/>
+          <w:sz w:val="21"/>
+        </w:rPr>
+        <w:t xml:space="preserve">① 장애다. ERROR 열을 읽어 원인을 찾는다</w:t>
+      </w:r>
+    </w:p>
+    <w:p>
+      <w:r>
+        <w:rPr>
+          <w:rFonts w:ascii="맑은 고딕" w:hAnsi="맑은 고딕" w:eastAsia="맑은 고딕"/>
+          <w:sz w:val="21"/>
+        </w:rPr>
+        <w:t xml:space="preserve">② Broker가 전송을 껐다</w:t>
+      </w:r>
+    </w:p>
+    <w:p>
+      <w:r>
+        <w:rPr>
+          <w:rFonts w:ascii="맑은 고딕" w:hAnsi="맑은 고딕" w:eastAsia="맑은 고딕"/>
+          <w:sz w:val="21"/>
+        </w:rPr>
+        <w:t xml:space="preserve">③ 사람이 SQL로 전송을 껐다</w:t>
+      </w:r>
+    </w:p>
+    <w:p>
+      <w:r>
+        <w:rPr>
+          <w:rFonts w:ascii="맑은 고딕" w:hAnsi="맑은 고딕" w:eastAsia="맑은 고딕"/>
+          <w:sz w:val="21"/>
+        </w:rPr>
+        <w:t xml:space="preserve">④ 정상이다</w:t>
+      </w:r>
+    </w:p>
+    <w:p>
+      <w:r>
+        <w:rPr>
+          <w:rFonts w:ascii="맑은 고딕" w:hAnsi="맑은 고딕" w:eastAsia="맑은 고딕"/>
+          <w:sz w:val="21"/>
+        </w:rPr>
+        <w:t xml:space="preserve">중-08 · 객관식</w:t>
+      </w:r>
+    </w:p>
+    <w:p>
+      <w:r>
+        <w:rPr>
+          <w:rFonts w:ascii="맑은 고딕" w:hAnsi="맑은 고딕" w:eastAsia="맑은 고딕"/>
+          <w:sz w:val="21"/>
+        </w:rPr>
+        <w:t xml:space="preserve">[중-08] 14장에서 Broker 속성으로 전송을 껐을 때 `LOG_ARCHIVE_DEST_STATE_2`의 값은?</w:t>
+      </w:r>
+    </w:p>
+    <w:p>
+      <w:r>
+        <w:rPr>
+          <w:rFonts w:ascii="맑은 고딕" w:hAnsi="맑은 고딕" w:eastAsia="맑은 고딕"/>
+          <w:sz w:val="21"/>
+        </w:rPr>
+        <w:t xml:space="preserve">① RESET</w:t>
+      </w:r>
+    </w:p>
+    <w:p>
+      <w:r>
+        <w:rPr>
+          <w:rFonts w:ascii="맑은 고딕" w:hAnsi="맑은 고딕" w:eastAsia="맑은 고딕"/>
+          <w:sz w:val="21"/>
+        </w:rPr>
+        <w:t xml:space="preserve">② DEFER</w:t>
+      </w:r>
+    </w:p>
+    <w:p>
+      <w:r>
+        <w:rPr>
+          <w:rFonts w:ascii="맑은 고딕" w:hAnsi="맑은 고딕" w:eastAsia="맑은 고딕"/>
+          <w:sz w:val="21"/>
+        </w:rPr>
+        <w:t xml:space="preserve">③ ENABLE</w:t>
+      </w:r>
+    </w:p>
+    <w:p>
+      <w:r>
+        <w:rPr>
+          <w:rFonts w:ascii="맑은 고딕" w:hAnsi="맑은 고딕" w:eastAsia="맑은 고딕"/>
+          <w:sz w:val="21"/>
+        </w:rPr>
+        <w:t xml:space="preserve">④ ALTERNATE</w:t>
+      </w:r>
+    </w:p>
+    <w:p>
+      <w:r>
+        <w:rPr>
+          <w:rFonts w:ascii="맑은 고딕" w:hAnsi="맑은 고딕" w:eastAsia="맑은 고딕"/>
+          <w:sz w:val="21"/>
+        </w:rPr>
+        <w:t xml:space="preserve">중-09 · 객관식</w:t>
+      </w:r>
+    </w:p>
+    <w:p>
+      <w:r>
+        <w:rPr>
+          <w:rFonts w:ascii="맑은 고딕" w:hAnsi="맑은 고딕" w:eastAsia="맑은 고딕"/>
+          <w:sz w:val="21"/>
+        </w:rPr>
+        <w:t xml:space="preserve">[중-09] 리스너 중단 때 `V$DATAGUARD_STATUS`에 `SEVERITY=Warning`, `ERROR_CODE=12541`인 행이 있었다. 이 사례가 주는 교훈은?</w:t>
+      </w:r>
+    </w:p>
+    <w:p>
+      <w:r>
+        <w:rPr>
+          <w:rFonts w:ascii="맑은 고딕" w:hAnsi="맑은 고딕" w:eastAsia="맑은 고딕"/>
+          <w:sz w:val="21"/>
+        </w:rPr>
+        <w:t xml:space="preserve">① 판정 기준은 SEVERITY가 아니라 ERROR_CODE다</w:t>
+      </w:r>
+    </w:p>
+    <w:p>
+      <w:r>
+        <w:rPr>
+          <w:rFonts w:ascii="맑은 고딕" w:hAnsi="맑은 고딕" w:eastAsia="맑은 고딕"/>
+          <w:sz w:val="21"/>
+        </w:rPr>
+        <w:t xml:space="preserve">② Warning은 항상 무시해도 된다</w:t>
+      </w:r>
+    </w:p>
+    <w:p>
+      <w:r>
+        <w:rPr>
+          <w:rFonts w:ascii="맑은 고딕" w:hAnsi="맑은 고딕" w:eastAsia="맑은 고딕"/>
+          <w:sz w:val="21"/>
+        </w:rPr>
+        <w:t xml:space="preserve">③ ERROR_CODE는 신뢰할 수 없다</w:t>
+      </w:r>
+    </w:p>
+    <w:p>
+      <w:r>
+        <w:rPr>
+          <w:rFonts w:ascii="맑은 고딕" w:hAnsi="맑은 고딕" w:eastAsia="맑은 고딕"/>
+          <w:sz w:val="21"/>
+        </w:rPr>
+        <w:t xml:space="preserve">④ Error 행만 보면 충분하다</w:t>
+      </w:r>
+    </w:p>
+    <w:p>
+      <w:r>
+        <w:rPr>
+          <w:rFonts w:ascii="맑은 고딕" w:hAnsi="맑은 고딕" w:eastAsia="맑은 고딕"/>
+          <w:sz w:val="21"/>
+        </w:rPr>
+        <w:t xml:space="preserve">중-10 · 객관식</w:t>
+      </w:r>
+    </w:p>
+    <w:p>
+      <w:r>
+        <w:rPr>
+          <w:rFonts w:ascii="맑은 고딕" w:hAnsi="맑은 고딕" w:eastAsia="맑은 고딕"/>
+          <w:sz w:val="21"/>
+        </w:rPr>
+        <w:t xml:space="preserve">[중-10] 리스너 중단 때 알림 로그에서 Primary가 멈추지 않았음을 보여 준 문구는?</w:t>
+      </w:r>
+    </w:p>
+    <w:p>
+      <w:r>
+        <w:rPr>
+          <w:rFonts w:ascii="맑은 고딕" w:hAnsi="맑은 고딕" w:eastAsia="맑은 고딕"/>
+          <w:sz w:val="21"/>
+        </w:rPr>
+        <w:t xml:space="preserve">① archiver continuing</w:t>
+      </w:r>
+    </w:p>
+    <w:p>
+      <w:r>
+        <w:rPr>
+          <w:rFonts w:ascii="맑은 고딕" w:hAnsi="맑은 고딕" w:eastAsia="맑은 고딕"/>
+          <w:sz w:val="21"/>
+        </w:rPr>
+        <w:t xml:space="preserve">② FAL request rejected</w:t>
+      </w:r>
+    </w:p>
+    <w:p>
+      <w:r>
+        <w:rPr>
+          <w:rFonts w:ascii="맑은 고딕" w:hAnsi="맑은 고딕" w:eastAsia="맑은 고딕"/>
+          <w:sz w:val="21"/>
+        </w:rPr>
+        <w:t xml:space="preserve">③ Checkpoint not complete</w:t>
+      </w:r>
+    </w:p>
+    <w:p>
+      <w:r>
+        <w:rPr>
+          <w:rFonts w:ascii="맑은 고딕" w:hAnsi="맑은 고딕" w:eastAsia="맑은 고딕"/>
+          <w:sz w:val="21"/>
+        </w:rPr>
+        <w:t xml:space="preserve">④ Media Recovery Waiting</w:t>
+      </w:r>
+    </w:p>
+    <w:p>
+      <w:r>
+        <w:rPr>
+          <w:rFonts w:ascii="맑은 고딕" w:hAnsi="맑은 고딕" w:eastAsia="맑은 고딕"/>
+          <w:sz w:val="21"/>
+        </w:rPr>
+        <w:t xml:space="preserve">중-11 · 객관식</w:t>
+      </w:r>
+    </w:p>
+    <w:p>
+      <w:r>
+        <w:rPr>
+          <w:rFonts w:ascii="맑은 고딕" w:hAnsi="맑은 고딕" w:eastAsia="맑은 고딕"/>
+          <w:sz w:val="21"/>
+        </w:rPr>
+        <w:t xml:space="preserve">[중-11] 전송이 끊긴 동안 Standby의 `transport lag`과 `apply lag`은?</w:t>
+      </w:r>
+    </w:p>
+    <w:p>
+      <w:r>
+        <w:rPr>
+          <w:rFonts w:ascii="맑은 고딕" w:hAnsi="맑은 고딕" w:eastAsia="맑은 고딕"/>
+          <w:sz w:val="21"/>
+        </w:rPr>
+        <w:t xml:space="preserve">① 둘 다 0이었다</w:t>
+      </w:r>
+    </w:p>
+    <w:p>
+      <w:r>
+        <w:rPr>
+          <w:rFonts w:ascii="맑은 고딕" w:hAnsi="맑은 고딕" w:eastAsia="맑은 고딕"/>
+          <w:sz w:val="21"/>
+        </w:rPr>
+        <w:t xml:space="preserve">② 둘 다 계속 커졌다</w:t>
+      </w:r>
+    </w:p>
+    <w:p>
+      <w:r>
+        <w:rPr>
+          <w:rFonts w:ascii="맑은 고딕" w:hAnsi="맑은 고딕" w:eastAsia="맑은 고딕"/>
+          <w:sz w:val="21"/>
+        </w:rPr>
+        <w:t xml:space="preserve">③ transport lag만 커졌다</w:t>
+      </w:r>
+    </w:p>
+    <w:p>
+      <w:r>
+        <w:rPr>
+          <w:rFonts w:ascii="맑은 고딕" w:hAnsi="맑은 고딕" w:eastAsia="맑은 고딕"/>
+          <w:sz w:val="21"/>
+        </w:rPr>
+        <w:t xml:space="preserve">④ 조회 시 오류가 났다</w:t>
+      </w:r>
+    </w:p>
+    <w:p>
+      <w:r>
+        <w:rPr>
+          <w:rFonts w:ascii="맑은 고딕" w:hAnsi="맑은 고딕" w:eastAsia="맑은 고딕"/>
+          <w:sz w:val="21"/>
+        </w:rPr>
+        <w:t xml:space="preserve">중-12 · 객관식</w:t>
+      </w:r>
+    </w:p>
+    <w:p>
+      <w:r>
+        <w:rPr>
+          <w:rFonts w:ascii="맑은 고딕" w:hAnsi="맑은 고딕" w:eastAsia="맑은 고딕"/>
+          <w:sz w:val="21"/>
+        </w:rPr>
+        <w:t xml:space="preserve">[중-12] 전송이 끊긴 동안 Standby의 `V$ARCHIVE_GAP`이 `no rows selected`였다. 올바른 해석은?</w:t>
+      </w:r>
+    </w:p>
+    <w:p>
+      <w:r>
+        <w:rPr>
+          <w:rFonts w:ascii="맑은 고딕" w:hAnsi="맑은 고딕" w:eastAsia="맑은 고딕"/>
+          <w:sz w:val="21"/>
+        </w:rPr>
+        <w:t xml:space="preserve">① 통신이 끊기면 갭을 인식하지 못하므로 갭이 없다는 뜻이 아니다</w:t>
+      </w:r>
+    </w:p>
+    <w:p>
+      <w:r>
+        <w:rPr>
+          <w:rFonts w:ascii="맑은 고딕" w:hAnsi="맑은 고딕" w:eastAsia="맑은 고딕"/>
+          <w:sz w:val="21"/>
+        </w:rPr>
+        <w:t xml:space="preserve">② 갭이 없으므로 정상이다</w:t>
+      </w:r>
+    </w:p>
+    <w:p>
+      <w:r>
+        <w:rPr>
+          <w:rFonts w:ascii="맑은 고딕" w:hAnsi="맑은 고딕" w:eastAsia="맑은 고딕"/>
+          <w:sz w:val="21"/>
+        </w:rPr>
+        <w:t xml:space="preserve">③ 뷰가 손상되었다</w:t>
+      </w:r>
+    </w:p>
+    <w:p>
+      <w:r>
+        <w:rPr>
+          <w:rFonts w:ascii="맑은 고딕" w:hAnsi="맑은 고딕" w:eastAsia="맑은 고딕"/>
+          <w:sz w:val="21"/>
+        </w:rPr>
+        <w:t xml:space="preserve">④ Primary에서 조회해야 한다</w:t>
+      </w:r>
+    </w:p>
+    <w:p>
+      <w:r>
+        <w:rPr>
+          <w:rFonts w:ascii="맑은 고딕" w:hAnsi="맑은 고딕" w:eastAsia="맑은 고딕"/>
+          <w:sz w:val="21"/>
+        </w:rPr>
+        <w:t xml:space="preserve">중-13 · 객관식</w:t>
+      </w:r>
+    </w:p>
+    <w:p>
+      <w:r>
+        <w:rPr>
+          <w:rFonts w:ascii="맑은 고딕" w:hAnsi="맑은 고딕" w:eastAsia="맑은 고딕"/>
+          <w:sz w:val="21"/>
+        </w:rPr>
+        <w:t xml:space="preserve">[중-13] 리스너 중단 중 Broker의 `SHOW CONFIGURATION`이 보여 준 경고는?</w:t>
+      </w:r>
+    </w:p>
+    <w:p>
+      <w:r>
+        <w:rPr>
+          <w:rFonts w:ascii="맑은 고딕" w:hAnsi="맑은 고딕" w:eastAsia="맑은 고딕"/>
+          <w:sz w:val="21"/>
+        </w:rPr>
+        <w:t xml:space="preserve">① ORA-16857: member disconnected from redo source for longer than specified threshold</w:t>
+      </w:r>
+    </w:p>
+    <w:p>
+      <w:r>
+        <w:rPr>
+          <w:rFonts w:ascii="맑은 고딕" w:hAnsi="맑은 고딕" w:eastAsia="맑은 고딕"/>
+          <w:sz w:val="21"/>
+        </w:rPr>
+        <w:t xml:space="preserve">② ORA-16853: apply lag has exceeded specified threshold</w:t>
+      </w:r>
+    </w:p>
+    <w:p>
+      <w:r>
+        <w:rPr>
+          <w:rFonts w:ascii="맑은 고딕" w:hAnsi="맑은 고딕" w:eastAsia="맑은 고딕"/>
+          <w:sz w:val="21"/>
+        </w:rPr>
+        <w:t xml:space="preserve">③ ORA-16810: multiple errors or warnings detected</w:t>
+      </w:r>
+    </w:p>
+    <w:p>
+      <w:r>
+        <w:rPr>
+          <w:rFonts w:ascii="맑은 고딕" w:hAnsi="맑은 고딕" w:eastAsia="맑은 고딕"/>
+          <w:sz w:val="21"/>
+        </w:rPr>
+        <w:t xml:space="preserve">④ ORA-16766: Redo Apply is stopped</w:t>
+      </w:r>
+    </w:p>
+    <w:p>
+      <w:r>
+        <w:rPr>
+          <w:rFonts w:ascii="맑은 고딕" w:hAnsi="맑은 고딕" w:eastAsia="맑은 고딕"/>
+          <w:sz w:val="21"/>
+        </w:rPr>
+        <w:t xml:space="preserve">중-14 · 객관식</w:t>
+      </w:r>
+    </w:p>
+    <w:p>
+      <w:r>
+        <w:rPr>
+          <w:rFonts w:ascii="맑은 고딕" w:hAnsi="맑은 고딕" w:eastAsia="맑은 고딕"/>
+          <w:sz w:val="21"/>
+        </w:rPr>
+        <w:t xml:space="preserve">[중-14] 리스너를 올렸는데 약 4~5분 동안 목적지 `ERROR`가 `ORA-12541` 그대로였던 이유는?</w:t>
+      </w:r>
+    </w:p>
+    <w:p>
+      <w:r>
+        <w:rPr>
+          <w:rFonts w:ascii="맑은 고딕" w:hAnsi="맑은 고딕" w:eastAsia="맑은 고딕"/>
+          <w:sz w:val="21"/>
+        </w:rPr>
+        <w:t xml:space="preserve">① 실패한 목적지를 ReopenSecs(실측 300초) 동안 다시 시도하지 않기 때문이다</w:t>
+      </w:r>
+    </w:p>
+    <w:p>
+      <w:r>
+        <w:rPr>
+          <w:rFonts w:ascii="맑은 고딕" w:hAnsi="맑은 고딕" w:eastAsia="맑은 고딕"/>
+          <w:sz w:val="21"/>
+        </w:rPr>
+        <w:t xml:space="preserve">② 리스너가 서비스를 등록하지 못했기 때문이다</w:t>
+      </w:r>
+    </w:p>
+    <w:p>
+      <w:r>
+        <w:rPr>
+          <w:rFonts w:ascii="맑은 고딕" w:hAnsi="맑은 고딕" w:eastAsia="맑은 고딕"/>
+          <w:sz w:val="21"/>
+        </w:rPr>
+        <w:t xml:space="preserve">③ Standby가 재기동 중이었기 때문이다</w:t>
+      </w:r>
+    </w:p>
+    <w:p>
+      <w:r>
+        <w:rPr>
+          <w:rFonts w:ascii="맑은 고딕" w:hAnsi="맑은 고딕" w:eastAsia="맑은 고딕"/>
+          <w:sz w:val="21"/>
+        </w:rPr>
+        <w:t xml:space="preserve">④ FAL 서버가 응답하지 않았기 때문이다</w:t>
+      </w:r>
+    </w:p>
+    <w:p>
+      <w:r>
+        <w:rPr>
+          <w:rFonts w:ascii="맑은 고딕" w:hAnsi="맑은 고딕" w:eastAsia="맑은 고딕"/>
+          <w:sz w:val="21"/>
+        </w:rPr>
+        <w:t xml:space="preserve">중-15 · 객관식</w:t>
+      </w:r>
+    </w:p>
+    <w:p>
+      <w:r>
+        <w:rPr>
+          <w:rFonts w:ascii="맑은 고딕" w:hAnsi="맑은 고딕" w:eastAsia="맑은 고딕"/>
+          <w:sz w:val="21"/>
+        </w:rPr>
+        <w:t xml:space="preserve">[중-15] Primary `V$ARCHIVED_LOG`에서 같은 시퀀스의 `APPLIED`가 `YES`와 `NO` 두 행으로 나왔다. 올바른 판정은?</w:t>
+      </w:r>
+    </w:p>
+    <w:p>
+      <w:r>
+        <w:rPr>
+          <w:rFonts w:ascii="맑은 고딕" w:hAnsi="맑은 고딕" w:eastAsia="맑은 고딕"/>
+          <w:sz w:val="21"/>
+        </w:rPr>
+        <w:t xml:space="preserve">① dest_id=1은 로컬 아카이브라 영원히 NO이므로 dest_id=2만 본다</w:t>
+      </w:r>
+    </w:p>
+    <w:p>
+      <w:r>
+        <w:rPr>
+          <w:rFonts w:ascii="맑은 고딕" w:hAnsi="맑은 고딕" w:eastAsia="맑은 고딕"/>
+          <w:sz w:val="21"/>
+        </w:rPr>
+        <w:t xml:space="preserve">② 절반의 로그가 적용되지 않았다</w:t>
+      </w:r>
+    </w:p>
+    <w:p>
+      <w:r>
+        <w:rPr>
+          <w:rFonts w:ascii="맑은 고딕" w:hAnsi="맑은 고딕" w:eastAsia="맑은 고딕"/>
+          <w:sz w:val="21"/>
+        </w:rPr>
+        <w:t xml:space="preserve">③ Standby에 갭이 있다</w:t>
+      </w:r>
+    </w:p>
+    <w:p>
+      <w:r>
+        <w:rPr>
+          <w:rFonts w:ascii="맑은 고딕" w:hAnsi="맑은 고딕" w:eastAsia="맑은 고딕"/>
+          <w:sz w:val="21"/>
+        </w:rPr>
+        <w:t xml:space="preserve">④ 아카이브가 중복 생성되었다</w:t>
+      </w:r>
+    </w:p>
+    <w:p>
+      <w:r>
+        <w:rPr>
+          <w:rFonts w:ascii="맑은 고딕" w:hAnsi="맑은 고딕" w:eastAsia="맑은 고딕"/>
+          <w:sz w:val="21"/>
+        </w:rPr>
+        <w:t xml:space="preserve">중-16 · 객관식</w:t>
+      </w:r>
+    </w:p>
+    <w:p>
+      <w:r>
+        <w:rPr>
+          <w:rFonts w:ascii="맑은 고딕" w:hAnsi="맑은 고딕" w:eastAsia="맑은 고딕"/>
+          <w:sz w:val="21"/>
+        </w:rPr>
+        <w:t xml:space="preserve">[중-16] Standby `V$ARCHIVE_DEST_STATUS`의 `APPLIED_SEQ#`가 0이고 `RECOVERY_MODE`가 `MANAGED REAL TIME APPLY`였다. 해석은?</w:t>
+      </w:r>
+    </w:p>
+    <w:p>
+      <w:r>
+        <w:rPr>
+          <w:rFonts w:ascii="맑은 고딕" w:hAnsi="맑은 고딕" w:eastAsia="맑은 고딕"/>
+          <w:sz w:val="21"/>
+        </w:rPr>
+        <w:t xml:space="preserve">① 실시간 적용은 SRL에서 직접 읽으므로 이 열이 채워지지 않는다. 정상이다</w:t>
+      </w:r>
+    </w:p>
+    <w:p>
+      <w:r>
+        <w:rPr>
+          <w:rFonts w:ascii="맑은 고딕" w:hAnsi="맑은 고딕" w:eastAsia="맑은 고딕"/>
+          <w:sz w:val="21"/>
+        </w:rPr>
+        <w:t xml:space="preserve">② 적용이 멈췄다</w:t>
+      </w:r>
+    </w:p>
+    <w:p>
+      <w:r>
+        <w:rPr>
+          <w:rFonts w:ascii="맑은 고딕" w:hAnsi="맑은 고딕" w:eastAsia="맑은 고딕"/>
+          <w:sz w:val="21"/>
+        </w:rPr>
+        <w:t xml:space="preserve">③ 아카이브가 하나도 도착하지 않았다</w:t>
+      </w:r>
+    </w:p>
+    <w:p>
+      <w:r>
+        <w:rPr>
+          <w:rFonts w:ascii="맑은 고딕" w:hAnsi="맑은 고딕" w:eastAsia="맑은 고딕"/>
+          <w:sz w:val="21"/>
+        </w:rPr>
+        <w:t xml:space="preserve">④ Broker가 적용을 껐다</w:t>
+      </w:r>
+    </w:p>
+    <w:p>
+      <w:r>
+        <w:rPr>
+          <w:rFonts w:ascii="맑은 고딕" w:hAnsi="맑은 고딕" w:eastAsia="맑은 고딕"/>
+          <w:sz w:val="21"/>
+        </w:rPr>
+        <w:t xml:space="preserve">중-17 · 객관식</w:t>
+      </w:r>
+    </w:p>
+    <w:p>
+      <w:r>
+        <w:rPr>
+          <w:rFonts w:ascii="맑은 고딕" w:hAnsi="맑은 고딕" w:eastAsia="맑은 고딕"/>
+          <w:sz w:val="21"/>
+        </w:rPr>
+        <w:t xml:space="preserve">[중-17] 적용이 정상인데 `V$DATAGUARD_STATUS`에 `ORA-16037` 행이 남아 있던 이유와 대책은?</w:t>
+      </w:r>
+    </w:p>
+    <w:p>
+      <w:r>
+        <w:rPr>
+          <w:rFonts w:ascii="맑은 고딕" w:hAnsi="맑은 고딕" w:eastAsia="맑은 고딕"/>
+          <w:sz w:val="21"/>
+        </w:rPr>
+        <w:t xml:space="preserve">① 재기동 전까지 과거 기록을 들고 있으므로 감시 SQL에 시간 조건을 넣는다</w:t>
+      </w:r>
+    </w:p>
+    <w:p>
+      <w:r>
+        <w:rPr>
+          <w:rFonts w:ascii="맑은 고딕" w:hAnsi="맑은 고딕" w:eastAsia="맑은 고딕"/>
+          <w:sz w:val="21"/>
+        </w:rPr>
+        <w:t xml:space="preserve">② 현재 적용이 취소된 상태이므로 MRP를 다시 켠다</w:t>
+      </w:r>
+    </w:p>
+    <w:p>
+      <w:r>
+        <w:rPr>
+          <w:rFonts w:ascii="맑은 고딕" w:hAnsi="맑은 고딕" w:eastAsia="맑은 고딕"/>
+          <w:sz w:val="21"/>
+        </w:rPr>
+        <w:t xml:space="preserve">③ 뷰가 손상되었으므로 인스턴스를 재기동한다</w:t>
+      </w:r>
+    </w:p>
+    <w:p>
+      <w:r>
+        <w:rPr>
+          <w:rFonts w:ascii="맑은 고딕" w:hAnsi="맑은 고딕" w:eastAsia="맑은 고딕"/>
+          <w:sz w:val="21"/>
+        </w:rPr>
+        <w:t xml:space="preserve">④ Broker 오류이므로 구성을 다시 만든다</w:t>
+      </w:r>
+    </w:p>
+    <w:p>
+      <w:r>
+        <w:rPr>
+          <w:rFonts w:ascii="맑은 고딕" w:hAnsi="맑은 고딕" w:eastAsia="맑은 고딕"/>
+          <w:sz w:val="21"/>
+        </w:rPr>
+        <w:t xml:space="preserve">중-18 · 객관식</w:t>
+      </w:r>
+    </w:p>
+    <w:p>
+      <w:r>
+        <w:rPr>
+          <w:rFonts w:ascii="맑은 고딕" w:hAnsi="맑은 고딕" w:eastAsia="맑은 고딕"/>
+          <w:sz w:val="21"/>
+        </w:rPr>
+        <w:t xml:space="preserve">[중-18] `LOG_ARCHIVE_TRACE=12`의 의미는?</w:t>
+      </w:r>
+    </w:p>
+    <w:p>
+      <w:r>
+        <w:rPr>
+          <w:rFonts w:ascii="맑은 고딕" w:hAnsi="맑은 고딕" w:eastAsia="맑은 고딕"/>
+          <w:sz w:val="21"/>
+        </w:rPr>
+        <w:t xml:space="preserve">① 목적지별 상태(4)와 목적지 활동(8)을 함께 추적한다</w:t>
+      </w:r>
+    </w:p>
+    <w:p>
+      <w:r>
+        <w:rPr>
+          <w:rFonts w:ascii="맑은 고딕" w:hAnsi="맑은 고딕" w:eastAsia="맑은 고딕"/>
+          <w:sz w:val="21"/>
+        </w:rPr>
+        <w:t xml:space="preserve">② 12개 목적지를 추적한다</w:t>
+      </w:r>
+    </w:p>
+    <w:p>
+      <w:r>
+        <w:rPr>
+          <w:rFonts w:ascii="맑은 고딕" w:hAnsi="맑은 고딕" w:eastAsia="맑은 고딕"/>
+          <w:sz w:val="21"/>
+        </w:rPr>
+        <w:t xml:space="preserve">③ 12초마다 추적한다</w:t>
+      </w:r>
+    </w:p>
+    <w:p>
+      <w:r>
+        <w:rPr>
+          <w:rFonts w:ascii="맑은 고딕" w:hAnsi="맑은 고딕" w:eastAsia="맑은 고딕"/>
+          <w:sz w:val="21"/>
+        </w:rPr>
+        <w:t xml:space="preserve">④ 수준 12의 상세 디버깅을 켠다</w:t>
+      </w:r>
+    </w:p>
+    <w:p>
+      <w:r>
+        <w:rPr>
+          <w:rFonts w:ascii="맑은 고딕" w:hAnsi="맑은 고딕" w:eastAsia="맑은 고딕"/>
+          <w:sz w:val="21"/>
+        </w:rPr>
+        <w:t xml:space="preserve">중-19 · 객관식</w:t>
+      </w:r>
+    </w:p>
+    <w:p>
+      <w:r>
+        <w:rPr>
+          <w:rFonts w:ascii="맑은 고딕" w:hAnsi="맑은 고딕" w:eastAsia="맑은 고딕"/>
+          <w:sz w:val="21"/>
+        </w:rPr>
+        <w:t xml:space="preserve">[중-19] 상시 점검 스크립트에서 Primary의 `DG_ERR`는 3, Standby는 0이었다. 그 이유는?</w:t>
+      </w:r>
+    </w:p>
+    <w:p>
+      <w:r>
+        <w:rPr>
+          <w:rFonts w:ascii="맑은 고딕" w:hAnsi="맑은 고딕" w:eastAsia="맑은 고딕"/>
+          <w:sz w:val="21"/>
+        </w:rPr>
+        <w:t xml:space="preserve">① 오류는 보내는 쪽에만 기록되고 받는 쪽은 모르기 때문이다</w:t>
+      </w:r>
+    </w:p>
+    <w:p>
+      <w:r>
+        <w:rPr>
+          <w:rFonts w:ascii="맑은 고딕" w:hAnsi="맑은 고딕" w:eastAsia="맑은 고딕"/>
+          <w:sz w:val="21"/>
+        </w:rPr>
+        <w:t xml:space="preserve">② Standby의 뷰가 비활성화되었기 때문이다</w:t>
+      </w:r>
+    </w:p>
+    <w:p>
+      <w:r>
+        <w:rPr>
+          <w:rFonts w:ascii="맑은 고딕" w:hAnsi="맑은 고딕" w:eastAsia="맑은 고딕"/>
+          <w:sz w:val="21"/>
+        </w:rPr>
+        <w:t xml:space="preserve">③ 시간 조건이 Standby에만 적용되었기 때문이다</w:t>
+      </w:r>
+    </w:p>
+    <w:p>
+      <w:r>
+        <w:rPr>
+          <w:rFonts w:ascii="맑은 고딕" w:hAnsi="맑은 고딕" w:eastAsia="맑은 고딕"/>
+          <w:sz w:val="21"/>
+        </w:rPr>
+        <w:t xml:space="preserve">④ Standby는 오류를 기록하지 않는 역할이기 때문이다</w:t>
+      </w:r>
+    </w:p>
+    <w:p>
+      <w:r>
+        <w:rPr>
+          <w:rFonts w:ascii="맑은 고딕" w:hAnsi="맑은 고딕" w:eastAsia="맑은 고딕"/>
+          <w:sz w:val="21"/>
+        </w:rPr>
+        <w:t xml:space="preserve">중-20 · 객관식</w:t>
+      </w:r>
+    </w:p>
+    <w:p>
+      <w:r>
+        <w:rPr>
+          <w:rFonts w:ascii="맑은 고딕" w:hAnsi="맑은 고딕" w:eastAsia="맑은 고딕"/>
+          <w:sz w:val="21"/>
+        </w:rPr>
+        <w:t xml:space="preserve">[중-20] `ALTER SYSTEM SET log_archive_trace=12`를 실행한 뒤 알림 로그에 기록된 내용과 그 함의는?</w:t>
+      </w:r>
+    </w:p>
+    <w:p>
+      <w:r>
+        <w:rPr>
+          <w:rFonts w:ascii="맑은 고딕" w:hAnsi="맑은 고딕" w:eastAsia="맑은 고딕"/>
+          <w:sz w:val="21"/>
+        </w:rPr>
+        <w:t xml:space="preserve">① SCOPE=BOTH가 붙어 다음 기동에도 유지되므로 끈 뒤 V$PARAMETER로 0을 확인해야 한다</w:t>
+      </w:r>
+    </w:p>
+    <w:p>
+      <w:r>
+        <w:rPr>
+          <w:rFonts w:ascii="맑은 고딕" w:hAnsi="맑은 고딕" w:eastAsia="맑은 고딕"/>
+          <w:sz w:val="21"/>
+        </w:rPr>
+        <w:t xml:space="preserve">② SCOPE=MEMORY라 재기동하면 자동으로 꺼진다</w:t>
+      </w:r>
+    </w:p>
+    <w:p>
+      <w:r>
+        <w:rPr>
+          <w:rFonts w:ascii="맑은 고딕" w:hAnsi="맑은 고딕" w:eastAsia="맑은 고딕"/>
+          <w:sz w:val="21"/>
+        </w:rPr>
+        <w:t xml:space="preserve">③ 변경이 기록되지 않으므로 추적 여부를 알 수 없다</w:t>
+      </w:r>
+    </w:p>
+    <w:p>
+      <w:r>
+        <w:rPr>
+          <w:rFonts w:ascii="맑은 고딕" w:hAnsi="맑은 고딕" w:eastAsia="맑은 고딕"/>
+          <w:sz w:val="21"/>
+        </w:rPr>
+        <w:t xml:space="preserve">④ 재기동해야 적용된다는 경고가 남는다</w:t>
       </w:r>
     </w:p>
     <w:p>
@@ -2200,547 +2200,547 @@
         <w:pStyle w:val="Heading2"/>
       </w:pPr>
       <w:r>
-        <w:t>[난이도] 상 (심화)</w:t>
-      </w:r>
-    </w:p>
-    <w:p>
-      <w:r>
-        <w:rPr>
-          <w:rFonts w:ascii="맑은 고딕" w:hAnsi="맑은 고딕" w:eastAsia="맑은 고딕"/>
-          <w:sz w:val="21"/>
-        </w:rPr>
-        <w:t>상-01 · 객관식</w:t>
-      </w:r>
-    </w:p>
-    <w:p>
-      <w:r>
-        <w:rPr>
-          <w:rFonts w:ascii="맑은 고딕" w:hAnsi="맑은 고딕" w:eastAsia="맑은 고딕"/>
-          <w:sz w:val="21"/>
-        </w:rPr>
-        <w:t>[상-01] 첫 읽기 일관성 측정이 잘못된 결론을 낼 뻔한 원인은?</w:t>
-      </w:r>
-    </w:p>
-    <w:p>
-      <w:r>
-        <w:rPr>
-          <w:rFonts w:ascii="맑은 고딕" w:hAnsi="맑은 고딕" w:eastAsia="맑은 고딕"/>
-          <w:sz w:val="21"/>
-        </w:rPr>
-        <w:t>① SQL*Plus가 EXIT 시 암묵적으로 커밋했기 때문</w:t>
-      </w:r>
-    </w:p>
-    <w:p>
-      <w:r>
-        <w:rPr>
-          <w:rFonts w:ascii="맑은 고딕" w:hAnsi="맑은 고딕" w:eastAsia="맑은 고딕"/>
-          <w:sz w:val="21"/>
-        </w:rPr>
-        <w:t>② Standby가 미커밋 데이터를 보여 주기 때문</w:t>
-      </w:r>
-    </w:p>
-    <w:p>
-      <w:r>
-        <w:rPr>
-          <w:rFonts w:ascii="맑은 고딕" w:hAnsi="맑은 고딕" w:eastAsia="맑은 고딕"/>
-          <w:sz w:val="21"/>
-        </w:rPr>
-        <w:t>③ 적용 지연 때문</w:t>
-      </w:r>
-    </w:p>
-    <w:p>
-      <w:r>
-        <w:rPr>
-          <w:rFonts w:ascii="맑은 고딕" w:hAnsi="맑은 고딕" w:eastAsia="맑은 고딕"/>
-          <w:sz w:val="21"/>
-        </w:rPr>
-        <w:t>④ 조회 시점이 어긋났기 때문</w:t>
-      </w:r>
-    </w:p>
-    <w:p>
-      <w:r>
-        <w:rPr>
-          <w:rFonts w:ascii="맑은 고딕" w:hAnsi="맑은 고딕" w:eastAsia="맑은 고딕"/>
-          <w:sz w:val="21"/>
-        </w:rPr>
-        <w:t>상-02 · 객관식</w:t>
-      </w:r>
-    </w:p>
-    <w:p>
-      <w:r>
-        <w:rPr>
-          <w:rFonts w:ascii="맑은 고딕" w:hAnsi="맑은 고딕" w:eastAsia="맑은 고딕"/>
-          <w:sz w:val="21"/>
-        </w:rPr>
-        <w:t>[상-02] Standby에서 되는 작업과 안 되는 작업을 가르는 기준은?</w:t>
-      </w:r>
-    </w:p>
-    <w:p>
-      <w:r>
-        <w:rPr>
-          <w:rFonts w:ascii="맑은 고딕" w:hAnsi="맑은 고딕" w:eastAsia="맑은 고딕"/>
-          <w:sz w:val="21"/>
-        </w:rPr>
-        <w:t>① 영구 데이터 파일이나 딕셔너리를 바꾸는가</w:t>
-      </w:r>
-    </w:p>
-    <w:p>
-      <w:r>
-        <w:rPr>
-          <w:rFonts w:ascii="맑은 고딕" w:hAnsi="맑은 고딕" w:eastAsia="맑은 고딕"/>
-          <w:sz w:val="21"/>
-        </w:rPr>
-        <w:t>② 문장이 DML인가 DDL인가</w:t>
-      </w:r>
-    </w:p>
-    <w:p>
-      <w:r>
-        <w:rPr>
-          <w:rFonts w:ascii="맑은 고딕" w:hAnsi="맑은 고딕" w:eastAsia="맑은 고딕"/>
-          <w:sz w:val="21"/>
-        </w:rPr>
-        <w:t>③ 실행 시간이 긴가</w:t>
-      </w:r>
-    </w:p>
-    <w:p>
-      <w:r>
-        <w:rPr>
-          <w:rFonts w:ascii="맑은 고딕" w:hAnsi="맑은 고딕" w:eastAsia="맑은 고딕"/>
-          <w:sz w:val="21"/>
-        </w:rPr>
-        <w:t>④ 사용자가 SYS인가</w:t>
-      </w:r>
-    </w:p>
-    <w:p>
-      <w:r>
-        <w:rPr>
-          <w:rFonts w:ascii="맑은 고딕" w:hAnsi="맑은 고딕" w:eastAsia="맑은 고딕"/>
-          <w:sz w:val="21"/>
-        </w:rPr>
-        <w:t>상-03 · 객관식</w:t>
-      </w:r>
-    </w:p>
-    <w:p>
-      <w:r>
-        <w:rPr>
-          <w:rFonts w:ascii="맑은 고딕" w:hAnsi="맑은 고딕" w:eastAsia="맑은 고딕"/>
-          <w:sz w:val="21"/>
-        </w:rPr>
-        <w:t>[상-03] `DBMS_STATS` 실행 시 나온 긴 오류 스택을 읽는 요령은?</w:t>
-      </w:r>
-    </w:p>
-    <w:p>
-      <w:r>
-        <w:rPr>
-          <w:rFonts w:ascii="맑은 고딕" w:hAnsi="맑은 고딕" w:eastAsia="맑은 고딕"/>
-          <w:sz w:val="21"/>
-        </w:rPr>
-        <w:t>① ORA-06512를 건너뛰고 그것이 아닌 번호를 찾는다</w:t>
-      </w:r>
-    </w:p>
-    <w:p>
-      <w:r>
-        <w:rPr>
-          <w:rFonts w:ascii="맑은 고딕" w:hAnsi="맑은 고딕" w:eastAsia="맑은 고딕"/>
-          <w:sz w:val="21"/>
-        </w:rPr>
-        <w:t>② 맨 위 오류만 본다</w:t>
-      </w:r>
-    </w:p>
-    <w:p>
-      <w:r>
-        <w:rPr>
-          <w:rFonts w:ascii="맑은 고딕" w:hAnsi="맑은 고딕" w:eastAsia="맑은 고딕"/>
-          <w:sz w:val="21"/>
-        </w:rPr>
-        <w:t>③ 맨 아래 오류만 본다</w:t>
-      </w:r>
-    </w:p>
-    <w:p>
-      <w:r>
-        <w:rPr>
-          <w:rFonts w:ascii="맑은 고딕" w:hAnsi="맑은 고딕" w:eastAsia="맑은 고딕"/>
-          <w:sz w:val="21"/>
-        </w:rPr>
-        <w:t>④ 줄 번호를 추적한다</w:t>
-      </w:r>
-    </w:p>
-    <w:p>
-      <w:r>
-        <w:rPr>
-          <w:rFonts w:ascii="맑은 고딕" w:hAnsi="맑은 고딕" w:eastAsia="맑은 고딕"/>
-          <w:sz w:val="21"/>
-        </w:rPr>
-        <w:t>상-04 · 객관식</w:t>
-      </w:r>
-    </w:p>
-    <w:p>
-      <w:r>
-        <w:rPr>
-          <w:rFonts w:ascii="맑은 고딕" w:hAnsi="맑은 고딕" w:eastAsia="맑은 고딕"/>
-          <w:sz w:val="21"/>
-        </w:rPr>
-        <w:t>[상-04] AWR 스냅샷이 ORA-13516이라는 전용 오류를 내는 것이 뜻하는 바는?</w:t>
-      </w:r>
-    </w:p>
-    <w:p>
-      <w:r>
-        <w:rPr>
-          <w:rFonts w:ascii="맑은 고딕" w:hAnsi="맑은 고딕" w:eastAsia="맑은 고딕"/>
-          <w:sz w:val="21"/>
-        </w:rPr>
-        <w:t>① 패키지가 ORA-16000까지 가기 전에 상태를 먼저 점검한다</w:t>
-      </w:r>
-    </w:p>
-    <w:p>
-      <w:r>
-        <w:rPr>
-          <w:rFonts w:ascii="맑은 고딕" w:hAnsi="맑은 고딕" w:eastAsia="맑은 고딕"/>
-          <w:sz w:val="21"/>
-        </w:rPr>
-        <w:t>② AWR이 특별한 권한을 요구한다</w:t>
-      </w:r>
-    </w:p>
-    <w:p>
-      <w:r>
-        <w:rPr>
-          <w:rFonts w:ascii="맑은 고딕" w:hAnsi="맑은 고딕" w:eastAsia="맑은 고딕"/>
-          <w:sz w:val="21"/>
-        </w:rPr>
-        <w:t>③ 오류가 더 심각하다</w:t>
-      </w:r>
-    </w:p>
-    <w:p>
-      <w:r>
-        <w:rPr>
-          <w:rFonts w:ascii="맑은 고딕" w:hAnsi="맑은 고딕" w:eastAsia="맑은 고딕"/>
-          <w:sz w:val="21"/>
-        </w:rPr>
-        <w:t>④ 버전 차이 때문이다</w:t>
-      </w:r>
-    </w:p>
-    <w:p>
-      <w:r>
-        <w:rPr>
-          <w:rFonts w:ascii="맑은 고딕" w:hAnsi="맑은 고딕" w:eastAsia="맑은 고딕"/>
-          <w:sz w:val="21"/>
-        </w:rPr>
-        <w:t>상-05 · 객관식</w:t>
-      </w:r>
-    </w:p>
-    <w:p>
-      <w:r>
-        <w:rPr>
-          <w:rFonts w:ascii="맑은 고딕" w:hAnsi="맑은 고딕" w:eastAsia="맑은 고딕"/>
-          <w:sz w:val="21"/>
-        </w:rPr>
-        <w:t>[상-05] 양쪽 `CURRENT_SCN` 비교로 동기화를 판단할 수 없는 이유는?</w:t>
-      </w:r>
-    </w:p>
-    <w:p>
-      <w:r>
-        <w:rPr>
-          <w:rFonts w:ascii="맑은 고딕" w:hAnsi="맑은 고딕" w:eastAsia="맑은 고딕"/>
-          <w:sz w:val="21"/>
-        </w:rPr>
-        <w:t>① 두 값을 정확히 같은 순간에 얻을 수 없기 때문</w:t>
-      </w:r>
-    </w:p>
-    <w:p>
-      <w:r>
-        <w:rPr>
-          <w:rFonts w:ascii="맑은 고딕" w:hAnsi="맑은 고딕" w:eastAsia="맑은 고딕"/>
-          <w:sz w:val="21"/>
-        </w:rPr>
-        <w:t>② SCN이 서로 다른 체계이기 때문</w:t>
-      </w:r>
-    </w:p>
-    <w:p>
-      <w:r>
-        <w:rPr>
-          <w:rFonts w:ascii="맑은 고딕" w:hAnsi="맑은 고딕" w:eastAsia="맑은 고딕"/>
-          <w:sz w:val="21"/>
-        </w:rPr>
-        <w:t>③ Standby의 SCN이 항상 크기 때문</w:t>
-      </w:r>
-    </w:p>
-    <w:p>
-      <w:r>
-        <w:rPr>
-          <w:rFonts w:ascii="맑은 고딕" w:hAnsi="맑은 고딕" w:eastAsia="맑은 고딕"/>
-          <w:sz w:val="21"/>
-        </w:rPr>
-        <w:t>④ 뷰 권한이 없기 때문</w:t>
-      </w:r>
-    </w:p>
-    <w:p>
-      <w:r>
-        <w:rPr>
-          <w:rFonts w:ascii="맑은 고딕" w:hAnsi="맑은 고딕" w:eastAsia="맑은 고딕"/>
-          <w:sz w:val="21"/>
-        </w:rPr>
-        <w:t>상-06 · 객관식</w:t>
-      </w:r>
-    </w:p>
-    <w:p>
-      <w:r>
-        <w:rPr>
-          <w:rFonts w:ascii="맑은 고딕" w:hAnsi="맑은 고딕" w:eastAsia="맑은 고딕"/>
-          <w:sz w:val="21"/>
-        </w:rPr>
-        <w:t>[상-06] 리다이렉션이 `SYS`로 실패하는 근본 이유는?</w:t>
-      </w:r>
-    </w:p>
-    <w:p>
-      <w:r>
-        <w:rPr>
-          <w:rFonts w:ascii="맑은 고딕" w:hAnsi="맑은 고딕" w:eastAsia="맑은 고딕"/>
-          <w:sz w:val="21"/>
-        </w:rPr>
-        <w:t>① Standby가 Primary로 새 연결을 만들 때 SYSDBA 접속이 재인증되지 않기 때문</w:t>
-      </w:r>
-    </w:p>
-    <w:p>
-      <w:r>
-        <w:rPr>
-          <w:rFonts w:ascii="맑은 고딕" w:hAnsi="맑은 고딕" w:eastAsia="맑은 고딕"/>
-          <w:sz w:val="21"/>
-        </w:rPr>
-        <w:t>② SYS는 DML을 실행할 수 없기 때문</w:t>
-      </w:r>
-    </w:p>
-    <w:p>
-      <w:r>
-        <w:rPr>
-          <w:rFonts w:ascii="맑은 고딕" w:hAnsi="맑은 고딕" w:eastAsia="맑은 고딕"/>
-          <w:sz w:val="21"/>
-        </w:rPr>
-        <w:t>③ SYS 세션에는 파라미터가 적용되지 않기 때문</w:t>
-      </w:r>
-    </w:p>
-    <w:p>
-      <w:r>
-        <w:rPr>
-          <w:rFonts w:ascii="맑은 고딕" w:hAnsi="맑은 고딕" w:eastAsia="맑은 고딕"/>
-          <w:sz w:val="21"/>
-        </w:rPr>
-        <w:t>④ 패스워드 파일이 다르기 때문</w:t>
-      </w:r>
-    </w:p>
-    <w:p>
-      <w:r>
-        <w:rPr>
-          <w:rFonts w:ascii="맑은 고딕" w:hAnsi="맑은 고딕" w:eastAsia="맑은 고딕"/>
-          <w:sz w:val="21"/>
-        </w:rPr>
-        <w:t>상-07 · 객관식</w:t>
-      </w:r>
-    </w:p>
-    <w:p>
-      <w:r>
-        <w:rPr>
-          <w:rFonts w:ascii="맑은 고딕" w:hAnsi="맑은 고딕" w:eastAsia="맑은 고딕"/>
-          <w:sz w:val="21"/>
-        </w:rPr>
-        <w:t>[상-07] 이 장에서 `SYS`로 시험해 오판할 뻔한 기능이 두 개 있었다. 무엇인가?</w:t>
-      </w:r>
-    </w:p>
-    <w:p>
-      <w:r>
-        <w:rPr>
-          <w:rFonts w:ascii="맑은 고딕" w:hAnsi="맑은 고딕" w:eastAsia="맑은 고딕"/>
-          <w:sz w:val="21"/>
-        </w:rPr>
-        <w:t>① DML 리다이렉션과 STANDBY_MAX_DATA_DELAY</w:t>
-      </w:r>
-    </w:p>
-    <w:p>
-      <w:r>
-        <w:rPr>
-          <w:rFonts w:ascii="맑은 고딕" w:hAnsi="맑은 고딕" w:eastAsia="맑은 고딕"/>
-          <w:sz w:val="21"/>
-        </w:rPr>
-        <w:t>② GTT INSERT와 시퀀스</w:t>
-      </w:r>
-    </w:p>
-    <w:p>
-      <w:r>
-        <w:rPr>
-          <w:rFonts w:ascii="맑은 고딕" w:hAnsi="맑은 고딕" w:eastAsia="맑은 고딕"/>
-          <w:sz w:val="21"/>
-        </w:rPr>
-        <w:t>③ EXPLAIN PLAN과 정렬</w:t>
-      </w:r>
-    </w:p>
-    <w:p>
-      <w:r>
-        <w:rPr>
-          <w:rFonts w:ascii="맑은 고딕" w:hAnsi="맑은 고딕" w:eastAsia="맑은 고딕"/>
-          <w:sz w:val="21"/>
-        </w:rPr>
-        <w:t>④ AWR과 DBMS_STATS</w:t>
-      </w:r>
-    </w:p>
-    <w:p>
-      <w:r>
-        <w:rPr>
-          <w:rFonts w:ascii="맑은 고딕" w:hAnsi="맑은 고딕" w:eastAsia="맑은 고딕"/>
-          <w:sz w:val="21"/>
-        </w:rPr>
-        <w:t>상-08 · 객관식</w:t>
-      </w:r>
-    </w:p>
-    <w:p>
-      <w:r>
-        <w:rPr>
-          <w:rFonts w:ascii="맑은 고딕" w:hAnsi="맑은 고딕" w:eastAsia="맑은 고딕"/>
-          <w:sz w:val="21"/>
-        </w:rPr>
-        <w:t>[상-08] 보호 모드가 이 장에서 결정한 것은?</w:t>
-      </w:r>
-    </w:p>
-    <w:p>
-      <w:r>
-        <w:rPr>
-          <w:rFonts w:ascii="맑은 고딕" w:hAnsi="맑은 고딕" w:eastAsia="맑은 고딕"/>
-          <w:sz w:val="21"/>
-        </w:rPr>
-        <w:t>① `SYNC WITH PRIMARY`와 `MAX_DATA_DELAY=0`의 사용 가능 여부</w:t>
-      </w:r>
-    </w:p>
-    <w:p>
-      <w:r>
-        <w:rPr>
-          <w:rFonts w:ascii="맑은 고딕" w:hAnsi="맑은 고딕" w:eastAsia="맑은 고딕"/>
-          <w:sz w:val="21"/>
-        </w:rPr>
-        <w:t>② 리다이렉션 동작 여부</w:t>
-      </w:r>
-    </w:p>
-    <w:p>
-      <w:r>
-        <w:rPr>
-          <w:rFonts w:ascii="맑은 고딕" w:hAnsi="맑은 고딕" w:eastAsia="맑은 고딕"/>
-          <w:sz w:val="21"/>
-        </w:rPr>
-        <w:t>③ GTT 사용 가능 여부</w:t>
-      </w:r>
-    </w:p>
-    <w:p>
-      <w:r>
-        <w:rPr>
-          <w:rFonts w:ascii="맑은 고딕" w:hAnsi="맑은 고딕" w:eastAsia="맑은 고딕"/>
-          <w:sz w:val="21"/>
-        </w:rPr>
-        <w:t>④ 시퀀스 값의 연속성</w:t>
-      </w:r>
-    </w:p>
-    <w:p>
-      <w:r>
-        <w:rPr>
-          <w:rFonts w:ascii="맑은 고딕" w:hAnsi="맑은 고딕" w:eastAsia="맑은 고딕"/>
-          <w:sz w:val="21"/>
-        </w:rPr>
-        <w:t>상-09 · 객관식</w:t>
-      </w:r>
-    </w:p>
-    <w:p>
-      <w:r>
-        <w:rPr>
-          <w:rFonts w:ascii="맑은 고딕" w:hAnsi="맑은 고딕" w:eastAsia="맑은 고딕"/>
-          <w:sz w:val="21"/>
-        </w:rPr>
-        <w:t>[상-09] 읽기 분산을 설계할 때 먼저 해야 할 작업은?</w:t>
-      </w:r>
-    </w:p>
-    <w:p>
-      <w:r>
-        <w:rPr>
-          <w:rFonts w:ascii="맑은 고딕" w:hAnsi="맑은 고딕" w:eastAsia="맑은 고딕"/>
-          <w:sz w:val="21"/>
-        </w:rPr>
-        <w:t>① 옮길 조회를 분류한다 (DML 포함 여부, 임시 저장소 방식, 시퀀스 사용)</w:t>
-      </w:r>
-    </w:p>
-    <w:p>
-      <w:r>
-        <w:rPr>
-          <w:rFonts w:ascii="맑은 고딕" w:hAnsi="맑은 고딕" w:eastAsia="맑은 고딕"/>
-          <w:sz w:val="21"/>
-        </w:rPr>
-        <w:t>② 접속 문자열을 바꾼다</w:t>
-      </w:r>
-    </w:p>
-    <w:p>
-      <w:r>
-        <w:rPr>
-          <w:rFonts w:ascii="맑은 고딕" w:hAnsi="맑은 고딕" w:eastAsia="맑은 고딕"/>
-          <w:sz w:val="21"/>
-        </w:rPr>
-        <w:t>③ 리다이렉션을 시스템 수준으로 켠다</w:t>
-      </w:r>
-    </w:p>
-    <w:p>
-      <w:r>
-        <w:rPr>
-          <w:rFonts w:ascii="맑은 고딕" w:hAnsi="맑은 고딕" w:eastAsia="맑은 고딕"/>
-          <w:sz w:val="21"/>
-        </w:rPr>
-        <w:t>④ 보호 모드를 올린다</w:t>
-      </w:r>
-    </w:p>
-    <w:p>
-      <w:r>
-        <w:rPr>
-          <w:rFonts w:ascii="맑은 고딕" w:hAnsi="맑은 고딕" w:eastAsia="맑은 고딕"/>
-          <w:sz w:val="21"/>
-        </w:rPr>
-        <w:t>상-10 · 객관식</w:t>
-      </w:r>
-    </w:p>
-    <w:p>
-      <w:r>
-        <w:rPr>
-          <w:rFonts w:ascii="맑은 고딕" w:hAnsi="맑은 고딕" w:eastAsia="맑은 고딕"/>
-          <w:sz w:val="21"/>
-        </w:rPr>
-        <w:t>[상-10] ADG 옵션 없이 운영하려 Standby를 MOUNTED로 두었다. Primary에서 그 사실을 확인할 수 있는 값은?</w:t>
-      </w:r>
-    </w:p>
-    <w:p>
-      <w:r>
-        <w:rPr>
-          <w:rFonts w:ascii="맑은 고딕" w:hAnsi="맑은 고딕" w:eastAsia="맑은 고딕"/>
-          <w:sz w:val="21"/>
-        </w:rPr>
-        <w:t>① `V$ARCHIVE_DEST_STATUS`의 `DATABASE_MODE`와 `RECOVERY_MODE`</w:t>
-      </w:r>
-    </w:p>
-    <w:p>
-      <w:r>
-        <w:rPr>
-          <w:rFonts w:ascii="맑은 고딕" w:hAnsi="맑은 고딕" w:eastAsia="맑은 고딕"/>
-          <w:sz w:val="21"/>
-        </w:rPr>
-        <w:t>② `V$DATAGUARD_STATS`의 `apply lag`</w:t>
-      </w:r>
-    </w:p>
-    <w:p>
-      <w:r>
-        <w:rPr>
-          <w:rFonts w:ascii="맑은 고딕" w:hAnsi="맑은 고딕" w:eastAsia="맑은 고딕"/>
-          <w:sz w:val="21"/>
-        </w:rPr>
-        <w:t>③ `V$DATABASE`의 `OPEN_MODE`</w:t>
-      </w:r>
-    </w:p>
-    <w:p>
-      <w:r>
-        <w:rPr>
-          <w:rFonts w:ascii="맑은 고딕" w:hAnsi="맑은 고딕" w:eastAsia="맑은 고딕"/>
-          <w:sz w:val="21"/>
-        </w:rPr>
-        <w:t>④ `V$MANAGED_STANDBY`의 `MRP0` 상태</w:t>
+        <w:t xml:space="preserve">[난이도] 상 (심화)</w:t>
+      </w:r>
+    </w:p>
+    <w:p>
+      <w:r>
+        <w:rPr>
+          <w:rFonts w:ascii="맑은 고딕" w:hAnsi="맑은 고딕" w:eastAsia="맑은 고딕"/>
+          <w:sz w:val="21"/>
+        </w:rPr>
+        <w:t xml:space="preserve">상-01 · 객관식</w:t>
+      </w:r>
+    </w:p>
+    <w:p>
+      <w:r>
+        <w:rPr>
+          <w:rFonts w:ascii="맑은 고딕" w:hAnsi="맑은 고딕" w:eastAsia="맑은 고딕"/>
+          <w:sz w:val="21"/>
+        </w:rPr>
+        <w:t xml:space="preserve">[상-01] Broker의 `SHOW CONFIGURATION`, `VALIDATE DATABASE`, `V$ARCHIVE_DEST`, 알림 로그를 층으로 볼 때 가장 바른 설명은?</w:t>
+      </w:r>
+    </w:p>
+    <w:p>
+      <w:r>
+        <w:rPr>
+          <w:rFonts w:ascii="맑은 고딕" w:hAnsi="맑은 고딕" w:eastAsia="맑은 고딕"/>
+          <w:sz w:val="21"/>
+        </w:rPr>
+        <w:t xml:space="preserve">① 층을 내려갈수록 구체적이 된다 — 문제가 있다 → 전환할 수 없다 → 왜 그런지 → 어디를 고칠지</w:t>
+      </w:r>
+    </w:p>
+    <w:p>
+      <w:r>
+        <w:rPr>
+          <w:rFonts w:ascii="맑은 고딕" w:hAnsi="맑은 고딕" w:eastAsia="맑은 고딕"/>
+          <w:sz w:val="21"/>
+        </w:rPr>
+        <w:t xml:space="preserve">② 모든 층이 같은 정보를 다른 형식으로 보여 준다</w:t>
+      </w:r>
+    </w:p>
+    <w:p>
+      <w:r>
+        <w:rPr>
+          <w:rFonts w:ascii="맑은 고딕" w:hAnsi="맑은 고딕" w:eastAsia="맑은 고딕"/>
+          <w:sz w:val="21"/>
+        </w:rPr>
+        <w:t xml:space="preserve">③ Broker가 가장 구체적이므로 V$ 뷰는 필요 없다</w:t>
+      </w:r>
+    </w:p>
+    <w:p>
+      <w:r>
+        <w:rPr>
+          <w:rFonts w:ascii="맑은 고딕" w:hAnsi="맑은 고딕" w:eastAsia="맑은 고딕"/>
+          <w:sz w:val="21"/>
+        </w:rPr>
+        <w:t xml:space="preserve">④ 알림 로그가 가장 먼저 회복된다</w:t>
+      </w:r>
+    </w:p>
+    <w:p>
+      <w:r>
+        <w:rPr>
+          <w:rFonts w:ascii="맑은 고딕" w:hAnsi="맑은 고딕" w:eastAsia="맑은 고딕"/>
+          <w:sz w:val="21"/>
+        </w:rPr>
+        <w:t xml:space="preserve">상-02 · 객관식</w:t>
+      </w:r>
+    </w:p>
+    <w:p>
+      <w:r>
+        <w:rPr>
+          <w:rFonts w:ascii="맑은 고딕" w:hAnsi="맑은 고딕" w:eastAsia="맑은 고딕"/>
+          <w:sz w:val="21"/>
+        </w:rPr>
+        <w:t xml:space="preserve">[상-02] 전송 재개 직후 `SHOW CONFIGURATION`이 `ORA-16778`과 함께 `ERROR`로 나빠졌다. 올바른 대응은?</w:t>
+      </w:r>
+    </w:p>
+    <w:p>
+      <w:r>
+        <w:rPr>
+          <w:rFonts w:ascii="맑은 고딕" w:hAnsi="맑은 고딕" w:eastAsia="맑은 고딕"/>
+          <w:sz w:val="21"/>
+        </w:rPr>
+        <w:t xml:space="preserve">① 판정 시차이므로 status updated 시각을 확인하고 한 주기 뒤 다시 보며 V$ARCHIVE_DEST로 교차 확인한다</w:t>
+      </w:r>
+    </w:p>
+    <w:p>
+      <w:r>
+        <w:rPr>
+          <w:rFonts w:ascii="맑은 고딕" w:hAnsi="맑은 고딕" w:eastAsia="맑은 고딕"/>
+          <w:sz w:val="21"/>
+        </w:rPr>
+        <w:t xml:space="preserve">② 새 장애이므로 리스너를 재기동한다</w:t>
+      </w:r>
+    </w:p>
+    <w:p>
+      <w:r>
+        <w:rPr>
+          <w:rFonts w:ascii="맑은 고딕" w:hAnsi="맑은 고딕" w:eastAsia="맑은 고딕"/>
+          <w:sz w:val="21"/>
+        </w:rPr>
+        <w:t xml:space="preserve">③ Broker 구성을 제거하고 다시 만든다</w:t>
+      </w:r>
+    </w:p>
+    <w:p>
+      <w:r>
+        <w:rPr>
+          <w:rFonts w:ascii="맑은 고딕" w:hAnsi="맑은 고딕" w:eastAsia="맑은 고딕"/>
+          <w:sz w:val="21"/>
+        </w:rPr>
+        <w:t xml:space="preserve">④ LOG_ARCHIVE_DEST_STATE_2를 DEFER로 바꾼다</w:t>
+      </w:r>
+    </w:p>
+    <w:p>
+      <w:r>
+        <w:rPr>
+          <w:rFonts w:ascii="맑은 고딕" w:hAnsi="맑은 고딕" w:eastAsia="맑은 고딕"/>
+          <w:sz w:val="21"/>
+        </w:rPr>
+        <w:t xml:space="preserve">상-03 · 객관식</w:t>
+      </w:r>
+    </w:p>
+    <w:p>
+      <w:r>
+        <w:rPr>
+          <w:rFonts w:ascii="맑은 고딕" w:hAnsi="맑은 고딕" w:eastAsia="맑은 고딕"/>
+          <w:sz w:val="21"/>
+        </w:rPr>
+        <w:t xml:space="preserve">[상-03] Broker 환경에서 실패한 목적지를 `ReopenSecs`를 기다리지 않고 재촉하는 올바른 방법은?</w:t>
+      </w:r>
+    </w:p>
+    <w:p>
+      <w:r>
+        <w:rPr>
+          <w:rFonts w:ascii="맑은 고딕" w:hAnsi="맑은 고딕" w:eastAsia="맑은 고딕"/>
+          <w:sz w:val="21"/>
+        </w:rPr>
+        <w:t xml:space="preserve">① LogShipping 속성을 OFF로 했다가 ON으로 되돌린다</w:t>
+      </w:r>
+    </w:p>
+    <w:p>
+      <w:r>
+        <w:rPr>
+          <w:rFonts w:ascii="맑은 고딕" w:hAnsi="맑은 고딕" w:eastAsia="맑은 고딕"/>
+          <w:sz w:val="21"/>
+        </w:rPr>
+        <w:t xml:space="preserve">② LOG_ARCHIVE_DEST_STATE_2를 DEFER로 했다가 ENABLE로 되돌린다</w:t>
+      </w:r>
+    </w:p>
+    <w:p>
+      <w:r>
+        <w:rPr>
+          <w:rFonts w:ascii="맑은 고딕" w:hAnsi="맑은 고딕" w:eastAsia="맑은 고딕"/>
+          <w:sz w:val="21"/>
+        </w:rPr>
+        <w:t xml:space="preserve">③ Primary 인스턴스를 재기동한다</w:t>
+      </w:r>
+    </w:p>
+    <w:p>
+      <w:r>
+        <w:rPr>
+          <w:rFonts w:ascii="맑은 고딕" w:hAnsi="맑은 고딕" w:eastAsia="맑은 고딕"/>
+          <w:sz w:val="21"/>
+        </w:rPr>
+        <w:t xml:space="preserve">④ LOG_ARCHIVE_DEST_2를 다시 설정한다</w:t>
+      </w:r>
+    </w:p>
+    <w:p>
+      <w:r>
+        <w:rPr>
+          <w:rFonts w:ascii="맑은 고딕" w:hAnsi="맑은 고딕" w:eastAsia="맑은 고딕"/>
+          <w:sz w:val="21"/>
+        </w:rPr>
+        <w:t xml:space="preserve">상-04 · 객관식</w:t>
+      </w:r>
+    </w:p>
+    <w:p>
+      <w:r>
+        <w:rPr>
+          <w:rFonts w:ascii="맑은 고딕" w:hAnsi="맑은 고딕" w:eastAsia="맑은 고딕"/>
+          <w:sz w:val="21"/>
+        </w:rPr>
+        <w:t xml:space="preserve">[상-04] RFS(LGWR)와 MRP0의 `SEQUENCE#`·`BLOCK#`을 비교하는 것이 `apply lag`보다 나은 점은?</w:t>
+      </w:r>
+    </w:p>
+    <w:p>
+      <w:r>
+        <w:rPr>
+          <w:rFonts w:ascii="맑은 고딕" w:hAnsi="맑은 고딕" w:eastAsia="맑은 고딕"/>
+          <w:sz w:val="21"/>
+        </w:rPr>
+        <w:t xml:space="preserve">① 적용이 밀린 정도를 블록 단위로 볼 수 있어 더 정밀하다</w:t>
+      </w:r>
+    </w:p>
+    <w:p>
+      <w:r>
+        <w:rPr>
+          <w:rFonts w:ascii="맑은 고딕" w:hAnsi="맑은 고딕" w:eastAsia="맑은 고딕"/>
+          <w:sz w:val="21"/>
+        </w:rPr>
+        <w:t xml:space="preserve">② Primary에서도 조회할 수 있다</w:t>
+      </w:r>
+    </w:p>
+    <w:p>
+      <w:r>
+        <w:rPr>
+          <w:rFonts w:ascii="맑은 고딕" w:hAnsi="맑은 고딕" w:eastAsia="맑은 고딕"/>
+          <w:sz w:val="21"/>
+        </w:rPr>
+        <w:t xml:space="preserve">③ Logical Standby에서도 같은 값이 나온다</w:t>
+      </w:r>
+    </w:p>
+    <w:p>
+      <w:r>
+        <w:rPr>
+          <w:rFonts w:ascii="맑은 고딕" w:hAnsi="맑은 고딕" w:eastAsia="맑은 고딕"/>
+          <w:sz w:val="21"/>
+        </w:rPr>
+        <w:t xml:space="preserve">④ 시간 조건 없이도 과거 기록을 거른다</w:t>
+      </w:r>
+    </w:p>
+    <w:p>
+      <w:r>
+        <w:rPr>
+          <w:rFonts w:ascii="맑은 고딕" w:hAnsi="맑은 고딕" w:eastAsia="맑은 고딕"/>
+          <w:sz w:val="21"/>
+        </w:rPr>
+        <w:t xml:space="preserve">상-05 · 객관식</w:t>
+      </w:r>
+    </w:p>
+    <w:p>
+      <w:r>
+        <w:rPr>
+          <w:rFonts w:ascii="맑은 고딕" w:hAnsi="맑은 고딕" w:eastAsia="맑은 고딕"/>
+          <w:sz w:val="21"/>
+        </w:rPr>
+        <w:t xml:space="preserve">[상-05] Standby용 점검 조회를 Primary에서 실행했더니 `V$DATAGUARD_STATS`는 no rows, `SRL_ACTIVE`는 0이었다. 이 상황의 위험과 조치는?</w:t>
+      </w:r>
+    </w:p>
+    <w:p>
+      <w:r>
+        <w:rPr>
+          <w:rFonts w:ascii="맑은 고딕" w:hAnsi="맑은 고딕" w:eastAsia="맑은 고딕"/>
+          <w:sz w:val="21"/>
+        </w:rPr>
+        <w:t xml:space="preserve">① 오류 없이 "심각"으로 오판해 상시 오경보가 되므로 DATABASE_ROLE로 역할을 판정하고 분기한다</w:t>
+      </w:r>
+    </w:p>
+    <w:p>
+      <w:r>
+        <w:rPr>
+          <w:rFonts w:ascii="맑은 고딕" w:hAnsi="맑은 고딕" w:eastAsia="맑은 고딕"/>
+          <w:sz w:val="21"/>
+        </w:rPr>
+        <w:t xml:space="preserve">② 조회 오류이므로 권한을 부여한다</w:t>
+      </w:r>
+    </w:p>
+    <w:p>
+      <w:r>
+        <w:rPr>
+          <w:rFonts w:ascii="맑은 고딕" w:hAnsi="맑은 고딕" w:eastAsia="맑은 고딕"/>
+          <w:sz w:val="21"/>
+        </w:rPr>
+        <w:t xml:space="preserve">③ Primary의 SRL을 다시 만든다</w:t>
+      </w:r>
+    </w:p>
+    <w:p>
+      <w:r>
+        <w:rPr>
+          <w:rFonts w:ascii="맑은 고딕" w:hAnsi="맑은 고딕" w:eastAsia="맑은 고딕"/>
+          <w:sz w:val="21"/>
+        </w:rPr>
+        <w:t xml:space="preserve">④ V$DATAGUARD_STATS를 Primary에서 활성화한다</w:t>
+      </w:r>
+    </w:p>
+    <w:p>
+      <w:r>
+        <w:rPr>
+          <w:rFonts w:ascii="맑은 고딕" w:hAnsi="맑은 고딕" w:eastAsia="맑은 고딕"/>
+          <w:sz w:val="21"/>
+        </w:rPr>
+        <w:t xml:space="preserve">상-06 · 객관식</w:t>
+      </w:r>
+    </w:p>
+    <w:p>
+      <w:r>
+        <w:rPr>
+          <w:rFonts w:ascii="맑은 고딕" w:hAnsi="맑은 고딕" w:eastAsia="맑은 고딕"/>
+          <w:sz w:val="21"/>
+        </w:rPr>
+        <w:t xml:space="preserve">[상-06] 주 지표와 보조 지표를 나누는 이유는?</w:t>
+      </w:r>
+    </w:p>
+    <w:p>
+      <w:r>
+        <w:rPr>
+          <w:rFonts w:ascii="맑은 고딕" w:hAnsi="맑은 고딕" w:eastAsia="맑은 고딕"/>
+          <w:sz w:val="21"/>
+        </w:rPr>
+        <w:t xml:space="preserve">① 주 지표(흐름)와 보조 지표(속도)를 함께 보면 "끊겼다"와 "느리다"를 구별할 수 있다</w:t>
+      </w:r>
+    </w:p>
+    <w:p>
+      <w:r>
+        <w:rPr>
+          <w:rFonts w:ascii="맑은 고딕" w:hAnsi="맑은 고딕" w:eastAsia="맑은 고딕"/>
+          <w:sz w:val="21"/>
+        </w:rPr>
+        <w:t xml:space="preserve">② 보조 지표가 더 정확하기 때문이다</w:t>
+      </w:r>
+    </w:p>
+    <w:p>
+      <w:r>
+        <w:rPr>
+          <w:rFonts w:ascii="맑은 고딕" w:hAnsi="맑은 고딕" w:eastAsia="맑은 고딕"/>
+          <w:sz w:val="21"/>
+        </w:rPr>
+        <w:t xml:space="preserve">③ 주 지표는 Primary에서만 조회되기 때문이다</w:t>
+      </w:r>
+    </w:p>
+    <w:p>
+      <w:r>
+        <w:rPr>
+          <w:rFonts w:ascii="맑은 고딕" w:hAnsi="맑은 고딕" w:eastAsia="맑은 고딕"/>
+          <w:sz w:val="21"/>
+        </w:rPr>
+        <w:t xml:space="preserve">④ 지연은 Logical Standby에서만 의미가 있기 때문이다</w:t>
+      </w:r>
+    </w:p>
+    <w:p>
+      <w:r>
+        <w:rPr>
+          <w:rFonts w:ascii="맑은 고딕" w:hAnsi="맑은 고딕" w:eastAsia="맑은 고딕"/>
+          <w:sz w:val="21"/>
+        </w:rPr>
+        <w:t xml:space="preserve">상-07 · 객관식</w:t>
+      </w:r>
+    </w:p>
+    <w:p>
+      <w:r>
+        <w:rPr>
+          <w:rFonts w:ascii="맑은 고딕" w:hAnsi="맑은 고딕" w:eastAsia="맑은 고딕"/>
+          <w:sz w:val="21"/>
+        </w:rPr>
+        <w:t xml:space="preserve">[상-07] `REMOVE CONFIGURATION` 뒤 Primary 목적지에 `ORA-16057: server not in Data Guard configuration`이 나왔다. 원인은?</w:t>
+      </w:r>
+    </w:p>
+    <w:p>
+      <w:r>
+        <w:rPr>
+          <w:rFonts w:ascii="맑은 고딕" w:hAnsi="맑은 고딕" w:eastAsia="맑은 고딕"/>
+          <w:sz w:val="21"/>
+        </w:rPr>
+        <w:t xml:space="preserve">① Broker가 boston의 LOG_ARCHIVE_CONFIG를 farsync만 남긴 값으로 덮어 받는 쪽 설정에 chicago가 없어졌다</w:t>
+      </w:r>
+    </w:p>
+    <w:p>
+      <w:r>
+        <w:rPr>
+          <w:rFonts w:ascii="맑은 고딕" w:hAnsi="맑은 고딕" w:eastAsia="맑은 고딕"/>
+          <w:sz w:val="21"/>
+        </w:rPr>
+        <w:t xml:space="preserve">② boston의 리스너가 내려갔다</w:t>
+      </w:r>
+    </w:p>
+    <w:p>
+      <w:r>
+        <w:rPr>
+          <w:rFonts w:ascii="맑은 고딕" w:hAnsi="맑은 고딕" w:eastAsia="맑은 고딕"/>
+          <w:sz w:val="21"/>
+        </w:rPr>
+        <w:t xml:space="preserve">③ SYS 비밀번호가 달라졌다</w:t>
+      </w:r>
+    </w:p>
+    <w:p>
+      <w:r>
+        <w:rPr>
+          <w:rFonts w:ascii="맑은 고딕" w:hAnsi="맑은 고딕" w:eastAsia="맑은 고딕"/>
+          <w:sz w:val="21"/>
+        </w:rPr>
+        <w:t xml:space="preserve">④ SRL이 삭제되었다</w:t>
+      </w:r>
+    </w:p>
+    <w:p>
+      <w:r>
+        <w:rPr>
+          <w:rFonts w:ascii="맑은 고딕" w:hAnsi="맑은 고딕" w:eastAsia="맑은 고딕"/>
+          <w:sz w:val="21"/>
+        </w:rPr>
+        <w:t xml:space="preserve">상-08 · 객관식</w:t>
+      </w:r>
+    </w:p>
+    <w:p>
+      <w:r>
+        <w:rPr>
+          <w:rFonts w:ascii="맑은 고딕" w:hAnsi="맑은 고딕" w:eastAsia="맑은 고딕"/>
+          <w:sz w:val="21"/>
+        </w:rPr>
+        <w:t xml:space="preserve">[상-08] 19c에서 `SELECT xidusn FROM v$logstdby_transaction`이 ORA-00904를 냈다. 올바른 설명은?</w:t>
+      </w:r>
+    </w:p>
+    <w:p>
+      <w:r>
+        <w:rPr>
+          <w:rFonts w:ascii="맑은 고딕" w:hAnsi="맑은 고딕" w:eastAsia="맑은 고딕"/>
+          <w:sz w:val="21"/>
+        </w:rPr>
+        <w:t xml:space="preserve">① 열 이름이 PRIMARY_XIDUSN처럼 PRIMARY_ 접두어를 달며, Primary에서 받은 XID를 보여 주기 때문이다</w:t>
+      </w:r>
+    </w:p>
+    <w:p>
+      <w:r>
+        <w:rPr>
+          <w:rFonts w:ascii="맑은 고딕" w:hAnsi="맑은 고딕" w:eastAsia="맑은 고딕"/>
+          <w:sz w:val="21"/>
+        </w:rPr>
+        <w:t xml:space="preserve">② 뷰가 Logical Standby에서 지원되지 않기 때문이다</w:t>
+      </w:r>
+    </w:p>
+    <w:p>
+      <w:r>
+        <w:rPr>
+          <w:rFonts w:ascii="맑은 고딕" w:hAnsi="맑은 고딕" w:eastAsia="맑은 고딕"/>
+          <w:sz w:val="21"/>
+        </w:rPr>
+        <w:t xml:space="preserve">③ 권한이 없기 때문이다</w:t>
+      </w:r>
+    </w:p>
+    <w:p>
+      <w:r>
+        <w:rPr>
+          <w:rFonts w:ascii="맑은 고딕" w:hAnsi="맑은 고딕" w:eastAsia="맑은 고딕"/>
+          <w:sz w:val="21"/>
+        </w:rPr>
+        <w:t xml:space="preserve">④ 적용이 멈춰 뷰가 비었기 때문이다</w:t>
+      </w:r>
+    </w:p>
+    <w:p>
+      <w:r>
+        <w:rPr>
+          <w:rFonts w:ascii="맑은 고딕" w:hAnsi="맑은 고딕" w:eastAsia="맑은 고딕"/>
+          <w:sz w:val="21"/>
+        </w:rPr>
+        <w:t xml:space="preserve">상-09 · 객관식</w:t>
+      </w:r>
+    </w:p>
+    <w:p>
+      <w:r>
+        <w:rPr>
+          <w:rFonts w:ascii="맑은 고딕" w:hAnsi="맑은 고딕" w:eastAsia="맑은 고딕"/>
+          <w:sz w:val="21"/>
+        </w:rPr>
+        <w:t xml:space="preserve">[상-09] SQL Apply가 `ORA-26787`로 멈춘 뒤 원인 트랜잭션의 XID를 찾는 곳과 그 열 이름은?</w:t>
+      </w:r>
+    </w:p>
+    <w:p>
+      <w:r>
+        <w:rPr>
+          <w:rFonts w:ascii="맑은 고딕" w:hAnsi="맑은 고딕" w:eastAsia="맑은 고딕"/>
+          <w:sz w:val="21"/>
+        </w:rPr>
+        <w:t xml:space="preserve">① DBA_LOGSTDBY_EVENTS의 XIDUSN·XIDSLT·XIDSQN</w:t>
+      </w:r>
+    </w:p>
+    <w:p>
+      <w:r>
+        <w:rPr>
+          <w:rFonts w:ascii="맑은 고딕" w:hAnsi="맑은 고딕" w:eastAsia="맑은 고딕"/>
+          <w:sz w:val="21"/>
+        </w:rPr>
+        <w:t xml:space="preserve">② V$LOGSTDBY_TRANSACTION의 PRIMARY_XIDUSN</w:t>
+      </w:r>
+    </w:p>
+    <w:p>
+      <w:r>
+        <w:rPr>
+          <w:rFonts w:ascii="맑은 고딕" w:hAnsi="맑은 고딕" w:eastAsia="맑은 고딕"/>
+          <w:sz w:val="21"/>
+        </w:rPr>
+        <w:t xml:space="preserve">③ V$TRANSACTION의 XIDUSN</w:t>
+      </w:r>
+    </w:p>
+    <w:p>
+      <w:r>
+        <w:rPr>
+          <w:rFonts w:ascii="맑은 고딕" w:hAnsi="맑은 고딕" w:eastAsia="맑은 고딕"/>
+          <w:sz w:val="21"/>
+        </w:rPr>
+        <w:t xml:space="preserve">④ DBA_LOGSTDBY_PROGRESS의 APPLIED_SCN</w:t>
+      </w:r>
+    </w:p>
+    <w:p>
+      <w:r>
+        <w:rPr>
+          <w:rFonts w:ascii="맑은 고딕" w:hAnsi="맑은 고딕" w:eastAsia="맑은 고딕"/>
+          <w:sz w:val="21"/>
+        </w:rPr>
+        <w:t xml:space="preserve">상-10 · 객관식</w:t>
+      </w:r>
+    </w:p>
+    <w:p>
+      <w:r>
+        <w:rPr>
+          <w:rFonts w:ascii="맑은 고딕" w:hAnsi="맑은 고딕" w:eastAsia="맑은 고딕"/>
+          <w:sz w:val="21"/>
+        </w:rPr>
+        <w:t xml:space="preserve">[상-10] `SKIP_TRANSACTION`이 ORA-65040과 ORA-16104로 거부된 뒤 없어진 행을 되돌려 넣고 적용을 재개했다. 이 방식이 건너뛰기보다 나은 이유는?</w:t>
+      </w:r>
+    </w:p>
+    <w:p>
+      <w:r>
+        <w:rPr>
+          <w:rFonts w:ascii="맑은 고딕" w:hAnsi="맑은 고딕" w:eastAsia="맑은 고딕"/>
+          <w:sz w:val="21"/>
+        </w:rPr>
+        <w:t xml:space="preserve">① 밀려 있던 UPDATE가 정상 적용되어 Primary와 같아지기 때문이다(tag='boom')</w:t>
+      </w:r>
+    </w:p>
+    <w:p>
+      <w:r>
+        <w:rPr>
+          <w:rFonts w:ascii="맑은 고딕" w:hAnsi="맑은 고딕" w:eastAsia="맑은 고딕"/>
+          <w:sz w:val="21"/>
+        </w:rPr>
+        <w:t xml:space="preserve">② 더 빠르기 때문이다</w:t>
+      </w:r>
+    </w:p>
+    <w:p>
+      <w:r>
+        <w:rPr>
+          <w:rFonts w:ascii="맑은 고딕" w:hAnsi="맑은 고딕" w:eastAsia="맑은 고딕"/>
+          <w:sz w:val="21"/>
+        </w:rPr>
+        <w:t xml:space="preserve">③ EVENTS의 오류 기록이 지워지기 때문이다</w:t>
+      </w:r>
+    </w:p>
+    <w:p>
+      <w:r>
+        <w:rPr>
+          <w:rFonts w:ascii="맑은 고딕" w:hAnsi="맑은 고딕" w:eastAsia="맑은 고딕"/>
+          <w:sz w:val="21"/>
+        </w:rPr>
+        <w:t xml:space="preserve">④ 데이터베이스 가드가 해제되기 때문이다</w:t>
       </w:r>
     </w:p>
     <w:sectPr>

--- a/ADG/15장/15장_실습문제.docx
+++ b/ADG/15장/15장_실습문제.docx
@@ -51,34 +51,34 @@
           <w:rFonts w:ascii="맑은 고딕" w:hAnsi="맑은 고딕" w:eastAsia="맑은 고딕"/>
           <w:sz w:val="21"/>
         </w:rPr>
-        <w:t xml:space="preserve">① V$STANDBY_LOG</w:t>
-      </w:r>
-    </w:p>
-    <w:p>
-      <w:r>
-        <w:rPr>
-          <w:rFonts w:ascii="맑은 고딕" w:hAnsi="맑은 고딕" w:eastAsia="맑은 고딕"/>
-          <w:sz w:val="21"/>
-        </w:rPr>
-        <w:t xml:space="preserve">② V$LOG</w:t>
-      </w:r>
-    </w:p>
-    <w:p>
-      <w:r>
-        <w:rPr>
-          <w:rFonts w:ascii="맑은 고딕" w:hAnsi="맑은 고딕" w:eastAsia="맑은 고딕"/>
-          <w:sz w:val="21"/>
-        </w:rPr>
-        <w:t xml:space="preserve">③ V$LOGHIST</w:t>
-      </w:r>
-    </w:p>
-    <w:p>
-      <w:r>
-        <w:rPr>
-          <w:rFonts w:ascii="맑은 고딕" w:hAnsi="맑은 고딕" w:eastAsia="맑은 고딕"/>
-          <w:sz w:val="21"/>
-        </w:rPr>
-        <w:t xml:space="preserve">④ V$LOG_HISTORY</w:t>
+        <w:t>① V$LOG</w:t>
+      </w:r>
+    </w:p>
+    <w:p>
+      <w:r>
+        <w:rPr>
+          <w:rFonts w:ascii="맑은 고딕" w:hAnsi="맑은 고딕" w:eastAsia="맑은 고딕"/>
+          <w:sz w:val="21"/>
+        </w:rPr>
+        <w:t>② V$LOG_HISTORY</w:t>
+      </w:r>
+    </w:p>
+    <w:p>
+      <w:r>
+        <w:rPr>
+          <w:rFonts w:ascii="맑은 고딕" w:hAnsi="맑은 고딕" w:eastAsia="맑은 고딕"/>
+          <w:sz w:val="21"/>
+        </w:rPr>
+        <w:t>③ V$STANDBY_LOG</w:t>
+      </w:r>
+    </w:p>
+    <w:p>
+      <w:r>
+        <w:rPr>
+          <w:rFonts w:ascii="맑은 고딕" w:hAnsi="맑은 고딕" w:eastAsia="맑은 고딕"/>
+          <w:sz w:val="21"/>
+        </w:rPr>
+        <w:t>④ V$LOGHIST</w:t>
       </w:r>
     </w:p>
     <w:p>
@@ -105,34 +105,34 @@
           <w:rFonts w:ascii="맑은 고딕" w:hAnsi="맑은 고딕" w:eastAsia="맑은 고딕"/>
           <w:sz w:val="21"/>
         </w:rPr>
-        <w:t xml:space="preserve">① Standby는 자기 온라인 리두에 쓰지 않고 역할이 바뀐 뒤 쓰기 위해 두기 때문이다</w:t>
-      </w:r>
-    </w:p>
-    <w:p>
-      <w:r>
-        <w:rPr>
-          <w:rFonts w:ascii="맑은 고딕" w:hAnsi="맑은 고딕" w:eastAsia="맑은 고딕"/>
-          <w:sz w:val="21"/>
-        </w:rPr>
-        <w:t xml:space="preserve">② 온라인 리두가 손상되었기 때문이다</w:t>
-      </w:r>
-    </w:p>
-    <w:p>
-      <w:r>
-        <w:rPr>
-          <w:rFonts w:ascii="맑은 고딕" w:hAnsi="맑은 고딕" w:eastAsia="맑은 고딕"/>
-          <w:sz w:val="21"/>
-        </w:rPr>
-        <w:t xml:space="preserve">③ 아카이브가 멈췄기 때문이다</w:t>
-      </w:r>
-    </w:p>
-    <w:p>
-      <w:r>
-        <w:rPr>
-          <w:rFonts w:ascii="맑은 고딕" w:hAnsi="맑은 고딕" w:eastAsia="맑은 고딕"/>
-          <w:sz w:val="21"/>
-        </w:rPr>
-        <w:t xml:space="preserve">④ Broker가 그룹을 비활성화했기 때문이다</w:t>
+        <w:t>① 아카이브가 멈췄기 때문이다</w:t>
+      </w:r>
+    </w:p>
+    <w:p>
+      <w:r>
+        <w:rPr>
+          <w:rFonts w:ascii="맑은 고딕" w:hAnsi="맑은 고딕" w:eastAsia="맑은 고딕"/>
+          <w:sz w:val="21"/>
+        </w:rPr>
+        <w:t>② 온라인 리두가 손상되었기 때문이다</w:t>
+      </w:r>
+    </w:p>
+    <w:p>
+      <w:r>
+        <w:rPr>
+          <w:rFonts w:ascii="맑은 고딕" w:hAnsi="맑은 고딕" w:eastAsia="맑은 고딕"/>
+          <w:sz w:val="21"/>
+        </w:rPr>
+        <w:t>③ Standby는 자기 온라인 리두에 쓰지 않고 역할이 바뀐 뒤 쓰기 위해 두기 때문이다</w:t>
+      </w:r>
+    </w:p>
+    <w:p>
+      <w:r>
+        <w:rPr>
+          <w:rFonts w:ascii="맑은 고딕" w:hAnsi="맑은 고딕" w:eastAsia="맑은 고딕"/>
+          <w:sz w:val="21"/>
+        </w:rPr>
+        <w:t>④ Broker가 그룹을 비활성화했기 때문이다</w:t>
       </w:r>
     </w:p>
     <w:p>
@@ -159,34 +159,34 @@
           <w:rFonts w:ascii="맑은 고딕" w:hAnsi="맑은 고딕" w:eastAsia="맑은 고딕"/>
           <w:sz w:val="21"/>
         </w:rPr>
-        <w:t xml:space="preserve">① STATUS가 CURRENT인 그룹</w:t>
-      </w:r>
-    </w:p>
-    <w:p>
-      <w:r>
-        <w:rPr>
-          <w:rFonts w:ascii="맑은 고딕" w:hAnsi="맑은 고딕" w:eastAsia="맑은 고딕"/>
-          <w:sz w:val="21"/>
-        </w:rPr>
-        <w:t xml:space="preserve">② STATUS가 INACTIVE인 그룹</w:t>
-      </w:r>
-    </w:p>
-    <w:p>
-      <w:r>
-        <w:rPr>
-          <w:rFonts w:ascii="맑은 고딕" w:hAnsi="맑은 고딕" w:eastAsia="맑은 고딕"/>
-          <w:sz w:val="21"/>
-        </w:rPr>
-        <w:t xml:space="preserve">③ STATUS가 UNUSED인 그룹</w:t>
-      </w:r>
-    </w:p>
-    <w:p>
-      <w:r>
-        <w:rPr>
-          <w:rFonts w:ascii="맑은 고딕" w:hAnsi="맑은 고딕" w:eastAsia="맑은 고딕"/>
-          <w:sz w:val="21"/>
-        </w:rPr>
-        <w:t xml:space="preserve">④ 모든 그룹</w:t>
+        <w:t>① STATUS가 CURRENT인 그룹</w:t>
+      </w:r>
+    </w:p>
+    <w:p>
+      <w:r>
+        <w:rPr>
+          <w:rFonts w:ascii="맑은 고딕" w:hAnsi="맑은 고딕" w:eastAsia="맑은 고딕"/>
+          <w:sz w:val="21"/>
+        </w:rPr>
+        <w:t>② STATUS가 UNUSED인 그룹</w:t>
+      </w:r>
+    </w:p>
+    <w:p>
+      <w:r>
+        <w:rPr>
+          <w:rFonts w:ascii="맑은 고딕" w:hAnsi="맑은 고딕" w:eastAsia="맑은 고딕"/>
+          <w:sz w:val="21"/>
+        </w:rPr>
+        <w:t>③ STATUS가 INACTIVE인 그룹</w:t>
+      </w:r>
+    </w:p>
+    <w:p>
+      <w:r>
+        <w:rPr>
+          <w:rFonts w:ascii="맑은 고딕" w:hAnsi="맑은 고딕" w:eastAsia="맑은 고딕"/>
+          <w:sz w:val="21"/>
+        </w:rPr>
+        <w:t>④ 모든 그룹</w:t>
       </w:r>
     </w:p>
     <w:p>
@@ -213,34 +213,34 @@
           <w:rFonts w:ascii="맑은 고딕" w:hAnsi="맑은 고딕" w:eastAsia="맑은 고딕"/>
           <w:sz w:val="21"/>
         </w:rPr>
-        <w:t xml:space="preserve">① 비어 있다(NULL)</w:t>
-      </w:r>
-    </w:p>
-    <w:p>
-      <w:r>
-        <w:rPr>
-          <w:rFonts w:ascii="맑은 고딕" w:hAnsi="맑은 고딕" w:eastAsia="맑은 고딕"/>
-          <w:sz w:val="21"/>
-        </w:rPr>
-        <w:t xml:space="preserve">② VALID</w:t>
-      </w:r>
-    </w:p>
-    <w:p>
-      <w:r>
-        <w:rPr>
-          <w:rFonts w:ascii="맑은 고딕" w:hAnsi="맑은 고딕" w:eastAsia="맑은 고딕"/>
-          <w:sz w:val="21"/>
-        </w:rPr>
-        <w:t xml:space="preserve">③ CURRENT</w:t>
-      </w:r>
-    </w:p>
-    <w:p>
-      <w:r>
-        <w:rPr>
-          <w:rFonts w:ascii="맑은 고딕" w:hAnsi="맑은 고딕" w:eastAsia="맑은 고딕"/>
-          <w:sz w:val="21"/>
-        </w:rPr>
-        <w:t xml:space="preserve">④ ONLINE</w:t>
+        <w:t>① ONLINE</w:t>
+      </w:r>
+    </w:p>
+    <w:p>
+      <w:r>
+        <w:rPr>
+          <w:rFonts w:ascii="맑은 고딕" w:hAnsi="맑은 고딕" w:eastAsia="맑은 고딕"/>
+          <w:sz w:val="21"/>
+        </w:rPr>
+        <w:t>② VALID</w:t>
+      </w:r>
+    </w:p>
+    <w:p>
+      <w:r>
+        <w:rPr>
+          <w:rFonts w:ascii="맑은 고딕" w:hAnsi="맑은 고딕" w:eastAsia="맑은 고딕"/>
+          <w:sz w:val="21"/>
+        </w:rPr>
+        <w:t>③ 비어 있다(NULL)</w:t>
+      </w:r>
+    </w:p>
+    <w:p>
+      <w:r>
+        <w:rPr>
+          <w:rFonts w:ascii="맑은 고딕" w:hAnsi="맑은 고딕" w:eastAsia="맑은 고딕"/>
+          <w:sz w:val="21"/>
+        </w:rPr>
+        <w:t>④ CURRENT</w:t>
       </w:r>
     </w:p>
     <w:p>
@@ -267,34 +267,34 @@
           <w:rFonts w:ascii="맑은 고딕" w:hAnsi="맑은 고딕" w:eastAsia="맑은 고딕"/>
           <w:sz w:val="21"/>
         </w:rPr>
-        <w:t xml:space="preserve">① boston은 6장에서 OMF로 복제되어 그룹마다 멤버가 둘씩 생겼다</w:t>
-      </w:r>
-    </w:p>
-    <w:p>
-      <w:r>
-        <w:rPr>
-          <w:rFonts w:ascii="맑은 고딕" w:hAnsi="맑은 고딕" w:eastAsia="맑은 고딕"/>
-          <w:sz w:val="21"/>
-        </w:rPr>
-        <w:t xml:space="preserve">② boston에 SRL이 두 배로 만들어졌다</w:t>
-      </w:r>
-    </w:p>
-    <w:p>
-      <w:r>
-        <w:rPr>
-          <w:rFonts w:ascii="맑은 고딕" w:hAnsi="맑은 고딕" w:eastAsia="맑은 고딕"/>
-          <w:sz w:val="21"/>
-        </w:rPr>
-        <w:t xml:space="preserve">③ chicago의 일부 그룹이 삭제되었다</w:t>
-      </w:r>
-    </w:p>
-    <w:p>
-      <w:r>
-        <w:rPr>
-          <w:rFonts w:ascii="맑은 고딕" w:hAnsi="맑은 고딕" w:eastAsia="맑은 고딕"/>
-          <w:sz w:val="21"/>
-        </w:rPr>
-        <w:t xml:space="preserve">④ boston이 아카이브 파일까지 보여 준다</w:t>
+        <w:t>① chicago의 일부 그룹이 삭제되었다</w:t>
+      </w:r>
+    </w:p>
+    <w:p>
+      <w:r>
+        <w:rPr>
+          <w:rFonts w:ascii="맑은 고딕" w:hAnsi="맑은 고딕" w:eastAsia="맑은 고딕"/>
+          <w:sz w:val="21"/>
+        </w:rPr>
+        <w:t>② boston이 아카이브 파일까지 보여 준다</w:t>
+      </w:r>
+    </w:p>
+    <w:p>
+      <w:r>
+        <w:rPr>
+          <w:rFonts w:ascii="맑은 고딕" w:hAnsi="맑은 고딕" w:eastAsia="맑은 고딕"/>
+          <w:sz w:val="21"/>
+        </w:rPr>
+        <w:t>③ boston은 6장에서 OMF로 복제되어 그룹마다 멤버가 둘씩 생겼다</w:t>
+      </w:r>
+    </w:p>
+    <w:p>
+      <w:r>
+        <w:rPr>
+          <w:rFonts w:ascii="맑은 고딕" w:hAnsi="맑은 고딕" w:eastAsia="맑은 고딕"/>
+          <w:sz w:val="21"/>
+        </w:rPr>
+        <w:t>④ boston에 SRL이 두 배로 만들어졌다</w:t>
       </w:r>
     </w:p>
     <w:p>
@@ -321,34 +321,34 @@
           <w:rFonts w:ascii="맑은 고딕" w:hAnsi="맑은 고딕" w:eastAsia="맑은 고딕"/>
           <w:sz w:val="21"/>
         </w:rPr>
-        <w:t xml:space="preserve">① V$ARCHIVE_DEST_STATUS</w:t>
-      </w:r>
-    </w:p>
-    <w:p>
-      <w:r>
-        <w:rPr>
-          <w:rFonts w:ascii="맑은 고딕" w:hAnsi="맑은 고딕" w:eastAsia="맑은 고딕"/>
-          <w:sz w:val="21"/>
-        </w:rPr>
-        <w:t xml:space="preserve">② V$ARCHIVE_DEST</w:t>
-      </w:r>
-    </w:p>
-    <w:p>
-      <w:r>
-        <w:rPr>
-          <w:rFonts w:ascii="맑은 고딕" w:hAnsi="맑은 고딕" w:eastAsia="맑은 고딕"/>
-          <w:sz w:val="21"/>
-        </w:rPr>
-        <w:t xml:space="preserve">③ V$ARCHIVED_LOG</w:t>
-      </w:r>
-    </w:p>
-    <w:p>
-      <w:r>
-        <w:rPr>
-          <w:rFonts w:ascii="맑은 고딕" w:hAnsi="맑은 고딕" w:eastAsia="맑은 고딕"/>
-          <w:sz w:val="21"/>
-        </w:rPr>
-        <w:t xml:space="preserve">④ V$DATAGUARD_CONFIG</w:t>
+        <w:t>① V$ARCHIVE_DEST</w:t>
+      </w:r>
+    </w:p>
+    <w:p>
+      <w:r>
+        <w:rPr>
+          <w:rFonts w:ascii="맑은 고딕" w:hAnsi="맑은 고딕" w:eastAsia="맑은 고딕"/>
+          <w:sz w:val="21"/>
+        </w:rPr>
+        <w:t>② V$ARCHIVED_LOG</w:t>
+      </w:r>
+    </w:p>
+    <w:p>
+      <w:r>
+        <w:rPr>
+          <w:rFonts w:ascii="맑은 고딕" w:hAnsi="맑은 고딕" w:eastAsia="맑은 고딕"/>
+          <w:sz w:val="21"/>
+        </w:rPr>
+        <w:t>③ V$ARCHIVE_DEST_STATUS</w:t>
+      </w:r>
+    </w:p>
+    <w:p>
+      <w:r>
+        <w:rPr>
+          <w:rFonts w:ascii="맑은 고딕" w:hAnsi="맑은 고딕" w:eastAsia="맑은 고딕"/>
+          <w:sz w:val="21"/>
+        </w:rPr>
+        <w:t>④ V$DATAGUARD_CONFIG</w:t>
       </w:r>
     </w:p>
     <w:p>
@@ -375,34 +375,34 @@
           <w:rFonts w:ascii="맑은 고딕" w:hAnsi="맑은 고딕" w:eastAsia="맑은 고딕"/>
           <w:sz w:val="21"/>
         </w:rPr>
-        <w:t xml:space="preserve">① ORA-00904</w:t>
-      </w:r>
-    </w:p>
-    <w:p>
-      <w:r>
-        <w:rPr>
-          <w:rFonts w:ascii="맑은 고딕" w:hAnsi="맑은 고딕" w:eastAsia="맑은 고딕"/>
-          <w:sz w:val="21"/>
-        </w:rPr>
-        <w:t xml:space="preserve">② ORA-00942</w:t>
-      </w:r>
-    </w:p>
-    <w:p>
-      <w:r>
-        <w:rPr>
-          <w:rFonts w:ascii="맑은 고딕" w:hAnsi="맑은 고딕" w:eastAsia="맑은 고딕"/>
-          <w:sz w:val="21"/>
-        </w:rPr>
-        <w:t xml:space="preserve">③ ORA-01031</w:t>
-      </w:r>
-    </w:p>
-    <w:p>
-      <w:r>
-        <w:rPr>
-          <w:rFonts w:ascii="맑은 고딕" w:hAnsi="맑은 고딕" w:eastAsia="맑은 고딕"/>
-          <w:sz w:val="21"/>
-        </w:rPr>
-        <w:t xml:space="preserve">④ ORA-00933</w:t>
+        <w:t>① ORA-00933</w:t>
+      </w:r>
+    </w:p>
+    <w:p>
+      <w:r>
+        <w:rPr>
+          <w:rFonts w:ascii="맑은 고딕" w:hAnsi="맑은 고딕" w:eastAsia="맑은 고딕"/>
+          <w:sz w:val="21"/>
+        </w:rPr>
+        <w:t>② ORA-00904</w:t>
+      </w:r>
+    </w:p>
+    <w:p>
+      <w:r>
+        <w:rPr>
+          <w:rFonts w:ascii="맑은 고딕" w:hAnsi="맑은 고딕" w:eastAsia="맑은 고딕"/>
+          <w:sz w:val="21"/>
+        </w:rPr>
+        <w:t>③ ORA-01031</w:t>
+      </w:r>
+    </w:p>
+    <w:p>
+      <w:r>
+        <w:rPr>
+          <w:rFonts w:ascii="맑은 고딕" w:hAnsi="맑은 고딕" w:eastAsia="맑은 고딕"/>
+          <w:sz w:val="21"/>
+        </w:rPr>
+        <w:t>④ ORA-00942</w:t>
       </w:r>
     </w:p>
     <w:p>
@@ -429,34 +429,34 @@
           <w:rFonts w:ascii="맑은 고딕" w:hAnsi="맑은 고딕" w:eastAsia="맑은 고딕"/>
           <w:sz w:val="21"/>
         </w:rPr>
-        <w:t xml:space="preserve">① VALID_TYPE과 VALID_ROLE</w:t>
-      </w:r>
-    </w:p>
-    <w:p>
-      <w:r>
-        <w:rPr>
-          <w:rFonts w:ascii="맑은 고딕" w:hAnsi="맑은 고딕" w:eastAsia="맑은 고딕"/>
-          <w:sz w:val="21"/>
-        </w:rPr>
-        <w:t xml:space="preserve">② VALID_NOW와 STATUS</w:t>
-      </w:r>
-    </w:p>
-    <w:p>
-      <w:r>
-        <w:rPr>
-          <w:rFonts w:ascii="맑은 고딕" w:hAnsi="맑은 고딕" w:eastAsia="맑은 고딕"/>
-          <w:sz w:val="21"/>
-        </w:rPr>
-        <w:t xml:space="preserve">③ TARGET과 BINDING</w:t>
-      </w:r>
-    </w:p>
-    <w:p>
-      <w:r>
-        <w:rPr>
-          <w:rFonts w:ascii="맑은 고딕" w:hAnsi="맑은 고딕" w:eastAsia="맑은 고딕"/>
-          <w:sz w:val="21"/>
-        </w:rPr>
-        <w:t xml:space="preserve">④ TYPE과 DATABASE_MODE</w:t>
+        <w:t>① TARGET과 BINDING</w:t>
+      </w:r>
+    </w:p>
+    <w:p>
+      <w:r>
+        <w:rPr>
+          <w:rFonts w:ascii="맑은 고딕" w:hAnsi="맑은 고딕" w:eastAsia="맑은 고딕"/>
+          <w:sz w:val="21"/>
+        </w:rPr>
+        <w:t>② TYPE과 DATABASE_MODE</w:t>
+      </w:r>
+    </w:p>
+    <w:p>
+      <w:r>
+        <w:rPr>
+          <w:rFonts w:ascii="맑은 고딕" w:hAnsi="맑은 고딕" w:eastAsia="맑은 고딕"/>
+          <w:sz w:val="21"/>
+        </w:rPr>
+        <w:t>③ VALID_TYPE과 VALID_ROLE</w:t>
+      </w:r>
+    </w:p>
+    <w:p>
+      <w:r>
+        <w:rPr>
+          <w:rFonts w:ascii="맑은 고딕" w:hAnsi="맑은 고딕" w:eastAsia="맑은 고딕"/>
+          <w:sz w:val="21"/>
+        </w:rPr>
+        <w:t>④ VALID_NOW와 STATUS</w:t>
       </w:r>
     </w:p>
     <w:p>
@@ -483,34 +483,34 @@
           <w:rFonts w:ascii="맑은 고딕" w:hAnsi="맑은 고딕" w:eastAsia="맑은 고딕"/>
           <w:sz w:val="21"/>
         </w:rPr>
-        <w:t xml:space="preserve">① 19c는 목적지 31개를 모두 보여 주고 쓰지 않는 목적지는 UNKNOWN이기 때문이다</w:t>
-      </w:r>
-    </w:p>
-    <w:p>
-      <w:r>
-        <w:rPr>
-          <w:rFonts w:ascii="맑은 고딕" w:hAnsi="맑은 고딕" w:eastAsia="맑은 고딕"/>
-          <w:sz w:val="21"/>
-        </w:rPr>
-        <w:t xml:space="preserve">② 29개 목적지에 오류가 있기 때문이다</w:t>
-      </w:r>
-    </w:p>
-    <w:p>
-      <w:r>
-        <w:rPr>
-          <w:rFonts w:ascii="맑은 고딕" w:hAnsi="맑은 고딕" w:eastAsia="맑은 고딕"/>
-          <w:sz w:val="21"/>
-        </w:rPr>
-        <w:t xml:space="preserve">③ Broker가 목적지를 잠갔기 때문이다</w:t>
-      </w:r>
-    </w:p>
-    <w:p>
-      <w:r>
-        <w:rPr>
-          <w:rFonts w:ascii="맑은 고딕" w:hAnsi="맑은 고딕" w:eastAsia="맑은 고딕"/>
-          <w:sz w:val="21"/>
-        </w:rPr>
-        <w:t xml:space="preserve">④ Standby가 응답하지 않기 때문이다</w:t>
+        <w:t>① 19c는 목적지 31개를 모두 보여 주고 쓰지 않는 목적지는 UNKNOWN이기 때문이다</w:t>
+      </w:r>
+    </w:p>
+    <w:p>
+      <w:r>
+        <w:rPr>
+          <w:rFonts w:ascii="맑은 고딕" w:hAnsi="맑은 고딕" w:eastAsia="맑은 고딕"/>
+          <w:sz w:val="21"/>
+        </w:rPr>
+        <w:t>② Standby가 응답하지 않기 때문이다</w:t>
+      </w:r>
+    </w:p>
+    <w:p>
+      <w:r>
+        <w:rPr>
+          <w:rFonts w:ascii="맑은 고딕" w:hAnsi="맑은 고딕" w:eastAsia="맑은 고딕"/>
+          <w:sz w:val="21"/>
+        </w:rPr>
+        <w:t>③ Broker가 목적지를 잠갔기 때문이다</w:t>
+      </w:r>
+    </w:p>
+    <w:p>
+      <w:r>
+        <w:rPr>
+          <w:rFonts w:ascii="맑은 고딕" w:hAnsi="맑은 고딕" w:eastAsia="맑은 고딕"/>
+          <w:sz w:val="21"/>
+        </w:rPr>
+        <w:t>④ 29개 목적지에 오류가 있기 때문이다</w:t>
       </w:r>
     </w:p>
     <w:p>
@@ -537,34 +537,34 @@
           <w:rFonts w:ascii="맑은 고딕" w:hAnsi="맑은 고딕" w:eastAsia="맑은 고딕"/>
           <w:sz w:val="21"/>
         </w:rPr>
-        <w:t xml:space="preserve">① TNS-12541: TNS:no listener</w:t>
-      </w:r>
-    </w:p>
-    <w:p>
-      <w:r>
-        <w:rPr>
-          <w:rFonts w:ascii="맑은 고딕" w:hAnsi="맑은 고딕" w:eastAsia="맑은 고딕"/>
-          <w:sz w:val="21"/>
-        </w:rPr>
-        <w:t xml:space="preserve">② TNS-12514: listener does not currently know of service</w:t>
-      </w:r>
-    </w:p>
-    <w:p>
-      <w:r>
-        <w:rPr>
-          <w:rFonts w:ascii="맑은 고딕" w:hAnsi="맑은 고딕" w:eastAsia="맑은 고딕"/>
-          <w:sz w:val="21"/>
-        </w:rPr>
-        <w:t xml:space="preserve">③ ORA-01017: invalid username/password</w:t>
-      </w:r>
-    </w:p>
-    <w:p>
-      <w:r>
-        <w:rPr>
-          <w:rFonts w:ascii="맑은 고딕" w:hAnsi="맑은 고딕" w:eastAsia="맑은 고딕"/>
-          <w:sz w:val="21"/>
-        </w:rPr>
-        <w:t xml:space="preserve">④ ORA-12170: TNS:Connect timeout occurred</w:t>
+        <w:t>① ORA-01017: invalid username/password</w:t>
+      </w:r>
+    </w:p>
+    <w:p>
+      <w:r>
+        <w:rPr>
+          <w:rFonts w:ascii="맑은 고딕" w:hAnsi="맑은 고딕" w:eastAsia="맑은 고딕"/>
+          <w:sz w:val="21"/>
+        </w:rPr>
+        <w:t>② ORA-12170: TNS:Connect timeout occurred</w:t>
+      </w:r>
+    </w:p>
+    <w:p>
+      <w:r>
+        <w:rPr>
+          <w:rFonts w:ascii="맑은 고딕" w:hAnsi="맑은 고딕" w:eastAsia="맑은 고딕"/>
+          <w:sz w:val="21"/>
+        </w:rPr>
+        <w:t>③ TNS-12541: TNS:no listener</w:t>
+      </w:r>
+    </w:p>
+    <w:p>
+      <w:r>
+        <w:rPr>
+          <w:rFonts w:ascii="맑은 고딕" w:hAnsi="맑은 고딕" w:eastAsia="맑은 고딕"/>
+          <w:sz w:val="21"/>
+        </w:rPr>
+        <w:t>④ TNS-12514: listener does not currently know of service</w:t>
       </w:r>
     </w:p>
     <w:p>
@@ -591,34 +591,34 @@
           <w:rFonts w:ascii="맑은 고딕" w:hAnsi="맑은 고딕" w:eastAsia="맑은 고딕"/>
           <w:sz w:val="21"/>
         </w:rPr>
-        <w:t xml:space="preserve">① ERROR</w:t>
-      </w:r>
-    </w:p>
-    <w:p>
-      <w:r>
-        <w:rPr>
-          <w:rFonts w:ascii="맑은 고딕" w:hAnsi="맑은 고딕" w:eastAsia="맑은 고딕"/>
-          <w:sz w:val="21"/>
-        </w:rPr>
-        <w:t xml:space="preserve">② DEFERRED</w:t>
-      </w:r>
-    </w:p>
-    <w:p>
-      <w:r>
-        <w:rPr>
-          <w:rFonts w:ascii="맑은 고딕" w:hAnsi="맑은 고딕" w:eastAsia="맑은 고딕"/>
-          <w:sz w:val="21"/>
-        </w:rPr>
-        <w:t xml:space="preserve">③ INACTIVE</w:t>
-      </w:r>
-    </w:p>
-    <w:p>
-      <w:r>
-        <w:rPr>
-          <w:rFonts w:ascii="맑은 고딕" w:hAnsi="맑은 고딕" w:eastAsia="맑은 고딕"/>
-          <w:sz w:val="21"/>
-        </w:rPr>
-        <w:t xml:space="preserve">④ VALID</w:t>
+        <w:t>① INACTIVE</w:t>
+      </w:r>
+    </w:p>
+    <w:p>
+      <w:r>
+        <w:rPr>
+          <w:rFonts w:ascii="맑은 고딕" w:hAnsi="맑은 고딕" w:eastAsia="맑은 고딕"/>
+          <w:sz w:val="21"/>
+        </w:rPr>
+        <w:t>② ERROR</w:t>
+      </w:r>
+    </w:p>
+    <w:p>
+      <w:r>
+        <w:rPr>
+          <w:rFonts w:ascii="맑은 고딕" w:hAnsi="맑은 고딕" w:eastAsia="맑은 고딕"/>
+          <w:sz w:val="21"/>
+        </w:rPr>
+        <w:t>③ DEFERRED</w:t>
+      </w:r>
+    </w:p>
+    <w:p>
+      <w:r>
+        <w:rPr>
+          <w:rFonts w:ascii="맑은 고딕" w:hAnsi="맑은 고딕" w:eastAsia="맑은 고딕"/>
+          <w:sz w:val="21"/>
+        </w:rPr>
+        <w:t>④ VALID</w:t>
       </w:r>
     </w:p>
     <w:p>
@@ -645,34 +645,34 @@
           <w:rFonts w:ascii="맑은 고딕" w:hAnsi="맑은 고딕" w:eastAsia="맑은 고딕"/>
           <w:sz w:val="21"/>
         </w:rPr>
-        <w:t xml:space="preserve">① V$ARCHIVE_DEST의 ERROR</w:t>
-      </w:r>
-    </w:p>
-    <w:p>
-      <w:r>
-        <w:rPr>
-          <w:rFonts w:ascii="맑은 고딕" w:hAnsi="맑은 고딕" w:eastAsia="맑은 고딕"/>
-          <w:sz w:val="21"/>
-        </w:rPr>
-        <w:t xml:space="preserve">② V$ARCHIVE_DEST의 BINDING</w:t>
-      </w:r>
-    </w:p>
-    <w:p>
-      <w:r>
-        <w:rPr>
-          <w:rFonts w:ascii="맑은 고딕" w:hAnsi="맑은 고딕" w:eastAsia="맑은 고딕"/>
-          <w:sz w:val="21"/>
-        </w:rPr>
-        <w:t xml:space="preserve">③ V$DATABASE의 PROTECTION_LEVEL</w:t>
-      </w:r>
-    </w:p>
-    <w:p>
-      <w:r>
-        <w:rPr>
-          <w:rFonts w:ascii="맑은 고딕" w:hAnsi="맑은 고딕" w:eastAsia="맑은 고딕"/>
-          <w:sz w:val="21"/>
-        </w:rPr>
-        <w:t xml:space="preserve">④ V$LOG의 STATUS</w:t>
+        <w:t>① V$ARCHIVE_DEST의 BINDING</w:t>
+      </w:r>
+    </w:p>
+    <w:p>
+      <w:r>
+        <w:rPr>
+          <w:rFonts w:ascii="맑은 고딕" w:hAnsi="맑은 고딕" w:eastAsia="맑은 고딕"/>
+          <w:sz w:val="21"/>
+        </w:rPr>
+        <w:t>② V$DATABASE의 PROTECTION_LEVEL</w:t>
+      </w:r>
+    </w:p>
+    <w:p>
+      <w:r>
+        <w:rPr>
+          <w:rFonts w:ascii="맑은 고딕" w:hAnsi="맑은 고딕" w:eastAsia="맑은 고딕"/>
+          <w:sz w:val="21"/>
+        </w:rPr>
+        <w:t>③ V$LOG의 STATUS</w:t>
+      </w:r>
+    </w:p>
+    <w:p>
+      <w:r>
+        <w:rPr>
+          <w:rFonts w:ascii="맑은 고딕" w:hAnsi="맑은 고딕" w:eastAsia="맑은 고딕"/>
+          <w:sz w:val="21"/>
+        </w:rPr>
+        <w:t>④ V$ARCHIVE_DEST의 ERROR</w:t>
       </w:r>
     </w:p>
     <w:p>
@@ -699,34 +699,34 @@
           <w:rFonts w:ascii="맑은 고딕" w:hAnsi="맑은 고딕" w:eastAsia="맑은 고딕"/>
           <w:sz w:val="21"/>
         </w:rPr>
-        <w:t xml:space="preserve">① WAIT_FOR_LOG</w:t>
-      </w:r>
-    </w:p>
-    <w:p>
-      <w:r>
-        <w:rPr>
-          <w:rFonts w:ascii="맑은 고딕" w:hAnsi="맑은 고딕" w:eastAsia="맑은 고딕"/>
-          <w:sz w:val="21"/>
-        </w:rPr>
-        <w:t xml:space="preserve">② APPLYING_LOG</w:t>
-      </w:r>
-    </w:p>
-    <w:p>
-      <w:r>
-        <w:rPr>
-          <w:rFonts w:ascii="맑은 고딕" w:hAnsi="맑은 고딕" w:eastAsia="맑은 고딕"/>
-          <w:sz w:val="21"/>
-        </w:rPr>
-        <w:t xml:space="preserve">③ WAIT_FOR_GAP</w:t>
-      </w:r>
-    </w:p>
-    <w:p>
-      <w:r>
-        <w:rPr>
-          <w:rFonts w:ascii="맑은 고딕" w:hAnsi="맑은 고딕" w:eastAsia="맑은 고딕"/>
-          <w:sz w:val="21"/>
-        </w:rPr>
-        <w:t xml:space="preserve">④ IDLE</w:t>
+        <w:t>① WAIT_FOR_LOG</w:t>
+      </w:r>
+    </w:p>
+    <w:p>
+      <w:r>
+        <w:rPr>
+          <w:rFonts w:ascii="맑은 고딕" w:hAnsi="맑은 고딕" w:eastAsia="맑은 고딕"/>
+          <w:sz w:val="21"/>
+        </w:rPr>
+        <w:t>② WAIT_FOR_GAP</w:t>
+      </w:r>
+    </w:p>
+    <w:p>
+      <w:r>
+        <w:rPr>
+          <w:rFonts w:ascii="맑은 고딕" w:hAnsi="맑은 고딕" w:eastAsia="맑은 고딕"/>
+          <w:sz w:val="21"/>
+        </w:rPr>
+        <w:t>③ APPLYING_LOG</w:t>
+      </w:r>
+    </w:p>
+    <w:p>
+      <w:r>
+        <w:rPr>
+          <w:rFonts w:ascii="맑은 고딕" w:hAnsi="맑은 고딕" w:eastAsia="맑은 고딕"/>
+          <w:sz w:val="21"/>
+        </w:rPr>
+        <w:t>④ IDLE</w:t>
       </w:r>
     </w:p>
     <w:p>
@@ -753,34 +753,34 @@
           <w:rFonts w:ascii="맑은 고딕" w:hAnsi="맑은 고딕" w:eastAsia="맑은 고딕"/>
           <w:sz w:val="21"/>
         </w:rPr>
-        <w:t xml:space="preserve">① DGRD</w:t>
-      </w:r>
-    </w:p>
-    <w:p>
-      <w:r>
-        <w:rPr>
-          <w:rFonts w:ascii="맑은 고딕" w:hAnsi="맑은 고딕" w:eastAsia="맑은 고딕"/>
-          <w:sz w:val="21"/>
-        </w:rPr>
-        <w:t xml:space="preserve">② RFS</w:t>
-      </w:r>
-    </w:p>
-    <w:p>
-      <w:r>
-        <w:rPr>
-          <w:rFonts w:ascii="맑은 고딕" w:hAnsi="맑은 고딕" w:eastAsia="맑은 고딕"/>
-          <w:sz w:val="21"/>
-        </w:rPr>
-        <w:t xml:space="preserve">③ MRP0</w:t>
-      </w:r>
-    </w:p>
-    <w:p>
-      <w:r>
-        <w:rPr>
-          <w:rFonts w:ascii="맑은 고딕" w:hAnsi="맑은 고딕" w:eastAsia="맑은 고딕"/>
-          <w:sz w:val="21"/>
-        </w:rPr>
-        <w:t xml:space="preserve">④ ARCH</w:t>
+        <w:t>① RFS</w:t>
+      </w:r>
+    </w:p>
+    <w:p>
+      <w:r>
+        <w:rPr>
+          <w:rFonts w:ascii="맑은 고딕" w:hAnsi="맑은 고딕" w:eastAsia="맑은 고딕"/>
+          <w:sz w:val="21"/>
+        </w:rPr>
+        <w:t>② MRP0</w:t>
+      </w:r>
+    </w:p>
+    <w:p>
+      <w:r>
+        <w:rPr>
+          <w:rFonts w:ascii="맑은 고딕" w:hAnsi="맑은 고딕" w:eastAsia="맑은 고딕"/>
+          <w:sz w:val="21"/>
+        </w:rPr>
+        <w:t>③ DGRD</w:t>
+      </w:r>
+    </w:p>
+    <w:p>
+      <w:r>
+        <w:rPr>
+          <w:rFonts w:ascii="맑은 고딕" w:hAnsi="맑은 고딕" w:eastAsia="맑은 고딕"/>
+          <w:sz w:val="21"/>
+        </w:rPr>
+        <w:t>④ ARCH</w:t>
       </w:r>
     </w:p>
     <w:p>
@@ -807,34 +807,34 @@
           <w:rFonts w:ascii="맑은 고딕" w:hAnsi="맑은 고딕" w:eastAsia="맑은 고딕"/>
           <w:sz w:val="21"/>
         </w:rPr>
-        <w:t xml:space="preserve">① 0</w:t>
-      </w:r>
-    </w:p>
-    <w:p>
-      <w:r>
-        <w:rPr>
-          <w:rFonts w:ascii="맑은 고딕" w:hAnsi="맑은 고딕" w:eastAsia="맑은 고딕"/>
-          <w:sz w:val="21"/>
-        </w:rPr>
-        <w:t xml:space="preserve">② 1</w:t>
-      </w:r>
-    </w:p>
-    <w:p>
-      <w:r>
-        <w:rPr>
-          <w:rFonts w:ascii="맑은 고딕" w:hAnsi="맑은 고딕" w:eastAsia="맑은 고딕"/>
-          <w:sz w:val="21"/>
-        </w:rPr>
-        <w:t xml:space="preserve">③ 12</w:t>
-      </w:r>
-    </w:p>
-    <w:p>
-      <w:r>
-        <w:rPr>
-          <w:rFonts w:ascii="맑은 고딕" w:hAnsi="맑은 고딕" w:eastAsia="맑은 고딕"/>
-          <w:sz w:val="21"/>
-        </w:rPr>
-        <w:t xml:space="preserve">④ 4095</w:t>
+        <w:t>① 0</w:t>
+      </w:r>
+    </w:p>
+    <w:p>
+      <w:r>
+        <w:rPr>
+          <w:rFonts w:ascii="맑은 고딕" w:hAnsi="맑은 고딕" w:eastAsia="맑은 고딕"/>
+          <w:sz w:val="21"/>
+        </w:rPr>
+        <w:t>② 12</w:t>
+      </w:r>
+    </w:p>
+    <w:p>
+      <w:r>
+        <w:rPr>
+          <w:rFonts w:ascii="맑은 고딕" w:hAnsi="맑은 고딕" w:eastAsia="맑은 고딕"/>
+          <w:sz w:val="21"/>
+        </w:rPr>
+        <w:t>③ 1</w:t>
+      </w:r>
+    </w:p>
+    <w:p>
+      <w:r>
+        <w:rPr>
+          <w:rFonts w:ascii="맑은 고딕" w:hAnsi="맑은 고딕" w:eastAsia="맑은 고딕"/>
+          <w:sz w:val="21"/>
+        </w:rPr>
+        <w:t>④ 4095</w:t>
       </w:r>
     </w:p>
     <w:p>
@@ -861,34 +861,34 @@
           <w:rFonts w:ascii="맑은 고딕" w:hAnsi="맑은 고딕" w:eastAsia="맑은 고딕"/>
           <w:sz w:val="21"/>
         </w:rPr>
-        <w:t xml:space="preserve">① Log Archive Destination</w:t>
-      </w:r>
-    </w:p>
-    <w:p>
-      <w:r>
-        <w:rPr>
-          <w:rFonts w:ascii="맑은 고딕" w:hAnsi="맑은 고딕" w:eastAsia="맑은 고딕"/>
-          <w:sz w:val="21"/>
-        </w:rPr>
-        <w:t xml:space="preserve">② Logical Apply Daemon</w:t>
-      </w:r>
-    </w:p>
-    <w:p>
-      <w:r>
-        <w:rPr>
-          <w:rFonts w:ascii="맑은 고딕" w:hAnsi="맑은 고딕" w:eastAsia="맑은 고딕"/>
-          <w:sz w:val="21"/>
-        </w:rPr>
-        <w:t xml:space="preserve">③ Log Apply Delay</w:t>
-      </w:r>
-    </w:p>
-    <w:p>
-      <w:r>
-        <w:rPr>
-          <w:rFonts w:ascii="맑은 고딕" w:hAnsi="맑은 고딕" w:eastAsia="맑은 고딕"/>
-          <w:sz w:val="21"/>
-        </w:rPr>
-        <w:t xml:space="preserve">④ Local Archive Directory</w:t>
+        <w:t>① Local Archive Directory</w:t>
+      </w:r>
+    </w:p>
+    <w:p>
+      <w:r>
+        <w:rPr>
+          <w:rFonts w:ascii="맑은 고딕" w:hAnsi="맑은 고딕" w:eastAsia="맑은 고딕"/>
+          <w:sz w:val="21"/>
+        </w:rPr>
+        <w:t>② Logical Apply Daemon</w:t>
+      </w:r>
+    </w:p>
+    <w:p>
+      <w:r>
+        <w:rPr>
+          <w:rFonts w:ascii="맑은 고딕" w:hAnsi="맑은 고딕" w:eastAsia="맑은 고딕"/>
+          <w:sz w:val="21"/>
+        </w:rPr>
+        <w:t>③ Log Apply Delay</w:t>
+      </w:r>
+    </w:p>
+    <w:p>
+      <w:r>
+        <w:rPr>
+          <w:rFonts w:ascii="맑은 고딕" w:hAnsi="맑은 고딕" w:eastAsia="맑은 고딕"/>
+          <w:sz w:val="21"/>
+        </w:rPr>
+        <w:t>④ Log Archive Destination</w:t>
       </w:r>
     </w:p>
     <w:p>
@@ -915,34 +915,34 @@
           <w:rFonts w:ascii="맑은 고딕" w:hAnsi="맑은 고딕" w:eastAsia="맑은 고딕"/>
           <w:sz w:val="21"/>
         </w:rPr>
-        <w:t xml:space="preserve">① &lt;SID&gt;_&lt;프로세스&gt;_&lt;PID&gt;.trc</w:t>
-      </w:r>
-    </w:p>
-    <w:p>
-      <w:r>
-        <w:rPr>
-          <w:rFonts w:ascii="맑은 고딕" w:hAnsi="맑은 고딕" w:eastAsia="맑은 고딕"/>
-          <w:sz w:val="21"/>
-        </w:rPr>
-        <w:t xml:space="preserve">② &lt;프로세스&gt;_&lt;SID&gt;.log</w:t>
-      </w:r>
-    </w:p>
-    <w:p>
-      <w:r>
-        <w:rPr>
-          <w:rFonts w:ascii="맑은 고딕" w:hAnsi="맑은 고딕" w:eastAsia="맑은 고딕"/>
-          <w:sz w:val="21"/>
-        </w:rPr>
-        <w:t xml:space="preserve">③ &lt;DB_UNIQUE_NAME&gt;_trace.trc</w:t>
-      </w:r>
-    </w:p>
-    <w:p>
-      <w:r>
-        <w:rPr>
-          <w:rFonts w:ascii="맑은 고딕" w:hAnsi="맑은 고딕" w:eastAsia="맑은 고딕"/>
-          <w:sz w:val="21"/>
-        </w:rPr>
-        <w:t xml:space="preserve">④ alert_&lt;SID&gt;.trc</w:t>
+        <w:t>① &lt;SID&gt;_&lt;프로세스&gt;_&lt;PID&gt;.trc</w:t>
+      </w:r>
+    </w:p>
+    <w:p>
+      <w:r>
+        <w:rPr>
+          <w:rFonts w:ascii="맑은 고딕" w:hAnsi="맑은 고딕" w:eastAsia="맑은 고딕"/>
+          <w:sz w:val="21"/>
+        </w:rPr>
+        <w:t>② &lt;DB_UNIQUE_NAME&gt;_trace.trc</w:t>
+      </w:r>
+    </w:p>
+    <w:p>
+      <w:r>
+        <w:rPr>
+          <w:rFonts w:ascii="맑은 고딕" w:hAnsi="맑은 고딕" w:eastAsia="맑은 고딕"/>
+          <w:sz w:val="21"/>
+        </w:rPr>
+        <w:t>③ alert_&lt;SID&gt;.trc</w:t>
+      </w:r>
+    </w:p>
+    <w:p>
+      <w:r>
+        <w:rPr>
+          <w:rFonts w:ascii="맑은 고딕" w:hAnsi="맑은 고딕" w:eastAsia="맑은 고딕"/>
+          <w:sz w:val="21"/>
+        </w:rPr>
+        <w:t>④ &lt;프로세스&gt;_&lt;SID&gt;.log</w:t>
       </w:r>
     </w:p>
     <w:p>
@@ -969,34 +969,34 @@
           <w:rFonts w:ascii="맑은 고딕" w:hAnsi="맑은 고딕" w:eastAsia="맑은 고딕"/>
           <w:sz w:val="21"/>
         </w:rPr>
-        <w:t xml:space="preserve">① SRL_ACTIVE (V$STANDBY_LOG에서 ACTIVE인 그룹 수)</w:t>
-      </w:r>
-    </w:p>
-    <w:p>
-      <w:r>
-        <w:rPr>
-          <w:rFonts w:ascii="맑은 고딕" w:hAnsi="맑은 고딕" w:eastAsia="맑은 고딕"/>
-          <w:sz w:val="21"/>
-        </w:rPr>
-        <w:t xml:space="preserve">② LOG_ABNORMAL</w:t>
-      </w:r>
-    </w:p>
-    <w:p>
-      <w:r>
-        <w:rPr>
-          <w:rFonts w:ascii="맑은 고딕" w:hAnsi="맑은 고딕" w:eastAsia="맑은 고딕"/>
-          <w:sz w:val="21"/>
-        </w:rPr>
-        <w:t xml:space="preserve">③ CUR_SEQ</w:t>
-      </w:r>
-    </w:p>
-    <w:p>
-      <w:r>
-        <w:rPr>
-          <w:rFonts w:ascii="맑은 고딕" w:hAnsi="맑은 고딕" w:eastAsia="맑은 고딕"/>
-          <w:sz w:val="21"/>
-        </w:rPr>
-        <w:t xml:space="preserve">④ estimated startup time</w:t>
+        <w:t>① CUR_SEQ</w:t>
+      </w:r>
+    </w:p>
+    <w:p>
+      <w:r>
+        <w:rPr>
+          <w:rFonts w:ascii="맑은 고딕" w:hAnsi="맑은 고딕" w:eastAsia="맑은 고딕"/>
+          <w:sz w:val="21"/>
+        </w:rPr>
+        <w:t>② LOG_ABNORMAL</w:t>
+      </w:r>
+    </w:p>
+    <w:p>
+      <w:r>
+        <w:rPr>
+          <w:rFonts w:ascii="맑은 고딕" w:hAnsi="맑은 고딕" w:eastAsia="맑은 고딕"/>
+          <w:sz w:val="21"/>
+        </w:rPr>
+        <w:t>③ estimated startup time</w:t>
+      </w:r>
+    </w:p>
+    <w:p>
+      <w:r>
+        <w:rPr>
+          <w:rFonts w:ascii="맑은 고딕" w:hAnsi="맑은 고딕" w:eastAsia="맑은 고딕"/>
+          <w:sz w:val="21"/>
+        </w:rPr>
+        <w:t>④ SRL_ACTIVE (V$STANDBY_LOG에서 ACTIVE인 그룹 수)</w:t>
       </w:r>
     </w:p>
     <w:p>
@@ -1023,34 +1023,34 @@
           <w:rFonts w:ascii="맑은 고딕" w:hAnsi="맑은 고딕" w:eastAsia="맑은 고딕"/>
           <w:sz w:val="21"/>
         </w:rPr>
-        <w:t xml:space="preserve">① MRP0</w:t>
-      </w:r>
-    </w:p>
-    <w:p>
-      <w:r>
-        <w:rPr>
-          <w:rFonts w:ascii="맑은 고딕" w:hAnsi="맑은 고딕" w:eastAsia="맑은 고딕"/>
-          <w:sz w:val="21"/>
-        </w:rPr>
-        <w:t xml:space="preserve">② ARCH</w:t>
-      </w:r>
-    </w:p>
-    <w:p>
-      <w:r>
-        <w:rPr>
-          <w:rFonts w:ascii="맑은 고딕" w:hAnsi="맑은 고딕" w:eastAsia="맑은 고딕"/>
-          <w:sz w:val="21"/>
-        </w:rPr>
-        <w:t xml:space="preserve">③ DGRD</w:t>
-      </w:r>
-    </w:p>
-    <w:p>
-      <w:r>
-        <w:rPr>
-          <w:rFonts w:ascii="맑은 고딕" w:hAnsi="맑은 고딕" w:eastAsia="맑은 고딕"/>
-          <w:sz w:val="21"/>
-        </w:rPr>
-        <w:t xml:space="preserve">④ 없다</w:t>
+        <w:t>① ARCH</w:t>
+      </w:r>
+    </w:p>
+    <w:p>
+      <w:r>
+        <w:rPr>
+          <w:rFonts w:ascii="맑은 고딕" w:hAnsi="맑은 고딕" w:eastAsia="맑은 고딕"/>
+          <w:sz w:val="21"/>
+        </w:rPr>
+        <w:t>② 없다</w:t>
+      </w:r>
+    </w:p>
+    <w:p>
+      <w:r>
+        <w:rPr>
+          <w:rFonts w:ascii="맑은 고딕" w:hAnsi="맑은 고딕" w:eastAsia="맑은 고딕"/>
+          <w:sz w:val="21"/>
+        </w:rPr>
+        <w:t>③ DGRD</w:t>
+      </w:r>
+    </w:p>
+    <w:p>
+      <w:r>
+        <w:rPr>
+          <w:rFonts w:ascii="맑은 고딕" w:hAnsi="맑은 고딕" w:eastAsia="맑은 고딕"/>
+          <w:sz w:val="21"/>
+        </w:rPr>
+        <w:t>④ MRP0</w:t>
       </w:r>
     </w:p>
     <w:p>
@@ -1077,34 +1077,34 @@
           <w:rFonts w:ascii="맑은 고딕" w:hAnsi="맑은 고딕" w:eastAsia="맑은 고딕"/>
           <w:sz w:val="21"/>
         </w:rPr>
-        <w:t xml:space="preserve">① V$LOGSTDBY_STATE</w:t>
-      </w:r>
-    </w:p>
-    <w:p>
-      <w:r>
-        <w:rPr>
-          <w:rFonts w:ascii="맑은 고딕" w:hAnsi="맑은 고딕" w:eastAsia="맑은 고딕"/>
-          <w:sz w:val="21"/>
-        </w:rPr>
-        <w:t xml:space="preserve">② V$MANAGED_STANDBY</w:t>
-      </w:r>
-    </w:p>
-    <w:p>
-      <w:r>
-        <w:rPr>
-          <w:rFonts w:ascii="맑은 고딕" w:hAnsi="맑은 고딕" w:eastAsia="맑은 고딕"/>
-          <w:sz w:val="21"/>
-        </w:rPr>
-        <w:t xml:space="preserve">③ V$DATAGUARD_STATS</w:t>
-      </w:r>
-    </w:p>
-    <w:p>
-      <w:r>
-        <w:rPr>
-          <w:rFonts w:ascii="맑은 고딕" w:hAnsi="맑은 고딕" w:eastAsia="맑은 고딕"/>
-          <w:sz w:val="21"/>
-        </w:rPr>
-        <w:t xml:space="preserve">④ V$ARCHIVE_GAP</w:t>
+        <w:t>① V$LOGSTDBY_STATE</w:t>
+      </w:r>
+    </w:p>
+    <w:p>
+      <w:r>
+        <w:rPr>
+          <w:rFonts w:ascii="맑은 고딕" w:hAnsi="맑은 고딕" w:eastAsia="맑은 고딕"/>
+          <w:sz w:val="21"/>
+        </w:rPr>
+        <w:t>② V$DATAGUARD_STATS</w:t>
+      </w:r>
+    </w:p>
+    <w:p>
+      <w:r>
+        <w:rPr>
+          <w:rFonts w:ascii="맑은 고딕" w:hAnsi="맑은 고딕" w:eastAsia="맑은 고딕"/>
+          <w:sz w:val="21"/>
+        </w:rPr>
+        <w:t>③ V$ARCHIVE_GAP</w:t>
+      </w:r>
+    </w:p>
+    <w:p>
+      <w:r>
+        <w:rPr>
+          <w:rFonts w:ascii="맑은 고딕" w:hAnsi="맑은 고딕" w:eastAsia="맑은 고딕"/>
+          <w:sz w:val="21"/>
+        </w:rPr>
+        <w:t>④ V$MANAGED_STANDBY</w:t>
       </w:r>
     </w:p>
     <w:p>
@@ -1139,34 +1139,34 @@
           <w:rFonts w:ascii="맑은 고딕" w:hAnsi="맑은 고딕" w:eastAsia="맑은 고딕"/>
           <w:sz w:val="21"/>
         </w:rPr>
-        <w:t xml:space="preserve">① Primary V$LOG의 CURRENT 시퀀스, Standby ACTIVE SRL의 시퀀스, MRP0의 시퀀스</w:t>
-      </w:r>
-    </w:p>
-    <w:p>
-      <w:r>
-        <w:rPr>
-          <w:rFonts w:ascii="맑은 고딕" w:hAnsi="맑은 고딕" w:eastAsia="맑은 고딕"/>
-          <w:sz w:val="21"/>
-        </w:rPr>
-        <w:t xml:space="preserve">② Primary V$LOG의 그룹 수, Standby V$LOG의 그룹 수, SRL 수</w:t>
-      </w:r>
-    </w:p>
-    <w:p>
-      <w:r>
-        <w:rPr>
-          <w:rFonts w:ascii="맑은 고딕" w:hAnsi="맑은 고딕" w:eastAsia="맑은 고딕"/>
-          <w:sz w:val="21"/>
-        </w:rPr>
-        <w:t xml:space="preserve">③ Primary DBID, Standby DBID, RESETLOGS_ID</w:t>
-      </w:r>
-    </w:p>
-    <w:p>
-      <w:r>
-        <w:rPr>
-          <w:rFonts w:ascii="맑은 고딕" w:hAnsi="맑은 고딕" w:eastAsia="맑은 고딕"/>
-          <w:sz w:val="21"/>
-        </w:rPr>
-        <w:t xml:space="preserve">④ 두 지연과 apply finish time</w:t>
+        <w:t>① Primary V$LOG의 그룹 수, Standby V$LOG의 그룹 수, SRL 수</w:t>
+      </w:r>
+    </w:p>
+    <w:p>
+      <w:r>
+        <w:rPr>
+          <w:rFonts w:ascii="맑은 고딕" w:hAnsi="맑은 고딕" w:eastAsia="맑은 고딕"/>
+          <w:sz w:val="21"/>
+        </w:rPr>
+        <w:t>② 두 지연과 apply finish time</w:t>
+      </w:r>
+    </w:p>
+    <w:p>
+      <w:r>
+        <w:rPr>
+          <w:rFonts w:ascii="맑은 고딕" w:hAnsi="맑은 고딕" w:eastAsia="맑은 고딕"/>
+          <w:sz w:val="21"/>
+        </w:rPr>
+        <w:t>③ Primary V$LOG의 CURRENT 시퀀스, Standby ACTIVE SRL의 시퀀스, MRP0의 시퀀스</w:t>
+      </w:r>
+    </w:p>
+    <w:p>
+      <w:r>
+        <w:rPr>
+          <w:rFonts w:ascii="맑은 고딕" w:hAnsi="맑은 고딕" w:eastAsia="맑은 고딕"/>
+          <w:sz w:val="21"/>
+        </w:rPr>
+        <w:t>④ Primary DBID, Standby DBID, RESETLOGS_ID</w:t>
       </w:r>
     </w:p>
     <w:p>
@@ -1193,34 +1193,34 @@
           <w:rFonts w:ascii="맑은 고딕" w:hAnsi="맑은 고딕" w:eastAsia="맑은 고딕"/>
           <w:sz w:val="21"/>
         </w:rPr>
-        <w:t xml:space="preserve">① 리두가 오지 않고 있다</w:t>
-      </w:r>
-    </w:p>
-    <w:p>
-      <w:r>
-        <w:rPr>
-          <w:rFonts w:ascii="맑은 고딕" w:hAnsi="맑은 고딕" w:eastAsia="맑은 고딕"/>
-          <w:sz w:val="21"/>
-        </w:rPr>
-        <w:t xml:space="preserve">② 앞의 SRL이 아직 아카이브되지 않았다</w:t>
-      </w:r>
-    </w:p>
-    <w:p>
-      <w:r>
-        <w:rPr>
-          <w:rFonts w:ascii="맑은 고딕" w:hAnsi="맑은 고딕" w:eastAsia="맑은 고딕"/>
-          <w:sz w:val="21"/>
-        </w:rPr>
-        <w:t xml:space="preserve">③ 실시간 적용이 정상이다</w:t>
-      </w:r>
-    </w:p>
-    <w:p>
-      <w:r>
-        <w:rPr>
-          <w:rFonts w:ascii="맑은 고딕" w:hAnsi="맑은 고딕" w:eastAsia="맑은 고딕"/>
-          <w:sz w:val="21"/>
-        </w:rPr>
-        <w:t xml:space="preserve">④ Standby가 Primary로 바뀌었다</w:t>
+        <w:t>① 리두가 오지 않고 있다</w:t>
+      </w:r>
+    </w:p>
+    <w:p>
+      <w:r>
+        <w:rPr>
+          <w:rFonts w:ascii="맑은 고딕" w:hAnsi="맑은 고딕" w:eastAsia="맑은 고딕"/>
+          <w:sz w:val="21"/>
+        </w:rPr>
+        <w:t>② Standby가 Primary로 바뀌었다</w:t>
+      </w:r>
+    </w:p>
+    <w:p>
+      <w:r>
+        <w:rPr>
+          <w:rFonts w:ascii="맑은 고딕" w:hAnsi="맑은 고딕" w:eastAsia="맑은 고딕"/>
+          <w:sz w:val="21"/>
+        </w:rPr>
+        <w:t>③ 앞의 SRL이 아직 아카이브되지 않았다</w:t>
+      </w:r>
+    </w:p>
+    <w:p>
+      <w:r>
+        <w:rPr>
+          <w:rFonts w:ascii="맑은 고딕" w:hAnsi="맑은 고딕" w:eastAsia="맑은 고딕"/>
+          <w:sz w:val="21"/>
+        </w:rPr>
+        <w:t>④ 실시간 적용이 정상이다</w:t>
       </w:r>
     </w:p>
     <w:p>
@@ -1247,34 +1247,34 @@
           <w:rFonts w:ascii="맑은 고딕" w:hAnsi="맑은 고딕" w:eastAsia="맑은 고딕"/>
           <w:sz w:val="21"/>
         </w:rPr>
-        <w:t xml:space="preserve">① Primary에서 조회했을 가능성</w:t>
-      </w:r>
-    </w:p>
-    <w:p>
-      <w:r>
-        <w:rPr>
-          <w:rFonts w:ascii="맑은 고딕" w:hAnsi="맑은 고딕" w:eastAsia="맑은 고딕"/>
-          <w:sz w:val="21"/>
-        </w:rPr>
-        <w:t xml:space="preserve">② Standby의 SRL이 손상되었을 가능성</w:t>
-      </w:r>
-    </w:p>
-    <w:p>
-      <w:r>
-        <w:rPr>
-          <w:rFonts w:ascii="맑은 고딕" w:hAnsi="맑은 고딕" w:eastAsia="맑은 고딕"/>
-          <w:sz w:val="21"/>
-        </w:rPr>
-        <w:t xml:space="preserve">③ Broker가 SRL을 삭제했을 가능성</w:t>
-      </w:r>
-    </w:p>
-    <w:p>
-      <w:r>
-        <w:rPr>
-          <w:rFonts w:ascii="맑은 고딕" w:hAnsi="맑은 고딕" w:eastAsia="맑은 고딕"/>
-          <w:sz w:val="21"/>
-        </w:rPr>
-        <w:t xml:space="preserve">④ 보호 모드가 바뀌었을 가능성</w:t>
+        <w:t>① Primary에서 조회했을 가능성</w:t>
+      </w:r>
+    </w:p>
+    <w:p>
+      <w:r>
+        <w:rPr>
+          <w:rFonts w:ascii="맑은 고딕" w:hAnsi="맑은 고딕" w:eastAsia="맑은 고딕"/>
+          <w:sz w:val="21"/>
+        </w:rPr>
+        <w:t>② Standby의 SRL이 손상되었을 가능성</w:t>
+      </w:r>
+    </w:p>
+    <w:p>
+      <w:r>
+        <w:rPr>
+          <w:rFonts w:ascii="맑은 고딕" w:hAnsi="맑은 고딕" w:eastAsia="맑은 고딕"/>
+          <w:sz w:val="21"/>
+        </w:rPr>
+        <w:t>③ Broker가 SRL을 삭제했을 가능성</w:t>
+      </w:r>
+    </w:p>
+    <w:p>
+      <w:r>
+        <w:rPr>
+          <w:rFonts w:ascii="맑은 고딕" w:hAnsi="맑은 고딕" w:eastAsia="맑은 고딕"/>
+          <w:sz w:val="21"/>
+        </w:rPr>
+        <w:t>④ 보호 모드가 바뀌었을 가능성</w:t>
       </w:r>
     </w:p>
     <w:p>
@@ -1301,34 +1301,34 @@
           <w:rFonts w:ascii="맑은 고딕" w:hAnsi="맑은 고딕" w:eastAsia="맑은 고딕"/>
           <w:sz w:val="21"/>
         </w:rPr>
-        <w:t xml:space="preserve">① 로컬 디스크 쓰기이므로 보호 모드와 무관하다</w:t>
-      </w:r>
-    </w:p>
-    <w:p>
-      <w:r>
-        <w:rPr>
-          <w:rFonts w:ascii="맑은 고딕" w:hAnsi="맑은 고딕" w:eastAsia="맑은 고딕"/>
-          <w:sz w:val="21"/>
-        </w:rPr>
-        <w:t xml:space="preserve">② 보호 모드 설정이 잘못되었다</w:t>
-      </w:r>
-    </w:p>
-    <w:p>
-      <w:r>
-        <w:rPr>
-          <w:rFonts w:ascii="맑은 고딕" w:hAnsi="맑은 고딕" w:eastAsia="맑은 고딕"/>
-          <w:sz w:val="21"/>
-        </w:rPr>
-        <w:t xml:space="preserve">③ MaxAvailability로 자동 승격되었다</w:t>
-      </w:r>
-    </w:p>
-    <w:p>
-      <w:r>
-        <w:rPr>
-          <w:rFonts w:ascii="맑은 고딕" w:hAnsi="맑은 고딕" w:eastAsia="맑은 고딕"/>
-          <w:sz w:val="21"/>
-        </w:rPr>
-        <w:t xml:space="preserve">④ 원격 전송도 동기로 바뀌었다</w:t>
+        <w:t>① MaxAvailability로 자동 승격되었다</w:t>
+      </w:r>
+    </w:p>
+    <w:p>
+      <w:r>
+        <w:rPr>
+          <w:rFonts w:ascii="맑은 고딕" w:hAnsi="맑은 고딕" w:eastAsia="맑은 고딕"/>
+          <w:sz w:val="21"/>
+        </w:rPr>
+        <w:t>② 보호 모드 설정이 잘못되었다</w:t>
+      </w:r>
+    </w:p>
+    <w:p>
+      <w:r>
+        <w:rPr>
+          <w:rFonts w:ascii="맑은 고딕" w:hAnsi="맑은 고딕" w:eastAsia="맑은 고딕"/>
+          <w:sz w:val="21"/>
+        </w:rPr>
+        <w:t>③ 로컬 디스크 쓰기이므로 보호 모드와 무관하다</w:t>
+      </w:r>
+    </w:p>
+    <w:p>
+      <w:r>
+        <w:rPr>
+          <w:rFonts w:ascii="맑은 고딕" w:hAnsi="맑은 고딕" w:eastAsia="맑은 고딕"/>
+          <w:sz w:val="21"/>
+        </w:rPr>
+        <w:t>④ 원격 전송도 동기로 바뀌었다</w:t>
       </w:r>
     </w:p>
     <w:p>
@@ -1355,34 +1355,34 @@
           <w:rFonts w:ascii="맑은 고딕" w:hAnsi="맑은 고딕" w:eastAsia="맑은 고딕"/>
           <w:sz w:val="21"/>
         </w:rPr>
-        <w:t xml:space="preserve">① DESTINATION 열이 비어 있는지 본다</w:t>
-      </w:r>
-    </w:p>
-    <w:p>
-      <w:r>
-        <w:rPr>
-          <w:rFonts w:ascii="맑은 고딕" w:hAnsi="맑은 고딕" w:eastAsia="맑은 고딕"/>
-          <w:sz w:val="21"/>
-        </w:rPr>
-        <w:t xml:space="preserve">② STATUS가 VALID인지 본다</w:t>
-      </w:r>
-    </w:p>
-    <w:p>
-      <w:r>
-        <w:rPr>
-          <w:rFonts w:ascii="맑은 고딕" w:hAnsi="맑은 고딕" w:eastAsia="맑은 고딕"/>
-          <w:sz w:val="21"/>
-        </w:rPr>
-        <w:t xml:space="preserve">③ BINDING이 OPTIONAL인지 본다</w:t>
-      </w:r>
-    </w:p>
-    <w:p>
-      <w:r>
-        <w:rPr>
-          <w:rFonts w:ascii="맑은 고딕" w:hAnsi="맑은 고딕" w:eastAsia="맑은 고딕"/>
-          <w:sz w:val="21"/>
-        </w:rPr>
-        <w:t xml:space="preserve">④ VALID_ROLE이 ALL_ROLES인지 본다</w:t>
+        <w:t>① VALID_ROLE이 ALL_ROLES인지 본다</w:t>
+      </w:r>
+    </w:p>
+    <w:p>
+      <w:r>
+        <w:rPr>
+          <w:rFonts w:ascii="맑은 고딕" w:hAnsi="맑은 고딕" w:eastAsia="맑은 고딕"/>
+          <w:sz w:val="21"/>
+        </w:rPr>
+        <w:t>② BINDING이 OPTIONAL인지 본다</w:t>
+      </w:r>
+    </w:p>
+    <w:p>
+      <w:r>
+        <w:rPr>
+          <w:rFonts w:ascii="맑은 고딕" w:hAnsi="맑은 고딕" w:eastAsia="맑은 고딕"/>
+          <w:sz w:val="21"/>
+        </w:rPr>
+        <w:t>③ STATUS가 VALID인지 본다</w:t>
+      </w:r>
+    </w:p>
+    <w:p>
+      <w:r>
+        <w:rPr>
+          <w:rFonts w:ascii="맑은 고딕" w:hAnsi="맑은 고딕" w:eastAsia="맑은 고딕"/>
+          <w:sz w:val="21"/>
+        </w:rPr>
+        <w:t>④ DESTINATION 열이 비어 있는지 본다</w:t>
       </w:r>
     </w:p>
     <w:p>
@@ -1409,34 +1409,34 @@
           <w:rFonts w:ascii="맑은 고딕" w:hAnsi="맑은 고딕" w:eastAsia="맑은 고딕"/>
           <w:sz w:val="21"/>
         </w:rPr>
-        <w:t xml:space="preserve">① 지금 보낼 곳이 없으므로 Broker가 비워 두고 역할이 바뀌면 채운다</w:t>
-      </w:r>
-    </w:p>
-    <w:p>
-      <w:r>
-        <w:rPr>
-          <w:rFonts w:ascii="맑은 고딕" w:hAnsi="맑은 고딕" w:eastAsia="맑은 고딕"/>
-          <w:sz w:val="21"/>
-        </w:rPr>
-        <w:t xml:space="preserve">② 전송 장애가 발생했다</w:t>
-      </w:r>
-    </w:p>
-    <w:p>
-      <w:r>
-        <w:rPr>
-          <w:rFonts w:ascii="맑은 고딕" w:hAnsi="맑은 고딕" w:eastAsia="맑은 고딕"/>
-          <w:sz w:val="21"/>
-        </w:rPr>
-        <w:t xml:space="preserve">③ SRL이 부족하다</w:t>
-      </w:r>
-    </w:p>
-    <w:p>
-      <w:r>
-        <w:rPr>
-          <w:rFonts w:ascii="맑은 고딕" w:hAnsi="맑은 고딕" w:eastAsia="맑은 고딕"/>
-          <w:sz w:val="21"/>
-        </w:rPr>
-        <w:t xml:space="preserve">④ LOG_ARCHIVE_CONFIG가 잘못되었다</w:t>
+        <w:t>① SRL이 부족하다</w:t>
+      </w:r>
+    </w:p>
+    <w:p>
+      <w:r>
+        <w:rPr>
+          <w:rFonts w:ascii="맑은 고딕" w:hAnsi="맑은 고딕" w:eastAsia="맑은 고딕"/>
+          <w:sz w:val="21"/>
+        </w:rPr>
+        <w:t>② LOG_ARCHIVE_CONFIG가 잘못되었다</w:t>
+      </w:r>
+    </w:p>
+    <w:p>
+      <w:r>
+        <w:rPr>
+          <w:rFonts w:ascii="맑은 고딕" w:hAnsi="맑은 고딕" w:eastAsia="맑은 고딕"/>
+          <w:sz w:val="21"/>
+        </w:rPr>
+        <w:t>③ 전송 장애가 발생했다</w:t>
+      </w:r>
+    </w:p>
+    <w:p>
+      <w:r>
+        <w:rPr>
+          <w:rFonts w:ascii="맑은 고딕" w:hAnsi="맑은 고딕" w:eastAsia="맑은 고딕"/>
+          <w:sz w:val="21"/>
+        </w:rPr>
+        <w:t>④ 지금 보낼 곳이 없으므로 Broker가 비워 두고 역할이 바뀌면 채운다</w:t>
       </w:r>
     </w:p>
     <w:p>
@@ -1463,34 +1463,34 @@
           <w:rFonts w:ascii="맑은 고딕" w:hAnsi="맑은 고딕" w:eastAsia="맑은 고딕"/>
           <w:sz w:val="21"/>
         </w:rPr>
-        <w:t xml:space="preserve">① 장애다. ERROR 열을 읽어 원인을 찾는다</w:t>
-      </w:r>
-    </w:p>
-    <w:p>
-      <w:r>
-        <w:rPr>
-          <w:rFonts w:ascii="맑은 고딕" w:hAnsi="맑은 고딕" w:eastAsia="맑은 고딕"/>
-          <w:sz w:val="21"/>
-        </w:rPr>
-        <w:t xml:space="preserve">② Broker가 전송을 껐다</w:t>
-      </w:r>
-    </w:p>
-    <w:p>
-      <w:r>
-        <w:rPr>
-          <w:rFonts w:ascii="맑은 고딕" w:hAnsi="맑은 고딕" w:eastAsia="맑은 고딕"/>
-          <w:sz w:val="21"/>
-        </w:rPr>
-        <w:t xml:space="preserve">③ 사람이 SQL로 전송을 껐다</w:t>
-      </w:r>
-    </w:p>
-    <w:p>
-      <w:r>
-        <w:rPr>
-          <w:rFonts w:ascii="맑은 고딕" w:hAnsi="맑은 고딕" w:eastAsia="맑은 고딕"/>
-          <w:sz w:val="21"/>
-        </w:rPr>
-        <w:t xml:space="preserve">④ 정상이다</w:t>
+        <w:t>① 사람이 SQL로 전송을 껐다</w:t>
+      </w:r>
+    </w:p>
+    <w:p>
+      <w:r>
+        <w:rPr>
+          <w:rFonts w:ascii="맑은 고딕" w:hAnsi="맑은 고딕" w:eastAsia="맑은 고딕"/>
+          <w:sz w:val="21"/>
+        </w:rPr>
+        <w:t>② 장애다. ERROR 열을 읽어 원인을 찾는다</w:t>
+      </w:r>
+    </w:p>
+    <w:p>
+      <w:r>
+        <w:rPr>
+          <w:rFonts w:ascii="맑은 고딕" w:hAnsi="맑은 고딕" w:eastAsia="맑은 고딕"/>
+          <w:sz w:val="21"/>
+        </w:rPr>
+        <w:t>③ Broker가 전송을 껐다</w:t>
+      </w:r>
+    </w:p>
+    <w:p>
+      <w:r>
+        <w:rPr>
+          <w:rFonts w:ascii="맑은 고딕" w:hAnsi="맑은 고딕" w:eastAsia="맑은 고딕"/>
+          <w:sz w:val="21"/>
+        </w:rPr>
+        <w:t>④ 정상이다</w:t>
       </w:r>
     </w:p>
     <w:p>
@@ -1517,34 +1517,34 @@
           <w:rFonts w:ascii="맑은 고딕" w:hAnsi="맑은 고딕" w:eastAsia="맑은 고딕"/>
           <w:sz w:val="21"/>
         </w:rPr>
-        <w:t xml:space="preserve">① RESET</w:t>
-      </w:r>
-    </w:p>
-    <w:p>
-      <w:r>
-        <w:rPr>
-          <w:rFonts w:ascii="맑은 고딕" w:hAnsi="맑은 고딕" w:eastAsia="맑은 고딕"/>
-          <w:sz w:val="21"/>
-        </w:rPr>
-        <w:t xml:space="preserve">② DEFER</w:t>
-      </w:r>
-    </w:p>
-    <w:p>
-      <w:r>
-        <w:rPr>
-          <w:rFonts w:ascii="맑은 고딕" w:hAnsi="맑은 고딕" w:eastAsia="맑은 고딕"/>
-          <w:sz w:val="21"/>
-        </w:rPr>
-        <w:t xml:space="preserve">③ ENABLE</w:t>
-      </w:r>
-    </w:p>
-    <w:p>
-      <w:r>
-        <w:rPr>
-          <w:rFonts w:ascii="맑은 고딕" w:hAnsi="맑은 고딕" w:eastAsia="맑은 고딕"/>
-          <w:sz w:val="21"/>
-        </w:rPr>
-        <w:t xml:space="preserve">④ ALTERNATE</w:t>
+        <w:t>① ALTERNATE</w:t>
+      </w:r>
+    </w:p>
+    <w:p>
+      <w:r>
+        <w:rPr>
+          <w:rFonts w:ascii="맑은 고딕" w:hAnsi="맑은 고딕" w:eastAsia="맑은 고딕"/>
+          <w:sz w:val="21"/>
+        </w:rPr>
+        <w:t>② RESET</w:t>
+      </w:r>
+    </w:p>
+    <w:p>
+      <w:r>
+        <w:rPr>
+          <w:rFonts w:ascii="맑은 고딕" w:hAnsi="맑은 고딕" w:eastAsia="맑은 고딕"/>
+          <w:sz w:val="21"/>
+        </w:rPr>
+        <w:t>③ DEFER</w:t>
+      </w:r>
+    </w:p>
+    <w:p>
+      <w:r>
+        <w:rPr>
+          <w:rFonts w:ascii="맑은 고딕" w:hAnsi="맑은 고딕" w:eastAsia="맑은 고딕"/>
+          <w:sz w:val="21"/>
+        </w:rPr>
+        <w:t>④ ENABLE</w:t>
       </w:r>
     </w:p>
     <w:p>
@@ -1571,34 +1571,34 @@
           <w:rFonts w:ascii="맑은 고딕" w:hAnsi="맑은 고딕" w:eastAsia="맑은 고딕"/>
           <w:sz w:val="21"/>
         </w:rPr>
-        <w:t xml:space="preserve">① 판정 기준은 SEVERITY가 아니라 ERROR_CODE다</w:t>
-      </w:r>
-    </w:p>
-    <w:p>
-      <w:r>
-        <w:rPr>
-          <w:rFonts w:ascii="맑은 고딕" w:hAnsi="맑은 고딕" w:eastAsia="맑은 고딕"/>
-          <w:sz w:val="21"/>
-        </w:rPr>
-        <w:t xml:space="preserve">② Warning은 항상 무시해도 된다</w:t>
-      </w:r>
-    </w:p>
-    <w:p>
-      <w:r>
-        <w:rPr>
-          <w:rFonts w:ascii="맑은 고딕" w:hAnsi="맑은 고딕" w:eastAsia="맑은 고딕"/>
-          <w:sz w:val="21"/>
-        </w:rPr>
-        <w:t xml:space="preserve">③ ERROR_CODE는 신뢰할 수 없다</w:t>
-      </w:r>
-    </w:p>
-    <w:p>
-      <w:r>
-        <w:rPr>
-          <w:rFonts w:ascii="맑은 고딕" w:hAnsi="맑은 고딕" w:eastAsia="맑은 고딕"/>
-          <w:sz w:val="21"/>
-        </w:rPr>
-        <w:t xml:space="preserve">④ Error 행만 보면 충분하다</w:t>
+        <w:t>① 판정 기준은 SEVERITY가 아니라 ERROR_CODE다</w:t>
+      </w:r>
+    </w:p>
+    <w:p>
+      <w:r>
+        <w:rPr>
+          <w:rFonts w:ascii="맑은 고딕" w:hAnsi="맑은 고딕" w:eastAsia="맑은 고딕"/>
+          <w:sz w:val="21"/>
+        </w:rPr>
+        <w:t>② Error 행만 보면 충분하다</w:t>
+      </w:r>
+    </w:p>
+    <w:p>
+      <w:r>
+        <w:rPr>
+          <w:rFonts w:ascii="맑은 고딕" w:hAnsi="맑은 고딕" w:eastAsia="맑은 고딕"/>
+          <w:sz w:val="21"/>
+        </w:rPr>
+        <w:t>③ ERROR_CODE는 신뢰할 수 없다</w:t>
+      </w:r>
+    </w:p>
+    <w:p>
+      <w:r>
+        <w:rPr>
+          <w:rFonts w:ascii="맑은 고딕" w:hAnsi="맑은 고딕" w:eastAsia="맑은 고딕"/>
+          <w:sz w:val="21"/>
+        </w:rPr>
+        <w:t>④ Warning은 항상 무시해도 된다</w:t>
       </w:r>
     </w:p>
     <w:p>
@@ -1625,34 +1625,34 @@
           <w:rFonts w:ascii="맑은 고딕" w:hAnsi="맑은 고딕" w:eastAsia="맑은 고딕"/>
           <w:sz w:val="21"/>
         </w:rPr>
-        <w:t xml:space="preserve">① archiver continuing</w:t>
-      </w:r>
-    </w:p>
-    <w:p>
-      <w:r>
-        <w:rPr>
-          <w:rFonts w:ascii="맑은 고딕" w:hAnsi="맑은 고딕" w:eastAsia="맑은 고딕"/>
-          <w:sz w:val="21"/>
-        </w:rPr>
-        <w:t xml:space="preserve">② FAL request rejected</w:t>
-      </w:r>
-    </w:p>
-    <w:p>
-      <w:r>
-        <w:rPr>
-          <w:rFonts w:ascii="맑은 고딕" w:hAnsi="맑은 고딕" w:eastAsia="맑은 고딕"/>
-          <w:sz w:val="21"/>
-        </w:rPr>
-        <w:t xml:space="preserve">③ Checkpoint not complete</w:t>
-      </w:r>
-    </w:p>
-    <w:p>
-      <w:r>
-        <w:rPr>
-          <w:rFonts w:ascii="맑은 고딕" w:hAnsi="맑은 고딕" w:eastAsia="맑은 고딕"/>
-          <w:sz w:val="21"/>
-        </w:rPr>
-        <w:t xml:space="preserve">④ Media Recovery Waiting</w:t>
+        <w:t>① FAL request rejected</w:t>
+      </w:r>
+    </w:p>
+    <w:p>
+      <w:r>
+        <w:rPr>
+          <w:rFonts w:ascii="맑은 고딕" w:hAnsi="맑은 고딕" w:eastAsia="맑은 고딕"/>
+          <w:sz w:val="21"/>
+        </w:rPr>
+        <w:t>② Media Recovery Waiting</w:t>
+      </w:r>
+    </w:p>
+    <w:p>
+      <w:r>
+        <w:rPr>
+          <w:rFonts w:ascii="맑은 고딕" w:hAnsi="맑은 고딕" w:eastAsia="맑은 고딕"/>
+          <w:sz w:val="21"/>
+        </w:rPr>
+        <w:t>③ archiver continuing</w:t>
+      </w:r>
+    </w:p>
+    <w:p>
+      <w:r>
+        <w:rPr>
+          <w:rFonts w:ascii="맑은 고딕" w:hAnsi="맑은 고딕" w:eastAsia="맑은 고딕"/>
+          <w:sz w:val="21"/>
+        </w:rPr>
+        <w:t>④ Checkpoint not complete</w:t>
       </w:r>
     </w:p>
     <w:p>
@@ -1679,34 +1679,34 @@
           <w:rFonts w:ascii="맑은 고딕" w:hAnsi="맑은 고딕" w:eastAsia="맑은 고딕"/>
           <w:sz w:val="21"/>
         </w:rPr>
-        <w:t xml:space="preserve">① 둘 다 0이었다</w:t>
-      </w:r>
-    </w:p>
-    <w:p>
-      <w:r>
-        <w:rPr>
-          <w:rFonts w:ascii="맑은 고딕" w:hAnsi="맑은 고딕" w:eastAsia="맑은 고딕"/>
-          <w:sz w:val="21"/>
-        </w:rPr>
-        <w:t xml:space="preserve">② 둘 다 계속 커졌다</w:t>
-      </w:r>
-    </w:p>
-    <w:p>
-      <w:r>
-        <w:rPr>
-          <w:rFonts w:ascii="맑은 고딕" w:hAnsi="맑은 고딕" w:eastAsia="맑은 고딕"/>
-          <w:sz w:val="21"/>
-        </w:rPr>
-        <w:t xml:space="preserve">③ transport lag만 커졌다</w:t>
-      </w:r>
-    </w:p>
-    <w:p>
-      <w:r>
-        <w:rPr>
-          <w:rFonts w:ascii="맑은 고딕" w:hAnsi="맑은 고딕" w:eastAsia="맑은 고딕"/>
-          <w:sz w:val="21"/>
-        </w:rPr>
-        <w:t xml:space="preserve">④ 조회 시 오류가 났다</w:t>
+        <w:t>① transport lag만 커졌다</w:t>
+      </w:r>
+    </w:p>
+    <w:p>
+      <w:r>
+        <w:rPr>
+          <w:rFonts w:ascii="맑은 고딕" w:hAnsi="맑은 고딕" w:eastAsia="맑은 고딕"/>
+          <w:sz w:val="21"/>
+        </w:rPr>
+        <w:t>② 둘 다 0이었다</w:t>
+      </w:r>
+    </w:p>
+    <w:p>
+      <w:r>
+        <w:rPr>
+          <w:rFonts w:ascii="맑은 고딕" w:hAnsi="맑은 고딕" w:eastAsia="맑은 고딕"/>
+          <w:sz w:val="21"/>
+        </w:rPr>
+        <w:t>③ 조회 시 오류가 났다</w:t>
+      </w:r>
+    </w:p>
+    <w:p>
+      <w:r>
+        <w:rPr>
+          <w:rFonts w:ascii="맑은 고딕" w:hAnsi="맑은 고딕" w:eastAsia="맑은 고딕"/>
+          <w:sz w:val="21"/>
+        </w:rPr>
+        <w:t>④ 둘 다 계속 커졌다</w:t>
       </w:r>
     </w:p>
     <w:p>
@@ -1733,34 +1733,34 @@
           <w:rFonts w:ascii="맑은 고딕" w:hAnsi="맑은 고딕" w:eastAsia="맑은 고딕"/>
           <w:sz w:val="21"/>
         </w:rPr>
-        <w:t xml:space="preserve">① 통신이 끊기면 갭을 인식하지 못하므로 갭이 없다는 뜻이 아니다</w:t>
-      </w:r>
-    </w:p>
-    <w:p>
-      <w:r>
-        <w:rPr>
-          <w:rFonts w:ascii="맑은 고딕" w:hAnsi="맑은 고딕" w:eastAsia="맑은 고딕"/>
-          <w:sz w:val="21"/>
-        </w:rPr>
-        <w:t xml:space="preserve">② 갭이 없으므로 정상이다</w:t>
-      </w:r>
-    </w:p>
-    <w:p>
-      <w:r>
-        <w:rPr>
-          <w:rFonts w:ascii="맑은 고딕" w:hAnsi="맑은 고딕" w:eastAsia="맑은 고딕"/>
-          <w:sz w:val="21"/>
-        </w:rPr>
-        <w:t xml:space="preserve">③ 뷰가 손상되었다</w:t>
-      </w:r>
-    </w:p>
-    <w:p>
-      <w:r>
-        <w:rPr>
-          <w:rFonts w:ascii="맑은 고딕" w:hAnsi="맑은 고딕" w:eastAsia="맑은 고딕"/>
-          <w:sz w:val="21"/>
-        </w:rPr>
-        <w:t xml:space="preserve">④ Primary에서 조회해야 한다</w:t>
+        <w:t>① 갭이 없으므로 정상이다</w:t>
+      </w:r>
+    </w:p>
+    <w:p>
+      <w:r>
+        <w:rPr>
+          <w:rFonts w:ascii="맑은 고딕" w:hAnsi="맑은 고딕" w:eastAsia="맑은 고딕"/>
+          <w:sz w:val="21"/>
+        </w:rPr>
+        <w:t>② Primary에서 조회해야 한다</w:t>
+      </w:r>
+    </w:p>
+    <w:p>
+      <w:r>
+        <w:rPr>
+          <w:rFonts w:ascii="맑은 고딕" w:hAnsi="맑은 고딕" w:eastAsia="맑은 고딕"/>
+          <w:sz w:val="21"/>
+        </w:rPr>
+        <w:t>③ 뷰가 손상되었다</w:t>
+      </w:r>
+    </w:p>
+    <w:p>
+      <w:r>
+        <w:rPr>
+          <w:rFonts w:ascii="맑은 고딕" w:hAnsi="맑은 고딕" w:eastAsia="맑은 고딕"/>
+          <w:sz w:val="21"/>
+        </w:rPr>
+        <w:t>④ 통신이 끊기면 갭을 인식하지 못하므로 갭이 없다는 뜻이 아니다</w:t>
       </w:r>
     </w:p>
     <w:p>
@@ -1787,34 +1787,34 @@
           <w:rFonts w:ascii="맑은 고딕" w:hAnsi="맑은 고딕" w:eastAsia="맑은 고딕"/>
           <w:sz w:val="21"/>
         </w:rPr>
-        <w:t xml:space="preserve">① ORA-16857: member disconnected from redo source for longer than specified threshold</w:t>
-      </w:r>
-    </w:p>
-    <w:p>
-      <w:r>
-        <w:rPr>
-          <w:rFonts w:ascii="맑은 고딕" w:hAnsi="맑은 고딕" w:eastAsia="맑은 고딕"/>
-          <w:sz w:val="21"/>
-        </w:rPr>
-        <w:t xml:space="preserve">② ORA-16853: apply lag has exceeded specified threshold</w:t>
-      </w:r>
-    </w:p>
-    <w:p>
-      <w:r>
-        <w:rPr>
-          <w:rFonts w:ascii="맑은 고딕" w:hAnsi="맑은 고딕" w:eastAsia="맑은 고딕"/>
-          <w:sz w:val="21"/>
-        </w:rPr>
-        <w:t xml:space="preserve">③ ORA-16810: multiple errors or warnings detected</w:t>
-      </w:r>
-    </w:p>
-    <w:p>
-      <w:r>
-        <w:rPr>
-          <w:rFonts w:ascii="맑은 고딕" w:hAnsi="맑은 고딕" w:eastAsia="맑은 고딕"/>
-          <w:sz w:val="21"/>
-        </w:rPr>
-        <w:t xml:space="preserve">④ ORA-16766: Redo Apply is stopped</w:t>
+        <w:t>① ORA-16766: Redo Apply is stopped</w:t>
+      </w:r>
+    </w:p>
+    <w:p>
+      <w:r>
+        <w:rPr>
+          <w:rFonts w:ascii="맑은 고딕" w:hAnsi="맑은 고딕" w:eastAsia="맑은 고딕"/>
+          <w:sz w:val="21"/>
+        </w:rPr>
+        <w:t>② ORA-16857: member disconnected from redo source for longer than specified threshold</w:t>
+      </w:r>
+    </w:p>
+    <w:p>
+      <w:r>
+        <w:rPr>
+          <w:rFonts w:ascii="맑은 고딕" w:hAnsi="맑은 고딕" w:eastAsia="맑은 고딕"/>
+          <w:sz w:val="21"/>
+        </w:rPr>
+        <w:t>③ ORA-16853: apply lag has exceeded specified threshold</w:t>
+      </w:r>
+    </w:p>
+    <w:p>
+      <w:r>
+        <w:rPr>
+          <w:rFonts w:ascii="맑은 고딕" w:hAnsi="맑은 고딕" w:eastAsia="맑은 고딕"/>
+          <w:sz w:val="21"/>
+        </w:rPr>
+        <w:t>④ ORA-16810: multiple errors or warnings detected</w:t>
       </w:r>
     </w:p>
     <w:p>
@@ -1841,34 +1841,34 @@
           <w:rFonts w:ascii="맑은 고딕" w:hAnsi="맑은 고딕" w:eastAsia="맑은 고딕"/>
           <w:sz w:val="21"/>
         </w:rPr>
-        <w:t xml:space="preserve">① 실패한 목적지를 ReopenSecs(실측 300초) 동안 다시 시도하지 않기 때문이다</w:t>
-      </w:r>
-    </w:p>
-    <w:p>
-      <w:r>
-        <w:rPr>
-          <w:rFonts w:ascii="맑은 고딕" w:hAnsi="맑은 고딕" w:eastAsia="맑은 고딕"/>
-          <w:sz w:val="21"/>
-        </w:rPr>
-        <w:t xml:space="preserve">② 리스너가 서비스를 등록하지 못했기 때문이다</w:t>
-      </w:r>
-    </w:p>
-    <w:p>
-      <w:r>
-        <w:rPr>
-          <w:rFonts w:ascii="맑은 고딕" w:hAnsi="맑은 고딕" w:eastAsia="맑은 고딕"/>
-          <w:sz w:val="21"/>
-        </w:rPr>
-        <w:t xml:space="preserve">③ Standby가 재기동 중이었기 때문이다</w:t>
-      </w:r>
-    </w:p>
-    <w:p>
-      <w:r>
-        <w:rPr>
-          <w:rFonts w:ascii="맑은 고딕" w:hAnsi="맑은 고딕" w:eastAsia="맑은 고딕"/>
-          <w:sz w:val="21"/>
-        </w:rPr>
-        <w:t xml:space="preserve">④ FAL 서버가 응답하지 않았기 때문이다</w:t>
+        <w:t>① 리스너가 서비스를 등록하지 못했기 때문이다</w:t>
+      </w:r>
+    </w:p>
+    <w:p>
+      <w:r>
+        <w:rPr>
+          <w:rFonts w:ascii="맑은 고딕" w:hAnsi="맑은 고딕" w:eastAsia="맑은 고딕"/>
+          <w:sz w:val="21"/>
+        </w:rPr>
+        <w:t>② Standby가 재기동 중이었기 때문이다</w:t>
+      </w:r>
+    </w:p>
+    <w:p>
+      <w:r>
+        <w:rPr>
+          <w:rFonts w:ascii="맑은 고딕" w:hAnsi="맑은 고딕" w:eastAsia="맑은 고딕"/>
+          <w:sz w:val="21"/>
+        </w:rPr>
+        <w:t>③ FAL 서버가 응답하지 않았기 때문이다</w:t>
+      </w:r>
+    </w:p>
+    <w:p>
+      <w:r>
+        <w:rPr>
+          <w:rFonts w:ascii="맑은 고딕" w:hAnsi="맑은 고딕" w:eastAsia="맑은 고딕"/>
+          <w:sz w:val="21"/>
+        </w:rPr>
+        <w:t>④ 실패한 목적지를 ReopenSecs(실측 300초) 동안 다시 시도하지 않기 때문이다</w:t>
       </w:r>
     </w:p>
     <w:p>
@@ -1895,34 +1895,34 @@
           <w:rFonts w:ascii="맑은 고딕" w:hAnsi="맑은 고딕" w:eastAsia="맑은 고딕"/>
           <w:sz w:val="21"/>
         </w:rPr>
-        <w:t xml:space="preserve">① dest_id=1은 로컬 아카이브라 영원히 NO이므로 dest_id=2만 본다</w:t>
-      </w:r>
-    </w:p>
-    <w:p>
-      <w:r>
-        <w:rPr>
-          <w:rFonts w:ascii="맑은 고딕" w:hAnsi="맑은 고딕" w:eastAsia="맑은 고딕"/>
-          <w:sz w:val="21"/>
-        </w:rPr>
-        <w:t xml:space="preserve">② 절반의 로그가 적용되지 않았다</w:t>
-      </w:r>
-    </w:p>
-    <w:p>
-      <w:r>
-        <w:rPr>
-          <w:rFonts w:ascii="맑은 고딕" w:hAnsi="맑은 고딕" w:eastAsia="맑은 고딕"/>
-          <w:sz w:val="21"/>
-        </w:rPr>
-        <w:t xml:space="preserve">③ Standby에 갭이 있다</w:t>
-      </w:r>
-    </w:p>
-    <w:p>
-      <w:r>
-        <w:rPr>
-          <w:rFonts w:ascii="맑은 고딕" w:hAnsi="맑은 고딕" w:eastAsia="맑은 고딕"/>
-          <w:sz w:val="21"/>
-        </w:rPr>
-        <w:t xml:space="preserve">④ 아카이브가 중복 생성되었다</w:t>
+        <w:t>① 절반의 로그가 적용되지 않았다</w:t>
+      </w:r>
+    </w:p>
+    <w:p>
+      <w:r>
+        <w:rPr>
+          <w:rFonts w:ascii="맑은 고딕" w:hAnsi="맑은 고딕" w:eastAsia="맑은 고딕"/>
+          <w:sz w:val="21"/>
+        </w:rPr>
+        <w:t>② dest_id=1은 로컬 아카이브라 영원히 NO이므로 dest_id=2만 본다</w:t>
+      </w:r>
+    </w:p>
+    <w:p>
+      <w:r>
+        <w:rPr>
+          <w:rFonts w:ascii="맑은 고딕" w:hAnsi="맑은 고딕" w:eastAsia="맑은 고딕"/>
+          <w:sz w:val="21"/>
+        </w:rPr>
+        <w:t>③ Standby에 갭이 있다</w:t>
+      </w:r>
+    </w:p>
+    <w:p>
+      <w:r>
+        <w:rPr>
+          <w:rFonts w:ascii="맑은 고딕" w:hAnsi="맑은 고딕" w:eastAsia="맑은 고딕"/>
+          <w:sz w:val="21"/>
+        </w:rPr>
+        <w:t>④ 아카이브가 중복 생성되었다</w:t>
       </w:r>
     </w:p>
     <w:p>
@@ -1949,34 +1949,34 @@
           <w:rFonts w:ascii="맑은 고딕" w:hAnsi="맑은 고딕" w:eastAsia="맑은 고딕"/>
           <w:sz w:val="21"/>
         </w:rPr>
-        <w:t xml:space="preserve">① 실시간 적용은 SRL에서 직접 읽으므로 이 열이 채워지지 않는다. 정상이다</w:t>
-      </w:r>
-    </w:p>
-    <w:p>
-      <w:r>
-        <w:rPr>
-          <w:rFonts w:ascii="맑은 고딕" w:hAnsi="맑은 고딕" w:eastAsia="맑은 고딕"/>
-          <w:sz w:val="21"/>
-        </w:rPr>
-        <w:t xml:space="preserve">② 적용이 멈췄다</w:t>
-      </w:r>
-    </w:p>
-    <w:p>
-      <w:r>
-        <w:rPr>
-          <w:rFonts w:ascii="맑은 고딕" w:hAnsi="맑은 고딕" w:eastAsia="맑은 고딕"/>
-          <w:sz w:val="21"/>
-        </w:rPr>
-        <w:t xml:space="preserve">③ 아카이브가 하나도 도착하지 않았다</w:t>
-      </w:r>
-    </w:p>
-    <w:p>
-      <w:r>
-        <w:rPr>
-          <w:rFonts w:ascii="맑은 고딕" w:hAnsi="맑은 고딕" w:eastAsia="맑은 고딕"/>
-          <w:sz w:val="21"/>
-        </w:rPr>
-        <w:t xml:space="preserve">④ Broker가 적용을 껐다</w:t>
+        <w:t>① 실시간 적용은 SRL에서 직접 읽으므로 이 열이 채워지지 않는다. 정상이다</w:t>
+      </w:r>
+    </w:p>
+    <w:p>
+      <w:r>
+        <w:rPr>
+          <w:rFonts w:ascii="맑은 고딕" w:hAnsi="맑은 고딕" w:eastAsia="맑은 고딕"/>
+          <w:sz w:val="21"/>
+        </w:rPr>
+        <w:t>② 아카이브가 하나도 도착하지 않았다</w:t>
+      </w:r>
+    </w:p>
+    <w:p>
+      <w:r>
+        <w:rPr>
+          <w:rFonts w:ascii="맑은 고딕" w:hAnsi="맑은 고딕" w:eastAsia="맑은 고딕"/>
+          <w:sz w:val="21"/>
+        </w:rPr>
+        <w:t>③ 적용이 멈췄다</w:t>
+      </w:r>
+    </w:p>
+    <w:p>
+      <w:r>
+        <w:rPr>
+          <w:rFonts w:ascii="맑은 고딕" w:hAnsi="맑은 고딕" w:eastAsia="맑은 고딕"/>
+          <w:sz w:val="21"/>
+        </w:rPr>
+        <w:t>④ Broker가 적용을 껐다</w:t>
       </w:r>
     </w:p>
     <w:p>
@@ -2003,34 +2003,34 @@
           <w:rFonts w:ascii="맑은 고딕" w:hAnsi="맑은 고딕" w:eastAsia="맑은 고딕"/>
           <w:sz w:val="21"/>
         </w:rPr>
-        <w:t xml:space="preserve">① 재기동 전까지 과거 기록을 들고 있으므로 감시 SQL에 시간 조건을 넣는다</w:t>
-      </w:r>
-    </w:p>
-    <w:p>
-      <w:r>
-        <w:rPr>
-          <w:rFonts w:ascii="맑은 고딕" w:hAnsi="맑은 고딕" w:eastAsia="맑은 고딕"/>
-          <w:sz w:val="21"/>
-        </w:rPr>
-        <w:t xml:space="preserve">② 현재 적용이 취소된 상태이므로 MRP를 다시 켠다</w:t>
-      </w:r>
-    </w:p>
-    <w:p>
-      <w:r>
-        <w:rPr>
-          <w:rFonts w:ascii="맑은 고딕" w:hAnsi="맑은 고딕" w:eastAsia="맑은 고딕"/>
-          <w:sz w:val="21"/>
-        </w:rPr>
-        <w:t xml:space="preserve">③ 뷰가 손상되었으므로 인스턴스를 재기동한다</w:t>
-      </w:r>
-    </w:p>
-    <w:p>
-      <w:r>
-        <w:rPr>
-          <w:rFonts w:ascii="맑은 고딕" w:hAnsi="맑은 고딕" w:eastAsia="맑은 고딕"/>
-          <w:sz w:val="21"/>
-        </w:rPr>
-        <w:t xml:space="preserve">④ Broker 오류이므로 구성을 다시 만든다</w:t>
+        <w:t>① 재기동 전까지 과거 기록을 들고 있으므로 감시 SQL에 시간 조건을 넣는다</w:t>
+      </w:r>
+    </w:p>
+    <w:p>
+      <w:r>
+        <w:rPr>
+          <w:rFonts w:ascii="맑은 고딕" w:hAnsi="맑은 고딕" w:eastAsia="맑은 고딕"/>
+          <w:sz w:val="21"/>
+        </w:rPr>
+        <w:t>② 뷰가 손상되었으므로 인스턴스를 재기동한다</w:t>
+      </w:r>
+    </w:p>
+    <w:p>
+      <w:r>
+        <w:rPr>
+          <w:rFonts w:ascii="맑은 고딕" w:hAnsi="맑은 고딕" w:eastAsia="맑은 고딕"/>
+          <w:sz w:val="21"/>
+        </w:rPr>
+        <w:t>③ Broker 오류이므로 구성을 다시 만든다</w:t>
+      </w:r>
+    </w:p>
+    <w:p>
+      <w:r>
+        <w:rPr>
+          <w:rFonts w:ascii="맑은 고딕" w:hAnsi="맑은 고딕" w:eastAsia="맑은 고딕"/>
+          <w:sz w:val="21"/>
+        </w:rPr>
+        <w:t>④ 현재 적용이 취소된 상태이므로 MRP를 다시 켠다</w:t>
       </w:r>
     </w:p>
     <w:p>
@@ -2057,34 +2057,34 @@
           <w:rFonts w:ascii="맑은 고딕" w:hAnsi="맑은 고딕" w:eastAsia="맑은 고딕"/>
           <w:sz w:val="21"/>
         </w:rPr>
-        <w:t xml:space="preserve">① 목적지별 상태(4)와 목적지 활동(8)을 함께 추적한다</w:t>
-      </w:r>
-    </w:p>
-    <w:p>
-      <w:r>
-        <w:rPr>
-          <w:rFonts w:ascii="맑은 고딕" w:hAnsi="맑은 고딕" w:eastAsia="맑은 고딕"/>
-          <w:sz w:val="21"/>
-        </w:rPr>
-        <w:t xml:space="preserve">② 12개 목적지를 추적한다</w:t>
-      </w:r>
-    </w:p>
-    <w:p>
-      <w:r>
-        <w:rPr>
-          <w:rFonts w:ascii="맑은 고딕" w:hAnsi="맑은 고딕" w:eastAsia="맑은 고딕"/>
-          <w:sz w:val="21"/>
-        </w:rPr>
-        <w:t xml:space="preserve">③ 12초마다 추적한다</w:t>
-      </w:r>
-    </w:p>
-    <w:p>
-      <w:r>
-        <w:rPr>
-          <w:rFonts w:ascii="맑은 고딕" w:hAnsi="맑은 고딕" w:eastAsia="맑은 고딕"/>
-          <w:sz w:val="21"/>
-        </w:rPr>
-        <w:t xml:space="preserve">④ 수준 12의 상세 디버깅을 켠다</w:t>
+        <w:t>① 12개 목적지를 추적한다</w:t>
+      </w:r>
+    </w:p>
+    <w:p>
+      <w:r>
+        <w:rPr>
+          <w:rFonts w:ascii="맑은 고딕" w:hAnsi="맑은 고딕" w:eastAsia="맑은 고딕"/>
+          <w:sz w:val="21"/>
+        </w:rPr>
+        <w:t>② 수준 12의 상세 디버깅을 켠다</w:t>
+      </w:r>
+    </w:p>
+    <w:p>
+      <w:r>
+        <w:rPr>
+          <w:rFonts w:ascii="맑은 고딕" w:hAnsi="맑은 고딕" w:eastAsia="맑은 고딕"/>
+          <w:sz w:val="21"/>
+        </w:rPr>
+        <w:t>③ 12초마다 추적한다</w:t>
+      </w:r>
+    </w:p>
+    <w:p>
+      <w:r>
+        <w:rPr>
+          <w:rFonts w:ascii="맑은 고딕" w:hAnsi="맑은 고딕" w:eastAsia="맑은 고딕"/>
+          <w:sz w:val="21"/>
+        </w:rPr>
+        <w:t>④ 목적지별 상태(4)와 목적지 활동(8)을 함께 추적한다</w:t>
       </w:r>
     </w:p>
     <w:p>
@@ -2111,34 +2111,34 @@
           <w:rFonts w:ascii="맑은 고딕" w:hAnsi="맑은 고딕" w:eastAsia="맑은 고딕"/>
           <w:sz w:val="21"/>
         </w:rPr>
-        <w:t xml:space="preserve">① 오류는 보내는 쪽에만 기록되고 받는 쪽은 모르기 때문이다</w:t>
-      </w:r>
-    </w:p>
-    <w:p>
-      <w:r>
-        <w:rPr>
-          <w:rFonts w:ascii="맑은 고딕" w:hAnsi="맑은 고딕" w:eastAsia="맑은 고딕"/>
-          <w:sz w:val="21"/>
-        </w:rPr>
-        <w:t xml:space="preserve">② Standby의 뷰가 비활성화되었기 때문이다</w:t>
-      </w:r>
-    </w:p>
-    <w:p>
-      <w:r>
-        <w:rPr>
-          <w:rFonts w:ascii="맑은 고딕" w:hAnsi="맑은 고딕" w:eastAsia="맑은 고딕"/>
-          <w:sz w:val="21"/>
-        </w:rPr>
-        <w:t xml:space="preserve">③ 시간 조건이 Standby에만 적용되었기 때문이다</w:t>
-      </w:r>
-    </w:p>
-    <w:p>
-      <w:r>
-        <w:rPr>
-          <w:rFonts w:ascii="맑은 고딕" w:hAnsi="맑은 고딕" w:eastAsia="맑은 고딕"/>
-          <w:sz w:val="21"/>
-        </w:rPr>
-        <w:t xml:space="preserve">④ Standby는 오류를 기록하지 않는 역할이기 때문이다</w:t>
+        <w:t>① Standby는 오류를 기록하지 않는 역할이기 때문이다</w:t>
+      </w:r>
+    </w:p>
+    <w:p>
+      <w:r>
+        <w:rPr>
+          <w:rFonts w:ascii="맑은 고딕" w:hAnsi="맑은 고딕" w:eastAsia="맑은 고딕"/>
+          <w:sz w:val="21"/>
+        </w:rPr>
+        <w:t>② Standby의 뷰가 비활성화되었기 때문이다</w:t>
+      </w:r>
+    </w:p>
+    <w:p>
+      <w:r>
+        <w:rPr>
+          <w:rFonts w:ascii="맑은 고딕" w:hAnsi="맑은 고딕" w:eastAsia="맑은 고딕"/>
+          <w:sz w:val="21"/>
+        </w:rPr>
+        <w:t>③ 시간 조건이 Standby에만 적용되었기 때문이다</w:t>
+      </w:r>
+    </w:p>
+    <w:p>
+      <w:r>
+        <w:rPr>
+          <w:rFonts w:ascii="맑은 고딕" w:hAnsi="맑은 고딕" w:eastAsia="맑은 고딕"/>
+          <w:sz w:val="21"/>
+        </w:rPr>
+        <w:t>④ 오류는 보내는 쪽에만 기록되고 받는 쪽은 모르기 때문이다</w:t>
       </w:r>
     </w:p>
     <w:p>
@@ -2165,34 +2165,34 @@
           <w:rFonts w:ascii="맑은 고딕" w:hAnsi="맑은 고딕" w:eastAsia="맑은 고딕"/>
           <w:sz w:val="21"/>
         </w:rPr>
-        <w:t xml:space="preserve">① SCOPE=BOTH가 붙어 다음 기동에도 유지되므로 끈 뒤 V$PARAMETER로 0을 확인해야 한다</w:t>
-      </w:r>
-    </w:p>
-    <w:p>
-      <w:r>
-        <w:rPr>
-          <w:rFonts w:ascii="맑은 고딕" w:hAnsi="맑은 고딕" w:eastAsia="맑은 고딕"/>
-          <w:sz w:val="21"/>
-        </w:rPr>
-        <w:t xml:space="preserve">② SCOPE=MEMORY라 재기동하면 자동으로 꺼진다</w:t>
-      </w:r>
-    </w:p>
-    <w:p>
-      <w:r>
-        <w:rPr>
-          <w:rFonts w:ascii="맑은 고딕" w:hAnsi="맑은 고딕" w:eastAsia="맑은 고딕"/>
-          <w:sz w:val="21"/>
-        </w:rPr>
-        <w:t xml:space="preserve">③ 변경이 기록되지 않으므로 추적 여부를 알 수 없다</w:t>
-      </w:r>
-    </w:p>
-    <w:p>
-      <w:r>
-        <w:rPr>
-          <w:rFonts w:ascii="맑은 고딕" w:hAnsi="맑은 고딕" w:eastAsia="맑은 고딕"/>
-          <w:sz w:val="21"/>
-        </w:rPr>
-        <w:t xml:space="preserve">④ 재기동해야 적용된다는 경고가 남는다</w:t>
+        <w:t>① 변경이 기록되지 않으므로 추적 여부를 알 수 없다</w:t>
+      </w:r>
+    </w:p>
+    <w:p>
+      <w:r>
+        <w:rPr>
+          <w:rFonts w:ascii="맑은 고딕" w:hAnsi="맑은 고딕" w:eastAsia="맑은 고딕"/>
+          <w:sz w:val="21"/>
+        </w:rPr>
+        <w:t>② SCOPE=BOTH가 붙어 다음 기동에도 유지되므로 끈 뒤 V$PARAMETER로 0을 확인해야 한다</w:t>
+      </w:r>
+    </w:p>
+    <w:p>
+      <w:r>
+        <w:rPr>
+          <w:rFonts w:ascii="맑은 고딕" w:hAnsi="맑은 고딕" w:eastAsia="맑은 고딕"/>
+          <w:sz w:val="21"/>
+        </w:rPr>
+        <w:t>③ 재기동해야 적용된다는 경고가 남는다</w:t>
+      </w:r>
+    </w:p>
+    <w:p>
+      <w:r>
+        <w:rPr>
+          <w:rFonts w:ascii="맑은 고딕" w:hAnsi="맑은 고딕" w:eastAsia="맑은 고딕"/>
+          <w:sz w:val="21"/>
+        </w:rPr>
+        <w:t>④ SCOPE=MEMORY라 재기동하면 자동으로 꺼진다</w:t>
       </w:r>
     </w:p>
     <w:p>
@@ -2227,34 +2227,34 @@
           <w:rFonts w:ascii="맑은 고딕" w:hAnsi="맑은 고딕" w:eastAsia="맑은 고딕"/>
           <w:sz w:val="21"/>
         </w:rPr>
-        <w:t xml:space="preserve">① 층을 내려갈수록 구체적이 된다 — 문제가 있다 → 전환할 수 없다 → 왜 그런지 → 어디를 고칠지</w:t>
-      </w:r>
-    </w:p>
-    <w:p>
-      <w:r>
-        <w:rPr>
-          <w:rFonts w:ascii="맑은 고딕" w:hAnsi="맑은 고딕" w:eastAsia="맑은 고딕"/>
-          <w:sz w:val="21"/>
-        </w:rPr>
-        <w:t xml:space="preserve">② 모든 층이 같은 정보를 다른 형식으로 보여 준다</w:t>
-      </w:r>
-    </w:p>
-    <w:p>
-      <w:r>
-        <w:rPr>
-          <w:rFonts w:ascii="맑은 고딕" w:hAnsi="맑은 고딕" w:eastAsia="맑은 고딕"/>
-          <w:sz w:val="21"/>
-        </w:rPr>
-        <w:t xml:space="preserve">③ Broker가 가장 구체적이므로 V$ 뷰는 필요 없다</w:t>
-      </w:r>
-    </w:p>
-    <w:p>
-      <w:r>
-        <w:rPr>
-          <w:rFonts w:ascii="맑은 고딕" w:hAnsi="맑은 고딕" w:eastAsia="맑은 고딕"/>
-          <w:sz w:val="21"/>
-        </w:rPr>
-        <w:t xml:space="preserve">④ 알림 로그가 가장 먼저 회복된다</w:t>
+        <w:t>① 알림 로그가 가장 먼저 회복된다</w:t>
+      </w:r>
+    </w:p>
+    <w:p>
+      <w:r>
+        <w:rPr>
+          <w:rFonts w:ascii="맑은 고딕" w:hAnsi="맑은 고딕" w:eastAsia="맑은 고딕"/>
+          <w:sz w:val="21"/>
+        </w:rPr>
+        <w:t>② 층을 내려갈수록 구체적이 된다 — 문제가 있다 → 전환할 수 없다 → 왜 그런지 → 어디를 고칠지</w:t>
+      </w:r>
+    </w:p>
+    <w:p>
+      <w:r>
+        <w:rPr>
+          <w:rFonts w:ascii="맑은 고딕" w:hAnsi="맑은 고딕" w:eastAsia="맑은 고딕"/>
+          <w:sz w:val="21"/>
+        </w:rPr>
+        <w:t>③ 모든 층이 같은 정보를 다른 형식으로 보여 준다</w:t>
+      </w:r>
+    </w:p>
+    <w:p>
+      <w:r>
+        <w:rPr>
+          <w:rFonts w:ascii="맑은 고딕" w:hAnsi="맑은 고딕" w:eastAsia="맑은 고딕"/>
+          <w:sz w:val="21"/>
+        </w:rPr>
+        <w:t>④ Broker가 가장 구체적이므로 V$ 뷰는 필요 없다</w:t>
       </w:r>
     </w:p>
     <w:p>
@@ -2281,34 +2281,34 @@
           <w:rFonts w:ascii="맑은 고딕" w:hAnsi="맑은 고딕" w:eastAsia="맑은 고딕"/>
           <w:sz w:val="21"/>
         </w:rPr>
-        <w:t xml:space="preserve">① 판정 시차이므로 status updated 시각을 확인하고 한 주기 뒤 다시 보며 V$ARCHIVE_DEST로 교차 확인한다</w:t>
-      </w:r>
-    </w:p>
-    <w:p>
-      <w:r>
-        <w:rPr>
-          <w:rFonts w:ascii="맑은 고딕" w:hAnsi="맑은 고딕" w:eastAsia="맑은 고딕"/>
-          <w:sz w:val="21"/>
-        </w:rPr>
-        <w:t xml:space="preserve">② 새 장애이므로 리스너를 재기동한다</w:t>
-      </w:r>
-    </w:p>
-    <w:p>
-      <w:r>
-        <w:rPr>
-          <w:rFonts w:ascii="맑은 고딕" w:hAnsi="맑은 고딕" w:eastAsia="맑은 고딕"/>
-          <w:sz w:val="21"/>
-        </w:rPr>
-        <w:t xml:space="preserve">③ Broker 구성을 제거하고 다시 만든다</w:t>
-      </w:r>
-    </w:p>
-    <w:p>
-      <w:r>
-        <w:rPr>
-          <w:rFonts w:ascii="맑은 고딕" w:hAnsi="맑은 고딕" w:eastAsia="맑은 고딕"/>
-          <w:sz w:val="21"/>
-        </w:rPr>
-        <w:t xml:space="preserve">④ LOG_ARCHIVE_DEST_STATE_2를 DEFER로 바꾼다</w:t>
+        <w:t>① LOG_ARCHIVE_DEST_STATE_2를 DEFER로 바꾼다</w:t>
+      </w:r>
+    </w:p>
+    <w:p>
+      <w:r>
+        <w:rPr>
+          <w:rFonts w:ascii="맑은 고딕" w:hAnsi="맑은 고딕" w:eastAsia="맑은 고딕"/>
+          <w:sz w:val="21"/>
+        </w:rPr>
+        <w:t>② 판정 시차이므로 status updated 시각을 확인하고 한 주기 뒤 다시 보며 V$ARCHIVE_DEST로 교차 확인한다</w:t>
+      </w:r>
+    </w:p>
+    <w:p>
+      <w:r>
+        <w:rPr>
+          <w:rFonts w:ascii="맑은 고딕" w:hAnsi="맑은 고딕" w:eastAsia="맑은 고딕"/>
+          <w:sz w:val="21"/>
+        </w:rPr>
+        <w:t>③ 새 장애이므로 리스너를 재기동한다</w:t>
+      </w:r>
+    </w:p>
+    <w:p>
+      <w:r>
+        <w:rPr>
+          <w:rFonts w:ascii="맑은 고딕" w:hAnsi="맑은 고딕" w:eastAsia="맑은 고딕"/>
+          <w:sz w:val="21"/>
+        </w:rPr>
+        <w:t>④ Broker 구성을 제거하고 다시 만든다</w:t>
       </w:r>
     </w:p>
     <w:p>
@@ -2335,34 +2335,34 @@
           <w:rFonts w:ascii="맑은 고딕" w:hAnsi="맑은 고딕" w:eastAsia="맑은 고딕"/>
           <w:sz w:val="21"/>
         </w:rPr>
-        <w:t xml:space="preserve">① LogShipping 속성을 OFF로 했다가 ON으로 되돌린다</w:t>
-      </w:r>
-    </w:p>
-    <w:p>
-      <w:r>
-        <w:rPr>
-          <w:rFonts w:ascii="맑은 고딕" w:hAnsi="맑은 고딕" w:eastAsia="맑은 고딕"/>
-          <w:sz w:val="21"/>
-        </w:rPr>
-        <w:t xml:space="preserve">② LOG_ARCHIVE_DEST_STATE_2를 DEFER로 했다가 ENABLE로 되돌린다</w:t>
-      </w:r>
-    </w:p>
-    <w:p>
-      <w:r>
-        <w:rPr>
-          <w:rFonts w:ascii="맑은 고딕" w:hAnsi="맑은 고딕" w:eastAsia="맑은 고딕"/>
-          <w:sz w:val="21"/>
-        </w:rPr>
-        <w:t xml:space="preserve">③ Primary 인스턴스를 재기동한다</w:t>
-      </w:r>
-    </w:p>
-    <w:p>
-      <w:r>
-        <w:rPr>
-          <w:rFonts w:ascii="맑은 고딕" w:hAnsi="맑은 고딕" w:eastAsia="맑은 고딕"/>
-          <w:sz w:val="21"/>
-        </w:rPr>
-        <w:t xml:space="preserve">④ LOG_ARCHIVE_DEST_2를 다시 설정한다</w:t>
+        <w:t>① LogShipping 속성을 OFF로 했다가 ON으로 되돌린다</w:t>
+      </w:r>
+    </w:p>
+    <w:p>
+      <w:r>
+        <w:rPr>
+          <w:rFonts w:ascii="맑은 고딕" w:hAnsi="맑은 고딕" w:eastAsia="맑은 고딕"/>
+          <w:sz w:val="21"/>
+        </w:rPr>
+        <w:t>② Primary 인스턴스를 재기동한다</w:t>
+      </w:r>
+    </w:p>
+    <w:p>
+      <w:r>
+        <w:rPr>
+          <w:rFonts w:ascii="맑은 고딕" w:hAnsi="맑은 고딕" w:eastAsia="맑은 고딕"/>
+          <w:sz w:val="21"/>
+        </w:rPr>
+        <w:t>③ LOG_ARCHIVE_DEST_STATE_2를 DEFER로 했다가 ENABLE로 되돌린다</w:t>
+      </w:r>
+    </w:p>
+    <w:p>
+      <w:r>
+        <w:rPr>
+          <w:rFonts w:ascii="맑은 고딕" w:hAnsi="맑은 고딕" w:eastAsia="맑은 고딕"/>
+          <w:sz w:val="21"/>
+        </w:rPr>
+        <w:t>④ LOG_ARCHIVE_DEST_2를 다시 설정한다</w:t>
       </w:r>
     </w:p>
     <w:p>
@@ -2389,34 +2389,34 @@
           <w:rFonts w:ascii="맑은 고딕" w:hAnsi="맑은 고딕" w:eastAsia="맑은 고딕"/>
           <w:sz w:val="21"/>
         </w:rPr>
-        <w:t xml:space="preserve">① 적용이 밀린 정도를 블록 단위로 볼 수 있어 더 정밀하다</w:t>
-      </w:r>
-    </w:p>
-    <w:p>
-      <w:r>
-        <w:rPr>
-          <w:rFonts w:ascii="맑은 고딕" w:hAnsi="맑은 고딕" w:eastAsia="맑은 고딕"/>
-          <w:sz w:val="21"/>
-        </w:rPr>
-        <w:t xml:space="preserve">② Primary에서도 조회할 수 있다</w:t>
-      </w:r>
-    </w:p>
-    <w:p>
-      <w:r>
-        <w:rPr>
-          <w:rFonts w:ascii="맑은 고딕" w:hAnsi="맑은 고딕" w:eastAsia="맑은 고딕"/>
-          <w:sz w:val="21"/>
-        </w:rPr>
-        <w:t xml:space="preserve">③ Logical Standby에서도 같은 값이 나온다</w:t>
-      </w:r>
-    </w:p>
-    <w:p>
-      <w:r>
-        <w:rPr>
-          <w:rFonts w:ascii="맑은 고딕" w:hAnsi="맑은 고딕" w:eastAsia="맑은 고딕"/>
-          <w:sz w:val="21"/>
-        </w:rPr>
-        <w:t xml:space="preserve">④ 시간 조건 없이도 과거 기록을 거른다</w:t>
+        <w:t>① 시간 조건 없이도 과거 기록을 거른다</w:t>
+      </w:r>
+    </w:p>
+    <w:p>
+      <w:r>
+        <w:rPr>
+          <w:rFonts w:ascii="맑은 고딕" w:hAnsi="맑은 고딕" w:eastAsia="맑은 고딕"/>
+          <w:sz w:val="21"/>
+        </w:rPr>
+        <w:t>② 적용이 밀린 정도를 블록 단위로 볼 수 있어 더 정밀하다</w:t>
+      </w:r>
+    </w:p>
+    <w:p>
+      <w:r>
+        <w:rPr>
+          <w:rFonts w:ascii="맑은 고딕" w:hAnsi="맑은 고딕" w:eastAsia="맑은 고딕"/>
+          <w:sz w:val="21"/>
+        </w:rPr>
+        <w:t>③ Primary에서도 조회할 수 있다</w:t>
+      </w:r>
+    </w:p>
+    <w:p>
+      <w:r>
+        <w:rPr>
+          <w:rFonts w:ascii="맑은 고딕" w:hAnsi="맑은 고딕" w:eastAsia="맑은 고딕"/>
+          <w:sz w:val="21"/>
+        </w:rPr>
+        <w:t>④ Logical Standby에서도 같은 값이 나온다</w:t>
       </w:r>
     </w:p>
     <w:p>
@@ -2443,34 +2443,34 @@
           <w:rFonts w:ascii="맑은 고딕" w:hAnsi="맑은 고딕" w:eastAsia="맑은 고딕"/>
           <w:sz w:val="21"/>
         </w:rPr>
-        <w:t xml:space="preserve">① 오류 없이 "심각"으로 오판해 상시 오경보가 되므로 DATABASE_ROLE로 역할을 판정하고 분기한다</w:t>
-      </w:r>
-    </w:p>
-    <w:p>
-      <w:r>
-        <w:rPr>
-          <w:rFonts w:ascii="맑은 고딕" w:hAnsi="맑은 고딕" w:eastAsia="맑은 고딕"/>
-          <w:sz w:val="21"/>
-        </w:rPr>
-        <w:t xml:space="preserve">② 조회 오류이므로 권한을 부여한다</w:t>
-      </w:r>
-    </w:p>
-    <w:p>
-      <w:r>
-        <w:rPr>
-          <w:rFonts w:ascii="맑은 고딕" w:hAnsi="맑은 고딕" w:eastAsia="맑은 고딕"/>
-          <w:sz w:val="21"/>
-        </w:rPr>
-        <w:t xml:space="preserve">③ Primary의 SRL을 다시 만든다</w:t>
-      </w:r>
-    </w:p>
-    <w:p>
-      <w:r>
-        <w:rPr>
-          <w:rFonts w:ascii="맑은 고딕" w:hAnsi="맑은 고딕" w:eastAsia="맑은 고딕"/>
-          <w:sz w:val="21"/>
-        </w:rPr>
-        <w:t xml:space="preserve">④ V$DATAGUARD_STATS를 Primary에서 활성화한다</w:t>
+        <w:t>① 조회 오류이므로 권한을 부여한다</w:t>
+      </w:r>
+    </w:p>
+    <w:p>
+      <w:r>
+        <w:rPr>
+          <w:rFonts w:ascii="맑은 고딕" w:hAnsi="맑은 고딕" w:eastAsia="맑은 고딕"/>
+          <w:sz w:val="21"/>
+        </w:rPr>
+        <w:t>② Primary의 SRL을 다시 만든다</w:t>
+      </w:r>
+    </w:p>
+    <w:p>
+      <w:r>
+        <w:rPr>
+          <w:rFonts w:ascii="맑은 고딕" w:hAnsi="맑은 고딕" w:eastAsia="맑은 고딕"/>
+          <w:sz w:val="21"/>
+        </w:rPr>
+        <w:t>③ V$DATAGUARD_STATS를 Primary에서 활성화한다</w:t>
+      </w:r>
+    </w:p>
+    <w:p>
+      <w:r>
+        <w:rPr>
+          <w:rFonts w:ascii="맑은 고딕" w:hAnsi="맑은 고딕" w:eastAsia="맑은 고딕"/>
+          <w:sz w:val="21"/>
+        </w:rPr>
+        <w:t>④ 오류 없이 "심각"으로 오판해 상시 오경보가 되므로 DATABASE_ROLE로 역할을 판정하고 분기한다</w:t>
       </w:r>
     </w:p>
     <w:p>
@@ -2497,34 +2497,34 @@
           <w:rFonts w:ascii="맑은 고딕" w:hAnsi="맑은 고딕" w:eastAsia="맑은 고딕"/>
           <w:sz w:val="21"/>
         </w:rPr>
-        <w:t xml:space="preserve">① 주 지표(흐름)와 보조 지표(속도)를 함께 보면 "끊겼다"와 "느리다"를 구별할 수 있다</w:t>
-      </w:r>
-    </w:p>
-    <w:p>
-      <w:r>
-        <w:rPr>
-          <w:rFonts w:ascii="맑은 고딕" w:hAnsi="맑은 고딕" w:eastAsia="맑은 고딕"/>
-          <w:sz w:val="21"/>
-        </w:rPr>
-        <w:t xml:space="preserve">② 보조 지표가 더 정확하기 때문이다</w:t>
-      </w:r>
-    </w:p>
-    <w:p>
-      <w:r>
-        <w:rPr>
-          <w:rFonts w:ascii="맑은 고딕" w:hAnsi="맑은 고딕" w:eastAsia="맑은 고딕"/>
-          <w:sz w:val="21"/>
-        </w:rPr>
-        <w:t xml:space="preserve">③ 주 지표는 Primary에서만 조회되기 때문이다</w:t>
-      </w:r>
-    </w:p>
-    <w:p>
-      <w:r>
-        <w:rPr>
-          <w:rFonts w:ascii="맑은 고딕" w:hAnsi="맑은 고딕" w:eastAsia="맑은 고딕"/>
-          <w:sz w:val="21"/>
-        </w:rPr>
-        <w:t xml:space="preserve">④ 지연은 Logical Standby에서만 의미가 있기 때문이다</w:t>
+        <w:t>① 지연은 Logical Standby에서만 의미가 있기 때문이다</w:t>
+      </w:r>
+    </w:p>
+    <w:p>
+      <w:r>
+        <w:rPr>
+          <w:rFonts w:ascii="맑은 고딕" w:hAnsi="맑은 고딕" w:eastAsia="맑은 고딕"/>
+          <w:sz w:val="21"/>
+        </w:rPr>
+        <w:t>② 주 지표(흐름)와 보조 지표(속도)를 함께 보면 "끊겼다"와 "느리다"를 구별할 수 있다</w:t>
+      </w:r>
+    </w:p>
+    <w:p>
+      <w:r>
+        <w:rPr>
+          <w:rFonts w:ascii="맑은 고딕" w:hAnsi="맑은 고딕" w:eastAsia="맑은 고딕"/>
+          <w:sz w:val="21"/>
+        </w:rPr>
+        <w:t>③ 보조 지표가 더 정확하기 때문이다</w:t>
+      </w:r>
+    </w:p>
+    <w:p>
+      <w:r>
+        <w:rPr>
+          <w:rFonts w:ascii="맑은 고딕" w:hAnsi="맑은 고딕" w:eastAsia="맑은 고딕"/>
+          <w:sz w:val="21"/>
+        </w:rPr>
+        <w:t>④ 주 지표는 Primary에서만 조회되기 때문이다</w:t>
       </w:r>
     </w:p>
     <w:p>
@@ -2551,34 +2551,34 @@
           <w:rFonts w:ascii="맑은 고딕" w:hAnsi="맑은 고딕" w:eastAsia="맑은 고딕"/>
           <w:sz w:val="21"/>
         </w:rPr>
-        <w:t xml:space="preserve">① Broker가 boston의 LOG_ARCHIVE_CONFIG를 farsync만 남긴 값으로 덮어 받는 쪽 설정에 chicago가 없어졌다</w:t>
-      </w:r>
-    </w:p>
-    <w:p>
-      <w:r>
-        <w:rPr>
-          <w:rFonts w:ascii="맑은 고딕" w:hAnsi="맑은 고딕" w:eastAsia="맑은 고딕"/>
-          <w:sz w:val="21"/>
-        </w:rPr>
-        <w:t xml:space="preserve">② boston의 리스너가 내려갔다</w:t>
-      </w:r>
-    </w:p>
-    <w:p>
-      <w:r>
-        <w:rPr>
-          <w:rFonts w:ascii="맑은 고딕" w:hAnsi="맑은 고딕" w:eastAsia="맑은 고딕"/>
-          <w:sz w:val="21"/>
-        </w:rPr>
-        <w:t xml:space="preserve">③ SYS 비밀번호가 달라졌다</w:t>
-      </w:r>
-    </w:p>
-    <w:p>
-      <w:r>
-        <w:rPr>
-          <w:rFonts w:ascii="맑은 고딕" w:hAnsi="맑은 고딕" w:eastAsia="맑은 고딕"/>
-          <w:sz w:val="21"/>
-        </w:rPr>
-        <w:t xml:space="preserve">④ SRL이 삭제되었다</w:t>
+        <w:t>① boston의 리스너가 내려갔다</w:t>
+      </w:r>
+    </w:p>
+    <w:p>
+      <w:r>
+        <w:rPr>
+          <w:rFonts w:ascii="맑은 고딕" w:hAnsi="맑은 고딕" w:eastAsia="맑은 고딕"/>
+          <w:sz w:val="21"/>
+        </w:rPr>
+        <w:t>② SRL이 삭제되었다</w:t>
+      </w:r>
+    </w:p>
+    <w:p>
+      <w:r>
+        <w:rPr>
+          <w:rFonts w:ascii="맑은 고딕" w:hAnsi="맑은 고딕" w:eastAsia="맑은 고딕"/>
+          <w:sz w:val="21"/>
+        </w:rPr>
+        <w:t>③ SYS 비밀번호가 달라졌다</w:t>
+      </w:r>
+    </w:p>
+    <w:p>
+      <w:r>
+        <w:rPr>
+          <w:rFonts w:ascii="맑은 고딕" w:hAnsi="맑은 고딕" w:eastAsia="맑은 고딕"/>
+          <w:sz w:val="21"/>
+        </w:rPr>
+        <w:t>④ Broker가 boston의 LOG_ARCHIVE_CONFIG를 farsync만 남긴 값으로 덮어 받는 쪽 설정에 chicago가 없어졌다</w:t>
       </w:r>
     </w:p>
     <w:p>
@@ -2605,34 +2605,34 @@
           <w:rFonts w:ascii="맑은 고딕" w:hAnsi="맑은 고딕" w:eastAsia="맑은 고딕"/>
           <w:sz w:val="21"/>
         </w:rPr>
-        <w:t xml:space="preserve">① 열 이름이 PRIMARY_XIDUSN처럼 PRIMARY_ 접두어를 달며, Primary에서 받은 XID를 보여 주기 때문이다</w:t>
-      </w:r>
-    </w:p>
-    <w:p>
-      <w:r>
-        <w:rPr>
-          <w:rFonts w:ascii="맑은 고딕" w:hAnsi="맑은 고딕" w:eastAsia="맑은 고딕"/>
-          <w:sz w:val="21"/>
-        </w:rPr>
-        <w:t xml:space="preserve">② 뷰가 Logical Standby에서 지원되지 않기 때문이다</w:t>
-      </w:r>
-    </w:p>
-    <w:p>
-      <w:r>
-        <w:rPr>
-          <w:rFonts w:ascii="맑은 고딕" w:hAnsi="맑은 고딕" w:eastAsia="맑은 고딕"/>
-          <w:sz w:val="21"/>
-        </w:rPr>
-        <w:t xml:space="preserve">③ 권한이 없기 때문이다</w:t>
-      </w:r>
-    </w:p>
-    <w:p>
-      <w:r>
-        <w:rPr>
-          <w:rFonts w:ascii="맑은 고딕" w:hAnsi="맑은 고딕" w:eastAsia="맑은 고딕"/>
-          <w:sz w:val="21"/>
-        </w:rPr>
-        <w:t xml:space="preserve">④ 적용이 멈춰 뷰가 비었기 때문이다</w:t>
+        <w:t>① 뷰가 Logical Standby에서 지원되지 않기 때문이다</w:t>
+      </w:r>
+    </w:p>
+    <w:p>
+      <w:r>
+        <w:rPr>
+          <w:rFonts w:ascii="맑은 고딕" w:hAnsi="맑은 고딕" w:eastAsia="맑은 고딕"/>
+          <w:sz w:val="21"/>
+        </w:rPr>
+        <w:t>② 적용이 멈춰 뷰가 비었기 때문이다</w:t>
+      </w:r>
+    </w:p>
+    <w:p>
+      <w:r>
+        <w:rPr>
+          <w:rFonts w:ascii="맑은 고딕" w:hAnsi="맑은 고딕" w:eastAsia="맑은 고딕"/>
+          <w:sz w:val="21"/>
+        </w:rPr>
+        <w:t>③ 열 이름이 PRIMARY_XIDUSN처럼 PRIMARY_ 접두어를 달며, Primary에서 받은 XID를 보여 주기 때문이다</w:t>
+      </w:r>
+    </w:p>
+    <w:p>
+      <w:r>
+        <w:rPr>
+          <w:rFonts w:ascii="맑은 고딕" w:hAnsi="맑은 고딕" w:eastAsia="맑은 고딕"/>
+          <w:sz w:val="21"/>
+        </w:rPr>
+        <w:t>④ 권한이 없기 때문이다</w:t>
       </w:r>
     </w:p>
     <w:p>
@@ -2659,34 +2659,34 @@
           <w:rFonts w:ascii="맑은 고딕" w:hAnsi="맑은 고딕" w:eastAsia="맑은 고딕"/>
           <w:sz w:val="21"/>
         </w:rPr>
-        <w:t xml:space="preserve">① DBA_LOGSTDBY_EVENTS의 XIDUSN·XIDSLT·XIDSQN</w:t>
-      </w:r>
-    </w:p>
-    <w:p>
-      <w:r>
-        <w:rPr>
-          <w:rFonts w:ascii="맑은 고딕" w:hAnsi="맑은 고딕" w:eastAsia="맑은 고딕"/>
-          <w:sz w:val="21"/>
-        </w:rPr>
-        <w:t xml:space="preserve">② V$LOGSTDBY_TRANSACTION의 PRIMARY_XIDUSN</w:t>
-      </w:r>
-    </w:p>
-    <w:p>
-      <w:r>
-        <w:rPr>
-          <w:rFonts w:ascii="맑은 고딕" w:hAnsi="맑은 고딕" w:eastAsia="맑은 고딕"/>
-          <w:sz w:val="21"/>
-        </w:rPr>
-        <w:t xml:space="preserve">③ V$TRANSACTION의 XIDUSN</w:t>
-      </w:r>
-    </w:p>
-    <w:p>
-      <w:r>
-        <w:rPr>
-          <w:rFonts w:ascii="맑은 고딕" w:hAnsi="맑은 고딕" w:eastAsia="맑은 고딕"/>
-          <w:sz w:val="21"/>
-        </w:rPr>
-        <w:t xml:space="preserve">④ DBA_LOGSTDBY_PROGRESS의 APPLIED_SCN</w:t>
+        <w:t>① V$LOGSTDBY_TRANSACTION의 PRIMARY_XIDUSN</w:t>
+      </w:r>
+    </w:p>
+    <w:p>
+      <w:r>
+        <w:rPr>
+          <w:rFonts w:ascii="맑은 고딕" w:hAnsi="맑은 고딕" w:eastAsia="맑은 고딕"/>
+          <w:sz w:val="21"/>
+        </w:rPr>
+        <w:t>② V$TRANSACTION의 XIDUSN</w:t>
+      </w:r>
+    </w:p>
+    <w:p>
+      <w:r>
+        <w:rPr>
+          <w:rFonts w:ascii="맑은 고딕" w:hAnsi="맑은 고딕" w:eastAsia="맑은 고딕"/>
+          <w:sz w:val="21"/>
+        </w:rPr>
+        <w:t>③ DBA_LOGSTDBY_PROGRESS의 APPLIED_SCN</w:t>
+      </w:r>
+    </w:p>
+    <w:p>
+      <w:r>
+        <w:rPr>
+          <w:rFonts w:ascii="맑은 고딕" w:hAnsi="맑은 고딕" w:eastAsia="맑은 고딕"/>
+          <w:sz w:val="21"/>
+        </w:rPr>
+        <w:t>④ DBA_LOGSTDBY_EVENTS의 XIDUSN·XIDSLT·XIDSQN</w:t>
       </w:r>
     </w:p>
     <w:p>
@@ -2713,34 +2713,34 @@
           <w:rFonts w:ascii="맑은 고딕" w:hAnsi="맑은 고딕" w:eastAsia="맑은 고딕"/>
           <w:sz w:val="21"/>
         </w:rPr>
-        <w:t xml:space="preserve">① 밀려 있던 UPDATE가 정상 적용되어 Primary와 같아지기 때문이다(tag='boom')</w:t>
-      </w:r>
-    </w:p>
-    <w:p>
-      <w:r>
-        <w:rPr>
-          <w:rFonts w:ascii="맑은 고딕" w:hAnsi="맑은 고딕" w:eastAsia="맑은 고딕"/>
-          <w:sz w:val="21"/>
-        </w:rPr>
-        <w:t xml:space="preserve">② 더 빠르기 때문이다</w:t>
-      </w:r>
-    </w:p>
-    <w:p>
-      <w:r>
-        <w:rPr>
-          <w:rFonts w:ascii="맑은 고딕" w:hAnsi="맑은 고딕" w:eastAsia="맑은 고딕"/>
-          <w:sz w:val="21"/>
-        </w:rPr>
-        <w:t xml:space="preserve">③ EVENTS의 오류 기록이 지워지기 때문이다</w:t>
-      </w:r>
-    </w:p>
-    <w:p>
-      <w:r>
-        <w:rPr>
-          <w:rFonts w:ascii="맑은 고딕" w:hAnsi="맑은 고딕" w:eastAsia="맑은 고딕"/>
-          <w:sz w:val="21"/>
-        </w:rPr>
-        <w:t xml:space="preserve">④ 데이터베이스 가드가 해제되기 때문이다</w:t>
+        <w:t>① 밀려 있던 UPDATE가 정상 적용되어 Primary와 같아지기 때문이다(tag='boom')</w:t>
+      </w:r>
+    </w:p>
+    <w:p>
+      <w:r>
+        <w:rPr>
+          <w:rFonts w:ascii="맑은 고딕" w:hAnsi="맑은 고딕" w:eastAsia="맑은 고딕"/>
+          <w:sz w:val="21"/>
+        </w:rPr>
+        <w:t>② 데이터베이스 가드가 해제되기 때문이다</w:t>
+      </w:r>
+    </w:p>
+    <w:p>
+      <w:r>
+        <w:rPr>
+          <w:rFonts w:ascii="맑은 고딕" w:hAnsi="맑은 고딕" w:eastAsia="맑은 고딕"/>
+          <w:sz w:val="21"/>
+        </w:rPr>
+        <w:t>③ 더 빠르기 때문이다</w:t>
+      </w:r>
+    </w:p>
+    <w:p>
+      <w:r>
+        <w:rPr>
+          <w:rFonts w:ascii="맑은 고딕" w:hAnsi="맑은 고딕" w:eastAsia="맑은 고딕"/>
+          <w:sz w:val="21"/>
+        </w:rPr>
+        <w:t>④ EVENTS의 오류 기록이 지워지기 때문이다</w:t>
       </w:r>
     </w:p>
     <w:sectPr>

--- a/ADG/15장/15장_실습문제.docx
+++ b/ADG/15장/15장_실습문제.docx
@@ -16,7 +16,21 @@
           <w:rFonts w:ascii="맑은 고딕" w:hAnsi="맑은 고딕" w:eastAsia="맑은 고딕"/>
           <w:sz w:val="21"/>
         </w:rPr>
-        <w:t xml:space="preserve">총 50문항 (하 20 · 중 20 · 상 10). Oracle Database 19c EE 2노드 실습 환경(chicago-srv Primary / boston-srv Physical Standby, Broker 구성 `dg_chicago`)을 기준으로 한다. 보기 중 가장 적절한 하나를 고른다.</w:t>
+        <w:t xml:space="preserve">총 50문항 (하 20 · 중 20 · 상 10). Oracle Database 19c EE 2노드 실습 환경(chicago-srv Primary / boston-srv Physical Standby, Broker 구성 </w:t>
+      </w:r>
+      <w:r>
+        <w:rPr>
+          <w:rFonts w:ascii="Consolas" w:hAnsi="Consolas" w:eastAsia="맑은 고딕"/>
+          <w:sz w:val="21"/>
+        </w:rPr>
+        <w:t xml:space="preserve">dg_chicago</w:t>
+      </w:r>
+      <w:r>
+        <w:rPr>
+          <w:rFonts w:ascii="맑은 고딕" w:hAnsi="맑은 고딕" w:eastAsia="맑은 고딕"/>
+          <w:sz w:val="21"/>
+        </w:rPr>
+        <w:t xml:space="preserve">)을 기준으로 한다. 보기 중 가장 적절한 하나를 고른다.</w:t>
       </w:r>
     </w:p>
     <w:p>
@@ -96,7 +110,35 @@
           <w:rFonts w:ascii="맑은 고딕" w:hAnsi="맑은 고딕" w:eastAsia="맑은 고딕"/>
           <w:sz w:val="21"/>
         </w:rPr>
-        <w:t xml:space="preserve">[하-02] 실측에서 Standby `V$LOG`의 세 그룹 `SEQUENCE#`가 모두 0이었다. 그 이유는?</w:t>
+        <w:t xml:space="preserve">[하-02] 실측에서 Standby </w:t>
+      </w:r>
+      <w:r>
+        <w:rPr>
+          <w:rFonts w:ascii="Consolas" w:hAnsi="Consolas" w:eastAsia="맑은 고딕"/>
+          <w:sz w:val="21"/>
+        </w:rPr>
+        <w:t xml:space="preserve">V$LOG</w:t>
+      </w:r>
+      <w:r>
+        <w:rPr>
+          <w:rFonts w:ascii="맑은 고딕" w:hAnsi="맑은 고딕" w:eastAsia="맑은 고딕"/>
+          <w:sz w:val="21"/>
+        </w:rPr>
+        <w:t xml:space="preserve">의 세 그룹 </w:t>
+      </w:r>
+      <w:r>
+        <w:rPr>
+          <w:rFonts w:ascii="Consolas" w:hAnsi="Consolas" w:eastAsia="맑은 고딕"/>
+          <w:sz w:val="21"/>
+        </w:rPr>
+        <w:t xml:space="preserve">SEQUENCE#</w:t>
+      </w:r>
+      <w:r>
+        <w:rPr>
+          <w:rFonts w:ascii="맑은 고딕" w:hAnsi="맑은 고딕" w:eastAsia="맑은 고딕"/>
+          <w:sz w:val="21"/>
+        </w:rPr>
+        <w:t xml:space="preserve">가 모두 0이었다. 그 이유는?</w:t>
       </w:r>
     </w:p>
     <w:p>
@@ -150,7 +192,35 @@
           <w:rFonts w:ascii="맑은 고딕" w:hAnsi="맑은 고딕" w:eastAsia="맑은 고딕"/>
           <w:sz w:val="21"/>
         </w:rPr>
-        <w:t xml:space="preserve">[하-03] 정상 운영 중 Primary `V$LOG`에서 `ARCHIVED=NO`가 정상인 그룹은?</w:t>
+        <w:t xml:space="preserve">[하-03] 정상 운영 중 Primary </w:t>
+      </w:r>
+      <w:r>
+        <w:rPr>
+          <w:rFonts w:ascii="Consolas" w:hAnsi="Consolas" w:eastAsia="맑은 고딕"/>
+          <w:sz w:val="21"/>
+        </w:rPr>
+        <w:t xml:space="preserve">V$LOG</w:t>
+      </w:r>
+      <w:r>
+        <w:rPr>
+          <w:rFonts w:ascii="맑은 고딕" w:hAnsi="맑은 고딕" w:eastAsia="맑은 고딕"/>
+          <w:sz w:val="21"/>
+        </w:rPr>
+        <w:t xml:space="preserve">에서 </w:t>
+      </w:r>
+      <w:r>
+        <w:rPr>
+          <w:rFonts w:ascii="Consolas" w:hAnsi="Consolas" w:eastAsia="맑은 고딕"/>
+          <w:sz w:val="21"/>
+        </w:rPr>
+        <w:t xml:space="preserve">ARCHIVED=NO</w:t>
+      </w:r>
+      <w:r>
+        <w:rPr>
+          <w:rFonts w:ascii="맑은 고딕" w:hAnsi="맑은 고딕" w:eastAsia="맑은 고딕"/>
+          <w:sz w:val="21"/>
+        </w:rPr>
+        <w:t xml:space="preserve">가 정상인 그룹은?</w:t>
       </w:r>
     </w:p>
     <w:p>
@@ -204,7 +274,35 @@
           <w:rFonts w:ascii="맑은 고딕" w:hAnsi="맑은 고딕" w:eastAsia="맑은 고딕"/>
           <w:sz w:val="21"/>
         </w:rPr>
-        <w:t xml:space="preserve">[하-04] `V$LOGFILE`의 `STATUS` 열이 정상일 때의 값은?</w:t>
+        <w:t xml:space="preserve">[하-04] </w:t>
+      </w:r>
+      <w:r>
+        <w:rPr>
+          <w:rFonts w:ascii="Consolas" w:hAnsi="Consolas" w:eastAsia="맑은 고딕"/>
+          <w:sz w:val="21"/>
+        </w:rPr>
+        <w:t xml:space="preserve">V$LOGFILE</w:t>
+      </w:r>
+      <w:r>
+        <w:rPr>
+          <w:rFonts w:ascii="맑은 고딕" w:hAnsi="맑은 고딕" w:eastAsia="맑은 고딕"/>
+          <w:sz w:val="21"/>
+        </w:rPr>
+        <w:t xml:space="preserve">의 </w:t>
+      </w:r>
+      <w:r>
+        <w:rPr>
+          <w:rFonts w:ascii="Consolas" w:hAnsi="Consolas" w:eastAsia="맑은 고딕"/>
+          <w:sz w:val="21"/>
+        </w:rPr>
+        <w:t xml:space="preserve">STATUS</w:t>
+      </w:r>
+      <w:r>
+        <w:rPr>
+          <w:rFonts w:ascii="맑은 고딕" w:hAnsi="맑은 고딕" w:eastAsia="맑은 고딕"/>
+          <w:sz w:val="21"/>
+        </w:rPr>
+        <w:t xml:space="preserve"> 열이 정상일 때의 값은?</w:t>
       </w:r>
     </w:p>
     <w:p>
@@ -258,7 +356,21 @@
           <w:rFonts w:ascii="맑은 고딕" w:hAnsi="맑은 고딕" w:eastAsia="맑은 고딕"/>
           <w:sz w:val="21"/>
         </w:rPr>
-        <w:t xml:space="preserve">[하-05] 실측에서 chicago의 `V$LOGFILE`은 7행, boston은 14행이었다. 차이의 원인은?</w:t>
+        <w:t xml:space="preserve">[하-05] 실측에서 chicago의 </w:t>
+      </w:r>
+      <w:r>
+        <w:rPr>
+          <w:rFonts w:ascii="Consolas" w:hAnsi="Consolas" w:eastAsia="맑은 고딕"/>
+          <w:sz w:val="21"/>
+        </w:rPr>
+        <w:t xml:space="preserve">V$LOGFILE</w:t>
+      </w:r>
+      <w:r>
+        <w:rPr>
+          <w:rFonts w:ascii="맑은 고딕" w:hAnsi="맑은 고딕" w:eastAsia="맑은 고딕"/>
+          <w:sz w:val="21"/>
+        </w:rPr>
+        <w:t xml:space="preserve">은 7행, boston은 14행이었다. 차이의 원인은?</w:t>
       </w:r>
     </w:p>
     <w:p>
@@ -312,7 +424,21 @@
           <w:rFonts w:ascii="맑은 고딕" w:hAnsi="맑은 고딕" w:eastAsia="맑은 고딕"/>
           <w:sz w:val="21"/>
         </w:rPr>
-        <w:t xml:space="preserve">[하-06] "지금 이 목적지가 어떤 상태인가"에 답하며 `RECOVERY_MODE` 열을 가진 뷰는?</w:t>
+        <w:t xml:space="preserve">[하-06] "지금 이 목적지가 어떤 상태인가"에 답하며 </w:t>
+      </w:r>
+      <w:r>
+        <w:rPr>
+          <w:rFonts w:ascii="Consolas" w:hAnsi="Consolas" w:eastAsia="맑은 고딕"/>
+          <w:sz w:val="21"/>
+        </w:rPr>
+        <w:t xml:space="preserve">RECOVERY_MODE</w:t>
+      </w:r>
+      <w:r>
+        <w:rPr>
+          <w:rFonts w:ascii="맑은 고딕" w:hAnsi="맑은 고딕" w:eastAsia="맑은 고딕"/>
+          <w:sz w:val="21"/>
+        </w:rPr>
+        <w:t xml:space="preserve"> 열을 가진 뷰는?</w:t>
       </w:r>
     </w:p>
     <w:p>
@@ -420,7 +546,35 @@
           <w:rFonts w:ascii="맑은 고딕" w:hAnsi="맑은 고딕" w:eastAsia="맑은 고딕"/>
           <w:sz w:val="21"/>
         </w:rPr>
-        <w:t xml:space="preserve">[하-08] `VALID_FOR=(online_logfiles, all_roles)`가 `V$ARCHIVE_DEST`에서 나뉘어 나타나는 두 열은?</w:t>
+        <w:t xml:space="preserve">[하-08] </w:t>
+      </w:r>
+      <w:r>
+        <w:rPr>
+          <w:rFonts w:ascii="Consolas" w:hAnsi="Consolas" w:eastAsia="맑은 고딕"/>
+          <w:sz w:val="21"/>
+        </w:rPr>
+        <w:t xml:space="preserve">VALID_FOR=(online_logfiles, all_roles)</w:t>
+      </w:r>
+      <w:r>
+        <w:rPr>
+          <w:rFonts w:ascii="맑은 고딕" w:hAnsi="맑은 고딕" w:eastAsia="맑은 고딕"/>
+          <w:sz w:val="21"/>
+        </w:rPr>
+        <w:t xml:space="preserve">가 </w:t>
+      </w:r>
+      <w:r>
+        <w:rPr>
+          <w:rFonts w:ascii="Consolas" w:hAnsi="Consolas" w:eastAsia="맑은 고딕"/>
+          <w:sz w:val="21"/>
+        </w:rPr>
+        <w:t xml:space="preserve">V$ARCHIVE_DEST</w:t>
+      </w:r>
+      <w:r>
+        <w:rPr>
+          <w:rFonts w:ascii="맑은 고딕" w:hAnsi="맑은 고딕" w:eastAsia="맑은 고딕"/>
+          <w:sz w:val="21"/>
+        </w:rPr>
+        <w:t xml:space="preserve">에서 나뉘어 나타나는 두 열은?</w:t>
       </w:r>
     </w:p>
     <w:p>
@@ -474,7 +628,35 @@
           <w:rFonts w:ascii="맑은 고딕" w:hAnsi="맑은 고딕" w:eastAsia="맑은 고딕"/>
           <w:sz w:val="21"/>
         </w:rPr>
-        <w:t xml:space="preserve">[하-09] 실측에서 `VALID_NOW`를 묶어 셌을 때 `UNKNOWN`이 29개였다. 그 이유는?</w:t>
+        <w:t xml:space="preserve">[하-09] 실측에서 </w:t>
+      </w:r>
+      <w:r>
+        <w:rPr>
+          <w:rFonts w:ascii="Consolas" w:hAnsi="Consolas" w:eastAsia="맑은 고딕"/>
+          <w:sz w:val="21"/>
+        </w:rPr>
+        <w:t xml:space="preserve">VALID_NOW</w:t>
+      </w:r>
+      <w:r>
+        <w:rPr>
+          <w:rFonts w:ascii="맑은 고딕" w:hAnsi="맑은 고딕" w:eastAsia="맑은 고딕"/>
+          <w:sz w:val="21"/>
+        </w:rPr>
+        <w:t xml:space="preserve">를 묶어 셌을 때 </w:t>
+      </w:r>
+      <w:r>
+        <w:rPr>
+          <w:rFonts w:ascii="Consolas" w:hAnsi="Consolas" w:eastAsia="맑은 고딕"/>
+          <w:sz w:val="21"/>
+        </w:rPr>
+        <w:t xml:space="preserve">UNKNOWN</w:t>
+      </w:r>
+      <w:r>
+        <w:rPr>
+          <w:rFonts w:ascii="맑은 고딕" w:hAnsi="맑은 고딕" w:eastAsia="맑은 고딕"/>
+          <w:sz w:val="21"/>
+        </w:rPr>
+        <w:t xml:space="preserve">이 29개였다. 그 이유는?</w:t>
       </w:r>
     </w:p>
     <w:p>
@@ -528,7 +710,21 @@
           <w:rFonts w:ascii="맑은 고딕" w:hAnsi="맑은 고딕" w:eastAsia="맑은 고딕"/>
           <w:sz w:val="21"/>
         </w:rPr>
-        <w:t xml:space="preserve">[하-10] Standby 리스너를 내린 뒤 `lsnrctl status`가 낸 오류는?</w:t>
+        <w:t xml:space="preserve">[하-10] Standby 리스너를 내린 뒤 </w:t>
+      </w:r>
+      <w:r>
+        <w:rPr>
+          <w:rFonts w:ascii="Consolas" w:hAnsi="Consolas" w:eastAsia="맑은 고딕"/>
+          <w:sz w:val="21"/>
+        </w:rPr>
+        <w:t xml:space="preserve">lsnrctl status</w:t>
+      </w:r>
+      <w:r>
+        <w:rPr>
+          <w:rFonts w:ascii="맑은 고딕" w:hAnsi="맑은 고딕" w:eastAsia="맑은 고딕"/>
+          <w:sz w:val="21"/>
+        </w:rPr>
+        <w:t xml:space="preserve">가 낸 오류는?</w:t>
       </w:r>
     </w:p>
     <w:p>
@@ -582,7 +778,35 @@
           <w:rFonts w:ascii="맑은 고딕" w:hAnsi="맑은 고딕" w:eastAsia="맑은 고딕"/>
           <w:sz w:val="21"/>
         </w:rPr>
-        <w:t xml:space="preserve">[하-11] 리스너가 내려간 뒤 Primary `V$ARCHIVE_DEST`의 2번 목적지 `STATUS`는?</w:t>
+        <w:t xml:space="preserve">[하-11] 리스너가 내려간 뒤 Primary </w:t>
+      </w:r>
+      <w:r>
+        <w:rPr>
+          <w:rFonts w:ascii="Consolas" w:hAnsi="Consolas" w:eastAsia="맑은 고딕"/>
+          <w:sz w:val="21"/>
+        </w:rPr>
+        <w:t xml:space="preserve">V$ARCHIVE_DEST</w:t>
+      </w:r>
+      <w:r>
+        <w:rPr>
+          <w:rFonts w:ascii="맑은 고딕" w:hAnsi="맑은 고딕" w:eastAsia="맑은 고딕"/>
+          <w:sz w:val="21"/>
+        </w:rPr>
+        <w:t xml:space="preserve">의 2번 목적지 </w:t>
+      </w:r>
+      <w:r>
+        <w:rPr>
+          <w:rFonts w:ascii="Consolas" w:hAnsi="Consolas" w:eastAsia="맑은 고딕"/>
+          <w:sz w:val="21"/>
+        </w:rPr>
+        <w:t xml:space="preserve">STATUS</w:t>
+      </w:r>
+      <w:r>
+        <w:rPr>
+          <w:rFonts w:ascii="맑은 고딕" w:hAnsi="맑은 고딕" w:eastAsia="맑은 고딕"/>
+          <w:sz w:val="21"/>
+        </w:rPr>
+        <w:t xml:space="preserve">는?</w:t>
       </w:r>
     </w:p>
     <w:p>
@@ -690,7 +914,21 @@
           <w:rFonts w:ascii="맑은 고딕" w:hAnsi="맑은 고딕" w:eastAsia="맑은 고딕"/>
           <w:sz w:val="21"/>
         </w:rPr>
-        <w:t xml:space="preserve">[하-13] 전송 중단 중 Standby MRP0의 `STATUS`는?</w:t>
+        <w:t xml:space="preserve">[하-13] 전송 중단 중 Standby MRP0의 </w:t>
+      </w:r>
+      <w:r>
+        <w:rPr>
+          <w:rFonts w:ascii="Consolas" w:hAnsi="Consolas" w:eastAsia="맑은 고딕"/>
+          <w:sz w:val="21"/>
+        </w:rPr>
+        <w:t xml:space="preserve">STATUS</w:t>
+      </w:r>
+      <w:r>
+        <w:rPr>
+          <w:rFonts w:ascii="맑은 고딕" w:hAnsi="맑은 고딕" w:eastAsia="맑은 고딕"/>
+          <w:sz w:val="21"/>
+        </w:rPr>
+        <w:t xml:space="preserve">는?</w:t>
       </w:r>
     </w:p>
     <w:p>
@@ -744,7 +982,21 @@
           <w:rFonts w:ascii="맑은 고딕" w:hAnsi="맑은 고딕" w:eastAsia="맑은 고딕"/>
           <w:sz w:val="21"/>
         </w:rPr>
-        <w:t xml:space="preserve">[하-14] Standby의 `V$MANAGED_STANDBY`에서 Broker 통신용으로 13장 이후에 나타난 프로세스는?</w:t>
+        <w:t xml:space="preserve">[하-14] Standby의 </w:t>
+      </w:r>
+      <w:r>
+        <w:rPr>
+          <w:rFonts w:ascii="Consolas" w:hAnsi="Consolas" w:eastAsia="맑은 고딕"/>
+          <w:sz w:val="21"/>
+        </w:rPr>
+        <w:t xml:space="preserve">V$MANAGED_STANDBY</w:t>
+      </w:r>
+      <w:r>
+        <w:rPr>
+          <w:rFonts w:ascii="맑은 고딕" w:hAnsi="맑은 고딕" w:eastAsia="맑은 고딕"/>
+          <w:sz w:val="21"/>
+        </w:rPr>
+        <w:t xml:space="preserve">에서 Broker 통신용으로 13장 이후에 나타난 프로세스는?</w:t>
       </w:r>
     </w:p>
     <w:p>
@@ -798,7 +1050,21 @@
           <w:rFonts w:ascii="맑은 고딕" w:hAnsi="맑은 고딕" w:eastAsia="맑은 고딕"/>
           <w:sz w:val="21"/>
         </w:rPr>
-        <w:t xml:space="preserve">[하-15] `LOG_ARCHIVE_TRACE`의 기본값은?</w:t>
+        <w:t xml:space="preserve">[하-15] </w:t>
+      </w:r>
+      <w:r>
+        <w:rPr>
+          <w:rFonts w:ascii="Consolas" w:hAnsi="Consolas" w:eastAsia="맑은 고딕"/>
+          <w:sz w:val="21"/>
+        </w:rPr>
+        <w:t xml:space="preserve">LOG_ARCHIVE_TRACE</w:t>
+      </w:r>
+      <w:r>
+        <w:rPr>
+          <w:rFonts w:ascii="맑은 고딕" w:hAnsi="맑은 고딕" w:eastAsia="맑은 고딕"/>
+          <w:sz w:val="21"/>
+        </w:rPr>
+        <w:t xml:space="preserve">의 기본값은?</w:t>
       </w:r>
     </w:p>
     <w:p>
@@ -852,7 +1118,35 @@
           <w:rFonts w:ascii="맑은 고딕" w:hAnsi="맑은 고딕" w:eastAsia="맑은 고딕"/>
           <w:sz w:val="21"/>
         </w:rPr>
-        <w:t xml:space="preserve">[하-16] 알림 로그의 `LAD:2`에서 `LAD`가 뜻하는 것은?</w:t>
+        <w:t xml:space="preserve">[하-16] 알림 로그의 </w:t>
+      </w:r>
+      <w:r>
+        <w:rPr>
+          <w:rFonts w:ascii="Consolas" w:hAnsi="Consolas" w:eastAsia="맑은 고딕"/>
+          <w:sz w:val="21"/>
+        </w:rPr>
+        <w:t xml:space="preserve">LAD:2</w:t>
+      </w:r>
+      <w:r>
+        <w:rPr>
+          <w:rFonts w:ascii="맑은 고딕" w:hAnsi="맑은 고딕" w:eastAsia="맑은 고딕"/>
+          <w:sz w:val="21"/>
+        </w:rPr>
+        <w:t xml:space="preserve">에서 </w:t>
+      </w:r>
+      <w:r>
+        <w:rPr>
+          <w:rFonts w:ascii="Consolas" w:hAnsi="Consolas" w:eastAsia="맑은 고딕"/>
+          <w:sz w:val="21"/>
+        </w:rPr>
+        <w:t xml:space="preserve">LAD</w:t>
+      </w:r>
+      <w:r>
+        <w:rPr>
+          <w:rFonts w:ascii="맑은 고딕" w:hAnsi="맑은 고딕" w:eastAsia="맑은 고딕"/>
+          <w:sz w:val="21"/>
+        </w:rPr>
+        <w:t xml:space="preserve">가 뜻하는 것은?</w:t>
       </w:r>
     </w:p>
     <w:p>
@@ -1014,7 +1308,21 @@
           <w:rFonts w:ascii="맑은 고딕" w:hAnsi="맑은 고딕" w:eastAsia="맑은 고딕"/>
           <w:sz w:val="21"/>
         </w:rPr>
-        <w:t xml:space="preserve">[하-19] Logical Standby로 바뀐 뒤 `V$MANAGED_STANDBY`에서 사라진 프로세스는?</w:t>
+        <w:t xml:space="preserve">[하-19] Logical Standby로 바뀐 뒤 </w:t>
+      </w:r>
+      <w:r>
+        <w:rPr>
+          <w:rFonts w:ascii="Consolas" w:hAnsi="Consolas" w:eastAsia="맑은 고딕"/>
+          <w:sz w:val="21"/>
+        </w:rPr>
+        <w:t xml:space="preserve">V$MANAGED_STANDBY</w:t>
+      </w:r>
+      <w:r>
+        <w:rPr>
+          <w:rFonts w:ascii="맑은 고딕" w:hAnsi="맑은 고딕" w:eastAsia="맑은 고딕"/>
+          <w:sz w:val="21"/>
+        </w:rPr>
+        <w:t xml:space="preserve">에서 사라진 프로세스는?</w:t>
       </w:r>
     </w:p>
     <w:p>
@@ -1184,7 +1492,35 @@
           <w:rFonts w:ascii="맑은 고딕" w:hAnsi="맑은 고딕" w:eastAsia="맑은 고딕"/>
           <w:sz w:val="21"/>
         </w:rPr>
-        <w:t xml:space="preserve">[중-02] Standby `V$STANDBY_LOG`에서 `ACTIVE`가 0개라면?</w:t>
+        <w:t xml:space="preserve">[중-02] Standby </w:t>
+      </w:r>
+      <w:r>
+        <w:rPr>
+          <w:rFonts w:ascii="Consolas" w:hAnsi="Consolas" w:eastAsia="맑은 고딕"/>
+          <w:sz w:val="21"/>
+        </w:rPr>
+        <w:t xml:space="preserve">V$STANDBY_LOG</w:t>
+      </w:r>
+      <w:r>
+        <w:rPr>
+          <w:rFonts w:ascii="맑은 고딕" w:hAnsi="맑은 고딕" w:eastAsia="맑은 고딕"/>
+          <w:sz w:val="21"/>
+        </w:rPr>
+        <w:t xml:space="preserve">에서 </w:t>
+      </w:r>
+      <w:r>
+        <w:rPr>
+          <w:rFonts w:ascii="Consolas" w:hAnsi="Consolas" w:eastAsia="맑은 고딕"/>
+          <w:sz w:val="21"/>
+        </w:rPr>
+        <w:t xml:space="preserve">ACTIVE</w:t>
+      </w:r>
+      <w:r>
+        <w:rPr>
+          <w:rFonts w:ascii="맑은 고딕" w:hAnsi="맑은 고딕" w:eastAsia="맑은 고딕"/>
+          <w:sz w:val="21"/>
+        </w:rPr>
+        <w:t xml:space="preserve">가 0개라면?</w:t>
       </w:r>
     </w:p>
     <w:p>
@@ -1238,7 +1574,35 @@
           <w:rFonts w:ascii="맑은 고딕" w:hAnsi="맑은 고딕" w:eastAsia="맑은 고딕"/>
           <w:sz w:val="21"/>
         </w:rPr>
-        <w:t xml:space="preserve">[중-03] 감시 스크립트가 `V$STANDBY_LOG`를 조회했는데 네 그룹이 전부 `UNASSIGNED`였다. 먼저 의심할 것은?</w:t>
+        <w:t xml:space="preserve">[중-03] 감시 스크립트가 </w:t>
+      </w:r>
+      <w:r>
+        <w:rPr>
+          <w:rFonts w:ascii="Consolas" w:hAnsi="Consolas" w:eastAsia="맑은 고딕"/>
+          <w:sz w:val="21"/>
+        </w:rPr>
+        <w:t xml:space="preserve">V$STANDBY_LOG</w:t>
+      </w:r>
+      <w:r>
+        <w:rPr>
+          <w:rFonts w:ascii="맑은 고딕" w:hAnsi="맑은 고딕" w:eastAsia="맑은 고딕"/>
+          <w:sz w:val="21"/>
+        </w:rPr>
+        <w:t xml:space="preserve">를 조회했는데 네 그룹이 전부 </w:t>
+      </w:r>
+      <w:r>
+        <w:rPr>
+          <w:rFonts w:ascii="Consolas" w:hAnsi="Consolas" w:eastAsia="맑은 고딕"/>
+          <w:sz w:val="21"/>
+        </w:rPr>
+        <w:t xml:space="preserve">UNASSIGNED</w:t>
+      </w:r>
+      <w:r>
+        <w:rPr>
+          <w:rFonts w:ascii="맑은 고딕" w:hAnsi="맑은 고딕" w:eastAsia="맑은 고딕"/>
+          <w:sz w:val="21"/>
+        </w:rPr>
+        <w:t xml:space="preserve">였다. 먼저 의심할 것은?</w:t>
       </w:r>
     </w:p>
     <w:p>
@@ -1292,7 +1656,35 @@
           <w:rFonts w:ascii="맑은 고딕" w:hAnsi="맑은 고딕" w:eastAsia="맑은 고딕"/>
           <w:sz w:val="21"/>
         </w:rPr>
-        <w:t xml:space="preserve">[중-04] 로컬 1번 목적지의 `TRANSMIT_MODE`가 `SYNCHRONOUS`인데 보호 모드는 MaxPerformance였다. 올바른 해석은?</w:t>
+        <w:t xml:space="preserve">[중-04] 로컬 1번 목적지의 </w:t>
+      </w:r>
+      <w:r>
+        <w:rPr>
+          <w:rFonts w:ascii="Consolas" w:hAnsi="Consolas" w:eastAsia="맑은 고딕"/>
+          <w:sz w:val="21"/>
+        </w:rPr>
+        <w:t xml:space="preserve">TRANSMIT_MODE</w:t>
+      </w:r>
+      <w:r>
+        <w:rPr>
+          <w:rFonts w:ascii="맑은 고딕" w:hAnsi="맑은 고딕" w:eastAsia="맑은 고딕"/>
+          <w:sz w:val="21"/>
+        </w:rPr>
+        <w:t xml:space="preserve">가 </w:t>
+      </w:r>
+      <w:r>
+        <w:rPr>
+          <w:rFonts w:ascii="Consolas" w:hAnsi="Consolas" w:eastAsia="맑은 고딕"/>
+          <w:sz w:val="21"/>
+        </w:rPr>
+        <w:t xml:space="preserve">SYNCHRONOUS</w:t>
+      </w:r>
+      <w:r>
+        <w:rPr>
+          <w:rFonts w:ascii="맑은 고딕" w:hAnsi="맑은 고딕" w:eastAsia="맑은 고딕"/>
+          <w:sz w:val="21"/>
+        </w:rPr>
+        <w:t xml:space="preserve">인데 보호 모드는 MaxPerformance였다. 올바른 해석은?</w:t>
       </w:r>
     </w:p>
     <w:p>
@@ -1346,7 +1738,35 @@
           <w:rFonts w:ascii="맑은 고딕" w:hAnsi="맑은 고딕" w:eastAsia="맑은 고딕"/>
           <w:sz w:val="21"/>
         </w:rPr>
-        <w:t xml:space="preserve">[중-05] `VALID_NOW`가 `UNKNOWN`일 때 "쓰지 않는 목적지"와 "막 바꿔 아직 계산되지 않은 목적지"를 가르는 방법은?</w:t>
+        <w:t xml:space="preserve">[중-05] </w:t>
+      </w:r>
+      <w:r>
+        <w:rPr>
+          <w:rFonts w:ascii="Consolas" w:hAnsi="Consolas" w:eastAsia="맑은 고딕"/>
+          <w:sz w:val="21"/>
+        </w:rPr>
+        <w:t xml:space="preserve">VALID_NOW</w:t>
+      </w:r>
+      <w:r>
+        <w:rPr>
+          <w:rFonts w:ascii="맑은 고딕" w:hAnsi="맑은 고딕" w:eastAsia="맑은 고딕"/>
+          <w:sz w:val="21"/>
+        </w:rPr>
+        <w:t xml:space="preserve">가 </w:t>
+      </w:r>
+      <w:r>
+        <w:rPr>
+          <w:rFonts w:ascii="Consolas" w:hAnsi="Consolas" w:eastAsia="맑은 고딕"/>
+          <w:sz w:val="21"/>
+        </w:rPr>
+        <w:t xml:space="preserve">UNKNOWN</w:t>
+      </w:r>
+      <w:r>
+        <w:rPr>
+          <w:rFonts w:ascii="맑은 고딕" w:hAnsi="맑은 고딕" w:eastAsia="맑은 고딕"/>
+          <w:sz w:val="21"/>
+        </w:rPr>
+        <w:t xml:space="preserve">일 때 "쓰지 않는 목적지"와 "막 바꿔 아직 계산되지 않은 목적지"를 가르는 방법은?</w:t>
       </w:r>
     </w:p>
     <w:p>
@@ -1400,7 +1820,21 @@
           <w:rFonts w:ascii="맑은 고딕" w:hAnsi="맑은 고딕" w:eastAsia="맑은 고딕"/>
           <w:sz w:val="21"/>
         </w:rPr>
-        <w:t xml:space="preserve">[중-06] Broker 구성에서 Standby(boston)의 2번 목적지가 비어 있고 `INACTIVE`인 이유는?</w:t>
+        <w:t xml:space="preserve">[중-06] Broker 구성에서 Standby(boston)의 2번 목적지가 비어 있고 </w:t>
+      </w:r>
+      <w:r>
+        <w:rPr>
+          <w:rFonts w:ascii="Consolas" w:hAnsi="Consolas" w:eastAsia="맑은 고딕"/>
+          <w:sz w:val="21"/>
+        </w:rPr>
+        <w:t xml:space="preserve">INACTIVE</w:t>
+      </w:r>
+      <w:r>
+        <w:rPr>
+          <w:rFonts w:ascii="맑은 고딕" w:hAnsi="맑은 고딕" w:eastAsia="맑은 고딕"/>
+          <w:sz w:val="21"/>
+        </w:rPr>
+        <w:t xml:space="preserve">인 이유는?</w:t>
       </w:r>
     </w:p>
     <w:p>
@@ -1454,7 +1888,63 @@
           <w:rFonts w:ascii="맑은 고딕" w:hAnsi="맑은 고딕" w:eastAsia="맑은 고딕"/>
           <w:sz w:val="21"/>
         </w:rPr>
-        <w:t xml:space="preserve">[중-07] 리스너 중단 중 `LOG_ARCHIVE_DEST_STATE_2`=`ENABLE`, 목적지 `STATUS`=`ERROR`였다. 해석은?</w:t>
+        <w:t xml:space="preserve">[중-07] 리스너 중단 중 </w:t>
+      </w:r>
+      <w:r>
+        <w:rPr>
+          <w:rFonts w:ascii="Consolas" w:hAnsi="Consolas" w:eastAsia="맑은 고딕"/>
+          <w:sz w:val="21"/>
+        </w:rPr>
+        <w:t xml:space="preserve">LOG_ARCHIVE_DEST_STATE_2</w:t>
+      </w:r>
+      <w:r>
+        <w:rPr>
+          <w:rFonts w:ascii="맑은 고딕" w:hAnsi="맑은 고딕" w:eastAsia="맑은 고딕"/>
+          <w:sz w:val="21"/>
+        </w:rPr>
+        <w:t xml:space="preserve">=</w:t>
+      </w:r>
+      <w:r>
+        <w:rPr>
+          <w:rFonts w:ascii="Consolas" w:hAnsi="Consolas" w:eastAsia="맑은 고딕"/>
+          <w:sz w:val="21"/>
+        </w:rPr>
+        <w:t xml:space="preserve">ENABLE</w:t>
+      </w:r>
+      <w:r>
+        <w:rPr>
+          <w:rFonts w:ascii="맑은 고딕" w:hAnsi="맑은 고딕" w:eastAsia="맑은 고딕"/>
+          <w:sz w:val="21"/>
+        </w:rPr>
+        <w:t xml:space="preserve">, 목적지 </w:t>
+      </w:r>
+      <w:r>
+        <w:rPr>
+          <w:rFonts w:ascii="Consolas" w:hAnsi="Consolas" w:eastAsia="맑은 고딕"/>
+          <w:sz w:val="21"/>
+        </w:rPr>
+        <w:t xml:space="preserve">STATUS</w:t>
+      </w:r>
+      <w:r>
+        <w:rPr>
+          <w:rFonts w:ascii="맑은 고딕" w:hAnsi="맑은 고딕" w:eastAsia="맑은 고딕"/>
+          <w:sz w:val="21"/>
+        </w:rPr>
+        <w:t xml:space="preserve">=</w:t>
+      </w:r>
+      <w:r>
+        <w:rPr>
+          <w:rFonts w:ascii="Consolas" w:hAnsi="Consolas" w:eastAsia="맑은 고딕"/>
+          <w:sz w:val="21"/>
+        </w:rPr>
+        <w:t xml:space="preserve">ERROR</w:t>
+      </w:r>
+      <w:r>
+        <w:rPr>
+          <w:rFonts w:ascii="맑은 고딕" w:hAnsi="맑은 고딕" w:eastAsia="맑은 고딕"/>
+          <w:sz w:val="21"/>
+        </w:rPr>
+        <w:t xml:space="preserve">였다. 해석은?</w:t>
       </w:r>
     </w:p>
     <w:p>
@@ -1508,7 +1998,21 @@
           <w:rFonts w:ascii="맑은 고딕" w:hAnsi="맑은 고딕" w:eastAsia="맑은 고딕"/>
           <w:sz w:val="21"/>
         </w:rPr>
-        <w:t xml:space="preserve">[중-08] 14장에서 Broker 속성으로 전송을 껐을 때 `LOG_ARCHIVE_DEST_STATE_2`의 값은?</w:t>
+        <w:t xml:space="preserve">[중-08] 14장에서 Broker 속성으로 전송을 껐을 때 </w:t>
+      </w:r>
+      <w:r>
+        <w:rPr>
+          <w:rFonts w:ascii="Consolas" w:hAnsi="Consolas" w:eastAsia="맑은 고딕"/>
+          <w:sz w:val="21"/>
+        </w:rPr>
+        <w:t xml:space="preserve">LOG_ARCHIVE_DEST_STATE_2</w:t>
+      </w:r>
+      <w:r>
+        <w:rPr>
+          <w:rFonts w:ascii="맑은 고딕" w:hAnsi="맑은 고딕" w:eastAsia="맑은 고딕"/>
+          <w:sz w:val="21"/>
+        </w:rPr>
+        <w:t xml:space="preserve">의 값은?</w:t>
       </w:r>
     </w:p>
     <w:p>
@@ -1562,7 +2066,49 @@
           <w:rFonts w:ascii="맑은 고딕" w:hAnsi="맑은 고딕" w:eastAsia="맑은 고딕"/>
           <w:sz w:val="21"/>
         </w:rPr>
-        <w:t xml:space="preserve">[중-09] 리스너 중단 때 `V$DATAGUARD_STATUS`에 `SEVERITY=Warning`, `ERROR_CODE=12541`인 행이 있었다. 이 사례가 주는 교훈은?</w:t>
+        <w:t xml:space="preserve">[중-09] 리스너 중단 때 </w:t>
+      </w:r>
+      <w:r>
+        <w:rPr>
+          <w:rFonts w:ascii="Consolas" w:hAnsi="Consolas" w:eastAsia="맑은 고딕"/>
+          <w:sz w:val="21"/>
+        </w:rPr>
+        <w:t xml:space="preserve">V$DATAGUARD_STATUS</w:t>
+      </w:r>
+      <w:r>
+        <w:rPr>
+          <w:rFonts w:ascii="맑은 고딕" w:hAnsi="맑은 고딕" w:eastAsia="맑은 고딕"/>
+          <w:sz w:val="21"/>
+        </w:rPr>
+        <w:t xml:space="preserve">에 </w:t>
+      </w:r>
+      <w:r>
+        <w:rPr>
+          <w:rFonts w:ascii="Consolas" w:hAnsi="Consolas" w:eastAsia="맑은 고딕"/>
+          <w:sz w:val="21"/>
+        </w:rPr>
+        <w:t xml:space="preserve">SEVERITY=Warning</w:t>
+      </w:r>
+      <w:r>
+        <w:rPr>
+          <w:rFonts w:ascii="맑은 고딕" w:hAnsi="맑은 고딕" w:eastAsia="맑은 고딕"/>
+          <w:sz w:val="21"/>
+        </w:rPr>
+        <w:t xml:space="preserve">, </w:t>
+      </w:r>
+      <w:r>
+        <w:rPr>
+          <w:rFonts w:ascii="Consolas" w:hAnsi="Consolas" w:eastAsia="맑은 고딕"/>
+          <w:sz w:val="21"/>
+        </w:rPr>
+        <w:t xml:space="preserve">ERROR_CODE=12541</w:t>
+      </w:r>
+      <w:r>
+        <w:rPr>
+          <w:rFonts w:ascii="맑은 고딕" w:hAnsi="맑은 고딕" w:eastAsia="맑은 고딕"/>
+          <w:sz w:val="21"/>
+        </w:rPr>
+        <w:t xml:space="preserve">인 행이 있었다. 이 사례가 주는 교훈은?</w:t>
       </w:r>
     </w:p>
     <w:p>
@@ -1670,7 +2216,35 @@
           <w:rFonts w:ascii="맑은 고딕" w:hAnsi="맑은 고딕" w:eastAsia="맑은 고딕"/>
           <w:sz w:val="21"/>
         </w:rPr>
-        <w:t xml:space="preserve">[중-11] 전송이 끊긴 동안 Standby의 `transport lag`과 `apply lag`은?</w:t>
+        <w:t xml:space="preserve">[중-11] 전송이 끊긴 동안 Standby의 </w:t>
+      </w:r>
+      <w:r>
+        <w:rPr>
+          <w:rFonts w:ascii="Consolas" w:hAnsi="Consolas" w:eastAsia="맑은 고딕"/>
+          <w:sz w:val="21"/>
+        </w:rPr>
+        <w:t xml:space="preserve">transport lag</w:t>
+      </w:r>
+      <w:r>
+        <w:rPr>
+          <w:rFonts w:ascii="맑은 고딕" w:hAnsi="맑은 고딕" w:eastAsia="맑은 고딕"/>
+          <w:sz w:val="21"/>
+        </w:rPr>
+        <w:t xml:space="preserve">과 </w:t>
+      </w:r>
+      <w:r>
+        <w:rPr>
+          <w:rFonts w:ascii="Consolas" w:hAnsi="Consolas" w:eastAsia="맑은 고딕"/>
+          <w:sz w:val="21"/>
+        </w:rPr>
+        <w:t xml:space="preserve">apply lag</w:t>
+      </w:r>
+      <w:r>
+        <w:rPr>
+          <w:rFonts w:ascii="맑은 고딕" w:hAnsi="맑은 고딕" w:eastAsia="맑은 고딕"/>
+          <w:sz w:val="21"/>
+        </w:rPr>
+        <w:t xml:space="preserve">은?</w:t>
       </w:r>
     </w:p>
     <w:p>
@@ -1724,7 +2298,35 @@
           <w:rFonts w:ascii="맑은 고딕" w:hAnsi="맑은 고딕" w:eastAsia="맑은 고딕"/>
           <w:sz w:val="21"/>
         </w:rPr>
-        <w:t xml:space="preserve">[중-12] 전송이 끊긴 동안 Standby의 `V$ARCHIVE_GAP`이 `no rows selected`였다. 올바른 해석은?</w:t>
+        <w:t xml:space="preserve">[중-12] 전송이 끊긴 동안 Standby의 </w:t>
+      </w:r>
+      <w:r>
+        <w:rPr>
+          <w:rFonts w:ascii="Consolas" w:hAnsi="Consolas" w:eastAsia="맑은 고딕"/>
+          <w:sz w:val="21"/>
+        </w:rPr>
+        <w:t xml:space="preserve">V$ARCHIVE_GAP</w:t>
+      </w:r>
+      <w:r>
+        <w:rPr>
+          <w:rFonts w:ascii="맑은 고딕" w:hAnsi="맑은 고딕" w:eastAsia="맑은 고딕"/>
+          <w:sz w:val="21"/>
+        </w:rPr>
+        <w:t xml:space="preserve">이 </w:t>
+      </w:r>
+      <w:r>
+        <w:rPr>
+          <w:rFonts w:ascii="Consolas" w:hAnsi="Consolas" w:eastAsia="맑은 고딕"/>
+          <w:sz w:val="21"/>
+        </w:rPr>
+        <w:t xml:space="preserve">no rows selected</w:t>
+      </w:r>
+      <w:r>
+        <w:rPr>
+          <w:rFonts w:ascii="맑은 고딕" w:hAnsi="맑은 고딕" w:eastAsia="맑은 고딕"/>
+          <w:sz w:val="21"/>
+        </w:rPr>
+        <w:t xml:space="preserve">였다. 올바른 해석은?</w:t>
       </w:r>
     </w:p>
     <w:p>
@@ -1778,7 +2380,21 @@
           <w:rFonts w:ascii="맑은 고딕" w:hAnsi="맑은 고딕" w:eastAsia="맑은 고딕"/>
           <w:sz w:val="21"/>
         </w:rPr>
-        <w:t xml:space="preserve">[중-13] 리스너 중단 중 Broker의 `SHOW CONFIGURATION`이 보여 준 경고는?</w:t>
+        <w:t xml:space="preserve">[중-13] 리스너 중단 중 Broker의 </w:t>
+      </w:r>
+      <w:r>
+        <w:rPr>
+          <w:rFonts w:ascii="Consolas" w:hAnsi="Consolas" w:eastAsia="맑은 고딕"/>
+          <w:sz w:val="21"/>
+        </w:rPr>
+        <w:t xml:space="preserve">SHOW CONFIGURATION</w:t>
+      </w:r>
+      <w:r>
+        <w:rPr>
+          <w:rFonts w:ascii="맑은 고딕" w:hAnsi="맑은 고딕" w:eastAsia="맑은 고딕"/>
+          <w:sz w:val="21"/>
+        </w:rPr>
+        <w:t xml:space="preserve">이 보여 준 경고는?</w:t>
       </w:r>
     </w:p>
     <w:p>
@@ -1832,7 +2448,35 @@
           <w:rFonts w:ascii="맑은 고딕" w:hAnsi="맑은 고딕" w:eastAsia="맑은 고딕"/>
           <w:sz w:val="21"/>
         </w:rPr>
-        <w:t xml:space="preserve">[중-14] 리스너를 올렸는데 약 4~5분 동안 목적지 `ERROR`가 `ORA-12541` 그대로였던 이유는?</w:t>
+        <w:t xml:space="preserve">[중-14] 리스너를 올렸는데 약 4~5분 동안 목적지 </w:t>
+      </w:r>
+      <w:r>
+        <w:rPr>
+          <w:rFonts w:ascii="Consolas" w:hAnsi="Consolas" w:eastAsia="맑은 고딕"/>
+          <w:sz w:val="21"/>
+        </w:rPr>
+        <w:t xml:space="preserve">ERROR</w:t>
+      </w:r>
+      <w:r>
+        <w:rPr>
+          <w:rFonts w:ascii="맑은 고딕" w:hAnsi="맑은 고딕" w:eastAsia="맑은 고딕"/>
+          <w:sz w:val="21"/>
+        </w:rPr>
+        <w:t xml:space="preserve">가 </w:t>
+      </w:r>
+      <w:r>
+        <w:rPr>
+          <w:rFonts w:ascii="Consolas" w:hAnsi="Consolas" w:eastAsia="맑은 고딕"/>
+          <w:sz w:val="21"/>
+        </w:rPr>
+        <w:t xml:space="preserve">ORA-12541</w:t>
+      </w:r>
+      <w:r>
+        <w:rPr>
+          <w:rFonts w:ascii="맑은 고딕" w:hAnsi="맑은 고딕" w:eastAsia="맑은 고딕"/>
+          <w:sz w:val="21"/>
+        </w:rPr>
+        <w:t xml:space="preserve"> 그대로였던 이유는?</w:t>
       </w:r>
     </w:p>
     <w:p>
@@ -1886,7 +2530,63 @@
           <w:rFonts w:ascii="맑은 고딕" w:hAnsi="맑은 고딕" w:eastAsia="맑은 고딕"/>
           <w:sz w:val="21"/>
         </w:rPr>
-        <w:t xml:space="preserve">[중-15] Primary `V$ARCHIVED_LOG`에서 같은 시퀀스의 `APPLIED`가 `YES`와 `NO` 두 행으로 나왔다. 올바른 판정은?</w:t>
+        <w:t xml:space="preserve">[중-15] Primary </w:t>
+      </w:r>
+      <w:r>
+        <w:rPr>
+          <w:rFonts w:ascii="Consolas" w:hAnsi="Consolas" w:eastAsia="맑은 고딕"/>
+          <w:sz w:val="21"/>
+        </w:rPr>
+        <w:t xml:space="preserve">V$ARCHIVED_LOG</w:t>
+      </w:r>
+      <w:r>
+        <w:rPr>
+          <w:rFonts w:ascii="맑은 고딕" w:hAnsi="맑은 고딕" w:eastAsia="맑은 고딕"/>
+          <w:sz w:val="21"/>
+        </w:rPr>
+        <w:t xml:space="preserve">에서 같은 시퀀스의 </w:t>
+      </w:r>
+      <w:r>
+        <w:rPr>
+          <w:rFonts w:ascii="Consolas" w:hAnsi="Consolas" w:eastAsia="맑은 고딕"/>
+          <w:sz w:val="21"/>
+        </w:rPr>
+        <w:t xml:space="preserve">APPLIED</w:t>
+      </w:r>
+      <w:r>
+        <w:rPr>
+          <w:rFonts w:ascii="맑은 고딕" w:hAnsi="맑은 고딕" w:eastAsia="맑은 고딕"/>
+          <w:sz w:val="21"/>
+        </w:rPr>
+        <w:t xml:space="preserve">가 </w:t>
+      </w:r>
+      <w:r>
+        <w:rPr>
+          <w:rFonts w:ascii="Consolas" w:hAnsi="Consolas" w:eastAsia="맑은 고딕"/>
+          <w:sz w:val="21"/>
+        </w:rPr>
+        <w:t xml:space="preserve">YES</w:t>
+      </w:r>
+      <w:r>
+        <w:rPr>
+          <w:rFonts w:ascii="맑은 고딕" w:hAnsi="맑은 고딕" w:eastAsia="맑은 고딕"/>
+          <w:sz w:val="21"/>
+        </w:rPr>
+        <w:t xml:space="preserve">와 </w:t>
+      </w:r>
+      <w:r>
+        <w:rPr>
+          <w:rFonts w:ascii="Consolas" w:hAnsi="Consolas" w:eastAsia="맑은 고딕"/>
+          <w:sz w:val="21"/>
+        </w:rPr>
+        <w:t xml:space="preserve">NO</w:t>
+      </w:r>
+      <w:r>
+        <w:rPr>
+          <w:rFonts w:ascii="맑은 고딕" w:hAnsi="맑은 고딕" w:eastAsia="맑은 고딕"/>
+          <w:sz w:val="21"/>
+        </w:rPr>
+        <w:t xml:space="preserve"> 두 행으로 나왔다. 올바른 판정은?</w:t>
       </w:r>
     </w:p>
     <w:p>
@@ -1940,7 +2640,63 @@
           <w:rFonts w:ascii="맑은 고딕" w:hAnsi="맑은 고딕" w:eastAsia="맑은 고딕"/>
           <w:sz w:val="21"/>
         </w:rPr>
-        <w:t xml:space="preserve">[중-16] Standby `V$ARCHIVE_DEST_STATUS`의 `APPLIED_SEQ#`가 0이고 `RECOVERY_MODE`가 `MANAGED REAL TIME APPLY`였다. 해석은?</w:t>
+        <w:t xml:space="preserve">[중-16] Standby </w:t>
+      </w:r>
+      <w:r>
+        <w:rPr>
+          <w:rFonts w:ascii="Consolas" w:hAnsi="Consolas" w:eastAsia="맑은 고딕"/>
+          <w:sz w:val="21"/>
+        </w:rPr>
+        <w:t xml:space="preserve">V$ARCHIVE_DEST_STATUS</w:t>
+      </w:r>
+      <w:r>
+        <w:rPr>
+          <w:rFonts w:ascii="맑은 고딕" w:hAnsi="맑은 고딕" w:eastAsia="맑은 고딕"/>
+          <w:sz w:val="21"/>
+        </w:rPr>
+        <w:t xml:space="preserve">의 </w:t>
+      </w:r>
+      <w:r>
+        <w:rPr>
+          <w:rFonts w:ascii="Consolas" w:hAnsi="Consolas" w:eastAsia="맑은 고딕"/>
+          <w:sz w:val="21"/>
+        </w:rPr>
+        <w:t xml:space="preserve">APPLIED_SEQ#</w:t>
+      </w:r>
+      <w:r>
+        <w:rPr>
+          <w:rFonts w:ascii="맑은 고딕" w:hAnsi="맑은 고딕" w:eastAsia="맑은 고딕"/>
+          <w:sz w:val="21"/>
+        </w:rPr>
+        <w:t xml:space="preserve">가 0이고 </w:t>
+      </w:r>
+      <w:r>
+        <w:rPr>
+          <w:rFonts w:ascii="Consolas" w:hAnsi="Consolas" w:eastAsia="맑은 고딕"/>
+          <w:sz w:val="21"/>
+        </w:rPr>
+        <w:t xml:space="preserve">RECOVERY_MODE</w:t>
+      </w:r>
+      <w:r>
+        <w:rPr>
+          <w:rFonts w:ascii="맑은 고딕" w:hAnsi="맑은 고딕" w:eastAsia="맑은 고딕"/>
+          <w:sz w:val="21"/>
+        </w:rPr>
+        <w:t xml:space="preserve">가 </w:t>
+      </w:r>
+      <w:r>
+        <w:rPr>
+          <w:rFonts w:ascii="Consolas" w:hAnsi="Consolas" w:eastAsia="맑은 고딕"/>
+          <w:sz w:val="21"/>
+        </w:rPr>
+        <w:t xml:space="preserve">MANAGED REAL TIME APPLY</w:t>
+      </w:r>
+      <w:r>
+        <w:rPr>
+          <w:rFonts w:ascii="맑은 고딕" w:hAnsi="맑은 고딕" w:eastAsia="맑은 고딕"/>
+          <w:sz w:val="21"/>
+        </w:rPr>
+        <w:t xml:space="preserve">였다. 해석은?</w:t>
       </w:r>
     </w:p>
     <w:p>
@@ -1994,7 +2750,35 @@
           <w:rFonts w:ascii="맑은 고딕" w:hAnsi="맑은 고딕" w:eastAsia="맑은 고딕"/>
           <w:sz w:val="21"/>
         </w:rPr>
-        <w:t xml:space="preserve">[중-17] 적용이 정상인데 `V$DATAGUARD_STATUS`에 `ORA-16037` 행이 남아 있던 이유와 대책은?</w:t>
+        <w:t xml:space="preserve">[중-17] 적용이 정상인데 </w:t>
+      </w:r>
+      <w:r>
+        <w:rPr>
+          <w:rFonts w:ascii="Consolas" w:hAnsi="Consolas" w:eastAsia="맑은 고딕"/>
+          <w:sz w:val="21"/>
+        </w:rPr>
+        <w:t xml:space="preserve">V$DATAGUARD_STATUS</w:t>
+      </w:r>
+      <w:r>
+        <w:rPr>
+          <w:rFonts w:ascii="맑은 고딕" w:hAnsi="맑은 고딕" w:eastAsia="맑은 고딕"/>
+          <w:sz w:val="21"/>
+        </w:rPr>
+        <w:t xml:space="preserve">에 </w:t>
+      </w:r>
+      <w:r>
+        <w:rPr>
+          <w:rFonts w:ascii="Consolas" w:hAnsi="Consolas" w:eastAsia="맑은 고딕"/>
+          <w:sz w:val="21"/>
+        </w:rPr>
+        <w:t xml:space="preserve">ORA-16037</w:t>
+      </w:r>
+      <w:r>
+        <w:rPr>
+          <w:rFonts w:ascii="맑은 고딕" w:hAnsi="맑은 고딕" w:eastAsia="맑은 고딕"/>
+          <w:sz w:val="21"/>
+        </w:rPr>
+        <w:t xml:space="preserve"> 행이 남아 있던 이유와 대책은?</w:t>
       </w:r>
     </w:p>
     <w:p>
@@ -2048,7 +2832,21 @@
           <w:rFonts w:ascii="맑은 고딕" w:hAnsi="맑은 고딕" w:eastAsia="맑은 고딕"/>
           <w:sz w:val="21"/>
         </w:rPr>
-        <w:t xml:space="preserve">[중-18] `LOG_ARCHIVE_TRACE=12`의 의미는?</w:t>
+        <w:t xml:space="preserve">[중-18] </w:t>
+      </w:r>
+      <w:r>
+        <w:rPr>
+          <w:rFonts w:ascii="Consolas" w:hAnsi="Consolas" w:eastAsia="맑은 고딕"/>
+          <w:sz w:val="21"/>
+        </w:rPr>
+        <w:t xml:space="preserve">LOG_ARCHIVE_TRACE=12</w:t>
+      </w:r>
+      <w:r>
+        <w:rPr>
+          <w:rFonts w:ascii="맑은 고딕" w:hAnsi="맑은 고딕" w:eastAsia="맑은 고딕"/>
+          <w:sz w:val="21"/>
+        </w:rPr>
+        <w:t xml:space="preserve">의 의미는?</w:t>
       </w:r>
     </w:p>
     <w:p>
@@ -2102,7 +2900,21 @@
           <w:rFonts w:ascii="맑은 고딕" w:hAnsi="맑은 고딕" w:eastAsia="맑은 고딕"/>
           <w:sz w:val="21"/>
         </w:rPr>
-        <w:t xml:space="preserve">[중-19] 상시 점검 스크립트에서 Primary의 `DG_ERR`는 3, Standby는 0이었다. 그 이유는?</w:t>
+        <w:t xml:space="preserve">[중-19] 상시 점검 스크립트에서 Primary의 </w:t>
+      </w:r>
+      <w:r>
+        <w:rPr>
+          <w:rFonts w:ascii="Consolas" w:hAnsi="Consolas" w:eastAsia="맑은 고딕"/>
+          <w:sz w:val="21"/>
+        </w:rPr>
+        <w:t xml:space="preserve">DG_ERR</w:t>
+      </w:r>
+      <w:r>
+        <w:rPr>
+          <w:rFonts w:ascii="맑은 고딕" w:hAnsi="맑은 고딕" w:eastAsia="맑은 고딕"/>
+          <w:sz w:val="21"/>
+        </w:rPr>
+        <w:t xml:space="preserve">는 3, Standby는 0이었다. 그 이유는?</w:t>
       </w:r>
     </w:p>
     <w:p>
@@ -2156,7 +2968,21 @@
           <w:rFonts w:ascii="맑은 고딕" w:hAnsi="맑은 고딕" w:eastAsia="맑은 고딕"/>
           <w:sz w:val="21"/>
         </w:rPr>
-        <w:t xml:space="preserve">[중-20] `ALTER SYSTEM SET log_archive_trace=12`를 실행한 뒤 알림 로그에 기록된 내용과 그 함의는?</w:t>
+        <w:t xml:space="preserve">[중-20] </w:t>
+      </w:r>
+      <w:r>
+        <w:rPr>
+          <w:rFonts w:ascii="Consolas" w:hAnsi="Consolas" w:eastAsia="맑은 고딕"/>
+          <w:sz w:val="21"/>
+        </w:rPr>
+        <w:t xml:space="preserve">ALTER SYSTEM SET log_archive_trace=12</w:t>
+      </w:r>
+      <w:r>
+        <w:rPr>
+          <w:rFonts w:ascii="맑은 고딕" w:hAnsi="맑은 고딕" w:eastAsia="맑은 고딕"/>
+          <w:sz w:val="21"/>
+        </w:rPr>
+        <w:t xml:space="preserve">를 실행한 뒤 알림 로그에 기록된 내용과 그 함의는?</w:t>
       </w:r>
     </w:p>
     <w:p>
@@ -2218,7 +3044,49 @@
           <w:rFonts w:ascii="맑은 고딕" w:hAnsi="맑은 고딕" w:eastAsia="맑은 고딕"/>
           <w:sz w:val="21"/>
         </w:rPr>
-        <w:t xml:space="preserve">[상-01] Broker의 `SHOW CONFIGURATION`, `VALIDATE DATABASE`, `V$ARCHIVE_DEST`, 알림 로그를 층으로 볼 때 가장 바른 설명은?</w:t>
+        <w:t xml:space="preserve">[상-01] Broker의 </w:t>
+      </w:r>
+      <w:r>
+        <w:rPr>
+          <w:rFonts w:ascii="Consolas" w:hAnsi="Consolas" w:eastAsia="맑은 고딕"/>
+          <w:sz w:val="21"/>
+        </w:rPr>
+        <w:t xml:space="preserve">SHOW CONFIGURATION</w:t>
+      </w:r>
+      <w:r>
+        <w:rPr>
+          <w:rFonts w:ascii="맑은 고딕" w:hAnsi="맑은 고딕" w:eastAsia="맑은 고딕"/>
+          <w:sz w:val="21"/>
+        </w:rPr>
+        <w:t xml:space="preserve">, </w:t>
+      </w:r>
+      <w:r>
+        <w:rPr>
+          <w:rFonts w:ascii="Consolas" w:hAnsi="Consolas" w:eastAsia="맑은 고딕"/>
+          <w:sz w:val="21"/>
+        </w:rPr>
+        <w:t xml:space="preserve">VALIDATE DATABASE</w:t>
+      </w:r>
+      <w:r>
+        <w:rPr>
+          <w:rFonts w:ascii="맑은 고딕" w:hAnsi="맑은 고딕" w:eastAsia="맑은 고딕"/>
+          <w:sz w:val="21"/>
+        </w:rPr>
+        <w:t xml:space="preserve">, </w:t>
+      </w:r>
+      <w:r>
+        <w:rPr>
+          <w:rFonts w:ascii="Consolas" w:hAnsi="Consolas" w:eastAsia="맑은 고딕"/>
+          <w:sz w:val="21"/>
+        </w:rPr>
+        <w:t xml:space="preserve">V$ARCHIVE_DEST</w:t>
+      </w:r>
+      <w:r>
+        <w:rPr>
+          <w:rFonts w:ascii="맑은 고딕" w:hAnsi="맑은 고딕" w:eastAsia="맑은 고딕"/>
+          <w:sz w:val="21"/>
+        </w:rPr>
+        <w:t xml:space="preserve">, 알림 로그를 층으로 볼 때 가장 바른 설명은?</w:t>
       </w:r>
     </w:p>
     <w:p>
@@ -2272,7 +3140,49 @@
           <w:rFonts w:ascii="맑은 고딕" w:hAnsi="맑은 고딕" w:eastAsia="맑은 고딕"/>
           <w:sz w:val="21"/>
         </w:rPr>
-        <w:t xml:space="preserve">[상-02] 전송 재개 직후 `SHOW CONFIGURATION`이 `ORA-16778`과 함께 `ERROR`로 나빠졌다. 올바른 대응은?</w:t>
+        <w:t xml:space="preserve">[상-02] 전송 재개 직후 </w:t>
+      </w:r>
+      <w:r>
+        <w:rPr>
+          <w:rFonts w:ascii="Consolas" w:hAnsi="Consolas" w:eastAsia="맑은 고딕"/>
+          <w:sz w:val="21"/>
+        </w:rPr>
+        <w:t xml:space="preserve">SHOW CONFIGURATION</w:t>
+      </w:r>
+      <w:r>
+        <w:rPr>
+          <w:rFonts w:ascii="맑은 고딕" w:hAnsi="맑은 고딕" w:eastAsia="맑은 고딕"/>
+          <w:sz w:val="21"/>
+        </w:rPr>
+        <w:t xml:space="preserve">이 </w:t>
+      </w:r>
+      <w:r>
+        <w:rPr>
+          <w:rFonts w:ascii="Consolas" w:hAnsi="Consolas" w:eastAsia="맑은 고딕"/>
+          <w:sz w:val="21"/>
+        </w:rPr>
+        <w:t xml:space="preserve">ORA-16778</w:t>
+      </w:r>
+      <w:r>
+        <w:rPr>
+          <w:rFonts w:ascii="맑은 고딕" w:hAnsi="맑은 고딕" w:eastAsia="맑은 고딕"/>
+          <w:sz w:val="21"/>
+        </w:rPr>
+        <w:t xml:space="preserve">과 함께 </w:t>
+      </w:r>
+      <w:r>
+        <w:rPr>
+          <w:rFonts w:ascii="Consolas" w:hAnsi="Consolas" w:eastAsia="맑은 고딕"/>
+          <w:sz w:val="21"/>
+        </w:rPr>
+        <w:t xml:space="preserve">ERROR</w:t>
+      </w:r>
+      <w:r>
+        <w:rPr>
+          <w:rFonts w:ascii="맑은 고딕" w:hAnsi="맑은 고딕" w:eastAsia="맑은 고딕"/>
+          <w:sz w:val="21"/>
+        </w:rPr>
+        <w:t xml:space="preserve">로 나빠졌다. 올바른 대응은?</w:t>
       </w:r>
     </w:p>
     <w:p>
@@ -2326,7 +3236,21 @@
           <w:rFonts w:ascii="맑은 고딕" w:hAnsi="맑은 고딕" w:eastAsia="맑은 고딕"/>
           <w:sz w:val="21"/>
         </w:rPr>
-        <w:t xml:space="preserve">[상-03] Broker 환경에서 실패한 목적지를 `ReopenSecs`를 기다리지 않고 재촉하는 올바른 방법은?</w:t>
+        <w:t xml:space="preserve">[상-03] Broker 환경에서 실패한 목적지를 </w:t>
+      </w:r>
+      <w:r>
+        <w:rPr>
+          <w:rFonts w:ascii="Consolas" w:hAnsi="Consolas" w:eastAsia="맑은 고딕"/>
+          <w:sz w:val="21"/>
+        </w:rPr>
+        <w:t xml:space="preserve">ReopenSecs</w:t>
+      </w:r>
+      <w:r>
+        <w:rPr>
+          <w:rFonts w:ascii="맑은 고딕" w:hAnsi="맑은 고딕" w:eastAsia="맑은 고딕"/>
+          <w:sz w:val="21"/>
+        </w:rPr>
+        <w:t xml:space="preserve">를 기다리지 않고 재촉하는 올바른 방법은?</w:t>
       </w:r>
     </w:p>
     <w:p>
@@ -2380,7 +3304,49 @@
           <w:rFonts w:ascii="맑은 고딕" w:hAnsi="맑은 고딕" w:eastAsia="맑은 고딕"/>
           <w:sz w:val="21"/>
         </w:rPr>
-        <w:t xml:space="preserve">[상-04] RFS(LGWR)와 MRP0의 `SEQUENCE#`·`BLOCK#`을 비교하는 것이 `apply lag`보다 나은 점은?</w:t>
+        <w:t xml:space="preserve">[상-04] RFS(LGWR)와 MRP0의 </w:t>
+      </w:r>
+      <w:r>
+        <w:rPr>
+          <w:rFonts w:ascii="Consolas" w:hAnsi="Consolas" w:eastAsia="맑은 고딕"/>
+          <w:sz w:val="21"/>
+        </w:rPr>
+        <w:t xml:space="preserve">SEQUENCE#</w:t>
+      </w:r>
+      <w:r>
+        <w:rPr>
+          <w:rFonts w:ascii="맑은 고딕" w:hAnsi="맑은 고딕" w:eastAsia="맑은 고딕"/>
+          <w:sz w:val="21"/>
+        </w:rPr>
+        <w:t xml:space="preserve">·</w:t>
+      </w:r>
+      <w:r>
+        <w:rPr>
+          <w:rFonts w:ascii="Consolas" w:hAnsi="Consolas" w:eastAsia="맑은 고딕"/>
+          <w:sz w:val="21"/>
+        </w:rPr>
+        <w:t xml:space="preserve">BLOCK#</w:t>
+      </w:r>
+      <w:r>
+        <w:rPr>
+          <w:rFonts w:ascii="맑은 고딕" w:hAnsi="맑은 고딕" w:eastAsia="맑은 고딕"/>
+          <w:sz w:val="21"/>
+        </w:rPr>
+        <w:t xml:space="preserve">을 비교하는 것이 </w:t>
+      </w:r>
+      <w:r>
+        <w:rPr>
+          <w:rFonts w:ascii="Consolas" w:hAnsi="Consolas" w:eastAsia="맑은 고딕"/>
+          <w:sz w:val="21"/>
+        </w:rPr>
+        <w:t xml:space="preserve">apply lag</w:t>
+      </w:r>
+      <w:r>
+        <w:rPr>
+          <w:rFonts w:ascii="맑은 고딕" w:hAnsi="맑은 고딕" w:eastAsia="맑은 고딕"/>
+          <w:sz w:val="21"/>
+        </w:rPr>
+        <w:t xml:space="preserve">보다 나은 점은?</w:t>
       </w:r>
     </w:p>
     <w:p>
@@ -2434,7 +3400,35 @@
           <w:rFonts w:ascii="맑은 고딕" w:hAnsi="맑은 고딕" w:eastAsia="맑은 고딕"/>
           <w:sz w:val="21"/>
         </w:rPr>
-        <w:t xml:space="preserve">[상-05] Standby용 점검 조회를 Primary에서 실행했더니 `V$DATAGUARD_STATS`는 no rows, `SRL_ACTIVE`는 0이었다. 이 상황의 위험과 조치는?</w:t>
+        <w:t xml:space="preserve">[상-05] Standby용 점검 조회를 Primary에서 실행했더니 </w:t>
+      </w:r>
+      <w:r>
+        <w:rPr>
+          <w:rFonts w:ascii="Consolas" w:hAnsi="Consolas" w:eastAsia="맑은 고딕"/>
+          <w:sz w:val="21"/>
+        </w:rPr>
+        <w:t xml:space="preserve">V$DATAGUARD_STATS</w:t>
+      </w:r>
+      <w:r>
+        <w:rPr>
+          <w:rFonts w:ascii="맑은 고딕" w:hAnsi="맑은 고딕" w:eastAsia="맑은 고딕"/>
+          <w:sz w:val="21"/>
+        </w:rPr>
+        <w:t xml:space="preserve">는 no rows, </w:t>
+      </w:r>
+      <w:r>
+        <w:rPr>
+          <w:rFonts w:ascii="Consolas" w:hAnsi="Consolas" w:eastAsia="맑은 고딕"/>
+          <w:sz w:val="21"/>
+        </w:rPr>
+        <w:t xml:space="preserve">SRL_ACTIVE</w:t>
+      </w:r>
+      <w:r>
+        <w:rPr>
+          <w:rFonts w:ascii="맑은 고딕" w:hAnsi="맑은 고딕" w:eastAsia="맑은 고딕"/>
+          <w:sz w:val="21"/>
+        </w:rPr>
+        <w:t xml:space="preserve">는 0이었다. 이 상황의 위험과 조치는?</w:t>
       </w:r>
     </w:p>
     <w:p>
@@ -2542,7 +3536,35 @@
           <w:rFonts w:ascii="맑은 고딕" w:hAnsi="맑은 고딕" w:eastAsia="맑은 고딕"/>
           <w:sz w:val="21"/>
         </w:rPr>
-        <w:t xml:space="preserve">[상-07] `REMOVE CONFIGURATION` 뒤 Primary 목적지에 `ORA-16057: server not in Data Guard configuration`이 나왔다. 원인은?</w:t>
+        <w:t xml:space="preserve">[상-07] </w:t>
+      </w:r>
+      <w:r>
+        <w:rPr>
+          <w:rFonts w:ascii="Consolas" w:hAnsi="Consolas" w:eastAsia="맑은 고딕"/>
+          <w:sz w:val="21"/>
+        </w:rPr>
+        <w:t xml:space="preserve">REMOVE CONFIGURATION</w:t>
+      </w:r>
+      <w:r>
+        <w:rPr>
+          <w:rFonts w:ascii="맑은 고딕" w:hAnsi="맑은 고딕" w:eastAsia="맑은 고딕"/>
+          <w:sz w:val="21"/>
+        </w:rPr>
+        <w:t xml:space="preserve"> 뒤 Primary 목적지에 </w:t>
+      </w:r>
+      <w:r>
+        <w:rPr>
+          <w:rFonts w:ascii="Consolas" w:hAnsi="Consolas" w:eastAsia="맑은 고딕"/>
+          <w:sz w:val="21"/>
+        </w:rPr>
+        <w:t xml:space="preserve">ORA-16057: server not in Data Guard configuration</w:t>
+      </w:r>
+      <w:r>
+        <w:rPr>
+          <w:rFonts w:ascii="맑은 고딕" w:hAnsi="맑은 고딕" w:eastAsia="맑은 고딕"/>
+          <w:sz w:val="21"/>
+        </w:rPr>
+        <w:t xml:space="preserve">이 나왔다. 원인은?</w:t>
       </w:r>
     </w:p>
     <w:p>
@@ -2596,7 +3618,21 @@
           <w:rFonts w:ascii="맑은 고딕" w:hAnsi="맑은 고딕" w:eastAsia="맑은 고딕"/>
           <w:sz w:val="21"/>
         </w:rPr>
-        <w:t xml:space="preserve">[상-08] 19c에서 `SELECT xidusn FROM v$logstdby_transaction`이 ORA-00904를 냈다. 올바른 설명은?</w:t>
+        <w:t xml:space="preserve">[상-08] 19c에서 </w:t>
+      </w:r>
+      <w:r>
+        <w:rPr>
+          <w:rFonts w:ascii="Consolas" w:hAnsi="Consolas" w:eastAsia="맑은 고딕"/>
+          <w:sz w:val="21"/>
+        </w:rPr>
+        <w:t xml:space="preserve">SELECT xidusn FROM v$logstdby_transaction</w:t>
+      </w:r>
+      <w:r>
+        <w:rPr>
+          <w:rFonts w:ascii="맑은 고딕" w:hAnsi="맑은 고딕" w:eastAsia="맑은 고딕"/>
+          <w:sz w:val="21"/>
+        </w:rPr>
+        <w:t xml:space="preserve">이 ORA-00904를 냈다. 올바른 설명은?</w:t>
       </w:r>
     </w:p>
     <w:p>
@@ -2650,7 +3686,21 @@
           <w:rFonts w:ascii="맑은 고딕" w:hAnsi="맑은 고딕" w:eastAsia="맑은 고딕"/>
           <w:sz w:val="21"/>
         </w:rPr>
-        <w:t xml:space="preserve">[상-09] SQL Apply가 `ORA-26787`로 멈춘 뒤 원인 트랜잭션의 XID를 찾는 곳과 그 열 이름은?</w:t>
+        <w:t xml:space="preserve">[상-09] SQL Apply가 </w:t>
+      </w:r>
+      <w:r>
+        <w:rPr>
+          <w:rFonts w:ascii="Consolas" w:hAnsi="Consolas" w:eastAsia="맑은 고딕"/>
+          <w:sz w:val="21"/>
+        </w:rPr>
+        <w:t xml:space="preserve">ORA-26787</w:t>
+      </w:r>
+      <w:r>
+        <w:rPr>
+          <w:rFonts w:ascii="맑은 고딕" w:hAnsi="맑은 고딕" w:eastAsia="맑은 고딕"/>
+          <w:sz w:val="21"/>
+        </w:rPr>
+        <w:t xml:space="preserve">로 멈춘 뒤 원인 트랜잭션의 XID를 찾는 곳과 그 열 이름은?</w:t>
       </w:r>
     </w:p>
     <w:p>
@@ -2704,7 +3754,21 @@
           <w:rFonts w:ascii="맑은 고딕" w:hAnsi="맑은 고딕" w:eastAsia="맑은 고딕"/>
           <w:sz w:val="21"/>
         </w:rPr>
-        <w:t xml:space="preserve">[상-10] `SKIP_TRANSACTION`이 ORA-65040과 ORA-16104로 거부된 뒤 없어진 행을 되돌려 넣고 적용을 재개했다. 이 방식이 건너뛰기보다 나은 이유는?</w:t>
+        <w:t xml:space="preserve">[상-10] </w:t>
+      </w:r>
+      <w:r>
+        <w:rPr>
+          <w:rFonts w:ascii="Consolas" w:hAnsi="Consolas" w:eastAsia="맑은 고딕"/>
+          <w:sz w:val="21"/>
+        </w:rPr>
+        <w:t xml:space="preserve">SKIP_TRANSACTION</w:t>
+      </w:r>
+      <w:r>
+        <w:rPr>
+          <w:rFonts w:ascii="맑은 고딕" w:hAnsi="맑은 고딕" w:eastAsia="맑은 고딕"/>
+          <w:sz w:val="21"/>
+        </w:rPr>
+        <w:t xml:space="preserve">이 ORA-65040과 ORA-16104로 거부된 뒤 없어진 행을 되돌려 넣고 적용을 재개했다. 이 방식이 건너뛰기보다 나은 이유는?</w:t>
       </w:r>
     </w:p>
     <w:p>
@@ -2744,6 +3808,8 @@
       </w:r>
     </w:p>
     <w:sectPr>
+      <w:headerReference w:type="default" r:id="rId9"/>
+      <w:footerReference w:type="default" r:id="rId10"/>
       <w:pgSz w:w="12240" w:h="15840"/>
       <w:pgMar w:top="1440" w:right="1800" w:bottom="1440" w:left="1800" w:header="720" w:footer="720" w:gutter="0"/>
       <w:cols w:space="720"/>
@@ -2751,6 +3817,26 @@
     </w:sectPr>
   </w:body>
 </w:document>
+</file>
+
+<file path=word/footer1.xml><?xml version="1.0" encoding="utf-8"?>
+<w:ftr xmlns:m="http://schemas.openxmlformats.org/officeDocument/2006/math" xmlns:mc="http://schemas.openxmlformats.org/markup-compatibility/2006" xmlns:mo="http://schemas.microsoft.com/office/mac/office/2008/main" xmlns:mv="urn:schemas-microsoft-com:mac:vml" xmlns:o="urn:schemas-microsoft-com:office:office" xmlns:r="http://schemas.openxmlformats.org/officeDocument/2006/relationships" xmlns:v="urn:schemas-microsoft-com:vml" xmlns:w10="urn:schemas-microsoft-com:office:word" xmlns:w14="http://schemas.microsoft.com/office/word/2010/wordml" xmlns:w="http://schemas.openxmlformats.org/wordprocessingml/2006/main" xmlns:wne="http://schemas.microsoft.com/office/word/2006/wordml" xmlns:wp14="http://schemas.microsoft.com/office/word/2010/wordprocessingDrawing" xmlns:wp="http://schemas.openxmlformats.org/drawingml/2006/wordprocessingDrawing" xmlns:wpc="http://schemas.microsoft.com/office/word/2010/wordprocessingCanvas" xmlns:wpg="http://schemas.microsoft.com/office/word/2010/wordprocessingGroup" xmlns:wpi="http://schemas.microsoft.com/office/word/2010/wordprocessingInk" xmlns:wps="http://schemas.microsoft.com/office/word/2010/wordprocessingShape" mc:Ignorable="w14 wp14">
+  <w:p>
+    <w:pPr>
+      <w:pStyle w:val="Footer"/>
+    </w:pPr>
+  </w:p>
+</w:ftr>
+</file>
+
+<file path=word/header1.xml><?xml version="1.0" encoding="utf-8"?>
+<w:hdr xmlns:m="http://schemas.openxmlformats.org/officeDocument/2006/math" xmlns:mc="http://schemas.openxmlformats.org/markup-compatibility/2006" xmlns:mo="http://schemas.microsoft.com/office/mac/office/2008/main" xmlns:mv="urn:schemas-microsoft-com:mac:vml" xmlns:o="urn:schemas-microsoft-com:office:office" xmlns:r="http://schemas.openxmlformats.org/officeDocument/2006/relationships" xmlns:v="urn:schemas-microsoft-com:vml" xmlns:w10="urn:schemas-microsoft-com:office:word" xmlns:w14="http://schemas.microsoft.com/office/word/2010/wordml" xmlns:w="http://schemas.openxmlformats.org/wordprocessingml/2006/main" xmlns:wne="http://schemas.microsoft.com/office/word/2006/wordml" xmlns:wp14="http://schemas.microsoft.com/office/word/2010/wordprocessingDrawing" xmlns:wp="http://schemas.openxmlformats.org/drawingml/2006/wordprocessingDrawing" xmlns:wpc="http://schemas.microsoft.com/office/word/2010/wordprocessingCanvas" xmlns:wpg="http://schemas.microsoft.com/office/word/2010/wordprocessingGroup" xmlns:wpi="http://schemas.microsoft.com/office/word/2010/wordprocessingInk" xmlns:wps="http://schemas.microsoft.com/office/word/2010/wordprocessingShape" mc:Ignorable="w14 wp14">
+  <w:p>
+    <w:pPr>
+      <w:pStyle w:val="Header"/>
+    </w:pPr>
+  </w:p>
+</w:hdr>
 </file>
 
 <file path=word/numbering.xml><?xml version="1.0" encoding="utf-8"?>

--- a/ADG/15장/15장_실습문제.docx
+++ b/ADG/15장/15장_실습문제.docx
@@ -7,16 +7,16 @@
         <w:pStyle w:val="Heading1"/>
       </w:pPr>
       <w:r>
-        <w:t>제9장  Active Data Guard ① 실시간 조회와 DML 리다이렉션 — 실습문제</w:t>
-      </w:r>
-    </w:p>
-    <w:p>
-      <w:r>
-        <w:rPr>
-          <w:rFonts w:ascii="맑은 고딕" w:hAnsi="맑은 고딕" w:eastAsia="맑은 고딕"/>
-          <w:sz w:val="21"/>
-        </w:rPr>
-        <w:t>총 50문항 (하 20 · 중 20 · 상 10). Oracle Database 19c EE 2노드 실습 환경(chicago-srv Primary / boston-srv Physical Standby, OMF 구성)을 기준으로 한다. 보기 중 가장 적절한 하나를 고른다.</w:t>
+        <w:t>제15장  V$ 뷰 기반 모니터링과 문제 해결 — 실습문제</w:t>
+      </w:r>
+    </w:p>
+    <w:p>
+      <w:r>
+        <w:rPr>
+          <w:rFonts w:ascii="맑은 고딕" w:hAnsi="맑은 고딕" w:eastAsia="맑은 고딕"/>
+          <w:sz w:val="21"/>
+        </w:rPr>
+        <w:t>총 50문항 (하 20 · 중 20 · 상 10). Oracle Database 19c EE 2노드 실습 환경(chicago-srv Primary / boston-srv Physical Standby, Broker 구성 `dg_chicago`)을 기준으로 한다. 보기 중 가장 적절한 하나를 고른다.</w:t>
       </w:r>
     </w:p>
     <w:p>
@@ -42,43 +42,43 @@
           <w:rFonts w:ascii="맑은 고딕" w:hAnsi="맑은 고딕" w:eastAsia="맑은 고딕"/>
           <w:sz w:val="21"/>
         </w:rPr>
-        <w:t>[하-01] Active Data Guard가 동작 중임을 나타내는 `OPEN_MODE` 값은?</w:t>
-      </w:r>
-    </w:p>
-    <w:p>
-      <w:r>
-        <w:rPr>
-          <w:rFonts w:ascii="맑은 고딕" w:hAnsi="맑은 고딕" w:eastAsia="맑은 고딕"/>
-          <w:sz w:val="21"/>
-        </w:rPr>
-        <w:t>① READ ONLY WITH APPLY</w:t>
-      </w:r>
-    </w:p>
-    <w:p>
-      <w:r>
-        <w:rPr>
-          <w:rFonts w:ascii="맑은 고딕" w:hAnsi="맑은 고딕" w:eastAsia="맑은 고딕"/>
-          <w:sz w:val="21"/>
-        </w:rPr>
-        <w:t>② READ ONLY</w:t>
-      </w:r>
-    </w:p>
-    <w:p>
-      <w:r>
-        <w:rPr>
-          <w:rFonts w:ascii="맑은 고딕" w:hAnsi="맑은 고딕" w:eastAsia="맑은 고딕"/>
-          <w:sz w:val="21"/>
-        </w:rPr>
-        <w:t>③ MOUNTED</w:t>
-      </w:r>
-    </w:p>
-    <w:p>
-      <w:r>
-        <w:rPr>
-          <w:rFonts w:ascii="맑은 고딕" w:hAnsi="맑은 고딕" w:eastAsia="맑은 고딕"/>
-          <w:sz w:val="21"/>
-        </w:rPr>
-        <w:t>④ READ WRITE</w:t>
+        <w:t>[하-01] `V$LOG`에서 `CURRENT` 상태인 그룹은 몇 개여야 하는가?</w:t>
+      </w:r>
+    </w:p>
+    <w:p>
+      <w:r>
+        <w:rPr>
+          <w:rFonts w:ascii="맑은 고딕" w:hAnsi="맑은 고딕" w:eastAsia="맑은 고딕"/>
+          <w:sz w:val="21"/>
+        </w:rPr>
+        <w:t>① 정확히 하나</w:t>
+      </w:r>
+    </w:p>
+    <w:p>
+      <w:r>
+        <w:rPr>
+          <w:rFonts w:ascii="맑은 고딕" w:hAnsi="맑은 고딕" w:eastAsia="맑은 고딕"/>
+          <w:sz w:val="21"/>
+        </w:rPr>
+        <w:t>② 그룹 수만큼</w:t>
+      </w:r>
+    </w:p>
+    <w:p>
+      <w:r>
+        <w:rPr>
+          <w:rFonts w:ascii="맑은 고딕" w:hAnsi="맑은 고딕" w:eastAsia="맑은 고딕"/>
+          <w:sz w:val="21"/>
+        </w:rPr>
+        <w:t>③ 두 개 이상</w:t>
+      </w:r>
+    </w:p>
+    <w:p>
+      <w:r>
+        <w:rPr>
+          <w:rFonts w:ascii="맑은 고딕" w:hAnsi="맑은 고딕" w:eastAsia="맑은 고딕"/>
+          <w:sz w:val="21"/>
+        </w:rPr>
+        <w:t>④ 0개</w:t>
       </w:r>
     </w:p>
     <w:p>
@@ -96,43 +96,43 @@
           <w:rFonts w:ascii="맑은 고딕" w:hAnsi="맑은 고딕" w:eastAsia="맑은 고딕"/>
           <w:sz w:val="21"/>
         </w:rPr>
-        <w:t>[하-02] 함께 확인해야 할 `RECOVERY_MODE` 값은?</w:t>
-      </w:r>
-    </w:p>
-    <w:p>
-      <w:r>
-        <w:rPr>
-          <w:rFonts w:ascii="맑은 고딕" w:hAnsi="맑은 고딕" w:eastAsia="맑은 고딕"/>
-          <w:sz w:val="21"/>
-        </w:rPr>
-        <w:t>① MANAGED REAL TIME APPLY</w:t>
-      </w:r>
-    </w:p>
-    <w:p>
-      <w:r>
-        <w:rPr>
-          <w:rFonts w:ascii="맑은 고딕" w:hAnsi="맑은 고딕" w:eastAsia="맑은 고딕"/>
-          <w:sz w:val="21"/>
-        </w:rPr>
-        <w:t>② MANAGED</w:t>
-      </w:r>
-    </w:p>
-    <w:p>
-      <w:r>
-        <w:rPr>
-          <w:rFonts w:ascii="맑은 고딕" w:hAnsi="맑은 고딕" w:eastAsia="맑은 고딕"/>
-          <w:sz w:val="21"/>
-        </w:rPr>
-        <w:t>③ IDLE</w:t>
-      </w:r>
-    </w:p>
-    <w:p>
-      <w:r>
-        <w:rPr>
-          <w:rFonts w:ascii="맑은 고딕" w:hAnsi="맑은 고딕" w:eastAsia="맑은 고딕"/>
-          <w:sz w:val="21"/>
-        </w:rPr>
-        <w:t>④ ACTIVE</w:t>
+        <w:t>[하-02] `CURRENT`인 그룹의 `ARCHIVED` 값이 `NO`인 것은?</w:t>
+      </w:r>
+    </w:p>
+    <w:p>
+      <w:r>
+        <w:rPr>
+          <w:rFonts w:ascii="맑은 고딕" w:hAnsi="맑은 고딕" w:eastAsia="맑은 고딕"/>
+          <w:sz w:val="21"/>
+        </w:rPr>
+        <w:t>① 정상이다 — 아직 쓰는 중이므로</w:t>
+      </w:r>
+    </w:p>
+    <w:p>
+      <w:r>
+        <w:rPr>
+          <w:rFonts w:ascii="맑은 고딕" w:hAnsi="맑은 고딕" w:eastAsia="맑은 고딕"/>
+          <w:sz w:val="21"/>
+        </w:rPr>
+        <w:t>② 아카이버가 멈춘 것이다</w:t>
+      </w:r>
+    </w:p>
+    <w:p>
+      <w:r>
+        <w:rPr>
+          <w:rFonts w:ascii="맑은 고딕" w:hAnsi="맑은 고딕" w:eastAsia="맑은 고딕"/>
+          <w:sz w:val="21"/>
+        </w:rPr>
+        <w:t>③ 디스크가 찬 것이다</w:t>
+      </w:r>
+    </w:p>
+    <w:p>
+      <w:r>
+        <w:rPr>
+          <w:rFonts w:ascii="맑은 고딕" w:hAnsi="맑은 고딕" w:eastAsia="맑은 고딕"/>
+          <w:sz w:val="21"/>
+        </w:rPr>
+        <w:t>④ 로그가 손상된 것이다</w:t>
       </w:r>
     </w:p>
     <w:p>
@@ -150,43 +150,43 @@
           <w:rFonts w:ascii="맑은 고딕" w:hAnsi="맑은 고딕" w:eastAsia="맑은 고딕"/>
           <w:sz w:val="21"/>
         </w:rPr>
-        <w:t>[하-03] ADG 기능 사용 통계가 조회되는 뷰는?</w:t>
-      </w:r>
-    </w:p>
-    <w:p>
-      <w:r>
-        <w:rPr>
-          <w:rFonts w:ascii="맑은 고딕" w:hAnsi="맑은 고딕" w:eastAsia="맑은 고딕"/>
-          <w:sz w:val="21"/>
-        </w:rPr>
-        <w:t>① CDB_FEATURE_USAGE_STATISTICS</w:t>
-      </w:r>
-    </w:p>
-    <w:p>
-      <w:r>
-        <w:rPr>
-          <w:rFonts w:ascii="맑은 고딕" w:hAnsi="맑은 고딕" w:eastAsia="맑은 고딕"/>
-          <w:sz w:val="21"/>
-        </w:rPr>
-        <w:t>② DBA_FEATURE_USAGE_STATISTICS</w:t>
-      </w:r>
-    </w:p>
-    <w:p>
-      <w:r>
-        <w:rPr>
-          <w:rFonts w:ascii="맑은 고딕" w:hAnsi="맑은 고딕" w:eastAsia="맑은 고딕"/>
-          <w:sz w:val="21"/>
-        </w:rPr>
-        <w:t>③ V$FEATURE_USAGE</w:t>
-      </w:r>
-    </w:p>
-    <w:p>
-      <w:r>
-        <w:rPr>
-          <w:rFonts w:ascii="맑은 고딕" w:hAnsi="맑은 고딕" w:eastAsia="맑은 고딕"/>
-          <w:sz w:val="21"/>
-        </w:rPr>
-        <w:t>④ V$OPTION</w:t>
+        <w:t>[하-03] `V$LOGFILE`의 `STATUS` 열이 비어 있으면?</w:t>
+      </w:r>
+    </w:p>
+    <w:p>
+      <w:r>
+        <w:rPr>
+          <w:rFonts w:ascii="맑은 고딕" w:hAnsi="맑은 고딕" w:eastAsia="맑은 고딕"/>
+          <w:sz w:val="21"/>
+        </w:rPr>
+        <w:t>① 정상이다</w:t>
+      </w:r>
+    </w:p>
+    <w:p>
+      <w:r>
+        <w:rPr>
+          <w:rFonts w:ascii="맑은 고딕" w:hAnsi="맑은 고딕" w:eastAsia="맑은 고딕"/>
+          <w:sz w:val="21"/>
+        </w:rPr>
+        <w:t>② 파일이 없다</w:t>
+      </w:r>
+    </w:p>
+    <w:p>
+      <w:r>
+        <w:rPr>
+          <w:rFonts w:ascii="맑은 고딕" w:hAnsi="맑은 고딕" w:eastAsia="맑은 고딕"/>
+          <w:sz w:val="21"/>
+        </w:rPr>
+        <w:t>③ 아직 초기화되지 않았다</w:t>
+      </w:r>
+    </w:p>
+    <w:p>
+      <w:r>
+        <w:rPr>
+          <w:rFonts w:ascii="맑은 고딕" w:hAnsi="맑은 고딕" w:eastAsia="맑은 고딕"/>
+          <w:sz w:val="21"/>
+        </w:rPr>
+        <w:t>④ 권한이 없다</w:t>
       </w:r>
     </w:p>
     <w:p>
@@ -204,43 +204,43 @@
           <w:rFonts w:ascii="맑은 고딕" w:hAnsi="맑은 고딕" w:eastAsia="맑은 고딕"/>
           <w:sz w:val="21"/>
         </w:rPr>
-        <w:t>[하-04] 실습 환경에서 그 항목이 나타난 CON_ID는?</w:t>
-      </w:r>
-    </w:p>
-    <w:p>
-      <w:r>
-        <w:rPr>
-          <w:rFonts w:ascii="맑은 고딕" w:hAnsi="맑은 고딕" w:eastAsia="맑은 고딕"/>
-          <w:sz w:val="21"/>
-        </w:rPr>
-        <w:t>① 3</w:t>
-      </w:r>
-    </w:p>
-    <w:p>
-      <w:r>
-        <w:rPr>
-          <w:rFonts w:ascii="맑은 고딕" w:hAnsi="맑은 고딕" w:eastAsia="맑은 고딕"/>
-          <w:sz w:val="21"/>
-        </w:rPr>
-        <w:t>② 1</w:t>
-      </w:r>
-    </w:p>
-    <w:p>
-      <w:r>
-        <w:rPr>
-          <w:rFonts w:ascii="맑은 고딕" w:hAnsi="맑은 고딕" w:eastAsia="맑은 고딕"/>
-          <w:sz w:val="21"/>
-        </w:rPr>
-        <w:t>③ 2</w:t>
-      </w:r>
-    </w:p>
-    <w:p>
-      <w:r>
-        <w:rPr>
-          <w:rFonts w:ascii="맑은 고딕" w:hAnsi="맑은 고딕" w:eastAsia="맑은 고딕"/>
-          <w:sz w:val="21"/>
-        </w:rPr>
-        <w:t>④ 0</w:t>
+        <w:t>[하-04] Standby의 `V$LOG`에서 `SEQUENCE#`가 전부 0인 이유는?</w:t>
+      </w:r>
+    </w:p>
+    <w:p>
+      <w:r>
+        <w:rPr>
+          <w:rFonts w:ascii="맑은 고딕" w:hAnsi="맑은 고딕" w:eastAsia="맑은 고딕"/>
+          <w:sz w:val="21"/>
+        </w:rPr>
+        <w:t>① Standby는 자기 온라인 리두를 쓰지 않는다</w:t>
+      </w:r>
+    </w:p>
+    <w:p>
+      <w:r>
+        <w:rPr>
+          <w:rFonts w:ascii="맑은 고딕" w:hAnsi="맑은 고딕" w:eastAsia="맑은 고딕"/>
+          <w:sz w:val="21"/>
+        </w:rPr>
+        <w:t>② 아직 복제가 끝나지 않았다</w:t>
+      </w:r>
+    </w:p>
+    <w:p>
+      <w:r>
+        <w:rPr>
+          <w:rFonts w:ascii="맑은 고딕" w:hAnsi="맑은 고딕" w:eastAsia="맑은 고딕"/>
+          <w:sz w:val="21"/>
+        </w:rPr>
+        <w:t>③ 뷰가 Standby를 지원하지 않는다</w:t>
+      </w:r>
+    </w:p>
+    <w:p>
+      <w:r>
+        <w:rPr>
+          <w:rFonts w:ascii="맑은 고딕" w:hAnsi="맑은 고딕" w:eastAsia="맑은 고딕"/>
+          <w:sz w:val="21"/>
+        </w:rPr>
+        <w:t>④ 로그가 초기화됐다</w:t>
       </w:r>
     </w:p>
     <w:p>
@@ -258,43 +258,43 @@
           <w:rFonts w:ascii="맑은 고딕" w:hAnsi="맑은 고딕" w:eastAsia="맑은 고딕"/>
           <w:sz w:val="21"/>
         </w:rPr>
-        <w:t>[하-05] Standby를 MOUNTED로만 두면 ADG 옵션이 필요한가?</w:t>
-      </w:r>
-    </w:p>
-    <w:p>
-      <w:r>
-        <w:rPr>
-          <w:rFonts w:ascii="맑은 고딕" w:hAnsi="맑은 고딕" w:eastAsia="맑은 고딕"/>
-          <w:sz w:val="21"/>
-        </w:rPr>
-        <w:t>① 필요 없다</w:t>
-      </w:r>
-    </w:p>
-    <w:p>
-      <w:r>
-        <w:rPr>
-          <w:rFonts w:ascii="맑은 고딕" w:hAnsi="맑은 고딕" w:eastAsia="맑은 고딕"/>
-          <w:sz w:val="21"/>
-        </w:rPr>
-        <w:t>② 필요하다</w:t>
-      </w:r>
-    </w:p>
-    <w:p>
-      <w:r>
-        <w:rPr>
-          <w:rFonts w:ascii="맑은 고딕" w:hAnsi="맑은 고딕" w:eastAsia="맑은 고딕"/>
-          <w:sz w:val="21"/>
-        </w:rPr>
-        <w:t>③ 버전에 따라 다르다</w:t>
-      </w:r>
-    </w:p>
-    <w:p>
-      <w:r>
-        <w:rPr>
-          <w:rFonts w:ascii="맑은 고딕" w:hAnsi="맑은 고딕" w:eastAsia="맑은 고딕"/>
-          <w:sz w:val="21"/>
-        </w:rPr>
-        <w:t>④ 리두 적용 시에만 필요하다</w:t>
+        <w:t>[하-05] 정상 상태에서 Standby의 SRL 중 `ACTIVE`는 몇 개인가?</w:t>
+      </w:r>
+    </w:p>
+    <w:p>
+      <w:r>
+        <w:rPr>
+          <w:rFonts w:ascii="맑은 고딕" w:hAnsi="맑은 고딕" w:eastAsia="맑은 고딕"/>
+          <w:sz w:val="21"/>
+        </w:rPr>
+        <w:t>① 정확히 하나</w:t>
+      </w:r>
+    </w:p>
+    <w:p>
+      <w:r>
+        <w:rPr>
+          <w:rFonts w:ascii="맑은 고딕" w:hAnsi="맑은 고딕" w:eastAsia="맑은 고딕"/>
+          <w:sz w:val="21"/>
+        </w:rPr>
+        <w:t>② 전부</w:t>
+      </w:r>
+    </w:p>
+    <w:p>
+      <w:r>
+        <w:rPr>
+          <w:rFonts w:ascii="맑은 고딕" w:hAnsi="맑은 고딕" w:eastAsia="맑은 고딕"/>
+          <w:sz w:val="21"/>
+        </w:rPr>
+        <w:t>③ 0개</w:t>
+      </w:r>
+    </w:p>
+    <w:p>
+      <w:r>
+        <w:rPr>
+          <w:rFonts w:ascii="맑은 고딕" w:hAnsi="맑은 고딕" w:eastAsia="맑은 고딕"/>
+          <w:sz w:val="21"/>
+        </w:rPr>
+        <w:t>④ 그룹 수의 절반</w:t>
       </w:r>
     </w:p>
     <w:p>
@@ -312,43 +312,43 @@
           <w:rFonts w:ascii="맑은 고딕" w:hAnsi="맑은 고딕" w:eastAsia="맑은 고딕"/>
           <w:sz w:val="21"/>
         </w:rPr>
-        <w:t>[하-06] Standby에서 커밋되지 않은 Primary의 변경은?</w:t>
-      </w:r>
-    </w:p>
-    <w:p>
-      <w:r>
-        <w:rPr>
-          <w:rFonts w:ascii="맑은 고딕" w:hAnsi="맑은 고딕" w:eastAsia="맑은 고딕"/>
-          <w:sz w:val="21"/>
-        </w:rPr>
-        <w:t>① 보이지 않는다</w:t>
-      </w:r>
-    </w:p>
-    <w:p>
-      <w:r>
-        <w:rPr>
-          <w:rFonts w:ascii="맑은 고딕" w:hAnsi="맑은 고딕" w:eastAsia="맑은 고딕"/>
-          <w:sz w:val="21"/>
-        </w:rPr>
-        <w:t>② 보인다</w:t>
-      </w:r>
-    </w:p>
-    <w:p>
-      <w:r>
-        <w:rPr>
-          <w:rFonts w:ascii="맑은 고딕" w:hAnsi="맑은 고딕" w:eastAsia="맑은 고딕"/>
-          <w:sz w:val="21"/>
-        </w:rPr>
-        <w:t>③ 일부만 보인다</w:t>
-      </w:r>
-    </w:p>
-    <w:p>
-      <w:r>
-        <w:rPr>
-          <w:rFonts w:ascii="맑은 고딕" w:hAnsi="맑은 고딕" w:eastAsia="맑은 고딕"/>
-          <w:sz w:val="21"/>
-        </w:rPr>
-        <w:t>④ 오류가 발생한다</w:t>
+        <w:t>[하-06] Primary에서 `V$STANDBY_LOG`를 조회하면?</w:t>
+      </w:r>
+    </w:p>
+    <w:p>
+      <w:r>
+        <w:rPr>
+          <w:rFonts w:ascii="맑은 고딕" w:hAnsi="맑은 고딕" w:eastAsia="맑은 고딕"/>
+          <w:sz w:val="21"/>
+        </w:rPr>
+        <w:t>① 오류 없이 조회되고 전부 `UNASSIGNED`다</w:t>
+      </w:r>
+    </w:p>
+    <w:p>
+      <w:r>
+        <w:rPr>
+          <w:rFonts w:ascii="맑은 고딕" w:hAnsi="맑은 고딕" w:eastAsia="맑은 고딕"/>
+          <w:sz w:val="21"/>
+        </w:rPr>
+        <w:t>② ORA-00942가 난다</w:t>
+      </w:r>
+    </w:p>
+    <w:p>
+      <w:r>
+        <w:rPr>
+          <w:rFonts w:ascii="맑은 고딕" w:hAnsi="맑은 고딕" w:eastAsia="맑은 고딕"/>
+          <w:sz w:val="21"/>
+        </w:rPr>
+        <w:t>③ `no rows selected`다</w:t>
+      </w:r>
+    </w:p>
+    <w:p>
+      <w:r>
+        <w:rPr>
+          <w:rFonts w:ascii="맑은 고딕" w:hAnsi="맑은 고딕" w:eastAsia="맑은 고딕"/>
+          <w:sz w:val="21"/>
+        </w:rPr>
+        <w:t>④ Standby와 같은 값이 나온다</w:t>
       </w:r>
     </w:p>
     <w:p>
@@ -366,43 +366,43 @@
           <w:rFonts w:ascii="맑은 고딕" w:hAnsi="맑은 고딕" w:eastAsia="맑은 고딕"/>
           <w:sz w:val="21"/>
         </w:rPr>
-        <w:t>[하-07] SQL*Plus가 정상 종료(EXIT)할 때 하는 동작은?</w:t>
-      </w:r>
-    </w:p>
-    <w:p>
-      <w:r>
-        <w:rPr>
-          <w:rFonts w:ascii="맑은 고딕" w:hAnsi="맑은 고딕" w:eastAsia="맑은 고딕"/>
-          <w:sz w:val="21"/>
-        </w:rPr>
-        <w:t>① 암묵적으로 커밋한다</w:t>
-      </w:r>
-    </w:p>
-    <w:p>
-      <w:r>
-        <w:rPr>
-          <w:rFonts w:ascii="맑은 고딕" w:hAnsi="맑은 고딕" w:eastAsia="맑은 고딕"/>
-          <w:sz w:val="21"/>
-        </w:rPr>
-        <w:t>② 롤백한다</w:t>
-      </w:r>
-    </w:p>
-    <w:p>
-      <w:r>
-        <w:rPr>
-          <w:rFonts w:ascii="맑은 고딕" w:hAnsi="맑은 고딕" w:eastAsia="맑은 고딕"/>
-          <w:sz w:val="21"/>
-        </w:rPr>
-        <w:t>③ 아무것도 하지 않는다</w:t>
-      </w:r>
-    </w:p>
-    <w:p>
-      <w:r>
-        <w:rPr>
-          <w:rFonts w:ascii="맑은 고딕" w:hAnsi="맑은 고딕" w:eastAsia="맑은 고딕"/>
-          <w:sz w:val="21"/>
-        </w:rPr>
-        <w:t>④ 세션을 유지한다</w:t>
+        <w:t>[하-07] 목적지의 **설정**을 보는 뷰는?</w:t>
+      </w:r>
+    </w:p>
+    <w:p>
+      <w:r>
+        <w:rPr>
+          <w:rFonts w:ascii="맑은 고딕" w:hAnsi="맑은 고딕" w:eastAsia="맑은 고딕"/>
+          <w:sz w:val="21"/>
+        </w:rPr>
+        <w:t>① V$ARCHIVE_DEST</w:t>
+      </w:r>
+    </w:p>
+    <w:p>
+      <w:r>
+        <w:rPr>
+          <w:rFonts w:ascii="맑은 고딕" w:hAnsi="맑은 고딕" w:eastAsia="맑은 고딕"/>
+          <w:sz w:val="21"/>
+        </w:rPr>
+        <w:t>② V$ARCHIVE_DEST_STATUS</w:t>
+      </w:r>
+    </w:p>
+    <w:p>
+      <w:r>
+        <w:rPr>
+          <w:rFonts w:ascii="맑은 고딕" w:hAnsi="맑은 고딕" w:eastAsia="맑은 고딕"/>
+          <w:sz w:val="21"/>
+        </w:rPr>
+        <w:t>③ V$ARCHIVED_LOG</w:t>
+      </w:r>
+    </w:p>
+    <w:p>
+      <w:r>
+        <w:rPr>
+          <w:rFonts w:ascii="맑은 고딕" w:hAnsi="맑은 고딕" w:eastAsia="맑은 고딕"/>
+          <w:sz w:val="21"/>
+        </w:rPr>
+        <w:t>④ V$DATAGUARD_STATS</w:t>
       </w:r>
     </w:p>
     <w:p>
@@ -420,43 +420,43 @@
           <w:rFonts w:ascii="맑은 고딕" w:hAnsi="맑은 고딕" w:eastAsia="맑은 고딕"/>
           <w:sz w:val="21"/>
         </w:rPr>
-        <w:t>[하-08] Standby에서 `INSERT`를 시도하면?</w:t>
-      </w:r>
-    </w:p>
-    <w:p>
-      <w:r>
-        <w:rPr>
-          <w:rFonts w:ascii="맑은 고딕" w:hAnsi="맑은 고딕" w:eastAsia="맑은 고딕"/>
-          <w:sz w:val="21"/>
-        </w:rPr>
-        <w:t>① ORA-16000</w:t>
-      </w:r>
-    </w:p>
-    <w:p>
-      <w:r>
-        <w:rPr>
-          <w:rFonts w:ascii="맑은 고딕" w:hAnsi="맑은 고딕" w:eastAsia="맑은 고딕"/>
-          <w:sz w:val="21"/>
-        </w:rPr>
-        <w:t>② ORA-16397</w:t>
-      </w:r>
-    </w:p>
-    <w:p>
-      <w:r>
-        <w:rPr>
-          <w:rFonts w:ascii="맑은 고딕" w:hAnsi="맑은 고딕" w:eastAsia="맑은 고딕"/>
-          <w:sz w:val="21"/>
-        </w:rPr>
-        <w:t>③ ORA-03172</w:t>
-      </w:r>
-    </w:p>
-    <w:p>
-      <w:r>
-        <w:rPr>
-          <w:rFonts w:ascii="맑은 고딕" w:hAnsi="맑은 고딕" w:eastAsia="맑은 고딕"/>
-          <w:sz w:val="21"/>
-        </w:rPr>
-        <w:t>④ 정상 수행된다</w:t>
+        <w:t>[하-08] 목적지의 **지금 상태**를 보는 뷰는?</w:t>
+      </w:r>
+    </w:p>
+    <w:p>
+      <w:r>
+        <w:rPr>
+          <w:rFonts w:ascii="맑은 고딕" w:hAnsi="맑은 고딕" w:eastAsia="맑은 고딕"/>
+          <w:sz w:val="21"/>
+        </w:rPr>
+        <w:t>① V$ARCHIVE_DEST_STATUS</w:t>
+      </w:r>
+    </w:p>
+    <w:p>
+      <w:r>
+        <w:rPr>
+          <w:rFonts w:ascii="맑은 고딕" w:hAnsi="맑은 고딕" w:eastAsia="맑은 고딕"/>
+          <w:sz w:val="21"/>
+        </w:rPr>
+        <w:t>② V$ARCHIVE_DEST</w:t>
+      </w:r>
+    </w:p>
+    <w:p>
+      <w:r>
+        <w:rPr>
+          <w:rFonts w:ascii="맑은 고딕" w:hAnsi="맑은 고딕" w:eastAsia="맑은 고딕"/>
+          <w:sz w:val="21"/>
+        </w:rPr>
+        <w:t>③ V$LOGFILE</w:t>
+      </w:r>
+    </w:p>
+    <w:p>
+      <w:r>
+        <w:rPr>
+          <w:rFonts w:ascii="맑은 고딕" w:hAnsi="맑은 고딕" w:eastAsia="맑은 고딕"/>
+          <w:sz w:val="21"/>
+        </w:rPr>
+        <w:t>④ V$DG_BROKER_CONFIG</w:t>
       </w:r>
     </w:p>
     <w:p>
@@ -474,43 +474,43 @@
           <w:rFonts w:ascii="맑은 고딕" w:hAnsi="맑은 고딕" w:eastAsia="맑은 고딕"/>
           <w:sz w:val="21"/>
         </w:rPr>
-        <w:t>[하-09] Standby에서 정렬을 포함한 조회는?</w:t>
-      </w:r>
-    </w:p>
-    <w:p>
-      <w:r>
-        <w:rPr>
-          <w:rFonts w:ascii="맑은 고딕" w:hAnsi="맑은 고딕" w:eastAsia="맑은 고딕"/>
-          <w:sz w:val="21"/>
-        </w:rPr>
-        <w:t>① 된다. 임시 테이블스페이스를 쓴다</w:t>
-      </w:r>
-    </w:p>
-    <w:p>
-      <w:r>
-        <w:rPr>
-          <w:rFonts w:ascii="맑은 고딕" w:hAnsi="맑은 고딕" w:eastAsia="맑은 고딕"/>
-          <w:sz w:val="21"/>
-        </w:rPr>
-        <w:t>② 안 된다</w:t>
-      </w:r>
-    </w:p>
-    <w:p>
-      <w:r>
-        <w:rPr>
-          <w:rFonts w:ascii="맑은 고딕" w:hAnsi="맑은 고딕" w:eastAsia="맑은 고딕"/>
-          <w:sz w:val="21"/>
-        </w:rPr>
-        <w:t>③ 소량만 된다</w:t>
-      </w:r>
-    </w:p>
-    <w:p>
-      <w:r>
-        <w:rPr>
-          <w:rFonts w:ascii="맑은 고딕" w:hAnsi="맑은 고딕" w:eastAsia="맑은 고딕"/>
-          <w:sz w:val="21"/>
-        </w:rPr>
-        <w:t>④ Primary로 전달된다</w:t>
+        <w:t>[하-09] 실측에서 `dest_id=1`의 `RECOVERY_MODE`는?</w:t>
+      </w:r>
+    </w:p>
+    <w:p>
+      <w:r>
+        <w:rPr>
+          <w:rFonts w:ascii="맑은 고딕" w:hAnsi="맑은 고딕" w:eastAsia="맑은 고딕"/>
+          <w:sz w:val="21"/>
+        </w:rPr>
+        <w:t>① IDLE</w:t>
+      </w:r>
+    </w:p>
+    <w:p>
+      <w:r>
+        <w:rPr>
+          <w:rFonts w:ascii="맑은 고딕" w:hAnsi="맑은 고딕" w:eastAsia="맑은 고딕"/>
+          <w:sz w:val="21"/>
+        </w:rPr>
+        <w:t>② MANAGED REAL TIME APPLY</w:t>
+      </w:r>
+    </w:p>
+    <w:p>
+      <w:r>
+        <w:rPr>
+          <w:rFonts w:ascii="맑은 고딕" w:hAnsi="맑은 고딕" w:eastAsia="맑은 고딕"/>
+          <w:sz w:val="21"/>
+        </w:rPr>
+        <w:t>③ MANAGED</w:t>
+      </w:r>
+    </w:p>
+    <w:p>
+      <w:r>
+        <w:rPr>
+          <w:rFonts w:ascii="맑은 고딕" w:hAnsi="맑은 고딕" w:eastAsia="맑은 고딕"/>
+          <w:sz w:val="21"/>
+        </w:rPr>
+        <w:t>④ (비어 있음)</w:t>
       </w:r>
     </w:p>
     <w:p>
@@ -528,43 +528,43 @@
           <w:rFonts w:ascii="맑은 고딕" w:hAnsi="맑은 고딕" w:eastAsia="맑은 고딕"/>
           <w:sz w:val="21"/>
         </w:rPr>
-        <w:t>[하-10] Standby에서 전역 임시 테이블(GTT)에 `INSERT`하면?</w:t>
-      </w:r>
-    </w:p>
-    <w:p>
-      <w:r>
-        <w:rPr>
-          <w:rFonts w:ascii="맑은 고딕" w:hAnsi="맑은 고딕" w:eastAsia="맑은 고딕"/>
-          <w:sz w:val="21"/>
-        </w:rPr>
-        <w:t>① 된다</w:t>
-      </w:r>
-    </w:p>
-    <w:p>
-      <w:r>
-        <w:rPr>
-          <w:rFonts w:ascii="맑은 고딕" w:hAnsi="맑은 고딕" w:eastAsia="맑은 고딕"/>
-          <w:sz w:val="21"/>
-        </w:rPr>
-        <w:t>② ORA-16000</w:t>
-      </w:r>
-    </w:p>
-    <w:p>
-      <w:r>
-        <w:rPr>
-          <w:rFonts w:ascii="맑은 고딕" w:hAnsi="맑은 고딕" w:eastAsia="맑은 고딕"/>
-          <w:sz w:val="21"/>
-        </w:rPr>
-        <w:t>③ ORA-16397</w:t>
-      </w:r>
-    </w:p>
-    <w:p>
-      <w:r>
-        <w:rPr>
-          <w:rFonts w:ascii="맑은 고딕" w:hAnsi="맑은 고딕" w:eastAsia="맑은 고딕"/>
-          <w:sz w:val="21"/>
-        </w:rPr>
-        <w:t>④ 세션이 끊긴다</w:t>
+        <w:t>[하-10] `VALID_FOR=(online_logfiles, all_roles)`는 `V$ARCHIVE_DEST`에서 어떻게 보이는가?</w:t>
+      </w:r>
+    </w:p>
+    <w:p>
+      <w:r>
+        <w:rPr>
+          <w:rFonts w:ascii="맑은 고딕" w:hAnsi="맑은 고딕" w:eastAsia="맑은 고딕"/>
+          <w:sz w:val="21"/>
+        </w:rPr>
+        <w:t>① VALID_TYPE=ONLINE_LOGFILE, VALID_ROLE=ALL_ROLES</w:t>
+      </w:r>
+    </w:p>
+    <w:p>
+      <w:r>
+        <w:rPr>
+          <w:rFonts w:ascii="맑은 고딕" w:hAnsi="맑은 고딕" w:eastAsia="맑은 고딕"/>
+          <w:sz w:val="21"/>
+        </w:rPr>
+        <w:t>② VALID_NOW=YES</w:t>
+      </w:r>
+    </w:p>
+    <w:p>
+      <w:r>
+        <w:rPr>
+          <w:rFonts w:ascii="맑은 고딕" w:hAnsi="맑은 고딕" w:eastAsia="맑은 고딕"/>
+          <w:sz w:val="21"/>
+        </w:rPr>
+        <w:t>③ BINDING=OPTIONAL</w:t>
+      </w:r>
+    </w:p>
+    <w:p>
+      <w:r>
+        <w:rPr>
+          <w:rFonts w:ascii="맑은 고딕" w:hAnsi="맑은 고딕" w:eastAsia="맑은 고딕"/>
+          <w:sz w:val="21"/>
+        </w:rPr>
+        <w:t>④ TARGET=STANDBY</w:t>
       </w:r>
     </w:p>
     <w:p>
@@ -582,43 +582,43 @@
           <w:rFonts w:ascii="맑은 고딕" w:hAnsi="맑은 고딕" w:eastAsia="맑은 고딕"/>
           <w:sz w:val="21"/>
         </w:rPr>
-        <w:t>[하-11] 실습에서 Primary가 1을 받은 시퀀스를 Standby에서 조회하니 나온 값은?</w:t>
-      </w:r>
-    </w:p>
-    <w:p>
-      <w:r>
-        <w:rPr>
-          <w:rFonts w:ascii="맑은 고딕" w:hAnsi="맑은 고딕" w:eastAsia="맑은 고딕"/>
-          <w:sz w:val="21"/>
-        </w:rPr>
-        <w:t>① 21</w:t>
-      </w:r>
-    </w:p>
-    <w:p>
-      <w:r>
-        <w:rPr>
-          <w:rFonts w:ascii="맑은 고딕" w:hAnsi="맑은 고딕" w:eastAsia="맑은 고딕"/>
-          <w:sz w:val="21"/>
-        </w:rPr>
-        <w:t>② 2</w:t>
-      </w:r>
-    </w:p>
-    <w:p>
-      <w:r>
-        <w:rPr>
-          <w:rFonts w:ascii="맑은 고딕" w:hAnsi="맑은 고딕" w:eastAsia="맑은 고딕"/>
-          <w:sz w:val="21"/>
-        </w:rPr>
-        <w:t>③ 1</w:t>
-      </w:r>
-    </w:p>
-    <w:p>
-      <w:r>
-        <w:rPr>
-          <w:rFonts w:ascii="맑은 고딕" w:hAnsi="맑은 고딕" w:eastAsia="맑은 고딕"/>
-          <w:sz w:val="21"/>
-        </w:rPr>
-        <w:t>④ 오류</w:t>
+        <w:t>[하-11] Standby 리스너를 내렸을 때 `V$ARCHIVE_DEST`의 `ERROR` 열에 나온 값은?</w:t>
+      </w:r>
+    </w:p>
+    <w:p>
+      <w:r>
+        <w:rPr>
+          <w:rFonts w:ascii="맑은 고딕" w:hAnsi="맑은 고딕" w:eastAsia="맑은 고딕"/>
+          <w:sz w:val="21"/>
+        </w:rPr>
+        <w:t>① ORA-12541: TNS:no listener</w:t>
+      </w:r>
+    </w:p>
+    <w:p>
+      <w:r>
+        <w:rPr>
+          <w:rFonts w:ascii="맑은 고딕" w:hAnsi="맑은 고딕" w:eastAsia="맑은 고딕"/>
+          <w:sz w:val="21"/>
+        </w:rPr>
+        <w:t>② ORA-16055: FAL request rejected</w:t>
+      </w:r>
+    </w:p>
+    <w:p>
+      <w:r>
+        <w:rPr>
+          <w:rFonts w:ascii="맑은 고딕" w:hAnsi="맑은 고딕" w:eastAsia="맑은 고딕"/>
+          <w:sz w:val="21"/>
+        </w:rPr>
+        <w:t>③ ORA-16857</w:t>
+      </w:r>
+    </w:p>
+    <w:p>
+      <w:r>
+        <w:rPr>
+          <w:rFonts w:ascii="맑은 고딕" w:hAnsi="맑은 고딕" w:eastAsia="맑은 고딕"/>
+          <w:sz w:val="21"/>
+        </w:rPr>
+        <w:t>④ ORA-00942</w:t>
       </w:r>
     </w:p>
     <w:p>
@@ -636,43 +636,43 @@
           <w:rFonts w:ascii="맑은 고딕" w:hAnsi="맑은 고딕" w:eastAsia="맑은 고딕"/>
           <w:sz w:val="21"/>
         </w:rPr>
-        <w:t>[하-12] DML 리다이렉션을 세션 수준으로 켜는 명령은?</w:t>
-      </w:r>
-    </w:p>
-    <w:p>
-      <w:r>
-        <w:rPr>
-          <w:rFonts w:ascii="맑은 고딕" w:hAnsi="맑은 고딕" w:eastAsia="맑은 고딕"/>
-          <w:sz w:val="21"/>
-        </w:rPr>
-        <w:t>① ALTER SESSION ENABLE ADG_REDIRECT_DML</w:t>
-      </w:r>
-    </w:p>
-    <w:p>
-      <w:r>
-        <w:rPr>
-          <w:rFonts w:ascii="맑은 고딕" w:hAnsi="맑은 고딕" w:eastAsia="맑은 고딕"/>
-          <w:sz w:val="21"/>
-        </w:rPr>
-        <w:t>② ALTER SYSTEM SET ADG_REDIRECT_DML=TRUE</w:t>
-      </w:r>
-    </w:p>
-    <w:p>
-      <w:r>
-        <w:rPr>
-          <w:rFonts w:ascii="맑은 고딕" w:hAnsi="맑은 고딕" w:eastAsia="맑은 고딕"/>
-          <w:sz w:val="21"/>
-        </w:rPr>
-        <w:t>③ ALTER SESSION SET REDIRECT=ON</w:t>
-      </w:r>
-    </w:p>
-    <w:p>
-      <w:r>
-        <w:rPr>
-          <w:rFonts w:ascii="맑은 고딕" w:hAnsi="맑은 고딕" w:eastAsia="맑은 고딕"/>
-          <w:sz w:val="21"/>
-        </w:rPr>
-        <w:t>④ ALTER DATABASE ENABLE REDIRECT</w:t>
+        <w:t>[하-12] 그때 `STATUS`와 `VALID_NOW`는?</w:t>
+      </w:r>
+    </w:p>
+    <w:p>
+      <w:r>
+        <w:rPr>
+          <w:rFonts w:ascii="맑은 고딕" w:hAnsi="맑은 고딕" w:eastAsia="맑은 고딕"/>
+          <w:sz w:val="21"/>
+        </w:rPr>
+        <w:t>① ERROR / INACTIVE</w:t>
+      </w:r>
+    </w:p>
+    <w:p>
+      <w:r>
+        <w:rPr>
+          <w:rFonts w:ascii="맑은 고딕" w:hAnsi="맑은 고딕" w:eastAsia="맑은 고딕"/>
+          <w:sz w:val="21"/>
+        </w:rPr>
+        <w:t>② DEFERRED / UNKNOWN</w:t>
+      </w:r>
+    </w:p>
+    <w:p>
+      <w:r>
+        <w:rPr>
+          <w:rFonts w:ascii="맑은 고딕" w:hAnsi="맑은 고딕" w:eastAsia="맑은 고딕"/>
+          <w:sz w:val="21"/>
+        </w:rPr>
+        <w:t>③ VALID / YES</w:t>
+      </w:r>
+    </w:p>
+    <w:p>
+      <w:r>
+        <w:rPr>
+          <w:rFonts w:ascii="맑은 고딕" w:hAnsi="맑은 고딕" w:eastAsia="맑은 고딕"/>
+          <w:sz w:val="21"/>
+        </w:rPr>
+        <w:t>④ ERROR / WRONG VALID_TYPE</w:t>
       </w:r>
     </w:p>
     <w:p>
@@ -690,43 +690,43 @@
           <w:rFonts w:ascii="맑은 고딕" w:hAnsi="맑은 고딕" w:eastAsia="맑은 고딕"/>
           <w:sz w:val="21"/>
         </w:rPr>
-        <w:t>[하-13] `ADG_REDIRECT_DML`의 기본값은?</w:t>
-      </w:r>
-    </w:p>
-    <w:p>
-      <w:r>
-        <w:rPr>
-          <w:rFonts w:ascii="맑은 고딕" w:hAnsi="맑은 고딕" w:eastAsia="맑은 고딕"/>
-          <w:sz w:val="21"/>
-        </w:rPr>
-        <w:t>① FALSE</w:t>
-      </w:r>
-    </w:p>
-    <w:p>
-      <w:r>
-        <w:rPr>
-          <w:rFonts w:ascii="맑은 고딕" w:hAnsi="맑은 고딕" w:eastAsia="맑은 고딕"/>
-          <w:sz w:val="21"/>
-        </w:rPr>
-        <w:t>② TRUE</w:t>
-      </w:r>
-    </w:p>
-    <w:p>
-      <w:r>
-        <w:rPr>
-          <w:rFonts w:ascii="맑은 고딕" w:hAnsi="맑은 고딕" w:eastAsia="맑은 고딕"/>
-          <w:sz w:val="21"/>
-        </w:rPr>
-        <w:t>③ AUTO</w:t>
-      </w:r>
-    </w:p>
-    <w:p>
-      <w:r>
-        <w:rPr>
-          <w:rFonts w:ascii="맑은 고딕" w:hAnsi="맑은 고딕" w:eastAsia="맑은 고딕"/>
-          <w:sz w:val="21"/>
-        </w:rPr>
-        <w:t>④ NONE</w:t>
+        <w:t>[하-13] 그때 `LOG_ARCHIVE_DEST_STATE_2`의 값은?</w:t>
+      </w:r>
+    </w:p>
+    <w:p>
+      <w:r>
+        <w:rPr>
+          <w:rFonts w:ascii="맑은 고딕" w:hAnsi="맑은 고딕" w:eastAsia="맑은 고딕"/>
+          <w:sz w:val="21"/>
+        </w:rPr>
+        <w:t>① ENABLE</w:t>
+      </w:r>
+    </w:p>
+    <w:p>
+      <w:r>
+        <w:rPr>
+          <w:rFonts w:ascii="맑은 고딕" w:hAnsi="맑은 고딕" w:eastAsia="맑은 고딕"/>
+          <w:sz w:val="21"/>
+        </w:rPr>
+        <w:t>② RESET</w:t>
+      </w:r>
+    </w:p>
+    <w:p>
+      <w:r>
+        <w:rPr>
+          <w:rFonts w:ascii="맑은 고딕" w:hAnsi="맑은 고딕" w:eastAsia="맑은 고딕"/>
+          <w:sz w:val="21"/>
+        </w:rPr>
+        <w:t>③ DEFER</w:t>
+      </w:r>
+    </w:p>
+    <w:p>
+      <w:r>
+        <w:rPr>
+          <w:rFonts w:ascii="맑은 고딕" w:hAnsi="맑은 고딕" w:eastAsia="맑은 고딕"/>
+          <w:sz w:val="21"/>
+        </w:rPr>
+        <w:t>④ ALTERNATE</w:t>
       </w:r>
     </w:p>
     <w:p>
@@ -744,43 +744,43 @@
           <w:rFonts w:ascii="맑은 고딕" w:hAnsi="맑은 고딕" w:eastAsia="맑은 고딕"/>
           <w:sz w:val="21"/>
         </w:rPr>
-        <w:t>[하-14] 리다이렉션을 켜고 `SYS`로 DML을 실행하면?</w:t>
-      </w:r>
-    </w:p>
-    <w:p>
-      <w:r>
-        <w:rPr>
-          <w:rFonts w:ascii="맑은 고딕" w:hAnsi="맑은 고딕" w:eastAsia="맑은 고딕"/>
-          <w:sz w:val="21"/>
-        </w:rPr>
-        <w:t>① ORA-16397</w:t>
-      </w:r>
-    </w:p>
-    <w:p>
-      <w:r>
-        <w:rPr>
-          <w:rFonts w:ascii="맑은 고딕" w:hAnsi="맑은 고딕" w:eastAsia="맑은 고딕"/>
-          <w:sz w:val="21"/>
-        </w:rPr>
-        <w:t>② ORA-16000</w:t>
-      </w:r>
-    </w:p>
-    <w:p>
-      <w:r>
-        <w:rPr>
-          <w:rFonts w:ascii="맑은 고딕" w:hAnsi="맑은 고딕" w:eastAsia="맑은 고딕"/>
-          <w:sz w:val="21"/>
-        </w:rPr>
-        <w:t>③ 정상 수행된다</w:t>
-      </w:r>
-    </w:p>
-    <w:p>
-      <w:r>
-        <w:rPr>
-          <w:rFonts w:ascii="맑은 고딕" w:hAnsi="맑은 고딕" w:eastAsia="맑은 고딕"/>
-          <w:sz w:val="21"/>
-        </w:rPr>
-        <w:t>④ ORA-03172</w:t>
+        <w:t>[하-14] 전송이 끊겼을 때 Standby의 MRP0 상태는?</w:t>
+      </w:r>
+    </w:p>
+    <w:p>
+      <w:r>
+        <w:rPr>
+          <w:rFonts w:ascii="맑은 고딕" w:hAnsi="맑은 고딕" w:eastAsia="맑은 고딕"/>
+          <w:sz w:val="21"/>
+        </w:rPr>
+        <w:t>① WAIT_FOR_LOG</w:t>
+      </w:r>
+    </w:p>
+    <w:p>
+      <w:r>
+        <w:rPr>
+          <w:rFonts w:ascii="맑은 고딕" w:hAnsi="맑은 고딕" w:eastAsia="맑은 고딕"/>
+          <w:sz w:val="21"/>
+        </w:rPr>
+        <w:t>② APPLYING_LOG</w:t>
+      </w:r>
+    </w:p>
+    <w:p>
+      <w:r>
+        <w:rPr>
+          <w:rFonts w:ascii="맑은 고딕" w:hAnsi="맑은 고딕" w:eastAsia="맑은 고딕"/>
+          <w:sz w:val="21"/>
+        </w:rPr>
+        <w:t>③ WAIT_FOR_GAP</w:t>
+      </w:r>
+    </w:p>
+    <w:p>
+      <w:r>
+        <w:rPr>
+          <w:rFonts w:ascii="맑은 고딕" w:hAnsi="맑은 고딕" w:eastAsia="맑은 고딕"/>
+          <w:sz w:val="21"/>
+        </w:rPr>
+        <w:t>④ 행이 사라진다</w:t>
       </w:r>
     </w:p>
     <w:p>
@@ -798,34 +798,304 @@
           <w:rFonts w:ascii="맑은 고딕" w:hAnsi="맑은 고딕" w:eastAsia="맑은 고딕"/>
           <w:sz w:val="21"/>
         </w:rPr>
-        <w:t>[하-15] 리다이렉션을 켜고 DDL을 실행하면?</w:t>
-      </w:r>
-    </w:p>
-    <w:p>
-      <w:r>
-        <w:rPr>
-          <w:rFonts w:ascii="맑은 고딕" w:hAnsi="맑은 고딕" w:eastAsia="맑은 고딕"/>
-          <w:sz w:val="21"/>
-        </w:rPr>
-        <w:t>① ORA-16000</w:t>
-      </w:r>
-    </w:p>
-    <w:p>
-      <w:r>
-        <w:rPr>
-          <w:rFonts w:ascii="맑은 고딕" w:hAnsi="맑은 고딕" w:eastAsia="맑은 고딕"/>
-          <w:sz w:val="21"/>
-        </w:rPr>
-        <w:t>② ORA-16397</w:t>
-      </w:r>
-    </w:p>
-    <w:p>
-      <w:r>
-        <w:rPr>
-          <w:rFonts w:ascii="맑은 고딕" w:hAnsi="맑은 고딕" w:eastAsia="맑은 고딕"/>
-          <w:sz w:val="21"/>
-        </w:rPr>
-        <w:t>③ 정상 수행된다</w:t>
+        <w:t>[하-15] `V$ARCHIVED_LOG`에서 `dest_id=1` 행의 `APPLIED`가 항상 `NO`인 이유는?</w:t>
+      </w:r>
+    </w:p>
+    <w:p>
+      <w:r>
+        <w:rPr>
+          <w:rFonts w:ascii="맑은 고딕" w:hAnsi="맑은 고딕" w:eastAsia="맑은 고딕"/>
+          <w:sz w:val="21"/>
+        </w:rPr>
+        <w:t>① 자신의 로컬 아카이브이므로 적용 대상이 아니다</w:t>
+      </w:r>
+    </w:p>
+    <w:p>
+      <w:r>
+        <w:rPr>
+          <w:rFonts w:ascii="맑은 고딕" w:hAnsi="맑은 고딕" w:eastAsia="맑은 고딕"/>
+          <w:sz w:val="21"/>
+        </w:rPr>
+        <w:t>② 아직 전송되지 않았으므로</w:t>
+      </w:r>
+    </w:p>
+    <w:p>
+      <w:r>
+        <w:rPr>
+          <w:rFonts w:ascii="맑은 고딕" w:hAnsi="맑은 고딕" w:eastAsia="맑은 고딕"/>
+          <w:sz w:val="21"/>
+        </w:rPr>
+        <w:t>③ 열이 갱신되지 않는 버그이므로</w:t>
+      </w:r>
+    </w:p>
+    <w:p>
+      <w:r>
+        <w:rPr>
+          <w:rFonts w:ascii="맑은 고딕" w:hAnsi="맑은 고딕" w:eastAsia="맑은 고딕"/>
+          <w:sz w:val="21"/>
+        </w:rPr>
+        <w:t>④ 권한이 없어 확인할 수 없으므로</w:t>
+      </w:r>
+    </w:p>
+    <w:p>
+      <w:r>
+        <w:rPr>
+          <w:rFonts w:ascii="맑은 고딕" w:hAnsi="맑은 고딕" w:eastAsia="맑은 고딕"/>
+          <w:sz w:val="21"/>
+        </w:rPr>
+        <w:t>하-16 · 객관식</w:t>
+      </w:r>
+    </w:p>
+    <w:p>
+      <w:r>
+        <w:rPr>
+          <w:rFonts w:ascii="맑은 고딕" w:hAnsi="맑은 고딕" w:eastAsia="맑은 고딕"/>
+          <w:sz w:val="21"/>
+        </w:rPr>
+        <w:t>[하-16] 실시간 적용 환경에서 `APPLIED_SEQ#`가 0인 이유는?</w:t>
+      </w:r>
+    </w:p>
+    <w:p>
+      <w:r>
+        <w:rPr>
+          <w:rFonts w:ascii="맑은 고딕" w:hAnsi="맑은 고딕" w:eastAsia="맑은 고딕"/>
+          <w:sz w:val="21"/>
+        </w:rPr>
+        <w:t>① SRL에서 직접 읽으므로 아카이브 기준 값이 채워지지 않는다</w:t>
+      </w:r>
+    </w:p>
+    <w:p>
+      <w:r>
+        <w:rPr>
+          <w:rFonts w:ascii="맑은 고딕" w:hAnsi="맑은 고딕" w:eastAsia="맑은 고딕"/>
+          <w:sz w:val="21"/>
+        </w:rPr>
+        <w:t>② 적용이 멈춰 있다</w:t>
+      </w:r>
+    </w:p>
+    <w:p>
+      <w:r>
+        <w:rPr>
+          <w:rFonts w:ascii="맑은 고딕" w:hAnsi="맑은 고딕" w:eastAsia="맑은 고딕"/>
+          <w:sz w:val="21"/>
+        </w:rPr>
+        <w:t>③ 갭이 있다</w:t>
+      </w:r>
+    </w:p>
+    <w:p>
+      <w:r>
+        <w:rPr>
+          <w:rFonts w:ascii="맑은 고딕" w:hAnsi="맑은 고딕" w:eastAsia="맑은 고딕"/>
+          <w:sz w:val="21"/>
+        </w:rPr>
+        <w:t>④ 뷰를 Standby에서 조회했기 때문</w:t>
+      </w:r>
+    </w:p>
+    <w:p>
+      <w:r>
+        <w:rPr>
+          <w:rFonts w:ascii="맑은 고딕" w:hAnsi="맑은 고딕" w:eastAsia="맑은 고딕"/>
+          <w:sz w:val="21"/>
+        </w:rPr>
+        <w:t>하-17 · 객관식</w:t>
+      </w:r>
+    </w:p>
+    <w:p>
+      <w:r>
+        <w:rPr>
+          <w:rFonts w:ascii="맑은 고딕" w:hAnsi="맑은 고딕" w:eastAsia="맑은 고딕"/>
+          <w:sz w:val="21"/>
+        </w:rPr>
+        <w:t>[하-17] 전송 과정을 추적하는 파라미터는?</w:t>
+      </w:r>
+    </w:p>
+    <w:p>
+      <w:r>
+        <w:rPr>
+          <w:rFonts w:ascii="맑은 고딕" w:hAnsi="맑은 고딕" w:eastAsia="맑은 고딕"/>
+          <w:sz w:val="21"/>
+        </w:rPr>
+        <w:t>① LOG_ARCHIVE_TRACE</w:t>
+      </w:r>
+    </w:p>
+    <w:p>
+      <w:r>
+        <w:rPr>
+          <w:rFonts w:ascii="맑은 고딕" w:hAnsi="맑은 고딕" w:eastAsia="맑은 고딕"/>
+          <w:sz w:val="21"/>
+        </w:rPr>
+        <w:t>② SQL_TRACE</w:t>
+      </w:r>
+    </w:p>
+    <w:p>
+      <w:r>
+        <w:rPr>
+          <w:rFonts w:ascii="맑은 고딕" w:hAnsi="맑은 고딕" w:eastAsia="맑은 고딕"/>
+          <w:sz w:val="21"/>
+        </w:rPr>
+        <w:t>③ DG_TRACE_LEVEL</w:t>
+      </w:r>
+    </w:p>
+    <w:p>
+      <w:r>
+        <w:rPr>
+          <w:rFonts w:ascii="맑은 고딕" w:hAnsi="맑은 고딕" w:eastAsia="맑은 고딕"/>
+          <w:sz w:val="21"/>
+        </w:rPr>
+        <w:t>④ EVENT</w:t>
+      </w:r>
+    </w:p>
+    <w:p>
+      <w:r>
+        <w:rPr>
+          <w:rFonts w:ascii="맑은 고딕" w:hAnsi="맑은 고딕" w:eastAsia="맑은 고딕"/>
+          <w:sz w:val="21"/>
+        </w:rPr>
+        <w:t>하-18 · 객관식</w:t>
+      </w:r>
+    </w:p>
+    <w:p>
+      <w:r>
+        <w:rPr>
+          <w:rFonts w:ascii="맑은 고딕" w:hAnsi="맑은 고딕" w:eastAsia="맑은 고딕"/>
+          <w:sz w:val="21"/>
+        </w:rPr>
+        <w:t>[하-18] 그 파라미터에 잘못된 값을 주면 나오는 오류는?</w:t>
+      </w:r>
+    </w:p>
+    <w:p>
+      <w:r>
+        <w:rPr>
+          <w:rFonts w:ascii="맑은 고딕" w:hAnsi="맑은 고딕" w:eastAsia="맑은 고딕"/>
+          <w:sz w:val="21"/>
+        </w:rPr>
+        <w:t>① ORA-02017: integer value required</w:t>
+      </w:r>
+    </w:p>
+    <w:p>
+      <w:r>
+        <w:rPr>
+          <w:rFonts w:ascii="맑은 고딕" w:hAnsi="맑은 고딕" w:eastAsia="맑은 고딕"/>
+          <w:sz w:val="21"/>
+        </w:rPr>
+        <w:t>② ORA-00904</w:t>
+      </w:r>
+    </w:p>
+    <w:p>
+      <w:r>
+        <w:rPr>
+          <w:rFonts w:ascii="맑은 고딕" w:hAnsi="맑은 고딕" w:eastAsia="맑은 고딕"/>
+          <w:sz w:val="21"/>
+        </w:rPr>
+        <w:t>③ ORA-16540</w:t>
+      </w:r>
+    </w:p>
+    <w:p>
+      <w:r>
+        <w:rPr>
+          <w:rFonts w:ascii="맑은 고딕" w:hAnsi="맑은 고딕" w:eastAsia="맑은 고딕"/>
+          <w:sz w:val="21"/>
+        </w:rPr>
+        <w:t>④ ORA-00942</w:t>
+      </w:r>
+    </w:p>
+    <w:p>
+      <w:r>
+        <w:rPr>
+          <w:rFonts w:ascii="맑은 고딕" w:hAnsi="맑은 고딕" w:eastAsia="맑은 고딕"/>
+          <w:sz w:val="21"/>
+        </w:rPr>
+        <w:t>하-19 · 객관식</w:t>
+      </w:r>
+    </w:p>
+    <w:p>
+      <w:r>
+        <w:rPr>
+          <w:rFonts w:ascii="맑은 고딕" w:hAnsi="맑은 고딕" w:eastAsia="맑은 고딕"/>
+          <w:sz w:val="21"/>
+        </w:rPr>
+        <w:t>[하-19] 트레이스 파일 이름 규칙은?</w:t>
+      </w:r>
+    </w:p>
+    <w:p>
+      <w:r>
+        <w:rPr>
+          <w:rFonts w:ascii="맑은 고딕" w:hAnsi="맑은 고딕" w:eastAsia="맑은 고딕"/>
+          <w:sz w:val="21"/>
+        </w:rPr>
+        <w:t>① &amp;lt;SID&amp;gt;_&amp;lt;프로세스&amp;gt;_&amp;lt;PID&amp;gt;.trc</w:t>
+      </w:r>
+    </w:p>
+    <w:p>
+      <w:r>
+        <w:rPr>
+          <w:rFonts w:ascii="맑은 고딕" w:hAnsi="맑은 고딕" w:eastAsia="맑은 고딕"/>
+          <w:sz w:val="21"/>
+        </w:rPr>
+        <w:t>② trace_&amp;lt;날짜&amp;gt;.log</w:t>
+      </w:r>
+    </w:p>
+    <w:p>
+      <w:r>
+        <w:rPr>
+          <w:rFonts w:ascii="맑은 고딕" w:hAnsi="맑은 고딕" w:eastAsia="맑은 고딕"/>
+          <w:sz w:val="21"/>
+        </w:rPr>
+        <w:t>③ &amp;lt;DB_NAME&amp;gt;.trc</w:t>
+      </w:r>
+    </w:p>
+    <w:p>
+      <w:r>
+        <w:rPr>
+          <w:rFonts w:ascii="맑은 고딕" w:hAnsi="맑은 고딕" w:eastAsia="맑은 고딕"/>
+          <w:sz w:val="21"/>
+        </w:rPr>
+        <w:t>④ alert_&amp;lt;SID&amp;gt;.trc</w:t>
+      </w:r>
+    </w:p>
+    <w:p>
+      <w:r>
+        <w:rPr>
+          <w:rFonts w:ascii="맑은 고딕" w:hAnsi="맑은 고딕" w:eastAsia="맑은 고딕"/>
+          <w:sz w:val="21"/>
+        </w:rPr>
+        <w:t>하-20 · 객관식</w:t>
+      </w:r>
+    </w:p>
+    <w:p>
+      <w:r>
+        <w:rPr>
+          <w:rFonts w:ascii="맑은 고딕" w:hAnsi="맑은 고딕" w:eastAsia="맑은 고딕"/>
+          <w:sz w:val="21"/>
+        </w:rPr>
+        <w:t>[하-20] 열 이름을 틀리게 썼을 때의 오류 번호는?</w:t>
+      </w:r>
+    </w:p>
+    <w:p>
+      <w:r>
+        <w:rPr>
+          <w:rFonts w:ascii="맑은 고딕" w:hAnsi="맑은 고딕" w:eastAsia="맑은 고딕"/>
+          <w:sz w:val="21"/>
+        </w:rPr>
+        <w:t>① ORA-00904</w:t>
+      </w:r>
+    </w:p>
+    <w:p>
+      <w:r>
+        <w:rPr>
+          <w:rFonts w:ascii="맑은 고딕" w:hAnsi="맑은 고딕" w:eastAsia="맑은 고딕"/>
+          <w:sz w:val="21"/>
+        </w:rPr>
+        <w:t>② ORA-00942</w:t>
+      </w:r>
+    </w:p>
+    <w:p>
+      <w:r>
+        <w:rPr>
+          <w:rFonts w:ascii="맑은 고딕" w:hAnsi="맑은 고딕" w:eastAsia="맑은 고딕"/>
+          <w:sz w:val="21"/>
+        </w:rPr>
+        <w:t>③ ORA-02017</w:t>
       </w:r>
     </w:p>
     <w:p>
@@ -835,276 +1105,6 @@
           <w:sz w:val="21"/>
         </w:rPr>
         <w:t>④ ORA-01031</w:t>
-      </w:r>
-    </w:p>
-    <w:p>
-      <w:r>
-        <w:rPr>
-          <w:rFonts w:ascii="맑은 고딕" w:hAnsi="맑은 고딕" w:eastAsia="맑은 고딕"/>
-          <w:sz w:val="21"/>
-        </w:rPr>
-        <w:t>하-16 · 객관식</w:t>
-      </w:r>
-    </w:p>
-    <w:p>
-      <w:r>
-        <w:rPr>
-          <w:rFonts w:ascii="맑은 고딕" w:hAnsi="맑은 고딕" w:eastAsia="맑은 고딕"/>
-          <w:sz w:val="21"/>
-        </w:rPr>
-        <w:t>[하-16] 세션이 허용할 지연을 초 단위로 정하는 파라미터는?</w:t>
-      </w:r>
-    </w:p>
-    <w:p>
-      <w:r>
-        <w:rPr>
-          <w:rFonts w:ascii="맑은 고딕" w:hAnsi="맑은 고딕" w:eastAsia="맑은 고딕"/>
-          <w:sz w:val="21"/>
-        </w:rPr>
-        <w:t>① STANDBY_MAX_DATA_DELAY</w:t>
-      </w:r>
-    </w:p>
-    <w:p>
-      <w:r>
-        <w:rPr>
-          <w:rFonts w:ascii="맑은 고딕" w:hAnsi="맑은 고딕" w:eastAsia="맑은 고딕"/>
-          <w:sz w:val="21"/>
-        </w:rPr>
-        <w:t>② ADG_REDIRECT_DML</w:t>
-      </w:r>
-    </w:p>
-    <w:p>
-      <w:r>
-        <w:rPr>
-          <w:rFonts w:ascii="맑은 고딕" w:hAnsi="맑은 고딕" w:eastAsia="맑은 고딕"/>
-          <w:sz w:val="21"/>
-        </w:rPr>
-        <w:t>③ DB_LOST_WRITE_PROTECT</w:t>
-      </w:r>
-    </w:p>
-    <w:p>
-      <w:r>
-        <w:rPr>
-          <w:rFonts w:ascii="맑은 고딕" w:hAnsi="맑은 고딕" w:eastAsia="맑은 고딕"/>
-          <w:sz w:val="21"/>
-        </w:rPr>
-        <w:t>④ MAX_DATA_DELAY</w:t>
-      </w:r>
-    </w:p>
-    <w:p>
-      <w:r>
-        <w:rPr>
-          <w:rFonts w:ascii="맑은 고딕" w:hAnsi="맑은 고딕" w:eastAsia="맑은 고딕"/>
-          <w:sz w:val="21"/>
-        </w:rPr>
-        <w:t>하-17 · 객관식</w:t>
-      </w:r>
-    </w:p>
-    <w:p>
-      <w:r>
-        <w:rPr>
-          <w:rFonts w:ascii="맑은 고딕" w:hAnsi="맑은 고딕" w:eastAsia="맑은 고딕"/>
-          <w:sz w:val="21"/>
-        </w:rPr>
-        <w:t>[하-17] 그 한도를 초과했을 때의 오류는?</w:t>
-      </w:r>
-    </w:p>
-    <w:p>
-      <w:r>
-        <w:rPr>
-          <w:rFonts w:ascii="맑은 고딕" w:hAnsi="맑은 고딕" w:eastAsia="맑은 고딕"/>
-          <w:sz w:val="21"/>
-        </w:rPr>
-        <w:t>① ORA-03172</w:t>
-      </w:r>
-    </w:p>
-    <w:p>
-      <w:r>
-        <w:rPr>
-          <w:rFonts w:ascii="맑은 고딕" w:hAnsi="맑은 고딕" w:eastAsia="맑은 고딕"/>
-          <w:sz w:val="21"/>
-        </w:rPr>
-        <w:t>② ORA-03173</w:t>
-      </w:r>
-    </w:p>
-    <w:p>
-      <w:r>
-        <w:rPr>
-          <w:rFonts w:ascii="맑은 고딕" w:hAnsi="맑은 고딕" w:eastAsia="맑은 고딕"/>
-          <w:sz w:val="21"/>
-        </w:rPr>
-        <w:t>③ ORA-03174</w:t>
-      </w:r>
-    </w:p>
-    <w:p>
-      <w:r>
-        <w:rPr>
-          <w:rFonts w:ascii="맑은 고딕" w:hAnsi="맑은 고딕" w:eastAsia="맑은 고딕"/>
-          <w:sz w:val="21"/>
-        </w:rPr>
-        <w:t>④ ORA-16000</w:t>
-      </w:r>
-    </w:p>
-    <w:p>
-      <w:r>
-        <w:rPr>
-          <w:rFonts w:ascii="맑은 고딕" w:hAnsi="맑은 고딕" w:eastAsia="맑은 고딕"/>
-          <w:sz w:val="21"/>
-        </w:rPr>
-        <w:t>하-18 · 객관식</w:t>
-      </w:r>
-    </w:p>
-    <w:p>
-      <w:r>
-        <w:rPr>
-          <w:rFonts w:ascii="맑은 고딕" w:hAnsi="맑은 고딕" w:eastAsia="맑은 고딕"/>
-          <w:sz w:val="21"/>
-        </w:rPr>
-        <w:t>[하-18] `ALTER SESSION SYNC WITH PRIMARY`가 실습 환경에서 실패하는 오류는?</w:t>
-      </w:r>
-    </w:p>
-    <w:p>
-      <w:r>
-        <w:rPr>
-          <w:rFonts w:ascii="맑은 고딕" w:hAnsi="맑은 고딕" w:eastAsia="맑은 고딕"/>
-          <w:sz w:val="21"/>
-        </w:rPr>
-        <w:t>① ORA-03173</w:t>
-      </w:r>
-    </w:p>
-    <w:p>
-      <w:r>
-        <w:rPr>
-          <w:rFonts w:ascii="맑은 고딕" w:hAnsi="맑은 고딕" w:eastAsia="맑은 고딕"/>
-          <w:sz w:val="21"/>
-        </w:rPr>
-        <w:t>② ORA-03172</w:t>
-      </w:r>
-    </w:p>
-    <w:p>
-      <w:r>
-        <w:rPr>
-          <w:rFonts w:ascii="맑은 고딕" w:hAnsi="맑은 고딕" w:eastAsia="맑은 고딕"/>
-          <w:sz w:val="21"/>
-        </w:rPr>
-        <w:t>③ ORA-03174</w:t>
-      </w:r>
-    </w:p>
-    <w:p>
-      <w:r>
-        <w:rPr>
-          <w:rFonts w:ascii="맑은 고딕" w:hAnsi="맑은 고딕" w:eastAsia="맑은 고딕"/>
-          <w:sz w:val="21"/>
-        </w:rPr>
-        <w:t>④ ORA-16397</w:t>
-      </w:r>
-    </w:p>
-    <w:p>
-      <w:r>
-        <w:rPr>
-          <w:rFonts w:ascii="맑은 고딕" w:hAnsi="맑은 고딕" w:eastAsia="맑은 고딕"/>
-          <w:sz w:val="21"/>
-        </w:rPr>
-        <w:t>하-19 · 객관식</w:t>
-      </w:r>
-    </w:p>
-    <w:p>
-      <w:r>
-        <w:rPr>
-          <w:rFonts w:ascii="맑은 고딕" w:hAnsi="맑은 고딕" w:eastAsia="맑은 고딕"/>
-          <w:sz w:val="21"/>
-        </w:rPr>
-        <w:t>[하-19] 지연의 분포를 누적해 보여 주는 뷰는?</w:t>
-      </w:r>
-    </w:p>
-    <w:p>
-      <w:r>
-        <w:rPr>
-          <w:rFonts w:ascii="맑은 고딕" w:hAnsi="맑은 고딕" w:eastAsia="맑은 고딕"/>
-          <w:sz w:val="21"/>
-        </w:rPr>
-        <w:t>① V$STANDBY_EVENT_HISTOGRAM</w:t>
-      </w:r>
-    </w:p>
-    <w:p>
-      <w:r>
-        <w:rPr>
-          <w:rFonts w:ascii="맑은 고딕" w:hAnsi="맑은 고딕" w:eastAsia="맑은 고딕"/>
-          <w:sz w:val="21"/>
-        </w:rPr>
-        <w:t>② V$DATAGUARD_STATS</w:t>
-      </w:r>
-    </w:p>
-    <w:p>
-      <w:r>
-        <w:rPr>
-          <w:rFonts w:ascii="맑은 고딕" w:hAnsi="맑은 고딕" w:eastAsia="맑은 고딕"/>
-          <w:sz w:val="21"/>
-        </w:rPr>
-        <w:t>③ V$MANAGED_STANDBY</w:t>
-      </w:r>
-    </w:p>
-    <w:p>
-      <w:r>
-        <w:rPr>
-          <w:rFonts w:ascii="맑은 고딕" w:hAnsi="맑은 고딕" w:eastAsia="맑은 고딕"/>
-          <w:sz w:val="21"/>
-        </w:rPr>
-        <w:t>④ V$ARCHIVE_GAP</w:t>
-      </w:r>
-    </w:p>
-    <w:p>
-      <w:r>
-        <w:rPr>
-          <w:rFonts w:ascii="맑은 고딕" w:hAnsi="맑은 고딕" w:eastAsia="맑은 고딕"/>
-          <w:sz w:val="21"/>
-        </w:rPr>
-        <w:t>하-20 · 객관식</w:t>
-      </w:r>
-    </w:p>
-    <w:p>
-      <w:r>
-        <w:rPr>
-          <w:rFonts w:ascii="맑은 고딕" w:hAnsi="맑은 고딕" w:eastAsia="맑은 고딕"/>
-          <w:sz w:val="21"/>
-        </w:rPr>
-        <w:t>[하-20] Standby에서 AWR 스냅샷을 만들려 하면?</w:t>
-      </w:r>
-    </w:p>
-    <w:p>
-      <w:r>
-        <w:rPr>
-          <w:rFonts w:ascii="맑은 고딕" w:hAnsi="맑은 고딕" w:eastAsia="맑은 고딕"/>
-          <w:sz w:val="21"/>
-        </w:rPr>
-        <w:t>① ORA-13516</w:t>
-      </w:r>
-    </w:p>
-    <w:p>
-      <w:r>
-        <w:rPr>
-          <w:rFonts w:ascii="맑은 고딕" w:hAnsi="맑은 고딕" w:eastAsia="맑은 고딕"/>
-          <w:sz w:val="21"/>
-        </w:rPr>
-        <w:t>② ORA-16000</w:t>
-      </w:r>
-    </w:p>
-    <w:p>
-      <w:r>
-        <w:rPr>
-          <w:rFonts w:ascii="맑은 고딕" w:hAnsi="맑은 고딕" w:eastAsia="맑은 고딕"/>
-          <w:sz w:val="21"/>
-        </w:rPr>
-        <w:t>③ ORA-00604</w:t>
-      </w:r>
-    </w:p>
-    <w:p>
-      <w:r>
-        <w:rPr>
-          <w:rFonts w:ascii="맑은 고딕" w:hAnsi="맑은 고딕" w:eastAsia="맑은 고딕"/>
-          <w:sz w:val="21"/>
-        </w:rPr>
-        <w:t>④ 정상 생성된다</w:t>
       </w:r>
     </w:p>
     <w:p>
@@ -1112,7 +1112,7 @@
         <w:pStyle w:val="Heading2"/>
       </w:pPr>
       <w:r>
-        <w:t>[난이도] 중 (실무)</w:t>
+        <w:t>[난이도] 중 (응용)</w:t>
       </w:r>
     </w:p>
     <w:p>
@@ -1130,43 +1130,43 @@
           <w:rFonts w:ascii="맑은 고딕" w:hAnsi="맑은 고딕" w:eastAsia="맑은 고딕"/>
           <w:sz w:val="21"/>
         </w:rPr>
-        <w:t>[중-01] `DETECTED_USAGES`가 0인데도 ADG를 쓰고 있을 수 있는 이유는?</w:t>
-      </w:r>
-    </w:p>
-    <w:p>
-      <w:r>
-        <w:rPr>
-          <w:rFonts w:ascii="맑은 고딕" w:hAnsi="맑은 고딕" w:eastAsia="맑은 고딕"/>
-          <w:sz w:val="21"/>
-        </w:rPr>
-        <w:t>① 통계 수집이 주기적이고 Standby에서는 갱신이 제한적이기 때문</w:t>
-      </w:r>
-    </w:p>
-    <w:p>
-      <w:r>
-        <w:rPr>
-          <w:rFonts w:ascii="맑은 고딕" w:hAnsi="맑은 고딕" w:eastAsia="맑은 고딕"/>
-          <w:sz w:val="21"/>
-        </w:rPr>
-        <w:t>② 값이 항상 0이기 때문</w:t>
-      </w:r>
-    </w:p>
-    <w:p>
-      <w:r>
-        <w:rPr>
-          <w:rFonts w:ascii="맑은 고딕" w:hAnsi="맑은 고딕" w:eastAsia="맑은 고딕"/>
-          <w:sz w:val="21"/>
-        </w:rPr>
-        <w:t>③ 뷰가 잘못되었기 때문</w:t>
-      </w:r>
-    </w:p>
-    <w:p>
-      <w:r>
-        <w:rPr>
-          <w:rFonts w:ascii="맑은 고딕" w:hAnsi="맑은 고딕" w:eastAsia="맑은 고딕"/>
-          <w:sz w:val="21"/>
-        </w:rPr>
-        <w:t>④ 라이선스가 없기 때문</w:t>
+        <w:t>[중-01] 실측에서 boston의 `V$LOGFILE`이 14행, chicago가 7행인 이유는?</w:t>
+      </w:r>
+    </w:p>
+    <w:p>
+      <w:r>
+        <w:rPr>
+          <w:rFonts w:ascii="맑은 고딕" w:hAnsi="맑은 고딕" w:eastAsia="맑은 고딕"/>
+          <w:sz w:val="21"/>
+        </w:rPr>
+        <w:t>① boston은 OMF가 그룹당 멤버를 둘씩 만들었다</w:t>
+      </w:r>
+    </w:p>
+    <w:p>
+      <w:r>
+        <w:rPr>
+          <w:rFonts w:ascii="맑은 고딕" w:hAnsi="맑은 고딕" w:eastAsia="맑은 고딕"/>
+          <w:sz w:val="21"/>
+        </w:rPr>
+        <w:t>② boston의 그룹 수가 두 배다</w:t>
+      </w:r>
+    </w:p>
+    <w:p>
+      <w:r>
+        <w:rPr>
+          <w:rFonts w:ascii="맑은 고딕" w:hAnsi="맑은 고딕" w:eastAsia="맑은 고딕"/>
+          <w:sz w:val="21"/>
+        </w:rPr>
+        <w:t>③ boston에 SRL이 더 많다</w:t>
+      </w:r>
+    </w:p>
+    <w:p>
+      <w:r>
+        <w:rPr>
+          <w:rFonts w:ascii="맑은 고딕" w:hAnsi="맑은 고딕" w:eastAsia="맑은 고딕"/>
+          <w:sz w:val="21"/>
+        </w:rPr>
+        <w:t>④ 뷰가 중복 행을 반환한다</w:t>
       </w:r>
     </w:p>
     <w:p>
@@ -1184,43 +1184,43 @@
           <w:rFonts w:ascii="맑은 고딕" w:hAnsi="맑은 고딕" w:eastAsia="맑은 고딕"/>
           <w:sz w:val="21"/>
         </w:rPr>
-        <w:t>[중-02] 세션이 어느 데이터베이스에 붙었는지 확인하는 방법은?</w:t>
-      </w:r>
-    </w:p>
-    <w:p>
-      <w:r>
-        <w:rPr>
-          <w:rFonts w:ascii="맑은 고딕" w:hAnsi="맑은 고딕" w:eastAsia="맑은 고딕"/>
-          <w:sz w:val="21"/>
-        </w:rPr>
-        <w:t>① `SYS_CONTEXT('userenv','db_unique_name')`과 `database_role`</w:t>
-      </w:r>
-    </w:p>
-    <w:p>
-      <w:r>
-        <w:rPr>
-          <w:rFonts w:ascii="맑은 고딕" w:hAnsi="맑은 고딕" w:eastAsia="맑은 고딕"/>
-          <w:sz w:val="21"/>
-        </w:rPr>
-        <w:t>② 접속 문자열 확인</w:t>
-      </w:r>
-    </w:p>
-    <w:p>
-      <w:r>
-        <w:rPr>
-          <w:rFonts w:ascii="맑은 고딕" w:hAnsi="맑은 고딕" w:eastAsia="맑은 고딕"/>
-          <w:sz w:val="21"/>
-        </w:rPr>
-        <w:t>③ `V$INSTANCE.HOST_NAME`만 확인</w:t>
-      </w:r>
-    </w:p>
-    <w:p>
-      <w:r>
-        <w:rPr>
-          <w:rFonts w:ascii="맑은 고딕" w:hAnsi="맑은 고딕" w:eastAsia="맑은 고딕"/>
-          <w:sz w:val="21"/>
-        </w:rPr>
-        <w:t>④ 확인할 방법이 없다</w:t>
+        <w:t>[중-02] SRL의 `ACTIVE` 그룹이 둘 이상이면?</w:t>
+      </w:r>
+    </w:p>
+    <w:p>
+      <w:r>
+        <w:rPr>
+          <w:rFonts w:ascii="맑은 고딕" w:hAnsi="맑은 고딕" w:eastAsia="맑은 고딕"/>
+          <w:sz w:val="21"/>
+        </w:rPr>
+        <w:t>① 앞의 것이 아직 아카이브되지 않았다 — 아카이버를 확인한다</w:t>
+      </w:r>
+    </w:p>
+    <w:p>
+      <w:r>
+        <w:rPr>
+          <w:rFonts w:ascii="맑은 고딕" w:hAnsi="맑은 고딕" w:eastAsia="맑은 고딕"/>
+          <w:sz w:val="21"/>
+        </w:rPr>
+        <w:t>② 정상이다</w:t>
+      </w:r>
+    </w:p>
+    <w:p>
+      <w:r>
+        <w:rPr>
+          <w:rFonts w:ascii="맑은 고딕" w:hAnsi="맑은 고딕" w:eastAsia="맑은 고딕"/>
+          <w:sz w:val="21"/>
+        </w:rPr>
+        <w:t>③ 전송이 두 배로 빨라진 것이다</w:t>
+      </w:r>
+    </w:p>
+    <w:p>
+      <w:r>
+        <w:rPr>
+          <w:rFonts w:ascii="맑은 고딕" w:hAnsi="맑은 고딕" w:eastAsia="맑은 고딕"/>
+          <w:sz w:val="21"/>
+        </w:rPr>
+        <w:t>④ 갭이 발생했다</w:t>
       </w:r>
     </w:p>
     <w:p>
@@ -1238,43 +1238,43 @@
           <w:rFonts w:ascii="맑은 고딕" w:hAnsi="맑은 고딕" w:eastAsia="맑은 고딕"/>
           <w:sz w:val="21"/>
         </w:rPr>
-        <w:t>[중-03] 역할 전환이 있는 환경에서 더 신뢰할 수 있는 판단 기준은?</w:t>
-      </w:r>
-    </w:p>
-    <w:p>
-      <w:r>
-        <w:rPr>
-          <w:rFonts w:ascii="맑은 고딕" w:hAnsi="맑은 고딕" w:eastAsia="맑은 고딕"/>
-          <w:sz w:val="21"/>
-        </w:rPr>
-        <w:t>① database_role</w:t>
-      </w:r>
-    </w:p>
-    <w:p>
-      <w:r>
-        <w:rPr>
-          <w:rFonts w:ascii="맑은 고딕" w:hAnsi="맑은 고딕" w:eastAsia="맑은 고딕"/>
-          <w:sz w:val="21"/>
-        </w:rPr>
-        <w:t>② db_unique_name</w:t>
-      </w:r>
-    </w:p>
-    <w:p>
-      <w:r>
-        <w:rPr>
-          <w:rFonts w:ascii="맑은 고딕" w:hAnsi="맑은 고딕" w:eastAsia="맑은 고딕"/>
-          <w:sz w:val="21"/>
-        </w:rPr>
-        <w:t>③ 호스트 이름</w:t>
-      </w:r>
-    </w:p>
-    <w:p>
-      <w:r>
-        <w:rPr>
-          <w:rFonts w:ascii="맑은 고딕" w:hAnsi="맑은 고딕" w:eastAsia="맑은 고딕"/>
-          <w:sz w:val="21"/>
-        </w:rPr>
-        <w:t>④ 서비스 이름</w:t>
+        <w:t>[중-03] 감시 스크립트가 `V$STANDBY_LOG`에서 전부 `UNASSIGNED`를 받았다. 먼저 의심할 것은?</w:t>
+      </w:r>
+    </w:p>
+    <w:p>
+      <w:r>
+        <w:rPr>
+          <w:rFonts w:ascii="맑은 고딕" w:hAnsi="맑은 고딕" w:eastAsia="맑은 고딕"/>
+          <w:sz w:val="21"/>
+        </w:rPr>
+        <w:t>① Primary에서 조회했을 가능성</w:t>
+      </w:r>
+    </w:p>
+    <w:p>
+      <w:r>
+        <w:rPr>
+          <w:rFonts w:ascii="맑은 고딕" w:hAnsi="맑은 고딕" w:eastAsia="맑은 고딕"/>
+          <w:sz w:val="21"/>
+        </w:rPr>
+        <w:t>② SRL이 손상됐을 가능성</w:t>
+      </w:r>
+    </w:p>
+    <w:p>
+      <w:r>
+        <w:rPr>
+          <w:rFonts w:ascii="맑은 고딕" w:hAnsi="맑은 고딕" w:eastAsia="맑은 고딕"/>
+          <w:sz w:val="21"/>
+        </w:rPr>
+        <w:t>③ 뷰 권한이 없을 가능성</w:t>
+      </w:r>
+    </w:p>
+    <w:p>
+      <w:r>
+        <w:rPr>
+          <w:rFonts w:ascii="맑은 고딕" w:hAnsi="맑은 고딕" w:eastAsia="맑은 고딕"/>
+          <w:sz w:val="21"/>
+        </w:rPr>
+        <w:t>④ 갭이 있을 가능성</w:t>
       </w:r>
     </w:p>
     <w:p>
@@ -1292,43 +1292,43 @@
           <w:rFonts w:ascii="맑은 고딕" w:hAnsi="맑은 고딕" w:eastAsia="맑은 고딕"/>
           <w:sz w:val="21"/>
         </w:rPr>
-        <w:t>[중-04] Standby의 PDB 서비스가 리스너에 등록되는 조건은?</w:t>
-      </w:r>
-    </w:p>
-    <w:p>
-      <w:r>
-        <w:rPr>
-          <w:rFonts w:ascii="맑은 고딕" w:hAnsi="맑은 고딕" w:eastAsia="맑은 고딕"/>
-          <w:sz w:val="21"/>
-        </w:rPr>
-        <w:t>① PDB가 READ ONLY로 열려 있어야 한다</w:t>
-      </w:r>
-    </w:p>
-    <w:p>
-      <w:r>
-        <w:rPr>
-          <w:rFonts w:ascii="맑은 고딕" w:hAnsi="맑은 고딕" w:eastAsia="맑은 고딕"/>
-          <w:sz w:val="21"/>
-        </w:rPr>
-        <w:t>② CDB만 열려 있으면 된다</w:t>
-      </w:r>
-    </w:p>
-    <w:p>
-      <w:r>
-        <w:rPr>
-          <w:rFonts w:ascii="맑은 고딕" w:hAnsi="맑은 고딕" w:eastAsia="맑은 고딕"/>
-          <w:sz w:val="21"/>
-        </w:rPr>
-        <w:t>③ 정적 등록이 있어야 한다</w:t>
-      </w:r>
-    </w:p>
-    <w:p>
-      <w:r>
-        <w:rPr>
-          <w:rFonts w:ascii="맑은 고딕" w:hAnsi="맑은 고딕" w:eastAsia="맑은 고딕"/>
-          <w:sz w:val="21"/>
-        </w:rPr>
-        <w:t>④ MRP가 돌고 있어야 한다</w:t>
+        <w:t>[중-04] 실측에서 `dest_id=1`의 `TRANSMIT_MODE`가 `SYNCHRONOUS`인 것은?</w:t>
+      </w:r>
+    </w:p>
+    <w:p>
+      <w:r>
+        <w:rPr>
+          <w:rFonts w:ascii="맑은 고딕" w:hAnsi="맑은 고딕" w:eastAsia="맑은 고딕"/>
+          <w:sz w:val="21"/>
+        </w:rPr>
+        <w:t>① 로컬 목적지이므로 보호 모드와 무관하다</w:t>
+      </w:r>
+    </w:p>
+    <w:p>
+      <w:r>
+        <w:rPr>
+          <w:rFonts w:ascii="맑은 고딕" w:hAnsi="맑은 고딕" w:eastAsia="맑은 고딕"/>
+          <w:sz w:val="21"/>
+        </w:rPr>
+        <w:t>② 보호 모드가 MaxProtection이다</w:t>
+      </w:r>
+    </w:p>
+    <w:p>
+      <w:r>
+        <w:rPr>
+          <w:rFonts w:ascii="맑은 고딕" w:hAnsi="맑은 고딕" w:eastAsia="맑은 고딕"/>
+          <w:sz w:val="21"/>
+        </w:rPr>
+        <w:t>③ 설정 오류다</w:t>
+      </w:r>
+    </w:p>
+    <w:p>
+      <w:r>
+        <w:rPr>
+          <w:rFonts w:ascii="맑은 고딕" w:hAnsi="맑은 고딕" w:eastAsia="맑은 고딕"/>
+          <w:sz w:val="21"/>
+        </w:rPr>
+        <w:t>④ Broker가 잘못 설정했다</w:t>
       </w:r>
     </w:p>
     <w:p>
@@ -1346,43 +1346,43 @@
           <w:rFonts w:ascii="맑은 고딕" w:hAnsi="맑은 고딕" w:eastAsia="맑은 고딕"/>
           <w:sz w:val="21"/>
         </w:rPr>
-        <w:t>[중-05] 미커밋 데이터가 Standby에서 보이지 않는 근거는?</w:t>
-      </w:r>
-    </w:p>
-    <w:p>
-      <w:r>
-        <w:rPr>
-          <w:rFonts w:ascii="맑은 고딕" w:hAnsi="맑은 고딕" w:eastAsia="맑은 고딕"/>
-          <w:sz w:val="21"/>
-        </w:rPr>
-        <w:t>① 리두와 함께 UNDO도 적용되어 읽기 일관성이 유지되기 때문</w:t>
-      </w:r>
-    </w:p>
-    <w:p>
-      <w:r>
-        <w:rPr>
-          <w:rFonts w:ascii="맑은 고딕" w:hAnsi="맑은 고딕" w:eastAsia="맑은 고딕"/>
-          <w:sz w:val="21"/>
-        </w:rPr>
-        <w:t>② 커밋 전에는 리두가 전송되지 않기 때문</w:t>
-      </w:r>
-    </w:p>
-    <w:p>
-      <w:r>
-        <w:rPr>
-          <w:rFonts w:ascii="맑은 고딕" w:hAnsi="맑은 고딕" w:eastAsia="맑은 고딕"/>
-          <w:sz w:val="21"/>
-        </w:rPr>
-        <w:t>③ Standby가 커밋만 적용하기 때문</w:t>
-      </w:r>
-    </w:p>
-    <w:p>
-      <w:r>
-        <w:rPr>
-          <w:rFonts w:ascii="맑은 고딕" w:hAnsi="맑은 고딕" w:eastAsia="맑은 고딕"/>
-          <w:sz w:val="21"/>
-        </w:rPr>
-        <w:t>④ 조회가 Primary로 전달되기 때문</w:t>
+        <w:t>[중-05] 실측에서 `VALID_NOW`가 `UNKNOWN`인 목적지가 29개인 이유는?</w:t>
+      </w:r>
+    </w:p>
+    <w:p>
+      <w:r>
+        <w:rPr>
+          <w:rFonts w:ascii="맑은 고딕" w:hAnsi="맑은 고딕" w:eastAsia="맑은 고딕"/>
+          <w:sz w:val="21"/>
+        </w:rPr>
+        <w:t>① 쓰지 않는 목적지의 설정이 비어 있어서</w:t>
+      </w:r>
+    </w:p>
+    <w:p>
+      <w:r>
+        <w:rPr>
+          <w:rFonts w:ascii="맑은 고딕" w:hAnsi="맑은 고딕" w:eastAsia="맑은 고딕"/>
+          <w:sz w:val="21"/>
+        </w:rPr>
+        <w:t>② 계산이 아직 끝나지 않아서</w:t>
+      </w:r>
+    </w:p>
+    <w:p>
+      <w:r>
+        <w:rPr>
+          <w:rFonts w:ascii="맑은 고딕" w:hAnsi="맑은 고딕" w:eastAsia="맑은 고딕"/>
+          <w:sz w:val="21"/>
+        </w:rPr>
+        <w:t>③ 권한이 부족해서</w:t>
+      </w:r>
+    </w:p>
+    <w:p>
+      <w:r>
+        <w:rPr>
+          <w:rFonts w:ascii="맑은 고딕" w:hAnsi="맑은 고딕" w:eastAsia="맑은 고딕"/>
+          <w:sz w:val="21"/>
+        </w:rPr>
+        <w:t>④ 뷰가 손상돼서</w:t>
       </w:r>
     </w:p>
     <w:p>
@@ -1400,43 +1400,43 @@
           <w:rFonts w:ascii="맑은 고딕" w:hAnsi="맑은 고딕" w:eastAsia="맑은 고딕"/>
           <w:sz w:val="21"/>
         </w:rPr>
-        <w:t>[중-06] 미커밋 상태를 유지하며 시험하려면?</w:t>
-      </w:r>
-    </w:p>
-    <w:p>
-      <w:r>
-        <w:rPr>
-          <w:rFonts w:ascii="맑은 고딕" w:hAnsi="맑은 고딕" w:eastAsia="맑은 고딕"/>
-          <w:sz w:val="21"/>
-        </w:rPr>
-        <w:t>① 하나의 세션 안에서 INSERT와 대기를 함께 처리한다</w:t>
-      </w:r>
-    </w:p>
-    <w:p>
-      <w:r>
-        <w:rPr>
-          <w:rFonts w:ascii="맑은 고딕" w:hAnsi="맑은 고딕" w:eastAsia="맑은 고딕"/>
-          <w:sz w:val="21"/>
-        </w:rPr>
-        <w:t>② 두 세션으로 나눈다</w:t>
-      </w:r>
-    </w:p>
-    <w:p>
-      <w:r>
-        <w:rPr>
-          <w:rFonts w:ascii="맑은 고딕" w:hAnsi="맑은 고딕" w:eastAsia="맑은 고딕"/>
-          <w:sz w:val="21"/>
-        </w:rPr>
-        <w:t>③ AUTOCOMMIT을 켠다</w:t>
-      </w:r>
-    </w:p>
-    <w:p>
-      <w:r>
-        <w:rPr>
-          <w:rFonts w:ascii="맑은 고딕" w:hAnsi="맑은 고딕" w:eastAsia="맑은 고딕"/>
-          <w:sz w:val="21"/>
-        </w:rPr>
-        <w:t>④ 백그라운드 프로세스를 쓴다</w:t>
+        <w:t>[중-06] boston의 `dest_id=2`가 `INACTIVE`이고 `DESTINATION`이 빈 이유는?</w:t>
+      </w:r>
+    </w:p>
+    <w:p>
+      <w:r>
+        <w:rPr>
+          <w:rFonts w:ascii="맑은 고딕" w:hAnsi="맑은 고딕" w:eastAsia="맑은 고딕"/>
+          <w:sz w:val="21"/>
+        </w:rPr>
+        <w:t>① Broker가 Standby 쪽 2번을 비워 두었다</w:t>
+      </w:r>
+    </w:p>
+    <w:p>
+      <w:r>
+        <w:rPr>
+          <w:rFonts w:ascii="맑은 고딕" w:hAnsi="맑은 고딕" w:eastAsia="맑은 고딕"/>
+          <w:sz w:val="21"/>
+        </w:rPr>
+        <w:t>② 설정이 지워졌다</w:t>
+      </w:r>
+    </w:p>
+    <w:p>
+      <w:r>
+        <w:rPr>
+          <w:rFonts w:ascii="맑은 고딕" w:hAnsi="맑은 고딕" w:eastAsia="맑은 고딕"/>
+          <w:sz w:val="21"/>
+        </w:rPr>
+        <w:t>③ 역할 전환이 실패했다</w:t>
+      </w:r>
+    </w:p>
+    <w:p>
+      <w:r>
+        <w:rPr>
+          <w:rFonts w:ascii="맑은 고딕" w:hAnsi="맑은 고딕" w:eastAsia="맑은 고딕"/>
+          <w:sz w:val="21"/>
+        </w:rPr>
+        <w:t>④ Far Sync가 없어서</w:t>
       </w:r>
     </w:p>
     <w:p>
@@ -1454,43 +1454,43 @@
           <w:rFonts w:ascii="맑은 고딕" w:hAnsi="맑은 고딕" w:eastAsia="맑은 고딕"/>
           <w:sz w:val="21"/>
         </w:rPr>
-        <w:t>[중-07] Standby에서 `EXPLAIN PLAN`이 동작하는 이유는?</w:t>
-      </w:r>
-    </w:p>
-    <w:p>
-      <w:r>
-        <w:rPr>
-          <w:rFonts w:ascii="맑은 고딕" w:hAnsi="맑은 고딕" w:eastAsia="맑은 고딕"/>
-          <w:sz w:val="21"/>
-        </w:rPr>
-        <w:t>① PLAN_TABLE이 전역 임시 테이블이기 때문</w:t>
-      </w:r>
-    </w:p>
-    <w:p>
-      <w:r>
-        <w:rPr>
-          <w:rFonts w:ascii="맑은 고딕" w:hAnsi="맑은 고딕" w:eastAsia="맑은 고딕"/>
-          <w:sz w:val="21"/>
-        </w:rPr>
-        <w:t>② 실행 계획은 메모리에만 있기 때문</w:t>
-      </w:r>
-    </w:p>
-    <w:p>
-      <w:r>
-        <w:rPr>
-          <w:rFonts w:ascii="맑은 고딕" w:hAnsi="맑은 고딕" w:eastAsia="맑은 고딕"/>
-          <w:sz w:val="21"/>
-        </w:rPr>
-        <w:t>③ Primary로 전달되기 때문</w:t>
-      </w:r>
-    </w:p>
-    <w:p>
-      <w:r>
-        <w:rPr>
-          <w:rFonts w:ascii="맑은 고딕" w:hAnsi="맑은 고딕" w:eastAsia="맑은 고딕"/>
-          <w:sz w:val="21"/>
-        </w:rPr>
-        <w:t>④ DDL이 아니기 때문</w:t>
+        <w:t>[중-07] 리스너를 내렸을 때 chicago의 `V$DATAGUARD_STATUS`에서 `SEVERITY=Warning`인 행의 `ERROR_CODE`는?</w:t>
+      </w:r>
+    </w:p>
+    <w:p>
+      <w:r>
+        <w:rPr>
+          <w:rFonts w:ascii="맑은 고딕" w:hAnsi="맑은 고딕" w:eastAsia="맑은 고딕"/>
+          <w:sz w:val="21"/>
+        </w:rPr>
+        <w:t>① 12541</w:t>
+      </w:r>
+    </w:p>
+    <w:p>
+      <w:r>
+        <w:rPr>
+          <w:rFonts w:ascii="맑은 고딕" w:hAnsi="맑은 고딕" w:eastAsia="맑은 고딕"/>
+          <w:sz w:val="21"/>
+        </w:rPr>
+        <w:t>② 0</w:t>
+      </w:r>
+    </w:p>
+    <w:p>
+      <w:r>
+        <w:rPr>
+          <w:rFonts w:ascii="맑은 고딕" w:hAnsi="맑은 고딕" w:eastAsia="맑은 고딕"/>
+          <w:sz w:val="21"/>
+        </w:rPr>
+        <w:t>③ 16857</w:t>
+      </w:r>
+    </w:p>
+    <w:p>
+      <w:r>
+        <w:rPr>
+          <w:rFonts w:ascii="맑은 고딕" w:hAnsi="맑은 고딕" w:eastAsia="맑은 고딕"/>
+          <w:sz w:val="21"/>
+        </w:rPr>
+        <w:t>④ 16055</w:t>
       </w:r>
     </w:p>
     <w:p>
@@ -1508,43 +1508,43 @@
           <w:rFonts w:ascii="맑은 고딕" w:hAnsi="맑은 고딕" w:eastAsia="맑은 고딕"/>
           <w:sz w:val="21"/>
         </w:rPr>
-        <w:t>[중-08] Standby에서 GTT DML이 허용되는 이유는?</w:t>
-      </w:r>
-    </w:p>
-    <w:p>
-      <w:r>
-        <w:rPr>
-          <w:rFonts w:ascii="맑은 고딕" w:hAnsi="맑은 고딕" w:eastAsia="맑은 고딕"/>
-          <w:sz w:val="21"/>
-        </w:rPr>
-        <w:t>① 데이터가 임시 테이블스페이스에 있어 영구 파일을 바꾸지 않기 때문</w:t>
-      </w:r>
-    </w:p>
-    <w:p>
-      <w:r>
-        <w:rPr>
-          <w:rFonts w:ascii="맑은 고딕" w:hAnsi="맑은 고딕" w:eastAsia="맑은 고딕"/>
-          <w:sz w:val="21"/>
-        </w:rPr>
-        <w:t>② TEMP_UNDO_ENABLED가 TRUE이기 때문</w:t>
-      </w:r>
-    </w:p>
-    <w:p>
-      <w:r>
-        <w:rPr>
-          <w:rFonts w:ascii="맑은 고딕" w:hAnsi="맑은 고딕" w:eastAsia="맑은 고딕"/>
-          <w:sz w:val="21"/>
-        </w:rPr>
-        <w:t>③ GTT는 딕셔너리에 없기 때문</w:t>
-      </w:r>
-    </w:p>
-    <w:p>
-      <w:r>
-        <w:rPr>
-          <w:rFonts w:ascii="맑은 고딕" w:hAnsi="맑은 고딕" w:eastAsia="맑은 고딕"/>
-          <w:sz w:val="21"/>
-        </w:rPr>
-        <w:t>④ 리다이렉션이 자동으로 켜지기 때문</w:t>
+        <w:t>[중-08] 그 사실이 시사하는 판정 원칙은?</w:t>
+      </w:r>
+    </w:p>
+    <w:p>
+      <w:r>
+        <w:rPr>
+          <w:rFonts w:ascii="맑은 고딕" w:hAnsi="맑은 고딕" w:eastAsia="맑은 고딕"/>
+          <w:sz w:val="21"/>
+        </w:rPr>
+        <w:t>① `SEVERITY`가 아니라 `ERROR_CODE`로 판정한다</w:t>
+      </w:r>
+    </w:p>
+    <w:p>
+      <w:r>
+        <w:rPr>
+          <w:rFonts w:ascii="맑은 고딕" w:hAnsi="맑은 고딕" w:eastAsia="맑은 고딕"/>
+          <w:sz w:val="21"/>
+        </w:rPr>
+        <w:t>② `Warning`은 언제나 무시해도 된다</w:t>
+      </w:r>
+    </w:p>
+    <w:p>
+      <w:r>
+        <w:rPr>
+          <w:rFonts w:ascii="맑은 고딕" w:hAnsi="맑은 고딕" w:eastAsia="맑은 고딕"/>
+          <w:sz w:val="21"/>
+        </w:rPr>
+        <w:t>③ `Error`만 보면 된다</w:t>
+      </w:r>
+    </w:p>
+    <w:p>
+      <w:r>
+        <w:rPr>
+          <w:rFonts w:ascii="맑은 고딕" w:hAnsi="맑은 고딕" w:eastAsia="맑은 고딕"/>
+          <w:sz w:val="21"/>
+        </w:rPr>
+        <w:t>④ 두 열이 항상 일치한다</w:t>
       </w:r>
     </w:p>
     <w:p>
@@ -1562,43 +1562,43 @@
           <w:rFonts w:ascii="맑은 고딕" w:hAnsi="맑은 고딕" w:eastAsia="맑은 고딕"/>
           <w:sz w:val="21"/>
         </w:rPr>
-        <w:t>[중-09] Standby에서 얻은 시퀀스 값이 뛰는 이유는?</w:t>
-      </w:r>
-    </w:p>
-    <w:p>
-      <w:r>
-        <w:rPr>
-          <w:rFonts w:ascii="맑은 고딕" w:hAnsi="맑은 고딕" w:eastAsia="맑은 고딕"/>
-          <w:sz w:val="21"/>
-        </w:rPr>
-        <w:t>① Primary와 겹치지 않도록 별도 범위를 할당받기 때문</w:t>
-      </w:r>
-    </w:p>
-    <w:p>
-      <w:r>
-        <w:rPr>
-          <w:rFonts w:ascii="맑은 고딕" w:hAnsi="맑은 고딕" w:eastAsia="맑은 고딕"/>
-          <w:sz w:val="21"/>
-        </w:rPr>
-        <w:t>② 캐시가 손상되었기 때문</w:t>
-      </w:r>
-    </w:p>
-    <w:p>
-      <w:r>
-        <w:rPr>
-          <w:rFonts w:ascii="맑은 고딕" w:hAnsi="맑은 고딕" w:eastAsia="맑은 고딕"/>
-          <w:sz w:val="21"/>
-        </w:rPr>
-        <w:t>③ 리두 적용이 지연되기 때문</w:t>
-      </w:r>
-    </w:p>
-    <w:p>
-      <w:r>
-        <w:rPr>
-          <w:rFonts w:ascii="맑은 고딕" w:hAnsi="맑은 고딕" w:eastAsia="맑은 고딕"/>
-          <w:sz w:val="21"/>
-        </w:rPr>
-        <w:t>④ 시퀀스가 복제되지 않기 때문</w:t>
+        <w:t>[중-09] 알림 로그에 있고 V$ 뷰에는 없는 정보는?</w:t>
+      </w:r>
+    </w:p>
+    <w:p>
+      <w:r>
+        <w:rPr>
+          <w:rFonts w:ascii="맑은 고딕" w:hAnsi="맑은 고딕" w:eastAsia="맑은 고딕"/>
+          <w:sz w:val="21"/>
+        </w:rPr>
+        <w:t>① 접속 문자열(HOST·PORT·SERVICE_NAME)과 트레이스 파일 이름</w:t>
+      </w:r>
+    </w:p>
+    <w:p>
+      <w:r>
+        <w:rPr>
+          <w:rFonts w:ascii="맑은 고딕" w:hAnsi="맑은 고딕" w:eastAsia="맑은 고딕"/>
+          <w:sz w:val="21"/>
+        </w:rPr>
+        <w:t>② 오류 번호</w:t>
+      </w:r>
+    </w:p>
+    <w:p>
+      <w:r>
+        <w:rPr>
+          <w:rFonts w:ascii="맑은 고딕" w:hAnsi="맑은 고딕" w:eastAsia="맑은 고딕"/>
+          <w:sz w:val="21"/>
+        </w:rPr>
+        <w:t>③ 발생 시각</w:t>
+      </w:r>
+    </w:p>
+    <w:p>
+      <w:r>
+        <w:rPr>
+          <w:rFonts w:ascii="맑은 고딕" w:hAnsi="맑은 고딕" w:eastAsia="맑은 고딕"/>
+          <w:sz w:val="21"/>
+        </w:rPr>
+        <w:t>④ 목적지 번호</w:t>
       </w:r>
     </w:p>
     <w:p>
@@ -1616,43 +1616,43 @@
           <w:rFonts w:ascii="맑은 고딕" w:hAnsi="맑은 고딕" w:eastAsia="맑은 고딕"/>
           <w:sz w:val="21"/>
         </w:rPr>
-        <w:t>[중-10] 그 사실의 실무적 함의는?</w:t>
-      </w:r>
-    </w:p>
-    <w:p>
-      <w:r>
-        <w:rPr>
-          <w:rFonts w:ascii="맑은 고딕" w:hAnsi="맑은 고딕" w:eastAsia="맑은 고딕"/>
-          <w:sz w:val="21"/>
-        </w:rPr>
-        <w:t>① 순번의 연속성이 필요하면 Standby에서 시퀀스를 쓰지 않는다</w:t>
-      </w:r>
-    </w:p>
-    <w:p>
-      <w:r>
-        <w:rPr>
-          <w:rFonts w:ascii="맑은 고딕" w:hAnsi="맑은 고딕" w:eastAsia="맑은 고딕"/>
-          <w:sz w:val="21"/>
-        </w:rPr>
-        <w:t>② 시퀀스를 캐시 없이 만든다</w:t>
-      </w:r>
-    </w:p>
-    <w:p>
-      <w:r>
-        <w:rPr>
-          <w:rFonts w:ascii="맑은 고딕" w:hAnsi="맑은 고딕" w:eastAsia="맑은 고딕"/>
-          <w:sz w:val="21"/>
-        </w:rPr>
-        <w:t>③ Standby에서는 시퀀스를 쓸 수 없다</w:t>
-      </w:r>
-    </w:p>
-    <w:p>
-      <w:r>
-        <w:rPr>
-          <w:rFonts w:ascii="맑은 고딕" w:hAnsi="맑은 고딕" w:eastAsia="맑은 고딕"/>
-          <w:sz w:val="21"/>
-        </w:rPr>
-        <w:t>④ 문제가 되지 않는다</w:t>
+        <w:t>[중-10] `ORACLE Instance chicago, archival error, archiver continuing`이 뜻하는 것은?</w:t>
+      </w:r>
+    </w:p>
+    <w:p>
+      <w:r>
+        <w:rPr>
+          <w:rFonts w:ascii="맑은 고딕" w:hAnsi="맑은 고딕" w:eastAsia="맑은 고딕"/>
+          <w:sz w:val="21"/>
+        </w:rPr>
+        <w:t>① 전송 실패에도 Primary는 멈추지 않는다 — MaxPerformance이므로</w:t>
+      </w:r>
+    </w:p>
+    <w:p>
+      <w:r>
+        <w:rPr>
+          <w:rFonts w:ascii="맑은 고딕" w:hAnsi="맑은 고딕" w:eastAsia="맑은 고딕"/>
+          <w:sz w:val="21"/>
+        </w:rPr>
+        <w:t>② 아카이버가 멈췄다</w:t>
+      </w:r>
+    </w:p>
+    <w:p>
+      <w:r>
+        <w:rPr>
+          <w:rFonts w:ascii="맑은 고딕" w:hAnsi="맑은 고딕" w:eastAsia="맑은 고딕"/>
+          <w:sz w:val="21"/>
+        </w:rPr>
+        <w:t>③ 인스턴스가 곧 종료된다</w:t>
+      </w:r>
+    </w:p>
+    <w:p>
+      <w:r>
+        <w:rPr>
+          <w:rFonts w:ascii="맑은 고딕" w:hAnsi="맑은 고딕" w:eastAsia="맑은 고딕"/>
+          <w:sz w:val="21"/>
+        </w:rPr>
+        <w:t>④ 갭이 해소됐다</w:t>
       </w:r>
     </w:p>
     <w:p>
@@ -1670,43 +1670,43 @@
           <w:rFonts w:ascii="맑은 고딕" w:hAnsi="맑은 고딕" w:eastAsia="맑은 고딕"/>
           <w:sz w:val="21"/>
         </w:rPr>
-        <w:t>[중-11] DML 리다이렉션에서 실제로 문장이 실행되는 곳은?</w:t>
-      </w:r>
-    </w:p>
-    <w:p>
-      <w:r>
-        <w:rPr>
-          <w:rFonts w:ascii="맑은 고딕" w:hAnsi="맑은 고딕" w:eastAsia="맑은 고딕"/>
-          <w:sz w:val="21"/>
-        </w:rPr>
-        <w:t>① Primary</w:t>
-      </w:r>
-    </w:p>
-    <w:p>
-      <w:r>
-        <w:rPr>
-          <w:rFonts w:ascii="맑은 고딕" w:hAnsi="맑은 고딕" w:eastAsia="맑은 고딕"/>
-          <w:sz w:val="21"/>
-        </w:rPr>
-        <w:t>② Standby</w:t>
-      </w:r>
-    </w:p>
-    <w:p>
-      <w:r>
-        <w:rPr>
-          <w:rFonts w:ascii="맑은 고딕" w:hAnsi="맑은 고딕" w:eastAsia="맑은 고딕"/>
-          <w:sz w:val="21"/>
-        </w:rPr>
-        <w:t>③ 양쪽 모두</w:t>
-      </w:r>
-    </w:p>
-    <w:p>
-      <w:r>
-        <w:rPr>
-          <w:rFonts w:ascii="맑은 고딕" w:hAnsi="맑은 고딕" w:eastAsia="맑은 고딕"/>
-          <w:sz w:val="21"/>
-        </w:rPr>
-        <w:t>④ Far Sync 인스턴스</w:t>
+        <w:t>[중-11] 전송이 끊겼을 때 Standby의 두 지연 값은?</w:t>
+      </w:r>
+    </w:p>
+    <w:p>
+      <w:r>
+        <w:rPr>
+          <w:rFonts w:ascii="맑은 고딕" w:hAnsi="맑은 고딕" w:eastAsia="맑은 고딕"/>
+          <w:sz w:val="21"/>
+        </w:rPr>
+        <w:t>① 둘 다 0 — 오지 않으니 늦지도 않는다</w:t>
+      </w:r>
+    </w:p>
+    <w:p>
+      <w:r>
+        <w:rPr>
+          <w:rFonts w:ascii="맑은 고딕" w:hAnsi="맑은 고딕" w:eastAsia="맑은 고딕"/>
+          <w:sz w:val="21"/>
+        </w:rPr>
+        <w:t>② 계속 커진다</w:t>
+      </w:r>
+    </w:p>
+    <w:p>
+      <w:r>
+        <w:rPr>
+          <w:rFonts w:ascii="맑은 고딕" w:hAnsi="맑은 고딕" w:eastAsia="맑은 고딕"/>
+          <w:sz w:val="21"/>
+        </w:rPr>
+        <w:t>③ apply lag만 커진다</w:t>
+      </w:r>
+    </w:p>
+    <w:p>
+      <w:r>
+        <w:rPr>
+          <w:rFonts w:ascii="맑은 고딕" w:hAnsi="맑은 고딕" w:eastAsia="맑은 고딕"/>
+          <w:sz w:val="21"/>
+        </w:rPr>
+        <w:t>④ 음수가 된다</w:t>
       </w:r>
     </w:p>
     <w:p>
@@ -1724,43 +1724,43 @@
           <w:rFonts w:ascii="맑은 고딕" w:hAnsi="맑은 고딕" w:eastAsia="맑은 고딕"/>
           <w:sz w:val="21"/>
         </w:rPr>
-        <w:t>[중-12] 리다이렉션이 적합한 용도는?</w:t>
-      </w:r>
-    </w:p>
-    <w:p>
-      <w:r>
-        <w:rPr>
-          <w:rFonts w:ascii="맑은 고딕" w:hAnsi="맑은 고딕" w:eastAsia="맑은 고딕"/>
-          <w:sz w:val="21"/>
-        </w:rPr>
-        <w:t>① 조회 위주 세션에서 발생하는 간헐적이고 작은 갱신</w:t>
-      </w:r>
-    </w:p>
-    <w:p>
-      <w:r>
-        <w:rPr>
-          <w:rFonts w:ascii="맑은 고딕" w:hAnsi="맑은 고딕" w:eastAsia="맑은 고딕"/>
-          <w:sz w:val="21"/>
-        </w:rPr>
-        <w:t>② 대량 배치 갱신</w:t>
-      </w:r>
-    </w:p>
-    <w:p>
-      <w:r>
-        <w:rPr>
-          <w:rFonts w:ascii="맑은 고딕" w:hAnsi="맑은 고딕" w:eastAsia="맑은 고딕"/>
-          <w:sz w:val="21"/>
-        </w:rPr>
-        <w:t>③ 긴 트랜잭션</w:t>
-      </w:r>
-    </w:p>
-    <w:p>
-      <w:r>
-        <w:rPr>
-          <w:rFonts w:ascii="맑은 고딕" w:hAnsi="맑은 고딕" w:eastAsia="맑은 고딕"/>
-          <w:sz w:val="21"/>
-        </w:rPr>
-        <w:t>④ DDL 실행</w:t>
+        <w:t>[중-12] 그때 사라지는 프로세스는?</w:t>
+      </w:r>
+    </w:p>
+    <w:p>
+      <w:r>
+        <w:rPr>
+          <w:rFonts w:ascii="맑은 고딕" w:hAnsi="맑은 고딕" w:eastAsia="맑은 고딕"/>
+          <w:sz w:val="21"/>
+        </w:rPr>
+        <w:t>① `CLIENT_PROCESS='LGWR'`인 RFS</w:t>
+      </w:r>
+    </w:p>
+    <w:p>
+      <w:r>
+        <w:rPr>
+          <w:rFonts w:ascii="맑은 고딕" w:hAnsi="맑은 고딕" w:eastAsia="맑은 고딕"/>
+          <w:sz w:val="21"/>
+        </w:rPr>
+        <w:t>② MRP0</w:t>
+      </w:r>
+    </w:p>
+    <w:p>
+      <w:r>
+        <w:rPr>
+          <w:rFonts w:ascii="맑은 고딕" w:hAnsi="맑은 고딕" w:eastAsia="맑은 고딕"/>
+          <w:sz w:val="21"/>
+        </w:rPr>
+        <w:t>③ DGRD</w:t>
+      </w:r>
+    </w:p>
+    <w:p>
+      <w:r>
+        <w:rPr>
+          <w:rFonts w:ascii="맑은 고딕" w:hAnsi="맑은 고딕" w:eastAsia="맑은 고딕"/>
+          <w:sz w:val="21"/>
+        </w:rPr>
+        <w:t>④ ARCH 전부</w:t>
       </w:r>
     </w:p>
     <w:p>
@@ -1778,43 +1778,43 @@
           <w:rFonts w:ascii="맑은 고딕" w:hAnsi="맑은 고딕" w:eastAsia="맑은 고딕"/>
           <w:sz w:val="21"/>
         </w:rPr>
-        <w:t>[중-13] 리다이렉션된 DML의 트랜잭션이 존재하는 곳은?</w:t>
-      </w:r>
-    </w:p>
-    <w:p>
-      <w:r>
-        <w:rPr>
-          <w:rFonts w:ascii="맑은 고딕" w:hAnsi="맑은 고딕" w:eastAsia="맑은 고딕"/>
-          <w:sz w:val="21"/>
-        </w:rPr>
-        <w:t>① Primary</w:t>
-      </w:r>
-    </w:p>
-    <w:p>
-      <w:r>
-        <w:rPr>
-          <w:rFonts w:ascii="맑은 고딕" w:hAnsi="맑은 고딕" w:eastAsia="맑은 고딕"/>
-          <w:sz w:val="21"/>
-        </w:rPr>
-        <w:t>② Standby</w:t>
-      </w:r>
-    </w:p>
-    <w:p>
-      <w:r>
-        <w:rPr>
-          <w:rFonts w:ascii="맑은 고딕" w:hAnsi="맑은 고딕" w:eastAsia="맑은 고딕"/>
-          <w:sz w:val="21"/>
-        </w:rPr>
-        <w:t>③ 양쪽에 복제된다</w:t>
-      </w:r>
-    </w:p>
-    <w:p>
-      <w:r>
-        <w:rPr>
-          <w:rFonts w:ascii="맑은 고딕" w:hAnsi="맑은 고딕" w:eastAsia="맑은 고딕"/>
-          <w:sz w:val="21"/>
-        </w:rPr>
-        <w:t>④ 트랜잭션이 생기지 않는다</w:t>
+        <w:t>[중-13] 리스너를 올린 뒤 전송 재개까지 실측 소요 시간은?</w:t>
+      </w:r>
+    </w:p>
+    <w:p>
+      <w:r>
+        <w:rPr>
+          <w:rFonts w:ascii="맑은 고딕" w:hAnsi="맑은 고딕" w:eastAsia="맑은 고딕"/>
+          <w:sz w:val="21"/>
+        </w:rPr>
+        <w:t>① 약 4~5분 — `ReopenSecs` 300 때문</w:t>
+      </w:r>
+    </w:p>
+    <w:p>
+      <w:r>
+        <w:rPr>
+          <w:rFonts w:ascii="맑은 고딕" w:hAnsi="맑은 고딕" w:eastAsia="맑은 고딕"/>
+          <w:sz w:val="21"/>
+        </w:rPr>
+        <w:t>② 즉시</w:t>
+      </w:r>
+    </w:p>
+    <w:p>
+      <w:r>
+        <w:rPr>
+          <w:rFonts w:ascii="맑은 고딕" w:hAnsi="맑은 고딕" w:eastAsia="맑은 고딕"/>
+          <w:sz w:val="21"/>
+        </w:rPr>
+        <w:t>③ 약 30초</w:t>
+      </w:r>
+    </w:p>
+    <w:p>
+      <w:r>
+        <w:rPr>
+          <w:rFonts w:ascii="맑은 고딕" w:hAnsi="맑은 고딕" w:eastAsia="맑은 고딕"/>
+          <w:sz w:val="21"/>
+        </w:rPr>
+        <w:t>④ 다음 로그 전환까지</w:t>
       </w:r>
     </w:p>
     <w:p>
@@ -1832,43 +1832,43 @@
           <w:rFonts w:ascii="맑은 고딕" w:hAnsi="맑은 고딕" w:eastAsia="맑은 고딕"/>
           <w:sz w:val="21"/>
         </w:rPr>
-        <w:t>[중-14] ORA-16000과 ORA-16397의 차이는?</w:t>
-      </w:r>
-    </w:p>
-    <w:p>
-      <w:r>
-        <w:rPr>
-          <w:rFonts w:ascii="맑은 고딕" w:hAnsi="맑은 고딕" w:eastAsia="맑은 고딕"/>
-          <w:sz w:val="21"/>
-        </w:rPr>
-        <w:t>① 전자는 시도하지 않았고 후자는 시도했다가 실패했다</w:t>
-      </w:r>
-    </w:p>
-    <w:p>
-      <w:r>
-        <w:rPr>
-          <w:rFonts w:ascii="맑은 고딕" w:hAnsi="맑은 고딕" w:eastAsia="맑은 고딕"/>
-          <w:sz w:val="21"/>
-        </w:rPr>
-        <w:t>② 전자가 더 심각하다</w:t>
-      </w:r>
-    </w:p>
-    <w:p>
-      <w:r>
-        <w:rPr>
-          <w:rFonts w:ascii="맑은 고딕" w:hAnsi="맑은 고딕" w:eastAsia="맑은 고딕"/>
-          <w:sz w:val="21"/>
-        </w:rPr>
-        <w:t>③ 차이가 없다</w:t>
-      </w:r>
-    </w:p>
-    <w:p>
-      <w:r>
-        <w:rPr>
-          <w:rFonts w:ascii="맑은 고딕" w:hAnsi="맑은 고딕" w:eastAsia="맑은 고딕"/>
-          <w:sz w:val="21"/>
-        </w:rPr>
-        <w:t>④ 전자는 DDL 전용이다</w:t>
+        <w:t>[중-14] 그것을 앞당기는 Broker 환경의 올바른 방법은?</w:t>
+      </w:r>
+    </w:p>
+    <w:p>
+      <w:r>
+        <w:rPr>
+          <w:rFonts w:ascii="맑은 고딕" w:hAnsi="맑은 고딕" w:eastAsia="맑은 고딕"/>
+          <w:sz w:val="21"/>
+        </w:rPr>
+        <w:t>① `LogShipping`을 OFF로 했다가 ON으로 되돌린다</w:t>
+      </w:r>
+    </w:p>
+    <w:p>
+      <w:r>
+        <w:rPr>
+          <w:rFonts w:ascii="맑은 고딕" w:hAnsi="맑은 고딕" w:eastAsia="맑은 고딕"/>
+          <w:sz w:val="21"/>
+        </w:rPr>
+        <w:t>② `LOG_ARCHIVE_DEST_STATE_2`를 SQL로 DEFER/ENABLE 한다</w:t>
+      </w:r>
+    </w:p>
+    <w:p>
+      <w:r>
+        <w:rPr>
+          <w:rFonts w:ascii="맑은 고딕" w:hAnsi="맑은 고딕" w:eastAsia="맑은 고딕"/>
+          <w:sz w:val="21"/>
+        </w:rPr>
+        <w:t>③ 인스턴스를 재기동한다</w:t>
+      </w:r>
+    </w:p>
+    <w:p>
+      <w:r>
+        <w:rPr>
+          <w:rFonts w:ascii="맑은 고딕" w:hAnsi="맑은 고딕" w:eastAsia="맑은 고딕"/>
+          <w:sz w:val="21"/>
+        </w:rPr>
+        <w:t>④ 방법이 없다</w:t>
       </w:r>
     </w:p>
     <w:p>
@@ -1886,43 +1886,43 @@
           <w:rFonts w:ascii="맑은 고딕" w:hAnsi="맑은 고딕" w:eastAsia="맑은 고딕"/>
           <w:sz w:val="21"/>
         </w:rPr>
-        <w:t>[중-15] `STANDBY_MAX_DATA_DELAY`를 `SYS`로 설정하면?</w:t>
-      </w:r>
-    </w:p>
-    <w:p>
-      <w:r>
-        <w:rPr>
-          <w:rFonts w:ascii="맑은 고딕" w:hAnsi="맑은 고딕" w:eastAsia="맑은 고딕"/>
-          <w:sz w:val="21"/>
-        </w:rPr>
-        <w:t>① ORA-03174 — SYS에는 적용되지 않는다</w:t>
-      </w:r>
-    </w:p>
-    <w:p>
-      <w:r>
-        <w:rPr>
-          <w:rFonts w:ascii="맑은 고딕" w:hAnsi="맑은 고딕" w:eastAsia="맑은 고딕"/>
-          <w:sz w:val="21"/>
-        </w:rPr>
-        <w:t>② 정상 적용된다</w:t>
-      </w:r>
-    </w:p>
-    <w:p>
-      <w:r>
-        <w:rPr>
-          <w:rFonts w:ascii="맑은 고딕" w:hAnsi="맑은 고딕" w:eastAsia="맑은 고딕"/>
-          <w:sz w:val="21"/>
-        </w:rPr>
-        <w:t>③ ORA-03172</w:t>
-      </w:r>
-    </w:p>
-    <w:p>
-      <w:r>
-        <w:rPr>
-          <w:rFonts w:ascii="맑은 고딕" w:hAnsi="맑은 고딕" w:eastAsia="맑은 고딕"/>
-          <w:sz w:val="21"/>
-        </w:rPr>
-        <w:t>④ 무시된다</w:t>
+        <w:t>[중-15] 조치 직후 `SHOW CONFIGURATION`이 `ERROR`로 보인 이유는?</w:t>
+      </w:r>
+    </w:p>
+    <w:p>
+      <w:r>
+        <w:rPr>
+          <w:rFonts w:ascii="맑은 고딕" w:hAnsi="맑은 고딕" w:eastAsia="맑은 고딕"/>
+          <w:sz w:val="21"/>
+        </w:rPr>
+        <w:t>① 판정의 시차 — 상태가 주기적으로 다시 계산된다</w:t>
+      </w:r>
+    </w:p>
+    <w:p>
+      <w:r>
+        <w:rPr>
+          <w:rFonts w:ascii="맑은 고딕" w:hAnsi="맑은 고딕" w:eastAsia="맑은 고딕"/>
+          <w:sz w:val="21"/>
+        </w:rPr>
+        <w:t>② 조치가 실패했다</w:t>
+      </w:r>
+    </w:p>
+    <w:p>
+      <w:r>
+        <w:rPr>
+          <w:rFonts w:ascii="맑은 고딕" w:hAnsi="맑은 고딕" w:eastAsia="맑은 고딕"/>
+          <w:sz w:val="21"/>
+        </w:rPr>
+        <w:t>③ 구성이 손상됐다</w:t>
+      </w:r>
+    </w:p>
+    <w:p>
+      <w:r>
+        <w:rPr>
+          <w:rFonts w:ascii="맑은 고딕" w:hAnsi="맑은 고딕" w:eastAsia="맑은 고딕"/>
+          <w:sz w:val="21"/>
+        </w:rPr>
+        <w:t>④ 새로운 장애가 생겼다</w:t>
       </w:r>
     </w:p>
     <w:p>
@@ -1940,43 +1940,43 @@
           <w:rFonts w:ascii="맑은 고딕" w:hAnsi="맑은 고딕" w:eastAsia="맑은 고딕"/>
           <w:sz w:val="21"/>
         </w:rPr>
-        <w:t>[중-16] ASYNC 구성에서 `STANDBY_MAX_DATA_DELAY=0`은?</w:t>
-      </w:r>
-    </w:p>
-    <w:p>
-      <w:r>
-        <w:rPr>
-          <w:rFonts w:ascii="맑은 고딕" w:hAnsi="맑은 고딕" w:eastAsia="맑은 고딕"/>
-          <w:sz w:val="21"/>
-        </w:rPr>
-        <w:t>① 사실상 항상 ORA-03172가 난다</w:t>
-      </w:r>
-    </w:p>
-    <w:p>
-      <w:r>
-        <w:rPr>
-          <w:rFonts w:ascii="맑은 고딕" w:hAnsi="맑은 고딕" w:eastAsia="맑은 고딕"/>
-          <w:sz w:val="21"/>
-        </w:rPr>
-        <w:t>② 정상 동작한다</w:t>
-      </w:r>
-    </w:p>
-    <w:p>
-      <w:r>
-        <w:rPr>
-          <w:rFonts w:ascii="맑은 고딕" w:hAnsi="맑은 고딕" w:eastAsia="맑은 고딕"/>
-          <w:sz w:val="21"/>
-        </w:rPr>
-        <w:t>③ NONE과 같다</w:t>
-      </w:r>
-    </w:p>
-    <w:p>
-      <w:r>
-        <w:rPr>
-          <w:rFonts w:ascii="맑은 고딕" w:hAnsi="맑은 고딕" w:eastAsia="맑은 고딕"/>
-          <w:sz w:val="21"/>
-        </w:rPr>
-        <w:t>④ 오류 없이 무시된다</w:t>
+        <w:t>[중-16] `RFS(LGWR)`와 `MRP0`의 `SEQUENCE#`·`BLOCK#`이 같으면?</w:t>
+      </w:r>
+    </w:p>
+    <w:p>
+      <w:r>
+        <w:rPr>
+          <w:rFonts w:ascii="맑은 고딕" w:hAnsi="맑은 고딕" w:eastAsia="맑은 고딕"/>
+          <w:sz w:val="21"/>
+        </w:rPr>
+        <w:t>① 실시간 적용이 정상 동작 중이다</w:t>
+      </w:r>
+    </w:p>
+    <w:p>
+      <w:r>
+        <w:rPr>
+          <w:rFonts w:ascii="맑은 고딕" w:hAnsi="맑은 고딕" w:eastAsia="맑은 고딕"/>
+          <w:sz w:val="21"/>
+        </w:rPr>
+        <w:t>② 적용이 멈췄다</w:t>
+      </w:r>
+    </w:p>
+    <w:p>
+      <w:r>
+        <w:rPr>
+          <w:rFonts w:ascii="맑은 고딕" w:hAnsi="맑은 고딕" w:eastAsia="맑은 고딕"/>
+          <w:sz w:val="21"/>
+        </w:rPr>
+        <w:t>③ 갭이 있다</w:t>
+      </w:r>
+    </w:p>
+    <w:p>
+      <w:r>
+        <w:rPr>
+          <w:rFonts w:ascii="맑은 고딕" w:hAnsi="맑은 고딕" w:eastAsia="맑은 고딕"/>
+          <w:sz w:val="21"/>
+        </w:rPr>
+        <w:t>④ 뷰가 갱신되지 않았다</w:t>
       </w:r>
     </w:p>
     <w:p>
@@ -1994,43 +1994,43 @@
           <w:rFonts w:ascii="맑은 고딕" w:hAnsi="맑은 고딕" w:eastAsia="맑은 고딕"/>
           <w:sz w:val="21"/>
         </w:rPr>
-        <w:t>[중-17] 한도를 두지 않고 조회하면 지연 상태에서 어떻게 되는가?</w:t>
-      </w:r>
-    </w:p>
-    <w:p>
-      <w:r>
-        <w:rPr>
-          <w:rFonts w:ascii="맑은 고딕" w:hAnsi="맑은 고딕" w:eastAsia="맑은 고딕"/>
-          <w:sz w:val="21"/>
-        </w:rPr>
-        <w:t>① 성공하되 옛 데이터를 돌려준다</w:t>
-      </w:r>
-    </w:p>
-    <w:p>
-      <w:r>
-        <w:rPr>
-          <w:rFonts w:ascii="맑은 고딕" w:hAnsi="맑은 고딕" w:eastAsia="맑은 고딕"/>
-          <w:sz w:val="21"/>
-        </w:rPr>
-        <w:t>② 실패한다</w:t>
-      </w:r>
-    </w:p>
-    <w:p>
-      <w:r>
-        <w:rPr>
-          <w:rFonts w:ascii="맑은 고딕" w:hAnsi="맑은 고딕" w:eastAsia="맑은 고딕"/>
-          <w:sz w:val="21"/>
-        </w:rPr>
-        <w:t>③ Primary로 전달된다</w:t>
-      </w:r>
-    </w:p>
-    <w:p>
-      <w:r>
-        <w:rPr>
-          <w:rFonts w:ascii="맑은 고딕" w:hAnsi="맑은 고딕" w:eastAsia="맑은 고딕"/>
-          <w:sz w:val="21"/>
-        </w:rPr>
-        <w:t>④ 대기한다</w:t>
+        <w:t>[중-17] 실측에서 시퀀스 70의 로컬·원격 `COMPLETION_TIME` 차이는?</w:t>
+      </w:r>
+    </w:p>
+    <w:p>
+      <w:r>
+        <w:rPr>
+          <w:rFonts w:ascii="맑은 고딕" w:hAnsi="맑은 고딕" w:eastAsia="맑은 고딕"/>
+          <w:sz w:val="21"/>
+        </w:rPr>
+        <w:t>① 약 52초 — 전송에 걸린 시간</w:t>
+      </w:r>
+    </w:p>
+    <w:p>
+      <w:r>
+        <w:rPr>
+          <w:rFonts w:ascii="맑은 고딕" w:hAnsi="맑은 고딕" w:eastAsia="맑은 고딕"/>
+          <w:sz w:val="21"/>
+        </w:rPr>
+        <w:t>② 0초</w:t>
+      </w:r>
+    </w:p>
+    <w:p>
+      <w:r>
+        <w:rPr>
+          <w:rFonts w:ascii="맑은 고딕" w:hAnsi="맑은 고딕" w:eastAsia="맑은 고딕"/>
+          <w:sz w:val="21"/>
+        </w:rPr>
+        <w:t>③ 약 5분</w:t>
+      </w:r>
+    </w:p>
+    <w:p>
+      <w:r>
+        <w:rPr>
+          <w:rFonts w:ascii="맑은 고딕" w:hAnsi="맑은 고딕" w:eastAsia="맑은 고딕"/>
+          <w:sz w:val="21"/>
+        </w:rPr>
+        <w:t>④ 비교할 수 없다</w:t>
       </w:r>
     </w:p>
     <w:p>
@@ -2048,43 +2048,43 @@
           <w:rFonts w:ascii="맑은 고딕" w:hAnsi="맑은 고딕" w:eastAsia="맑은 고딕"/>
           <w:sz w:val="21"/>
         </w:rPr>
-        <w:t>[중-18] `SYNC WITH PRIMARY`가 요구하는 전제는?</w:t>
-      </w:r>
-    </w:p>
-    <w:p>
-      <w:r>
-        <w:rPr>
-          <w:rFonts w:ascii="맑은 고딕" w:hAnsi="맑은 고딕" w:eastAsia="맑은 고딕"/>
-          <w:sz w:val="21"/>
-        </w:rPr>
-        <w:t>① 동기 전송(SYNC) 구성</w:t>
-      </w:r>
-    </w:p>
-    <w:p>
-      <w:r>
-        <w:rPr>
-          <w:rFonts w:ascii="맑은 고딕" w:hAnsi="맑은 고딕" w:eastAsia="맑은 고딕"/>
-          <w:sz w:val="21"/>
-        </w:rPr>
-        <w:t>② 리다이렉션 활성화</w:t>
-      </w:r>
-    </w:p>
-    <w:p>
-      <w:r>
-        <w:rPr>
-          <w:rFonts w:ascii="맑은 고딕" w:hAnsi="맑은 고딕" w:eastAsia="맑은 고딕"/>
-          <w:sz w:val="21"/>
-        </w:rPr>
-        <w:t>③ MOUNTED 상태</w:t>
-      </w:r>
-    </w:p>
-    <w:p>
-      <w:r>
-        <w:rPr>
-          <w:rFonts w:ascii="맑은 고딕" w:hAnsi="맑은 고딕" w:eastAsia="맑은 고딕"/>
-          <w:sz w:val="21"/>
-        </w:rPr>
-        <w:t>④ SYS 권한</w:t>
+        <w:t>[중-18] boston의 `V$DATAGUARD_STATUS`에서 `ERROR_CODE&lt;&gt;0`으로 남은 ORA-16037의 의미는?</w:t>
+      </w:r>
+    </w:p>
+    <w:p>
+      <w:r>
+        <w:rPr>
+          <w:rFonts w:ascii="맑은 고딕" w:hAnsi="맑은 고딕" w:eastAsia="맑은 고딕"/>
+          <w:sz w:val="21"/>
+        </w:rPr>
+        <w:t>① 사용자가 관리 대상 복구를 취소했다 — 과거의 흔적</w:t>
+      </w:r>
+    </w:p>
+    <w:p>
+      <w:r>
+        <w:rPr>
+          <w:rFonts w:ascii="맑은 고딕" w:hAnsi="맑은 고딕" w:eastAsia="맑은 고딕"/>
+          <w:sz w:val="21"/>
+        </w:rPr>
+        <w:t>② 지금 적용이 멈춰 있다</w:t>
+      </w:r>
+    </w:p>
+    <w:p>
+      <w:r>
+        <w:rPr>
+          <w:rFonts w:ascii="맑은 고딕" w:hAnsi="맑은 고딕" w:eastAsia="맑은 고딕"/>
+          <w:sz w:val="21"/>
+        </w:rPr>
+        <w:t>③ 갭이 발생했다</w:t>
+      </w:r>
+    </w:p>
+    <w:p>
+      <w:r>
+        <w:rPr>
+          <w:rFonts w:ascii="맑은 고딕" w:hAnsi="맑은 고딕" w:eastAsia="맑은 고딕"/>
+          <w:sz w:val="21"/>
+        </w:rPr>
+        <w:t>④ 전송이 끊겼다</w:t>
       </w:r>
     </w:p>
     <w:p>
@@ -2102,43 +2102,43 @@
           <w:rFonts w:ascii="맑은 고딕" w:hAnsi="맑은 고딕" w:eastAsia="맑은 고딕"/>
           <w:sz w:val="21"/>
         </w:rPr>
-        <w:t>[중-19] `V$STANDBY_EVENT_HISTOGRAM`이 기록하는 항목은?</w:t>
-      </w:r>
-    </w:p>
-    <w:p>
-      <w:r>
-        <w:rPr>
-          <w:rFonts w:ascii="맑은 고딕" w:hAnsi="맑은 고딕" w:eastAsia="맑은 고딕"/>
-          <w:sz w:val="21"/>
-        </w:rPr>
-        <w:t>① apply lag 하나뿐이다</w:t>
-      </w:r>
-    </w:p>
-    <w:p>
-      <w:r>
-        <w:rPr>
-          <w:rFonts w:ascii="맑은 고딕" w:hAnsi="맑은 고딕" w:eastAsia="맑은 고딕"/>
-          <w:sz w:val="21"/>
-        </w:rPr>
-        <w:t>② apply lag과 transport lag 둘</w:t>
-      </w:r>
-    </w:p>
-    <w:p>
-      <w:r>
-        <w:rPr>
-          <w:rFonts w:ascii="맑은 고딕" w:hAnsi="맑은 고딕" w:eastAsia="맑은 고딕"/>
-          <w:sz w:val="21"/>
-        </w:rPr>
-        <w:t>③ 네 가지 지표</w:t>
-      </w:r>
-    </w:p>
-    <w:p>
-      <w:r>
-        <w:rPr>
-          <w:rFonts w:ascii="맑은 고딕" w:hAnsi="맑은 고딕" w:eastAsia="맑은 고딕"/>
-          <w:sz w:val="21"/>
-        </w:rPr>
-        <w:t>④ 목적지별로 하나씩</w:t>
+        <w:t>[중-19] `LOG_ARCHIVE_TRACE=12`가 뜻하는 것은?</w:t>
+      </w:r>
+    </w:p>
+    <w:p>
+      <w:r>
+        <w:rPr>
+          <w:rFonts w:ascii="맑은 고딕" w:hAnsi="맑은 고딕" w:eastAsia="맑은 고딕"/>
+          <w:sz w:val="21"/>
+        </w:rPr>
+        <w:t>① 4 + 8 — 목적지 상태와 활동</w:t>
+      </w:r>
+    </w:p>
+    <w:p>
+      <w:r>
+        <w:rPr>
+          <w:rFonts w:ascii="맑은 고딕" w:hAnsi="맑은 고딕" w:eastAsia="맑은 고딕"/>
+          <w:sz w:val="21"/>
+        </w:rPr>
+        <w:t>② 12번째 추적 수준</w:t>
+      </w:r>
+    </w:p>
+    <w:p>
+      <w:r>
+        <w:rPr>
+          <w:rFonts w:ascii="맑은 고딕" w:hAnsi="맑은 고딕" w:eastAsia="맑은 고딕"/>
+          <w:sz w:val="21"/>
+        </w:rPr>
+        <w:t>③ 12초마다 기록</w:t>
+      </w:r>
+    </w:p>
+    <w:p>
+      <w:r>
+        <w:rPr>
+          <w:rFonts w:ascii="맑은 고딕" w:hAnsi="맑은 고딕" w:eastAsia="맑은 고딕"/>
+          <w:sz w:val="21"/>
+        </w:rPr>
+        <w:t>④ 12개 파일 생성</w:t>
       </w:r>
     </w:p>
     <w:p>
@@ -2156,43 +2156,43 @@
           <w:rFonts w:ascii="맑은 고딕" w:hAnsi="맑은 고딕" w:eastAsia="맑은 고딕"/>
           <w:sz w:val="21"/>
         </w:rPr>
-        <w:t>[중-20] 실습에서 약 2분간 적용을 멈춘 결과가 히스토그램에 남은 형태는?</w:t>
-      </w:r>
-    </w:p>
-    <w:p>
-      <w:r>
-        <w:rPr>
-          <w:rFonts w:ascii="맑은 고딕" w:hAnsi="맑은 고딕" w:eastAsia="맑은 고딕"/>
-          <w:sz w:val="21"/>
-        </w:rPr>
-        <w:t>① `2 minutes` 구간에 59회</w:t>
-      </w:r>
-    </w:p>
-    <w:p>
-      <w:r>
-        <w:rPr>
-          <w:rFonts w:ascii="맑은 고딕" w:hAnsi="맑은 고딕" w:eastAsia="맑은 고딕"/>
-          <w:sz w:val="21"/>
-        </w:rPr>
-        <w:t>② `120 seconds` 구간에 1회</w:t>
-      </w:r>
-    </w:p>
-    <w:p>
-      <w:r>
-        <w:rPr>
-          <w:rFonts w:ascii="맑은 고딕" w:hAnsi="맑은 고딕" w:eastAsia="맑은 고딕"/>
-          <w:sz w:val="21"/>
-        </w:rPr>
-        <w:t>③ 기록되지 않는다</w:t>
-      </w:r>
-    </w:p>
-    <w:p>
-      <w:r>
-        <w:rPr>
-          <w:rFonts w:ascii="맑은 고딕" w:hAnsi="맑은 고딕" w:eastAsia="맑은 고딕"/>
-          <w:sz w:val="21"/>
-        </w:rPr>
-        <w:t>④ 0초 구간이 감소한다</w:t>
+        <w:t>[중-20] Logical Standby 로 역할이 바뀐 boston 에서 `V$DATAGUARD_STATS` 를 조회하면?</w:t>
+      </w:r>
+    </w:p>
+    <w:p>
+      <w:r>
+        <w:rPr>
+          <w:rFonts w:ascii="맑은 고딕" w:hAnsi="맑은 고딕" w:eastAsia="맑은 고딕"/>
+          <w:sz w:val="21"/>
+        </w:rPr>
+        <w:t>① `no rows selected`</w:t>
+      </w:r>
+    </w:p>
+    <w:p>
+      <w:r>
+        <w:rPr>
+          <w:rFonts w:ascii="맑은 고딕" w:hAnsi="맑은 고딕" w:eastAsia="맑은 고딕"/>
+          <w:sz w:val="21"/>
+        </w:rPr>
+        <w:t>② `transport lag` 과 `apply lag` 이 그대로 나온다</w:t>
+      </w:r>
+    </w:p>
+    <w:p>
+      <w:r>
+        <w:rPr>
+          <w:rFonts w:ascii="맑은 고딕" w:hAnsi="맑은 고딕" w:eastAsia="맑은 고딕"/>
+          <w:sz w:val="21"/>
+        </w:rPr>
+        <w:t>③ `ORA-00942`</w:t>
+      </w:r>
+    </w:p>
+    <w:p>
+      <w:r>
+        <w:rPr>
+          <w:rFonts w:ascii="맑은 고딕" w:hAnsi="맑은 고딕" w:eastAsia="맑은 고딕"/>
+          <w:sz w:val="21"/>
+        </w:rPr>
+        <w:t>④ `apply lag` 만 나온다</w:t>
       </w:r>
     </w:p>
     <w:p>
@@ -2218,43 +2218,43 @@
           <w:rFonts w:ascii="맑은 고딕" w:hAnsi="맑은 고딕" w:eastAsia="맑은 고딕"/>
           <w:sz w:val="21"/>
         </w:rPr>
-        <w:t>[상-01] 첫 읽기 일관성 측정이 잘못된 결론을 낼 뻔한 원인은?</w:t>
-      </w:r>
-    </w:p>
-    <w:p>
-      <w:r>
-        <w:rPr>
-          <w:rFonts w:ascii="맑은 고딕" w:hAnsi="맑은 고딕" w:eastAsia="맑은 고딕"/>
-          <w:sz w:val="21"/>
-        </w:rPr>
-        <w:t>① SQL*Plus가 EXIT 시 암묵적으로 커밋했기 때문</w:t>
-      </w:r>
-    </w:p>
-    <w:p>
-      <w:r>
-        <w:rPr>
-          <w:rFonts w:ascii="맑은 고딕" w:hAnsi="맑은 고딕" w:eastAsia="맑은 고딕"/>
-          <w:sz w:val="21"/>
-        </w:rPr>
-        <w:t>② Standby가 미커밋 데이터를 보여 주기 때문</w:t>
-      </w:r>
-    </w:p>
-    <w:p>
-      <w:r>
-        <w:rPr>
-          <w:rFonts w:ascii="맑은 고딕" w:hAnsi="맑은 고딕" w:eastAsia="맑은 고딕"/>
-          <w:sz w:val="21"/>
-        </w:rPr>
-        <w:t>③ 적용 지연 때문</w:t>
-      </w:r>
-    </w:p>
-    <w:p>
-      <w:r>
-        <w:rPr>
-          <w:rFonts w:ascii="맑은 고딕" w:hAnsi="맑은 고딕" w:eastAsia="맑은 고딕"/>
-          <w:sz w:val="21"/>
-        </w:rPr>
-        <w:t>④ 조회 시점이 어긋났기 때문</w:t>
+        <w:t>[상-01] `LOG_ARCHIVE_DEST_STATE_2=ENABLE`이고 `V$ARCHIVE_DEST.STATUS=ERROR`이면?</w:t>
+      </w:r>
+    </w:p>
+    <w:p>
+      <w:r>
+        <w:rPr>
+          <w:rFonts w:ascii="맑은 고딕" w:hAnsi="맑은 고딕" w:eastAsia="맑은 고딕"/>
+          <w:sz w:val="21"/>
+        </w:rPr>
+        <w:t>① 장애다 — `ERROR` 열을 읽는다</w:t>
+      </w:r>
+    </w:p>
+    <w:p>
+      <w:r>
+        <w:rPr>
+          <w:rFonts w:ascii="맑은 고딕" w:hAnsi="맑은 고딕" w:eastAsia="맑은 고딕"/>
+          <w:sz w:val="21"/>
+        </w:rPr>
+        <w:t>② Broker가 껐다</w:t>
+      </w:r>
+    </w:p>
+    <w:p>
+      <w:r>
+        <w:rPr>
+          <w:rFonts w:ascii="맑은 고딕" w:hAnsi="맑은 고딕" w:eastAsia="맑은 고딕"/>
+          <w:sz w:val="21"/>
+        </w:rPr>
+        <w:t>③ 사람이 SQL로 껐다</w:t>
+      </w:r>
+    </w:p>
+    <w:p>
+      <w:r>
+        <w:rPr>
+          <w:rFonts w:ascii="맑은 고딕" w:hAnsi="맑은 고딕" w:eastAsia="맑은 고딕"/>
+          <w:sz w:val="21"/>
+        </w:rPr>
+        <w:t>④ 정상이다</w:t>
       </w:r>
     </w:p>
     <w:p>
@@ -2272,43 +2272,43 @@
           <w:rFonts w:ascii="맑은 고딕" w:hAnsi="맑은 고딕" w:eastAsia="맑은 고딕"/>
           <w:sz w:val="21"/>
         </w:rPr>
-        <w:t>[상-02] Standby에서 되는 작업과 안 되는 작업을 가르는 기준은?</w:t>
-      </w:r>
-    </w:p>
-    <w:p>
-      <w:r>
-        <w:rPr>
-          <w:rFonts w:ascii="맑은 고딕" w:hAnsi="맑은 고딕" w:eastAsia="맑은 고딕"/>
-          <w:sz w:val="21"/>
-        </w:rPr>
-        <w:t>① 영구 데이터 파일이나 딕셔너리를 바꾸는가</w:t>
-      </w:r>
-    </w:p>
-    <w:p>
-      <w:r>
-        <w:rPr>
-          <w:rFonts w:ascii="맑은 고딕" w:hAnsi="맑은 고딕" w:eastAsia="맑은 고딕"/>
-          <w:sz w:val="21"/>
-        </w:rPr>
-        <w:t>② 문장이 DML인가 DDL인가</w:t>
-      </w:r>
-    </w:p>
-    <w:p>
-      <w:r>
-        <w:rPr>
-          <w:rFonts w:ascii="맑은 고딕" w:hAnsi="맑은 고딕" w:eastAsia="맑은 고딕"/>
-          <w:sz w:val="21"/>
-        </w:rPr>
-        <w:t>③ 실행 시간이 긴가</w:t>
-      </w:r>
-    </w:p>
-    <w:p>
-      <w:r>
-        <w:rPr>
-          <w:rFonts w:ascii="맑은 고딕" w:hAnsi="맑은 고딕" w:eastAsia="맑은 고딕"/>
-          <w:sz w:val="21"/>
-        </w:rPr>
-        <w:t>④ 사용자가 SYS인가</w:t>
+        <w:t>[상-02] 전송이 완전히 끊긴 동안 `V$ARCHIVE_GAP`이 비어 있던 이유는?</w:t>
+      </w:r>
+    </w:p>
+    <w:p>
+      <w:r>
+        <w:rPr>
+          <w:rFonts w:ascii="맑은 고딕" w:hAnsi="맑은 고딕" w:eastAsia="맑은 고딕"/>
+          <w:sz w:val="21"/>
+        </w:rPr>
+        <w:t>① Standby가 못 받은 구간을 인식하려면 통신이 되어야 한다</w:t>
+      </w:r>
+    </w:p>
+    <w:p>
+      <w:r>
+        <w:rPr>
+          <w:rFonts w:ascii="맑은 고딕" w:hAnsi="맑은 고딕" w:eastAsia="맑은 고딕"/>
+          <w:sz w:val="21"/>
+        </w:rPr>
+        <w:t>② 갭이 실제로 없었다</w:t>
+      </w:r>
+    </w:p>
+    <w:p>
+      <w:r>
+        <w:rPr>
+          <w:rFonts w:ascii="맑은 고딕" w:hAnsi="맑은 고딕" w:eastAsia="맑은 고딕"/>
+          <w:sz w:val="21"/>
+        </w:rPr>
+        <w:t>③ 뷰가 Standby에서만 채워지지 않는다</w:t>
+      </w:r>
+    </w:p>
+    <w:p>
+      <w:r>
+        <w:rPr>
+          <w:rFonts w:ascii="맑은 고딕" w:hAnsi="맑은 고딕" w:eastAsia="맑은 고딕"/>
+          <w:sz w:val="21"/>
+        </w:rPr>
+        <w:t>④ 아카이브가 삭제됐다</w:t>
       </w:r>
     </w:p>
     <w:p>
@@ -2326,43 +2326,43 @@
           <w:rFonts w:ascii="맑은 고딕" w:hAnsi="맑은 고딕" w:eastAsia="맑은 고딕"/>
           <w:sz w:val="21"/>
         </w:rPr>
-        <w:t>[상-03] `DBMS_STATS` 실행 시 나온 긴 오류 스택을 읽는 요령은?</w:t>
-      </w:r>
-    </w:p>
-    <w:p>
-      <w:r>
-        <w:rPr>
-          <w:rFonts w:ascii="맑은 고딕" w:hAnsi="맑은 고딕" w:eastAsia="맑은 고딕"/>
-          <w:sz w:val="21"/>
-        </w:rPr>
-        <w:t>① ORA-06512를 건너뛰고 그것이 아닌 번호를 찾는다</w:t>
-      </w:r>
-    </w:p>
-    <w:p>
-      <w:r>
-        <w:rPr>
-          <w:rFonts w:ascii="맑은 고딕" w:hAnsi="맑은 고딕" w:eastAsia="맑은 고딕"/>
-          <w:sz w:val="21"/>
-        </w:rPr>
-        <w:t>② 맨 위 오류만 본다</w:t>
-      </w:r>
-    </w:p>
-    <w:p>
-      <w:r>
-        <w:rPr>
-          <w:rFonts w:ascii="맑은 고딕" w:hAnsi="맑은 고딕" w:eastAsia="맑은 고딕"/>
-          <w:sz w:val="21"/>
-        </w:rPr>
-        <w:t>③ 맨 아래 오류만 본다</w:t>
-      </w:r>
-    </w:p>
-    <w:p>
-      <w:r>
-        <w:rPr>
-          <w:rFonts w:ascii="맑은 고딕" w:hAnsi="맑은 고딕" w:eastAsia="맑은 고딕"/>
-          <w:sz w:val="21"/>
-        </w:rPr>
-        <w:t>④ 줄 번호를 추적한다</w:t>
+        <w:t>[상-03] 실측에서 시퀀스 75의 `dest_id=2` 행이 아예 없었던 이유는?</w:t>
+      </w:r>
+    </w:p>
+    <w:p>
+      <w:r>
+        <w:rPr>
+          <w:rFonts w:ascii="맑은 고딕" w:hAnsi="맑은 고딕" w:eastAsia="맑은 고딕"/>
+          <w:sz w:val="21"/>
+        </w:rPr>
+        <w:t>① 목적지에 등록할 시도조차 못 했다</w:t>
+      </w:r>
+    </w:p>
+    <w:p>
+      <w:r>
+        <w:rPr>
+          <w:rFonts w:ascii="맑은 고딕" w:hAnsi="맑은 고딕" w:eastAsia="맑은 고딕"/>
+          <w:sz w:val="21"/>
+        </w:rPr>
+        <w:t>② 이미 적용되어 삭제됐다</w:t>
+      </w:r>
+    </w:p>
+    <w:p>
+      <w:r>
+        <w:rPr>
+          <w:rFonts w:ascii="맑은 고딕" w:hAnsi="맑은 고딕" w:eastAsia="맑은 고딕"/>
+          <w:sz w:val="21"/>
+        </w:rPr>
+        <w:t>③ 조회 조건에서 빠졌다</w:t>
+      </w:r>
+    </w:p>
+    <w:p>
+      <w:r>
+        <w:rPr>
+          <w:rFonts w:ascii="맑은 고딕" w:hAnsi="맑은 고딕" w:eastAsia="맑은 고딕"/>
+          <w:sz w:val="21"/>
+        </w:rPr>
+        <w:t>④ 로컬에만 필요한 로그다</w:t>
       </w:r>
     </w:p>
     <w:p>
@@ -2380,43 +2380,43 @@
           <w:rFonts w:ascii="맑은 고딕" w:hAnsi="맑은 고딕" w:eastAsia="맑은 고딕"/>
           <w:sz w:val="21"/>
         </w:rPr>
-        <w:t>[상-04] AWR 스냅샷이 ORA-13516이라는 전용 오류를 내는 것이 뜻하는 바는?</w:t>
-      </w:r>
-    </w:p>
-    <w:p>
-      <w:r>
-        <w:rPr>
-          <w:rFonts w:ascii="맑은 고딕" w:hAnsi="맑은 고딕" w:eastAsia="맑은 고딕"/>
-          <w:sz w:val="21"/>
-        </w:rPr>
-        <w:t>① 패키지가 ORA-16000까지 가기 전에 상태를 먼저 점검한다</w:t>
-      </w:r>
-    </w:p>
-    <w:p>
-      <w:r>
-        <w:rPr>
-          <w:rFonts w:ascii="맑은 고딕" w:hAnsi="맑은 고딕" w:eastAsia="맑은 고딕"/>
-          <w:sz w:val="21"/>
-        </w:rPr>
-        <w:t>② AWR이 특별한 권한을 요구한다</w:t>
-      </w:r>
-    </w:p>
-    <w:p>
-      <w:r>
-        <w:rPr>
-          <w:rFonts w:ascii="맑은 고딕" w:hAnsi="맑은 고딕" w:eastAsia="맑은 고딕"/>
-          <w:sz w:val="21"/>
-        </w:rPr>
-        <w:t>③ 오류가 더 심각하다</w:t>
-      </w:r>
-    </w:p>
-    <w:p>
-      <w:r>
-        <w:rPr>
-          <w:rFonts w:ascii="맑은 고딕" w:hAnsi="맑은 고딕" w:eastAsia="맑은 고딕"/>
-          <w:sz w:val="21"/>
-        </w:rPr>
-        <w:t>④ 버전 차이 때문이다</w:t>
+        <w:t>[상-04] 같은 점검 스크립트를 Primary에서 돌렸을 때 `SRL_ACTIVE=0`이 나오는 것은?</w:t>
+      </w:r>
+    </w:p>
+    <w:p>
+      <w:r>
+        <w:rPr>
+          <w:rFonts w:ascii="맑은 고딕" w:hAnsi="맑은 고딕" w:eastAsia="맑은 고딕"/>
+          <w:sz w:val="21"/>
+        </w:rPr>
+        <w:t>① 정상이다 — Primary의 SRL은 전부 `UNASSIGNED`다</w:t>
+      </w:r>
+    </w:p>
+    <w:p>
+      <w:r>
+        <w:rPr>
+          <w:rFonts w:ascii="맑은 고딕" w:hAnsi="맑은 고딕" w:eastAsia="맑은 고딕"/>
+          <w:sz w:val="21"/>
+        </w:rPr>
+        <w:t>② 심각한 장애다</w:t>
+      </w:r>
+    </w:p>
+    <w:p>
+      <w:r>
+        <w:rPr>
+          <w:rFonts w:ascii="맑은 고딕" w:hAnsi="맑은 고딕" w:eastAsia="맑은 고딕"/>
+          <w:sz w:val="21"/>
+        </w:rPr>
+        <w:t>③ 뷰 권한이 없다</w:t>
+      </w:r>
+    </w:p>
+    <w:p>
+      <w:r>
+        <w:rPr>
+          <w:rFonts w:ascii="맑은 고딕" w:hAnsi="맑은 고딕" w:eastAsia="맑은 고딕"/>
+          <w:sz w:val="21"/>
+        </w:rPr>
+        <w:t>④ 갭이 있다</w:t>
       </w:r>
     </w:p>
     <w:p>
@@ -2434,43 +2434,43 @@
           <w:rFonts w:ascii="맑은 고딕" w:hAnsi="맑은 고딕" w:eastAsia="맑은 고딕"/>
           <w:sz w:val="21"/>
         </w:rPr>
-        <w:t>[상-05] 양쪽 `CURRENT_SCN` 비교로 동기화를 판단할 수 없는 이유는?</w:t>
-      </w:r>
-    </w:p>
-    <w:p>
-      <w:r>
-        <w:rPr>
-          <w:rFonts w:ascii="맑은 고딕" w:hAnsi="맑은 고딕" w:eastAsia="맑은 고딕"/>
-          <w:sz w:val="21"/>
-        </w:rPr>
-        <w:t>① 두 값을 정확히 같은 순간에 얻을 수 없기 때문</w:t>
-      </w:r>
-    </w:p>
-    <w:p>
-      <w:r>
-        <w:rPr>
-          <w:rFonts w:ascii="맑은 고딕" w:hAnsi="맑은 고딕" w:eastAsia="맑은 고딕"/>
-          <w:sz w:val="21"/>
-        </w:rPr>
-        <w:t>② SCN이 서로 다른 체계이기 때문</w:t>
-      </w:r>
-    </w:p>
-    <w:p>
-      <w:r>
-        <w:rPr>
-          <w:rFonts w:ascii="맑은 고딕" w:hAnsi="맑은 고딕" w:eastAsia="맑은 고딕"/>
-          <w:sz w:val="21"/>
-        </w:rPr>
-        <w:t>③ Standby의 SCN이 항상 크기 때문</w:t>
-      </w:r>
-    </w:p>
-    <w:p>
-      <w:r>
-        <w:rPr>
-          <w:rFonts w:ascii="맑은 고딕" w:hAnsi="맑은 고딕" w:eastAsia="맑은 고딕"/>
-          <w:sz w:val="21"/>
-        </w:rPr>
-        <w:t>④ 뷰 권한이 없기 때문</w:t>
+        <w:t>[상-05] 그 사실이 감시 설계에 주는 교훈은?</w:t>
+      </w:r>
+    </w:p>
+    <w:p>
+      <w:r>
+        <w:rPr>
+          <w:rFonts w:ascii="맑은 고딕" w:hAnsi="맑은 고딕" w:eastAsia="맑은 고딕"/>
+          <w:sz w:val="21"/>
+        </w:rPr>
+        <w:t>① 오류가 나지 않는 잘못이 더 위험하다 — 역할을 먼저 판정한다</w:t>
+      </w:r>
+    </w:p>
+    <w:p>
+      <w:r>
+        <w:rPr>
+          <w:rFonts w:ascii="맑은 고딕" w:hAnsi="맑은 고딕" w:eastAsia="맑은 고딕"/>
+          <w:sz w:val="21"/>
+        </w:rPr>
+        <w:t>② 양쪽에 같은 스크립트를 돌려야 한다</w:t>
+      </w:r>
+    </w:p>
+    <w:p>
+      <w:r>
+        <w:rPr>
+          <w:rFonts w:ascii="맑은 고딕" w:hAnsi="맑은 고딕" w:eastAsia="맑은 고딕"/>
+          <w:sz w:val="21"/>
+        </w:rPr>
+        <w:t>③ SRL은 감시 대상이 아니다</w:t>
+      </w:r>
+    </w:p>
+    <w:p>
+      <w:r>
+        <w:rPr>
+          <w:rFonts w:ascii="맑은 고딕" w:hAnsi="맑은 고딕" w:eastAsia="맑은 고딕"/>
+          <w:sz w:val="21"/>
+        </w:rPr>
+        <w:t>④ Primary는 감시하지 않아도 된다</w:t>
       </w:r>
     </w:p>
     <w:p>
@@ -2488,43 +2488,43 @@
           <w:rFonts w:ascii="맑은 고딕" w:hAnsi="맑은 고딕" w:eastAsia="맑은 고딕"/>
           <w:sz w:val="21"/>
         </w:rPr>
-        <w:t>[상-06] 리다이렉션이 `SYS`로 실패하는 근본 이유는?</w:t>
-      </w:r>
-    </w:p>
-    <w:p>
-      <w:r>
-        <w:rPr>
-          <w:rFonts w:ascii="맑은 고딕" w:hAnsi="맑은 고딕" w:eastAsia="맑은 고딕"/>
-          <w:sz w:val="21"/>
-        </w:rPr>
-        <w:t>① Standby가 Primary로 새 연결을 만들 때 SYSDBA 접속이 재인증되지 않기 때문</w:t>
-      </w:r>
-    </w:p>
-    <w:p>
-      <w:r>
-        <w:rPr>
-          <w:rFonts w:ascii="맑은 고딕" w:hAnsi="맑은 고딕" w:eastAsia="맑은 고딕"/>
-          <w:sz w:val="21"/>
-        </w:rPr>
-        <w:t>② SYS는 DML을 실행할 수 없기 때문</w:t>
-      </w:r>
-    </w:p>
-    <w:p>
-      <w:r>
-        <w:rPr>
-          <w:rFonts w:ascii="맑은 고딕" w:hAnsi="맑은 고딕" w:eastAsia="맑은 고딕"/>
-          <w:sz w:val="21"/>
-        </w:rPr>
-        <w:t>③ SYS 세션에는 파라미터가 적용되지 않기 때문</w:t>
-      </w:r>
-    </w:p>
-    <w:p>
-      <w:r>
-        <w:rPr>
-          <w:rFonts w:ascii="맑은 고딕" w:hAnsi="맑은 고딕" w:eastAsia="맑은 고딕"/>
-          <w:sz w:val="21"/>
-        </w:rPr>
-        <w:t>④ 패스워드 파일이 다르기 때문</w:t>
+        <w:t>[상-06] 점검표에서 `SRL_ACTIVE`가 핵심 지표인 이유는?</w:t>
+      </w:r>
+    </w:p>
+    <w:p>
+      <w:r>
+        <w:rPr>
+          <w:rFonts w:ascii="맑은 고딕" w:hAnsi="맑은 고딕" w:eastAsia="맑은 고딕"/>
+          <w:sz w:val="21"/>
+        </w:rPr>
+        <w:t>① 지연이 0으로 보이는 두 상황을 모두 잡는다</w:t>
+      </w:r>
+    </w:p>
+    <w:p>
+      <w:r>
+        <w:rPr>
+          <w:rFonts w:ascii="맑은 고딕" w:hAnsi="맑은 고딕" w:eastAsia="맑은 고딕"/>
+          <w:sz w:val="21"/>
+        </w:rPr>
+        <w:t>② 계산이 가장 빠르다</w:t>
+      </w:r>
+    </w:p>
+    <w:p>
+      <w:r>
+        <w:rPr>
+          <w:rFonts w:ascii="맑은 고딕" w:hAnsi="맑은 고딕" w:eastAsia="맑은 고딕"/>
+          <w:sz w:val="21"/>
+        </w:rPr>
+        <w:t>③ 값의 범위가 넓다</w:t>
+      </w:r>
+    </w:p>
+    <w:p>
+      <w:r>
+        <w:rPr>
+          <w:rFonts w:ascii="맑은 고딕" w:hAnsi="맑은 고딕" w:eastAsia="맑은 고딕"/>
+          <w:sz w:val="21"/>
+        </w:rPr>
+        <w:t>④ Broker가 제공하지 않는다</w:t>
       </w:r>
     </w:p>
     <w:p>
@@ -2542,43 +2542,43 @@
           <w:rFonts w:ascii="맑은 고딕" w:hAnsi="맑은 고딕" w:eastAsia="맑은 고딕"/>
           <w:sz w:val="21"/>
         </w:rPr>
-        <w:t>[상-07] 이 장에서 `SYS`로 시험해 오판할 뻔한 기능이 두 개 있었다. 무엇인가?</w:t>
-      </w:r>
-    </w:p>
-    <w:p>
-      <w:r>
-        <w:rPr>
-          <w:rFonts w:ascii="맑은 고딕" w:hAnsi="맑은 고딕" w:eastAsia="맑은 고딕"/>
-          <w:sz w:val="21"/>
-        </w:rPr>
-        <w:t>① DML 리다이렉션과 STANDBY_MAX_DATA_DELAY</w:t>
-      </w:r>
-    </w:p>
-    <w:p>
-      <w:r>
-        <w:rPr>
-          <w:rFonts w:ascii="맑은 고딕" w:hAnsi="맑은 고딕" w:eastAsia="맑은 고딕"/>
-          <w:sz w:val="21"/>
-        </w:rPr>
-        <w:t>② GTT INSERT와 시퀀스</w:t>
-      </w:r>
-    </w:p>
-    <w:p>
-      <w:r>
-        <w:rPr>
-          <w:rFonts w:ascii="맑은 고딕" w:hAnsi="맑은 고딕" w:eastAsia="맑은 고딕"/>
-          <w:sz w:val="21"/>
-        </w:rPr>
-        <w:t>③ EXPLAIN PLAN과 정렬</w:t>
-      </w:r>
-    </w:p>
-    <w:p>
-      <w:r>
-        <w:rPr>
-          <w:rFonts w:ascii="맑은 고딕" w:hAnsi="맑은 고딕" w:eastAsia="맑은 고딕"/>
-          <w:sz w:val="21"/>
-        </w:rPr>
-        <w:t>④ AWR과 DBMS_STATS</w:t>
+        <w:t>[상-07] `LOG_ARCHIVE_TRACE`를 켠 뒤 반드시 확인해야 하는 것은?</w:t>
+      </w:r>
+    </w:p>
+    <w:p>
+      <w:r>
+        <w:rPr>
+          <w:rFonts w:ascii="맑은 고딕" w:hAnsi="맑은 고딕" w:eastAsia="맑은 고딕"/>
+          <w:sz w:val="21"/>
+        </w:rPr>
+        <w:t>① 끈 뒤 `V$PARAMETER`가 0인지 — `SCOPE=BOTH`로 저장되므로</w:t>
+      </w:r>
+    </w:p>
+    <w:p>
+      <w:r>
+        <w:rPr>
+          <w:rFonts w:ascii="맑은 고딕" w:hAnsi="맑은 고딕" w:eastAsia="맑은 고딕"/>
+          <w:sz w:val="21"/>
+        </w:rPr>
+        <w:t>② 트레이스 파일 권한</w:t>
+      </w:r>
+    </w:p>
+    <w:p>
+      <w:r>
+        <w:rPr>
+          <w:rFonts w:ascii="맑은 고딕" w:hAnsi="맑은 고딕" w:eastAsia="맑은 고딕"/>
+          <w:sz w:val="21"/>
+        </w:rPr>
+        <w:t>③ 인스턴스 재기동 여부</w:t>
+      </w:r>
+    </w:p>
+    <w:p>
+      <w:r>
+        <w:rPr>
+          <w:rFonts w:ascii="맑은 고딕" w:hAnsi="맑은 고딕" w:eastAsia="맑은 고딕"/>
+          <w:sz w:val="21"/>
+        </w:rPr>
+        <w:t>④ Broker 구성 파일 크기</w:t>
       </w:r>
     </w:p>
     <w:p>
@@ -2596,43 +2596,43 @@
           <w:rFonts w:ascii="맑은 고딕" w:hAnsi="맑은 고딕" w:eastAsia="맑은 고딕"/>
           <w:sz w:val="21"/>
         </w:rPr>
-        <w:t>[상-08] 보호 모드가 이 장에서 결정한 것은?</w:t>
-      </w:r>
-    </w:p>
-    <w:p>
-      <w:r>
-        <w:rPr>
-          <w:rFonts w:ascii="맑은 고딕" w:hAnsi="맑은 고딕" w:eastAsia="맑은 고딕"/>
-          <w:sz w:val="21"/>
-        </w:rPr>
-        <w:t>① `SYNC WITH PRIMARY`와 `MAX_DATA_DELAY=0`의 사용 가능 여부</w:t>
-      </w:r>
-    </w:p>
-    <w:p>
-      <w:r>
-        <w:rPr>
-          <w:rFonts w:ascii="맑은 고딕" w:hAnsi="맑은 고딕" w:eastAsia="맑은 고딕"/>
-          <w:sz w:val="21"/>
-        </w:rPr>
-        <w:t>② 리다이렉션 동작 여부</w:t>
-      </w:r>
-    </w:p>
-    <w:p>
-      <w:r>
-        <w:rPr>
-          <w:rFonts w:ascii="맑은 고딕" w:hAnsi="맑은 고딕" w:eastAsia="맑은 고딕"/>
-          <w:sz w:val="21"/>
-        </w:rPr>
-        <w:t>③ GTT 사용 가능 여부</w:t>
-      </w:r>
-    </w:p>
-    <w:p>
-      <w:r>
-        <w:rPr>
-          <w:rFonts w:ascii="맑은 고딕" w:hAnsi="맑은 고딕" w:eastAsia="맑은 고딕"/>
-          <w:sz w:val="21"/>
-        </w:rPr>
-        <w:t>④ 시퀀스 값의 연속성</w:t>
+        <w:t>[상-08] 알림 로그의 `Thread 1 cannot allocate new log / Checkpoint not complete`가 뜻하는 것은?</w:t>
+      </w:r>
+    </w:p>
+    <w:p>
+      <w:r>
+        <w:rPr>
+          <w:rFonts w:ascii="맑은 고딕" w:hAnsi="맑은 고딕" w:eastAsia="맑은 고딕"/>
+          <w:sz w:val="21"/>
+        </w:rPr>
+        <w:t>① 온라인 리두의 크기나 수를 검토해야 한다</w:t>
+      </w:r>
+    </w:p>
+    <w:p>
+      <w:r>
+        <w:rPr>
+          <w:rFonts w:ascii="맑은 고딕" w:hAnsi="맑은 고딕" w:eastAsia="맑은 고딕"/>
+          <w:sz w:val="21"/>
+        </w:rPr>
+        <w:t>② Standby가 응답하지 않는다</w:t>
+      </w:r>
+    </w:p>
+    <w:p>
+      <w:r>
+        <w:rPr>
+          <w:rFonts w:ascii="맑은 고딕" w:hAnsi="맑은 고딕" w:eastAsia="맑은 고딕"/>
+          <w:sz w:val="21"/>
+        </w:rPr>
+        <w:t>③ 아카이브 목적지가 찼다</w:t>
+      </w:r>
+    </w:p>
+    <w:p>
+      <w:r>
+        <w:rPr>
+          <w:rFonts w:ascii="맑은 고딕" w:hAnsi="맑은 고딕" w:eastAsia="맑은 고딕"/>
+          <w:sz w:val="21"/>
+        </w:rPr>
+        <w:t>④ 갭이 발생했다</w:t>
       </w:r>
     </w:p>
     <w:p>
@@ -2650,43 +2650,43 @@
           <w:rFonts w:ascii="맑은 고딕" w:hAnsi="맑은 고딕" w:eastAsia="맑은 고딕"/>
           <w:sz w:val="21"/>
         </w:rPr>
-        <w:t>[상-09] 읽기 분산을 설계할 때 먼저 해야 할 작업은?</w:t>
-      </w:r>
-    </w:p>
-    <w:p>
-      <w:r>
-        <w:rPr>
-          <w:rFonts w:ascii="맑은 고딕" w:hAnsi="맑은 고딕" w:eastAsia="맑은 고딕"/>
-          <w:sz w:val="21"/>
-        </w:rPr>
-        <w:t>① 옮길 조회를 분류한다 (DML 포함 여부, 임시 저장소 방식, 시퀀스 사용)</w:t>
-      </w:r>
-    </w:p>
-    <w:p>
-      <w:r>
-        <w:rPr>
-          <w:rFonts w:ascii="맑은 고딕" w:hAnsi="맑은 고딕" w:eastAsia="맑은 고딕"/>
-          <w:sz w:val="21"/>
-        </w:rPr>
-        <w:t>② 접속 문자열을 바꾼다</w:t>
-      </w:r>
-    </w:p>
-    <w:p>
-      <w:r>
-        <w:rPr>
-          <w:rFonts w:ascii="맑은 고딕" w:hAnsi="맑은 고딕" w:eastAsia="맑은 고딕"/>
-          <w:sz w:val="21"/>
-        </w:rPr>
-        <w:t>③ 리다이렉션을 시스템 수준으로 켠다</w:t>
-      </w:r>
-    </w:p>
-    <w:p>
-      <w:r>
-        <w:rPr>
-          <w:rFonts w:ascii="맑은 고딕" w:hAnsi="맑은 고딕" w:eastAsia="맑은 고딕"/>
-          <w:sz w:val="21"/>
-        </w:rPr>
-        <w:t>④ 보호 모드를 올린다</w:t>
+        <w:t>[상-09] 진단에서 층을 내려가는 올바른 순서는?</w:t>
+      </w:r>
+    </w:p>
+    <w:p>
+      <w:r>
+        <w:rPr>
+          <w:rFonts w:ascii="맑은 고딕" w:hAnsi="맑은 고딕" w:eastAsia="맑은 고딕"/>
+          <w:sz w:val="21"/>
+        </w:rPr>
+        <w:t>① SHOW → V$ARCHIVE_DEST의 ERROR → 알림 로그 → 트레이스</w:t>
+      </w:r>
+    </w:p>
+    <w:p>
+      <w:r>
+        <w:rPr>
+          <w:rFonts w:ascii="맑은 고딕" w:hAnsi="맑은 고딕" w:eastAsia="맑은 고딕"/>
+          <w:sz w:val="21"/>
+        </w:rPr>
+        <w:t>② 트레이스 → 알림 로그 → V$ 뷰 → SHOW</w:t>
+      </w:r>
+    </w:p>
+    <w:p>
+      <w:r>
+        <w:rPr>
+          <w:rFonts w:ascii="맑은 고딕" w:hAnsi="맑은 고딕" w:eastAsia="맑은 고딕"/>
+          <w:sz w:val="21"/>
+        </w:rPr>
+        <w:t>③ 알림 로그 → SHOW → 트레이스 → V$ 뷰</w:t>
+      </w:r>
+    </w:p>
+    <w:p>
+      <w:r>
+        <w:rPr>
+          <w:rFonts w:ascii="맑은 고딕" w:hAnsi="맑은 고딕" w:eastAsia="맑은 고딕"/>
+          <w:sz w:val="21"/>
+        </w:rPr>
+        <w:t>④ 순서는 무관하다</w:t>
       </w:r>
     </w:p>
     <w:p>
@@ -2704,43 +2704,43 @@
           <w:rFonts w:ascii="맑은 고딕" w:hAnsi="맑은 고딕" w:eastAsia="맑은 고딕"/>
           <w:sz w:val="21"/>
         </w:rPr>
-        <w:t>[상-10] ADG 옵션 없이 운영하려 Standby를 MOUNTED로 두었다. Primary에서 그 사실을 확인할 수 있는 값은?</w:t>
-      </w:r>
-    </w:p>
-    <w:p>
-      <w:r>
-        <w:rPr>
-          <w:rFonts w:ascii="맑은 고딕" w:hAnsi="맑은 고딕" w:eastAsia="맑은 고딕"/>
-          <w:sz w:val="21"/>
-        </w:rPr>
-        <w:t>① `V$ARCHIVE_DEST_STATUS`의 `DATABASE_MODE`와 `RECOVERY_MODE`</w:t>
-      </w:r>
-    </w:p>
-    <w:p>
-      <w:r>
-        <w:rPr>
-          <w:rFonts w:ascii="맑은 고딕" w:hAnsi="맑은 고딕" w:eastAsia="맑은 고딕"/>
-          <w:sz w:val="21"/>
-        </w:rPr>
-        <w:t>② `V$DATAGUARD_STATS`의 `apply lag`</w:t>
-      </w:r>
-    </w:p>
-    <w:p>
-      <w:r>
-        <w:rPr>
-          <w:rFonts w:ascii="맑은 고딕" w:hAnsi="맑은 고딕" w:eastAsia="맑은 고딕"/>
-          <w:sz w:val="21"/>
-        </w:rPr>
-        <w:t>③ `V$DATABASE`의 `OPEN_MODE`</w:t>
-      </w:r>
-    </w:p>
-    <w:p>
-      <w:r>
-        <w:rPr>
-          <w:rFonts w:ascii="맑은 고딕" w:hAnsi="맑은 고딕" w:eastAsia="맑은 고딕"/>
-          <w:sz w:val="21"/>
-        </w:rPr>
-        <w:t>④ `V$MANAGED_STANDBY`의 `MRP0` 상태</w:t>
+        <w:t>[상-10] Logical Standby 에서 적용이 멈춘 뒤 문제의 트랜잭션 XID 를 찾는 올바른 방법은?</w:t>
+      </w:r>
+    </w:p>
+    <w:p>
+      <w:r>
+        <w:rPr>
+          <w:rFonts w:ascii="맑은 고딕" w:hAnsi="맑은 고딕" w:eastAsia="맑은 고딕"/>
+          <w:sz w:val="21"/>
+        </w:rPr>
+        <w:t>① `DBA_LOGSTDBY_EVENTS`의 `XIDUSN`·`XIDSLT`·`XIDSQN`을 본다</w:t>
+      </w:r>
+    </w:p>
+    <w:p>
+      <w:r>
+        <w:rPr>
+          <w:rFonts w:ascii="맑은 고딕" w:hAnsi="맑은 고딕" w:eastAsia="맑은 고딕"/>
+          <w:sz w:val="21"/>
+        </w:rPr>
+        <w:t>② `V$LOGSTDBY_TRANSACTION`의 `PRIMARY_XIDUSN`을 본다</w:t>
+      </w:r>
+    </w:p>
+    <w:p>
+      <w:r>
+        <w:rPr>
+          <w:rFonts w:ascii="맑은 고딕" w:hAnsi="맑은 고딕" w:eastAsia="맑은 고딕"/>
+          <w:sz w:val="21"/>
+        </w:rPr>
+        <w:t>③ `V$DATAGUARD_STATS`의 `apply lag`을 본다</w:t>
+      </w:r>
+    </w:p>
+    <w:p>
+      <w:r>
+        <w:rPr>
+          <w:rFonts w:ascii="맑은 고딕" w:hAnsi="맑은 고딕" w:eastAsia="맑은 고딕"/>
+          <w:sz w:val="21"/>
+        </w:rPr>
+        <w:t>④ `V$MANAGED_STANDBY`의 `MRP0` 행을 본다</w:t>
       </w:r>
     </w:p>
     <w:sectPr>

--- a/ADG/15장/15장_실습문제.docx
+++ b/ADG/15장/15장_실습문제.docx
@@ -16,7 +16,21 @@
           <w:rFonts w:ascii="맑은 고딕" w:hAnsi="맑은 고딕" w:eastAsia="맑은 고딕"/>
           <w:sz w:val="21"/>
         </w:rPr>
-        <w:t>총 50문항 (하 20 · 중 20 · 상 10). Oracle Database 19c EE 2노드 실습 환경(chicago-srv Primary / boston-srv Physical Standby, Broker 구성 `dg_chicago`)을 기준으로 한다. 보기 중 가장 적절한 하나를 고른다.</w:t>
+        <w:t xml:space="preserve">총 50문항 (하 20 · 중 20 · 상 10). Oracle Database 19c EE 2노드 실습 환경(chicago-srv Primary / boston-srv Physical Standby, Broker 구성 </w:t>
+      </w:r>
+      <w:r>
+        <w:rPr>
+          <w:rFonts w:ascii="Consolas" w:hAnsi="Consolas" w:eastAsia="맑은 고딕"/>
+          <w:sz w:val="21"/>
+        </w:rPr>
+        <w:t xml:space="preserve">dg_chicago</w:t>
+      </w:r>
+      <w:r>
+        <w:rPr>
+          <w:rFonts w:ascii="맑은 고딕" w:hAnsi="맑은 고딕" w:eastAsia="맑은 고딕"/>
+          <w:sz w:val="21"/>
+        </w:rPr>
+        <w:t xml:space="preserve">)을 기준으로 한다. 보기 중 가장 적절한 하나를 고른다.</w:t>
       </w:r>
     </w:p>
     <w:p>
@@ -42,43 +56,71 @@
           <w:rFonts w:ascii="맑은 고딕" w:hAnsi="맑은 고딕" w:eastAsia="맑은 고딕"/>
           <w:sz w:val="21"/>
         </w:rPr>
-        <w:t>[하-01] `V$LOG`에서 `CURRENT` 상태인 그룹은 몇 개여야 하는가?</w:t>
-      </w:r>
-    </w:p>
-    <w:p>
-      <w:r>
-        <w:rPr>
-          <w:rFonts w:ascii="맑은 고딕" w:hAnsi="맑은 고딕" w:eastAsia="맑은 고딕"/>
-          <w:sz w:val="21"/>
-        </w:rPr>
-        <w:t>① 정확히 하나</w:t>
-      </w:r>
-    </w:p>
-    <w:p>
-      <w:r>
-        <w:rPr>
-          <w:rFonts w:ascii="맑은 고딕" w:hAnsi="맑은 고딕" w:eastAsia="맑은 고딕"/>
-          <w:sz w:val="21"/>
-        </w:rPr>
-        <w:t>② 그룹 수만큼</w:t>
-      </w:r>
-    </w:p>
-    <w:p>
-      <w:r>
-        <w:rPr>
-          <w:rFonts w:ascii="맑은 고딕" w:hAnsi="맑은 고딕" w:eastAsia="맑은 고딕"/>
-          <w:sz w:val="21"/>
-        </w:rPr>
-        <w:t>③ 두 개 이상</w:t>
-      </w:r>
-    </w:p>
-    <w:p>
-      <w:r>
-        <w:rPr>
-          <w:rFonts w:ascii="맑은 고딕" w:hAnsi="맑은 고딕" w:eastAsia="맑은 고딕"/>
-          <w:sz w:val="21"/>
-        </w:rPr>
-        <w:t>④ 0개</w:t>
+        <w:t xml:space="preserve">[하-01] </w:t>
+      </w:r>
+      <w:r>
+        <w:rPr>
+          <w:rFonts w:ascii="Consolas" w:hAnsi="Consolas" w:eastAsia="맑은 고딕"/>
+          <w:sz w:val="21"/>
+        </w:rPr>
+        <w:t xml:space="preserve">V$LOG</w:t>
+      </w:r>
+      <w:r>
+        <w:rPr>
+          <w:rFonts w:ascii="맑은 고딕" w:hAnsi="맑은 고딕" w:eastAsia="맑은 고딕"/>
+          <w:sz w:val="21"/>
+        </w:rPr>
+        <w:t xml:space="preserve">에서 </w:t>
+      </w:r>
+      <w:r>
+        <w:rPr>
+          <w:rFonts w:ascii="Consolas" w:hAnsi="Consolas" w:eastAsia="맑은 고딕"/>
+          <w:sz w:val="21"/>
+        </w:rPr>
+        <w:t xml:space="preserve">CURRENT</w:t>
+      </w:r>
+      <w:r>
+        <w:rPr>
+          <w:rFonts w:ascii="맑은 고딕" w:hAnsi="맑은 고딕" w:eastAsia="맑은 고딕"/>
+          <w:sz w:val="21"/>
+        </w:rPr>
+        <w:t xml:space="preserve"> 상태인 그룹은 몇 개여야 하는가?</w:t>
+      </w:r>
+    </w:p>
+    <w:p>
+      <w:r>
+        <w:rPr>
+          <w:rFonts w:ascii="맑은 고딕" w:hAnsi="맑은 고딕" w:eastAsia="맑은 고딕"/>
+          <w:sz w:val="21"/>
+        </w:rPr>
+        <w:t>① 그룹 수만큼</w:t>
+      </w:r>
+    </w:p>
+    <w:p>
+      <w:r>
+        <w:rPr>
+          <w:rFonts w:ascii="맑은 고딕" w:hAnsi="맑은 고딕" w:eastAsia="맑은 고딕"/>
+          <w:sz w:val="21"/>
+        </w:rPr>
+        <w:t>② 0개</w:t>
+      </w:r>
+    </w:p>
+    <w:p>
+      <w:r>
+        <w:rPr>
+          <w:rFonts w:ascii="맑은 고딕" w:hAnsi="맑은 고딕" w:eastAsia="맑은 고딕"/>
+          <w:sz w:val="21"/>
+        </w:rPr>
+        <w:t>③ 정확히 하나</w:t>
+      </w:r>
+    </w:p>
+    <w:p>
+      <w:r>
+        <w:rPr>
+          <w:rFonts w:ascii="맑은 고딕" w:hAnsi="맑은 고딕" w:eastAsia="맑은 고딕"/>
+          <w:sz w:val="21"/>
+        </w:rPr>
+        <w:t>④ 두 개 이상</w:t>
       </w:r>
     </w:p>
     <w:p>
@@ -96,16 +138,58 @@
           <w:rFonts w:ascii="맑은 고딕" w:hAnsi="맑은 고딕" w:eastAsia="맑은 고딕"/>
           <w:sz w:val="21"/>
         </w:rPr>
-        <w:t>[하-02] `CURRENT`인 그룹의 `ARCHIVED` 값이 `NO`인 것은?</w:t>
-      </w:r>
-    </w:p>
-    <w:p>
-      <w:r>
-        <w:rPr>
-          <w:rFonts w:ascii="맑은 고딕" w:hAnsi="맑은 고딕" w:eastAsia="맑은 고딕"/>
-          <w:sz w:val="21"/>
-        </w:rPr>
-        <w:t>① 정상이다 — 아직 쓰는 중이므로</w:t>
+        <w:t xml:space="preserve">[하-02] </w:t>
+      </w:r>
+      <w:r>
+        <w:rPr>
+          <w:rFonts w:ascii="Consolas" w:hAnsi="Consolas" w:eastAsia="맑은 고딕"/>
+          <w:sz w:val="21"/>
+        </w:rPr>
+        <w:t xml:space="preserve">CURRENT</w:t>
+      </w:r>
+      <w:r>
+        <w:rPr>
+          <w:rFonts w:ascii="맑은 고딕" w:hAnsi="맑은 고딕" w:eastAsia="맑은 고딕"/>
+          <w:sz w:val="21"/>
+        </w:rPr>
+        <w:t xml:space="preserve">인 그룹의 </w:t>
+      </w:r>
+      <w:r>
+        <w:rPr>
+          <w:rFonts w:ascii="Consolas" w:hAnsi="Consolas" w:eastAsia="맑은 고딕"/>
+          <w:sz w:val="21"/>
+        </w:rPr>
+        <w:t xml:space="preserve">ARCHIVED</w:t>
+      </w:r>
+      <w:r>
+        <w:rPr>
+          <w:rFonts w:ascii="맑은 고딕" w:hAnsi="맑은 고딕" w:eastAsia="맑은 고딕"/>
+          <w:sz w:val="21"/>
+        </w:rPr>
+        <w:t xml:space="preserve"> 값이 </w:t>
+      </w:r>
+      <w:r>
+        <w:rPr>
+          <w:rFonts w:ascii="Consolas" w:hAnsi="Consolas" w:eastAsia="맑은 고딕"/>
+          <w:sz w:val="21"/>
+        </w:rPr>
+        <w:t xml:space="preserve">NO</w:t>
+      </w:r>
+      <w:r>
+        <w:rPr>
+          <w:rFonts w:ascii="맑은 고딕" w:hAnsi="맑은 고딕" w:eastAsia="맑은 고딕"/>
+          <w:sz w:val="21"/>
+        </w:rPr>
+        <w:t xml:space="preserve">인 것은?</w:t>
+      </w:r>
+    </w:p>
+    <w:p>
+      <w:r>
+        <w:rPr>
+          <w:rFonts w:ascii="맑은 고딕" w:hAnsi="맑은 고딕" w:eastAsia="맑은 고딕"/>
+          <w:sz w:val="21"/>
+        </w:rPr>
+        <w:t>① 디스크가 찬 것이다</w:t>
       </w:r>
     </w:p>
     <w:p>
@@ -123,7 +207,7 @@
           <w:rFonts w:ascii="맑은 고딕" w:hAnsi="맑은 고딕" w:eastAsia="맑은 고딕"/>
           <w:sz w:val="21"/>
         </w:rPr>
-        <w:t>③ 디스크가 찬 것이다</w:t>
+        <w:t>③ 정상이다 — 아직 쓰는 중이므로</w:t>
       </w:r>
     </w:p>
     <w:p>
@@ -150,7 +234,35 @@
           <w:rFonts w:ascii="맑은 고딕" w:hAnsi="맑은 고딕" w:eastAsia="맑은 고딕"/>
           <w:sz w:val="21"/>
         </w:rPr>
-        <w:t>[하-03] `V$LOGFILE`의 `STATUS` 열이 비어 있으면?</w:t>
+        <w:t xml:space="preserve">[하-03] </w:t>
+      </w:r>
+      <w:r>
+        <w:rPr>
+          <w:rFonts w:ascii="Consolas" w:hAnsi="Consolas" w:eastAsia="맑은 고딕"/>
+          <w:sz w:val="21"/>
+        </w:rPr>
+        <w:t xml:space="preserve">V$LOGFILE</w:t>
+      </w:r>
+      <w:r>
+        <w:rPr>
+          <w:rFonts w:ascii="맑은 고딕" w:hAnsi="맑은 고딕" w:eastAsia="맑은 고딕"/>
+          <w:sz w:val="21"/>
+        </w:rPr>
+        <w:t xml:space="preserve">의 </w:t>
+      </w:r>
+      <w:r>
+        <w:rPr>
+          <w:rFonts w:ascii="Consolas" w:hAnsi="Consolas" w:eastAsia="맑은 고딕"/>
+          <w:sz w:val="21"/>
+        </w:rPr>
+        <w:t xml:space="preserve">STATUS</w:t>
+      </w:r>
+      <w:r>
+        <w:rPr>
+          <w:rFonts w:ascii="맑은 고딕" w:hAnsi="맑은 고딕" w:eastAsia="맑은 고딕"/>
+          <w:sz w:val="21"/>
+        </w:rPr>
+        <w:t xml:space="preserve"> 열이 비어 있으면?</w:t>
       </w:r>
     </w:p>
     <w:p>
@@ -168,16 +280,16 @@
           <w:rFonts w:ascii="맑은 고딕" w:hAnsi="맑은 고딕" w:eastAsia="맑은 고딕"/>
           <w:sz w:val="21"/>
         </w:rPr>
-        <w:t>② 파일이 없다</w:t>
-      </w:r>
-    </w:p>
-    <w:p>
-      <w:r>
-        <w:rPr>
-          <w:rFonts w:ascii="맑은 고딕" w:hAnsi="맑은 고딕" w:eastAsia="맑은 고딕"/>
-          <w:sz w:val="21"/>
-        </w:rPr>
-        <w:t>③ 아직 초기화되지 않았다</w:t>
+        <w:t>② 아직 초기화되지 않았다</w:t>
+      </w:r>
+    </w:p>
+    <w:p>
+      <w:r>
+        <w:rPr>
+          <w:rFonts w:ascii="맑은 고딕" w:hAnsi="맑은 고딕" w:eastAsia="맑은 고딕"/>
+          <w:sz w:val="21"/>
+        </w:rPr>
+        <w:t>③ 파일이 없다</w:t>
       </w:r>
     </w:p>
     <w:p>
@@ -204,16 +316,44 @@
           <w:rFonts w:ascii="맑은 고딕" w:hAnsi="맑은 고딕" w:eastAsia="맑은 고딕"/>
           <w:sz w:val="21"/>
         </w:rPr>
-        <w:t>[하-04] Standby의 `V$LOG`에서 `SEQUENCE#`가 전부 0인 이유는?</w:t>
-      </w:r>
-    </w:p>
-    <w:p>
-      <w:r>
-        <w:rPr>
-          <w:rFonts w:ascii="맑은 고딕" w:hAnsi="맑은 고딕" w:eastAsia="맑은 고딕"/>
-          <w:sz w:val="21"/>
-        </w:rPr>
-        <w:t>① Standby는 자기 온라인 리두를 쓰지 않는다</w:t>
+        <w:t xml:space="preserve">[하-04] Standby의 </w:t>
+      </w:r>
+      <w:r>
+        <w:rPr>
+          <w:rFonts w:ascii="Consolas" w:hAnsi="Consolas" w:eastAsia="맑은 고딕"/>
+          <w:sz w:val="21"/>
+        </w:rPr>
+        <w:t xml:space="preserve">V$LOG</w:t>
+      </w:r>
+      <w:r>
+        <w:rPr>
+          <w:rFonts w:ascii="맑은 고딕" w:hAnsi="맑은 고딕" w:eastAsia="맑은 고딕"/>
+          <w:sz w:val="21"/>
+        </w:rPr>
+        <w:t xml:space="preserve">에서 </w:t>
+      </w:r>
+      <w:r>
+        <w:rPr>
+          <w:rFonts w:ascii="Consolas" w:hAnsi="Consolas" w:eastAsia="맑은 고딕"/>
+          <w:sz w:val="21"/>
+        </w:rPr>
+        <w:t xml:space="preserve">SEQUENCE#</w:t>
+      </w:r>
+      <w:r>
+        <w:rPr>
+          <w:rFonts w:ascii="맑은 고딕" w:hAnsi="맑은 고딕" w:eastAsia="맑은 고딕"/>
+          <w:sz w:val="21"/>
+        </w:rPr>
+        <w:t xml:space="preserve">가 전부 0인 이유는?</w:t>
+      </w:r>
+    </w:p>
+    <w:p>
+      <w:r>
+        <w:rPr>
+          <w:rFonts w:ascii="맑은 고딕" w:hAnsi="맑은 고딕" w:eastAsia="맑은 고딕"/>
+          <w:sz w:val="21"/>
+        </w:rPr>
+        <w:t>① 로그가 초기화됐다</w:t>
       </w:r>
     </w:p>
     <w:p>
@@ -231,16 +371,16 @@
           <w:rFonts w:ascii="맑은 고딕" w:hAnsi="맑은 고딕" w:eastAsia="맑은 고딕"/>
           <w:sz w:val="21"/>
         </w:rPr>
-        <w:t>③ 뷰가 Standby를 지원하지 않는다</w:t>
-      </w:r>
-    </w:p>
-    <w:p>
-      <w:r>
-        <w:rPr>
-          <w:rFonts w:ascii="맑은 고딕" w:hAnsi="맑은 고딕" w:eastAsia="맑은 고딕"/>
-          <w:sz w:val="21"/>
-        </w:rPr>
-        <w:t>④ 로그가 초기화됐다</w:t>
+        <w:t>③ Standby는 자기 온라인 리두를 쓰지 않는다</w:t>
+      </w:r>
+    </w:p>
+    <w:p>
+      <w:r>
+        <w:rPr>
+          <w:rFonts w:ascii="맑은 고딕" w:hAnsi="맑은 고딕" w:eastAsia="맑은 고딕"/>
+          <w:sz w:val="21"/>
+        </w:rPr>
+        <w:t>④ 뷰가 Standby를 지원하지 않는다</w:t>
       </w:r>
     </w:p>
     <w:p>
@@ -258,43 +398,57 @@
           <w:rFonts w:ascii="맑은 고딕" w:hAnsi="맑은 고딕" w:eastAsia="맑은 고딕"/>
           <w:sz w:val="21"/>
         </w:rPr>
-        <w:t>[하-05] 정상 상태에서 Standby의 SRL 중 `ACTIVE`는 몇 개인가?</w:t>
-      </w:r>
-    </w:p>
-    <w:p>
-      <w:r>
-        <w:rPr>
-          <w:rFonts w:ascii="맑은 고딕" w:hAnsi="맑은 고딕" w:eastAsia="맑은 고딕"/>
-          <w:sz w:val="21"/>
-        </w:rPr>
-        <w:t>① 정확히 하나</w:t>
-      </w:r>
-    </w:p>
-    <w:p>
-      <w:r>
-        <w:rPr>
-          <w:rFonts w:ascii="맑은 고딕" w:hAnsi="맑은 고딕" w:eastAsia="맑은 고딕"/>
-          <w:sz w:val="21"/>
-        </w:rPr>
-        <w:t>② 전부</w:t>
-      </w:r>
-    </w:p>
-    <w:p>
-      <w:r>
-        <w:rPr>
-          <w:rFonts w:ascii="맑은 고딕" w:hAnsi="맑은 고딕" w:eastAsia="맑은 고딕"/>
-          <w:sz w:val="21"/>
-        </w:rPr>
-        <w:t>③ 0개</w:t>
-      </w:r>
-    </w:p>
-    <w:p>
-      <w:r>
-        <w:rPr>
-          <w:rFonts w:ascii="맑은 고딕" w:hAnsi="맑은 고딕" w:eastAsia="맑은 고딕"/>
-          <w:sz w:val="21"/>
-        </w:rPr>
-        <w:t>④ 그룹 수의 절반</w:t>
+        <w:t xml:space="preserve">[하-05] 정상 상태에서 Standby의 SRL 중 </w:t>
+      </w:r>
+      <w:r>
+        <w:rPr>
+          <w:rFonts w:ascii="Consolas" w:hAnsi="Consolas" w:eastAsia="맑은 고딕"/>
+          <w:sz w:val="21"/>
+        </w:rPr>
+        <w:t xml:space="preserve">ACTIVE</w:t>
+      </w:r>
+      <w:r>
+        <w:rPr>
+          <w:rFonts w:ascii="맑은 고딕" w:hAnsi="맑은 고딕" w:eastAsia="맑은 고딕"/>
+          <w:sz w:val="21"/>
+        </w:rPr>
+        <w:t xml:space="preserve">는 몇 개인가?</w:t>
+      </w:r>
+    </w:p>
+    <w:p>
+      <w:r>
+        <w:rPr>
+          <w:rFonts w:ascii="맑은 고딕" w:hAnsi="맑은 고딕" w:eastAsia="맑은 고딕"/>
+          <w:sz w:val="21"/>
+        </w:rPr>
+        <w:t>① 0개</w:t>
+      </w:r>
+    </w:p>
+    <w:p>
+      <w:r>
+        <w:rPr>
+          <w:rFonts w:ascii="맑은 고딕" w:hAnsi="맑은 고딕" w:eastAsia="맑은 고딕"/>
+          <w:sz w:val="21"/>
+        </w:rPr>
+        <w:t>② 그룹 수의 절반</w:t>
+      </w:r>
+    </w:p>
+    <w:p>
+      <w:r>
+        <w:rPr>
+          <w:rFonts w:ascii="맑은 고딕" w:hAnsi="맑은 고딕" w:eastAsia="맑은 고딕"/>
+          <w:sz w:val="21"/>
+        </w:rPr>
+        <w:t>③ 정확히 하나</w:t>
+      </w:r>
+    </w:p>
+    <w:p>
+      <w:r>
+        <w:rPr>
+          <w:rFonts w:ascii="맑은 고딕" w:hAnsi="맑은 고딕" w:eastAsia="맑은 고딕"/>
+          <w:sz w:val="21"/>
+        </w:rPr>
+        <w:t>④ 전부</w:t>
       </w:r>
     </w:p>
     <w:p>
@@ -312,34 +466,76 @@
           <w:rFonts w:ascii="맑은 고딕" w:hAnsi="맑은 고딕" w:eastAsia="맑은 고딕"/>
           <w:sz w:val="21"/>
         </w:rPr>
-        <w:t>[하-06] Primary에서 `V$STANDBY_LOG`를 조회하면?</w:t>
-      </w:r>
-    </w:p>
-    <w:p>
-      <w:r>
-        <w:rPr>
-          <w:rFonts w:ascii="맑은 고딕" w:hAnsi="맑은 고딕" w:eastAsia="맑은 고딕"/>
-          <w:sz w:val="21"/>
-        </w:rPr>
-        <w:t>① 오류 없이 조회되고 전부 `UNASSIGNED`다</w:t>
-      </w:r>
-    </w:p>
-    <w:p>
-      <w:r>
-        <w:rPr>
-          <w:rFonts w:ascii="맑은 고딕" w:hAnsi="맑은 고딕" w:eastAsia="맑은 고딕"/>
-          <w:sz w:val="21"/>
-        </w:rPr>
-        <w:t>② ORA-00942가 난다</w:t>
-      </w:r>
-    </w:p>
-    <w:p>
-      <w:r>
-        <w:rPr>
-          <w:rFonts w:ascii="맑은 고딕" w:hAnsi="맑은 고딕" w:eastAsia="맑은 고딕"/>
-          <w:sz w:val="21"/>
-        </w:rPr>
-        <w:t>③ `no rows selected`다</w:t>
+        <w:t xml:space="preserve">[하-06] Primary에서 </w:t>
+      </w:r>
+      <w:r>
+        <w:rPr>
+          <w:rFonts w:ascii="Consolas" w:hAnsi="Consolas" w:eastAsia="맑은 고딕"/>
+          <w:sz w:val="21"/>
+        </w:rPr>
+        <w:t xml:space="preserve">V$STANDBY_LOG</w:t>
+      </w:r>
+      <w:r>
+        <w:rPr>
+          <w:rFonts w:ascii="맑은 고딕" w:hAnsi="맑은 고딕" w:eastAsia="맑은 고딕"/>
+          <w:sz w:val="21"/>
+        </w:rPr>
+        <w:t xml:space="preserve">를 조회하면?</w:t>
+      </w:r>
+    </w:p>
+    <w:p>
+      <w:r>
+        <w:rPr>
+          <w:rFonts w:ascii="맑은 고딕" w:hAnsi="맑은 고딕" w:eastAsia="맑은 고딕"/>
+          <w:sz w:val="21"/>
+        </w:rPr>
+        <w:t>① ORA-00942가 난다</w:t>
+      </w:r>
+    </w:p>
+    <w:p>
+      <w:r>
+        <w:rPr>
+          <w:rFonts w:ascii="맑은 고딕" w:hAnsi="맑은 고딕" w:eastAsia="맑은 고딕"/>
+          <w:sz w:val="21"/>
+        </w:rPr>
+        <w:t xml:space="preserve">② </w:t>
+      </w:r>
+      <w:r>
+        <w:rPr>
+          <w:rFonts w:ascii="Consolas" w:hAnsi="Consolas" w:eastAsia="맑은 고딕"/>
+          <w:sz w:val="21"/>
+        </w:rPr>
+        <w:t xml:space="preserve">no rows selected</w:t>
+      </w:r>
+      <w:r>
+        <w:rPr>
+          <w:rFonts w:ascii="맑은 고딕" w:hAnsi="맑은 고딕" w:eastAsia="맑은 고딕"/>
+          <w:sz w:val="21"/>
+        </w:rPr>
+        <w:t xml:space="preserve">다</w:t>
+      </w:r>
+    </w:p>
+    <w:p>
+      <w:r>
+        <w:rPr>
+          <w:rFonts w:ascii="맑은 고딕" w:hAnsi="맑은 고딕" w:eastAsia="맑은 고딕"/>
+          <w:sz w:val="21"/>
+        </w:rPr>
+        <w:t xml:space="preserve">③ 오류 없이 조회되고 전부 </w:t>
+      </w:r>
+      <w:r>
+        <w:rPr>
+          <w:rFonts w:ascii="Consolas" w:hAnsi="Consolas" w:eastAsia="맑은 고딕"/>
+          <w:sz w:val="21"/>
+        </w:rPr>
+        <w:t xml:space="preserve">UNASSIGNED</w:t>
+      </w:r>
+      <w:r>
+        <w:rPr>
+          <w:rFonts w:ascii="맑은 고딕" w:hAnsi="맑은 고딕" w:eastAsia="맑은 고딕"/>
+          <w:sz w:val="21"/>
+        </w:rPr>
+        <w:t xml:space="preserve">다</w:t>
       </w:r>
     </w:p>
     <w:p>
@@ -366,25 +562,40 @@
           <w:rFonts w:ascii="맑은 고딕" w:hAnsi="맑은 고딕" w:eastAsia="맑은 고딕"/>
           <w:sz w:val="21"/>
         </w:rPr>
-        <w:t>[하-07] 목적지의 **설정**을 보는 뷰는?</w:t>
-      </w:r>
-    </w:p>
-    <w:p>
-      <w:r>
-        <w:rPr>
-          <w:rFonts w:ascii="맑은 고딕" w:hAnsi="맑은 고딕" w:eastAsia="맑은 고딕"/>
-          <w:sz w:val="21"/>
-        </w:rPr>
-        <w:t>① V$ARCHIVE_DEST</w:t>
-      </w:r>
-    </w:p>
-    <w:p>
-      <w:r>
-        <w:rPr>
-          <w:rFonts w:ascii="맑은 고딕" w:hAnsi="맑은 고딕" w:eastAsia="맑은 고딕"/>
-          <w:sz w:val="21"/>
-        </w:rPr>
-        <w:t>② V$ARCHIVE_DEST_STATUS</w:t>
+        <w:t xml:space="preserve">[하-07] 목적지의 </w:t>
+      </w:r>
+      <w:r>
+        <w:rPr>
+          <w:rFonts w:ascii="맑은 고딕" w:hAnsi="맑은 고딕" w:eastAsia="맑은 고딕"/>
+          <w:b/>
+          <w:sz w:val="21"/>
+        </w:rPr>
+        <w:t xml:space="preserve">설정</w:t>
+      </w:r>
+      <w:r>
+        <w:rPr>
+          <w:rFonts w:ascii="맑은 고딕" w:hAnsi="맑은 고딕" w:eastAsia="맑은 고딕"/>
+          <w:sz w:val="21"/>
+        </w:rPr>
+        <w:t xml:space="preserve">을 보는 뷰는?</w:t>
+      </w:r>
+    </w:p>
+    <w:p>
+      <w:r>
+        <w:rPr>
+          <w:rFonts w:ascii="맑은 고딕" w:hAnsi="맑은 고딕" w:eastAsia="맑은 고딕"/>
+          <w:sz w:val="21"/>
+        </w:rPr>
+        <w:t>① V$DATAGUARD_STATS</w:t>
+      </w:r>
+    </w:p>
+    <w:p>
+      <w:r>
+        <w:rPr>
+          <w:rFonts w:ascii="맑은 고딕" w:hAnsi="맑은 고딕" w:eastAsia="맑은 고딕"/>
+          <w:sz w:val="21"/>
+        </w:rPr>
+        <w:t>② V$ARCHIVE_DEST</w:t>
       </w:r>
     </w:p>
     <w:p>
@@ -402,7 +613,7 @@
           <w:rFonts w:ascii="맑은 고딕" w:hAnsi="맑은 고딕" w:eastAsia="맑은 고딕"/>
           <w:sz w:val="21"/>
         </w:rPr>
-        <w:t>④ V$DATAGUARD_STATS</w:t>
+        <w:t>④ V$ARCHIVE_DEST_STATUS</w:t>
       </w:r>
     </w:p>
     <w:p>
@@ -420,43 +631,58 @@
           <w:rFonts w:ascii="맑은 고딕" w:hAnsi="맑은 고딕" w:eastAsia="맑은 고딕"/>
           <w:sz w:val="21"/>
         </w:rPr>
-        <w:t>[하-08] 목적지의 **지금 상태**를 보는 뷰는?</w:t>
-      </w:r>
-    </w:p>
-    <w:p>
-      <w:r>
-        <w:rPr>
-          <w:rFonts w:ascii="맑은 고딕" w:hAnsi="맑은 고딕" w:eastAsia="맑은 고딕"/>
-          <w:sz w:val="21"/>
-        </w:rPr>
-        <w:t>① V$ARCHIVE_DEST_STATUS</w:t>
-      </w:r>
-    </w:p>
-    <w:p>
-      <w:r>
-        <w:rPr>
-          <w:rFonts w:ascii="맑은 고딕" w:hAnsi="맑은 고딕" w:eastAsia="맑은 고딕"/>
-          <w:sz w:val="21"/>
-        </w:rPr>
-        <w:t>② V$ARCHIVE_DEST</w:t>
-      </w:r>
-    </w:p>
-    <w:p>
-      <w:r>
-        <w:rPr>
-          <w:rFonts w:ascii="맑은 고딕" w:hAnsi="맑은 고딕" w:eastAsia="맑은 고딕"/>
-          <w:sz w:val="21"/>
-        </w:rPr>
-        <w:t>③ V$LOGFILE</w:t>
-      </w:r>
-    </w:p>
-    <w:p>
-      <w:r>
-        <w:rPr>
-          <w:rFonts w:ascii="맑은 고딕" w:hAnsi="맑은 고딕" w:eastAsia="맑은 고딕"/>
-          <w:sz w:val="21"/>
-        </w:rPr>
-        <w:t>④ V$DG_BROKER_CONFIG</w:t>
+        <w:t xml:space="preserve">[하-08] 목적지의 </w:t>
+      </w:r>
+      <w:r>
+        <w:rPr>
+          <w:rFonts w:ascii="맑은 고딕" w:hAnsi="맑은 고딕" w:eastAsia="맑은 고딕"/>
+          <w:b/>
+          <w:sz w:val="21"/>
+        </w:rPr>
+        <w:t xml:space="preserve">지금 상태</w:t>
+      </w:r>
+      <w:r>
+        <w:rPr>
+          <w:rFonts w:ascii="맑은 고딕" w:hAnsi="맑은 고딕" w:eastAsia="맑은 고딕"/>
+          <w:sz w:val="21"/>
+        </w:rPr>
+        <w:t xml:space="preserve">를 보는 뷰는?</w:t>
+      </w:r>
+    </w:p>
+    <w:p>
+      <w:r>
+        <w:rPr>
+          <w:rFonts w:ascii="맑은 고딕" w:hAnsi="맑은 고딕" w:eastAsia="맑은 고딕"/>
+          <w:sz w:val="21"/>
+        </w:rPr>
+        <w:t>① V$LOGFILE</w:t>
+      </w:r>
+    </w:p>
+    <w:p>
+      <w:r>
+        <w:rPr>
+          <w:rFonts w:ascii="맑은 고딕" w:hAnsi="맑은 고딕" w:eastAsia="맑은 고딕"/>
+          <w:sz w:val="21"/>
+        </w:rPr>
+        <w:t>② V$DG_BROKER_CONFIG</w:t>
+      </w:r>
+    </w:p>
+    <w:p>
+      <w:r>
+        <w:rPr>
+          <w:rFonts w:ascii="맑은 고딕" w:hAnsi="맑은 고딕" w:eastAsia="맑은 고딕"/>
+          <w:sz w:val="21"/>
+        </w:rPr>
+        <w:t>③ V$ARCHIVE_DEST_STATUS</w:t>
+      </w:r>
+    </w:p>
+    <w:p>
+      <w:r>
+        <w:rPr>
+          <w:rFonts w:ascii="맑은 고딕" w:hAnsi="맑은 고딕" w:eastAsia="맑은 고딕"/>
+          <w:sz w:val="21"/>
+        </w:rPr>
+        <w:t>④ V$ARCHIVE_DEST</w:t>
       </w:r>
     </w:p>
     <w:p>
@@ -474,7 +700,35 @@
           <w:rFonts w:ascii="맑은 고딕" w:hAnsi="맑은 고딕" w:eastAsia="맑은 고딕"/>
           <w:sz w:val="21"/>
         </w:rPr>
-        <w:t>[하-09] 실측에서 `dest_id=1`의 `RECOVERY_MODE`는?</w:t>
+        <w:t xml:space="preserve">[하-09] 실측에서 </w:t>
+      </w:r>
+      <w:r>
+        <w:rPr>
+          <w:rFonts w:ascii="Consolas" w:hAnsi="Consolas" w:eastAsia="맑은 고딕"/>
+          <w:sz w:val="21"/>
+        </w:rPr>
+        <w:t xml:space="preserve">dest_id=1</w:t>
+      </w:r>
+      <w:r>
+        <w:rPr>
+          <w:rFonts w:ascii="맑은 고딕" w:hAnsi="맑은 고딕" w:eastAsia="맑은 고딕"/>
+          <w:sz w:val="21"/>
+        </w:rPr>
+        <w:t xml:space="preserve">의 </w:t>
+      </w:r>
+      <w:r>
+        <w:rPr>
+          <w:rFonts w:ascii="Consolas" w:hAnsi="Consolas" w:eastAsia="맑은 고딕"/>
+          <w:sz w:val="21"/>
+        </w:rPr>
+        <w:t xml:space="preserve">RECOVERY_MODE</w:t>
+      </w:r>
+      <w:r>
+        <w:rPr>
+          <w:rFonts w:ascii="맑은 고딕" w:hAnsi="맑은 고딕" w:eastAsia="맑은 고딕"/>
+          <w:sz w:val="21"/>
+        </w:rPr>
+        <w:t xml:space="preserve">는?</w:t>
       </w:r>
     </w:p>
     <w:p>
@@ -492,7 +746,7 @@
           <w:rFonts w:ascii="맑은 고딕" w:hAnsi="맑은 고딕" w:eastAsia="맑은 고딕"/>
           <w:sz w:val="21"/>
         </w:rPr>
-        <w:t>② MANAGED REAL TIME APPLY</w:t>
+        <w:t>② (비어 있음)</w:t>
       </w:r>
     </w:p>
     <w:p>
@@ -510,7 +764,7 @@
           <w:rFonts w:ascii="맑은 고딕" w:hAnsi="맑은 고딕" w:eastAsia="맑은 고딕"/>
           <w:sz w:val="21"/>
         </w:rPr>
-        <w:t>④ (비어 있음)</w:t>
+        <w:t>④ MANAGED REAL TIME APPLY</w:t>
       </w:r>
     </w:p>
     <w:p>
@@ -528,43 +782,71 @@
           <w:rFonts w:ascii="맑은 고딕" w:hAnsi="맑은 고딕" w:eastAsia="맑은 고딕"/>
           <w:sz w:val="21"/>
         </w:rPr>
-        <w:t>[하-10] `VALID_FOR=(online_logfiles, all_roles)`는 `V$ARCHIVE_DEST`에서 어떻게 보이는가?</w:t>
-      </w:r>
-    </w:p>
-    <w:p>
-      <w:r>
-        <w:rPr>
-          <w:rFonts w:ascii="맑은 고딕" w:hAnsi="맑은 고딕" w:eastAsia="맑은 고딕"/>
-          <w:sz w:val="21"/>
-        </w:rPr>
-        <w:t>① VALID_TYPE=ONLINE_LOGFILE, VALID_ROLE=ALL_ROLES</w:t>
-      </w:r>
-    </w:p>
-    <w:p>
-      <w:r>
-        <w:rPr>
-          <w:rFonts w:ascii="맑은 고딕" w:hAnsi="맑은 고딕" w:eastAsia="맑은 고딕"/>
-          <w:sz w:val="21"/>
-        </w:rPr>
-        <w:t>② VALID_NOW=YES</w:t>
-      </w:r>
-    </w:p>
-    <w:p>
-      <w:r>
-        <w:rPr>
-          <w:rFonts w:ascii="맑은 고딕" w:hAnsi="맑은 고딕" w:eastAsia="맑은 고딕"/>
-          <w:sz w:val="21"/>
-        </w:rPr>
-        <w:t>③ BINDING=OPTIONAL</w:t>
-      </w:r>
-    </w:p>
-    <w:p>
-      <w:r>
-        <w:rPr>
-          <w:rFonts w:ascii="맑은 고딕" w:hAnsi="맑은 고딕" w:eastAsia="맑은 고딕"/>
-          <w:sz w:val="21"/>
-        </w:rPr>
-        <w:t>④ TARGET=STANDBY</w:t>
+        <w:t xml:space="preserve">[하-10] </w:t>
+      </w:r>
+      <w:r>
+        <w:rPr>
+          <w:rFonts w:ascii="Consolas" w:hAnsi="Consolas" w:eastAsia="맑은 고딕"/>
+          <w:sz w:val="21"/>
+        </w:rPr>
+        <w:t xml:space="preserve">VALID_FOR=(online_logfiles, all_roles)</w:t>
+      </w:r>
+      <w:r>
+        <w:rPr>
+          <w:rFonts w:ascii="맑은 고딕" w:hAnsi="맑은 고딕" w:eastAsia="맑은 고딕"/>
+          <w:sz w:val="21"/>
+        </w:rPr>
+        <w:t xml:space="preserve">는 </w:t>
+      </w:r>
+      <w:r>
+        <w:rPr>
+          <w:rFonts w:ascii="Consolas" w:hAnsi="Consolas" w:eastAsia="맑은 고딕"/>
+          <w:sz w:val="21"/>
+        </w:rPr>
+        <w:t xml:space="preserve">V$ARCHIVE_DEST</w:t>
+      </w:r>
+      <w:r>
+        <w:rPr>
+          <w:rFonts w:ascii="맑은 고딕" w:hAnsi="맑은 고딕" w:eastAsia="맑은 고딕"/>
+          <w:sz w:val="21"/>
+        </w:rPr>
+        <w:t xml:space="preserve">에서 어떻게 보이는가?</w:t>
+      </w:r>
+    </w:p>
+    <w:p>
+      <w:r>
+        <w:rPr>
+          <w:rFonts w:ascii="맑은 고딕" w:hAnsi="맑은 고딕" w:eastAsia="맑은 고딕"/>
+          <w:sz w:val="21"/>
+        </w:rPr>
+        <w:t>① BINDING=OPTIONAL</w:t>
+      </w:r>
+    </w:p>
+    <w:p>
+      <w:r>
+        <w:rPr>
+          <w:rFonts w:ascii="맑은 고딕" w:hAnsi="맑은 고딕" w:eastAsia="맑은 고딕"/>
+          <w:sz w:val="21"/>
+        </w:rPr>
+        <w:t>② TARGET=STANDBY</w:t>
+      </w:r>
+    </w:p>
+    <w:p>
+      <w:r>
+        <w:rPr>
+          <w:rFonts w:ascii="맑은 고딕" w:hAnsi="맑은 고딕" w:eastAsia="맑은 고딕"/>
+          <w:sz w:val="21"/>
+        </w:rPr>
+        <w:t>③ VALID_TYPE=ONLINE_LOGFILE, VALID_ROLE=ALL_ROLES</w:t>
+      </w:r>
+    </w:p>
+    <w:p>
+      <w:r>
+        <w:rPr>
+          <w:rFonts w:ascii="맑은 고딕" w:hAnsi="맑은 고딕" w:eastAsia="맑은 고딕"/>
+          <w:sz w:val="21"/>
+        </w:rPr>
+        <w:t>④ VALID_NOW=YES</w:t>
       </w:r>
     </w:p>
     <w:p>
@@ -582,34 +864,62 @@
           <w:rFonts w:ascii="맑은 고딕" w:hAnsi="맑은 고딕" w:eastAsia="맑은 고딕"/>
           <w:sz w:val="21"/>
         </w:rPr>
-        <w:t>[하-11] Standby 리스너를 내렸을 때 `V$ARCHIVE_DEST`의 `ERROR` 열에 나온 값은?</w:t>
-      </w:r>
-    </w:p>
-    <w:p>
-      <w:r>
-        <w:rPr>
-          <w:rFonts w:ascii="맑은 고딕" w:hAnsi="맑은 고딕" w:eastAsia="맑은 고딕"/>
-          <w:sz w:val="21"/>
-        </w:rPr>
-        <w:t>① ORA-12541: TNS:no listener</w:t>
-      </w:r>
-    </w:p>
-    <w:p>
-      <w:r>
-        <w:rPr>
-          <w:rFonts w:ascii="맑은 고딕" w:hAnsi="맑은 고딕" w:eastAsia="맑은 고딕"/>
-          <w:sz w:val="21"/>
-        </w:rPr>
-        <w:t>② ORA-16055: FAL request rejected</w:t>
-      </w:r>
-    </w:p>
-    <w:p>
-      <w:r>
-        <w:rPr>
-          <w:rFonts w:ascii="맑은 고딕" w:hAnsi="맑은 고딕" w:eastAsia="맑은 고딕"/>
-          <w:sz w:val="21"/>
-        </w:rPr>
-        <w:t>③ ORA-16857</w:t>
+        <w:t xml:space="preserve">[하-11] Standby 리스너를 내렸을 때 </w:t>
+      </w:r>
+      <w:r>
+        <w:rPr>
+          <w:rFonts w:ascii="Consolas" w:hAnsi="Consolas" w:eastAsia="맑은 고딕"/>
+          <w:sz w:val="21"/>
+        </w:rPr>
+        <w:t xml:space="preserve">V$ARCHIVE_DEST</w:t>
+      </w:r>
+      <w:r>
+        <w:rPr>
+          <w:rFonts w:ascii="맑은 고딕" w:hAnsi="맑은 고딕" w:eastAsia="맑은 고딕"/>
+          <w:sz w:val="21"/>
+        </w:rPr>
+        <w:t xml:space="preserve">의 </w:t>
+      </w:r>
+      <w:r>
+        <w:rPr>
+          <w:rFonts w:ascii="Consolas" w:hAnsi="Consolas" w:eastAsia="맑은 고딕"/>
+          <w:sz w:val="21"/>
+        </w:rPr>
+        <w:t xml:space="preserve">ERROR</w:t>
+      </w:r>
+      <w:r>
+        <w:rPr>
+          <w:rFonts w:ascii="맑은 고딕" w:hAnsi="맑은 고딕" w:eastAsia="맑은 고딕"/>
+          <w:sz w:val="21"/>
+        </w:rPr>
+        <w:t xml:space="preserve"> 열에 나온 값은?</w:t>
+      </w:r>
+    </w:p>
+    <w:p>
+      <w:r>
+        <w:rPr>
+          <w:rFonts w:ascii="맑은 고딕" w:hAnsi="맑은 고딕" w:eastAsia="맑은 고딕"/>
+          <w:sz w:val="21"/>
+        </w:rPr>
+        <w:t>① ORA-16857</w:t>
+      </w:r>
+    </w:p>
+    <w:p>
+      <w:r>
+        <w:rPr>
+          <w:rFonts w:ascii="맑은 고딕" w:hAnsi="맑은 고딕" w:eastAsia="맑은 고딕"/>
+          <w:sz w:val="21"/>
+        </w:rPr>
+        <w:t>② ORA-12541: TNS:no listener</w:t>
+      </w:r>
+    </w:p>
+    <w:p>
+      <w:r>
+        <w:rPr>
+          <w:rFonts w:ascii="맑은 고딕" w:hAnsi="맑은 고딕" w:eastAsia="맑은 고딕"/>
+          <w:sz w:val="21"/>
+        </w:rPr>
+        <w:t>③ ORA-16055: FAL request rejected</w:t>
       </w:r>
     </w:p>
     <w:p>
@@ -636,43 +946,71 @@
           <w:rFonts w:ascii="맑은 고딕" w:hAnsi="맑은 고딕" w:eastAsia="맑은 고딕"/>
           <w:sz w:val="21"/>
         </w:rPr>
-        <w:t>[하-12] 그때 `STATUS`와 `VALID_NOW`는?</w:t>
-      </w:r>
-    </w:p>
-    <w:p>
-      <w:r>
-        <w:rPr>
-          <w:rFonts w:ascii="맑은 고딕" w:hAnsi="맑은 고딕" w:eastAsia="맑은 고딕"/>
-          <w:sz w:val="21"/>
-        </w:rPr>
-        <w:t>① ERROR / INACTIVE</w:t>
-      </w:r>
-    </w:p>
-    <w:p>
-      <w:r>
-        <w:rPr>
-          <w:rFonts w:ascii="맑은 고딕" w:hAnsi="맑은 고딕" w:eastAsia="맑은 고딕"/>
-          <w:sz w:val="21"/>
-        </w:rPr>
-        <w:t>② DEFERRED / UNKNOWN</w:t>
-      </w:r>
-    </w:p>
-    <w:p>
-      <w:r>
-        <w:rPr>
-          <w:rFonts w:ascii="맑은 고딕" w:hAnsi="맑은 고딕" w:eastAsia="맑은 고딕"/>
-          <w:sz w:val="21"/>
-        </w:rPr>
-        <w:t>③ VALID / YES</w:t>
-      </w:r>
-    </w:p>
-    <w:p>
-      <w:r>
-        <w:rPr>
-          <w:rFonts w:ascii="맑은 고딕" w:hAnsi="맑은 고딕" w:eastAsia="맑은 고딕"/>
-          <w:sz w:val="21"/>
-        </w:rPr>
-        <w:t>④ ERROR / WRONG VALID_TYPE</w:t>
+        <w:t xml:space="preserve">[하-12] 그때 </w:t>
+      </w:r>
+      <w:r>
+        <w:rPr>
+          <w:rFonts w:ascii="Consolas" w:hAnsi="Consolas" w:eastAsia="맑은 고딕"/>
+          <w:sz w:val="21"/>
+        </w:rPr>
+        <w:t xml:space="preserve">STATUS</w:t>
+      </w:r>
+      <w:r>
+        <w:rPr>
+          <w:rFonts w:ascii="맑은 고딕" w:hAnsi="맑은 고딕" w:eastAsia="맑은 고딕"/>
+          <w:sz w:val="21"/>
+        </w:rPr>
+        <w:t xml:space="preserve">와 </w:t>
+      </w:r>
+      <w:r>
+        <w:rPr>
+          <w:rFonts w:ascii="Consolas" w:hAnsi="Consolas" w:eastAsia="맑은 고딕"/>
+          <w:sz w:val="21"/>
+        </w:rPr>
+        <w:t xml:space="preserve">VALID_NOW</w:t>
+      </w:r>
+      <w:r>
+        <w:rPr>
+          <w:rFonts w:ascii="맑은 고딕" w:hAnsi="맑은 고딕" w:eastAsia="맑은 고딕"/>
+          <w:sz w:val="21"/>
+        </w:rPr>
+        <w:t xml:space="preserve">는?</w:t>
+      </w:r>
+    </w:p>
+    <w:p>
+      <w:r>
+        <w:rPr>
+          <w:rFonts w:ascii="맑은 고딕" w:hAnsi="맑은 고딕" w:eastAsia="맑은 고딕"/>
+          <w:sz w:val="21"/>
+        </w:rPr>
+        <w:t>① DEFERRED / UNKNOWN</w:t>
+      </w:r>
+    </w:p>
+    <w:p>
+      <w:r>
+        <w:rPr>
+          <w:rFonts w:ascii="맑은 고딕" w:hAnsi="맑은 고딕" w:eastAsia="맑은 고딕"/>
+          <w:sz w:val="21"/>
+        </w:rPr>
+        <w:t>② VALID / YES</w:t>
+      </w:r>
+    </w:p>
+    <w:p>
+      <w:r>
+        <w:rPr>
+          <w:rFonts w:ascii="맑은 고딕" w:hAnsi="맑은 고딕" w:eastAsia="맑은 고딕"/>
+          <w:sz w:val="21"/>
+        </w:rPr>
+        <w:t>③ ERROR / WRONG VALID_TYPE</w:t>
+      </w:r>
+    </w:p>
+    <w:p>
+      <w:r>
+        <w:rPr>
+          <w:rFonts w:ascii="맑은 고딕" w:hAnsi="맑은 고딕" w:eastAsia="맑은 고딕"/>
+          <w:sz w:val="21"/>
+        </w:rPr>
+        <w:t>④ ERROR / INACTIVE</w:t>
       </w:r>
     </w:p>
     <w:p>
@@ -690,7 +1028,21 @@
           <w:rFonts w:ascii="맑은 고딕" w:hAnsi="맑은 고딕" w:eastAsia="맑은 고딕"/>
           <w:sz w:val="21"/>
         </w:rPr>
-        <w:t>[하-13] 그때 `LOG_ARCHIVE_DEST_STATE_2`의 값은?</w:t>
+        <w:t xml:space="preserve">[하-13] 그때 </w:t>
+      </w:r>
+      <w:r>
+        <w:rPr>
+          <w:rFonts w:ascii="Consolas" w:hAnsi="Consolas" w:eastAsia="맑은 고딕"/>
+          <w:sz w:val="21"/>
+        </w:rPr>
+        <w:t xml:space="preserve">LOG_ARCHIVE_DEST_STATE_2</w:t>
+      </w:r>
+      <w:r>
+        <w:rPr>
+          <w:rFonts w:ascii="맑은 고딕" w:hAnsi="맑은 고딕" w:eastAsia="맑은 고딕"/>
+          <w:sz w:val="21"/>
+        </w:rPr>
+        <w:t xml:space="preserve">의 값은?</w:t>
       </w:r>
     </w:p>
     <w:p>
@@ -708,16 +1060,16 @@
           <w:rFonts w:ascii="맑은 고딕" w:hAnsi="맑은 고딕" w:eastAsia="맑은 고딕"/>
           <w:sz w:val="21"/>
         </w:rPr>
-        <w:t>② RESET</w:t>
-      </w:r>
-    </w:p>
-    <w:p>
-      <w:r>
-        <w:rPr>
-          <w:rFonts w:ascii="맑은 고딕" w:hAnsi="맑은 고딕" w:eastAsia="맑은 고딕"/>
-          <w:sz w:val="21"/>
-        </w:rPr>
-        <w:t>③ DEFER</w:t>
+        <w:t>② DEFER</w:t>
+      </w:r>
+    </w:p>
+    <w:p>
+      <w:r>
+        <w:rPr>
+          <w:rFonts w:ascii="맑은 고딕" w:hAnsi="맑은 고딕" w:eastAsia="맑은 고딕"/>
+          <w:sz w:val="21"/>
+        </w:rPr>
+        <w:t>③ RESET</w:t>
       </w:r>
     </w:p>
     <w:p>
@@ -753,25 +1105,25 @@
           <w:rFonts w:ascii="맑은 고딕" w:hAnsi="맑은 고딕" w:eastAsia="맑은 고딕"/>
           <w:sz w:val="21"/>
         </w:rPr>
-        <w:t>① WAIT_FOR_LOG</w:t>
-      </w:r>
-    </w:p>
-    <w:p>
-      <w:r>
-        <w:rPr>
-          <w:rFonts w:ascii="맑은 고딕" w:hAnsi="맑은 고딕" w:eastAsia="맑은 고딕"/>
-          <w:sz w:val="21"/>
-        </w:rPr>
-        <w:t>② APPLYING_LOG</w:t>
-      </w:r>
-    </w:p>
-    <w:p>
-      <w:r>
-        <w:rPr>
-          <w:rFonts w:ascii="맑은 고딕" w:hAnsi="맑은 고딕" w:eastAsia="맑은 고딕"/>
-          <w:sz w:val="21"/>
-        </w:rPr>
-        <w:t>③ WAIT_FOR_GAP</w:t>
+        <w:t>① APPLYING_LOG</w:t>
+      </w:r>
+    </w:p>
+    <w:p>
+      <w:r>
+        <w:rPr>
+          <w:rFonts w:ascii="맑은 고딕" w:hAnsi="맑은 고딕" w:eastAsia="맑은 고딕"/>
+          <w:sz w:val="21"/>
+        </w:rPr>
+        <w:t>② WAIT_FOR_GAP</w:t>
+      </w:r>
+    </w:p>
+    <w:p>
+      <w:r>
+        <w:rPr>
+          <w:rFonts w:ascii="맑은 고딕" w:hAnsi="맑은 고딕" w:eastAsia="맑은 고딕"/>
+          <w:sz w:val="21"/>
+        </w:rPr>
+        <w:t>③ WAIT_FOR_LOG</w:t>
       </w:r>
     </w:p>
     <w:p>
@@ -798,7 +1150,63 @@
           <w:rFonts w:ascii="맑은 고딕" w:hAnsi="맑은 고딕" w:eastAsia="맑은 고딕"/>
           <w:sz w:val="21"/>
         </w:rPr>
-        <w:t>[하-15] `V$ARCHIVED_LOG`에서 `dest_id=1` 행의 `APPLIED`가 항상 `NO`인 이유는?</w:t>
+        <w:t xml:space="preserve">[하-15] </w:t>
+      </w:r>
+      <w:r>
+        <w:rPr>
+          <w:rFonts w:ascii="Consolas" w:hAnsi="Consolas" w:eastAsia="맑은 고딕"/>
+          <w:sz w:val="21"/>
+        </w:rPr>
+        <w:t xml:space="preserve">V$ARCHIVED_LOG</w:t>
+      </w:r>
+      <w:r>
+        <w:rPr>
+          <w:rFonts w:ascii="맑은 고딕" w:hAnsi="맑은 고딕" w:eastAsia="맑은 고딕"/>
+          <w:sz w:val="21"/>
+        </w:rPr>
+        <w:t xml:space="preserve">에서 </w:t>
+      </w:r>
+      <w:r>
+        <w:rPr>
+          <w:rFonts w:ascii="Consolas" w:hAnsi="Consolas" w:eastAsia="맑은 고딕"/>
+          <w:sz w:val="21"/>
+        </w:rPr>
+        <w:t xml:space="preserve">dest_id=1</w:t>
+      </w:r>
+      <w:r>
+        <w:rPr>
+          <w:rFonts w:ascii="맑은 고딕" w:hAnsi="맑은 고딕" w:eastAsia="맑은 고딕"/>
+          <w:sz w:val="21"/>
+        </w:rPr>
+        <w:t xml:space="preserve"> 행의 </w:t>
+      </w:r>
+      <w:r>
+        <w:rPr>
+          <w:rFonts w:ascii="Consolas" w:hAnsi="Consolas" w:eastAsia="맑은 고딕"/>
+          <w:sz w:val="21"/>
+        </w:rPr>
+        <w:t xml:space="preserve">APPLIED</w:t>
+      </w:r>
+      <w:r>
+        <w:rPr>
+          <w:rFonts w:ascii="맑은 고딕" w:hAnsi="맑은 고딕" w:eastAsia="맑은 고딕"/>
+          <w:sz w:val="21"/>
+        </w:rPr>
+        <w:t xml:space="preserve">가 항상 </w:t>
+      </w:r>
+      <w:r>
+        <w:rPr>
+          <w:rFonts w:ascii="Consolas" w:hAnsi="Consolas" w:eastAsia="맑은 고딕"/>
+          <w:sz w:val="21"/>
+        </w:rPr>
+        <w:t xml:space="preserve">NO</w:t>
+      </w:r>
+      <w:r>
+        <w:rPr>
+          <w:rFonts w:ascii="맑은 고딕" w:hAnsi="맑은 고딕" w:eastAsia="맑은 고딕"/>
+          <w:sz w:val="21"/>
+        </w:rPr>
+        <w:t xml:space="preserve">인 이유는?</w:t>
       </w:r>
     </w:p>
     <w:p>
@@ -816,16 +1224,16 @@
           <w:rFonts w:ascii="맑은 고딕" w:hAnsi="맑은 고딕" w:eastAsia="맑은 고딕"/>
           <w:sz w:val="21"/>
         </w:rPr>
-        <w:t>② 아직 전송되지 않았으므로</w:t>
-      </w:r>
-    </w:p>
-    <w:p>
-      <w:r>
-        <w:rPr>
-          <w:rFonts w:ascii="맑은 고딕" w:hAnsi="맑은 고딕" w:eastAsia="맑은 고딕"/>
-          <w:sz w:val="21"/>
-        </w:rPr>
-        <w:t>③ 열이 갱신되지 않는 버그이므로</w:t>
+        <w:t>② 열이 갱신되지 않는 버그이므로</w:t>
+      </w:r>
+    </w:p>
+    <w:p>
+      <w:r>
+        <w:rPr>
+          <w:rFonts w:ascii="맑은 고딕" w:hAnsi="맑은 고딕" w:eastAsia="맑은 고딕"/>
+          <w:sz w:val="21"/>
+        </w:rPr>
+        <w:t>③ 아직 전송되지 않았으므로</w:t>
       </w:r>
     </w:p>
     <w:p>
@@ -852,16 +1260,30 @@
           <w:rFonts w:ascii="맑은 고딕" w:hAnsi="맑은 고딕" w:eastAsia="맑은 고딕"/>
           <w:sz w:val="21"/>
         </w:rPr>
-        <w:t>[하-16] 실시간 적용 환경에서 `APPLIED_SEQ#`가 0인 이유는?</w:t>
-      </w:r>
-    </w:p>
-    <w:p>
-      <w:r>
-        <w:rPr>
-          <w:rFonts w:ascii="맑은 고딕" w:hAnsi="맑은 고딕" w:eastAsia="맑은 고딕"/>
-          <w:sz w:val="21"/>
-        </w:rPr>
-        <w:t>① SRL에서 직접 읽으므로 아카이브 기준 값이 채워지지 않는다</w:t>
+        <w:t xml:space="preserve">[하-16] 실시간 적용 환경에서 </w:t>
+      </w:r>
+      <w:r>
+        <w:rPr>
+          <w:rFonts w:ascii="Consolas" w:hAnsi="Consolas" w:eastAsia="맑은 고딕"/>
+          <w:sz w:val="21"/>
+        </w:rPr>
+        <w:t xml:space="preserve">APPLIED_SEQ#</w:t>
+      </w:r>
+      <w:r>
+        <w:rPr>
+          <w:rFonts w:ascii="맑은 고딕" w:hAnsi="맑은 고딕" w:eastAsia="맑은 고딕"/>
+          <w:sz w:val="21"/>
+        </w:rPr>
+        <w:t xml:space="preserve">가 0인 이유는?</w:t>
+      </w:r>
+    </w:p>
+    <w:p>
+      <w:r>
+        <w:rPr>
+          <w:rFonts w:ascii="맑은 고딕" w:hAnsi="맑은 고딕" w:eastAsia="맑은 고딕"/>
+          <w:sz w:val="21"/>
+        </w:rPr>
+        <w:t>① 뷰를 Standby에서 조회했기 때문</w:t>
       </w:r>
     </w:p>
     <w:p>
@@ -888,7 +1310,7 @@
           <w:rFonts w:ascii="맑은 고딕" w:hAnsi="맑은 고딕" w:eastAsia="맑은 고딕"/>
           <w:sz w:val="21"/>
         </w:rPr>
-        <w:t>④ 뷰를 Standby에서 조회했기 때문</w:t>
+        <w:t>④ SRL에서 직접 읽으므로 아카이브 기준 값이 채워지지 않는다</w:t>
       </w:r>
     </w:p>
     <w:p>
@@ -924,25 +1346,25 @@
           <w:rFonts w:ascii="맑은 고딕" w:hAnsi="맑은 고딕" w:eastAsia="맑은 고딕"/>
           <w:sz w:val="21"/>
         </w:rPr>
-        <w:t>② SQL_TRACE</w:t>
-      </w:r>
-    </w:p>
-    <w:p>
-      <w:r>
-        <w:rPr>
-          <w:rFonts w:ascii="맑은 고딕" w:hAnsi="맑은 고딕" w:eastAsia="맑은 고딕"/>
-          <w:sz w:val="21"/>
-        </w:rPr>
-        <w:t>③ DG_TRACE_LEVEL</w:t>
-      </w:r>
-    </w:p>
-    <w:p>
-      <w:r>
-        <w:rPr>
-          <w:rFonts w:ascii="맑은 고딕" w:hAnsi="맑은 고딕" w:eastAsia="맑은 고딕"/>
-          <w:sz w:val="21"/>
-        </w:rPr>
-        <w:t>④ EVENT</w:t>
+        <w:t>② DG_TRACE_LEVEL</w:t>
+      </w:r>
+    </w:p>
+    <w:p>
+      <w:r>
+        <w:rPr>
+          <w:rFonts w:ascii="맑은 고딕" w:hAnsi="맑은 고딕" w:eastAsia="맑은 고딕"/>
+          <w:sz w:val="21"/>
+        </w:rPr>
+        <w:t>③ EVENT</w:t>
+      </w:r>
+    </w:p>
+    <w:p>
+      <w:r>
+        <w:rPr>
+          <w:rFonts w:ascii="맑은 고딕" w:hAnsi="맑은 고딕" w:eastAsia="맑은 고딕"/>
+          <w:sz w:val="21"/>
+        </w:rPr>
+        <w:t>④ SQL_TRACE</w:t>
       </w:r>
     </w:p>
     <w:p>
@@ -969,7 +1391,7 @@
           <w:rFonts w:ascii="맑은 고딕" w:hAnsi="맑은 고딕" w:eastAsia="맑은 고딕"/>
           <w:sz w:val="21"/>
         </w:rPr>
-        <w:t>① ORA-02017: integer value required</w:t>
+        <w:t>① ORA-16540</w:t>
       </w:r>
     </w:p>
     <w:p>
@@ -987,7 +1409,115 @@
           <w:rFonts w:ascii="맑은 고딕" w:hAnsi="맑은 고딕" w:eastAsia="맑은 고딕"/>
           <w:sz w:val="21"/>
         </w:rPr>
-        <w:t>③ ORA-16540</w:t>
+        <w:t>③ ORA-00942</w:t>
+      </w:r>
+    </w:p>
+    <w:p>
+      <w:r>
+        <w:rPr>
+          <w:rFonts w:ascii="맑은 고딕" w:hAnsi="맑은 고딕" w:eastAsia="맑은 고딕"/>
+          <w:sz w:val="21"/>
+        </w:rPr>
+        <w:t>④ ORA-02017: integer value required</w:t>
+      </w:r>
+    </w:p>
+    <w:p>
+      <w:r>
+        <w:rPr>
+          <w:rFonts w:ascii="맑은 고딕" w:hAnsi="맑은 고딕" w:eastAsia="맑은 고딕"/>
+          <w:sz w:val="21"/>
+        </w:rPr>
+        <w:t>하-19 · 객관식</w:t>
+      </w:r>
+    </w:p>
+    <w:p>
+      <w:r>
+        <w:rPr>
+          <w:rFonts w:ascii="맑은 고딕" w:hAnsi="맑은 고딕" w:eastAsia="맑은 고딕"/>
+          <w:sz w:val="21"/>
+        </w:rPr>
+        <w:t>[하-19] 트레이스 파일 이름 규칙은?</w:t>
+      </w:r>
+    </w:p>
+    <w:p>
+      <w:r>
+        <w:rPr>
+          <w:rFonts w:ascii="맑은 고딕" w:hAnsi="맑은 고딕" w:eastAsia="맑은 고딕"/>
+          <w:sz w:val="21"/>
+        </w:rPr>
+        <w:t>① trace_&amp;lt;날짜&amp;gt;.log</w:t>
+      </w:r>
+    </w:p>
+    <w:p>
+      <w:r>
+        <w:rPr>
+          <w:rFonts w:ascii="맑은 고딕" w:hAnsi="맑은 고딕" w:eastAsia="맑은 고딕"/>
+          <w:sz w:val="21"/>
+        </w:rPr>
+        <w:t>② alert_&amp;lt;SID&amp;gt;.trc</w:t>
+      </w:r>
+    </w:p>
+    <w:p>
+      <w:r>
+        <w:rPr>
+          <w:rFonts w:ascii="맑은 고딕" w:hAnsi="맑은 고딕" w:eastAsia="맑은 고딕"/>
+          <w:sz w:val="21"/>
+        </w:rPr>
+        <w:t>③ &amp;lt;DB_NAME&amp;gt;.trc</w:t>
+      </w:r>
+    </w:p>
+    <w:p>
+      <w:r>
+        <w:rPr>
+          <w:rFonts w:ascii="맑은 고딕" w:hAnsi="맑은 고딕" w:eastAsia="맑은 고딕"/>
+          <w:sz w:val="21"/>
+        </w:rPr>
+        <w:t>④ &amp;lt;SID&amp;gt;_&amp;lt;프로세스&amp;gt;_&amp;lt;PID&amp;gt;.trc</w:t>
+      </w:r>
+    </w:p>
+    <w:p>
+      <w:r>
+        <w:rPr>
+          <w:rFonts w:ascii="맑은 고딕" w:hAnsi="맑은 고딕" w:eastAsia="맑은 고딕"/>
+          <w:sz w:val="21"/>
+        </w:rPr>
+        <w:t>하-20 · 객관식</w:t>
+      </w:r>
+    </w:p>
+    <w:p>
+      <w:r>
+        <w:rPr>
+          <w:rFonts w:ascii="맑은 고딕" w:hAnsi="맑은 고딕" w:eastAsia="맑은 고딕"/>
+          <w:sz w:val="21"/>
+        </w:rPr>
+        <w:t>[하-20] 열 이름을 틀리게 썼을 때의 오류 번호는?</w:t>
+      </w:r>
+    </w:p>
+    <w:p>
+      <w:r>
+        <w:rPr>
+          <w:rFonts w:ascii="맑은 고딕" w:hAnsi="맑은 고딕" w:eastAsia="맑은 고딕"/>
+          <w:sz w:val="21"/>
+        </w:rPr>
+        <w:t>① ORA-00904</w:t>
+      </w:r>
+    </w:p>
+    <w:p>
+      <w:r>
+        <w:rPr>
+          <w:rFonts w:ascii="맑은 고딕" w:hAnsi="맑은 고딕" w:eastAsia="맑은 고딕"/>
+          <w:sz w:val="21"/>
+        </w:rPr>
+        <w:t>② ORA-02017</w:t>
+      </w:r>
+    </w:p>
+    <w:p>
+      <w:r>
+        <w:rPr>
+          <w:rFonts w:ascii="맑은 고딕" w:hAnsi="맑은 고딕" w:eastAsia="맑은 고딕"/>
+          <w:sz w:val="21"/>
+        </w:rPr>
+        <w:t>③ ORA-01031</w:t>
       </w:r>
     </w:p>
     <w:p>
@@ -997,114 +1527,6 @@
           <w:sz w:val="21"/>
         </w:rPr>
         <w:t>④ ORA-00942</w:t>
-      </w:r>
-    </w:p>
-    <w:p>
-      <w:r>
-        <w:rPr>
-          <w:rFonts w:ascii="맑은 고딕" w:hAnsi="맑은 고딕" w:eastAsia="맑은 고딕"/>
-          <w:sz w:val="21"/>
-        </w:rPr>
-        <w:t>하-19 · 객관식</w:t>
-      </w:r>
-    </w:p>
-    <w:p>
-      <w:r>
-        <w:rPr>
-          <w:rFonts w:ascii="맑은 고딕" w:hAnsi="맑은 고딕" w:eastAsia="맑은 고딕"/>
-          <w:sz w:val="21"/>
-        </w:rPr>
-        <w:t>[하-19] 트레이스 파일 이름 규칙은?</w:t>
-      </w:r>
-    </w:p>
-    <w:p>
-      <w:r>
-        <w:rPr>
-          <w:rFonts w:ascii="맑은 고딕" w:hAnsi="맑은 고딕" w:eastAsia="맑은 고딕"/>
-          <w:sz w:val="21"/>
-        </w:rPr>
-        <w:t>① &amp;lt;SID&amp;gt;_&amp;lt;프로세스&amp;gt;_&amp;lt;PID&amp;gt;.trc</w:t>
-      </w:r>
-    </w:p>
-    <w:p>
-      <w:r>
-        <w:rPr>
-          <w:rFonts w:ascii="맑은 고딕" w:hAnsi="맑은 고딕" w:eastAsia="맑은 고딕"/>
-          <w:sz w:val="21"/>
-        </w:rPr>
-        <w:t>② trace_&amp;lt;날짜&amp;gt;.log</w:t>
-      </w:r>
-    </w:p>
-    <w:p>
-      <w:r>
-        <w:rPr>
-          <w:rFonts w:ascii="맑은 고딕" w:hAnsi="맑은 고딕" w:eastAsia="맑은 고딕"/>
-          <w:sz w:val="21"/>
-        </w:rPr>
-        <w:t>③ &amp;lt;DB_NAME&amp;gt;.trc</w:t>
-      </w:r>
-    </w:p>
-    <w:p>
-      <w:r>
-        <w:rPr>
-          <w:rFonts w:ascii="맑은 고딕" w:hAnsi="맑은 고딕" w:eastAsia="맑은 고딕"/>
-          <w:sz w:val="21"/>
-        </w:rPr>
-        <w:t>④ alert_&amp;lt;SID&amp;gt;.trc</w:t>
-      </w:r>
-    </w:p>
-    <w:p>
-      <w:r>
-        <w:rPr>
-          <w:rFonts w:ascii="맑은 고딕" w:hAnsi="맑은 고딕" w:eastAsia="맑은 고딕"/>
-          <w:sz w:val="21"/>
-        </w:rPr>
-        <w:t>하-20 · 객관식</w:t>
-      </w:r>
-    </w:p>
-    <w:p>
-      <w:r>
-        <w:rPr>
-          <w:rFonts w:ascii="맑은 고딕" w:hAnsi="맑은 고딕" w:eastAsia="맑은 고딕"/>
-          <w:sz w:val="21"/>
-        </w:rPr>
-        <w:t>[하-20] 열 이름을 틀리게 썼을 때의 오류 번호는?</w:t>
-      </w:r>
-    </w:p>
-    <w:p>
-      <w:r>
-        <w:rPr>
-          <w:rFonts w:ascii="맑은 고딕" w:hAnsi="맑은 고딕" w:eastAsia="맑은 고딕"/>
-          <w:sz w:val="21"/>
-        </w:rPr>
-        <w:t>① ORA-00904</w:t>
-      </w:r>
-    </w:p>
-    <w:p>
-      <w:r>
-        <w:rPr>
-          <w:rFonts w:ascii="맑은 고딕" w:hAnsi="맑은 고딕" w:eastAsia="맑은 고딕"/>
-          <w:sz w:val="21"/>
-        </w:rPr>
-        <w:t>② ORA-00942</w:t>
-      </w:r>
-    </w:p>
-    <w:p>
-      <w:r>
-        <w:rPr>
-          <w:rFonts w:ascii="맑은 고딕" w:hAnsi="맑은 고딕" w:eastAsia="맑은 고딕"/>
-          <w:sz w:val="21"/>
-        </w:rPr>
-        <w:t>③ ORA-02017</w:t>
-      </w:r>
-    </w:p>
-    <w:p>
-      <w:r>
-        <w:rPr>
-          <w:rFonts w:ascii="맑은 고딕" w:hAnsi="맑은 고딕" w:eastAsia="맑은 고딕"/>
-          <w:sz w:val="21"/>
-        </w:rPr>
-        <w:t>④ ORA-01031</w:t>
       </w:r>
     </w:p>
     <w:p>
@@ -1130,43 +1552,57 @@
           <w:rFonts w:ascii="맑은 고딕" w:hAnsi="맑은 고딕" w:eastAsia="맑은 고딕"/>
           <w:sz w:val="21"/>
         </w:rPr>
-        <w:t>[중-01] 실측에서 boston의 `V$LOGFILE`이 14행, chicago가 7행인 이유는?</w:t>
-      </w:r>
-    </w:p>
-    <w:p>
-      <w:r>
-        <w:rPr>
-          <w:rFonts w:ascii="맑은 고딕" w:hAnsi="맑은 고딕" w:eastAsia="맑은 고딕"/>
-          <w:sz w:val="21"/>
-        </w:rPr>
-        <w:t>① boston은 OMF가 그룹당 멤버를 둘씩 만들었다</w:t>
-      </w:r>
-    </w:p>
-    <w:p>
-      <w:r>
-        <w:rPr>
-          <w:rFonts w:ascii="맑은 고딕" w:hAnsi="맑은 고딕" w:eastAsia="맑은 고딕"/>
-          <w:sz w:val="21"/>
-        </w:rPr>
-        <w:t>② boston의 그룹 수가 두 배다</w:t>
-      </w:r>
-    </w:p>
-    <w:p>
-      <w:r>
-        <w:rPr>
-          <w:rFonts w:ascii="맑은 고딕" w:hAnsi="맑은 고딕" w:eastAsia="맑은 고딕"/>
-          <w:sz w:val="21"/>
-        </w:rPr>
-        <w:t>③ boston에 SRL이 더 많다</w:t>
-      </w:r>
-    </w:p>
-    <w:p>
-      <w:r>
-        <w:rPr>
-          <w:rFonts w:ascii="맑은 고딕" w:hAnsi="맑은 고딕" w:eastAsia="맑은 고딕"/>
-          <w:sz w:val="21"/>
-        </w:rPr>
-        <w:t>④ 뷰가 중복 행을 반환한다</w:t>
+        <w:t xml:space="preserve">[중-01] 실측에서 boston의 </w:t>
+      </w:r>
+      <w:r>
+        <w:rPr>
+          <w:rFonts w:ascii="Consolas" w:hAnsi="Consolas" w:eastAsia="맑은 고딕"/>
+          <w:sz w:val="21"/>
+        </w:rPr>
+        <w:t xml:space="preserve">V$LOGFILE</w:t>
+      </w:r>
+      <w:r>
+        <w:rPr>
+          <w:rFonts w:ascii="맑은 고딕" w:hAnsi="맑은 고딕" w:eastAsia="맑은 고딕"/>
+          <w:sz w:val="21"/>
+        </w:rPr>
+        <w:t xml:space="preserve">이 14행, chicago가 7행인 이유는?</w:t>
+      </w:r>
+    </w:p>
+    <w:p>
+      <w:r>
+        <w:rPr>
+          <w:rFonts w:ascii="맑은 고딕" w:hAnsi="맑은 고딕" w:eastAsia="맑은 고딕"/>
+          <w:sz w:val="21"/>
+        </w:rPr>
+        <w:t>① boston의 그룹 수가 두 배다</w:t>
+      </w:r>
+    </w:p>
+    <w:p>
+      <w:r>
+        <w:rPr>
+          <w:rFonts w:ascii="맑은 고딕" w:hAnsi="맑은 고딕" w:eastAsia="맑은 고딕"/>
+          <w:sz w:val="21"/>
+        </w:rPr>
+        <w:t>② 뷰가 중복 행을 반환한다</w:t>
+      </w:r>
+    </w:p>
+    <w:p>
+      <w:r>
+        <w:rPr>
+          <w:rFonts w:ascii="맑은 고딕" w:hAnsi="맑은 고딕" w:eastAsia="맑은 고딕"/>
+          <w:sz w:val="21"/>
+        </w:rPr>
+        <w:t>③ boston은 OMF가 그룹당 멤버를 둘씩 만들었다</w:t>
+      </w:r>
+    </w:p>
+    <w:p>
+      <w:r>
+        <w:rPr>
+          <w:rFonts w:ascii="맑은 고딕" w:hAnsi="맑은 고딕" w:eastAsia="맑은 고딕"/>
+          <w:sz w:val="21"/>
+        </w:rPr>
+        <w:t>④ boston에 SRL이 더 많다</w:t>
       </w:r>
     </w:p>
     <w:p>
@@ -1184,7 +1620,21 @@
           <w:rFonts w:ascii="맑은 고딕" w:hAnsi="맑은 고딕" w:eastAsia="맑은 고딕"/>
           <w:sz w:val="21"/>
         </w:rPr>
-        <w:t>[중-02] SRL의 `ACTIVE` 그룹이 둘 이상이면?</w:t>
+        <w:t xml:space="preserve">[중-02] SRL의 </w:t>
+      </w:r>
+      <w:r>
+        <w:rPr>
+          <w:rFonts w:ascii="Consolas" w:hAnsi="Consolas" w:eastAsia="맑은 고딕"/>
+          <w:sz w:val="21"/>
+        </w:rPr>
+        <w:t xml:space="preserve">ACTIVE</w:t>
+      </w:r>
+      <w:r>
+        <w:rPr>
+          <w:rFonts w:ascii="맑은 고딕" w:hAnsi="맑은 고딕" w:eastAsia="맑은 고딕"/>
+          <w:sz w:val="21"/>
+        </w:rPr>
+        <w:t xml:space="preserve"> 그룹이 둘 이상이면?</w:t>
       </w:r>
     </w:p>
     <w:p>
@@ -1202,25 +1652,25 @@
           <w:rFonts w:ascii="맑은 고딕" w:hAnsi="맑은 고딕" w:eastAsia="맑은 고딕"/>
           <w:sz w:val="21"/>
         </w:rPr>
-        <w:t>② 정상이다</w:t>
-      </w:r>
-    </w:p>
-    <w:p>
-      <w:r>
-        <w:rPr>
-          <w:rFonts w:ascii="맑은 고딕" w:hAnsi="맑은 고딕" w:eastAsia="맑은 고딕"/>
-          <w:sz w:val="21"/>
-        </w:rPr>
-        <w:t>③ 전송이 두 배로 빨라진 것이다</w:t>
-      </w:r>
-    </w:p>
-    <w:p>
-      <w:r>
-        <w:rPr>
-          <w:rFonts w:ascii="맑은 고딕" w:hAnsi="맑은 고딕" w:eastAsia="맑은 고딕"/>
-          <w:sz w:val="21"/>
-        </w:rPr>
-        <w:t>④ 갭이 발생했다</w:t>
+        <w:t>② 갭이 발생했다</w:t>
+      </w:r>
+    </w:p>
+    <w:p>
+      <w:r>
+        <w:rPr>
+          <w:rFonts w:ascii="맑은 고딕" w:hAnsi="맑은 고딕" w:eastAsia="맑은 고딕"/>
+          <w:sz w:val="21"/>
+        </w:rPr>
+        <w:t>③ 정상이다</w:t>
+      </w:r>
+    </w:p>
+    <w:p>
+      <w:r>
+        <w:rPr>
+          <w:rFonts w:ascii="맑은 고딕" w:hAnsi="맑은 고딕" w:eastAsia="맑은 고딕"/>
+          <w:sz w:val="21"/>
+        </w:rPr>
+        <w:t>④ 전송이 두 배로 빨라진 것이다</w:t>
       </w:r>
     </w:p>
     <w:p>
@@ -1238,7 +1688,35 @@
           <w:rFonts w:ascii="맑은 고딕" w:hAnsi="맑은 고딕" w:eastAsia="맑은 고딕"/>
           <w:sz w:val="21"/>
         </w:rPr>
-        <w:t>[중-03] 감시 스크립트가 `V$STANDBY_LOG`에서 전부 `UNASSIGNED`를 받았다. 먼저 의심할 것은?</w:t>
+        <w:t xml:space="preserve">[중-03] 감시 스크립트가 </w:t>
+      </w:r>
+      <w:r>
+        <w:rPr>
+          <w:rFonts w:ascii="Consolas" w:hAnsi="Consolas" w:eastAsia="맑은 고딕"/>
+          <w:sz w:val="21"/>
+        </w:rPr>
+        <w:t xml:space="preserve">V$STANDBY_LOG</w:t>
+      </w:r>
+      <w:r>
+        <w:rPr>
+          <w:rFonts w:ascii="맑은 고딕" w:hAnsi="맑은 고딕" w:eastAsia="맑은 고딕"/>
+          <w:sz w:val="21"/>
+        </w:rPr>
+        <w:t xml:space="preserve">에서 전부 </w:t>
+      </w:r>
+      <w:r>
+        <w:rPr>
+          <w:rFonts w:ascii="Consolas" w:hAnsi="Consolas" w:eastAsia="맑은 고딕"/>
+          <w:sz w:val="21"/>
+        </w:rPr>
+        <w:t xml:space="preserve">UNASSIGNED</w:t>
+      </w:r>
+      <w:r>
+        <w:rPr>
+          <w:rFonts w:ascii="맑은 고딕" w:hAnsi="맑은 고딕" w:eastAsia="맑은 고딕"/>
+          <w:sz w:val="21"/>
+        </w:rPr>
+        <w:t xml:space="preserve">를 받았다. 먼저 의심할 것은?</w:t>
       </w:r>
     </w:p>
     <w:p>
@@ -1292,16 +1770,58 @@
           <w:rFonts w:ascii="맑은 고딕" w:hAnsi="맑은 고딕" w:eastAsia="맑은 고딕"/>
           <w:sz w:val="21"/>
         </w:rPr>
-        <w:t>[중-04] 실측에서 `dest_id=1`의 `TRANSMIT_MODE`가 `SYNCHRONOUS`인 것은?</w:t>
-      </w:r>
-    </w:p>
-    <w:p>
-      <w:r>
-        <w:rPr>
-          <w:rFonts w:ascii="맑은 고딕" w:hAnsi="맑은 고딕" w:eastAsia="맑은 고딕"/>
-          <w:sz w:val="21"/>
-        </w:rPr>
-        <w:t>① 로컬 목적지이므로 보호 모드와 무관하다</w:t>
+        <w:t xml:space="preserve">[중-04] 실측에서 </w:t>
+      </w:r>
+      <w:r>
+        <w:rPr>
+          <w:rFonts w:ascii="Consolas" w:hAnsi="Consolas" w:eastAsia="맑은 고딕"/>
+          <w:sz w:val="21"/>
+        </w:rPr>
+        <w:t xml:space="preserve">dest_id=1</w:t>
+      </w:r>
+      <w:r>
+        <w:rPr>
+          <w:rFonts w:ascii="맑은 고딕" w:hAnsi="맑은 고딕" w:eastAsia="맑은 고딕"/>
+          <w:sz w:val="21"/>
+        </w:rPr>
+        <w:t xml:space="preserve">의 </w:t>
+      </w:r>
+      <w:r>
+        <w:rPr>
+          <w:rFonts w:ascii="Consolas" w:hAnsi="Consolas" w:eastAsia="맑은 고딕"/>
+          <w:sz w:val="21"/>
+        </w:rPr>
+        <w:t xml:space="preserve">TRANSMIT_MODE</w:t>
+      </w:r>
+      <w:r>
+        <w:rPr>
+          <w:rFonts w:ascii="맑은 고딕" w:hAnsi="맑은 고딕" w:eastAsia="맑은 고딕"/>
+          <w:sz w:val="21"/>
+        </w:rPr>
+        <w:t xml:space="preserve">가 </w:t>
+      </w:r>
+      <w:r>
+        <w:rPr>
+          <w:rFonts w:ascii="Consolas" w:hAnsi="Consolas" w:eastAsia="맑은 고딕"/>
+          <w:sz w:val="21"/>
+        </w:rPr>
+        <w:t xml:space="preserve">SYNCHRONOUS</w:t>
+      </w:r>
+      <w:r>
+        <w:rPr>
+          <w:rFonts w:ascii="맑은 고딕" w:hAnsi="맑은 고딕" w:eastAsia="맑은 고딕"/>
+          <w:sz w:val="21"/>
+        </w:rPr>
+        <w:t xml:space="preserve">인 것은?</w:t>
+      </w:r>
+    </w:p>
+    <w:p>
+      <w:r>
+        <w:rPr>
+          <w:rFonts w:ascii="맑은 고딕" w:hAnsi="맑은 고딕" w:eastAsia="맑은 고딕"/>
+          <w:sz w:val="21"/>
+        </w:rPr>
+        <w:t>① 설정 오류다</w:t>
       </w:r>
     </w:p>
     <w:p>
@@ -1319,7 +1839,7 @@
           <w:rFonts w:ascii="맑은 고딕" w:hAnsi="맑은 고딕" w:eastAsia="맑은 고딕"/>
           <w:sz w:val="21"/>
         </w:rPr>
-        <w:t>③ 설정 오류다</w:t>
+        <w:t>③ 로컬 목적지이므로 보호 모드와 무관하다</w:t>
       </w:r>
     </w:p>
     <w:p>
@@ -1346,43 +1866,71 @@
           <w:rFonts w:ascii="맑은 고딕" w:hAnsi="맑은 고딕" w:eastAsia="맑은 고딕"/>
           <w:sz w:val="21"/>
         </w:rPr>
-        <w:t>[중-05] 실측에서 `VALID_NOW`가 `UNKNOWN`인 목적지가 29개인 이유는?</w:t>
-      </w:r>
-    </w:p>
-    <w:p>
-      <w:r>
-        <w:rPr>
-          <w:rFonts w:ascii="맑은 고딕" w:hAnsi="맑은 고딕" w:eastAsia="맑은 고딕"/>
-          <w:sz w:val="21"/>
-        </w:rPr>
-        <w:t>① 쓰지 않는 목적지의 설정이 비어 있어서</w:t>
-      </w:r>
-    </w:p>
-    <w:p>
-      <w:r>
-        <w:rPr>
-          <w:rFonts w:ascii="맑은 고딕" w:hAnsi="맑은 고딕" w:eastAsia="맑은 고딕"/>
-          <w:sz w:val="21"/>
-        </w:rPr>
-        <w:t>② 계산이 아직 끝나지 않아서</w:t>
-      </w:r>
-    </w:p>
-    <w:p>
-      <w:r>
-        <w:rPr>
-          <w:rFonts w:ascii="맑은 고딕" w:hAnsi="맑은 고딕" w:eastAsia="맑은 고딕"/>
-          <w:sz w:val="21"/>
-        </w:rPr>
-        <w:t>③ 권한이 부족해서</w:t>
-      </w:r>
-    </w:p>
-    <w:p>
-      <w:r>
-        <w:rPr>
-          <w:rFonts w:ascii="맑은 고딕" w:hAnsi="맑은 고딕" w:eastAsia="맑은 고딕"/>
-          <w:sz w:val="21"/>
-        </w:rPr>
-        <w:t>④ 뷰가 손상돼서</w:t>
+        <w:t xml:space="preserve">[중-05] 실측에서 </w:t>
+      </w:r>
+      <w:r>
+        <w:rPr>
+          <w:rFonts w:ascii="Consolas" w:hAnsi="Consolas" w:eastAsia="맑은 고딕"/>
+          <w:sz w:val="21"/>
+        </w:rPr>
+        <w:t xml:space="preserve">VALID_NOW</w:t>
+      </w:r>
+      <w:r>
+        <w:rPr>
+          <w:rFonts w:ascii="맑은 고딕" w:hAnsi="맑은 고딕" w:eastAsia="맑은 고딕"/>
+          <w:sz w:val="21"/>
+        </w:rPr>
+        <w:t xml:space="preserve">가 </w:t>
+      </w:r>
+      <w:r>
+        <w:rPr>
+          <w:rFonts w:ascii="Consolas" w:hAnsi="Consolas" w:eastAsia="맑은 고딕"/>
+          <w:sz w:val="21"/>
+        </w:rPr>
+        <w:t xml:space="preserve">UNKNOWN</w:t>
+      </w:r>
+      <w:r>
+        <w:rPr>
+          <w:rFonts w:ascii="맑은 고딕" w:hAnsi="맑은 고딕" w:eastAsia="맑은 고딕"/>
+          <w:sz w:val="21"/>
+        </w:rPr>
+        <w:t xml:space="preserve">인 목적지가 29개인 이유는?</w:t>
+      </w:r>
+    </w:p>
+    <w:p>
+      <w:r>
+        <w:rPr>
+          <w:rFonts w:ascii="맑은 고딕" w:hAnsi="맑은 고딕" w:eastAsia="맑은 고딕"/>
+          <w:sz w:val="21"/>
+        </w:rPr>
+        <w:t>① 뷰가 손상돼서</w:t>
+      </w:r>
+    </w:p>
+    <w:p>
+      <w:r>
+        <w:rPr>
+          <w:rFonts w:ascii="맑은 고딕" w:hAnsi="맑은 고딕" w:eastAsia="맑은 고딕"/>
+          <w:sz w:val="21"/>
+        </w:rPr>
+        <w:t>② 권한이 부족해서</w:t>
+      </w:r>
+    </w:p>
+    <w:p>
+      <w:r>
+        <w:rPr>
+          <w:rFonts w:ascii="맑은 고딕" w:hAnsi="맑은 고딕" w:eastAsia="맑은 고딕"/>
+          <w:sz w:val="21"/>
+        </w:rPr>
+        <w:t>③ 계산이 아직 끝나지 않아서</w:t>
+      </w:r>
+    </w:p>
+    <w:p>
+      <w:r>
+        <w:rPr>
+          <w:rFonts w:ascii="맑은 고딕" w:hAnsi="맑은 고딕" w:eastAsia="맑은 고딕"/>
+          <w:sz w:val="21"/>
+        </w:rPr>
+        <w:t>④ 쓰지 않는 목적지의 설정이 비어 있어서</w:t>
       </w:r>
     </w:p>
     <w:p>
@@ -1400,43 +1948,85 @@
           <w:rFonts w:ascii="맑은 고딕" w:hAnsi="맑은 고딕" w:eastAsia="맑은 고딕"/>
           <w:sz w:val="21"/>
         </w:rPr>
-        <w:t>[중-06] boston의 `dest_id=2`가 `INACTIVE`이고 `DESTINATION`이 빈 이유는?</w:t>
-      </w:r>
-    </w:p>
-    <w:p>
-      <w:r>
-        <w:rPr>
-          <w:rFonts w:ascii="맑은 고딕" w:hAnsi="맑은 고딕" w:eastAsia="맑은 고딕"/>
-          <w:sz w:val="21"/>
-        </w:rPr>
-        <w:t>① Broker가 Standby 쪽 2번을 비워 두었다</w:t>
-      </w:r>
-    </w:p>
-    <w:p>
-      <w:r>
-        <w:rPr>
-          <w:rFonts w:ascii="맑은 고딕" w:hAnsi="맑은 고딕" w:eastAsia="맑은 고딕"/>
-          <w:sz w:val="21"/>
-        </w:rPr>
-        <w:t>② 설정이 지워졌다</w:t>
-      </w:r>
-    </w:p>
-    <w:p>
-      <w:r>
-        <w:rPr>
-          <w:rFonts w:ascii="맑은 고딕" w:hAnsi="맑은 고딕" w:eastAsia="맑은 고딕"/>
-          <w:sz w:val="21"/>
-        </w:rPr>
-        <w:t>③ 역할 전환이 실패했다</w:t>
-      </w:r>
-    </w:p>
-    <w:p>
-      <w:r>
-        <w:rPr>
-          <w:rFonts w:ascii="맑은 고딕" w:hAnsi="맑은 고딕" w:eastAsia="맑은 고딕"/>
-          <w:sz w:val="21"/>
-        </w:rPr>
-        <w:t>④ Far Sync가 없어서</w:t>
+        <w:t xml:space="preserve">[중-06] boston의 </w:t>
+      </w:r>
+      <w:r>
+        <w:rPr>
+          <w:rFonts w:ascii="Consolas" w:hAnsi="Consolas" w:eastAsia="맑은 고딕"/>
+          <w:sz w:val="21"/>
+        </w:rPr>
+        <w:t xml:space="preserve">dest_id=2</w:t>
+      </w:r>
+      <w:r>
+        <w:rPr>
+          <w:rFonts w:ascii="맑은 고딕" w:hAnsi="맑은 고딕" w:eastAsia="맑은 고딕"/>
+          <w:sz w:val="21"/>
+        </w:rPr>
+        <w:t xml:space="preserve">가 </w:t>
+      </w:r>
+      <w:r>
+        <w:rPr>
+          <w:rFonts w:ascii="Consolas" w:hAnsi="Consolas" w:eastAsia="맑은 고딕"/>
+          <w:sz w:val="21"/>
+        </w:rPr>
+        <w:t xml:space="preserve">INACTIVE</w:t>
+      </w:r>
+      <w:r>
+        <w:rPr>
+          <w:rFonts w:ascii="맑은 고딕" w:hAnsi="맑은 고딕" w:eastAsia="맑은 고딕"/>
+          <w:sz w:val="21"/>
+        </w:rPr>
+        <w:t xml:space="preserve">이고 </w:t>
+      </w:r>
+      <w:r>
+        <w:rPr>
+          <w:rFonts w:ascii="Consolas" w:hAnsi="Consolas" w:eastAsia="맑은 고딕"/>
+          <w:sz w:val="21"/>
+        </w:rPr>
+        <w:t xml:space="preserve">DESTINATION</w:t>
+      </w:r>
+      <w:r>
+        <w:rPr>
+          <w:rFonts w:ascii="맑은 고딕" w:hAnsi="맑은 고딕" w:eastAsia="맑은 고딕"/>
+          <w:sz w:val="21"/>
+        </w:rPr>
+        <w:t xml:space="preserve">이 빈 이유는?</w:t>
+      </w:r>
+    </w:p>
+    <w:p>
+      <w:r>
+        <w:rPr>
+          <w:rFonts w:ascii="맑은 고딕" w:hAnsi="맑은 고딕" w:eastAsia="맑은 고딕"/>
+          <w:sz w:val="21"/>
+        </w:rPr>
+        <w:t>① 역할 전환이 실패했다</w:t>
+      </w:r>
+    </w:p>
+    <w:p>
+      <w:r>
+        <w:rPr>
+          <w:rFonts w:ascii="맑은 고딕" w:hAnsi="맑은 고딕" w:eastAsia="맑은 고딕"/>
+          <w:sz w:val="21"/>
+        </w:rPr>
+        <w:t>② Far Sync가 없어서</w:t>
+      </w:r>
+    </w:p>
+    <w:p>
+      <w:r>
+        <w:rPr>
+          <w:rFonts w:ascii="맑은 고딕" w:hAnsi="맑은 고딕" w:eastAsia="맑은 고딕"/>
+          <w:sz w:val="21"/>
+        </w:rPr>
+        <w:t>③ 설정이 지워졌다</w:t>
+      </w:r>
+    </w:p>
+    <w:p>
+      <w:r>
+        <w:rPr>
+          <w:rFonts w:ascii="맑은 고딕" w:hAnsi="맑은 고딕" w:eastAsia="맑은 고딕"/>
+          <w:sz w:val="21"/>
+        </w:rPr>
+        <w:t>④ Broker가 Standby 쪽 2번을 비워 두었다</w:t>
       </w:r>
     </w:p>
     <w:p>
@@ -1454,34 +2044,76 @@
           <w:rFonts w:ascii="맑은 고딕" w:hAnsi="맑은 고딕" w:eastAsia="맑은 고딕"/>
           <w:sz w:val="21"/>
         </w:rPr>
-        <w:t>[중-07] 리스너를 내렸을 때 chicago의 `V$DATAGUARD_STATUS`에서 `SEVERITY=Warning`인 행의 `ERROR_CODE`는?</w:t>
-      </w:r>
-    </w:p>
-    <w:p>
-      <w:r>
-        <w:rPr>
-          <w:rFonts w:ascii="맑은 고딕" w:hAnsi="맑은 고딕" w:eastAsia="맑은 고딕"/>
-          <w:sz w:val="21"/>
-        </w:rPr>
-        <w:t>① 12541</w:t>
-      </w:r>
-    </w:p>
-    <w:p>
-      <w:r>
-        <w:rPr>
-          <w:rFonts w:ascii="맑은 고딕" w:hAnsi="맑은 고딕" w:eastAsia="맑은 고딕"/>
-          <w:sz w:val="21"/>
-        </w:rPr>
-        <w:t>② 0</w:t>
-      </w:r>
-    </w:p>
-    <w:p>
-      <w:r>
-        <w:rPr>
-          <w:rFonts w:ascii="맑은 고딕" w:hAnsi="맑은 고딕" w:eastAsia="맑은 고딕"/>
-          <w:sz w:val="21"/>
-        </w:rPr>
-        <w:t>③ 16857</w:t>
+        <w:t xml:space="preserve">[중-07] 리스너를 내렸을 때 chicago의 </w:t>
+      </w:r>
+      <w:r>
+        <w:rPr>
+          <w:rFonts w:ascii="Consolas" w:hAnsi="Consolas" w:eastAsia="맑은 고딕"/>
+          <w:sz w:val="21"/>
+        </w:rPr>
+        <w:t xml:space="preserve">V$DATAGUARD_STATUS</w:t>
+      </w:r>
+      <w:r>
+        <w:rPr>
+          <w:rFonts w:ascii="맑은 고딕" w:hAnsi="맑은 고딕" w:eastAsia="맑은 고딕"/>
+          <w:sz w:val="21"/>
+        </w:rPr>
+        <w:t xml:space="preserve">에서 </w:t>
+      </w:r>
+      <w:r>
+        <w:rPr>
+          <w:rFonts w:ascii="Consolas" w:hAnsi="Consolas" w:eastAsia="맑은 고딕"/>
+          <w:sz w:val="21"/>
+        </w:rPr>
+        <w:t xml:space="preserve">SEVERITY=Warning</w:t>
+      </w:r>
+      <w:r>
+        <w:rPr>
+          <w:rFonts w:ascii="맑은 고딕" w:hAnsi="맑은 고딕" w:eastAsia="맑은 고딕"/>
+          <w:sz w:val="21"/>
+        </w:rPr>
+        <w:t xml:space="preserve">인 행의 </w:t>
+      </w:r>
+      <w:r>
+        <w:rPr>
+          <w:rFonts w:ascii="Consolas" w:hAnsi="Consolas" w:eastAsia="맑은 고딕"/>
+          <w:sz w:val="21"/>
+        </w:rPr>
+        <w:t xml:space="preserve">ERROR_CODE</w:t>
+      </w:r>
+      <w:r>
+        <w:rPr>
+          <w:rFonts w:ascii="맑은 고딕" w:hAnsi="맑은 고딕" w:eastAsia="맑은 고딕"/>
+          <w:sz w:val="21"/>
+        </w:rPr>
+        <w:t xml:space="preserve">는?</w:t>
+      </w:r>
+    </w:p>
+    <w:p>
+      <w:r>
+        <w:rPr>
+          <w:rFonts w:ascii="맑은 고딕" w:hAnsi="맑은 고딕" w:eastAsia="맑은 고딕"/>
+          <w:sz w:val="21"/>
+        </w:rPr>
+        <w:t>① 16857</w:t>
+      </w:r>
+    </w:p>
+    <w:p>
+      <w:r>
+        <w:rPr>
+          <w:rFonts w:ascii="맑은 고딕" w:hAnsi="맑은 고딕" w:eastAsia="맑은 고딕"/>
+          <w:sz w:val="21"/>
+        </w:rPr>
+        <w:t>② 12541</w:t>
+      </w:r>
+    </w:p>
+    <w:p>
+      <w:r>
+        <w:rPr>
+          <w:rFonts w:ascii="맑은 고딕" w:hAnsi="맑은 고딕" w:eastAsia="맑은 고딕"/>
+          <w:sz w:val="21"/>
+        </w:rPr>
+        <w:t>③ 0</w:t>
       </w:r>
     </w:p>
     <w:p>
@@ -1517,34 +2149,90 @@
           <w:rFonts w:ascii="맑은 고딕" w:hAnsi="맑은 고딕" w:eastAsia="맑은 고딕"/>
           <w:sz w:val="21"/>
         </w:rPr>
-        <w:t>① `SEVERITY`가 아니라 `ERROR_CODE`로 판정한다</w:t>
-      </w:r>
-    </w:p>
-    <w:p>
-      <w:r>
-        <w:rPr>
-          <w:rFonts w:ascii="맑은 고딕" w:hAnsi="맑은 고딕" w:eastAsia="맑은 고딕"/>
-          <w:sz w:val="21"/>
-        </w:rPr>
-        <w:t>② `Warning`은 언제나 무시해도 된다</w:t>
-      </w:r>
-    </w:p>
-    <w:p>
-      <w:r>
-        <w:rPr>
-          <w:rFonts w:ascii="맑은 고딕" w:hAnsi="맑은 고딕" w:eastAsia="맑은 고딕"/>
-          <w:sz w:val="21"/>
-        </w:rPr>
-        <w:t>③ `Error`만 보면 된다</w:t>
-      </w:r>
-    </w:p>
-    <w:p>
-      <w:r>
-        <w:rPr>
-          <w:rFonts w:ascii="맑은 고딕" w:hAnsi="맑은 고딕" w:eastAsia="맑은 고딕"/>
-          <w:sz w:val="21"/>
-        </w:rPr>
-        <w:t>④ 두 열이 항상 일치한다</w:t>
+        <w:t>① 두 열이 항상 일치한다</w:t>
+      </w:r>
+    </w:p>
+    <w:p>
+      <w:r>
+        <w:rPr>
+          <w:rFonts w:ascii="맑은 고딕" w:hAnsi="맑은 고딕" w:eastAsia="맑은 고딕"/>
+          <w:sz w:val="21"/>
+        </w:rPr>
+        <w:t xml:space="preserve">② </w:t>
+      </w:r>
+      <w:r>
+        <w:rPr>
+          <w:rFonts w:ascii="Consolas" w:hAnsi="Consolas" w:eastAsia="맑은 고딕"/>
+          <w:sz w:val="21"/>
+        </w:rPr>
+        <w:t xml:space="preserve">SEVERITY</w:t>
+      </w:r>
+      <w:r>
+        <w:rPr>
+          <w:rFonts w:ascii="맑은 고딕" w:hAnsi="맑은 고딕" w:eastAsia="맑은 고딕"/>
+          <w:sz w:val="21"/>
+        </w:rPr>
+        <w:t xml:space="preserve">가 아니라 </w:t>
+      </w:r>
+      <w:r>
+        <w:rPr>
+          <w:rFonts w:ascii="Consolas" w:hAnsi="Consolas" w:eastAsia="맑은 고딕"/>
+          <w:sz w:val="21"/>
+        </w:rPr>
+        <w:t xml:space="preserve">ERROR_CODE</w:t>
+      </w:r>
+      <w:r>
+        <w:rPr>
+          <w:rFonts w:ascii="맑은 고딕" w:hAnsi="맑은 고딕" w:eastAsia="맑은 고딕"/>
+          <w:sz w:val="21"/>
+        </w:rPr>
+        <w:t xml:space="preserve">로 판정한다</w:t>
+      </w:r>
+    </w:p>
+    <w:p>
+      <w:r>
+        <w:rPr>
+          <w:rFonts w:ascii="맑은 고딕" w:hAnsi="맑은 고딕" w:eastAsia="맑은 고딕"/>
+          <w:sz w:val="21"/>
+        </w:rPr>
+        <w:t xml:space="preserve">③ </w:t>
+      </w:r>
+      <w:r>
+        <w:rPr>
+          <w:rFonts w:ascii="Consolas" w:hAnsi="Consolas" w:eastAsia="맑은 고딕"/>
+          <w:sz w:val="21"/>
+        </w:rPr>
+        <w:t xml:space="preserve">Warning</w:t>
+      </w:r>
+      <w:r>
+        <w:rPr>
+          <w:rFonts w:ascii="맑은 고딕" w:hAnsi="맑은 고딕" w:eastAsia="맑은 고딕"/>
+          <w:sz w:val="21"/>
+        </w:rPr>
+        <w:t xml:space="preserve">은 언제나 무시해도 된다</w:t>
+      </w:r>
+    </w:p>
+    <w:p>
+      <w:r>
+        <w:rPr>
+          <w:rFonts w:ascii="맑은 고딕" w:hAnsi="맑은 고딕" w:eastAsia="맑은 고딕"/>
+          <w:sz w:val="21"/>
+        </w:rPr>
+        <w:t xml:space="preserve">④ </w:t>
+      </w:r>
+      <w:r>
+        <w:rPr>
+          <w:rFonts w:ascii="Consolas" w:hAnsi="Consolas" w:eastAsia="맑은 고딕"/>
+          <w:sz w:val="21"/>
+        </w:rPr>
+        <w:t xml:space="preserve">Error</w:t>
+      </w:r>
+      <w:r>
+        <w:rPr>
+          <w:rFonts w:ascii="맑은 고딕" w:hAnsi="맑은 고딕" w:eastAsia="맑은 고딕"/>
+          <w:sz w:val="21"/>
+        </w:rPr>
+        <w:t xml:space="preserve">만 보면 된다</w:t>
       </w:r>
     </w:p>
     <w:p>
@@ -1580,7 +2268,7 @@
           <w:rFonts w:ascii="맑은 고딕" w:hAnsi="맑은 고딕" w:eastAsia="맑은 고딕"/>
           <w:sz w:val="21"/>
         </w:rPr>
-        <w:t>② 오류 번호</w:t>
+        <w:t>② 목적지 번호</w:t>
       </w:r>
     </w:p>
     <w:p>
@@ -1598,7 +2286,7 @@
           <w:rFonts w:ascii="맑은 고딕" w:hAnsi="맑은 고딕" w:eastAsia="맑은 고딕"/>
           <w:sz w:val="21"/>
         </w:rPr>
-        <w:t>④ 목적지 번호</w:t>
+        <w:t>④ 오류 번호</w:t>
       </w:r>
     </w:p>
     <w:p>
@@ -1616,43 +2304,57 @@
           <w:rFonts w:ascii="맑은 고딕" w:hAnsi="맑은 고딕" w:eastAsia="맑은 고딕"/>
           <w:sz w:val="21"/>
         </w:rPr>
-        <w:t>[중-10] `ORACLE Instance chicago, archival error, archiver continuing`이 뜻하는 것은?</w:t>
-      </w:r>
-    </w:p>
-    <w:p>
-      <w:r>
-        <w:rPr>
-          <w:rFonts w:ascii="맑은 고딕" w:hAnsi="맑은 고딕" w:eastAsia="맑은 고딕"/>
-          <w:sz w:val="21"/>
-        </w:rPr>
-        <w:t>① 전송 실패에도 Primary는 멈추지 않는다 — MaxPerformance이므로</w:t>
-      </w:r>
-    </w:p>
-    <w:p>
-      <w:r>
-        <w:rPr>
-          <w:rFonts w:ascii="맑은 고딕" w:hAnsi="맑은 고딕" w:eastAsia="맑은 고딕"/>
-          <w:sz w:val="21"/>
-        </w:rPr>
-        <w:t>② 아카이버가 멈췄다</w:t>
-      </w:r>
-    </w:p>
-    <w:p>
-      <w:r>
-        <w:rPr>
-          <w:rFonts w:ascii="맑은 고딕" w:hAnsi="맑은 고딕" w:eastAsia="맑은 고딕"/>
-          <w:sz w:val="21"/>
-        </w:rPr>
-        <w:t>③ 인스턴스가 곧 종료된다</w:t>
-      </w:r>
-    </w:p>
-    <w:p>
-      <w:r>
-        <w:rPr>
-          <w:rFonts w:ascii="맑은 고딕" w:hAnsi="맑은 고딕" w:eastAsia="맑은 고딕"/>
-          <w:sz w:val="21"/>
-        </w:rPr>
-        <w:t>④ 갭이 해소됐다</w:t>
+        <w:t xml:space="preserve">[중-10] </w:t>
+      </w:r>
+      <w:r>
+        <w:rPr>
+          <w:rFonts w:ascii="Consolas" w:hAnsi="Consolas" w:eastAsia="맑은 고딕"/>
+          <w:sz w:val="21"/>
+        </w:rPr>
+        <w:t xml:space="preserve">ORACLE Instance chicago, archival error, archiver continuing</w:t>
+      </w:r>
+      <w:r>
+        <w:rPr>
+          <w:rFonts w:ascii="맑은 고딕" w:hAnsi="맑은 고딕" w:eastAsia="맑은 고딕"/>
+          <w:sz w:val="21"/>
+        </w:rPr>
+        <w:t xml:space="preserve">이 뜻하는 것은?</w:t>
+      </w:r>
+    </w:p>
+    <w:p>
+      <w:r>
+        <w:rPr>
+          <w:rFonts w:ascii="맑은 고딕" w:hAnsi="맑은 고딕" w:eastAsia="맑은 고딕"/>
+          <w:sz w:val="21"/>
+        </w:rPr>
+        <w:t>① 아카이버가 멈췄다</w:t>
+      </w:r>
+    </w:p>
+    <w:p>
+      <w:r>
+        <w:rPr>
+          <w:rFonts w:ascii="맑은 고딕" w:hAnsi="맑은 고딕" w:eastAsia="맑은 고딕"/>
+          <w:sz w:val="21"/>
+        </w:rPr>
+        <w:t>② 갭이 해소됐다</w:t>
+      </w:r>
+    </w:p>
+    <w:p>
+      <w:r>
+        <w:rPr>
+          <w:rFonts w:ascii="맑은 고딕" w:hAnsi="맑은 고딕" w:eastAsia="맑은 고딕"/>
+          <w:sz w:val="21"/>
+        </w:rPr>
+        <w:t>③ 전송 실패에도 Primary는 멈추지 않는다 — MaxPerformance이므로</w:t>
+      </w:r>
+    </w:p>
+    <w:p>
+      <w:r>
+        <w:rPr>
+          <w:rFonts w:ascii="맑은 고딕" w:hAnsi="맑은 고딕" w:eastAsia="맑은 고딕"/>
+          <w:sz w:val="21"/>
+        </w:rPr>
+        <w:t>④ 인스턴스가 곧 종료된다</w:t>
       </w:r>
     </w:p>
     <w:p>
@@ -1679,34 +2381,34 @@
           <w:rFonts w:ascii="맑은 고딕" w:hAnsi="맑은 고딕" w:eastAsia="맑은 고딕"/>
           <w:sz w:val="21"/>
         </w:rPr>
-        <w:t>① 둘 다 0 — 오지 않으니 늦지도 않는다</w:t>
-      </w:r>
-    </w:p>
-    <w:p>
-      <w:r>
-        <w:rPr>
-          <w:rFonts w:ascii="맑은 고딕" w:hAnsi="맑은 고딕" w:eastAsia="맑은 고딕"/>
-          <w:sz w:val="21"/>
-        </w:rPr>
-        <w:t>② 계속 커진다</w:t>
-      </w:r>
-    </w:p>
-    <w:p>
-      <w:r>
-        <w:rPr>
-          <w:rFonts w:ascii="맑은 고딕" w:hAnsi="맑은 고딕" w:eastAsia="맑은 고딕"/>
-          <w:sz w:val="21"/>
-        </w:rPr>
-        <w:t>③ apply lag만 커진다</w:t>
-      </w:r>
-    </w:p>
-    <w:p>
-      <w:r>
-        <w:rPr>
-          <w:rFonts w:ascii="맑은 고딕" w:hAnsi="맑은 고딕" w:eastAsia="맑은 고딕"/>
-          <w:sz w:val="21"/>
-        </w:rPr>
-        <w:t>④ 음수가 된다</w:t>
+        <w:t>① apply lag만 커진다</w:t>
+      </w:r>
+    </w:p>
+    <w:p>
+      <w:r>
+        <w:rPr>
+          <w:rFonts w:ascii="맑은 고딕" w:hAnsi="맑은 고딕" w:eastAsia="맑은 고딕"/>
+          <w:sz w:val="21"/>
+        </w:rPr>
+        <w:t>② 둘 다 0 — 오지 않으니 늦지도 않는다</w:t>
+      </w:r>
+    </w:p>
+    <w:p>
+      <w:r>
+        <w:rPr>
+          <w:rFonts w:ascii="맑은 고딕" w:hAnsi="맑은 고딕" w:eastAsia="맑은 고딕"/>
+          <w:sz w:val="21"/>
+        </w:rPr>
+        <w:t>③ 음수가 된다</w:t>
+      </w:r>
+    </w:p>
+    <w:p>
+      <w:r>
+        <w:rPr>
+          <w:rFonts w:ascii="맑은 고딕" w:hAnsi="맑은 고딕" w:eastAsia="맑은 고딕"/>
+          <w:sz w:val="21"/>
+        </w:rPr>
+        <w:t>④ 계속 커진다</w:t>
       </w:r>
     </w:p>
     <w:p>
@@ -1733,16 +2435,16 @@
           <w:rFonts w:ascii="맑은 고딕" w:hAnsi="맑은 고딕" w:eastAsia="맑은 고딕"/>
           <w:sz w:val="21"/>
         </w:rPr>
-        <w:t>① `CLIENT_PROCESS='LGWR'`인 RFS</w:t>
-      </w:r>
-    </w:p>
-    <w:p>
-      <w:r>
-        <w:rPr>
-          <w:rFonts w:ascii="맑은 고딕" w:hAnsi="맑은 고딕" w:eastAsia="맑은 고딕"/>
-          <w:sz w:val="21"/>
-        </w:rPr>
-        <w:t>② MRP0</w:t>
+        <w:t>① MRP0</w:t>
+      </w:r>
+    </w:p>
+    <w:p>
+      <w:r>
+        <w:rPr>
+          <w:rFonts w:ascii="맑은 고딕" w:hAnsi="맑은 고딕" w:eastAsia="맑은 고딕"/>
+          <w:sz w:val="21"/>
+        </w:rPr>
+        <w:t>② ARCH 전부</w:t>
       </w:r>
     </w:p>
     <w:p>
@@ -1760,7 +2462,21 @@
           <w:rFonts w:ascii="맑은 고딕" w:hAnsi="맑은 고딕" w:eastAsia="맑은 고딕"/>
           <w:sz w:val="21"/>
         </w:rPr>
-        <w:t>④ ARCH 전부</w:t>
+        <w:t xml:space="preserve">④ </w:t>
+      </w:r>
+      <w:r>
+        <w:rPr>
+          <w:rFonts w:ascii="Consolas" w:hAnsi="Consolas" w:eastAsia="맑은 고딕"/>
+          <w:sz w:val="21"/>
+        </w:rPr>
+        <w:t xml:space="preserve">CLIENT_PROCESS='LGWR'</w:t>
+      </w:r>
+      <w:r>
+        <w:rPr>
+          <w:rFonts w:ascii="맑은 고딕" w:hAnsi="맑은 고딕" w:eastAsia="맑은 고딕"/>
+          <w:sz w:val="21"/>
+        </w:rPr>
+        <w:t xml:space="preserve">인 RFS</w:t>
       </w:r>
     </w:p>
     <w:p>
@@ -1787,34 +2503,48 @@
           <w:rFonts w:ascii="맑은 고딕" w:hAnsi="맑은 고딕" w:eastAsia="맑은 고딕"/>
           <w:sz w:val="21"/>
         </w:rPr>
-        <w:t>① 약 4~5분 — `ReopenSecs` 300 때문</w:t>
-      </w:r>
-    </w:p>
-    <w:p>
-      <w:r>
-        <w:rPr>
-          <w:rFonts w:ascii="맑은 고딕" w:hAnsi="맑은 고딕" w:eastAsia="맑은 고딕"/>
-          <w:sz w:val="21"/>
-        </w:rPr>
-        <w:t>② 즉시</w:t>
-      </w:r>
-    </w:p>
-    <w:p>
-      <w:r>
-        <w:rPr>
-          <w:rFonts w:ascii="맑은 고딕" w:hAnsi="맑은 고딕" w:eastAsia="맑은 고딕"/>
-          <w:sz w:val="21"/>
-        </w:rPr>
-        <w:t>③ 약 30초</w:t>
-      </w:r>
-    </w:p>
-    <w:p>
-      <w:r>
-        <w:rPr>
-          <w:rFonts w:ascii="맑은 고딕" w:hAnsi="맑은 고딕" w:eastAsia="맑은 고딕"/>
-          <w:sz w:val="21"/>
-        </w:rPr>
-        <w:t>④ 다음 로그 전환까지</w:t>
+        <w:t>① 다음 로그 전환까지</w:t>
+      </w:r>
+    </w:p>
+    <w:p>
+      <w:r>
+        <w:rPr>
+          <w:rFonts w:ascii="맑은 고딕" w:hAnsi="맑은 고딕" w:eastAsia="맑은 고딕"/>
+          <w:sz w:val="21"/>
+        </w:rPr>
+        <w:t xml:space="preserve">② 약 4~5분 — </w:t>
+      </w:r>
+      <w:r>
+        <w:rPr>
+          <w:rFonts w:ascii="Consolas" w:hAnsi="Consolas" w:eastAsia="맑은 고딕"/>
+          <w:sz w:val="21"/>
+        </w:rPr>
+        <w:t xml:space="preserve">ReopenSecs</w:t>
+      </w:r>
+      <w:r>
+        <w:rPr>
+          <w:rFonts w:ascii="맑은 고딕" w:hAnsi="맑은 고딕" w:eastAsia="맑은 고딕"/>
+          <w:sz w:val="21"/>
+        </w:rPr>
+        <w:t xml:space="preserve"> 300 때문</w:t>
+      </w:r>
+    </w:p>
+    <w:p>
+      <w:r>
+        <w:rPr>
+          <w:rFonts w:ascii="맑은 고딕" w:hAnsi="맑은 고딕" w:eastAsia="맑은 고딕"/>
+          <w:sz w:val="21"/>
+        </w:rPr>
+        <w:t>③ 즉시</w:t>
+      </w:r>
+    </w:p>
+    <w:p>
+      <w:r>
+        <w:rPr>
+          <w:rFonts w:ascii="맑은 고딕" w:hAnsi="맑은 고딕" w:eastAsia="맑은 고딕"/>
+          <w:sz w:val="21"/>
+        </w:rPr>
+        <w:t>④ 약 30초</w:t>
       </w:r>
     </w:p>
     <w:p>
@@ -1841,34 +2571,62 @@
           <w:rFonts w:ascii="맑은 고딕" w:hAnsi="맑은 고딕" w:eastAsia="맑은 고딕"/>
           <w:sz w:val="21"/>
         </w:rPr>
-        <w:t>① `LogShipping`을 OFF로 했다가 ON으로 되돌린다</w:t>
-      </w:r>
-    </w:p>
-    <w:p>
-      <w:r>
-        <w:rPr>
-          <w:rFonts w:ascii="맑은 고딕" w:hAnsi="맑은 고딕" w:eastAsia="맑은 고딕"/>
-          <w:sz w:val="21"/>
-        </w:rPr>
-        <w:t>② `LOG_ARCHIVE_DEST_STATE_2`를 SQL로 DEFER/ENABLE 한다</w:t>
-      </w:r>
-    </w:p>
-    <w:p>
-      <w:r>
-        <w:rPr>
-          <w:rFonts w:ascii="맑은 고딕" w:hAnsi="맑은 고딕" w:eastAsia="맑은 고딕"/>
-          <w:sz w:val="21"/>
-        </w:rPr>
-        <w:t>③ 인스턴스를 재기동한다</w:t>
-      </w:r>
-    </w:p>
-    <w:p>
-      <w:r>
-        <w:rPr>
-          <w:rFonts w:ascii="맑은 고딕" w:hAnsi="맑은 고딕" w:eastAsia="맑은 고딕"/>
-          <w:sz w:val="21"/>
-        </w:rPr>
-        <w:t>④ 방법이 없다</w:t>
+        <w:t xml:space="preserve">① </w:t>
+      </w:r>
+      <w:r>
+        <w:rPr>
+          <w:rFonts w:ascii="Consolas" w:hAnsi="Consolas" w:eastAsia="맑은 고딕"/>
+          <w:sz w:val="21"/>
+        </w:rPr>
+        <w:t xml:space="preserve">LOG_ARCHIVE_DEST_STATE_2</w:t>
+      </w:r>
+      <w:r>
+        <w:rPr>
+          <w:rFonts w:ascii="맑은 고딕" w:hAnsi="맑은 고딕" w:eastAsia="맑은 고딕"/>
+          <w:sz w:val="21"/>
+        </w:rPr>
+        <w:t xml:space="preserve">를 SQL로 DEFER/ENABLE 한다</w:t>
+      </w:r>
+    </w:p>
+    <w:p>
+      <w:r>
+        <w:rPr>
+          <w:rFonts w:ascii="맑은 고딕" w:hAnsi="맑은 고딕" w:eastAsia="맑은 고딕"/>
+          <w:sz w:val="21"/>
+        </w:rPr>
+        <w:t>② 인스턴스를 재기동한다</w:t>
+      </w:r>
+    </w:p>
+    <w:p>
+      <w:r>
+        <w:rPr>
+          <w:rFonts w:ascii="맑은 고딕" w:hAnsi="맑은 고딕" w:eastAsia="맑은 고딕"/>
+          <w:sz w:val="21"/>
+        </w:rPr>
+        <w:t>③ 방법이 없다</w:t>
+      </w:r>
+    </w:p>
+    <w:p>
+      <w:r>
+        <w:rPr>
+          <w:rFonts w:ascii="맑은 고딕" w:hAnsi="맑은 고딕" w:eastAsia="맑은 고딕"/>
+          <w:sz w:val="21"/>
+        </w:rPr>
+        <w:t xml:space="preserve">④ </w:t>
+      </w:r>
+      <w:r>
+        <w:rPr>
+          <w:rFonts w:ascii="Consolas" w:hAnsi="Consolas" w:eastAsia="맑은 고딕"/>
+          <w:sz w:val="21"/>
+        </w:rPr>
+        <w:t xml:space="preserve">LogShipping</w:t>
+      </w:r>
+      <w:r>
+        <w:rPr>
+          <w:rFonts w:ascii="맑은 고딕" w:hAnsi="맑은 고딕" w:eastAsia="맑은 고딕"/>
+          <w:sz w:val="21"/>
+        </w:rPr>
+        <w:t xml:space="preserve">을 OFF로 했다가 ON으로 되돌린다</w:t>
       </w:r>
     </w:p>
     <w:p>
@@ -1886,25 +2644,53 @@
           <w:rFonts w:ascii="맑은 고딕" w:hAnsi="맑은 고딕" w:eastAsia="맑은 고딕"/>
           <w:sz w:val="21"/>
         </w:rPr>
-        <w:t>[중-15] 조치 직후 `SHOW CONFIGURATION`이 `ERROR`로 보인 이유는?</w:t>
-      </w:r>
-    </w:p>
-    <w:p>
-      <w:r>
-        <w:rPr>
-          <w:rFonts w:ascii="맑은 고딕" w:hAnsi="맑은 고딕" w:eastAsia="맑은 고딕"/>
-          <w:sz w:val="21"/>
-        </w:rPr>
-        <w:t>① 판정의 시차 — 상태가 주기적으로 다시 계산된다</w:t>
-      </w:r>
-    </w:p>
-    <w:p>
-      <w:r>
-        <w:rPr>
-          <w:rFonts w:ascii="맑은 고딕" w:hAnsi="맑은 고딕" w:eastAsia="맑은 고딕"/>
-          <w:sz w:val="21"/>
-        </w:rPr>
-        <w:t>② 조치가 실패했다</w:t>
+        <w:t xml:space="preserve">[중-15] 조치 직후 </w:t>
+      </w:r>
+      <w:r>
+        <w:rPr>
+          <w:rFonts w:ascii="Consolas" w:hAnsi="Consolas" w:eastAsia="맑은 고딕"/>
+          <w:sz w:val="21"/>
+        </w:rPr>
+        <w:t xml:space="preserve">SHOW CONFIGURATION</w:t>
+      </w:r>
+      <w:r>
+        <w:rPr>
+          <w:rFonts w:ascii="맑은 고딕" w:hAnsi="맑은 고딕" w:eastAsia="맑은 고딕"/>
+          <w:sz w:val="21"/>
+        </w:rPr>
+        <w:t xml:space="preserve">이 </w:t>
+      </w:r>
+      <w:r>
+        <w:rPr>
+          <w:rFonts w:ascii="Consolas" w:hAnsi="Consolas" w:eastAsia="맑은 고딕"/>
+          <w:sz w:val="21"/>
+        </w:rPr>
+        <w:t xml:space="preserve">ERROR</w:t>
+      </w:r>
+      <w:r>
+        <w:rPr>
+          <w:rFonts w:ascii="맑은 고딕" w:hAnsi="맑은 고딕" w:eastAsia="맑은 고딕"/>
+          <w:sz w:val="21"/>
+        </w:rPr>
+        <w:t xml:space="preserve">로 보인 이유는?</w:t>
+      </w:r>
+    </w:p>
+    <w:p>
+      <w:r>
+        <w:rPr>
+          <w:rFonts w:ascii="맑은 고딕" w:hAnsi="맑은 고딕" w:eastAsia="맑은 고딕"/>
+          <w:sz w:val="21"/>
+        </w:rPr>
+        <w:t>① 조치가 실패했다</w:t>
+      </w:r>
+    </w:p>
+    <w:p>
+      <w:r>
+        <w:rPr>
+          <w:rFonts w:ascii="맑은 고딕" w:hAnsi="맑은 고딕" w:eastAsia="맑은 고딕"/>
+          <w:sz w:val="21"/>
+        </w:rPr>
+        <w:t>② 판정의 시차 — 상태가 주기적으로 다시 계산된다</w:t>
       </w:r>
     </w:p>
     <w:p>
@@ -1940,7 +2726,63 @@
           <w:rFonts w:ascii="맑은 고딕" w:hAnsi="맑은 고딕" w:eastAsia="맑은 고딕"/>
           <w:sz w:val="21"/>
         </w:rPr>
-        <w:t>[중-16] `RFS(LGWR)`와 `MRP0`의 `SEQUENCE#`·`BLOCK#`이 같으면?</w:t>
+        <w:t xml:space="preserve">[중-16] </w:t>
+      </w:r>
+      <w:r>
+        <w:rPr>
+          <w:rFonts w:ascii="Consolas" w:hAnsi="Consolas" w:eastAsia="맑은 고딕"/>
+          <w:sz w:val="21"/>
+        </w:rPr>
+        <w:t xml:space="preserve">RFS(LGWR)</w:t>
+      </w:r>
+      <w:r>
+        <w:rPr>
+          <w:rFonts w:ascii="맑은 고딕" w:hAnsi="맑은 고딕" w:eastAsia="맑은 고딕"/>
+          <w:sz w:val="21"/>
+        </w:rPr>
+        <w:t xml:space="preserve">와 </w:t>
+      </w:r>
+      <w:r>
+        <w:rPr>
+          <w:rFonts w:ascii="Consolas" w:hAnsi="Consolas" w:eastAsia="맑은 고딕"/>
+          <w:sz w:val="21"/>
+        </w:rPr>
+        <w:t xml:space="preserve">MRP0</w:t>
+      </w:r>
+      <w:r>
+        <w:rPr>
+          <w:rFonts w:ascii="맑은 고딕" w:hAnsi="맑은 고딕" w:eastAsia="맑은 고딕"/>
+          <w:sz w:val="21"/>
+        </w:rPr>
+        <w:t xml:space="preserve">의 </w:t>
+      </w:r>
+      <w:r>
+        <w:rPr>
+          <w:rFonts w:ascii="Consolas" w:hAnsi="Consolas" w:eastAsia="맑은 고딕"/>
+          <w:sz w:val="21"/>
+        </w:rPr>
+        <w:t xml:space="preserve">SEQUENCE#</w:t>
+      </w:r>
+      <w:r>
+        <w:rPr>
+          <w:rFonts w:ascii="맑은 고딕" w:hAnsi="맑은 고딕" w:eastAsia="맑은 고딕"/>
+          <w:sz w:val="21"/>
+        </w:rPr>
+        <w:t xml:space="preserve">·</w:t>
+      </w:r>
+      <w:r>
+        <w:rPr>
+          <w:rFonts w:ascii="Consolas" w:hAnsi="Consolas" w:eastAsia="맑은 고딕"/>
+          <w:sz w:val="21"/>
+        </w:rPr>
+        <w:t xml:space="preserve">BLOCK#</w:t>
+      </w:r>
+      <w:r>
+        <w:rPr>
+          <w:rFonts w:ascii="맑은 고딕" w:hAnsi="맑은 고딕" w:eastAsia="맑은 고딕"/>
+          <w:sz w:val="21"/>
+        </w:rPr>
+        <w:t xml:space="preserve">이 같으면?</w:t>
       </w:r>
     </w:p>
     <w:p>
@@ -1958,16 +2800,16 @@
           <w:rFonts w:ascii="맑은 고딕" w:hAnsi="맑은 고딕" w:eastAsia="맑은 고딕"/>
           <w:sz w:val="21"/>
         </w:rPr>
-        <w:t>② 적용이 멈췄다</w:t>
-      </w:r>
-    </w:p>
-    <w:p>
-      <w:r>
-        <w:rPr>
-          <w:rFonts w:ascii="맑은 고딕" w:hAnsi="맑은 고딕" w:eastAsia="맑은 고딕"/>
-          <w:sz w:val="21"/>
-        </w:rPr>
-        <w:t>③ 갭이 있다</w:t>
+        <w:t>② 갭이 있다</w:t>
+      </w:r>
+    </w:p>
+    <w:p>
+      <w:r>
+        <w:rPr>
+          <w:rFonts w:ascii="맑은 고딕" w:hAnsi="맑은 고딕" w:eastAsia="맑은 고딕"/>
+          <w:sz w:val="21"/>
+        </w:rPr>
+        <w:t>③ 적용이 멈췄다</w:t>
       </w:r>
     </w:p>
     <w:p>
@@ -1994,7 +2836,21 @@
           <w:rFonts w:ascii="맑은 고딕" w:hAnsi="맑은 고딕" w:eastAsia="맑은 고딕"/>
           <w:sz w:val="21"/>
         </w:rPr>
-        <w:t>[중-17] 실측에서 시퀀스 70의 로컬·원격 `COMPLETION_TIME` 차이는?</w:t>
+        <w:t xml:space="preserve">[중-17] 실측에서 시퀀스 70의 로컬·원격 </w:t>
+      </w:r>
+      <w:r>
+        <w:rPr>
+          <w:rFonts w:ascii="Consolas" w:hAnsi="Consolas" w:eastAsia="맑은 고딕"/>
+          <w:sz w:val="21"/>
+        </w:rPr>
+        <w:t xml:space="preserve">COMPLETION_TIME</w:t>
+      </w:r>
+      <w:r>
+        <w:rPr>
+          <w:rFonts w:ascii="맑은 고딕" w:hAnsi="맑은 고딕" w:eastAsia="맑은 고딕"/>
+          <w:sz w:val="21"/>
+        </w:rPr>
+        <w:t xml:space="preserve"> 차이는?</w:t>
       </w:r>
     </w:p>
     <w:p>
@@ -2012,25 +2868,25 @@
           <w:rFonts w:ascii="맑은 고딕" w:hAnsi="맑은 고딕" w:eastAsia="맑은 고딕"/>
           <w:sz w:val="21"/>
         </w:rPr>
-        <w:t>② 0초</w:t>
-      </w:r>
-    </w:p>
-    <w:p>
-      <w:r>
-        <w:rPr>
-          <w:rFonts w:ascii="맑은 고딕" w:hAnsi="맑은 고딕" w:eastAsia="맑은 고딕"/>
-          <w:sz w:val="21"/>
-        </w:rPr>
-        <w:t>③ 약 5분</w:t>
-      </w:r>
-    </w:p>
-    <w:p>
-      <w:r>
-        <w:rPr>
-          <w:rFonts w:ascii="맑은 고딕" w:hAnsi="맑은 고딕" w:eastAsia="맑은 고딕"/>
-          <w:sz w:val="21"/>
-        </w:rPr>
-        <w:t>④ 비교할 수 없다</w:t>
+        <w:t>② 약 5분</w:t>
+      </w:r>
+    </w:p>
+    <w:p>
+      <w:r>
+        <w:rPr>
+          <w:rFonts w:ascii="맑은 고딕" w:hAnsi="맑은 고딕" w:eastAsia="맑은 고딕"/>
+          <w:sz w:val="21"/>
+        </w:rPr>
+        <w:t>③ 비교할 수 없다</w:t>
+      </w:r>
+    </w:p>
+    <w:p>
+      <w:r>
+        <w:rPr>
+          <w:rFonts w:ascii="맑은 고딕" w:hAnsi="맑은 고딕" w:eastAsia="맑은 고딕"/>
+          <w:sz w:val="21"/>
+        </w:rPr>
+        <w:t>④ 0초</w:t>
       </w:r>
     </w:p>
     <w:p>
@@ -2048,25 +2904,53 @@
           <w:rFonts w:ascii="맑은 고딕" w:hAnsi="맑은 고딕" w:eastAsia="맑은 고딕"/>
           <w:sz w:val="21"/>
         </w:rPr>
-        <w:t>[중-18] boston의 `V$DATAGUARD_STATUS`에서 `ERROR_CODE&lt;&gt;0`으로 남은 ORA-16037의 의미는?</w:t>
-      </w:r>
-    </w:p>
-    <w:p>
-      <w:r>
-        <w:rPr>
-          <w:rFonts w:ascii="맑은 고딕" w:hAnsi="맑은 고딕" w:eastAsia="맑은 고딕"/>
-          <w:sz w:val="21"/>
-        </w:rPr>
-        <w:t>① 사용자가 관리 대상 복구를 취소했다 — 과거의 흔적</w:t>
-      </w:r>
-    </w:p>
-    <w:p>
-      <w:r>
-        <w:rPr>
-          <w:rFonts w:ascii="맑은 고딕" w:hAnsi="맑은 고딕" w:eastAsia="맑은 고딕"/>
-          <w:sz w:val="21"/>
-        </w:rPr>
-        <w:t>② 지금 적용이 멈춰 있다</w:t>
+        <w:t xml:space="preserve">[중-18] boston의 </w:t>
+      </w:r>
+      <w:r>
+        <w:rPr>
+          <w:rFonts w:ascii="Consolas" w:hAnsi="Consolas" w:eastAsia="맑은 고딕"/>
+          <w:sz w:val="21"/>
+        </w:rPr>
+        <w:t xml:space="preserve">V$DATAGUARD_STATUS</w:t>
+      </w:r>
+      <w:r>
+        <w:rPr>
+          <w:rFonts w:ascii="맑은 고딕" w:hAnsi="맑은 고딕" w:eastAsia="맑은 고딕"/>
+          <w:sz w:val="21"/>
+        </w:rPr>
+        <w:t xml:space="preserve">에서 </w:t>
+      </w:r>
+      <w:r>
+        <w:rPr>
+          <w:rFonts w:ascii="Consolas" w:hAnsi="Consolas" w:eastAsia="맑은 고딕"/>
+          <w:sz w:val="21"/>
+        </w:rPr>
+        <w:t xml:space="preserve">ERROR_CODE&lt;&gt;0</w:t>
+      </w:r>
+      <w:r>
+        <w:rPr>
+          <w:rFonts w:ascii="맑은 고딕" w:hAnsi="맑은 고딕" w:eastAsia="맑은 고딕"/>
+          <w:sz w:val="21"/>
+        </w:rPr>
+        <w:t xml:space="preserve">으로 남은 ORA-16037의 의미는?</w:t>
+      </w:r>
+    </w:p>
+    <w:p>
+      <w:r>
+        <w:rPr>
+          <w:rFonts w:ascii="맑은 고딕" w:hAnsi="맑은 고딕" w:eastAsia="맑은 고딕"/>
+          <w:sz w:val="21"/>
+        </w:rPr>
+        <w:t>① 지금 적용이 멈춰 있다</w:t>
+      </w:r>
+    </w:p>
+    <w:p>
+      <w:r>
+        <w:rPr>
+          <w:rFonts w:ascii="맑은 고딕" w:hAnsi="맑은 고딕" w:eastAsia="맑은 고딕"/>
+          <w:sz w:val="21"/>
+        </w:rPr>
+        <w:t>② 전송이 끊겼다</w:t>
       </w:r>
     </w:p>
     <w:p>
@@ -2084,7 +2968,7 @@
           <w:rFonts w:ascii="맑은 고딕" w:hAnsi="맑은 고딕" w:eastAsia="맑은 고딕"/>
           <w:sz w:val="21"/>
         </w:rPr>
-        <w:t>④ 전송이 끊겼다</w:t>
+        <w:t>④ 사용자가 관리 대상 복구를 취소했다 — 과거의 흔적</w:t>
       </w:r>
     </w:p>
     <w:p>
@@ -2102,16 +2986,30 @@
           <w:rFonts w:ascii="맑은 고딕" w:hAnsi="맑은 고딕" w:eastAsia="맑은 고딕"/>
           <w:sz w:val="21"/>
         </w:rPr>
-        <w:t>[중-19] `LOG_ARCHIVE_TRACE=12`가 뜻하는 것은?</w:t>
-      </w:r>
-    </w:p>
-    <w:p>
-      <w:r>
-        <w:rPr>
-          <w:rFonts w:ascii="맑은 고딕" w:hAnsi="맑은 고딕" w:eastAsia="맑은 고딕"/>
-          <w:sz w:val="21"/>
-        </w:rPr>
-        <w:t>① 4 + 8 — 목적지 상태와 활동</w:t>
+        <w:t xml:space="preserve">[중-19] </w:t>
+      </w:r>
+      <w:r>
+        <w:rPr>
+          <w:rFonts w:ascii="Consolas" w:hAnsi="Consolas" w:eastAsia="맑은 고딕"/>
+          <w:sz w:val="21"/>
+        </w:rPr>
+        <w:t xml:space="preserve">LOG_ARCHIVE_TRACE=12</w:t>
+      </w:r>
+      <w:r>
+        <w:rPr>
+          <w:rFonts w:ascii="맑은 고딕" w:hAnsi="맑은 고딕" w:eastAsia="맑은 고딕"/>
+          <w:sz w:val="21"/>
+        </w:rPr>
+        <w:t xml:space="preserve">가 뜻하는 것은?</w:t>
+      </w:r>
+    </w:p>
+    <w:p>
+      <w:r>
+        <w:rPr>
+          <w:rFonts w:ascii="맑은 고딕" w:hAnsi="맑은 고딕" w:eastAsia="맑은 고딕"/>
+          <w:sz w:val="21"/>
+        </w:rPr>
+        <w:t>① 12개 파일 생성</w:t>
       </w:r>
     </w:p>
     <w:p>
@@ -2138,7 +3036,7 @@
           <w:rFonts w:ascii="맑은 고딕" w:hAnsi="맑은 고딕" w:eastAsia="맑은 고딕"/>
           <w:sz w:val="21"/>
         </w:rPr>
-        <w:t>④ 12개 파일 생성</w:t>
+        <w:t>④ 4 + 8 — 목적지 상태와 활동</w:t>
       </w:r>
     </w:p>
     <w:p>
@@ -2156,43 +3054,113 @@
           <w:rFonts w:ascii="맑은 고딕" w:hAnsi="맑은 고딕" w:eastAsia="맑은 고딕"/>
           <w:sz w:val="21"/>
         </w:rPr>
-        <w:t>[중-20] Logical Standby 로 역할이 바뀐 boston 에서 `V$DATAGUARD_STATS` 를 조회하면?</w:t>
-      </w:r>
-    </w:p>
-    <w:p>
-      <w:r>
-        <w:rPr>
-          <w:rFonts w:ascii="맑은 고딕" w:hAnsi="맑은 고딕" w:eastAsia="맑은 고딕"/>
-          <w:sz w:val="21"/>
-        </w:rPr>
-        <w:t>① `no rows selected`</w:t>
-      </w:r>
-    </w:p>
-    <w:p>
-      <w:r>
-        <w:rPr>
-          <w:rFonts w:ascii="맑은 고딕" w:hAnsi="맑은 고딕" w:eastAsia="맑은 고딕"/>
-          <w:sz w:val="21"/>
-        </w:rPr>
-        <w:t>② `transport lag` 과 `apply lag` 이 그대로 나온다</w:t>
-      </w:r>
-    </w:p>
-    <w:p>
-      <w:r>
-        <w:rPr>
-          <w:rFonts w:ascii="맑은 고딕" w:hAnsi="맑은 고딕" w:eastAsia="맑은 고딕"/>
-          <w:sz w:val="21"/>
-        </w:rPr>
-        <w:t>③ `ORA-00942`</w:t>
-      </w:r>
-    </w:p>
-    <w:p>
-      <w:r>
-        <w:rPr>
-          <w:rFonts w:ascii="맑은 고딕" w:hAnsi="맑은 고딕" w:eastAsia="맑은 고딕"/>
-          <w:sz w:val="21"/>
-        </w:rPr>
-        <w:t>④ `apply lag` 만 나온다</w:t>
+        <w:t xml:space="preserve">[중-20] Logical Standby 로 역할이 바뀐 boston 에서 </w:t>
+      </w:r>
+      <w:r>
+        <w:rPr>
+          <w:rFonts w:ascii="Consolas" w:hAnsi="Consolas" w:eastAsia="맑은 고딕"/>
+          <w:sz w:val="21"/>
+        </w:rPr>
+        <w:t xml:space="preserve">V$DATAGUARD_STATS</w:t>
+      </w:r>
+      <w:r>
+        <w:rPr>
+          <w:rFonts w:ascii="맑은 고딕" w:hAnsi="맑은 고딕" w:eastAsia="맑은 고딕"/>
+          <w:sz w:val="21"/>
+        </w:rPr>
+        <w:t xml:space="preserve"> 를 조회하면?</w:t>
+      </w:r>
+    </w:p>
+    <w:p>
+      <w:r>
+        <w:rPr>
+          <w:rFonts w:ascii="맑은 고딕" w:hAnsi="맑은 고딕" w:eastAsia="맑은 고딕"/>
+          <w:sz w:val="21"/>
+        </w:rPr>
+        <w:t xml:space="preserve">① </w:t>
+      </w:r>
+      <w:r>
+        <w:rPr>
+          <w:rFonts w:ascii="Consolas" w:hAnsi="Consolas" w:eastAsia="맑은 고딕"/>
+          <w:sz w:val="21"/>
+        </w:rPr>
+        <w:t xml:space="preserve">ORA-00942</w:t>
+      </w:r>
+    </w:p>
+    <w:p>
+      <w:r>
+        <w:rPr>
+          <w:rFonts w:ascii="맑은 고딕" w:hAnsi="맑은 고딕" w:eastAsia="맑은 고딕"/>
+          <w:sz w:val="21"/>
+        </w:rPr>
+        <w:t xml:space="preserve">② </w:t>
+      </w:r>
+      <w:r>
+        <w:rPr>
+          <w:rFonts w:ascii="Consolas" w:hAnsi="Consolas" w:eastAsia="맑은 고딕"/>
+          <w:sz w:val="21"/>
+        </w:rPr>
+        <w:t xml:space="preserve">no rows selected</w:t>
+      </w:r>
+    </w:p>
+    <w:p>
+      <w:r>
+        <w:rPr>
+          <w:rFonts w:ascii="맑은 고딕" w:hAnsi="맑은 고딕" w:eastAsia="맑은 고딕"/>
+          <w:sz w:val="21"/>
+        </w:rPr>
+        <w:t xml:space="preserve">③ </w:t>
+      </w:r>
+      <w:r>
+        <w:rPr>
+          <w:rFonts w:ascii="Consolas" w:hAnsi="Consolas" w:eastAsia="맑은 고딕"/>
+          <w:sz w:val="21"/>
+        </w:rPr>
+        <w:t xml:space="preserve">apply lag</w:t>
+      </w:r>
+      <w:r>
+        <w:rPr>
+          <w:rFonts w:ascii="맑은 고딕" w:hAnsi="맑은 고딕" w:eastAsia="맑은 고딕"/>
+          <w:sz w:val="21"/>
+        </w:rPr>
+        <w:t xml:space="preserve"> 만 나온다</w:t>
+      </w:r>
+    </w:p>
+    <w:p>
+      <w:r>
+        <w:rPr>
+          <w:rFonts w:ascii="맑은 고딕" w:hAnsi="맑은 고딕" w:eastAsia="맑은 고딕"/>
+          <w:sz w:val="21"/>
+        </w:rPr>
+        <w:t xml:space="preserve">④ </w:t>
+      </w:r>
+      <w:r>
+        <w:rPr>
+          <w:rFonts w:ascii="Consolas" w:hAnsi="Consolas" w:eastAsia="맑은 고딕"/>
+          <w:sz w:val="21"/>
+        </w:rPr>
+        <w:t xml:space="preserve">transport lag</w:t>
+      </w:r>
+      <w:r>
+        <w:rPr>
+          <w:rFonts w:ascii="맑은 고딕" w:hAnsi="맑은 고딕" w:eastAsia="맑은 고딕"/>
+          <w:sz w:val="21"/>
+        </w:rPr>
+        <w:t xml:space="preserve"> 과 </w:t>
+      </w:r>
+      <w:r>
+        <w:rPr>
+          <w:rFonts w:ascii="Consolas" w:hAnsi="Consolas" w:eastAsia="맑은 고딕"/>
+          <w:sz w:val="21"/>
+        </w:rPr>
+        <w:t xml:space="preserve">apply lag</w:t>
+      </w:r>
+      <w:r>
+        <w:rPr>
+          <w:rFonts w:ascii="맑은 고딕" w:hAnsi="맑은 고딕" w:eastAsia="맑은 고딕"/>
+          <w:sz w:val="21"/>
+        </w:rPr>
+        <w:t xml:space="preserve"> 이 그대로 나온다</w:t>
       </w:r>
     </w:p>
     <w:p>
@@ -2218,43 +3186,85 @@
           <w:rFonts w:ascii="맑은 고딕" w:hAnsi="맑은 고딕" w:eastAsia="맑은 고딕"/>
           <w:sz w:val="21"/>
         </w:rPr>
-        <w:t>[상-01] `LOG_ARCHIVE_DEST_STATE_2=ENABLE`이고 `V$ARCHIVE_DEST.STATUS=ERROR`이면?</w:t>
-      </w:r>
-    </w:p>
-    <w:p>
-      <w:r>
-        <w:rPr>
-          <w:rFonts w:ascii="맑은 고딕" w:hAnsi="맑은 고딕" w:eastAsia="맑은 고딕"/>
-          <w:sz w:val="21"/>
-        </w:rPr>
-        <w:t>① 장애다 — `ERROR` 열을 읽는다</w:t>
-      </w:r>
-    </w:p>
-    <w:p>
-      <w:r>
-        <w:rPr>
-          <w:rFonts w:ascii="맑은 고딕" w:hAnsi="맑은 고딕" w:eastAsia="맑은 고딕"/>
-          <w:sz w:val="21"/>
-        </w:rPr>
-        <w:t>② Broker가 껐다</w:t>
-      </w:r>
-    </w:p>
-    <w:p>
-      <w:r>
-        <w:rPr>
-          <w:rFonts w:ascii="맑은 고딕" w:hAnsi="맑은 고딕" w:eastAsia="맑은 고딕"/>
-          <w:sz w:val="21"/>
-        </w:rPr>
-        <w:t>③ 사람이 SQL로 껐다</w:t>
-      </w:r>
-    </w:p>
-    <w:p>
-      <w:r>
-        <w:rPr>
-          <w:rFonts w:ascii="맑은 고딕" w:hAnsi="맑은 고딕" w:eastAsia="맑은 고딕"/>
-          <w:sz w:val="21"/>
-        </w:rPr>
-        <w:t>④ 정상이다</w:t>
+        <w:t xml:space="preserve">[상-01] </w:t>
+      </w:r>
+      <w:r>
+        <w:rPr>
+          <w:rFonts w:ascii="Consolas" w:hAnsi="Consolas" w:eastAsia="맑은 고딕"/>
+          <w:sz w:val="21"/>
+        </w:rPr>
+        <w:t xml:space="preserve">LOG_ARCHIVE_DEST_STATE_2=ENABLE</w:t>
+      </w:r>
+      <w:r>
+        <w:rPr>
+          <w:rFonts w:ascii="맑은 고딕" w:hAnsi="맑은 고딕" w:eastAsia="맑은 고딕"/>
+          <w:sz w:val="21"/>
+        </w:rPr>
+        <w:t xml:space="preserve">이고 </w:t>
+      </w:r>
+      <w:r>
+        <w:rPr>
+          <w:rFonts w:ascii="Consolas" w:hAnsi="Consolas" w:eastAsia="맑은 고딕"/>
+          <w:sz w:val="21"/>
+        </w:rPr>
+        <w:t xml:space="preserve">V$ARCHIVE_DEST.STATUS=ERROR</w:t>
+      </w:r>
+      <w:r>
+        <w:rPr>
+          <w:rFonts w:ascii="맑은 고딕" w:hAnsi="맑은 고딕" w:eastAsia="맑은 고딕"/>
+          <w:sz w:val="21"/>
+        </w:rPr>
+        <w:t xml:space="preserve">이면?</w:t>
+      </w:r>
+    </w:p>
+    <w:p>
+      <w:r>
+        <w:rPr>
+          <w:rFonts w:ascii="맑은 고딕" w:hAnsi="맑은 고딕" w:eastAsia="맑은 고딕"/>
+          <w:sz w:val="21"/>
+        </w:rPr>
+        <w:t>① 정상이다</w:t>
+      </w:r>
+    </w:p>
+    <w:p>
+      <w:r>
+        <w:rPr>
+          <w:rFonts w:ascii="맑은 고딕" w:hAnsi="맑은 고딕" w:eastAsia="맑은 고딕"/>
+          <w:sz w:val="21"/>
+        </w:rPr>
+        <w:t xml:space="preserve">② 장애다 — </w:t>
+      </w:r>
+      <w:r>
+        <w:rPr>
+          <w:rFonts w:ascii="Consolas" w:hAnsi="Consolas" w:eastAsia="맑은 고딕"/>
+          <w:sz w:val="21"/>
+        </w:rPr>
+        <w:t xml:space="preserve">ERROR</w:t>
+      </w:r>
+      <w:r>
+        <w:rPr>
+          <w:rFonts w:ascii="맑은 고딕" w:hAnsi="맑은 고딕" w:eastAsia="맑은 고딕"/>
+          <w:sz w:val="21"/>
+        </w:rPr>
+        <w:t xml:space="preserve"> 열을 읽는다</w:t>
+      </w:r>
+    </w:p>
+    <w:p>
+      <w:r>
+        <w:rPr>
+          <w:rFonts w:ascii="맑은 고딕" w:hAnsi="맑은 고딕" w:eastAsia="맑은 고딕"/>
+          <w:sz w:val="21"/>
+        </w:rPr>
+        <w:t>③ Broker가 껐다</w:t>
+      </w:r>
+    </w:p>
+    <w:p>
+      <w:r>
+        <w:rPr>
+          <w:rFonts w:ascii="맑은 고딕" w:hAnsi="맑은 고딕" w:eastAsia="맑은 고딕"/>
+          <w:sz w:val="21"/>
+        </w:rPr>
+        <w:t>④ 사람이 SQL로 껐다</w:t>
       </w:r>
     </w:p>
     <w:p>
@@ -2272,43 +3282,57 @@
           <w:rFonts w:ascii="맑은 고딕" w:hAnsi="맑은 고딕" w:eastAsia="맑은 고딕"/>
           <w:sz w:val="21"/>
         </w:rPr>
-        <w:t>[상-02] 전송이 완전히 끊긴 동안 `V$ARCHIVE_GAP`이 비어 있던 이유는?</w:t>
-      </w:r>
-    </w:p>
-    <w:p>
-      <w:r>
-        <w:rPr>
-          <w:rFonts w:ascii="맑은 고딕" w:hAnsi="맑은 고딕" w:eastAsia="맑은 고딕"/>
-          <w:sz w:val="21"/>
-        </w:rPr>
-        <w:t>① Standby가 못 받은 구간을 인식하려면 통신이 되어야 한다</w:t>
-      </w:r>
-    </w:p>
-    <w:p>
-      <w:r>
-        <w:rPr>
-          <w:rFonts w:ascii="맑은 고딕" w:hAnsi="맑은 고딕" w:eastAsia="맑은 고딕"/>
-          <w:sz w:val="21"/>
-        </w:rPr>
-        <w:t>② 갭이 실제로 없었다</w:t>
-      </w:r>
-    </w:p>
-    <w:p>
-      <w:r>
-        <w:rPr>
-          <w:rFonts w:ascii="맑은 고딕" w:hAnsi="맑은 고딕" w:eastAsia="맑은 고딕"/>
-          <w:sz w:val="21"/>
-        </w:rPr>
-        <w:t>③ 뷰가 Standby에서만 채워지지 않는다</w:t>
-      </w:r>
-    </w:p>
-    <w:p>
-      <w:r>
-        <w:rPr>
-          <w:rFonts w:ascii="맑은 고딕" w:hAnsi="맑은 고딕" w:eastAsia="맑은 고딕"/>
-          <w:sz w:val="21"/>
-        </w:rPr>
-        <w:t>④ 아카이브가 삭제됐다</w:t>
+        <w:t xml:space="preserve">[상-02] 전송이 완전히 끊긴 동안 </w:t>
+      </w:r>
+      <w:r>
+        <w:rPr>
+          <w:rFonts w:ascii="Consolas" w:hAnsi="Consolas" w:eastAsia="맑은 고딕"/>
+          <w:sz w:val="21"/>
+        </w:rPr>
+        <w:t xml:space="preserve">V$ARCHIVE_GAP</w:t>
+      </w:r>
+      <w:r>
+        <w:rPr>
+          <w:rFonts w:ascii="맑은 고딕" w:hAnsi="맑은 고딕" w:eastAsia="맑은 고딕"/>
+          <w:sz w:val="21"/>
+        </w:rPr>
+        <w:t xml:space="preserve">이 비어 있던 이유는?</w:t>
+      </w:r>
+    </w:p>
+    <w:p>
+      <w:r>
+        <w:rPr>
+          <w:rFonts w:ascii="맑은 고딕" w:hAnsi="맑은 고딕" w:eastAsia="맑은 고딕"/>
+          <w:sz w:val="21"/>
+        </w:rPr>
+        <w:t>① 아카이브가 삭제됐다</w:t>
+      </w:r>
+    </w:p>
+    <w:p>
+      <w:r>
+        <w:rPr>
+          <w:rFonts w:ascii="맑은 고딕" w:hAnsi="맑은 고딕" w:eastAsia="맑은 고딕"/>
+          <w:sz w:val="21"/>
+        </w:rPr>
+        <w:t>② Standby가 못 받은 구간을 인식하려면 통신이 되어야 한다</w:t>
+      </w:r>
+    </w:p>
+    <w:p>
+      <w:r>
+        <w:rPr>
+          <w:rFonts w:ascii="맑은 고딕" w:hAnsi="맑은 고딕" w:eastAsia="맑은 고딕"/>
+          <w:sz w:val="21"/>
+        </w:rPr>
+        <w:t>③ 갭이 실제로 없었다</w:t>
+      </w:r>
+    </w:p>
+    <w:p>
+      <w:r>
+        <w:rPr>
+          <w:rFonts w:ascii="맑은 고딕" w:hAnsi="맑은 고딕" w:eastAsia="맑은 고딕"/>
+          <w:sz w:val="21"/>
+        </w:rPr>
+        <w:t>④ 뷰가 Standby에서만 채워지지 않는다</w:t>
       </w:r>
     </w:p>
     <w:p>
@@ -2326,7 +3350,21 @@
           <w:rFonts w:ascii="맑은 고딕" w:hAnsi="맑은 고딕" w:eastAsia="맑은 고딕"/>
           <w:sz w:val="21"/>
         </w:rPr>
-        <w:t>[상-03] 실측에서 시퀀스 75의 `dest_id=2` 행이 아예 없었던 이유는?</w:t>
+        <w:t xml:space="preserve">[상-03] 실측에서 시퀀스 75의 </w:t>
+      </w:r>
+      <w:r>
+        <w:rPr>
+          <w:rFonts w:ascii="Consolas" w:hAnsi="Consolas" w:eastAsia="맑은 고딕"/>
+          <w:sz w:val="21"/>
+        </w:rPr>
+        <w:t xml:space="preserve">dest_id=2</w:t>
+      </w:r>
+      <w:r>
+        <w:rPr>
+          <w:rFonts w:ascii="맑은 고딕" w:hAnsi="맑은 고딕" w:eastAsia="맑은 고딕"/>
+          <w:sz w:val="21"/>
+        </w:rPr>
+        <w:t xml:space="preserve"> 행이 아예 없었던 이유는?</w:t>
       </w:r>
     </w:p>
     <w:p>
@@ -2344,16 +3382,16 @@
           <w:rFonts w:ascii="맑은 고딕" w:hAnsi="맑은 고딕" w:eastAsia="맑은 고딕"/>
           <w:sz w:val="21"/>
         </w:rPr>
-        <w:t>② 이미 적용되어 삭제됐다</w:t>
-      </w:r>
-    </w:p>
-    <w:p>
-      <w:r>
-        <w:rPr>
-          <w:rFonts w:ascii="맑은 고딕" w:hAnsi="맑은 고딕" w:eastAsia="맑은 고딕"/>
-          <w:sz w:val="21"/>
-        </w:rPr>
-        <w:t>③ 조회 조건에서 빠졌다</w:t>
+        <w:t>② 조회 조건에서 빠졌다</w:t>
+      </w:r>
+    </w:p>
+    <w:p>
+      <w:r>
+        <w:rPr>
+          <w:rFonts w:ascii="맑은 고딕" w:hAnsi="맑은 고딕" w:eastAsia="맑은 고딕"/>
+          <w:sz w:val="21"/>
+        </w:rPr>
+        <w:t>③ 이미 적용되어 삭제됐다</w:t>
       </w:r>
     </w:p>
     <w:p>
@@ -2380,43 +3418,71 @@
           <w:rFonts w:ascii="맑은 고딕" w:hAnsi="맑은 고딕" w:eastAsia="맑은 고딕"/>
           <w:sz w:val="21"/>
         </w:rPr>
-        <w:t>[상-04] 같은 점검 스크립트를 Primary에서 돌렸을 때 `SRL_ACTIVE=0`이 나오는 것은?</w:t>
-      </w:r>
-    </w:p>
-    <w:p>
-      <w:r>
-        <w:rPr>
-          <w:rFonts w:ascii="맑은 고딕" w:hAnsi="맑은 고딕" w:eastAsia="맑은 고딕"/>
-          <w:sz w:val="21"/>
-        </w:rPr>
-        <w:t>① 정상이다 — Primary의 SRL은 전부 `UNASSIGNED`다</w:t>
-      </w:r>
-    </w:p>
-    <w:p>
-      <w:r>
-        <w:rPr>
-          <w:rFonts w:ascii="맑은 고딕" w:hAnsi="맑은 고딕" w:eastAsia="맑은 고딕"/>
-          <w:sz w:val="21"/>
-        </w:rPr>
-        <w:t>② 심각한 장애다</w:t>
-      </w:r>
-    </w:p>
-    <w:p>
-      <w:r>
-        <w:rPr>
-          <w:rFonts w:ascii="맑은 고딕" w:hAnsi="맑은 고딕" w:eastAsia="맑은 고딕"/>
-          <w:sz w:val="21"/>
-        </w:rPr>
-        <w:t>③ 뷰 권한이 없다</w:t>
-      </w:r>
-    </w:p>
-    <w:p>
-      <w:r>
-        <w:rPr>
-          <w:rFonts w:ascii="맑은 고딕" w:hAnsi="맑은 고딕" w:eastAsia="맑은 고딕"/>
-          <w:sz w:val="21"/>
-        </w:rPr>
-        <w:t>④ 갭이 있다</w:t>
+        <w:t xml:space="preserve">[상-04] 같은 점검 스크립트를 Primary에서 돌렸을 때 </w:t>
+      </w:r>
+      <w:r>
+        <w:rPr>
+          <w:rFonts w:ascii="Consolas" w:hAnsi="Consolas" w:eastAsia="맑은 고딕"/>
+          <w:sz w:val="21"/>
+        </w:rPr>
+        <w:t xml:space="preserve">SRL_ACTIVE=0</w:t>
+      </w:r>
+      <w:r>
+        <w:rPr>
+          <w:rFonts w:ascii="맑은 고딕" w:hAnsi="맑은 고딕" w:eastAsia="맑은 고딕"/>
+          <w:sz w:val="21"/>
+        </w:rPr>
+        <w:t xml:space="preserve">이 나오는 것은?</w:t>
+      </w:r>
+    </w:p>
+    <w:p>
+      <w:r>
+        <w:rPr>
+          <w:rFonts w:ascii="맑은 고딕" w:hAnsi="맑은 고딕" w:eastAsia="맑은 고딕"/>
+          <w:sz w:val="21"/>
+        </w:rPr>
+        <w:t>① 갭이 있다</w:t>
+      </w:r>
+    </w:p>
+    <w:p>
+      <w:r>
+        <w:rPr>
+          <w:rFonts w:ascii="맑은 고딕" w:hAnsi="맑은 고딕" w:eastAsia="맑은 고딕"/>
+          <w:sz w:val="21"/>
+        </w:rPr>
+        <w:t xml:space="preserve">② 정상이다 — Primary의 SRL은 전부 </w:t>
+      </w:r>
+      <w:r>
+        <w:rPr>
+          <w:rFonts w:ascii="Consolas" w:hAnsi="Consolas" w:eastAsia="맑은 고딕"/>
+          <w:sz w:val="21"/>
+        </w:rPr>
+        <w:t xml:space="preserve">UNASSIGNED</w:t>
+      </w:r>
+      <w:r>
+        <w:rPr>
+          <w:rFonts w:ascii="맑은 고딕" w:hAnsi="맑은 고딕" w:eastAsia="맑은 고딕"/>
+          <w:sz w:val="21"/>
+        </w:rPr>
+        <w:t xml:space="preserve">다</w:t>
+      </w:r>
+    </w:p>
+    <w:p>
+      <w:r>
+        <w:rPr>
+          <w:rFonts w:ascii="맑은 고딕" w:hAnsi="맑은 고딕" w:eastAsia="맑은 고딕"/>
+          <w:sz w:val="21"/>
+        </w:rPr>
+        <w:t>③ 심각한 장애다</w:t>
+      </w:r>
+    </w:p>
+    <w:p>
+      <w:r>
+        <w:rPr>
+          <w:rFonts w:ascii="맑은 고딕" w:hAnsi="맑은 고딕" w:eastAsia="맑은 고딕"/>
+          <w:sz w:val="21"/>
+        </w:rPr>
+        <w:t>④ 뷰 권한이 없다</w:t>
       </w:r>
     </w:p>
     <w:p>
@@ -2443,34 +3509,34 @@
           <w:rFonts w:ascii="맑은 고딕" w:hAnsi="맑은 고딕" w:eastAsia="맑은 고딕"/>
           <w:sz w:val="21"/>
         </w:rPr>
-        <w:t>① 오류가 나지 않는 잘못이 더 위험하다 — 역할을 먼저 판정한다</w:t>
-      </w:r>
-    </w:p>
-    <w:p>
-      <w:r>
-        <w:rPr>
-          <w:rFonts w:ascii="맑은 고딕" w:hAnsi="맑은 고딕" w:eastAsia="맑은 고딕"/>
-          <w:sz w:val="21"/>
-        </w:rPr>
-        <w:t>② 양쪽에 같은 스크립트를 돌려야 한다</w:t>
-      </w:r>
-    </w:p>
-    <w:p>
-      <w:r>
-        <w:rPr>
-          <w:rFonts w:ascii="맑은 고딕" w:hAnsi="맑은 고딕" w:eastAsia="맑은 고딕"/>
-          <w:sz w:val="21"/>
-        </w:rPr>
-        <w:t>③ SRL은 감시 대상이 아니다</w:t>
-      </w:r>
-    </w:p>
-    <w:p>
-      <w:r>
-        <w:rPr>
-          <w:rFonts w:ascii="맑은 고딕" w:hAnsi="맑은 고딕" w:eastAsia="맑은 고딕"/>
-          <w:sz w:val="21"/>
-        </w:rPr>
-        <w:t>④ Primary는 감시하지 않아도 된다</w:t>
+        <w:t>① 양쪽에 같은 스크립트를 돌려야 한다</w:t>
+      </w:r>
+    </w:p>
+    <w:p>
+      <w:r>
+        <w:rPr>
+          <w:rFonts w:ascii="맑은 고딕" w:hAnsi="맑은 고딕" w:eastAsia="맑은 고딕"/>
+          <w:sz w:val="21"/>
+        </w:rPr>
+        <w:t>② SRL은 감시 대상이 아니다</w:t>
+      </w:r>
+    </w:p>
+    <w:p>
+      <w:r>
+        <w:rPr>
+          <w:rFonts w:ascii="맑은 고딕" w:hAnsi="맑은 고딕" w:eastAsia="맑은 고딕"/>
+          <w:sz w:val="21"/>
+        </w:rPr>
+        <w:t>③ Primary는 감시하지 않아도 된다</w:t>
+      </w:r>
+    </w:p>
+    <w:p>
+      <w:r>
+        <w:rPr>
+          <w:rFonts w:ascii="맑은 고딕" w:hAnsi="맑은 고딕" w:eastAsia="맑은 고딕"/>
+          <w:sz w:val="21"/>
+        </w:rPr>
+        <w:t>④ 오류가 나지 않는 잘못이 더 위험하다 — 역할을 먼저 판정한다</w:t>
       </w:r>
     </w:p>
     <w:p>
@@ -2488,43 +3554,57 @@
           <w:rFonts w:ascii="맑은 고딕" w:hAnsi="맑은 고딕" w:eastAsia="맑은 고딕"/>
           <w:sz w:val="21"/>
         </w:rPr>
-        <w:t>[상-06] 점검표에서 `SRL_ACTIVE`가 핵심 지표인 이유는?</w:t>
-      </w:r>
-    </w:p>
-    <w:p>
-      <w:r>
-        <w:rPr>
-          <w:rFonts w:ascii="맑은 고딕" w:hAnsi="맑은 고딕" w:eastAsia="맑은 고딕"/>
-          <w:sz w:val="21"/>
-        </w:rPr>
-        <w:t>① 지연이 0으로 보이는 두 상황을 모두 잡는다</w:t>
-      </w:r>
-    </w:p>
-    <w:p>
-      <w:r>
-        <w:rPr>
-          <w:rFonts w:ascii="맑은 고딕" w:hAnsi="맑은 고딕" w:eastAsia="맑은 고딕"/>
-          <w:sz w:val="21"/>
-        </w:rPr>
-        <w:t>② 계산이 가장 빠르다</w:t>
-      </w:r>
-    </w:p>
-    <w:p>
-      <w:r>
-        <w:rPr>
-          <w:rFonts w:ascii="맑은 고딕" w:hAnsi="맑은 고딕" w:eastAsia="맑은 고딕"/>
-          <w:sz w:val="21"/>
-        </w:rPr>
-        <w:t>③ 값의 범위가 넓다</w:t>
-      </w:r>
-    </w:p>
-    <w:p>
-      <w:r>
-        <w:rPr>
-          <w:rFonts w:ascii="맑은 고딕" w:hAnsi="맑은 고딕" w:eastAsia="맑은 고딕"/>
-          <w:sz w:val="21"/>
-        </w:rPr>
-        <w:t>④ Broker가 제공하지 않는다</w:t>
+        <w:t xml:space="preserve">[상-06] 점검표에서 </w:t>
+      </w:r>
+      <w:r>
+        <w:rPr>
+          <w:rFonts w:ascii="Consolas" w:hAnsi="Consolas" w:eastAsia="맑은 고딕"/>
+          <w:sz w:val="21"/>
+        </w:rPr>
+        <w:t xml:space="preserve">SRL_ACTIVE</w:t>
+      </w:r>
+      <w:r>
+        <w:rPr>
+          <w:rFonts w:ascii="맑은 고딕" w:hAnsi="맑은 고딕" w:eastAsia="맑은 고딕"/>
+          <w:sz w:val="21"/>
+        </w:rPr>
+        <w:t xml:space="preserve">가 핵심 지표인 이유는?</w:t>
+      </w:r>
+    </w:p>
+    <w:p>
+      <w:r>
+        <w:rPr>
+          <w:rFonts w:ascii="맑은 고딕" w:hAnsi="맑은 고딕" w:eastAsia="맑은 고딕"/>
+          <w:sz w:val="21"/>
+        </w:rPr>
+        <w:t>① Broker가 제공하지 않는다</w:t>
+      </w:r>
+    </w:p>
+    <w:p>
+      <w:r>
+        <w:rPr>
+          <w:rFonts w:ascii="맑은 고딕" w:hAnsi="맑은 고딕" w:eastAsia="맑은 고딕"/>
+          <w:sz w:val="21"/>
+        </w:rPr>
+        <w:t>② 지연이 0으로 보이는 두 상황을 모두 잡는다</w:t>
+      </w:r>
+    </w:p>
+    <w:p>
+      <w:r>
+        <w:rPr>
+          <w:rFonts w:ascii="맑은 고딕" w:hAnsi="맑은 고딕" w:eastAsia="맑은 고딕"/>
+          <w:sz w:val="21"/>
+        </w:rPr>
+        <w:t>③ 계산이 가장 빠르다</w:t>
+      </w:r>
+    </w:p>
+    <w:p>
+      <w:r>
+        <w:rPr>
+          <w:rFonts w:ascii="맑은 고딕" w:hAnsi="맑은 고딕" w:eastAsia="맑은 고딕"/>
+          <w:sz w:val="21"/>
+        </w:rPr>
+        <w:t>④ 값의 범위가 넓다</w:t>
       </w:r>
     </w:p>
     <w:p>
@@ -2542,25 +3622,39 @@
           <w:rFonts w:ascii="맑은 고딕" w:hAnsi="맑은 고딕" w:eastAsia="맑은 고딕"/>
           <w:sz w:val="21"/>
         </w:rPr>
-        <w:t>[상-07] `LOG_ARCHIVE_TRACE`를 켠 뒤 반드시 확인해야 하는 것은?</w:t>
-      </w:r>
-    </w:p>
-    <w:p>
-      <w:r>
-        <w:rPr>
-          <w:rFonts w:ascii="맑은 고딕" w:hAnsi="맑은 고딕" w:eastAsia="맑은 고딕"/>
-          <w:sz w:val="21"/>
-        </w:rPr>
-        <w:t>① 끈 뒤 `V$PARAMETER`가 0인지 — `SCOPE=BOTH`로 저장되므로</w:t>
-      </w:r>
-    </w:p>
-    <w:p>
-      <w:r>
-        <w:rPr>
-          <w:rFonts w:ascii="맑은 고딕" w:hAnsi="맑은 고딕" w:eastAsia="맑은 고딕"/>
-          <w:sz w:val="21"/>
-        </w:rPr>
-        <w:t>② 트레이스 파일 권한</w:t>
+        <w:t xml:space="preserve">[상-07] </w:t>
+      </w:r>
+      <w:r>
+        <w:rPr>
+          <w:rFonts w:ascii="Consolas" w:hAnsi="Consolas" w:eastAsia="맑은 고딕"/>
+          <w:sz w:val="21"/>
+        </w:rPr>
+        <w:t xml:space="preserve">LOG_ARCHIVE_TRACE</w:t>
+      </w:r>
+      <w:r>
+        <w:rPr>
+          <w:rFonts w:ascii="맑은 고딕" w:hAnsi="맑은 고딕" w:eastAsia="맑은 고딕"/>
+          <w:sz w:val="21"/>
+        </w:rPr>
+        <w:t xml:space="preserve">를 켠 뒤 반드시 확인해야 하는 것은?</w:t>
+      </w:r>
+    </w:p>
+    <w:p>
+      <w:r>
+        <w:rPr>
+          <w:rFonts w:ascii="맑은 고딕" w:hAnsi="맑은 고딕" w:eastAsia="맑은 고딕"/>
+          <w:sz w:val="21"/>
+        </w:rPr>
+        <w:t>① 트레이스 파일 권한</w:t>
+      </w:r>
+    </w:p>
+    <w:p>
+      <w:r>
+        <w:rPr>
+          <w:rFonts w:ascii="맑은 고딕" w:hAnsi="맑은 고딕" w:eastAsia="맑은 고딕"/>
+          <w:sz w:val="21"/>
+        </w:rPr>
+        <w:t>② Broker 구성 파일 크기</w:t>
       </w:r>
     </w:p>
     <w:p>
@@ -2578,7 +3672,35 @@
           <w:rFonts w:ascii="맑은 고딕" w:hAnsi="맑은 고딕" w:eastAsia="맑은 고딕"/>
           <w:sz w:val="21"/>
         </w:rPr>
-        <w:t>④ Broker 구성 파일 크기</w:t>
+        <w:t xml:space="preserve">④ 끈 뒤 </w:t>
+      </w:r>
+      <w:r>
+        <w:rPr>
+          <w:rFonts w:ascii="Consolas" w:hAnsi="Consolas" w:eastAsia="맑은 고딕"/>
+          <w:sz w:val="21"/>
+        </w:rPr>
+        <w:t xml:space="preserve">V$PARAMETER</w:t>
+      </w:r>
+      <w:r>
+        <w:rPr>
+          <w:rFonts w:ascii="맑은 고딕" w:hAnsi="맑은 고딕" w:eastAsia="맑은 고딕"/>
+          <w:sz w:val="21"/>
+        </w:rPr>
+        <w:t xml:space="preserve">가 0인지 — </w:t>
+      </w:r>
+      <w:r>
+        <w:rPr>
+          <w:rFonts w:ascii="Consolas" w:hAnsi="Consolas" w:eastAsia="맑은 고딕"/>
+          <w:sz w:val="21"/>
+        </w:rPr>
+        <w:t xml:space="preserve">SCOPE=BOTH</w:t>
+      </w:r>
+      <w:r>
+        <w:rPr>
+          <w:rFonts w:ascii="맑은 고딕" w:hAnsi="맑은 고딕" w:eastAsia="맑은 고딕"/>
+          <w:sz w:val="21"/>
+        </w:rPr>
+        <w:t xml:space="preserve">로 저장되므로</w:t>
       </w:r>
     </w:p>
     <w:p>
@@ -2596,43 +3718,57 @@
           <w:rFonts w:ascii="맑은 고딕" w:hAnsi="맑은 고딕" w:eastAsia="맑은 고딕"/>
           <w:sz w:val="21"/>
         </w:rPr>
-        <w:t>[상-08] 알림 로그의 `Thread 1 cannot allocate new log / Checkpoint not complete`가 뜻하는 것은?</w:t>
-      </w:r>
-    </w:p>
-    <w:p>
-      <w:r>
-        <w:rPr>
-          <w:rFonts w:ascii="맑은 고딕" w:hAnsi="맑은 고딕" w:eastAsia="맑은 고딕"/>
-          <w:sz w:val="21"/>
-        </w:rPr>
-        <w:t>① 온라인 리두의 크기나 수를 검토해야 한다</w:t>
-      </w:r>
-    </w:p>
-    <w:p>
-      <w:r>
-        <w:rPr>
-          <w:rFonts w:ascii="맑은 고딕" w:hAnsi="맑은 고딕" w:eastAsia="맑은 고딕"/>
-          <w:sz w:val="21"/>
-        </w:rPr>
-        <w:t>② Standby가 응답하지 않는다</w:t>
-      </w:r>
-    </w:p>
-    <w:p>
-      <w:r>
-        <w:rPr>
-          <w:rFonts w:ascii="맑은 고딕" w:hAnsi="맑은 고딕" w:eastAsia="맑은 고딕"/>
-          <w:sz w:val="21"/>
-        </w:rPr>
-        <w:t>③ 아카이브 목적지가 찼다</w:t>
-      </w:r>
-    </w:p>
-    <w:p>
-      <w:r>
-        <w:rPr>
-          <w:rFonts w:ascii="맑은 고딕" w:hAnsi="맑은 고딕" w:eastAsia="맑은 고딕"/>
-          <w:sz w:val="21"/>
-        </w:rPr>
-        <w:t>④ 갭이 발생했다</w:t>
+        <w:t xml:space="preserve">[상-08] 알림 로그의 </w:t>
+      </w:r>
+      <w:r>
+        <w:rPr>
+          <w:rFonts w:ascii="Consolas" w:hAnsi="Consolas" w:eastAsia="맑은 고딕"/>
+          <w:sz w:val="21"/>
+        </w:rPr>
+        <w:t xml:space="preserve">Thread 1 cannot allocate new log / Checkpoint not complete</w:t>
+      </w:r>
+      <w:r>
+        <w:rPr>
+          <w:rFonts w:ascii="맑은 고딕" w:hAnsi="맑은 고딕" w:eastAsia="맑은 고딕"/>
+          <w:sz w:val="21"/>
+        </w:rPr>
+        <w:t xml:space="preserve">가 뜻하는 것은?</w:t>
+      </w:r>
+    </w:p>
+    <w:p>
+      <w:r>
+        <w:rPr>
+          <w:rFonts w:ascii="맑은 고딕" w:hAnsi="맑은 고딕" w:eastAsia="맑은 고딕"/>
+          <w:sz w:val="21"/>
+        </w:rPr>
+        <w:t>① Standby가 응답하지 않는다</w:t>
+      </w:r>
+    </w:p>
+    <w:p>
+      <w:r>
+        <w:rPr>
+          <w:rFonts w:ascii="맑은 고딕" w:hAnsi="맑은 고딕" w:eastAsia="맑은 고딕"/>
+          <w:sz w:val="21"/>
+        </w:rPr>
+        <w:t>② 갭이 발생했다</w:t>
+      </w:r>
+    </w:p>
+    <w:p>
+      <w:r>
+        <w:rPr>
+          <w:rFonts w:ascii="맑은 고딕" w:hAnsi="맑은 고딕" w:eastAsia="맑은 고딕"/>
+          <w:sz w:val="21"/>
+        </w:rPr>
+        <w:t>③ 온라인 리두의 크기나 수를 검토해야 한다</w:t>
+      </w:r>
+    </w:p>
+    <w:p>
+      <w:r>
+        <w:rPr>
+          <w:rFonts w:ascii="맑은 고딕" w:hAnsi="맑은 고딕" w:eastAsia="맑은 고딕"/>
+          <w:sz w:val="21"/>
+        </w:rPr>
+        <w:t>④ 아카이브 목적지가 찼다</w:t>
       </w:r>
     </w:p>
     <w:p>
@@ -2659,34 +3795,34 @@
           <w:rFonts w:ascii="맑은 고딕" w:hAnsi="맑은 고딕" w:eastAsia="맑은 고딕"/>
           <w:sz w:val="21"/>
         </w:rPr>
-        <w:t>① SHOW → V$ARCHIVE_DEST의 ERROR → 알림 로그 → 트레이스</w:t>
-      </w:r>
-    </w:p>
-    <w:p>
-      <w:r>
-        <w:rPr>
-          <w:rFonts w:ascii="맑은 고딕" w:hAnsi="맑은 고딕" w:eastAsia="맑은 고딕"/>
-          <w:sz w:val="21"/>
-        </w:rPr>
-        <w:t>② 트레이스 → 알림 로그 → V$ 뷰 → SHOW</w:t>
-      </w:r>
-    </w:p>
-    <w:p>
-      <w:r>
-        <w:rPr>
-          <w:rFonts w:ascii="맑은 고딕" w:hAnsi="맑은 고딕" w:eastAsia="맑은 고딕"/>
-          <w:sz w:val="21"/>
-        </w:rPr>
-        <w:t>③ 알림 로그 → SHOW → 트레이스 → V$ 뷰</w:t>
-      </w:r>
-    </w:p>
-    <w:p>
-      <w:r>
-        <w:rPr>
-          <w:rFonts w:ascii="맑은 고딕" w:hAnsi="맑은 고딕" w:eastAsia="맑은 고딕"/>
-          <w:sz w:val="21"/>
-        </w:rPr>
-        <w:t>④ 순서는 무관하다</w:t>
+        <w:t>① 트레이스 → 알림 로그 → V$ 뷰 → SHOW</w:t>
+      </w:r>
+    </w:p>
+    <w:p>
+      <w:r>
+        <w:rPr>
+          <w:rFonts w:ascii="맑은 고딕" w:hAnsi="맑은 고딕" w:eastAsia="맑은 고딕"/>
+          <w:sz w:val="21"/>
+        </w:rPr>
+        <w:t>② 알림 로그 → SHOW → 트레이스 → V$ 뷰</w:t>
+      </w:r>
+    </w:p>
+    <w:p>
+      <w:r>
+        <w:rPr>
+          <w:rFonts w:ascii="맑은 고딕" w:hAnsi="맑은 고딕" w:eastAsia="맑은 고딕"/>
+          <w:sz w:val="21"/>
+        </w:rPr>
+        <w:t>③ 순서는 무관하다</w:t>
+      </w:r>
+    </w:p>
+    <w:p>
+      <w:r>
+        <w:rPr>
+          <w:rFonts w:ascii="맑은 고딕" w:hAnsi="맑은 고딕" w:eastAsia="맑은 고딕"/>
+          <w:sz w:val="21"/>
+        </w:rPr>
+        <w:t>④ SHOW → V$ARCHIVE_DEST의 ERROR → 알림 로그 → 트레이스</w:t>
       </w:r>
     </w:p>
     <w:p>
@@ -2713,37 +3849,179 @@
           <w:rFonts w:ascii="맑은 고딕" w:hAnsi="맑은 고딕" w:eastAsia="맑은 고딕"/>
           <w:sz w:val="21"/>
         </w:rPr>
-        <w:t>① `DBA_LOGSTDBY_EVENTS`의 `XIDUSN`·`XIDSLT`·`XIDSQN`을 본다</w:t>
-      </w:r>
-    </w:p>
-    <w:p>
-      <w:r>
-        <w:rPr>
-          <w:rFonts w:ascii="맑은 고딕" w:hAnsi="맑은 고딕" w:eastAsia="맑은 고딕"/>
-          <w:sz w:val="21"/>
-        </w:rPr>
-        <w:t>② `V$LOGSTDBY_TRANSACTION`의 `PRIMARY_XIDUSN`을 본다</w:t>
-      </w:r>
-    </w:p>
-    <w:p>
-      <w:r>
-        <w:rPr>
-          <w:rFonts w:ascii="맑은 고딕" w:hAnsi="맑은 고딕" w:eastAsia="맑은 고딕"/>
-          <w:sz w:val="21"/>
-        </w:rPr>
-        <w:t>③ `V$DATAGUARD_STATS`의 `apply lag`을 본다</w:t>
-      </w:r>
-    </w:p>
-    <w:p>
-      <w:r>
-        <w:rPr>
-          <w:rFonts w:ascii="맑은 고딕" w:hAnsi="맑은 고딕" w:eastAsia="맑은 고딕"/>
-          <w:sz w:val="21"/>
-        </w:rPr>
-        <w:t>④ `V$MANAGED_STANDBY`의 `MRP0` 행을 본다</w:t>
+        <w:t xml:space="preserve">① </w:t>
+      </w:r>
+      <w:r>
+        <w:rPr>
+          <w:rFonts w:ascii="Consolas" w:hAnsi="Consolas" w:eastAsia="맑은 고딕"/>
+          <w:sz w:val="21"/>
+        </w:rPr>
+        <w:t xml:space="preserve">DBA_LOGSTDBY_EVENTS</w:t>
+      </w:r>
+      <w:r>
+        <w:rPr>
+          <w:rFonts w:ascii="맑은 고딕" w:hAnsi="맑은 고딕" w:eastAsia="맑은 고딕"/>
+          <w:sz w:val="21"/>
+        </w:rPr>
+        <w:t xml:space="preserve">의 </w:t>
+      </w:r>
+      <w:r>
+        <w:rPr>
+          <w:rFonts w:ascii="Consolas" w:hAnsi="Consolas" w:eastAsia="맑은 고딕"/>
+          <w:sz w:val="21"/>
+        </w:rPr>
+        <w:t xml:space="preserve">XIDUSN</w:t>
+      </w:r>
+      <w:r>
+        <w:rPr>
+          <w:rFonts w:ascii="맑은 고딕" w:hAnsi="맑은 고딕" w:eastAsia="맑은 고딕"/>
+          <w:sz w:val="21"/>
+        </w:rPr>
+        <w:t xml:space="preserve">·</w:t>
+      </w:r>
+      <w:r>
+        <w:rPr>
+          <w:rFonts w:ascii="Consolas" w:hAnsi="Consolas" w:eastAsia="맑은 고딕"/>
+          <w:sz w:val="21"/>
+        </w:rPr>
+        <w:t xml:space="preserve">XIDSLT</w:t>
+      </w:r>
+      <w:r>
+        <w:rPr>
+          <w:rFonts w:ascii="맑은 고딕" w:hAnsi="맑은 고딕" w:eastAsia="맑은 고딕"/>
+          <w:sz w:val="21"/>
+        </w:rPr>
+        <w:t xml:space="preserve">·</w:t>
+      </w:r>
+      <w:r>
+        <w:rPr>
+          <w:rFonts w:ascii="Consolas" w:hAnsi="Consolas" w:eastAsia="맑은 고딕"/>
+          <w:sz w:val="21"/>
+        </w:rPr>
+        <w:t xml:space="preserve">XIDSQN</w:t>
+      </w:r>
+      <w:r>
+        <w:rPr>
+          <w:rFonts w:ascii="맑은 고딕" w:hAnsi="맑은 고딕" w:eastAsia="맑은 고딕"/>
+          <w:sz w:val="21"/>
+        </w:rPr>
+        <w:t xml:space="preserve">을 본다</w:t>
+      </w:r>
+    </w:p>
+    <w:p>
+      <w:r>
+        <w:rPr>
+          <w:rFonts w:ascii="맑은 고딕" w:hAnsi="맑은 고딕" w:eastAsia="맑은 고딕"/>
+          <w:sz w:val="21"/>
+        </w:rPr>
+        <w:t xml:space="preserve">② </w:t>
+      </w:r>
+      <w:r>
+        <w:rPr>
+          <w:rFonts w:ascii="Consolas" w:hAnsi="Consolas" w:eastAsia="맑은 고딕"/>
+          <w:sz w:val="21"/>
+        </w:rPr>
+        <w:t xml:space="preserve">V$MANAGED_STANDBY</w:t>
+      </w:r>
+      <w:r>
+        <w:rPr>
+          <w:rFonts w:ascii="맑은 고딕" w:hAnsi="맑은 고딕" w:eastAsia="맑은 고딕"/>
+          <w:sz w:val="21"/>
+        </w:rPr>
+        <w:t xml:space="preserve">의 </w:t>
+      </w:r>
+      <w:r>
+        <w:rPr>
+          <w:rFonts w:ascii="Consolas" w:hAnsi="Consolas" w:eastAsia="맑은 고딕"/>
+          <w:sz w:val="21"/>
+        </w:rPr>
+        <w:t xml:space="preserve">MRP0</w:t>
+      </w:r>
+      <w:r>
+        <w:rPr>
+          <w:rFonts w:ascii="맑은 고딕" w:hAnsi="맑은 고딕" w:eastAsia="맑은 고딕"/>
+          <w:sz w:val="21"/>
+        </w:rPr>
+        <w:t xml:space="preserve"> 행을 본다</w:t>
+      </w:r>
+    </w:p>
+    <w:p>
+      <w:r>
+        <w:rPr>
+          <w:rFonts w:ascii="맑은 고딕" w:hAnsi="맑은 고딕" w:eastAsia="맑은 고딕"/>
+          <w:sz w:val="21"/>
+        </w:rPr>
+        <w:t xml:space="preserve">③ </w:t>
+      </w:r>
+      <w:r>
+        <w:rPr>
+          <w:rFonts w:ascii="Consolas" w:hAnsi="Consolas" w:eastAsia="맑은 고딕"/>
+          <w:sz w:val="21"/>
+        </w:rPr>
+        <w:t xml:space="preserve">V$LOGSTDBY_TRANSACTION</w:t>
+      </w:r>
+      <w:r>
+        <w:rPr>
+          <w:rFonts w:ascii="맑은 고딕" w:hAnsi="맑은 고딕" w:eastAsia="맑은 고딕"/>
+          <w:sz w:val="21"/>
+        </w:rPr>
+        <w:t xml:space="preserve">의 </w:t>
+      </w:r>
+      <w:r>
+        <w:rPr>
+          <w:rFonts w:ascii="Consolas" w:hAnsi="Consolas" w:eastAsia="맑은 고딕"/>
+          <w:sz w:val="21"/>
+        </w:rPr>
+        <w:t xml:space="preserve">PRIMARY_XIDUSN</w:t>
+      </w:r>
+      <w:r>
+        <w:rPr>
+          <w:rFonts w:ascii="맑은 고딕" w:hAnsi="맑은 고딕" w:eastAsia="맑은 고딕"/>
+          <w:sz w:val="21"/>
+        </w:rPr>
+        <w:t xml:space="preserve">을 본다</w:t>
+      </w:r>
+    </w:p>
+    <w:p>
+      <w:r>
+        <w:rPr>
+          <w:rFonts w:ascii="맑은 고딕" w:hAnsi="맑은 고딕" w:eastAsia="맑은 고딕"/>
+          <w:sz w:val="21"/>
+        </w:rPr>
+        <w:t xml:space="preserve">④ </w:t>
+      </w:r>
+      <w:r>
+        <w:rPr>
+          <w:rFonts w:ascii="Consolas" w:hAnsi="Consolas" w:eastAsia="맑은 고딕"/>
+          <w:sz w:val="21"/>
+        </w:rPr>
+        <w:t xml:space="preserve">V$DATAGUARD_STATS</w:t>
+      </w:r>
+      <w:r>
+        <w:rPr>
+          <w:rFonts w:ascii="맑은 고딕" w:hAnsi="맑은 고딕" w:eastAsia="맑은 고딕"/>
+          <w:sz w:val="21"/>
+        </w:rPr>
+        <w:t xml:space="preserve">의 </w:t>
+      </w:r>
+      <w:r>
+        <w:rPr>
+          <w:rFonts w:ascii="Consolas" w:hAnsi="Consolas" w:eastAsia="맑은 고딕"/>
+          <w:sz w:val="21"/>
+        </w:rPr>
+        <w:t xml:space="preserve">apply lag</w:t>
+      </w:r>
+      <w:r>
+        <w:rPr>
+          <w:rFonts w:ascii="맑은 고딕" w:hAnsi="맑은 고딕" w:eastAsia="맑은 고딕"/>
+          <w:sz w:val="21"/>
+        </w:rPr>
+        <w:t xml:space="preserve">을 본다</w:t>
       </w:r>
     </w:p>
     <w:sectPr>
+      <w:headerReference w:type="default" r:id="rId9"/>
+      <w:footerReference w:type="default" r:id="rId10"/>
       <w:pgSz w:w="12240" w:h="15840"/>
       <w:pgMar w:top="1440" w:right="1800" w:bottom="1440" w:left="1800" w:header="720" w:footer="720" w:gutter="0"/>
       <w:cols w:space="720"/>
@@ -2751,6 +4029,26 @@
     </w:sectPr>
   </w:body>
 </w:document>
+</file>
+
+<file path=word/footer1.xml><?xml version="1.0" encoding="utf-8"?>
+<w:ftr xmlns:m="http://schemas.openxmlformats.org/officeDocument/2006/math" xmlns:mc="http://schemas.openxmlformats.org/markup-compatibility/2006" xmlns:mo="http://schemas.microsoft.com/office/mac/office/2008/main" xmlns:mv="urn:schemas-microsoft-com:mac:vml" xmlns:o="urn:schemas-microsoft-com:office:office" xmlns:r="http://schemas.openxmlformats.org/officeDocument/2006/relationships" xmlns:v="urn:schemas-microsoft-com:vml" xmlns:w10="urn:schemas-microsoft-com:office:word" xmlns:w14="http://schemas.microsoft.com/office/word/2010/wordml" xmlns:w="http://schemas.openxmlformats.org/wordprocessingml/2006/main" xmlns:wne="http://schemas.microsoft.com/office/word/2006/wordml" xmlns:wp14="http://schemas.microsoft.com/office/word/2010/wordprocessingDrawing" xmlns:wp="http://schemas.openxmlformats.org/drawingml/2006/wordprocessingDrawing" xmlns:wpc="http://schemas.microsoft.com/office/word/2010/wordprocessingCanvas" xmlns:wpg="http://schemas.microsoft.com/office/word/2010/wordprocessingGroup" xmlns:wpi="http://schemas.microsoft.com/office/word/2010/wordprocessingInk" xmlns:wps="http://schemas.microsoft.com/office/word/2010/wordprocessingShape" mc:Ignorable="w14 wp14">
+  <w:p>
+    <w:pPr>
+      <w:pStyle w:val="Footer"/>
+    </w:pPr>
+  </w:p>
+</w:ftr>
+</file>
+
+<file path=word/header1.xml><?xml version="1.0" encoding="utf-8"?>
+<w:hdr xmlns:m="http://schemas.openxmlformats.org/officeDocument/2006/math" xmlns:mc="http://schemas.openxmlformats.org/markup-compatibility/2006" xmlns:mo="http://schemas.microsoft.com/office/mac/office/2008/main" xmlns:mv="urn:schemas-microsoft-com:mac:vml" xmlns:o="urn:schemas-microsoft-com:office:office" xmlns:r="http://schemas.openxmlformats.org/officeDocument/2006/relationships" xmlns:v="urn:schemas-microsoft-com:vml" xmlns:w10="urn:schemas-microsoft-com:office:word" xmlns:w14="http://schemas.microsoft.com/office/word/2010/wordml" xmlns:w="http://schemas.openxmlformats.org/wordprocessingml/2006/main" xmlns:wne="http://schemas.microsoft.com/office/word/2006/wordml" xmlns:wp14="http://schemas.microsoft.com/office/word/2010/wordprocessingDrawing" xmlns:wp="http://schemas.openxmlformats.org/drawingml/2006/wordprocessingDrawing" xmlns:wpc="http://schemas.microsoft.com/office/word/2010/wordprocessingCanvas" xmlns:wpg="http://schemas.microsoft.com/office/word/2010/wordprocessingGroup" xmlns:wpi="http://schemas.microsoft.com/office/word/2010/wordprocessingInk" xmlns:wps="http://schemas.microsoft.com/office/word/2010/wordprocessingShape" mc:Ignorable="w14 wp14">
+  <w:p>
+    <w:pPr>
+      <w:pStyle w:val="Header"/>
+    </w:pPr>
+  </w:p>
+</w:hdr>
 </file>
 
 <file path=word/numbering.xml><?xml version="1.0" encoding="utf-8"?>
